--- a/docs/government-project/07_관리자매뉴얼.docx
+++ b/docs/government-project/07_관리자매뉴얼.docx
@@ -1723,7 +1723,7 @@
                 <w:sz w:val="18"/>
                 <w:szCs w:val="18"/>
               </w:rPr>
-              <w:t xml:space="preserve">/admin/intake/[id] 에서 [코디네이터 배정] 클릭 후 담당자 선택</w:t>
+              <w:t>/admin/inquiries 에서 [코디네이터 배정] 클릭 후 담당자 선택</w:t>
             </w:r>
           </w:p>
         </w:tc>
@@ -6111,6 +6111,2041 @@
         </w:tc>
       </w:tr>
     </w:tbl>
+    <w:p>
+      <w:r>
+        <w:br w:type="page"/>
+      </w:r>
+    </w:p>
+    <w:p>
+      <w:r>
+        <w:rPr>
+          <w:rFonts w:ascii="맑은 고딕" w:hAnsi="맑은 고딕"/>
+          <w:b/>
+          <w:color w:val="00467F"/>
+          <w:sz w:val="28"/>
+          <w:rFonts w:eastAsia="맑은 고딕"/>
+        </w:rPr>
+        <w:t>부록. 현행 반영 (2026. 7. 27. 기준)</w:t>
+      </w:r>
+    </w:p>
+    <w:p>
+      <w:r>
+        <w:rPr>
+          <w:rFonts w:ascii="맑은 고딕" w:hAnsi="맑은 고딕"/>
+          <w:b w:val="0"/>
+          <w:sz w:val="20"/>
+          <w:rFonts w:eastAsia="맑은 고딕"/>
+        </w:rPr>
+        <w:t>본 부록은 문서 본문 작성 이후 변경된 사항을 현행 기준으로 반영한 것이다. 수치는 추정이 아니라 운영데이터베이스 정확 집계이며, 화면 경로는 실제 배포 코드 기준이다.</w:t>
+      </w:r>
+    </w:p>
+    <w:p/>
+    <w:p>
+      <w:r>
+        <w:rPr>
+          <w:rFonts w:ascii="맑은 고딕" w:hAnsi="맑은 고딕"/>
+          <w:b/>
+          <w:color w:val="00467F"/>
+          <w:sz w:val="24"/>
+          <w:rFonts w:eastAsia="맑은 고딕"/>
+        </w:rPr>
+        <w:t>1. 계정 계층 (7종)</w:t>
+      </w:r>
+    </w:p>
+    <w:p>
+      <w:r>
+        <w:rPr>
+          <w:rFonts w:ascii="맑은 고딕" w:hAnsi="맑은 고딕"/>
+          <w:b w:val="0"/>
+          <w:sz w:val="18"/>
+          <w:rFonts w:eastAsia="맑은 고딕"/>
+        </w:rPr>
+        <w:t>※ 의사는 계정 계층이 아니다. 화상상담 초대링크 게스트 또는 의료기관 계정으로 참여한다.</w:t>
+      </w:r>
+    </w:p>
+    <w:tbl>
+      <w:tblPr>
+        <w:tblW w:type="auto" w:w="0"/>
+        <w:tblLook w:firstColumn="1" w:firstRow="1" w:lastColumn="0" w:lastRow="0" w:noHBand="0" w:noVBand="1" w:val="04A0"/>
+        <w:tblBorders>
+          <w:top w:val="single" w:sz="4" w:color="999999"/>
+          <w:left w:val="single" w:sz="4" w:color="999999"/>
+          <w:bottom w:val="single" w:sz="4" w:color="999999"/>
+          <w:right w:val="single" w:sz="4" w:color="999999"/>
+          <w:insideH w:val="single" w:sz="4" w:color="999999"/>
+          <w:insideV w:val="single" w:sz="4" w:color="999999"/>
+        </w:tblBorders>
+      </w:tblPr>
+      <w:tblGrid>
+        <w:gridCol w:w="2166"/>
+        <w:gridCol w:w="2166"/>
+        <w:gridCol w:w="2166"/>
+        <w:gridCol w:w="2166"/>
+      </w:tblGrid>
+      <w:tr>
+        <w:tc>
+          <w:tcPr>
+            <w:tcW w:type="dxa" w:w="2166"/>
+            <w:shd w:val="clear" w:color="auto" w:fill="00467F"/>
+          </w:tcPr>
+          <w:p>
+            <w:r/>
+            <w:r>
+              <w:rPr>
+                <w:rFonts w:ascii="맑은 고딕" w:hAnsi="맑은 고딕"/>
+                <w:b/>
+                <w:color w:val="FFFFFF"/>
+                <w:sz w:val="18"/>
+                <w:rFonts w:eastAsia="맑은 고딕"/>
+              </w:rPr>
+              <w:t>계층</w:t>
+            </w:r>
+          </w:p>
+        </w:tc>
+        <w:tc>
+          <w:tcPr>
+            <w:tcW w:type="dxa" w:w="2166"/>
+            <w:shd w:val="clear" w:color="auto" w:fill="00467F"/>
+          </w:tcPr>
+          <w:p>
+            <w:r/>
+            <w:r>
+              <w:rPr>
+                <w:rFonts w:ascii="맑은 고딕" w:hAnsi="맑은 고딕"/>
+                <w:b/>
+                <w:color w:val="FFFFFF"/>
+                <w:sz w:val="18"/>
+                <w:rFonts w:eastAsia="맑은 고딕"/>
+              </w:rPr>
+              <w:t>권한 저장</w:t>
+            </w:r>
+          </w:p>
+        </w:tc>
+        <w:tc>
+          <w:tcPr>
+            <w:tcW w:type="dxa" w:w="2166"/>
+            <w:shd w:val="clear" w:color="auto" w:fill="00467F"/>
+          </w:tcPr>
+          <w:p>
+            <w:r/>
+            <w:r>
+              <w:rPr>
+                <w:rFonts w:ascii="맑은 고딕" w:hAnsi="맑은 고딕"/>
+                <w:b/>
+                <w:color w:val="FFFFFF"/>
+                <w:sz w:val="18"/>
+                <w:rFonts w:eastAsia="맑은 고딕"/>
+              </w:rPr>
+              <w:t>전용 화면</w:t>
+            </w:r>
+          </w:p>
+        </w:tc>
+        <w:tc>
+          <w:tcPr>
+            <w:tcW w:type="dxa" w:w="2166"/>
+            <w:shd w:val="clear" w:color="auto" w:fill="00467F"/>
+          </w:tcPr>
+          <w:p>
+            <w:r/>
+            <w:r>
+              <w:rPr>
+                <w:rFonts w:ascii="맑은 고딕" w:hAnsi="맑은 고딕"/>
+                <w:b/>
+                <w:color w:val="FFFFFF"/>
+                <w:sz w:val="18"/>
+                <w:rFonts w:eastAsia="맑은 고딕"/>
+              </w:rPr>
+              <w:t>설명</w:t>
+            </w:r>
+          </w:p>
+        </w:tc>
+      </w:tr>
+      <w:tr>
+        <w:tc>
+          <w:tcPr>
+            <w:tcW w:type="dxa" w:w="2166"/>
+          </w:tcPr>
+          <w:p>
+            <w:r/>
+            <w:r>
+              <w:rPr>
+                <w:rFonts w:ascii="맑은 고딕" w:hAnsi="맑은 고딕"/>
+                <w:b/>
+                <w:sz w:val="18"/>
+                <w:rFonts w:eastAsia="맑은 고딕"/>
+              </w:rPr>
+              <w:t>비회원(게스트)</w:t>
+            </w:r>
+          </w:p>
+        </w:tc>
+        <w:tc>
+          <w:tcPr>
+            <w:tcW w:type="dxa" w:w="2166"/>
+          </w:tcPr>
+          <w:p>
+            <w:r/>
+            <w:r>
+              <w:rPr>
+                <w:rFonts w:ascii="맑은 고딕" w:hAnsi="맑은 고딕"/>
+                <w:b w:val="0"/>
+                <w:sz w:val="18"/>
+                <w:rFonts w:eastAsia="맑은 고딕"/>
+              </w:rPr>
+              <w:t>초대링크 토큰</w:t>
+            </w:r>
+          </w:p>
+        </w:tc>
+        <w:tc>
+          <w:tcPr>
+            <w:tcW w:type="dxa" w:w="2166"/>
+          </w:tcPr>
+          <w:p>
+            <w:r/>
+            <w:r>
+              <w:rPr>
+                <w:rFonts w:ascii="맑은 고딕" w:hAnsi="맑은 고딕"/>
+                <w:b w:val="0"/>
+                <w:sz w:val="18"/>
+                <w:rFonts w:eastAsia="맑은 고딕"/>
+              </w:rPr>
+              <w:t>—</w:t>
+            </w:r>
+          </w:p>
+        </w:tc>
+        <w:tc>
+          <w:tcPr>
+            <w:tcW w:type="dxa" w:w="2166"/>
+          </w:tcPr>
+          <w:p>
+            <w:r/>
+            <w:r>
+              <w:rPr>
+                <w:rFonts w:ascii="맑은 고딕" w:hAnsi="맑은 고딕"/>
+                <w:b w:val="0"/>
+                <w:sz w:val="18"/>
+                <w:rFonts w:eastAsia="맑은 고딕"/>
+              </w:rPr>
+              <w:t>계정 없이 화상상담 초대링크로만 상담방 입장. 의료진·통역사가 이 방식으로 참여.</w:t>
+            </w:r>
+          </w:p>
+        </w:tc>
+      </w:tr>
+      <w:tr>
+        <w:tc>
+          <w:tcPr>
+            <w:tcW w:type="dxa" w:w="2166"/>
+          </w:tcPr>
+          <w:p>
+            <w:r/>
+            <w:r>
+              <w:rPr>
+                <w:rFonts w:ascii="맑은 고딕" w:hAnsi="맑은 고딕"/>
+                <w:b/>
+                <w:sz w:val="18"/>
+                <w:rFonts w:eastAsia="맑은 고딕"/>
+              </w:rPr>
+              <w:t>사용자(환자)</w:t>
+            </w:r>
+          </w:p>
+        </w:tc>
+        <w:tc>
+          <w:tcPr>
+            <w:tcW w:type="dxa" w:w="2166"/>
+          </w:tcPr>
+          <w:p>
+            <w:r/>
+            <w:r>
+              <w:rPr>
+                <w:rFonts w:ascii="맑은 고딕" w:hAnsi="맑은 고딕"/>
+                <w:b w:val="0"/>
+                <w:sz w:val="18"/>
+                <w:rFonts w:eastAsia="맑은 고딕"/>
+              </w:rPr>
+              <w:t>로그인 계정(기본값)</w:t>
+            </w:r>
+          </w:p>
+        </w:tc>
+        <w:tc>
+          <w:tcPr>
+            <w:tcW w:type="dxa" w:w="2166"/>
+          </w:tcPr>
+          <w:p>
+            <w:r/>
+            <w:r>
+              <w:rPr>
+                <w:rFonts w:ascii="맑은 고딕" w:hAnsi="맑은 고딕"/>
+                <w:b w:val="0"/>
+                <w:sz w:val="18"/>
+                <w:rFonts w:eastAsia="맑은 고딕"/>
+              </w:rPr>
+              <w:t>/patient</w:t>
+            </w:r>
+          </w:p>
+        </w:tc>
+        <w:tc>
+          <w:tcPr>
+            <w:tcW w:type="dxa" w:w="2166"/>
+          </w:tcPr>
+          <w:p>
+            <w:r/>
+            <w:r>
+              <w:rPr>
+                <w:rFonts w:ascii="맑은 고딕" w:hAnsi="맑은 고딕"/>
+                <w:b w:val="0"/>
+                <w:sz w:val="18"/>
+                <w:rFonts w:eastAsia="맑은 고딕"/>
+              </w:rPr>
+              <w:t>문의·상담·사후관리. 별도 역할 없음이 기본.</w:t>
+            </w:r>
+          </w:p>
+        </w:tc>
+      </w:tr>
+      <w:tr>
+        <w:tc>
+          <w:tcPr>
+            <w:tcW w:type="dxa" w:w="2166"/>
+          </w:tcPr>
+          <w:p>
+            <w:r/>
+            <w:r>
+              <w:rPr>
+                <w:rFonts w:ascii="맑은 고딕" w:hAnsi="맑은 고딕"/>
+                <w:b/>
+                <w:sz w:val="18"/>
+                <w:rFonts w:eastAsia="맑은 고딕"/>
+              </w:rPr>
+              <w:t>코디네이터</w:t>
+            </w:r>
+          </w:p>
+        </w:tc>
+        <w:tc>
+          <w:tcPr>
+            <w:tcW w:type="dxa" w:w="2166"/>
+          </w:tcPr>
+          <w:p>
+            <w:r/>
+            <w:r>
+              <w:rPr>
+                <w:rFonts w:ascii="맑은 고딕" w:hAnsi="맑은 고딕"/>
+                <w:b w:val="0"/>
+                <w:sz w:val="18"/>
+                <w:rFonts w:eastAsia="맑은 고딕"/>
+              </w:rPr>
+              <w:t>app_metadata.role</w:t>
+            </w:r>
+          </w:p>
+        </w:tc>
+        <w:tc>
+          <w:tcPr>
+            <w:tcW w:type="dxa" w:w="2166"/>
+          </w:tcPr>
+          <w:p>
+            <w:r/>
+            <w:r>
+              <w:rPr>
+                <w:rFonts w:ascii="맑은 고딕" w:hAnsi="맑은 고딕"/>
+                <w:b w:val="0"/>
+                <w:sz w:val="18"/>
+                <w:rFonts w:eastAsia="맑은 고딕"/>
+              </w:rPr>
+              <w:t>/coordinator</w:t>
+            </w:r>
+          </w:p>
+        </w:tc>
+        <w:tc>
+          <w:tcPr>
+            <w:tcW w:type="dxa" w:w="2166"/>
+          </w:tcPr>
+          <w:p>
+            <w:r/>
+            <w:r>
+              <w:rPr>
+                <w:rFonts w:ascii="맑은 고딕" w:hAnsi="맑은 고딕"/>
+                <w:b w:val="0"/>
+                <w:sz w:val="18"/>
+                <w:rFonts w:eastAsia="맑은 고딕"/>
+              </w:rPr>
+              <w:t>내부 스태프. 환자 여정·상담 일정·증상 알림 관리.</w:t>
+            </w:r>
+          </w:p>
+        </w:tc>
+      </w:tr>
+      <w:tr>
+        <w:tc>
+          <w:tcPr>
+            <w:tcW w:type="dxa" w:w="2166"/>
+          </w:tcPr>
+          <w:p>
+            <w:r/>
+            <w:r>
+              <w:rPr>
+                <w:rFonts w:ascii="맑은 고딕" w:hAnsi="맑은 고딕"/>
+                <w:b/>
+                <w:sz w:val="18"/>
+                <w:rFonts w:eastAsia="맑은 고딕"/>
+              </w:rPr>
+              <w:t>관리자</w:t>
+            </w:r>
+          </w:p>
+        </w:tc>
+        <w:tc>
+          <w:tcPr>
+            <w:tcW w:type="dxa" w:w="2166"/>
+          </w:tcPr>
+          <w:p>
+            <w:r/>
+            <w:r>
+              <w:rPr>
+                <w:rFonts w:ascii="맑은 고딕" w:hAnsi="맑은 고딕"/>
+                <w:b w:val="0"/>
+                <w:sz w:val="18"/>
+                <w:rFonts w:eastAsia="맑은 고딕"/>
+              </w:rPr>
+              <w:t>app_metadata.role</w:t>
+            </w:r>
+          </w:p>
+        </w:tc>
+        <w:tc>
+          <w:tcPr>
+            <w:tcW w:type="dxa" w:w="2166"/>
+          </w:tcPr>
+          <w:p>
+            <w:r/>
+            <w:r>
+              <w:rPr>
+                <w:rFonts w:ascii="맑은 고딕" w:hAnsi="맑은 고딕"/>
+                <w:b w:val="0"/>
+                <w:sz w:val="18"/>
+                <w:rFonts w:eastAsia="맑은 고딕"/>
+              </w:rPr>
+              <w:t>/admin</w:t>
+            </w:r>
+          </w:p>
+        </w:tc>
+        <w:tc>
+          <w:tcPr>
+            <w:tcW w:type="dxa" w:w="2166"/>
+          </w:tcPr>
+          <w:p>
+            <w:r/>
+            <w:r>
+              <w:rPr>
+                <w:rFonts w:ascii="맑은 고딕" w:hAnsi="맑은 고딕"/>
+                <w:b w:val="0"/>
+                <w:sz w:val="18"/>
+                <w:rFonts w:eastAsia="맑은 고딕"/>
+              </w:rPr>
+              <w:t>운영자. 전체 권한. 통합 콘솔에서 코디 화면까지 포함.</w:t>
+            </w:r>
+          </w:p>
+        </w:tc>
+      </w:tr>
+      <w:tr>
+        <w:tc>
+          <w:tcPr>
+            <w:tcW w:type="dxa" w:w="2166"/>
+          </w:tcPr>
+          <w:p>
+            <w:r/>
+            <w:r>
+              <w:rPr>
+                <w:rFonts w:ascii="맑은 고딕" w:hAnsi="맑은 고딕"/>
+                <w:b/>
+                <w:sz w:val="18"/>
+                <w:rFonts w:eastAsia="맑은 고딕"/>
+              </w:rPr>
+              <w:t>국내 의료기관</w:t>
+            </w:r>
+          </w:p>
+        </w:tc>
+        <w:tc>
+          <w:tcPr>
+            <w:tcW w:type="dxa" w:w="2166"/>
+          </w:tcPr>
+          <w:p>
+            <w:r/>
+            <w:r>
+              <w:rPr>
+                <w:rFonts w:ascii="맑은 고딕" w:hAnsi="맑은 고딕"/>
+                <w:b w:val="0"/>
+                <w:sz w:val="18"/>
+                <w:rFonts w:eastAsia="맑은 고딕"/>
+              </w:rPr>
+              <w:t>hospital_users 테이블</w:t>
+            </w:r>
+          </w:p>
+        </w:tc>
+        <w:tc>
+          <w:tcPr>
+            <w:tcW w:type="dxa" w:w="2166"/>
+          </w:tcPr>
+          <w:p>
+            <w:r/>
+            <w:r>
+              <w:rPr>
+                <w:rFonts w:ascii="맑은 고딕" w:hAnsi="맑은 고딕"/>
+                <w:b w:val="0"/>
+                <w:sz w:val="18"/>
+                <w:rFonts w:eastAsia="맑은 고딕"/>
+              </w:rPr>
+              <w:t>/hospital</w:t>
+            </w:r>
+          </w:p>
+        </w:tc>
+        <w:tc>
+          <w:tcPr>
+            <w:tcW w:type="dxa" w:w="2166"/>
+          </w:tcPr>
+          <w:p>
+            <w:r/>
+            <w:r>
+              <w:rPr>
+                <w:rFonts w:ascii="맑은 고딕" w:hAnsi="맑은 고딕"/>
+                <w:b w:val="0"/>
+                <w:sz w:val="18"/>
+                <w:rFonts w:eastAsia="맑은 고딕"/>
+              </w:rPr>
+              <w:t>제휴 한국 병원 담당자(owner/manager/viewer). 리드·프로필·치료정보 관리.</w:t>
+            </w:r>
+          </w:p>
+        </w:tc>
+      </w:tr>
+      <w:tr>
+        <w:tc>
+          <w:tcPr>
+            <w:tcW w:type="dxa" w:w="2166"/>
+          </w:tcPr>
+          <w:p>
+            <w:r/>
+            <w:r>
+              <w:rPr>
+                <w:rFonts w:ascii="맑은 고딕" w:hAnsi="맑은 고딕"/>
+                <w:b/>
+                <w:sz w:val="18"/>
+                <w:rFonts w:eastAsia="맑은 고딕"/>
+              </w:rPr>
+              <w:t>해외 에이전시</w:t>
+            </w:r>
+          </w:p>
+        </w:tc>
+        <w:tc>
+          <w:tcPr>
+            <w:tcW w:type="dxa" w:w="2166"/>
+          </w:tcPr>
+          <w:p>
+            <w:r/>
+            <w:r>
+              <w:rPr>
+                <w:rFonts w:ascii="맑은 고딕" w:hAnsi="맑은 고딕"/>
+                <w:b w:val="0"/>
+                <w:sz w:val="18"/>
+                <w:rFonts w:eastAsia="맑은 고딕"/>
+              </w:rPr>
+              <w:t>agency_users + partner_type</w:t>
+            </w:r>
+          </w:p>
+        </w:tc>
+        <w:tc>
+          <w:tcPr>
+            <w:tcW w:type="dxa" w:w="2166"/>
+          </w:tcPr>
+          <w:p>
+            <w:r/>
+            <w:r>
+              <w:rPr>
+                <w:rFonts w:ascii="맑은 고딕" w:hAnsi="맑은 고딕"/>
+                <w:b w:val="0"/>
+                <w:sz w:val="18"/>
+                <w:rFonts w:eastAsia="맑은 고딕"/>
+              </w:rPr>
+              <w:t>/agency</w:t>
+            </w:r>
+          </w:p>
+        </w:tc>
+        <w:tc>
+          <w:tcPr>
+            <w:tcW w:type="dxa" w:w="2166"/>
+          </w:tcPr>
+          <w:p>
+            <w:r/>
+            <w:r>
+              <w:rPr>
+                <w:rFonts w:ascii="맑은 고딕" w:hAnsi="맑은 고딕"/>
+                <w:b w:val="0"/>
+                <w:sz w:val="18"/>
+                <w:rFonts w:eastAsia="맑은 고딕"/>
+              </w:rPr>
+              <w:t>해외 환자 유치 파트너. 의뢰 환자 진행상황 조회.</w:t>
+            </w:r>
+          </w:p>
+        </w:tc>
+      </w:tr>
+      <w:tr>
+        <w:tc>
+          <w:tcPr>
+            <w:tcW w:type="dxa" w:w="2166"/>
+          </w:tcPr>
+          <w:p>
+            <w:r/>
+            <w:r>
+              <w:rPr>
+                <w:rFonts w:ascii="맑은 고딕" w:hAnsi="맑은 고딕"/>
+                <w:b/>
+                <w:sz w:val="18"/>
+                <w:rFonts w:eastAsia="맑은 고딕"/>
+              </w:rPr>
+              <w:t>해외 의료기관</w:t>
+            </w:r>
+          </w:p>
+        </w:tc>
+        <w:tc>
+          <w:tcPr>
+            <w:tcW w:type="dxa" w:w="2166"/>
+          </w:tcPr>
+          <w:p>
+            <w:r/>
+            <w:r>
+              <w:rPr>
+                <w:rFonts w:ascii="맑은 고딕" w:hAnsi="맑은 고딕"/>
+                <w:b w:val="0"/>
+                <w:sz w:val="18"/>
+                <w:rFonts w:eastAsia="맑은 고딕"/>
+              </w:rPr>
+              <w:t>agency_users + partner_type</w:t>
+            </w:r>
+          </w:p>
+        </w:tc>
+        <w:tc>
+          <w:tcPr>
+            <w:tcW w:type="dxa" w:w="2166"/>
+          </w:tcPr>
+          <w:p>
+            <w:r/>
+            <w:r>
+              <w:rPr>
+                <w:rFonts w:ascii="맑은 고딕" w:hAnsi="맑은 고딕"/>
+                <w:b w:val="0"/>
+                <w:sz w:val="18"/>
+                <w:rFonts w:eastAsia="맑은 고딕"/>
+              </w:rPr>
+              <w:t>/clinic</w:t>
+            </w:r>
+          </w:p>
+        </w:tc>
+        <w:tc>
+          <w:tcPr>
+            <w:tcW w:type="dxa" w:w="2166"/>
+          </w:tcPr>
+          <w:p>
+            <w:r/>
+            <w:r>
+              <w:rPr>
+                <w:rFonts w:ascii="맑은 고딕" w:hAnsi="맑은 고딕"/>
+                <w:b w:val="0"/>
+                <w:sz w:val="18"/>
+                <w:rFonts w:eastAsia="맑은 고딕"/>
+              </w:rPr>
+              <w:t>환자를 한국으로 의뢰하는 현지 병원. 경과·검사결과 전송 주체.</w:t>
+            </w:r>
+          </w:p>
+        </w:tc>
+      </w:tr>
+    </w:tbl>
+    <w:p/>
+    <w:p>
+      <w:r>
+        <w:rPr>
+          <w:rFonts w:ascii="맑은 고딕" w:hAnsi="맑은 고딕"/>
+          <w:b/>
+          <w:color w:val="00467F"/>
+          <w:sz w:val="24"/>
+          <w:rFonts w:eastAsia="맑은 고딕"/>
+        </w:rPr>
+        <w:t>2. 화상 상담(원격협진) 기능</w:t>
+      </w:r>
+    </w:p>
+    <w:tbl>
+      <w:tblPr>
+        <w:tblW w:type="auto" w:w="0"/>
+        <w:tblLook w:firstColumn="1" w:firstRow="1" w:lastColumn="0" w:lastRow="0" w:noHBand="0" w:noVBand="1" w:val="04A0"/>
+        <w:tblBorders>
+          <w:top w:val="single" w:sz="4" w:color="999999"/>
+          <w:left w:val="single" w:sz="4" w:color="999999"/>
+          <w:bottom w:val="single" w:sz="4" w:color="999999"/>
+          <w:right w:val="single" w:sz="4" w:color="999999"/>
+          <w:insideH w:val="single" w:sz="4" w:color="999999"/>
+          <w:insideV w:val="single" w:sz="4" w:color="999999"/>
+        </w:tblBorders>
+      </w:tblPr>
+      <w:tblGrid>
+        <w:gridCol w:w="4333"/>
+        <w:gridCol w:w="4333"/>
+      </w:tblGrid>
+      <w:tr>
+        <w:tc>
+          <w:tcPr>
+            <w:tcW w:type="dxa" w:w="4333"/>
+            <w:shd w:val="clear" w:color="auto" w:fill="00467F"/>
+          </w:tcPr>
+          <w:p>
+            <w:r/>
+            <w:r>
+              <w:rPr>
+                <w:rFonts w:ascii="맑은 고딕" w:hAnsi="맑은 고딕"/>
+                <w:b/>
+                <w:color w:val="FFFFFF"/>
+                <w:sz w:val="18"/>
+                <w:rFonts w:eastAsia="맑은 고딕"/>
+              </w:rPr>
+              <w:t>구분</w:t>
+            </w:r>
+          </w:p>
+        </w:tc>
+        <w:tc>
+          <w:tcPr>
+            <w:tcW w:type="dxa" w:w="4333"/>
+            <w:shd w:val="clear" w:color="auto" w:fill="00467F"/>
+          </w:tcPr>
+          <w:p>
+            <w:r/>
+            <w:r>
+              <w:rPr>
+                <w:rFonts w:ascii="맑은 고딕" w:hAnsi="맑은 고딕"/>
+                <w:b/>
+                <w:color w:val="FFFFFF"/>
+                <w:sz w:val="18"/>
+                <w:rFonts w:eastAsia="맑은 고딕"/>
+              </w:rPr>
+              <w:t>내용</w:t>
+            </w:r>
+          </w:p>
+        </w:tc>
+      </w:tr>
+      <w:tr>
+        <w:tc>
+          <w:tcPr>
+            <w:tcW w:type="dxa" w:w="4333"/>
+          </w:tcPr>
+          <w:p>
+            <w:r/>
+            <w:r>
+              <w:rPr>
+                <w:rFonts w:ascii="맑은 고딕" w:hAnsi="맑은 고딕"/>
+                <w:b/>
+                <w:sz w:val="18"/>
+                <w:rFonts w:eastAsia="맑은 고딕"/>
+              </w:rPr>
+              <w:t>영상·음성</w:t>
+            </w:r>
+          </w:p>
+        </w:tc>
+        <w:tc>
+          <w:tcPr>
+            <w:tcW w:type="dxa" w:w="4333"/>
+          </w:tcPr>
+          <w:p>
+            <w:r/>
+            <w:r>
+              <w:rPr>
+                <w:rFonts w:ascii="맑은 고딕" w:hAnsi="맑은 고딕"/>
+                <w:b w:val="0"/>
+                <w:sz w:val="18"/>
+                <w:rFonts w:eastAsia="맑은 고딕"/>
+              </w:rPr>
+              <w:t>LiveKit 기반 WebRTC 다자 통화. 계정 없이 초대링크로 입장.</w:t>
+            </w:r>
+          </w:p>
+        </w:tc>
+      </w:tr>
+      <w:tr>
+        <w:tc>
+          <w:tcPr>
+            <w:tcW w:type="dxa" w:w="4333"/>
+          </w:tcPr>
+          <w:p>
+            <w:r/>
+            <w:r>
+              <w:rPr>
+                <w:rFonts w:ascii="맑은 고딕" w:hAnsi="맑은 고딕"/>
+                <w:b/>
+                <w:sz w:val="18"/>
+                <w:rFonts w:eastAsia="맑은 고딕"/>
+              </w:rPr>
+              <w:t>실시간 자막</w:t>
+            </w:r>
+          </w:p>
+        </w:tc>
+        <w:tc>
+          <w:tcPr>
+            <w:tcW w:type="dxa" w:w="4333"/>
+          </w:tcPr>
+          <w:p>
+            <w:r/>
+            <w:r>
+              <w:rPr>
+                <w:rFonts w:ascii="맑은 고딕" w:hAnsi="맑은 고딕"/>
+                <w:b w:val="0"/>
+                <w:sz w:val="18"/>
+                <w:rFonts w:eastAsia="맑은 고딕"/>
+              </w:rPr>
+              <w:t>발화를 인식해 자막 표시. 화자를 «역할»이 아니라 «사람» 기준으로 구분(색·이름·좌우).</w:t>
+            </w:r>
+          </w:p>
+        </w:tc>
+      </w:tr>
+      <w:tr>
+        <w:tc>
+          <w:tcPr>
+            <w:tcW w:type="dxa" w:w="4333"/>
+          </w:tcPr>
+          <w:p>
+            <w:r/>
+            <w:r>
+              <w:rPr>
+                <w:rFonts w:ascii="맑은 고딕" w:hAnsi="맑은 고딕"/>
+                <w:b/>
+                <w:sz w:val="18"/>
+                <w:rFonts w:eastAsia="맑은 고딕"/>
+              </w:rPr>
+              <w:t>실시간 통역</w:t>
+            </w:r>
+          </w:p>
+        </w:tc>
+        <w:tc>
+          <w:tcPr>
+            <w:tcW w:type="dxa" w:w="4333"/>
+          </w:tcPr>
+          <w:p>
+            <w:r/>
+            <w:r>
+              <w:rPr>
+                <w:rFonts w:ascii="맑은 고딕" w:hAnsi="맑은 고딕"/>
+                <w:b w:val="0"/>
+                <w:sz w:val="18"/>
+                <w:rFonts w:eastAsia="맑은 고딕"/>
+              </w:rPr>
+              <w:t>한국어 ↔ 러시아어 등 상호 번역 자막. 통역 음성 봇 참여 시 음성 통역.</w:t>
+            </w:r>
+          </w:p>
+        </w:tc>
+      </w:tr>
+      <w:tr>
+        <w:tc>
+          <w:tcPr>
+            <w:tcW w:type="dxa" w:w="4333"/>
+          </w:tcPr>
+          <w:p>
+            <w:r/>
+            <w:r>
+              <w:rPr>
+                <w:rFonts w:ascii="맑은 고딕" w:hAnsi="맑은 고딕"/>
+                <w:b/>
+                <w:sz w:val="18"/>
+                <w:rFonts w:eastAsia="맑은 고딕"/>
+              </w:rPr>
+              <w:t>기록</w:t>
+            </w:r>
+          </w:p>
+        </w:tc>
+        <w:tc>
+          <w:tcPr>
+            <w:tcW w:type="dxa" w:w="4333"/>
+          </w:tcPr>
+          <w:p>
+            <w:r/>
+            <w:r>
+              <w:rPr>
+                <w:rFonts w:ascii="맑은 고딕" w:hAnsi="맑은 고딕"/>
+                <w:b w:val="0"/>
+                <w:sz w:val="18"/>
+                <w:rFonts w:eastAsia="맑은 고딕"/>
+              </w:rPr>
+              <w:t>상담 대화·번역 기록을 암호화 저장하여 사후 확인 및 품질 점검에 활용.</w:t>
+            </w:r>
+          </w:p>
+        </w:tc>
+      </w:tr>
+      <w:tr>
+        <w:tc>
+          <w:tcPr>
+            <w:tcW w:type="dxa" w:w="4333"/>
+          </w:tcPr>
+          <w:p>
+            <w:r/>
+            <w:r>
+              <w:rPr>
+                <w:rFonts w:ascii="맑은 고딕" w:hAnsi="맑은 고딕"/>
+                <w:b/>
+                <w:sz w:val="18"/>
+                <w:rFonts w:eastAsia="맑은 고딕"/>
+              </w:rPr>
+              <w:t>안정성</w:t>
+            </w:r>
+          </w:p>
+        </w:tc>
+        <w:tc>
+          <w:tcPr>
+            <w:tcW w:type="dxa" w:w="4333"/>
+          </w:tcPr>
+          <w:p>
+            <w:r/>
+            <w:r>
+              <w:rPr>
+                <w:rFonts w:ascii="맑은 고딕" w:hAnsi="맑은 고딕"/>
+                <w:b w:val="0"/>
+                <w:sz w:val="18"/>
+                <w:rFonts w:eastAsia="맑은 고딕"/>
+              </w:rPr>
+              <w:t>하울링 2단 감지, 무응답 자동 종료, 자막 중단 시 복구 안내.</w:t>
+            </w:r>
+          </w:p>
+        </w:tc>
+      </w:tr>
+    </w:tbl>
+    <w:p/>
+    <w:p>
+      <w:r>
+        <w:rPr>
+          <w:rFonts w:ascii="맑은 고딕" w:hAnsi="맑은 고딕"/>
+          <w:b/>
+          <w:color w:val="00467F"/>
+          <w:sz w:val="24"/>
+          <w:rFonts w:eastAsia="맑은 고딕"/>
+        </w:rPr>
+        <w:t>3. 상담 채널</w:t>
+      </w:r>
+    </w:p>
+    <w:p>
+      <w:r>
+        <w:rPr>
+          <w:rFonts w:ascii="맑은 고딕" w:hAnsi="맑은 고딕"/>
+          <w:b w:val="0"/>
+          <w:sz w:val="18"/>
+          <w:rFonts w:eastAsia="맑은 고딕"/>
+        </w:rPr>
+        <w:t>※ 연동 수준을 구분해 기재한다. 위챗·라인은 메신저 바로가기 안내이며 봇 연동은 미적용이다.</w:t>
+      </w:r>
+    </w:p>
+    <w:tbl>
+      <w:tblPr>
+        <w:tblW w:type="auto" w:w="0"/>
+        <w:tblLook w:firstColumn="1" w:firstRow="1" w:lastColumn="0" w:lastRow="0" w:noHBand="0" w:noVBand="1" w:val="04A0"/>
+        <w:tblBorders>
+          <w:top w:val="single" w:sz="4" w:color="999999"/>
+          <w:left w:val="single" w:sz="4" w:color="999999"/>
+          <w:bottom w:val="single" w:sz="4" w:color="999999"/>
+          <w:right w:val="single" w:sz="4" w:color="999999"/>
+          <w:insideH w:val="single" w:sz="4" w:color="999999"/>
+          <w:insideV w:val="single" w:sz="4" w:color="999999"/>
+        </w:tblBorders>
+      </w:tblPr>
+      <w:tblGrid>
+        <w:gridCol w:w="2889"/>
+        <w:gridCol w:w="2889"/>
+        <w:gridCol w:w="2889"/>
+      </w:tblGrid>
+      <w:tr>
+        <w:tc>
+          <w:tcPr>
+            <w:tcW w:type="dxa" w:w="2889"/>
+            <w:shd w:val="clear" w:color="auto" w:fill="00467F"/>
+          </w:tcPr>
+          <w:p>
+            <w:r/>
+            <w:r>
+              <w:rPr>
+                <w:rFonts w:ascii="맑은 고딕" w:hAnsi="맑은 고딕"/>
+                <w:b/>
+                <w:color w:val="FFFFFF"/>
+                <w:sz w:val="18"/>
+                <w:rFonts w:eastAsia="맑은 고딕"/>
+              </w:rPr>
+              <w:t>채널</w:t>
+            </w:r>
+          </w:p>
+        </w:tc>
+        <w:tc>
+          <w:tcPr>
+            <w:tcW w:type="dxa" w:w="2889"/>
+            <w:shd w:val="clear" w:color="auto" w:fill="00467F"/>
+          </w:tcPr>
+          <w:p>
+            <w:r/>
+            <w:r>
+              <w:rPr>
+                <w:rFonts w:ascii="맑은 고딕" w:hAnsi="맑은 고딕"/>
+                <w:b/>
+                <w:color w:val="FFFFFF"/>
+                <w:sz w:val="18"/>
+                <w:rFonts w:eastAsia="맑은 고딕"/>
+              </w:rPr>
+              <w:t>연동 수준</w:t>
+            </w:r>
+          </w:p>
+        </w:tc>
+        <w:tc>
+          <w:tcPr>
+            <w:tcW w:type="dxa" w:w="2889"/>
+            <w:shd w:val="clear" w:color="auto" w:fill="00467F"/>
+          </w:tcPr>
+          <w:p>
+            <w:r/>
+            <w:r>
+              <w:rPr>
+                <w:rFonts w:ascii="맑은 고딕" w:hAnsi="맑은 고딕"/>
+                <w:b/>
+                <w:color w:val="FFFFFF"/>
+                <w:sz w:val="18"/>
+                <w:rFonts w:eastAsia="맑은 고딕"/>
+              </w:rPr>
+              <w:t>내용</w:t>
+            </w:r>
+          </w:p>
+        </w:tc>
+      </w:tr>
+      <w:tr>
+        <w:tc>
+          <w:tcPr>
+            <w:tcW w:type="dxa" w:w="2889"/>
+          </w:tcPr>
+          <w:p>
+            <w:r/>
+            <w:r>
+              <w:rPr>
+                <w:rFonts w:ascii="맑은 고딕" w:hAnsi="맑은 고딕"/>
+                <w:b/>
+                <w:sz w:val="18"/>
+                <w:rFonts w:eastAsia="맑은 고딕"/>
+              </w:rPr>
+              <w:t>웹 (통합 문의 퍼널)</w:t>
+            </w:r>
+          </w:p>
+        </w:tc>
+        <w:tc>
+          <w:tcPr>
+            <w:tcW w:type="dxa" w:w="2889"/>
+          </w:tcPr>
+          <w:p>
+            <w:r/>
+            <w:r>
+              <w:rPr>
+                <w:rFonts w:ascii="맑은 고딕" w:hAnsi="맑은 고딕"/>
+                <w:b w:val="0"/>
+                <w:sz w:val="18"/>
+                <w:rFonts w:eastAsia="맑은 고딕"/>
+              </w:rPr>
+              <w:t>연동</w:t>
+            </w:r>
+          </w:p>
+        </w:tc>
+        <w:tc>
+          <w:tcPr>
+            <w:tcW w:type="dxa" w:w="2889"/>
+          </w:tcPr>
+          <w:p>
+            <w:r/>
+            <w:r>
+              <w:rPr>
+                <w:rFonts w:ascii="맑은 고딕" w:hAnsi="맑은 고딕"/>
+                <w:b w:val="0"/>
+                <w:sz w:val="18"/>
+                <w:rFonts w:eastAsia="맑은 고딕"/>
+              </w:rPr>
+              <w:t>AI 상담·문의서·상담원 연결. 대화 전체가 기록으로 축적.</w:t>
+            </w:r>
+          </w:p>
+        </w:tc>
+      </w:tr>
+      <w:tr>
+        <w:tc>
+          <w:tcPr>
+            <w:tcW w:type="dxa" w:w="2889"/>
+          </w:tcPr>
+          <w:p>
+            <w:r/>
+            <w:r>
+              <w:rPr>
+                <w:rFonts w:ascii="맑은 고딕" w:hAnsi="맑은 고딕"/>
+                <w:b/>
+                <w:sz w:val="18"/>
+                <w:rFonts w:eastAsia="맑은 고딕"/>
+              </w:rPr>
+              <w:t>텔레그램</w:t>
+            </w:r>
+          </w:p>
+        </w:tc>
+        <w:tc>
+          <w:tcPr>
+            <w:tcW w:type="dxa" w:w="2889"/>
+          </w:tcPr>
+          <w:p>
+            <w:r/>
+            <w:r>
+              <w:rPr>
+                <w:rFonts w:ascii="맑은 고딕" w:hAnsi="맑은 고딕"/>
+                <w:b w:val="0"/>
+                <w:sz w:val="18"/>
+                <w:rFonts w:eastAsia="맑은 고딕"/>
+              </w:rPr>
+              <w:t>연동</w:t>
+            </w:r>
+          </w:p>
+        </w:tc>
+        <w:tc>
+          <w:tcPr>
+            <w:tcW w:type="dxa" w:w="2889"/>
+          </w:tcPr>
+          <w:p>
+            <w:r/>
+            <w:r>
+              <w:rPr>
+                <w:rFonts w:ascii="맑은 고딕" w:hAnsi="맑은 고딕"/>
+                <w:b w:val="0"/>
+                <w:sz w:val="18"/>
+                <w:rFonts w:eastAsia="맑은 고딕"/>
+              </w:rPr>
+              <w:t>봇 웹훅. AI 자동응답 + 스태프 그룹 릴레이 + 상담기록 축적.</w:t>
+            </w:r>
+          </w:p>
+        </w:tc>
+      </w:tr>
+      <w:tr>
+        <w:tc>
+          <w:tcPr>
+            <w:tcW w:type="dxa" w:w="2889"/>
+          </w:tcPr>
+          <w:p>
+            <w:r/>
+            <w:r>
+              <w:rPr>
+                <w:rFonts w:ascii="맑은 고딕" w:hAnsi="맑은 고딕"/>
+                <w:b/>
+                <w:sz w:val="18"/>
+                <w:rFonts w:eastAsia="맑은 고딕"/>
+              </w:rPr>
+              <w:t>왓츠앱</w:t>
+            </w:r>
+          </w:p>
+        </w:tc>
+        <w:tc>
+          <w:tcPr>
+            <w:tcW w:type="dxa" w:w="2889"/>
+          </w:tcPr>
+          <w:p>
+            <w:r/>
+            <w:r>
+              <w:rPr>
+                <w:rFonts w:ascii="맑은 고딕" w:hAnsi="맑은 고딕"/>
+                <w:b w:val="0"/>
+                <w:sz w:val="18"/>
+                <w:rFonts w:eastAsia="맑은 고딕"/>
+              </w:rPr>
+              <w:t>연동</w:t>
+            </w:r>
+          </w:p>
+        </w:tc>
+        <w:tc>
+          <w:tcPr>
+            <w:tcW w:type="dxa" w:w="2889"/>
+          </w:tcPr>
+          <w:p>
+            <w:r/>
+            <w:r>
+              <w:rPr>
+                <w:rFonts w:ascii="맑은 고딕" w:hAnsi="맑은 고딕"/>
+                <w:b w:val="0"/>
+                <w:sz w:val="18"/>
+                <w:rFonts w:eastAsia="맑은 고딕"/>
+              </w:rPr>
+              <w:t>봇 웹훅. AI 자동응답 + 상담기록 축적.</w:t>
+            </w:r>
+          </w:p>
+        </w:tc>
+      </w:tr>
+      <w:tr>
+        <w:tc>
+          <w:tcPr>
+            <w:tcW w:type="dxa" w:w="2889"/>
+          </w:tcPr>
+          <w:p>
+            <w:r/>
+            <w:r>
+              <w:rPr>
+                <w:rFonts w:ascii="맑은 고딕" w:hAnsi="맑은 고딕"/>
+                <w:b/>
+                <w:sz w:val="18"/>
+                <w:rFonts w:eastAsia="맑은 고딕"/>
+              </w:rPr>
+              <w:t>위챗</w:t>
+            </w:r>
+          </w:p>
+        </w:tc>
+        <w:tc>
+          <w:tcPr>
+            <w:tcW w:type="dxa" w:w="2889"/>
+          </w:tcPr>
+          <w:p>
+            <w:r/>
+            <w:r>
+              <w:rPr>
+                <w:rFonts w:ascii="맑은 고딕" w:hAnsi="맑은 고딕"/>
+                <w:b w:val="0"/>
+                <w:sz w:val="18"/>
+                <w:rFonts w:eastAsia="맑은 고딕"/>
+              </w:rPr>
+              <w:t>안내 링크</w:t>
+            </w:r>
+          </w:p>
+        </w:tc>
+        <w:tc>
+          <w:tcPr>
+            <w:tcW w:type="dxa" w:w="2889"/>
+          </w:tcPr>
+          <w:p>
+            <w:r/>
+            <w:r>
+              <w:rPr>
+                <w:rFonts w:ascii="맑은 고딕" w:hAnsi="맑은 고딕"/>
+                <w:b w:val="0"/>
+                <w:sz w:val="18"/>
+                <w:rFonts w:eastAsia="맑은 고딕"/>
+              </w:rPr>
+              <w:t>메신저 바로가기 제공. 봇 연동은 미적용.</w:t>
+            </w:r>
+          </w:p>
+        </w:tc>
+      </w:tr>
+      <w:tr>
+        <w:tc>
+          <w:tcPr>
+            <w:tcW w:type="dxa" w:w="2889"/>
+          </w:tcPr>
+          <w:p>
+            <w:r/>
+            <w:r>
+              <w:rPr>
+                <w:rFonts w:ascii="맑은 고딕" w:hAnsi="맑은 고딕"/>
+                <w:b/>
+                <w:sz w:val="18"/>
+                <w:rFonts w:eastAsia="맑은 고딕"/>
+              </w:rPr>
+              <w:t>라인</w:t>
+            </w:r>
+          </w:p>
+        </w:tc>
+        <w:tc>
+          <w:tcPr>
+            <w:tcW w:type="dxa" w:w="2889"/>
+          </w:tcPr>
+          <w:p>
+            <w:r/>
+            <w:r>
+              <w:rPr>
+                <w:rFonts w:ascii="맑은 고딕" w:hAnsi="맑은 고딕"/>
+                <w:b w:val="0"/>
+                <w:sz w:val="18"/>
+                <w:rFonts w:eastAsia="맑은 고딕"/>
+              </w:rPr>
+              <w:t>안내 링크</w:t>
+            </w:r>
+          </w:p>
+        </w:tc>
+        <w:tc>
+          <w:tcPr>
+            <w:tcW w:type="dxa" w:w="2889"/>
+          </w:tcPr>
+          <w:p>
+            <w:r/>
+            <w:r>
+              <w:rPr>
+                <w:rFonts w:ascii="맑은 고딕" w:hAnsi="맑은 고딕"/>
+                <w:b w:val="0"/>
+                <w:sz w:val="18"/>
+                <w:rFonts w:eastAsia="맑은 고딕"/>
+              </w:rPr>
+              <w:t>메신저 바로가기 제공. 봇 연동은 미적용.</w:t>
+            </w:r>
+          </w:p>
+        </w:tc>
+      </w:tr>
+    </w:tbl>
+    <w:p/>
+    <w:p>
+      <w:r>
+        <w:rPr>
+          <w:rFonts w:ascii="맑은 고딕" w:hAnsi="맑은 고딕"/>
+          <w:b/>
+          <w:color w:val="00467F"/>
+          <w:sz w:val="24"/>
+          <w:rFonts w:eastAsia="맑은 고딕"/>
+        </w:rPr>
+        <w:t>4. 화면 경로 정정 내역</w:t>
+      </w:r>
+    </w:p>
+    <w:p>
+      <w:r>
+        <w:rPr>
+          <w:rFonts w:ascii="맑은 고딕" w:hAnsi="맑은 고딕"/>
+          <w:b w:val="0"/>
+          <w:sz w:val="18"/>
+          <w:rFonts w:eastAsia="맑은 고딕"/>
+        </w:rPr>
+        <w:t>본문에 남아 있던 옛 화면 안내는 아래 기준으로 현행에 맞게 정정하였다. 폐지된 경로는 혼동을 막기 위해 그대로 표기하지 않는다.</w:t>
+      </w:r>
+    </w:p>
+    <w:tbl>
+      <w:tblPr>
+        <w:tblW w:type="auto" w:w="0"/>
+        <w:tblLook w:firstColumn="1" w:firstRow="1" w:lastColumn="0" w:lastRow="0" w:noHBand="0" w:noVBand="1" w:val="04A0"/>
+        <w:tblBorders>
+          <w:top w:val="single" w:sz="4" w:color="999999"/>
+          <w:left w:val="single" w:sz="4" w:color="999999"/>
+          <w:bottom w:val="single" w:sz="4" w:color="999999"/>
+          <w:right w:val="single" w:sz="4" w:color="999999"/>
+          <w:insideH w:val="single" w:sz="4" w:color="999999"/>
+          <w:insideV w:val="single" w:sz="4" w:color="999999"/>
+        </w:tblBorders>
+      </w:tblPr>
+      <w:tblGrid>
+        <w:gridCol w:w="2889"/>
+        <w:gridCol w:w="2889"/>
+        <w:gridCol w:w="2889"/>
+      </w:tblGrid>
+      <w:tr>
+        <w:tc>
+          <w:tcPr>
+            <w:tcW w:type="dxa" w:w="2889"/>
+            <w:shd w:val="clear" w:color="auto" w:fill="00467F"/>
+          </w:tcPr>
+          <w:p>
+            <w:r/>
+            <w:r>
+              <w:rPr>
+                <w:rFonts w:ascii="맑은 고딕" w:hAnsi="맑은 고딕"/>
+                <w:b/>
+                <w:color w:val="FFFFFF"/>
+                <w:sz w:val="18"/>
+                <w:rFonts w:eastAsia="맑은 고딕"/>
+              </w:rPr>
+              <w:t>현행 화면</w:t>
+            </w:r>
+          </w:p>
+        </w:tc>
+        <w:tc>
+          <w:tcPr>
+            <w:tcW w:type="dxa" w:w="2889"/>
+            <w:shd w:val="clear" w:color="auto" w:fill="00467F"/>
+          </w:tcPr>
+          <w:p>
+            <w:r/>
+            <w:r>
+              <w:rPr>
+                <w:rFonts w:ascii="맑은 고딕" w:hAnsi="맑은 고딕"/>
+                <w:b/>
+                <w:color w:val="FFFFFF"/>
+                <w:sz w:val="18"/>
+                <w:rFonts w:eastAsia="맑은 고딕"/>
+              </w:rPr>
+              <w:t>대체한 옛 화면</w:t>
+            </w:r>
+          </w:p>
+        </w:tc>
+        <w:tc>
+          <w:tcPr>
+            <w:tcW w:type="dxa" w:w="2889"/>
+            <w:shd w:val="clear" w:color="auto" w:fill="00467F"/>
+          </w:tcPr>
+          <w:p>
+            <w:r/>
+            <w:r>
+              <w:rPr>
+                <w:rFonts w:ascii="맑은 고딕" w:hAnsi="맑은 고딕"/>
+                <w:b/>
+                <w:color w:val="FFFFFF"/>
+                <w:sz w:val="18"/>
+                <w:rFonts w:eastAsia="맑은 고딕"/>
+              </w:rPr>
+              <w:t>사유</w:t>
+            </w:r>
+          </w:p>
+        </w:tc>
+      </w:tr>
+      <w:tr>
+        <w:tc>
+          <w:tcPr>
+            <w:tcW w:type="dxa" w:w="2889"/>
+          </w:tcPr>
+          <w:p>
+            <w:r/>
+            <w:r>
+              <w:rPr>
+                <w:rFonts w:ascii="맑은 고딕" w:hAnsi="맑은 고딕"/>
+                <w:b/>
+                <w:sz w:val="18"/>
+                <w:rFonts w:eastAsia="맑은 고딕"/>
+              </w:rPr>
+              <w:t>/inquiry</w:t>
+            </w:r>
+          </w:p>
+        </w:tc>
+        <w:tc>
+          <w:tcPr>
+            <w:tcW w:type="dxa" w:w="2889"/>
+          </w:tcPr>
+          <w:p>
+            <w:r/>
+            <w:r>
+              <w:rPr>
+                <w:rFonts w:ascii="맑은 고딕" w:hAnsi="맑은 고딕"/>
+                <w:b w:val="0"/>
+                <w:sz w:val="18"/>
+                <w:rFonts w:eastAsia="맑은 고딕"/>
+              </w:rPr>
+              <w:t>인테이크 화면(별도 경로)</w:t>
+            </w:r>
+          </w:p>
+        </w:tc>
+        <w:tc>
+          <w:tcPr>
+            <w:tcW w:type="dxa" w:w="2889"/>
+          </w:tcPr>
+          <w:p>
+            <w:r/>
+            <w:r>
+              <w:rPr>
+                <w:rFonts w:ascii="맑은 고딕" w:hAnsi="맑은 고딕"/>
+                <w:b w:val="0"/>
+                <w:sz w:val="18"/>
+                <w:rFonts w:eastAsia="맑은 고딕"/>
+              </w:rPr>
+              <w:t>통합 문의 퍼널로 통폐합(영구 리디렉트). 옛 화면은 보관 처리.</w:t>
+            </w:r>
+          </w:p>
+        </w:tc>
+      </w:tr>
+      <w:tr>
+        <w:tc>
+          <w:tcPr>
+            <w:tcW w:type="dxa" w:w="2889"/>
+          </w:tcPr>
+          <w:p>
+            <w:r/>
+            <w:r>
+              <w:rPr>
+                <w:rFonts w:ascii="맑은 고딕" w:hAnsi="맑은 고딕"/>
+                <w:b/>
+                <w:sz w:val="18"/>
+                <w:rFonts w:eastAsia="맑은 고딕"/>
+              </w:rPr>
+              <w:t>/inquiry</w:t>
+            </w:r>
+          </w:p>
+        </w:tc>
+        <w:tc>
+          <w:tcPr>
+            <w:tcW w:type="dxa" w:w="2889"/>
+          </w:tcPr>
+          <w:p>
+            <w:r/>
+            <w:r>
+              <w:rPr>
+                <w:rFonts w:ascii="맑은 고딕" w:hAnsi="맑은 고딕"/>
+                <w:b w:val="0"/>
+                <w:sz w:val="18"/>
+                <w:rFonts w:eastAsia="맑은 고딕"/>
+              </w:rPr>
+              <w:t>상담 시작 화면(별도 경로)</w:t>
+            </w:r>
+          </w:p>
+        </w:tc>
+        <w:tc>
+          <w:tcPr>
+            <w:tcW w:type="dxa" w:w="2889"/>
+          </w:tcPr>
+          <w:p>
+            <w:r/>
+            <w:r>
+              <w:rPr>
+                <w:rFonts w:ascii="맑은 고딕" w:hAnsi="맑은 고딕"/>
+                <w:b w:val="0"/>
+                <w:sz w:val="18"/>
+                <w:rFonts w:eastAsia="맑은 고딕"/>
+              </w:rPr>
+              <w:t>통합 문의 퍼널로 통폐합(영구 리디렉트).</w:t>
+            </w:r>
+          </w:p>
+        </w:tc>
+      </w:tr>
+      <w:tr>
+        <w:tc>
+          <w:tcPr>
+            <w:tcW w:type="dxa" w:w="2889"/>
+          </w:tcPr>
+          <w:p>
+            <w:r/>
+            <w:r>
+              <w:rPr>
+                <w:rFonts w:ascii="맑은 고딕" w:hAnsi="맑은 고딕"/>
+                <w:b/>
+                <w:sz w:val="18"/>
+                <w:rFonts w:eastAsia="맑은 고딕"/>
+              </w:rPr>
+              <w:t>/hospital</w:t>
+            </w:r>
+          </w:p>
+        </w:tc>
+        <w:tc>
+          <w:tcPr>
+            <w:tcW w:type="dxa" w:w="2889"/>
+          </w:tcPr>
+          <w:p>
+            <w:r/>
+            <w:r>
+              <w:rPr>
+                <w:rFonts w:ascii="맑은 고딕" w:hAnsi="맑은 고딕"/>
+                <w:b w:val="0"/>
+                <w:sz w:val="18"/>
+                <w:rFonts w:eastAsia="맑은 고딕"/>
+              </w:rPr>
+              <w:t>파트너 포털 경로</w:t>
+            </w:r>
+          </w:p>
+        </w:tc>
+        <w:tc>
+          <w:tcPr>
+            <w:tcW w:type="dxa" w:w="2889"/>
+          </w:tcPr>
+          <w:p>
+            <w:r/>
+            <w:r>
+              <w:rPr>
+                <w:rFonts w:ascii="맑은 고딕" w:hAnsi="맑은 고딕"/>
+                <w:b w:val="0"/>
+                <w:sz w:val="18"/>
+                <w:rFonts w:eastAsia="맑은 고딕"/>
+              </w:rPr>
+              <w:t>국내 의료기관 포털로 개명. 옛 경로는 존재하지 않음.</w:t>
+            </w:r>
+          </w:p>
+        </w:tc>
+      </w:tr>
+      <w:tr>
+        <w:tc>
+          <w:tcPr>
+            <w:tcW w:type="dxa" w:w="2889"/>
+          </w:tcPr>
+          <w:p>
+            <w:r/>
+            <w:r>
+              <w:rPr>
+                <w:rFonts w:ascii="맑은 고딕" w:hAnsi="맑은 고딕"/>
+                <w:b/>
+                <w:sz w:val="18"/>
+                <w:rFonts w:eastAsia="맑은 고딕"/>
+              </w:rPr>
+              <w:t>(폐지)</w:t>
+            </w:r>
+          </w:p>
+        </w:tc>
+        <w:tc>
+          <w:tcPr>
+            <w:tcW w:type="dxa" w:w="2889"/>
+          </w:tcPr>
+          <w:p>
+            <w:r/>
+            <w:r>
+              <w:rPr>
+                <w:rFonts w:ascii="맑은 고딕" w:hAnsi="맑은 고딕"/>
+                <w:b w:val="0"/>
+                <w:sz w:val="18"/>
+                <w:rFonts w:eastAsia="맑은 고딕"/>
+              </w:rPr>
+              <w:t>의사 전용 화면</w:t>
+            </w:r>
+          </w:p>
+        </w:tc>
+        <w:tc>
+          <w:tcPr>
+            <w:tcW w:type="dxa" w:w="2889"/>
+          </w:tcPr>
+          <w:p>
+            <w:r/>
+            <w:r>
+              <w:rPr>
+                <w:rFonts w:ascii="맑은 고딕" w:hAnsi="맑은 고딕"/>
+                <w:b w:val="0"/>
+                <w:sz w:val="18"/>
+                <w:rFonts w:eastAsia="맑은 고딕"/>
+              </w:rPr>
+              <w:t>의사 계정 계층 폐지. 화상상담 초대링크 또는 병원 계정으로 참여.</w:t>
+            </w:r>
+          </w:p>
+        </w:tc>
+      </w:tr>
+      <w:tr>
+        <w:tc>
+          <w:tcPr>
+            <w:tcW w:type="dxa" w:w="2889"/>
+          </w:tcPr>
+          <w:p>
+            <w:r/>
+            <w:r>
+              <w:rPr>
+                <w:rFonts w:ascii="맑은 고딕" w:hAnsi="맑은 고딕"/>
+                <w:b/>
+                <w:sz w:val="18"/>
+                <w:rFonts w:eastAsia="맑은 고딕"/>
+              </w:rPr>
+              <w:t>/</w:t>
+            </w:r>
+          </w:p>
+        </w:tc>
+        <w:tc>
+          <w:tcPr>
+            <w:tcW w:type="dxa" w:w="2889"/>
+          </w:tcPr>
+          <w:p>
+            <w:r/>
+            <w:r>
+              <w:rPr>
+                <w:rFonts w:ascii="맑은 고딕" w:hAnsi="맑은 고딕"/>
+                <w:b w:val="0"/>
+                <w:sz w:val="18"/>
+                <w:rFonts w:eastAsia="맑은 고딕"/>
+              </w:rPr>
+              <w:t>후기 화면</w:t>
+            </w:r>
+          </w:p>
+        </w:tc>
+        <w:tc>
+          <w:tcPr>
+            <w:tcW w:type="dxa" w:w="2889"/>
+          </w:tcPr>
+          <w:p>
+            <w:r/>
+            <w:r>
+              <w:rPr>
+                <w:rFonts w:ascii="맑은 고딕" w:hAnsi="맑은 고딕"/>
+                <w:b w:val="0"/>
+                <w:sz w:val="18"/>
+                <w:rFonts w:eastAsia="맑은 고딕"/>
+              </w:rPr>
+              <w:t>후기 화면 비활성(홈 리디렉트).</w:t>
+            </w:r>
+          </w:p>
+        </w:tc>
+      </w:tr>
+      <w:tr>
+        <w:tc>
+          <w:tcPr>
+            <w:tcW w:type="dxa" w:w="2889"/>
+          </w:tcPr>
+          <w:p>
+            <w:r/>
+            <w:r>
+              <w:rPr>
+                <w:rFonts w:ascii="맑은 고딕" w:hAnsi="맑은 고딕"/>
+                <w:b/>
+                <w:sz w:val="18"/>
+                <w:rFonts w:eastAsia="맑은 고딕"/>
+              </w:rPr>
+              <w:t>/hospitals</w:t>
+            </w:r>
+          </w:p>
+        </w:tc>
+        <w:tc>
+          <w:tcPr>
+            <w:tcW w:type="dxa" w:w="2889"/>
+          </w:tcPr>
+          <w:p>
+            <w:r/>
+            <w:r>
+              <w:rPr>
+                <w:rFonts w:ascii="맑은 고딕" w:hAnsi="맑은 고딕"/>
+                <w:b w:val="0"/>
+                <w:sz w:val="18"/>
+                <w:rFonts w:eastAsia="맑은 고딕"/>
+              </w:rPr>
+              <w:t>검색 화면</w:t>
+            </w:r>
+          </w:p>
+        </w:tc>
+        <w:tc>
+          <w:tcPr>
+            <w:tcW w:type="dxa" w:w="2889"/>
+          </w:tcPr>
+          <w:p>
+            <w:r/>
+            <w:r>
+              <w:rPr>
+                <w:rFonts w:ascii="맑은 고딕" w:hAnsi="맑은 고딕"/>
+                <w:b w:val="0"/>
+                <w:sz w:val="18"/>
+                <w:rFonts w:eastAsia="맑은 고딕"/>
+              </w:rPr>
+              <w:t>검색 화면 비활성(병원 목록으로 리디렉트).</w:t>
+            </w:r>
+          </w:p>
+        </w:tc>
+      </w:tr>
+    </w:tbl>
+    <w:p/>
+    <w:p>
+      <w:r>
+        <w:rPr>
+          <w:rFonts w:ascii="맑은 고딕" w:hAnsi="맑은 고딕"/>
+          <w:b/>
+          <w:color w:val="00467F"/>
+          <w:sz w:val="24"/>
+          <w:rFonts w:eastAsia="맑은 고딕"/>
+        </w:rPr>
+        <w:t>9. 근거자료</w:t>
+      </w:r>
+    </w:p>
+    <w:tbl>
+      <w:tblPr>
+        <w:tblW w:type="auto" w:w="0"/>
+        <w:tblLook w:firstColumn="1" w:firstRow="1" w:lastColumn="0" w:lastRow="0" w:noHBand="0" w:noVBand="1" w:val="04A0"/>
+        <w:tblBorders>
+          <w:top w:val="single" w:sz="4" w:color="999999"/>
+          <w:left w:val="single" w:sz="4" w:color="999999"/>
+          <w:bottom w:val="single" w:sz="4" w:color="999999"/>
+          <w:right w:val="single" w:sz="4" w:color="999999"/>
+          <w:insideH w:val="single" w:sz="4" w:color="999999"/>
+          <w:insideV w:val="single" w:sz="4" w:color="999999"/>
+        </w:tblBorders>
+      </w:tblPr>
+      <w:tblGrid>
+        <w:gridCol w:w="2889"/>
+        <w:gridCol w:w="2889"/>
+        <w:gridCol w:w="2889"/>
+      </w:tblGrid>
+      <w:tr>
+        <w:tc>
+          <w:tcPr>
+            <w:tcW w:type="dxa" w:w="2889"/>
+            <w:shd w:val="clear" w:color="auto" w:fill="00467F"/>
+          </w:tcPr>
+          <w:p>
+            <w:r/>
+            <w:r>
+              <w:rPr>
+                <w:rFonts w:ascii="맑은 고딕" w:hAnsi="맑은 고딕"/>
+                <w:b/>
+                <w:color w:val="FFFFFF"/>
+                <w:sz w:val="18"/>
+                <w:rFonts w:eastAsia="맑은 고딕"/>
+              </w:rPr>
+              <w:t>구분</w:t>
+            </w:r>
+          </w:p>
+        </w:tc>
+        <w:tc>
+          <w:tcPr>
+            <w:tcW w:type="dxa" w:w="2889"/>
+            <w:shd w:val="clear" w:color="auto" w:fill="00467F"/>
+          </w:tcPr>
+          <w:p>
+            <w:r/>
+            <w:r>
+              <w:rPr>
+                <w:rFonts w:ascii="맑은 고딕" w:hAnsi="맑은 고딕"/>
+                <w:b/>
+                <w:color w:val="FFFFFF"/>
+                <w:sz w:val="18"/>
+                <w:rFonts w:eastAsia="맑은 고딕"/>
+              </w:rPr>
+              <w:t>출처</w:t>
+            </w:r>
+          </w:p>
+        </w:tc>
+        <w:tc>
+          <w:tcPr>
+            <w:tcW w:type="dxa" w:w="2889"/>
+            <w:shd w:val="clear" w:color="auto" w:fill="00467F"/>
+          </w:tcPr>
+          <w:p>
+            <w:r/>
+            <w:r>
+              <w:rPr>
+                <w:rFonts w:ascii="맑은 고딕" w:hAnsi="맑은 고딕"/>
+                <w:b/>
+                <w:color w:val="FFFFFF"/>
+                <w:sz w:val="18"/>
+                <w:rFonts w:eastAsia="맑은 고딕"/>
+              </w:rPr>
+              <w:t>확인 내용</w:t>
+            </w:r>
+          </w:p>
+        </w:tc>
+      </w:tr>
+      <w:tr>
+        <w:tc>
+          <w:tcPr>
+            <w:tcW w:type="dxa" w:w="2889"/>
+          </w:tcPr>
+          <w:p>
+            <w:r/>
+            <w:r>
+              <w:rPr>
+                <w:rFonts w:ascii="맑은 고딕" w:hAnsi="맑은 고딕"/>
+                <w:b/>
+                <w:sz w:val="18"/>
+                <w:rFonts w:eastAsia="맑은 고딕"/>
+              </w:rPr>
+              <w:t>코드</w:t>
+            </w:r>
+          </w:p>
+        </w:tc>
+        <w:tc>
+          <w:tcPr>
+            <w:tcW w:type="dxa" w:w="2889"/>
+          </w:tcPr>
+          <w:p>
+            <w:r/>
+            <w:r>
+              <w:rPr>
+                <w:rFonts w:ascii="맑은 고딕" w:hAnsi="맑은 고딕"/>
+                <w:b w:val="0"/>
+                <w:sz w:val="18"/>
+                <w:rFonts w:eastAsia="맑은 고딕"/>
+              </w:rPr>
+              <w:t>src/lib/auth/accountTiers.ts</w:t>
+            </w:r>
+          </w:p>
+        </w:tc>
+        <w:tc>
+          <w:tcPr>
+            <w:tcW w:type="dxa" w:w="2889"/>
+          </w:tcPr>
+          <w:p>
+            <w:r/>
+            <w:r>
+              <w:rPr>
+                <w:rFonts w:ascii="맑은 고딕" w:hAnsi="맑은 고딕"/>
+                <w:b w:val="0"/>
+                <w:sz w:val="18"/>
+                <w:rFonts w:eastAsia="맑은 고딕"/>
+              </w:rPr>
+              <w:t>계정 계층 7종의 단일 표준</w:t>
+            </w:r>
+          </w:p>
+        </w:tc>
+      </w:tr>
+      <w:tr>
+        <w:tc>
+          <w:tcPr>
+            <w:tcW w:type="dxa" w:w="2889"/>
+          </w:tcPr>
+          <w:p>
+            <w:r/>
+            <w:r>
+              <w:rPr>
+                <w:rFonts w:ascii="맑은 고딕" w:hAnsi="맑은 고딕"/>
+                <w:b/>
+                <w:sz w:val="18"/>
+                <w:rFonts w:eastAsia="맑은 고딕"/>
+              </w:rPr>
+              <w:t>코드</w:t>
+            </w:r>
+          </w:p>
+        </w:tc>
+        <w:tc>
+          <w:tcPr>
+            <w:tcW w:type="dxa" w:w="2889"/>
+          </w:tcPr>
+          <w:p>
+            <w:r/>
+            <w:r>
+              <w:rPr>
+                <w:rFonts w:ascii="맑은 고딕" w:hAnsi="맑은 고딕"/>
+                <w:b w:val="0"/>
+                <w:sz w:val="18"/>
+                <w:rFonts w:eastAsia="맑은 고딕"/>
+              </w:rPr>
+              <w:t>src/lib/khidi/targets.ts</w:t>
+            </w:r>
+          </w:p>
+        </w:tc>
+        <w:tc>
+          <w:tcPr>
+            <w:tcW w:type="dxa" w:w="2889"/>
+          </w:tcPr>
+          <w:p>
+            <w:r/>
+            <w:r>
+              <w:rPr>
+                <w:rFonts w:ascii="맑은 고딕" w:hAnsi="맑은 고딕"/>
+                <w:b w:val="0"/>
+                <w:sz w:val="18"/>
+                <w:rFonts w:eastAsia="맑은 고딕"/>
+              </w:rPr>
+              <w:t>성과지표 공식 목표(12/120/90)</w:t>
+            </w:r>
+          </w:p>
+        </w:tc>
+      </w:tr>
+      <w:tr>
+        <w:tc>
+          <w:tcPr>
+            <w:tcW w:type="dxa" w:w="2889"/>
+          </w:tcPr>
+          <w:p>
+            <w:r/>
+            <w:r>
+              <w:rPr>
+                <w:rFonts w:ascii="맑은 고딕" w:hAnsi="맑은 고딕"/>
+                <w:b/>
+                <w:sz w:val="18"/>
+                <w:rFonts w:eastAsia="맑은 고딕"/>
+              </w:rPr>
+              <w:t>코드</w:t>
+            </w:r>
+          </w:p>
+        </w:tc>
+        <w:tc>
+          <w:tcPr>
+            <w:tcW w:type="dxa" w:w="2889"/>
+          </w:tcPr>
+          <w:p>
+            <w:r/>
+            <w:r>
+              <w:rPr>
+                <w:rFonts w:ascii="맑은 고딕" w:hAnsi="맑은 고딕"/>
+                <w:b w:val="0"/>
+                <w:sz w:val="18"/>
+                <w:rFonts w:eastAsia="맑은 고딕"/>
+              </w:rPr>
+              <w:t>src/lib/khidi/kpi.ts</w:t>
+            </w:r>
+          </w:p>
+        </w:tc>
+        <w:tc>
+          <w:tcPr>
+            <w:tcW w:type="dxa" w:w="2889"/>
+          </w:tcPr>
+          <w:p>
+            <w:r/>
+            <w:r>
+              <w:rPr>
+                <w:rFonts w:ascii="맑은 고딕" w:hAnsi="맑은 고딕"/>
+                <w:b w:val="0"/>
+                <w:sz w:val="18"/>
+                <w:rFonts w:eastAsia="맑은 고딕"/>
+              </w:rPr>
+              <w:t>성과지표 집계 정의(테스트 데이터 제외 규칙 포함)</w:t>
+            </w:r>
+          </w:p>
+        </w:tc>
+      </w:tr>
+      <w:tr>
+        <w:tc>
+          <w:tcPr>
+            <w:tcW w:type="dxa" w:w="2889"/>
+          </w:tcPr>
+          <w:p>
+            <w:r/>
+            <w:r>
+              <w:rPr>
+                <w:rFonts w:ascii="맑은 고딕" w:hAnsi="맑은 고딕"/>
+                <w:b/>
+                <w:sz w:val="18"/>
+                <w:rFonts w:eastAsia="맑은 고딕"/>
+              </w:rPr>
+              <w:t>빌드</w:t>
+            </w:r>
+          </w:p>
+        </w:tc>
+        <w:tc>
+          <w:tcPr>
+            <w:tcW w:type="dxa" w:w="2889"/>
+          </w:tcPr>
+          <w:p>
+            <w:r/>
+            <w:r>
+              <w:rPr>
+                <w:rFonts w:ascii="맑은 고딕" w:hAnsi="맑은 고딕"/>
+                <w:b w:val="0"/>
+                <w:sz w:val="18"/>
+                <w:rFonts w:eastAsia="맑은 고딕"/>
+              </w:rPr>
+              <w:t>Next.js 라우트 목록(CI 빌드 산출)</w:t>
+            </w:r>
+          </w:p>
+        </w:tc>
+        <w:tc>
+          <w:tcPr>
+            <w:tcW w:type="dxa" w:w="2889"/>
+          </w:tcPr>
+          <w:p>
+            <w:r/>
+            <w:r>
+              <w:rPr>
+                <w:rFonts w:ascii="맑은 고딕" w:hAnsi="맑은 고딕"/>
+                <w:b w:val="0"/>
+                <w:sz w:val="18"/>
+                <w:rFonts w:eastAsia="맑은 고딕"/>
+              </w:rPr>
+              <w:t>실제 존재하는 화면 경로</w:t>
+            </w:r>
+          </w:p>
+        </w:tc>
+      </w:tr>
+      <w:tr>
+        <w:tc>
+          <w:tcPr>
+            <w:tcW w:type="dxa" w:w="2889"/>
+          </w:tcPr>
+          <w:p>
+            <w:r/>
+            <w:r>
+              <w:rPr>
+                <w:rFonts w:ascii="맑은 고딕" w:hAnsi="맑은 고딕"/>
+                <w:b/>
+                <w:sz w:val="18"/>
+                <w:rFonts w:eastAsia="맑은 고딕"/>
+              </w:rPr>
+              <w:t>데이터</w:t>
+            </w:r>
+          </w:p>
+        </w:tc>
+        <w:tc>
+          <w:tcPr>
+            <w:tcW w:type="dxa" w:w="2889"/>
+          </w:tcPr>
+          <w:p>
+            <w:r/>
+            <w:r>
+              <w:rPr>
+                <w:rFonts w:ascii="맑은 고딕" w:hAnsi="맑은 고딕"/>
+                <w:b w:val="0"/>
+                <w:sz w:val="18"/>
+                <w:rFonts w:eastAsia="맑은 고딕"/>
+              </w:rPr>
+              <w:t>운영데이터베이스 정확 집계(2026. 7. 27.)</w:t>
+            </w:r>
+          </w:p>
+        </w:tc>
+        <w:tc>
+          <w:tcPr>
+            <w:tcW w:type="dxa" w:w="2889"/>
+          </w:tcPr>
+          <w:p>
+            <w:r/>
+            <w:r>
+              <w:rPr>
+                <w:rFonts w:ascii="맑은 고딕" w:hAnsi="맑은 고딕"/>
+                <w:b w:val="0"/>
+                <w:sz w:val="18"/>
+                <w:rFonts w:eastAsia="맑은 고딕"/>
+              </w:rPr>
+              <w:t>실적 수치의 원천</w:t>
+            </w:r>
+          </w:p>
+        </w:tc>
+      </w:tr>
+    </w:tbl>
+    <w:p/>
     <w:sectPr>
       <w:headerReference w:type="default" r:id="rId7"/>
       <w:footerReference w:type="default" r:id="rId8"/>

--- a/docs/government-project/07_관리자매뉴얼.docx
+++ b/docs/government-project/07_관리자매뉴얼.docx
@@ -8123,6 +8123,2041 @@
                 <w:rFonts w:eastAsia="맑은 고딕"/>
               </w:rPr>
               <w:t>운영데이터베이스 정확 집계(2026. 7. 27.)</w:t>
+            </w:r>
+          </w:p>
+        </w:tc>
+        <w:tc>
+          <w:tcPr>
+            <w:tcW w:type="dxa" w:w="2889"/>
+          </w:tcPr>
+          <w:p>
+            <w:r/>
+            <w:r>
+              <w:rPr>
+                <w:rFonts w:ascii="맑은 고딕" w:hAnsi="맑은 고딕"/>
+                <w:b w:val="0"/>
+                <w:sz w:val="18"/>
+                <w:rFonts w:eastAsia="맑은 고딕"/>
+              </w:rPr>
+              <w:t>실적 수치의 원천</w:t>
+            </w:r>
+          </w:p>
+        </w:tc>
+      </w:tr>
+    </w:tbl>
+    <w:p/>
+    <w:p>
+      <w:r>
+        <w:br w:type="page"/>
+      </w:r>
+    </w:p>
+    <w:p>
+      <w:r>
+        <w:rPr>
+          <w:rFonts w:ascii="맑은 고딕" w:hAnsi="맑은 고딕"/>
+          <w:b/>
+          <w:color w:val="00467F"/>
+          <w:sz w:val="28"/>
+          <w:rFonts w:eastAsia="맑은 고딕"/>
+        </w:rPr>
+        <w:t>부록. 현행 반영 (2026. 8. 19. 기준)</w:t>
+      </w:r>
+    </w:p>
+    <w:p>
+      <w:r>
+        <w:rPr>
+          <w:rFonts w:ascii="맑은 고딕" w:hAnsi="맑은 고딕"/>
+          <w:b w:val="0"/>
+          <w:sz w:val="20"/>
+          <w:rFonts w:eastAsia="맑은 고딕"/>
+        </w:rPr>
+        <w:t>본 부록은 문서 본문 작성 이후 변경된 사항을 현행 기준으로 반영한 것이다. 수치는 추정이 아니라 운영데이터베이스 정확 집계이며, 화면 경로는 실제 배포 코드 기준이다.</w:t>
+      </w:r>
+    </w:p>
+    <w:p/>
+    <w:p>
+      <w:r>
+        <w:rPr>
+          <w:rFonts w:ascii="맑은 고딕" w:hAnsi="맑은 고딕"/>
+          <w:b/>
+          <w:color w:val="00467F"/>
+          <w:sz w:val="24"/>
+          <w:rFonts w:eastAsia="맑은 고딕"/>
+        </w:rPr>
+        <w:t>1. 계정 계층 (7종)</w:t>
+      </w:r>
+    </w:p>
+    <w:p>
+      <w:r>
+        <w:rPr>
+          <w:rFonts w:ascii="맑은 고딕" w:hAnsi="맑은 고딕"/>
+          <w:b w:val="0"/>
+          <w:sz w:val="18"/>
+          <w:rFonts w:eastAsia="맑은 고딕"/>
+        </w:rPr>
+        <w:t>※ 의사는 계정 계층이 아니다. 화상상담 초대링크 게스트 또는 의료기관 계정으로 참여한다.</w:t>
+      </w:r>
+    </w:p>
+    <w:tbl>
+      <w:tblPr>
+        <w:tblW w:type="auto" w:w="0"/>
+        <w:tblLook w:firstColumn="1" w:firstRow="1" w:lastColumn="0" w:lastRow="0" w:noHBand="0" w:noVBand="1" w:val="04A0"/>
+        <w:tblBorders>
+          <w:top w:val="single" w:sz="4" w:color="999999"/>
+          <w:left w:val="single" w:sz="4" w:color="999999"/>
+          <w:bottom w:val="single" w:sz="4" w:color="999999"/>
+          <w:right w:val="single" w:sz="4" w:color="999999"/>
+          <w:insideH w:val="single" w:sz="4" w:color="999999"/>
+          <w:insideV w:val="single" w:sz="4" w:color="999999"/>
+        </w:tblBorders>
+      </w:tblPr>
+      <w:tblGrid>
+        <w:gridCol w:w="2166"/>
+        <w:gridCol w:w="2166"/>
+        <w:gridCol w:w="2166"/>
+        <w:gridCol w:w="2166"/>
+      </w:tblGrid>
+      <w:tr>
+        <w:tc>
+          <w:tcPr>
+            <w:tcW w:type="dxa" w:w="2166"/>
+            <w:shd w:val="clear" w:color="auto" w:fill="00467F"/>
+          </w:tcPr>
+          <w:p>
+            <w:r/>
+            <w:r>
+              <w:rPr>
+                <w:rFonts w:ascii="맑은 고딕" w:hAnsi="맑은 고딕"/>
+                <w:b/>
+                <w:color w:val="FFFFFF"/>
+                <w:sz w:val="18"/>
+                <w:rFonts w:eastAsia="맑은 고딕"/>
+              </w:rPr>
+              <w:t>계층</w:t>
+            </w:r>
+          </w:p>
+        </w:tc>
+        <w:tc>
+          <w:tcPr>
+            <w:tcW w:type="dxa" w:w="2166"/>
+            <w:shd w:val="clear" w:color="auto" w:fill="00467F"/>
+          </w:tcPr>
+          <w:p>
+            <w:r/>
+            <w:r>
+              <w:rPr>
+                <w:rFonts w:ascii="맑은 고딕" w:hAnsi="맑은 고딕"/>
+                <w:b/>
+                <w:color w:val="FFFFFF"/>
+                <w:sz w:val="18"/>
+                <w:rFonts w:eastAsia="맑은 고딕"/>
+              </w:rPr>
+              <w:t>권한 저장</w:t>
+            </w:r>
+          </w:p>
+        </w:tc>
+        <w:tc>
+          <w:tcPr>
+            <w:tcW w:type="dxa" w:w="2166"/>
+            <w:shd w:val="clear" w:color="auto" w:fill="00467F"/>
+          </w:tcPr>
+          <w:p>
+            <w:r/>
+            <w:r>
+              <w:rPr>
+                <w:rFonts w:ascii="맑은 고딕" w:hAnsi="맑은 고딕"/>
+                <w:b/>
+                <w:color w:val="FFFFFF"/>
+                <w:sz w:val="18"/>
+                <w:rFonts w:eastAsia="맑은 고딕"/>
+              </w:rPr>
+              <w:t>전용 화면</w:t>
+            </w:r>
+          </w:p>
+        </w:tc>
+        <w:tc>
+          <w:tcPr>
+            <w:tcW w:type="dxa" w:w="2166"/>
+            <w:shd w:val="clear" w:color="auto" w:fill="00467F"/>
+          </w:tcPr>
+          <w:p>
+            <w:r/>
+            <w:r>
+              <w:rPr>
+                <w:rFonts w:ascii="맑은 고딕" w:hAnsi="맑은 고딕"/>
+                <w:b/>
+                <w:color w:val="FFFFFF"/>
+                <w:sz w:val="18"/>
+                <w:rFonts w:eastAsia="맑은 고딕"/>
+              </w:rPr>
+              <w:t>설명</w:t>
+            </w:r>
+          </w:p>
+        </w:tc>
+      </w:tr>
+      <w:tr>
+        <w:tc>
+          <w:tcPr>
+            <w:tcW w:type="dxa" w:w="2166"/>
+          </w:tcPr>
+          <w:p>
+            <w:r/>
+            <w:r>
+              <w:rPr>
+                <w:rFonts w:ascii="맑은 고딕" w:hAnsi="맑은 고딕"/>
+                <w:b/>
+                <w:sz w:val="18"/>
+                <w:rFonts w:eastAsia="맑은 고딕"/>
+              </w:rPr>
+              <w:t>비회원(게스트)</w:t>
+            </w:r>
+          </w:p>
+        </w:tc>
+        <w:tc>
+          <w:tcPr>
+            <w:tcW w:type="dxa" w:w="2166"/>
+          </w:tcPr>
+          <w:p>
+            <w:r/>
+            <w:r>
+              <w:rPr>
+                <w:rFonts w:ascii="맑은 고딕" w:hAnsi="맑은 고딕"/>
+                <w:b w:val="0"/>
+                <w:sz w:val="18"/>
+                <w:rFonts w:eastAsia="맑은 고딕"/>
+              </w:rPr>
+              <w:t>초대링크 토큰</w:t>
+            </w:r>
+          </w:p>
+        </w:tc>
+        <w:tc>
+          <w:tcPr>
+            <w:tcW w:type="dxa" w:w="2166"/>
+          </w:tcPr>
+          <w:p>
+            <w:r/>
+            <w:r>
+              <w:rPr>
+                <w:rFonts w:ascii="맑은 고딕" w:hAnsi="맑은 고딕"/>
+                <w:b w:val="0"/>
+                <w:sz w:val="18"/>
+                <w:rFonts w:eastAsia="맑은 고딕"/>
+              </w:rPr>
+              <w:t>—</w:t>
+            </w:r>
+          </w:p>
+        </w:tc>
+        <w:tc>
+          <w:tcPr>
+            <w:tcW w:type="dxa" w:w="2166"/>
+          </w:tcPr>
+          <w:p>
+            <w:r/>
+            <w:r>
+              <w:rPr>
+                <w:rFonts w:ascii="맑은 고딕" w:hAnsi="맑은 고딕"/>
+                <w:b w:val="0"/>
+                <w:sz w:val="18"/>
+                <w:rFonts w:eastAsia="맑은 고딕"/>
+              </w:rPr>
+              <w:t>계정 없이 화상상담 초대링크로만 상담방 입장. 의료진·통역사가 이 방식으로 참여.</w:t>
+            </w:r>
+          </w:p>
+        </w:tc>
+      </w:tr>
+      <w:tr>
+        <w:tc>
+          <w:tcPr>
+            <w:tcW w:type="dxa" w:w="2166"/>
+          </w:tcPr>
+          <w:p>
+            <w:r/>
+            <w:r>
+              <w:rPr>
+                <w:rFonts w:ascii="맑은 고딕" w:hAnsi="맑은 고딕"/>
+                <w:b/>
+                <w:sz w:val="18"/>
+                <w:rFonts w:eastAsia="맑은 고딕"/>
+              </w:rPr>
+              <w:t>사용자(환자)</w:t>
+            </w:r>
+          </w:p>
+        </w:tc>
+        <w:tc>
+          <w:tcPr>
+            <w:tcW w:type="dxa" w:w="2166"/>
+          </w:tcPr>
+          <w:p>
+            <w:r/>
+            <w:r>
+              <w:rPr>
+                <w:rFonts w:ascii="맑은 고딕" w:hAnsi="맑은 고딕"/>
+                <w:b w:val="0"/>
+                <w:sz w:val="18"/>
+                <w:rFonts w:eastAsia="맑은 고딕"/>
+              </w:rPr>
+              <w:t>로그인 계정(기본값)</w:t>
+            </w:r>
+          </w:p>
+        </w:tc>
+        <w:tc>
+          <w:tcPr>
+            <w:tcW w:type="dxa" w:w="2166"/>
+          </w:tcPr>
+          <w:p>
+            <w:r/>
+            <w:r>
+              <w:rPr>
+                <w:rFonts w:ascii="맑은 고딕" w:hAnsi="맑은 고딕"/>
+                <w:b w:val="0"/>
+                <w:sz w:val="18"/>
+                <w:rFonts w:eastAsia="맑은 고딕"/>
+              </w:rPr>
+              <w:t>/patient</w:t>
+            </w:r>
+          </w:p>
+        </w:tc>
+        <w:tc>
+          <w:tcPr>
+            <w:tcW w:type="dxa" w:w="2166"/>
+          </w:tcPr>
+          <w:p>
+            <w:r/>
+            <w:r>
+              <w:rPr>
+                <w:rFonts w:ascii="맑은 고딕" w:hAnsi="맑은 고딕"/>
+                <w:b w:val="0"/>
+                <w:sz w:val="18"/>
+                <w:rFonts w:eastAsia="맑은 고딕"/>
+              </w:rPr>
+              <w:t>문의·상담·사후관리. 별도 역할 없음이 기본.</w:t>
+            </w:r>
+          </w:p>
+        </w:tc>
+      </w:tr>
+      <w:tr>
+        <w:tc>
+          <w:tcPr>
+            <w:tcW w:type="dxa" w:w="2166"/>
+          </w:tcPr>
+          <w:p>
+            <w:r/>
+            <w:r>
+              <w:rPr>
+                <w:rFonts w:ascii="맑은 고딕" w:hAnsi="맑은 고딕"/>
+                <w:b/>
+                <w:sz w:val="18"/>
+                <w:rFonts w:eastAsia="맑은 고딕"/>
+              </w:rPr>
+              <w:t>코디네이터</w:t>
+            </w:r>
+          </w:p>
+        </w:tc>
+        <w:tc>
+          <w:tcPr>
+            <w:tcW w:type="dxa" w:w="2166"/>
+          </w:tcPr>
+          <w:p>
+            <w:r/>
+            <w:r>
+              <w:rPr>
+                <w:rFonts w:ascii="맑은 고딕" w:hAnsi="맑은 고딕"/>
+                <w:b w:val="0"/>
+                <w:sz w:val="18"/>
+                <w:rFonts w:eastAsia="맑은 고딕"/>
+              </w:rPr>
+              <w:t>app_metadata.role</w:t>
+            </w:r>
+          </w:p>
+        </w:tc>
+        <w:tc>
+          <w:tcPr>
+            <w:tcW w:type="dxa" w:w="2166"/>
+          </w:tcPr>
+          <w:p>
+            <w:r/>
+            <w:r>
+              <w:rPr>
+                <w:rFonts w:ascii="맑은 고딕" w:hAnsi="맑은 고딕"/>
+                <w:b w:val="0"/>
+                <w:sz w:val="18"/>
+                <w:rFonts w:eastAsia="맑은 고딕"/>
+              </w:rPr>
+              <w:t>/coordinator</w:t>
+            </w:r>
+          </w:p>
+        </w:tc>
+        <w:tc>
+          <w:tcPr>
+            <w:tcW w:type="dxa" w:w="2166"/>
+          </w:tcPr>
+          <w:p>
+            <w:r/>
+            <w:r>
+              <w:rPr>
+                <w:rFonts w:ascii="맑은 고딕" w:hAnsi="맑은 고딕"/>
+                <w:b w:val="0"/>
+                <w:sz w:val="18"/>
+                <w:rFonts w:eastAsia="맑은 고딕"/>
+              </w:rPr>
+              <w:t>내부 스태프. 환자 여정·상담 일정·증상 알림 관리.</w:t>
+            </w:r>
+          </w:p>
+        </w:tc>
+      </w:tr>
+      <w:tr>
+        <w:tc>
+          <w:tcPr>
+            <w:tcW w:type="dxa" w:w="2166"/>
+          </w:tcPr>
+          <w:p>
+            <w:r/>
+            <w:r>
+              <w:rPr>
+                <w:rFonts w:ascii="맑은 고딕" w:hAnsi="맑은 고딕"/>
+                <w:b/>
+                <w:sz w:val="18"/>
+                <w:rFonts w:eastAsia="맑은 고딕"/>
+              </w:rPr>
+              <w:t>관리자</w:t>
+            </w:r>
+          </w:p>
+        </w:tc>
+        <w:tc>
+          <w:tcPr>
+            <w:tcW w:type="dxa" w:w="2166"/>
+          </w:tcPr>
+          <w:p>
+            <w:r/>
+            <w:r>
+              <w:rPr>
+                <w:rFonts w:ascii="맑은 고딕" w:hAnsi="맑은 고딕"/>
+                <w:b w:val="0"/>
+                <w:sz w:val="18"/>
+                <w:rFonts w:eastAsia="맑은 고딕"/>
+              </w:rPr>
+              <w:t>app_metadata.role</w:t>
+            </w:r>
+          </w:p>
+        </w:tc>
+        <w:tc>
+          <w:tcPr>
+            <w:tcW w:type="dxa" w:w="2166"/>
+          </w:tcPr>
+          <w:p>
+            <w:r/>
+            <w:r>
+              <w:rPr>
+                <w:rFonts w:ascii="맑은 고딕" w:hAnsi="맑은 고딕"/>
+                <w:b w:val="0"/>
+                <w:sz w:val="18"/>
+                <w:rFonts w:eastAsia="맑은 고딕"/>
+              </w:rPr>
+              <w:t>/admin</w:t>
+            </w:r>
+          </w:p>
+        </w:tc>
+        <w:tc>
+          <w:tcPr>
+            <w:tcW w:type="dxa" w:w="2166"/>
+          </w:tcPr>
+          <w:p>
+            <w:r/>
+            <w:r>
+              <w:rPr>
+                <w:rFonts w:ascii="맑은 고딕" w:hAnsi="맑은 고딕"/>
+                <w:b w:val="0"/>
+                <w:sz w:val="18"/>
+                <w:rFonts w:eastAsia="맑은 고딕"/>
+              </w:rPr>
+              <w:t>운영자. 전체 권한. 통합 콘솔에서 코디 화면까지 포함.</w:t>
+            </w:r>
+          </w:p>
+        </w:tc>
+      </w:tr>
+      <w:tr>
+        <w:tc>
+          <w:tcPr>
+            <w:tcW w:type="dxa" w:w="2166"/>
+          </w:tcPr>
+          <w:p>
+            <w:r/>
+            <w:r>
+              <w:rPr>
+                <w:rFonts w:ascii="맑은 고딕" w:hAnsi="맑은 고딕"/>
+                <w:b/>
+                <w:sz w:val="18"/>
+                <w:rFonts w:eastAsia="맑은 고딕"/>
+              </w:rPr>
+              <w:t>국내 의료기관</w:t>
+            </w:r>
+          </w:p>
+        </w:tc>
+        <w:tc>
+          <w:tcPr>
+            <w:tcW w:type="dxa" w:w="2166"/>
+          </w:tcPr>
+          <w:p>
+            <w:r/>
+            <w:r>
+              <w:rPr>
+                <w:rFonts w:ascii="맑은 고딕" w:hAnsi="맑은 고딕"/>
+                <w:b w:val="0"/>
+                <w:sz w:val="18"/>
+                <w:rFonts w:eastAsia="맑은 고딕"/>
+              </w:rPr>
+              <w:t>hospital_users 테이블</w:t>
+            </w:r>
+          </w:p>
+        </w:tc>
+        <w:tc>
+          <w:tcPr>
+            <w:tcW w:type="dxa" w:w="2166"/>
+          </w:tcPr>
+          <w:p>
+            <w:r/>
+            <w:r>
+              <w:rPr>
+                <w:rFonts w:ascii="맑은 고딕" w:hAnsi="맑은 고딕"/>
+                <w:b w:val="0"/>
+                <w:sz w:val="18"/>
+                <w:rFonts w:eastAsia="맑은 고딕"/>
+              </w:rPr>
+              <w:t>/hospital</w:t>
+            </w:r>
+          </w:p>
+        </w:tc>
+        <w:tc>
+          <w:tcPr>
+            <w:tcW w:type="dxa" w:w="2166"/>
+          </w:tcPr>
+          <w:p>
+            <w:r/>
+            <w:r>
+              <w:rPr>
+                <w:rFonts w:ascii="맑은 고딕" w:hAnsi="맑은 고딕"/>
+                <w:b w:val="0"/>
+                <w:sz w:val="18"/>
+                <w:rFonts w:eastAsia="맑은 고딕"/>
+              </w:rPr>
+              <w:t>제휴 한국 병원 담당자(owner/manager/viewer). 리드·프로필·치료정보 관리.</w:t>
+            </w:r>
+          </w:p>
+        </w:tc>
+      </w:tr>
+      <w:tr>
+        <w:tc>
+          <w:tcPr>
+            <w:tcW w:type="dxa" w:w="2166"/>
+          </w:tcPr>
+          <w:p>
+            <w:r/>
+            <w:r>
+              <w:rPr>
+                <w:rFonts w:ascii="맑은 고딕" w:hAnsi="맑은 고딕"/>
+                <w:b/>
+                <w:sz w:val="18"/>
+                <w:rFonts w:eastAsia="맑은 고딕"/>
+              </w:rPr>
+              <w:t>해외 에이전시</w:t>
+            </w:r>
+          </w:p>
+        </w:tc>
+        <w:tc>
+          <w:tcPr>
+            <w:tcW w:type="dxa" w:w="2166"/>
+          </w:tcPr>
+          <w:p>
+            <w:r/>
+            <w:r>
+              <w:rPr>
+                <w:rFonts w:ascii="맑은 고딕" w:hAnsi="맑은 고딕"/>
+                <w:b w:val="0"/>
+                <w:sz w:val="18"/>
+                <w:rFonts w:eastAsia="맑은 고딕"/>
+              </w:rPr>
+              <w:t>agency_users + partner_type</w:t>
+            </w:r>
+          </w:p>
+        </w:tc>
+        <w:tc>
+          <w:tcPr>
+            <w:tcW w:type="dxa" w:w="2166"/>
+          </w:tcPr>
+          <w:p>
+            <w:r/>
+            <w:r>
+              <w:rPr>
+                <w:rFonts w:ascii="맑은 고딕" w:hAnsi="맑은 고딕"/>
+                <w:b w:val="0"/>
+                <w:sz w:val="18"/>
+                <w:rFonts w:eastAsia="맑은 고딕"/>
+              </w:rPr>
+              <w:t>/agency</w:t>
+            </w:r>
+          </w:p>
+        </w:tc>
+        <w:tc>
+          <w:tcPr>
+            <w:tcW w:type="dxa" w:w="2166"/>
+          </w:tcPr>
+          <w:p>
+            <w:r/>
+            <w:r>
+              <w:rPr>
+                <w:rFonts w:ascii="맑은 고딕" w:hAnsi="맑은 고딕"/>
+                <w:b w:val="0"/>
+                <w:sz w:val="18"/>
+                <w:rFonts w:eastAsia="맑은 고딕"/>
+              </w:rPr>
+              <w:t>해외 환자 유치 파트너. 의뢰 환자 진행상황 조회.</w:t>
+            </w:r>
+          </w:p>
+        </w:tc>
+      </w:tr>
+      <w:tr>
+        <w:tc>
+          <w:tcPr>
+            <w:tcW w:type="dxa" w:w="2166"/>
+          </w:tcPr>
+          <w:p>
+            <w:r/>
+            <w:r>
+              <w:rPr>
+                <w:rFonts w:ascii="맑은 고딕" w:hAnsi="맑은 고딕"/>
+                <w:b/>
+                <w:sz w:val="18"/>
+                <w:rFonts w:eastAsia="맑은 고딕"/>
+              </w:rPr>
+              <w:t>해외 의료기관</w:t>
+            </w:r>
+          </w:p>
+        </w:tc>
+        <w:tc>
+          <w:tcPr>
+            <w:tcW w:type="dxa" w:w="2166"/>
+          </w:tcPr>
+          <w:p>
+            <w:r/>
+            <w:r>
+              <w:rPr>
+                <w:rFonts w:ascii="맑은 고딕" w:hAnsi="맑은 고딕"/>
+                <w:b w:val="0"/>
+                <w:sz w:val="18"/>
+                <w:rFonts w:eastAsia="맑은 고딕"/>
+              </w:rPr>
+              <w:t>agency_users + partner_type</w:t>
+            </w:r>
+          </w:p>
+        </w:tc>
+        <w:tc>
+          <w:tcPr>
+            <w:tcW w:type="dxa" w:w="2166"/>
+          </w:tcPr>
+          <w:p>
+            <w:r/>
+            <w:r>
+              <w:rPr>
+                <w:rFonts w:ascii="맑은 고딕" w:hAnsi="맑은 고딕"/>
+                <w:b w:val="0"/>
+                <w:sz w:val="18"/>
+                <w:rFonts w:eastAsia="맑은 고딕"/>
+              </w:rPr>
+              <w:t>/clinic</w:t>
+            </w:r>
+          </w:p>
+        </w:tc>
+        <w:tc>
+          <w:tcPr>
+            <w:tcW w:type="dxa" w:w="2166"/>
+          </w:tcPr>
+          <w:p>
+            <w:r/>
+            <w:r>
+              <w:rPr>
+                <w:rFonts w:ascii="맑은 고딕" w:hAnsi="맑은 고딕"/>
+                <w:b w:val="0"/>
+                <w:sz w:val="18"/>
+                <w:rFonts w:eastAsia="맑은 고딕"/>
+              </w:rPr>
+              <w:t>환자를 한국으로 의뢰하는 현지 병원. 경과·검사결과 전송 주체.</w:t>
+            </w:r>
+          </w:p>
+        </w:tc>
+      </w:tr>
+    </w:tbl>
+    <w:p/>
+    <w:p>
+      <w:r>
+        <w:rPr>
+          <w:rFonts w:ascii="맑은 고딕" w:hAnsi="맑은 고딕"/>
+          <w:b/>
+          <w:color w:val="00467F"/>
+          <w:sz w:val="24"/>
+          <w:rFonts w:eastAsia="맑은 고딕"/>
+        </w:rPr>
+        <w:t>2. 화상 상담(원격협진) 기능</w:t>
+      </w:r>
+    </w:p>
+    <w:tbl>
+      <w:tblPr>
+        <w:tblW w:type="auto" w:w="0"/>
+        <w:tblLook w:firstColumn="1" w:firstRow="1" w:lastColumn="0" w:lastRow="0" w:noHBand="0" w:noVBand="1" w:val="04A0"/>
+        <w:tblBorders>
+          <w:top w:val="single" w:sz="4" w:color="999999"/>
+          <w:left w:val="single" w:sz="4" w:color="999999"/>
+          <w:bottom w:val="single" w:sz="4" w:color="999999"/>
+          <w:right w:val="single" w:sz="4" w:color="999999"/>
+          <w:insideH w:val="single" w:sz="4" w:color="999999"/>
+          <w:insideV w:val="single" w:sz="4" w:color="999999"/>
+        </w:tblBorders>
+      </w:tblPr>
+      <w:tblGrid>
+        <w:gridCol w:w="4333"/>
+        <w:gridCol w:w="4333"/>
+      </w:tblGrid>
+      <w:tr>
+        <w:tc>
+          <w:tcPr>
+            <w:tcW w:type="dxa" w:w="4333"/>
+            <w:shd w:val="clear" w:color="auto" w:fill="00467F"/>
+          </w:tcPr>
+          <w:p>
+            <w:r/>
+            <w:r>
+              <w:rPr>
+                <w:rFonts w:ascii="맑은 고딕" w:hAnsi="맑은 고딕"/>
+                <w:b/>
+                <w:color w:val="FFFFFF"/>
+                <w:sz w:val="18"/>
+                <w:rFonts w:eastAsia="맑은 고딕"/>
+              </w:rPr>
+              <w:t>구분</w:t>
+            </w:r>
+          </w:p>
+        </w:tc>
+        <w:tc>
+          <w:tcPr>
+            <w:tcW w:type="dxa" w:w="4333"/>
+            <w:shd w:val="clear" w:color="auto" w:fill="00467F"/>
+          </w:tcPr>
+          <w:p>
+            <w:r/>
+            <w:r>
+              <w:rPr>
+                <w:rFonts w:ascii="맑은 고딕" w:hAnsi="맑은 고딕"/>
+                <w:b/>
+                <w:color w:val="FFFFFF"/>
+                <w:sz w:val="18"/>
+                <w:rFonts w:eastAsia="맑은 고딕"/>
+              </w:rPr>
+              <w:t>내용</w:t>
+            </w:r>
+          </w:p>
+        </w:tc>
+      </w:tr>
+      <w:tr>
+        <w:tc>
+          <w:tcPr>
+            <w:tcW w:type="dxa" w:w="4333"/>
+          </w:tcPr>
+          <w:p>
+            <w:r/>
+            <w:r>
+              <w:rPr>
+                <w:rFonts w:ascii="맑은 고딕" w:hAnsi="맑은 고딕"/>
+                <w:b/>
+                <w:sz w:val="18"/>
+                <w:rFonts w:eastAsia="맑은 고딕"/>
+              </w:rPr>
+              <w:t>영상·음성</w:t>
+            </w:r>
+          </w:p>
+        </w:tc>
+        <w:tc>
+          <w:tcPr>
+            <w:tcW w:type="dxa" w:w="4333"/>
+          </w:tcPr>
+          <w:p>
+            <w:r/>
+            <w:r>
+              <w:rPr>
+                <w:rFonts w:ascii="맑은 고딕" w:hAnsi="맑은 고딕"/>
+                <w:b w:val="0"/>
+                <w:sz w:val="18"/>
+                <w:rFonts w:eastAsia="맑은 고딕"/>
+              </w:rPr>
+              <w:t>LiveKit 기반 WebRTC 다자 통화. 계정 없이 초대링크로 입장.</w:t>
+            </w:r>
+          </w:p>
+        </w:tc>
+      </w:tr>
+      <w:tr>
+        <w:tc>
+          <w:tcPr>
+            <w:tcW w:type="dxa" w:w="4333"/>
+          </w:tcPr>
+          <w:p>
+            <w:r/>
+            <w:r>
+              <w:rPr>
+                <w:rFonts w:ascii="맑은 고딕" w:hAnsi="맑은 고딕"/>
+                <w:b/>
+                <w:sz w:val="18"/>
+                <w:rFonts w:eastAsia="맑은 고딕"/>
+              </w:rPr>
+              <w:t>실시간 자막</w:t>
+            </w:r>
+          </w:p>
+        </w:tc>
+        <w:tc>
+          <w:tcPr>
+            <w:tcW w:type="dxa" w:w="4333"/>
+          </w:tcPr>
+          <w:p>
+            <w:r/>
+            <w:r>
+              <w:rPr>
+                <w:rFonts w:ascii="맑은 고딕" w:hAnsi="맑은 고딕"/>
+                <w:b w:val="0"/>
+                <w:sz w:val="18"/>
+                <w:rFonts w:eastAsia="맑은 고딕"/>
+              </w:rPr>
+              <w:t>발화를 인식해 자막 표시. 화자를 «역할»이 아니라 «사람» 기준으로 구분(색·이름·좌우).</w:t>
+            </w:r>
+          </w:p>
+        </w:tc>
+      </w:tr>
+      <w:tr>
+        <w:tc>
+          <w:tcPr>
+            <w:tcW w:type="dxa" w:w="4333"/>
+          </w:tcPr>
+          <w:p>
+            <w:r/>
+            <w:r>
+              <w:rPr>
+                <w:rFonts w:ascii="맑은 고딕" w:hAnsi="맑은 고딕"/>
+                <w:b/>
+                <w:sz w:val="18"/>
+                <w:rFonts w:eastAsia="맑은 고딕"/>
+              </w:rPr>
+              <w:t>실시간 통역</w:t>
+            </w:r>
+          </w:p>
+        </w:tc>
+        <w:tc>
+          <w:tcPr>
+            <w:tcW w:type="dxa" w:w="4333"/>
+          </w:tcPr>
+          <w:p>
+            <w:r/>
+            <w:r>
+              <w:rPr>
+                <w:rFonts w:ascii="맑은 고딕" w:hAnsi="맑은 고딕"/>
+                <w:b w:val="0"/>
+                <w:sz w:val="18"/>
+                <w:rFonts w:eastAsia="맑은 고딕"/>
+              </w:rPr>
+              <w:t>한국어 ↔ 러시아어 등 상호 번역 자막. 통역 음성 봇 참여 시 음성 통역.</w:t>
+            </w:r>
+          </w:p>
+        </w:tc>
+      </w:tr>
+      <w:tr>
+        <w:tc>
+          <w:tcPr>
+            <w:tcW w:type="dxa" w:w="4333"/>
+          </w:tcPr>
+          <w:p>
+            <w:r/>
+            <w:r>
+              <w:rPr>
+                <w:rFonts w:ascii="맑은 고딕" w:hAnsi="맑은 고딕"/>
+                <w:b/>
+                <w:sz w:val="18"/>
+                <w:rFonts w:eastAsia="맑은 고딕"/>
+              </w:rPr>
+              <w:t>기록</w:t>
+            </w:r>
+          </w:p>
+        </w:tc>
+        <w:tc>
+          <w:tcPr>
+            <w:tcW w:type="dxa" w:w="4333"/>
+          </w:tcPr>
+          <w:p>
+            <w:r/>
+            <w:r>
+              <w:rPr>
+                <w:rFonts w:ascii="맑은 고딕" w:hAnsi="맑은 고딕"/>
+                <w:b w:val="0"/>
+                <w:sz w:val="18"/>
+                <w:rFonts w:eastAsia="맑은 고딕"/>
+              </w:rPr>
+              <w:t>상담 대화·번역 기록을 암호화 저장하여 사후 확인 및 품질 점검에 활용.</w:t>
+            </w:r>
+          </w:p>
+        </w:tc>
+      </w:tr>
+      <w:tr>
+        <w:tc>
+          <w:tcPr>
+            <w:tcW w:type="dxa" w:w="4333"/>
+          </w:tcPr>
+          <w:p>
+            <w:r/>
+            <w:r>
+              <w:rPr>
+                <w:rFonts w:ascii="맑은 고딕" w:hAnsi="맑은 고딕"/>
+                <w:b/>
+                <w:sz w:val="18"/>
+                <w:rFonts w:eastAsia="맑은 고딕"/>
+              </w:rPr>
+              <w:t>안정성</w:t>
+            </w:r>
+          </w:p>
+        </w:tc>
+        <w:tc>
+          <w:tcPr>
+            <w:tcW w:type="dxa" w:w="4333"/>
+          </w:tcPr>
+          <w:p>
+            <w:r/>
+            <w:r>
+              <w:rPr>
+                <w:rFonts w:ascii="맑은 고딕" w:hAnsi="맑은 고딕"/>
+                <w:b w:val="0"/>
+                <w:sz w:val="18"/>
+                <w:rFonts w:eastAsia="맑은 고딕"/>
+              </w:rPr>
+              <w:t>하울링 2단 감지, 무응답 자동 종료, 자막 중단 시 복구 안내.</w:t>
+            </w:r>
+          </w:p>
+        </w:tc>
+      </w:tr>
+    </w:tbl>
+    <w:p/>
+    <w:p>
+      <w:r>
+        <w:rPr>
+          <w:rFonts w:ascii="맑은 고딕" w:hAnsi="맑은 고딕"/>
+          <w:b/>
+          <w:color w:val="00467F"/>
+          <w:sz w:val="24"/>
+          <w:rFonts w:eastAsia="맑은 고딕"/>
+        </w:rPr>
+        <w:t>3. 상담 채널</w:t>
+      </w:r>
+    </w:p>
+    <w:p>
+      <w:r>
+        <w:rPr>
+          <w:rFonts w:ascii="맑은 고딕" w:hAnsi="맑은 고딕"/>
+          <w:b w:val="0"/>
+          <w:sz w:val="18"/>
+          <w:rFonts w:eastAsia="맑은 고딕"/>
+        </w:rPr>
+        <w:t>※ 연동 수준을 구분해 기재한다. 위챗·라인은 메신저 바로가기 안내이며 봇 연동은 미적용이다.</w:t>
+      </w:r>
+    </w:p>
+    <w:tbl>
+      <w:tblPr>
+        <w:tblW w:type="auto" w:w="0"/>
+        <w:tblLook w:firstColumn="1" w:firstRow="1" w:lastColumn="0" w:lastRow="0" w:noHBand="0" w:noVBand="1" w:val="04A0"/>
+        <w:tblBorders>
+          <w:top w:val="single" w:sz="4" w:color="999999"/>
+          <w:left w:val="single" w:sz="4" w:color="999999"/>
+          <w:bottom w:val="single" w:sz="4" w:color="999999"/>
+          <w:right w:val="single" w:sz="4" w:color="999999"/>
+          <w:insideH w:val="single" w:sz="4" w:color="999999"/>
+          <w:insideV w:val="single" w:sz="4" w:color="999999"/>
+        </w:tblBorders>
+      </w:tblPr>
+      <w:tblGrid>
+        <w:gridCol w:w="2889"/>
+        <w:gridCol w:w="2889"/>
+        <w:gridCol w:w="2889"/>
+      </w:tblGrid>
+      <w:tr>
+        <w:tc>
+          <w:tcPr>
+            <w:tcW w:type="dxa" w:w="2889"/>
+            <w:shd w:val="clear" w:color="auto" w:fill="00467F"/>
+          </w:tcPr>
+          <w:p>
+            <w:r/>
+            <w:r>
+              <w:rPr>
+                <w:rFonts w:ascii="맑은 고딕" w:hAnsi="맑은 고딕"/>
+                <w:b/>
+                <w:color w:val="FFFFFF"/>
+                <w:sz w:val="18"/>
+                <w:rFonts w:eastAsia="맑은 고딕"/>
+              </w:rPr>
+              <w:t>채널</w:t>
+            </w:r>
+          </w:p>
+        </w:tc>
+        <w:tc>
+          <w:tcPr>
+            <w:tcW w:type="dxa" w:w="2889"/>
+            <w:shd w:val="clear" w:color="auto" w:fill="00467F"/>
+          </w:tcPr>
+          <w:p>
+            <w:r/>
+            <w:r>
+              <w:rPr>
+                <w:rFonts w:ascii="맑은 고딕" w:hAnsi="맑은 고딕"/>
+                <w:b/>
+                <w:color w:val="FFFFFF"/>
+                <w:sz w:val="18"/>
+                <w:rFonts w:eastAsia="맑은 고딕"/>
+              </w:rPr>
+              <w:t>연동 수준</w:t>
+            </w:r>
+          </w:p>
+        </w:tc>
+        <w:tc>
+          <w:tcPr>
+            <w:tcW w:type="dxa" w:w="2889"/>
+            <w:shd w:val="clear" w:color="auto" w:fill="00467F"/>
+          </w:tcPr>
+          <w:p>
+            <w:r/>
+            <w:r>
+              <w:rPr>
+                <w:rFonts w:ascii="맑은 고딕" w:hAnsi="맑은 고딕"/>
+                <w:b/>
+                <w:color w:val="FFFFFF"/>
+                <w:sz w:val="18"/>
+                <w:rFonts w:eastAsia="맑은 고딕"/>
+              </w:rPr>
+              <w:t>내용</w:t>
+            </w:r>
+          </w:p>
+        </w:tc>
+      </w:tr>
+      <w:tr>
+        <w:tc>
+          <w:tcPr>
+            <w:tcW w:type="dxa" w:w="2889"/>
+          </w:tcPr>
+          <w:p>
+            <w:r/>
+            <w:r>
+              <w:rPr>
+                <w:rFonts w:ascii="맑은 고딕" w:hAnsi="맑은 고딕"/>
+                <w:b/>
+                <w:sz w:val="18"/>
+                <w:rFonts w:eastAsia="맑은 고딕"/>
+              </w:rPr>
+              <w:t>웹 (통합 문의 퍼널)</w:t>
+            </w:r>
+          </w:p>
+        </w:tc>
+        <w:tc>
+          <w:tcPr>
+            <w:tcW w:type="dxa" w:w="2889"/>
+          </w:tcPr>
+          <w:p>
+            <w:r/>
+            <w:r>
+              <w:rPr>
+                <w:rFonts w:ascii="맑은 고딕" w:hAnsi="맑은 고딕"/>
+                <w:b w:val="0"/>
+                <w:sz w:val="18"/>
+                <w:rFonts w:eastAsia="맑은 고딕"/>
+              </w:rPr>
+              <w:t>연동</w:t>
+            </w:r>
+          </w:p>
+        </w:tc>
+        <w:tc>
+          <w:tcPr>
+            <w:tcW w:type="dxa" w:w="2889"/>
+          </w:tcPr>
+          <w:p>
+            <w:r/>
+            <w:r>
+              <w:rPr>
+                <w:rFonts w:ascii="맑은 고딕" w:hAnsi="맑은 고딕"/>
+                <w:b w:val="0"/>
+                <w:sz w:val="18"/>
+                <w:rFonts w:eastAsia="맑은 고딕"/>
+              </w:rPr>
+              <w:t>AI 상담·문의서·상담원 연결. 대화 전체가 기록으로 축적.</w:t>
+            </w:r>
+          </w:p>
+        </w:tc>
+      </w:tr>
+      <w:tr>
+        <w:tc>
+          <w:tcPr>
+            <w:tcW w:type="dxa" w:w="2889"/>
+          </w:tcPr>
+          <w:p>
+            <w:r/>
+            <w:r>
+              <w:rPr>
+                <w:rFonts w:ascii="맑은 고딕" w:hAnsi="맑은 고딕"/>
+                <w:b/>
+                <w:sz w:val="18"/>
+                <w:rFonts w:eastAsia="맑은 고딕"/>
+              </w:rPr>
+              <w:t>텔레그램</w:t>
+            </w:r>
+          </w:p>
+        </w:tc>
+        <w:tc>
+          <w:tcPr>
+            <w:tcW w:type="dxa" w:w="2889"/>
+          </w:tcPr>
+          <w:p>
+            <w:r/>
+            <w:r>
+              <w:rPr>
+                <w:rFonts w:ascii="맑은 고딕" w:hAnsi="맑은 고딕"/>
+                <w:b w:val="0"/>
+                <w:sz w:val="18"/>
+                <w:rFonts w:eastAsia="맑은 고딕"/>
+              </w:rPr>
+              <w:t>연동</w:t>
+            </w:r>
+          </w:p>
+        </w:tc>
+        <w:tc>
+          <w:tcPr>
+            <w:tcW w:type="dxa" w:w="2889"/>
+          </w:tcPr>
+          <w:p>
+            <w:r/>
+            <w:r>
+              <w:rPr>
+                <w:rFonts w:ascii="맑은 고딕" w:hAnsi="맑은 고딕"/>
+                <w:b w:val="0"/>
+                <w:sz w:val="18"/>
+                <w:rFonts w:eastAsia="맑은 고딕"/>
+              </w:rPr>
+              <w:t>봇 웹훅. AI 자동응답 + 스태프 그룹 릴레이 + 상담기록 축적.</w:t>
+            </w:r>
+          </w:p>
+        </w:tc>
+      </w:tr>
+      <w:tr>
+        <w:tc>
+          <w:tcPr>
+            <w:tcW w:type="dxa" w:w="2889"/>
+          </w:tcPr>
+          <w:p>
+            <w:r/>
+            <w:r>
+              <w:rPr>
+                <w:rFonts w:ascii="맑은 고딕" w:hAnsi="맑은 고딕"/>
+                <w:b/>
+                <w:sz w:val="18"/>
+                <w:rFonts w:eastAsia="맑은 고딕"/>
+              </w:rPr>
+              <w:t>왓츠앱</w:t>
+            </w:r>
+          </w:p>
+        </w:tc>
+        <w:tc>
+          <w:tcPr>
+            <w:tcW w:type="dxa" w:w="2889"/>
+          </w:tcPr>
+          <w:p>
+            <w:r/>
+            <w:r>
+              <w:rPr>
+                <w:rFonts w:ascii="맑은 고딕" w:hAnsi="맑은 고딕"/>
+                <w:b w:val="0"/>
+                <w:sz w:val="18"/>
+                <w:rFonts w:eastAsia="맑은 고딕"/>
+              </w:rPr>
+              <w:t>연동</w:t>
+            </w:r>
+          </w:p>
+        </w:tc>
+        <w:tc>
+          <w:tcPr>
+            <w:tcW w:type="dxa" w:w="2889"/>
+          </w:tcPr>
+          <w:p>
+            <w:r/>
+            <w:r>
+              <w:rPr>
+                <w:rFonts w:ascii="맑은 고딕" w:hAnsi="맑은 고딕"/>
+                <w:b w:val="0"/>
+                <w:sz w:val="18"/>
+                <w:rFonts w:eastAsia="맑은 고딕"/>
+              </w:rPr>
+              <w:t>봇 웹훅. AI 자동응답 + 상담기록 축적.</w:t>
+            </w:r>
+          </w:p>
+        </w:tc>
+      </w:tr>
+      <w:tr>
+        <w:tc>
+          <w:tcPr>
+            <w:tcW w:type="dxa" w:w="2889"/>
+          </w:tcPr>
+          <w:p>
+            <w:r/>
+            <w:r>
+              <w:rPr>
+                <w:rFonts w:ascii="맑은 고딕" w:hAnsi="맑은 고딕"/>
+                <w:b/>
+                <w:sz w:val="18"/>
+                <w:rFonts w:eastAsia="맑은 고딕"/>
+              </w:rPr>
+              <w:t>위챗</w:t>
+            </w:r>
+          </w:p>
+        </w:tc>
+        <w:tc>
+          <w:tcPr>
+            <w:tcW w:type="dxa" w:w="2889"/>
+          </w:tcPr>
+          <w:p>
+            <w:r/>
+            <w:r>
+              <w:rPr>
+                <w:rFonts w:ascii="맑은 고딕" w:hAnsi="맑은 고딕"/>
+                <w:b w:val="0"/>
+                <w:sz w:val="18"/>
+                <w:rFonts w:eastAsia="맑은 고딕"/>
+              </w:rPr>
+              <w:t>안내 링크</w:t>
+            </w:r>
+          </w:p>
+        </w:tc>
+        <w:tc>
+          <w:tcPr>
+            <w:tcW w:type="dxa" w:w="2889"/>
+          </w:tcPr>
+          <w:p>
+            <w:r/>
+            <w:r>
+              <w:rPr>
+                <w:rFonts w:ascii="맑은 고딕" w:hAnsi="맑은 고딕"/>
+                <w:b w:val="0"/>
+                <w:sz w:val="18"/>
+                <w:rFonts w:eastAsia="맑은 고딕"/>
+              </w:rPr>
+              <w:t>메신저 바로가기 제공. 봇 연동은 미적용.</w:t>
+            </w:r>
+          </w:p>
+        </w:tc>
+      </w:tr>
+      <w:tr>
+        <w:tc>
+          <w:tcPr>
+            <w:tcW w:type="dxa" w:w="2889"/>
+          </w:tcPr>
+          <w:p>
+            <w:r/>
+            <w:r>
+              <w:rPr>
+                <w:rFonts w:ascii="맑은 고딕" w:hAnsi="맑은 고딕"/>
+                <w:b/>
+                <w:sz w:val="18"/>
+                <w:rFonts w:eastAsia="맑은 고딕"/>
+              </w:rPr>
+              <w:t>라인</w:t>
+            </w:r>
+          </w:p>
+        </w:tc>
+        <w:tc>
+          <w:tcPr>
+            <w:tcW w:type="dxa" w:w="2889"/>
+          </w:tcPr>
+          <w:p>
+            <w:r/>
+            <w:r>
+              <w:rPr>
+                <w:rFonts w:ascii="맑은 고딕" w:hAnsi="맑은 고딕"/>
+                <w:b w:val="0"/>
+                <w:sz w:val="18"/>
+                <w:rFonts w:eastAsia="맑은 고딕"/>
+              </w:rPr>
+              <w:t>안내 링크</w:t>
+            </w:r>
+          </w:p>
+        </w:tc>
+        <w:tc>
+          <w:tcPr>
+            <w:tcW w:type="dxa" w:w="2889"/>
+          </w:tcPr>
+          <w:p>
+            <w:r/>
+            <w:r>
+              <w:rPr>
+                <w:rFonts w:ascii="맑은 고딕" w:hAnsi="맑은 고딕"/>
+                <w:b w:val="0"/>
+                <w:sz w:val="18"/>
+                <w:rFonts w:eastAsia="맑은 고딕"/>
+              </w:rPr>
+              <w:t>메신저 바로가기 제공. 봇 연동은 미적용.</w:t>
+            </w:r>
+          </w:p>
+        </w:tc>
+      </w:tr>
+    </w:tbl>
+    <w:p/>
+    <w:p>
+      <w:r>
+        <w:rPr>
+          <w:rFonts w:ascii="맑은 고딕" w:hAnsi="맑은 고딕"/>
+          <w:b/>
+          <w:color w:val="00467F"/>
+          <w:sz w:val="24"/>
+          <w:rFonts w:eastAsia="맑은 고딕"/>
+        </w:rPr>
+        <w:t>4. 화면 경로 정정 내역</w:t>
+      </w:r>
+    </w:p>
+    <w:p>
+      <w:r>
+        <w:rPr>
+          <w:rFonts w:ascii="맑은 고딕" w:hAnsi="맑은 고딕"/>
+          <w:b w:val="0"/>
+          <w:sz w:val="18"/>
+          <w:rFonts w:eastAsia="맑은 고딕"/>
+        </w:rPr>
+        <w:t>본문에 남아 있던 옛 화면 안내는 아래 기준으로 현행에 맞게 정정하였다. 폐지된 경로는 혼동을 막기 위해 그대로 표기하지 않는다.</w:t>
+      </w:r>
+    </w:p>
+    <w:tbl>
+      <w:tblPr>
+        <w:tblW w:type="auto" w:w="0"/>
+        <w:tblLook w:firstColumn="1" w:firstRow="1" w:lastColumn="0" w:lastRow="0" w:noHBand="0" w:noVBand="1" w:val="04A0"/>
+        <w:tblBorders>
+          <w:top w:val="single" w:sz="4" w:color="999999"/>
+          <w:left w:val="single" w:sz="4" w:color="999999"/>
+          <w:bottom w:val="single" w:sz="4" w:color="999999"/>
+          <w:right w:val="single" w:sz="4" w:color="999999"/>
+          <w:insideH w:val="single" w:sz="4" w:color="999999"/>
+          <w:insideV w:val="single" w:sz="4" w:color="999999"/>
+        </w:tblBorders>
+      </w:tblPr>
+      <w:tblGrid>
+        <w:gridCol w:w="2889"/>
+        <w:gridCol w:w="2889"/>
+        <w:gridCol w:w="2889"/>
+      </w:tblGrid>
+      <w:tr>
+        <w:tc>
+          <w:tcPr>
+            <w:tcW w:type="dxa" w:w="2889"/>
+            <w:shd w:val="clear" w:color="auto" w:fill="00467F"/>
+          </w:tcPr>
+          <w:p>
+            <w:r/>
+            <w:r>
+              <w:rPr>
+                <w:rFonts w:ascii="맑은 고딕" w:hAnsi="맑은 고딕"/>
+                <w:b/>
+                <w:color w:val="FFFFFF"/>
+                <w:sz w:val="18"/>
+                <w:rFonts w:eastAsia="맑은 고딕"/>
+              </w:rPr>
+              <w:t>현행 화면</w:t>
+            </w:r>
+          </w:p>
+        </w:tc>
+        <w:tc>
+          <w:tcPr>
+            <w:tcW w:type="dxa" w:w="2889"/>
+            <w:shd w:val="clear" w:color="auto" w:fill="00467F"/>
+          </w:tcPr>
+          <w:p>
+            <w:r/>
+            <w:r>
+              <w:rPr>
+                <w:rFonts w:ascii="맑은 고딕" w:hAnsi="맑은 고딕"/>
+                <w:b/>
+                <w:color w:val="FFFFFF"/>
+                <w:sz w:val="18"/>
+                <w:rFonts w:eastAsia="맑은 고딕"/>
+              </w:rPr>
+              <w:t>대체한 옛 화면</w:t>
+            </w:r>
+          </w:p>
+        </w:tc>
+        <w:tc>
+          <w:tcPr>
+            <w:tcW w:type="dxa" w:w="2889"/>
+            <w:shd w:val="clear" w:color="auto" w:fill="00467F"/>
+          </w:tcPr>
+          <w:p>
+            <w:r/>
+            <w:r>
+              <w:rPr>
+                <w:rFonts w:ascii="맑은 고딕" w:hAnsi="맑은 고딕"/>
+                <w:b/>
+                <w:color w:val="FFFFFF"/>
+                <w:sz w:val="18"/>
+                <w:rFonts w:eastAsia="맑은 고딕"/>
+              </w:rPr>
+              <w:t>사유</w:t>
+            </w:r>
+          </w:p>
+        </w:tc>
+      </w:tr>
+      <w:tr>
+        <w:tc>
+          <w:tcPr>
+            <w:tcW w:type="dxa" w:w="2889"/>
+          </w:tcPr>
+          <w:p>
+            <w:r/>
+            <w:r>
+              <w:rPr>
+                <w:rFonts w:ascii="맑은 고딕" w:hAnsi="맑은 고딕"/>
+                <w:b/>
+                <w:sz w:val="18"/>
+                <w:rFonts w:eastAsia="맑은 고딕"/>
+              </w:rPr>
+              <w:t>/inquiry</w:t>
+            </w:r>
+          </w:p>
+        </w:tc>
+        <w:tc>
+          <w:tcPr>
+            <w:tcW w:type="dxa" w:w="2889"/>
+          </w:tcPr>
+          <w:p>
+            <w:r/>
+            <w:r>
+              <w:rPr>
+                <w:rFonts w:ascii="맑은 고딕" w:hAnsi="맑은 고딕"/>
+                <w:b w:val="0"/>
+                <w:sz w:val="18"/>
+                <w:rFonts w:eastAsia="맑은 고딕"/>
+              </w:rPr>
+              <w:t>인테이크 화면(별도 경로)</w:t>
+            </w:r>
+          </w:p>
+        </w:tc>
+        <w:tc>
+          <w:tcPr>
+            <w:tcW w:type="dxa" w:w="2889"/>
+          </w:tcPr>
+          <w:p>
+            <w:r/>
+            <w:r>
+              <w:rPr>
+                <w:rFonts w:ascii="맑은 고딕" w:hAnsi="맑은 고딕"/>
+                <w:b w:val="0"/>
+                <w:sz w:val="18"/>
+                <w:rFonts w:eastAsia="맑은 고딕"/>
+              </w:rPr>
+              <w:t>통합 문의 퍼널로 통폐합(영구 리디렉트). 옛 화면은 보관 처리.</w:t>
+            </w:r>
+          </w:p>
+        </w:tc>
+      </w:tr>
+      <w:tr>
+        <w:tc>
+          <w:tcPr>
+            <w:tcW w:type="dxa" w:w="2889"/>
+          </w:tcPr>
+          <w:p>
+            <w:r/>
+            <w:r>
+              <w:rPr>
+                <w:rFonts w:ascii="맑은 고딕" w:hAnsi="맑은 고딕"/>
+                <w:b/>
+                <w:sz w:val="18"/>
+                <w:rFonts w:eastAsia="맑은 고딕"/>
+              </w:rPr>
+              <w:t>/inquiry</w:t>
+            </w:r>
+          </w:p>
+        </w:tc>
+        <w:tc>
+          <w:tcPr>
+            <w:tcW w:type="dxa" w:w="2889"/>
+          </w:tcPr>
+          <w:p>
+            <w:r/>
+            <w:r>
+              <w:rPr>
+                <w:rFonts w:ascii="맑은 고딕" w:hAnsi="맑은 고딕"/>
+                <w:b w:val="0"/>
+                <w:sz w:val="18"/>
+                <w:rFonts w:eastAsia="맑은 고딕"/>
+              </w:rPr>
+              <w:t>상담 시작 화면(별도 경로)</w:t>
+            </w:r>
+          </w:p>
+        </w:tc>
+        <w:tc>
+          <w:tcPr>
+            <w:tcW w:type="dxa" w:w="2889"/>
+          </w:tcPr>
+          <w:p>
+            <w:r/>
+            <w:r>
+              <w:rPr>
+                <w:rFonts w:ascii="맑은 고딕" w:hAnsi="맑은 고딕"/>
+                <w:b w:val="0"/>
+                <w:sz w:val="18"/>
+                <w:rFonts w:eastAsia="맑은 고딕"/>
+              </w:rPr>
+              <w:t>통합 문의 퍼널로 통폐합(영구 리디렉트).</w:t>
+            </w:r>
+          </w:p>
+        </w:tc>
+      </w:tr>
+      <w:tr>
+        <w:tc>
+          <w:tcPr>
+            <w:tcW w:type="dxa" w:w="2889"/>
+          </w:tcPr>
+          <w:p>
+            <w:r/>
+            <w:r>
+              <w:rPr>
+                <w:rFonts w:ascii="맑은 고딕" w:hAnsi="맑은 고딕"/>
+                <w:b/>
+                <w:sz w:val="18"/>
+                <w:rFonts w:eastAsia="맑은 고딕"/>
+              </w:rPr>
+              <w:t>/hospital</w:t>
+            </w:r>
+          </w:p>
+        </w:tc>
+        <w:tc>
+          <w:tcPr>
+            <w:tcW w:type="dxa" w:w="2889"/>
+          </w:tcPr>
+          <w:p>
+            <w:r/>
+            <w:r>
+              <w:rPr>
+                <w:rFonts w:ascii="맑은 고딕" w:hAnsi="맑은 고딕"/>
+                <w:b w:val="0"/>
+                <w:sz w:val="18"/>
+                <w:rFonts w:eastAsia="맑은 고딕"/>
+              </w:rPr>
+              <w:t>파트너 포털 경로</w:t>
+            </w:r>
+          </w:p>
+        </w:tc>
+        <w:tc>
+          <w:tcPr>
+            <w:tcW w:type="dxa" w:w="2889"/>
+          </w:tcPr>
+          <w:p>
+            <w:r/>
+            <w:r>
+              <w:rPr>
+                <w:rFonts w:ascii="맑은 고딕" w:hAnsi="맑은 고딕"/>
+                <w:b w:val="0"/>
+                <w:sz w:val="18"/>
+                <w:rFonts w:eastAsia="맑은 고딕"/>
+              </w:rPr>
+              <w:t>국내 의료기관 포털로 개명. 옛 경로는 존재하지 않음.</w:t>
+            </w:r>
+          </w:p>
+        </w:tc>
+      </w:tr>
+      <w:tr>
+        <w:tc>
+          <w:tcPr>
+            <w:tcW w:type="dxa" w:w="2889"/>
+          </w:tcPr>
+          <w:p>
+            <w:r/>
+            <w:r>
+              <w:rPr>
+                <w:rFonts w:ascii="맑은 고딕" w:hAnsi="맑은 고딕"/>
+                <w:b/>
+                <w:sz w:val="18"/>
+                <w:rFonts w:eastAsia="맑은 고딕"/>
+              </w:rPr>
+              <w:t>(폐지)</w:t>
+            </w:r>
+          </w:p>
+        </w:tc>
+        <w:tc>
+          <w:tcPr>
+            <w:tcW w:type="dxa" w:w="2889"/>
+          </w:tcPr>
+          <w:p>
+            <w:r/>
+            <w:r>
+              <w:rPr>
+                <w:rFonts w:ascii="맑은 고딕" w:hAnsi="맑은 고딕"/>
+                <w:b w:val="0"/>
+                <w:sz w:val="18"/>
+                <w:rFonts w:eastAsia="맑은 고딕"/>
+              </w:rPr>
+              <w:t>의사 전용 화면</w:t>
+            </w:r>
+          </w:p>
+        </w:tc>
+        <w:tc>
+          <w:tcPr>
+            <w:tcW w:type="dxa" w:w="2889"/>
+          </w:tcPr>
+          <w:p>
+            <w:r/>
+            <w:r>
+              <w:rPr>
+                <w:rFonts w:ascii="맑은 고딕" w:hAnsi="맑은 고딕"/>
+                <w:b w:val="0"/>
+                <w:sz w:val="18"/>
+                <w:rFonts w:eastAsia="맑은 고딕"/>
+              </w:rPr>
+              <w:t>의사 계정 계층 폐지. 화상상담 초대링크 또는 병원 계정으로 참여.</w:t>
+            </w:r>
+          </w:p>
+        </w:tc>
+      </w:tr>
+      <w:tr>
+        <w:tc>
+          <w:tcPr>
+            <w:tcW w:type="dxa" w:w="2889"/>
+          </w:tcPr>
+          <w:p>
+            <w:r/>
+            <w:r>
+              <w:rPr>
+                <w:rFonts w:ascii="맑은 고딕" w:hAnsi="맑은 고딕"/>
+                <w:b/>
+                <w:sz w:val="18"/>
+                <w:rFonts w:eastAsia="맑은 고딕"/>
+              </w:rPr>
+              <w:t>/</w:t>
+            </w:r>
+          </w:p>
+        </w:tc>
+        <w:tc>
+          <w:tcPr>
+            <w:tcW w:type="dxa" w:w="2889"/>
+          </w:tcPr>
+          <w:p>
+            <w:r/>
+            <w:r>
+              <w:rPr>
+                <w:rFonts w:ascii="맑은 고딕" w:hAnsi="맑은 고딕"/>
+                <w:b w:val="0"/>
+                <w:sz w:val="18"/>
+                <w:rFonts w:eastAsia="맑은 고딕"/>
+              </w:rPr>
+              <w:t>후기 화면</w:t>
+            </w:r>
+          </w:p>
+        </w:tc>
+        <w:tc>
+          <w:tcPr>
+            <w:tcW w:type="dxa" w:w="2889"/>
+          </w:tcPr>
+          <w:p>
+            <w:r/>
+            <w:r>
+              <w:rPr>
+                <w:rFonts w:ascii="맑은 고딕" w:hAnsi="맑은 고딕"/>
+                <w:b w:val="0"/>
+                <w:sz w:val="18"/>
+                <w:rFonts w:eastAsia="맑은 고딕"/>
+              </w:rPr>
+              <w:t>후기 화면 비활성(홈 리디렉트).</w:t>
+            </w:r>
+          </w:p>
+        </w:tc>
+      </w:tr>
+      <w:tr>
+        <w:tc>
+          <w:tcPr>
+            <w:tcW w:type="dxa" w:w="2889"/>
+          </w:tcPr>
+          <w:p>
+            <w:r/>
+            <w:r>
+              <w:rPr>
+                <w:rFonts w:ascii="맑은 고딕" w:hAnsi="맑은 고딕"/>
+                <w:b/>
+                <w:sz w:val="18"/>
+                <w:rFonts w:eastAsia="맑은 고딕"/>
+              </w:rPr>
+              <w:t>/hospitals</w:t>
+            </w:r>
+          </w:p>
+        </w:tc>
+        <w:tc>
+          <w:tcPr>
+            <w:tcW w:type="dxa" w:w="2889"/>
+          </w:tcPr>
+          <w:p>
+            <w:r/>
+            <w:r>
+              <w:rPr>
+                <w:rFonts w:ascii="맑은 고딕" w:hAnsi="맑은 고딕"/>
+                <w:b w:val="0"/>
+                <w:sz w:val="18"/>
+                <w:rFonts w:eastAsia="맑은 고딕"/>
+              </w:rPr>
+              <w:t>검색 화면</w:t>
+            </w:r>
+          </w:p>
+        </w:tc>
+        <w:tc>
+          <w:tcPr>
+            <w:tcW w:type="dxa" w:w="2889"/>
+          </w:tcPr>
+          <w:p>
+            <w:r/>
+            <w:r>
+              <w:rPr>
+                <w:rFonts w:ascii="맑은 고딕" w:hAnsi="맑은 고딕"/>
+                <w:b w:val="0"/>
+                <w:sz w:val="18"/>
+                <w:rFonts w:eastAsia="맑은 고딕"/>
+              </w:rPr>
+              <w:t>검색 화면 비활성(병원 목록으로 리디렉트).</w:t>
+            </w:r>
+          </w:p>
+        </w:tc>
+      </w:tr>
+    </w:tbl>
+    <w:p/>
+    <w:p>
+      <w:r>
+        <w:rPr>
+          <w:rFonts w:ascii="맑은 고딕" w:hAnsi="맑은 고딕"/>
+          <w:b/>
+          <w:color w:val="00467F"/>
+          <w:sz w:val="24"/>
+          <w:rFonts w:eastAsia="맑은 고딕"/>
+        </w:rPr>
+        <w:t>9. 근거자료</w:t>
+      </w:r>
+    </w:p>
+    <w:tbl>
+      <w:tblPr>
+        <w:tblW w:type="auto" w:w="0"/>
+        <w:tblLook w:firstColumn="1" w:firstRow="1" w:lastColumn="0" w:lastRow="0" w:noHBand="0" w:noVBand="1" w:val="04A0"/>
+        <w:tblBorders>
+          <w:top w:val="single" w:sz="4" w:color="999999"/>
+          <w:left w:val="single" w:sz="4" w:color="999999"/>
+          <w:bottom w:val="single" w:sz="4" w:color="999999"/>
+          <w:right w:val="single" w:sz="4" w:color="999999"/>
+          <w:insideH w:val="single" w:sz="4" w:color="999999"/>
+          <w:insideV w:val="single" w:sz="4" w:color="999999"/>
+        </w:tblBorders>
+      </w:tblPr>
+      <w:tblGrid>
+        <w:gridCol w:w="2889"/>
+        <w:gridCol w:w="2889"/>
+        <w:gridCol w:w="2889"/>
+      </w:tblGrid>
+      <w:tr>
+        <w:tc>
+          <w:tcPr>
+            <w:tcW w:type="dxa" w:w="2889"/>
+            <w:shd w:val="clear" w:color="auto" w:fill="00467F"/>
+          </w:tcPr>
+          <w:p>
+            <w:r/>
+            <w:r>
+              <w:rPr>
+                <w:rFonts w:ascii="맑은 고딕" w:hAnsi="맑은 고딕"/>
+                <w:b/>
+                <w:color w:val="FFFFFF"/>
+                <w:sz w:val="18"/>
+                <w:rFonts w:eastAsia="맑은 고딕"/>
+              </w:rPr>
+              <w:t>구분</w:t>
+            </w:r>
+          </w:p>
+        </w:tc>
+        <w:tc>
+          <w:tcPr>
+            <w:tcW w:type="dxa" w:w="2889"/>
+            <w:shd w:val="clear" w:color="auto" w:fill="00467F"/>
+          </w:tcPr>
+          <w:p>
+            <w:r/>
+            <w:r>
+              <w:rPr>
+                <w:rFonts w:ascii="맑은 고딕" w:hAnsi="맑은 고딕"/>
+                <w:b/>
+                <w:color w:val="FFFFFF"/>
+                <w:sz w:val="18"/>
+                <w:rFonts w:eastAsia="맑은 고딕"/>
+              </w:rPr>
+              <w:t>출처</w:t>
+            </w:r>
+          </w:p>
+        </w:tc>
+        <w:tc>
+          <w:tcPr>
+            <w:tcW w:type="dxa" w:w="2889"/>
+            <w:shd w:val="clear" w:color="auto" w:fill="00467F"/>
+          </w:tcPr>
+          <w:p>
+            <w:r/>
+            <w:r>
+              <w:rPr>
+                <w:rFonts w:ascii="맑은 고딕" w:hAnsi="맑은 고딕"/>
+                <w:b/>
+                <w:color w:val="FFFFFF"/>
+                <w:sz w:val="18"/>
+                <w:rFonts w:eastAsia="맑은 고딕"/>
+              </w:rPr>
+              <w:t>확인 내용</w:t>
+            </w:r>
+          </w:p>
+        </w:tc>
+      </w:tr>
+      <w:tr>
+        <w:tc>
+          <w:tcPr>
+            <w:tcW w:type="dxa" w:w="2889"/>
+          </w:tcPr>
+          <w:p>
+            <w:r/>
+            <w:r>
+              <w:rPr>
+                <w:rFonts w:ascii="맑은 고딕" w:hAnsi="맑은 고딕"/>
+                <w:b/>
+                <w:sz w:val="18"/>
+                <w:rFonts w:eastAsia="맑은 고딕"/>
+              </w:rPr>
+              <w:t>코드</w:t>
+            </w:r>
+          </w:p>
+        </w:tc>
+        <w:tc>
+          <w:tcPr>
+            <w:tcW w:type="dxa" w:w="2889"/>
+          </w:tcPr>
+          <w:p>
+            <w:r/>
+            <w:r>
+              <w:rPr>
+                <w:rFonts w:ascii="맑은 고딕" w:hAnsi="맑은 고딕"/>
+                <w:b w:val="0"/>
+                <w:sz w:val="18"/>
+                <w:rFonts w:eastAsia="맑은 고딕"/>
+              </w:rPr>
+              <w:t>src/lib/auth/accountTiers.ts</w:t>
+            </w:r>
+          </w:p>
+        </w:tc>
+        <w:tc>
+          <w:tcPr>
+            <w:tcW w:type="dxa" w:w="2889"/>
+          </w:tcPr>
+          <w:p>
+            <w:r/>
+            <w:r>
+              <w:rPr>
+                <w:rFonts w:ascii="맑은 고딕" w:hAnsi="맑은 고딕"/>
+                <w:b w:val="0"/>
+                <w:sz w:val="18"/>
+                <w:rFonts w:eastAsia="맑은 고딕"/>
+              </w:rPr>
+              <w:t>계정 계층 7종의 단일 표준</w:t>
+            </w:r>
+          </w:p>
+        </w:tc>
+      </w:tr>
+      <w:tr>
+        <w:tc>
+          <w:tcPr>
+            <w:tcW w:type="dxa" w:w="2889"/>
+          </w:tcPr>
+          <w:p>
+            <w:r/>
+            <w:r>
+              <w:rPr>
+                <w:rFonts w:ascii="맑은 고딕" w:hAnsi="맑은 고딕"/>
+                <w:b/>
+                <w:sz w:val="18"/>
+                <w:rFonts w:eastAsia="맑은 고딕"/>
+              </w:rPr>
+              <w:t>코드</w:t>
+            </w:r>
+          </w:p>
+        </w:tc>
+        <w:tc>
+          <w:tcPr>
+            <w:tcW w:type="dxa" w:w="2889"/>
+          </w:tcPr>
+          <w:p>
+            <w:r/>
+            <w:r>
+              <w:rPr>
+                <w:rFonts w:ascii="맑은 고딕" w:hAnsi="맑은 고딕"/>
+                <w:b w:val="0"/>
+                <w:sz w:val="18"/>
+                <w:rFonts w:eastAsia="맑은 고딕"/>
+              </w:rPr>
+              <w:t>src/lib/khidi/targets.ts</w:t>
+            </w:r>
+          </w:p>
+        </w:tc>
+        <w:tc>
+          <w:tcPr>
+            <w:tcW w:type="dxa" w:w="2889"/>
+          </w:tcPr>
+          <w:p>
+            <w:r/>
+            <w:r>
+              <w:rPr>
+                <w:rFonts w:ascii="맑은 고딕" w:hAnsi="맑은 고딕"/>
+                <w:b w:val="0"/>
+                <w:sz w:val="18"/>
+                <w:rFonts w:eastAsia="맑은 고딕"/>
+              </w:rPr>
+              <w:t>성과지표 공식 목표(12/120/90)</w:t>
+            </w:r>
+          </w:p>
+        </w:tc>
+      </w:tr>
+      <w:tr>
+        <w:tc>
+          <w:tcPr>
+            <w:tcW w:type="dxa" w:w="2889"/>
+          </w:tcPr>
+          <w:p>
+            <w:r/>
+            <w:r>
+              <w:rPr>
+                <w:rFonts w:ascii="맑은 고딕" w:hAnsi="맑은 고딕"/>
+                <w:b/>
+                <w:sz w:val="18"/>
+                <w:rFonts w:eastAsia="맑은 고딕"/>
+              </w:rPr>
+              <w:t>코드</w:t>
+            </w:r>
+          </w:p>
+        </w:tc>
+        <w:tc>
+          <w:tcPr>
+            <w:tcW w:type="dxa" w:w="2889"/>
+          </w:tcPr>
+          <w:p>
+            <w:r/>
+            <w:r>
+              <w:rPr>
+                <w:rFonts w:ascii="맑은 고딕" w:hAnsi="맑은 고딕"/>
+                <w:b w:val="0"/>
+                <w:sz w:val="18"/>
+                <w:rFonts w:eastAsia="맑은 고딕"/>
+              </w:rPr>
+              <w:t>src/lib/khidi/kpi.ts</w:t>
+            </w:r>
+          </w:p>
+        </w:tc>
+        <w:tc>
+          <w:tcPr>
+            <w:tcW w:type="dxa" w:w="2889"/>
+          </w:tcPr>
+          <w:p>
+            <w:r/>
+            <w:r>
+              <w:rPr>
+                <w:rFonts w:ascii="맑은 고딕" w:hAnsi="맑은 고딕"/>
+                <w:b w:val="0"/>
+                <w:sz w:val="18"/>
+                <w:rFonts w:eastAsia="맑은 고딕"/>
+              </w:rPr>
+              <w:t>성과지표 집계 정의(테스트 데이터 제외 규칙 포함)</w:t>
+            </w:r>
+          </w:p>
+        </w:tc>
+      </w:tr>
+      <w:tr>
+        <w:tc>
+          <w:tcPr>
+            <w:tcW w:type="dxa" w:w="2889"/>
+          </w:tcPr>
+          <w:p>
+            <w:r/>
+            <w:r>
+              <w:rPr>
+                <w:rFonts w:ascii="맑은 고딕" w:hAnsi="맑은 고딕"/>
+                <w:b/>
+                <w:sz w:val="18"/>
+                <w:rFonts w:eastAsia="맑은 고딕"/>
+              </w:rPr>
+              <w:t>빌드</w:t>
+            </w:r>
+          </w:p>
+        </w:tc>
+        <w:tc>
+          <w:tcPr>
+            <w:tcW w:type="dxa" w:w="2889"/>
+          </w:tcPr>
+          <w:p>
+            <w:r/>
+            <w:r>
+              <w:rPr>
+                <w:rFonts w:ascii="맑은 고딕" w:hAnsi="맑은 고딕"/>
+                <w:b w:val="0"/>
+                <w:sz w:val="18"/>
+                <w:rFonts w:eastAsia="맑은 고딕"/>
+              </w:rPr>
+              <w:t>Next.js 라우트 목록(CI 빌드 산출)</w:t>
+            </w:r>
+          </w:p>
+        </w:tc>
+        <w:tc>
+          <w:tcPr>
+            <w:tcW w:type="dxa" w:w="2889"/>
+          </w:tcPr>
+          <w:p>
+            <w:r/>
+            <w:r>
+              <w:rPr>
+                <w:rFonts w:ascii="맑은 고딕" w:hAnsi="맑은 고딕"/>
+                <w:b w:val="0"/>
+                <w:sz w:val="18"/>
+                <w:rFonts w:eastAsia="맑은 고딕"/>
+              </w:rPr>
+              <w:t>실제 존재하는 화면 경로</w:t>
+            </w:r>
+          </w:p>
+        </w:tc>
+      </w:tr>
+      <w:tr>
+        <w:tc>
+          <w:tcPr>
+            <w:tcW w:type="dxa" w:w="2889"/>
+          </w:tcPr>
+          <w:p>
+            <w:r/>
+            <w:r>
+              <w:rPr>
+                <w:rFonts w:ascii="맑은 고딕" w:hAnsi="맑은 고딕"/>
+                <w:b/>
+                <w:sz w:val="18"/>
+                <w:rFonts w:eastAsia="맑은 고딕"/>
+              </w:rPr>
+              <w:t>데이터</w:t>
+            </w:r>
+          </w:p>
+        </w:tc>
+        <w:tc>
+          <w:tcPr>
+            <w:tcW w:type="dxa" w:w="2889"/>
+          </w:tcPr>
+          <w:p>
+            <w:r/>
+            <w:r>
+              <w:rPr>
+                <w:rFonts w:ascii="맑은 고딕" w:hAnsi="맑은 고딕"/>
+                <w:b w:val="0"/>
+                <w:sz w:val="18"/>
+                <w:rFonts w:eastAsia="맑은 고딕"/>
+              </w:rPr>
+              <w:t>운영데이터베이스 정확 집계(2026. 8. 19.)</w:t>
             </w:r>
           </w:p>
         </w:tc>

--- a/docs/government-project/07_관리자매뉴얼.docx
+++ b/docs/government-project/07_관리자매뉴얼.docx
@@ -146,7 +146,7 @@
                 <w:sz w:val="20"/>
                 <w:szCs w:val="20"/>
               </w:rPr>
-              <w:t xml:space="preserve">HEALO v1.0 (2026년 4월 기준)</w:t>
+              <w:t>HEALO (2026년 8월 19일 기준)</w:t>
             </w:r>
           </w:p>
         </w:tc>
@@ -5971,7 +5971,7 @@
                 <w:sz w:val="18"/>
                 <w:szCs w:val="18"/>
               </w:rPr>
-              <w:t xml:space="preserve">2026-04-30</w:t>
+              <w:t>2026-08-19</w:t>
             </w:r>
           </w:p>
         </w:tc>

--- a/docs/government-project/07_관리자매뉴얼.docx
+++ b/docs/government-project/07_관리자매뉴얼.docx
@@ -276,7 +276,7 @@
           <w:sz w:val="20"/>
           <w:szCs w:val="20"/>
         </w:rPr>
-        <w:t xml:space="preserve">healo.kr/admin 접속 — 관리자 계정으로 로그인 필요 (app_metadata.role = admin)</w:t>
+        <w:t>healwith.co.kr/admin 접속 — 관리자 계정으로 로그인 필요 (app_metadata.role = admin)</w:t>
       </w:r>
     </w:p>
     <w:p>
@@ -6125,7 +6125,7 @@
           <w:sz w:val="28"/>
           <w:rFonts w:eastAsia="맑은 고딕"/>
         </w:rPr>
-        <w:t>부록. 현행 반영 (2026. 7. 27. 기준)</w:t>
+        <w:t>부록. 현행 반영</w:t>
       </w:r>
     </w:p>
     <w:p>
@@ -6133,10 +6133,10 @@
         <w:rPr>
           <w:rFonts w:ascii="맑은 고딕" w:hAnsi="맑은 고딕"/>
           <w:b w:val="0"/>
-          <w:sz w:val="20"/>
+          <w:sz w:val="18"/>
           <w:rFonts w:eastAsia="맑은 고딕"/>
         </w:rPr>
-        <w:t>본 부록은 문서 본문 작성 이후 변경된 사항을 현행 기준으로 반영한 것이다. 수치는 추정이 아니라 운영데이터베이스 정확 집계이며, 화면 경로는 실제 배포 코드 기준이다.</w:t>
+        <w:t>기준일 : 2026. 8. 19.</w:t>
       </w:r>
     </w:p>
     <w:p/>
@@ -6888,7 +6888,7 @@
                 <w:sz w:val="18"/>
                 <w:rFonts w:eastAsia="맑은 고딕"/>
               </w:rPr>
-              <w:t>발화를 인식해 자막 표시. 화자를 «역할»이 아니라 «사람» 기준으로 구분(색·이름·좌우).</w:t>
+              <w:t>발화를 인식해 자막 표시. 화자를 역할이 아니라 사람 기준으로 구분(색·이름·좌우).</w:t>
             </w:r>
           </w:p>
         </w:tc>
@@ -7023,7 +7023,7 @@
           <w:sz w:val="18"/>
           <w:rFonts w:eastAsia="맑은 고딕"/>
         </w:rPr>
-        <w:t>※ 연동 수준을 구분해 기재한다. 위챗·라인은 메신저 바로가기 안내이며 봇 연동은 미적용이다.</w:t>
+        <w:t>※ 위챗·라인은 메신저 바로가기 안내이며 봇 연동은 미적용이다.</w:t>
       </w:r>
     </w:p>
     <w:tbl>
@@ -7382,17 +7382,6 @@
         <w:t>4. 화면 경로 정정 내역</w:t>
       </w:r>
     </w:p>
-    <w:p>
-      <w:r>
-        <w:rPr>
-          <w:rFonts w:ascii="맑은 고딕" w:hAnsi="맑은 고딕"/>
-          <w:b w:val="0"/>
-          <w:sz w:val="18"/>
-          <w:rFonts w:eastAsia="맑은 고딕"/>
-        </w:rPr>
-        <w:t>본문에 남아 있던 옛 화면 안내는 아래 기준으로 현행에 맞게 정정하였다. 폐지된 경로는 혼동을 막기 위해 그대로 표기하지 않는다.</w:t>
-      </w:r>
-    </w:p>
     <w:tbl>
       <w:tblPr>
         <w:tblW w:type="auto" w:w="0"/>
@@ -7799,2042 +7788,7 @@
           <w:sz w:val="24"/>
           <w:rFonts w:eastAsia="맑은 고딕"/>
         </w:rPr>
-        <w:t>9. 근거자료</w:t>
-      </w:r>
-    </w:p>
-    <w:tbl>
-      <w:tblPr>
-        <w:tblW w:type="auto" w:w="0"/>
-        <w:tblLook w:firstColumn="1" w:firstRow="1" w:lastColumn="0" w:lastRow="0" w:noHBand="0" w:noVBand="1" w:val="04A0"/>
-        <w:tblBorders>
-          <w:top w:val="single" w:sz="4" w:color="999999"/>
-          <w:left w:val="single" w:sz="4" w:color="999999"/>
-          <w:bottom w:val="single" w:sz="4" w:color="999999"/>
-          <w:right w:val="single" w:sz="4" w:color="999999"/>
-          <w:insideH w:val="single" w:sz="4" w:color="999999"/>
-          <w:insideV w:val="single" w:sz="4" w:color="999999"/>
-        </w:tblBorders>
-      </w:tblPr>
-      <w:tblGrid>
-        <w:gridCol w:w="2889"/>
-        <w:gridCol w:w="2889"/>
-        <w:gridCol w:w="2889"/>
-      </w:tblGrid>
-      <w:tr>
-        <w:tc>
-          <w:tcPr>
-            <w:tcW w:type="dxa" w:w="2889"/>
-            <w:shd w:val="clear" w:color="auto" w:fill="00467F"/>
-          </w:tcPr>
-          <w:p>
-            <w:r/>
-            <w:r>
-              <w:rPr>
-                <w:rFonts w:ascii="맑은 고딕" w:hAnsi="맑은 고딕"/>
-                <w:b/>
-                <w:color w:val="FFFFFF"/>
-                <w:sz w:val="18"/>
-                <w:rFonts w:eastAsia="맑은 고딕"/>
-              </w:rPr>
-              <w:t>구분</w:t>
-            </w:r>
-          </w:p>
-        </w:tc>
-        <w:tc>
-          <w:tcPr>
-            <w:tcW w:type="dxa" w:w="2889"/>
-            <w:shd w:val="clear" w:color="auto" w:fill="00467F"/>
-          </w:tcPr>
-          <w:p>
-            <w:r/>
-            <w:r>
-              <w:rPr>
-                <w:rFonts w:ascii="맑은 고딕" w:hAnsi="맑은 고딕"/>
-                <w:b/>
-                <w:color w:val="FFFFFF"/>
-                <w:sz w:val="18"/>
-                <w:rFonts w:eastAsia="맑은 고딕"/>
-              </w:rPr>
-              <w:t>출처</w:t>
-            </w:r>
-          </w:p>
-        </w:tc>
-        <w:tc>
-          <w:tcPr>
-            <w:tcW w:type="dxa" w:w="2889"/>
-            <w:shd w:val="clear" w:color="auto" w:fill="00467F"/>
-          </w:tcPr>
-          <w:p>
-            <w:r/>
-            <w:r>
-              <w:rPr>
-                <w:rFonts w:ascii="맑은 고딕" w:hAnsi="맑은 고딕"/>
-                <w:b/>
-                <w:color w:val="FFFFFF"/>
-                <w:sz w:val="18"/>
-                <w:rFonts w:eastAsia="맑은 고딕"/>
-              </w:rPr>
-              <w:t>확인 내용</w:t>
-            </w:r>
-          </w:p>
-        </w:tc>
-      </w:tr>
-      <w:tr>
-        <w:tc>
-          <w:tcPr>
-            <w:tcW w:type="dxa" w:w="2889"/>
-          </w:tcPr>
-          <w:p>
-            <w:r/>
-            <w:r>
-              <w:rPr>
-                <w:rFonts w:ascii="맑은 고딕" w:hAnsi="맑은 고딕"/>
-                <w:b/>
-                <w:sz w:val="18"/>
-                <w:rFonts w:eastAsia="맑은 고딕"/>
-              </w:rPr>
-              <w:t>코드</w:t>
-            </w:r>
-          </w:p>
-        </w:tc>
-        <w:tc>
-          <w:tcPr>
-            <w:tcW w:type="dxa" w:w="2889"/>
-          </w:tcPr>
-          <w:p>
-            <w:r/>
-            <w:r>
-              <w:rPr>
-                <w:rFonts w:ascii="맑은 고딕" w:hAnsi="맑은 고딕"/>
-                <w:b w:val="0"/>
-                <w:sz w:val="18"/>
-                <w:rFonts w:eastAsia="맑은 고딕"/>
-              </w:rPr>
-              <w:t>src/lib/auth/accountTiers.ts</w:t>
-            </w:r>
-          </w:p>
-        </w:tc>
-        <w:tc>
-          <w:tcPr>
-            <w:tcW w:type="dxa" w:w="2889"/>
-          </w:tcPr>
-          <w:p>
-            <w:r/>
-            <w:r>
-              <w:rPr>
-                <w:rFonts w:ascii="맑은 고딕" w:hAnsi="맑은 고딕"/>
-                <w:b w:val="0"/>
-                <w:sz w:val="18"/>
-                <w:rFonts w:eastAsia="맑은 고딕"/>
-              </w:rPr>
-              <w:t>계정 계층 7종의 단일 표준</w:t>
-            </w:r>
-          </w:p>
-        </w:tc>
-      </w:tr>
-      <w:tr>
-        <w:tc>
-          <w:tcPr>
-            <w:tcW w:type="dxa" w:w="2889"/>
-          </w:tcPr>
-          <w:p>
-            <w:r/>
-            <w:r>
-              <w:rPr>
-                <w:rFonts w:ascii="맑은 고딕" w:hAnsi="맑은 고딕"/>
-                <w:b/>
-                <w:sz w:val="18"/>
-                <w:rFonts w:eastAsia="맑은 고딕"/>
-              </w:rPr>
-              <w:t>코드</w:t>
-            </w:r>
-          </w:p>
-        </w:tc>
-        <w:tc>
-          <w:tcPr>
-            <w:tcW w:type="dxa" w:w="2889"/>
-          </w:tcPr>
-          <w:p>
-            <w:r/>
-            <w:r>
-              <w:rPr>
-                <w:rFonts w:ascii="맑은 고딕" w:hAnsi="맑은 고딕"/>
-                <w:b w:val="0"/>
-                <w:sz w:val="18"/>
-                <w:rFonts w:eastAsia="맑은 고딕"/>
-              </w:rPr>
-              <w:t>src/lib/khidi/targets.ts</w:t>
-            </w:r>
-          </w:p>
-        </w:tc>
-        <w:tc>
-          <w:tcPr>
-            <w:tcW w:type="dxa" w:w="2889"/>
-          </w:tcPr>
-          <w:p>
-            <w:r/>
-            <w:r>
-              <w:rPr>
-                <w:rFonts w:ascii="맑은 고딕" w:hAnsi="맑은 고딕"/>
-                <w:b w:val="0"/>
-                <w:sz w:val="18"/>
-                <w:rFonts w:eastAsia="맑은 고딕"/>
-              </w:rPr>
-              <w:t>성과지표 공식 목표(12/120/90)</w:t>
-            </w:r>
-          </w:p>
-        </w:tc>
-      </w:tr>
-      <w:tr>
-        <w:tc>
-          <w:tcPr>
-            <w:tcW w:type="dxa" w:w="2889"/>
-          </w:tcPr>
-          <w:p>
-            <w:r/>
-            <w:r>
-              <w:rPr>
-                <w:rFonts w:ascii="맑은 고딕" w:hAnsi="맑은 고딕"/>
-                <w:b/>
-                <w:sz w:val="18"/>
-                <w:rFonts w:eastAsia="맑은 고딕"/>
-              </w:rPr>
-              <w:t>코드</w:t>
-            </w:r>
-          </w:p>
-        </w:tc>
-        <w:tc>
-          <w:tcPr>
-            <w:tcW w:type="dxa" w:w="2889"/>
-          </w:tcPr>
-          <w:p>
-            <w:r/>
-            <w:r>
-              <w:rPr>
-                <w:rFonts w:ascii="맑은 고딕" w:hAnsi="맑은 고딕"/>
-                <w:b w:val="0"/>
-                <w:sz w:val="18"/>
-                <w:rFonts w:eastAsia="맑은 고딕"/>
-              </w:rPr>
-              <w:t>src/lib/khidi/kpi.ts</w:t>
-            </w:r>
-          </w:p>
-        </w:tc>
-        <w:tc>
-          <w:tcPr>
-            <w:tcW w:type="dxa" w:w="2889"/>
-          </w:tcPr>
-          <w:p>
-            <w:r/>
-            <w:r>
-              <w:rPr>
-                <w:rFonts w:ascii="맑은 고딕" w:hAnsi="맑은 고딕"/>
-                <w:b w:val="0"/>
-                <w:sz w:val="18"/>
-                <w:rFonts w:eastAsia="맑은 고딕"/>
-              </w:rPr>
-              <w:t>성과지표 집계 정의(테스트 데이터 제외 규칙 포함)</w:t>
-            </w:r>
-          </w:p>
-        </w:tc>
-      </w:tr>
-      <w:tr>
-        <w:tc>
-          <w:tcPr>
-            <w:tcW w:type="dxa" w:w="2889"/>
-          </w:tcPr>
-          <w:p>
-            <w:r/>
-            <w:r>
-              <w:rPr>
-                <w:rFonts w:ascii="맑은 고딕" w:hAnsi="맑은 고딕"/>
-                <w:b/>
-                <w:sz w:val="18"/>
-                <w:rFonts w:eastAsia="맑은 고딕"/>
-              </w:rPr>
-              <w:t>빌드</w:t>
-            </w:r>
-          </w:p>
-        </w:tc>
-        <w:tc>
-          <w:tcPr>
-            <w:tcW w:type="dxa" w:w="2889"/>
-          </w:tcPr>
-          <w:p>
-            <w:r/>
-            <w:r>
-              <w:rPr>
-                <w:rFonts w:ascii="맑은 고딕" w:hAnsi="맑은 고딕"/>
-                <w:b w:val="0"/>
-                <w:sz w:val="18"/>
-                <w:rFonts w:eastAsia="맑은 고딕"/>
-              </w:rPr>
-              <w:t>Next.js 라우트 목록(CI 빌드 산출)</w:t>
-            </w:r>
-          </w:p>
-        </w:tc>
-        <w:tc>
-          <w:tcPr>
-            <w:tcW w:type="dxa" w:w="2889"/>
-          </w:tcPr>
-          <w:p>
-            <w:r/>
-            <w:r>
-              <w:rPr>
-                <w:rFonts w:ascii="맑은 고딕" w:hAnsi="맑은 고딕"/>
-                <w:b w:val="0"/>
-                <w:sz w:val="18"/>
-                <w:rFonts w:eastAsia="맑은 고딕"/>
-              </w:rPr>
-              <w:t>실제 존재하는 화면 경로</w:t>
-            </w:r>
-          </w:p>
-        </w:tc>
-      </w:tr>
-      <w:tr>
-        <w:tc>
-          <w:tcPr>
-            <w:tcW w:type="dxa" w:w="2889"/>
-          </w:tcPr>
-          <w:p>
-            <w:r/>
-            <w:r>
-              <w:rPr>
-                <w:rFonts w:ascii="맑은 고딕" w:hAnsi="맑은 고딕"/>
-                <w:b/>
-                <w:sz w:val="18"/>
-                <w:rFonts w:eastAsia="맑은 고딕"/>
-              </w:rPr>
-              <w:t>데이터</w:t>
-            </w:r>
-          </w:p>
-        </w:tc>
-        <w:tc>
-          <w:tcPr>
-            <w:tcW w:type="dxa" w:w="2889"/>
-          </w:tcPr>
-          <w:p>
-            <w:r/>
-            <w:r>
-              <w:rPr>
-                <w:rFonts w:ascii="맑은 고딕" w:hAnsi="맑은 고딕"/>
-                <w:b w:val="0"/>
-                <w:sz w:val="18"/>
-                <w:rFonts w:eastAsia="맑은 고딕"/>
-              </w:rPr>
-              <w:t>운영데이터베이스 정확 집계(2026. 7. 27.)</w:t>
-            </w:r>
-          </w:p>
-        </w:tc>
-        <w:tc>
-          <w:tcPr>
-            <w:tcW w:type="dxa" w:w="2889"/>
-          </w:tcPr>
-          <w:p>
-            <w:r/>
-            <w:r>
-              <w:rPr>
-                <w:rFonts w:ascii="맑은 고딕" w:hAnsi="맑은 고딕"/>
-                <w:b w:val="0"/>
-                <w:sz w:val="18"/>
-                <w:rFonts w:eastAsia="맑은 고딕"/>
-              </w:rPr>
-              <w:t>실적 수치의 원천</w:t>
-            </w:r>
-          </w:p>
-        </w:tc>
-      </w:tr>
-    </w:tbl>
-    <w:p/>
-    <w:p>
-      <w:r>
-        <w:br w:type="page"/>
-      </w:r>
-    </w:p>
-    <w:p>
-      <w:r>
-        <w:rPr>
-          <w:rFonts w:ascii="맑은 고딕" w:hAnsi="맑은 고딕"/>
-          <w:b/>
-          <w:color w:val="00467F"/>
-          <w:sz w:val="28"/>
-          <w:rFonts w:eastAsia="맑은 고딕"/>
-        </w:rPr>
-        <w:t>부록. 현행 반영 (2026. 8. 19. 기준)</w:t>
-      </w:r>
-    </w:p>
-    <w:p>
-      <w:r>
-        <w:rPr>
-          <w:rFonts w:ascii="맑은 고딕" w:hAnsi="맑은 고딕"/>
-          <w:b w:val="0"/>
-          <w:sz w:val="20"/>
-          <w:rFonts w:eastAsia="맑은 고딕"/>
-        </w:rPr>
-        <w:t>본 부록은 문서 본문 작성 이후 변경된 사항을 현행 기준으로 반영한 것이다. 수치는 추정이 아니라 운영데이터베이스 정확 집계이며, 화면 경로는 실제 배포 코드 기준이다.</w:t>
-      </w:r>
-    </w:p>
-    <w:p/>
-    <w:p>
-      <w:r>
-        <w:rPr>
-          <w:rFonts w:ascii="맑은 고딕" w:hAnsi="맑은 고딕"/>
-          <w:b/>
-          <w:color w:val="00467F"/>
-          <w:sz w:val="24"/>
-          <w:rFonts w:eastAsia="맑은 고딕"/>
-        </w:rPr>
-        <w:t>1. 계정 계층 (7종)</w:t>
-      </w:r>
-    </w:p>
-    <w:p>
-      <w:r>
-        <w:rPr>
-          <w:rFonts w:ascii="맑은 고딕" w:hAnsi="맑은 고딕"/>
-          <w:b w:val="0"/>
-          <w:sz w:val="18"/>
-          <w:rFonts w:eastAsia="맑은 고딕"/>
-        </w:rPr>
-        <w:t>※ 의사는 계정 계층이 아니다. 화상상담 초대링크 게스트 또는 의료기관 계정으로 참여한다.</w:t>
-      </w:r>
-    </w:p>
-    <w:tbl>
-      <w:tblPr>
-        <w:tblW w:type="auto" w:w="0"/>
-        <w:tblLook w:firstColumn="1" w:firstRow="1" w:lastColumn="0" w:lastRow="0" w:noHBand="0" w:noVBand="1" w:val="04A0"/>
-        <w:tblBorders>
-          <w:top w:val="single" w:sz="4" w:color="999999"/>
-          <w:left w:val="single" w:sz="4" w:color="999999"/>
-          <w:bottom w:val="single" w:sz="4" w:color="999999"/>
-          <w:right w:val="single" w:sz="4" w:color="999999"/>
-          <w:insideH w:val="single" w:sz="4" w:color="999999"/>
-          <w:insideV w:val="single" w:sz="4" w:color="999999"/>
-        </w:tblBorders>
-      </w:tblPr>
-      <w:tblGrid>
-        <w:gridCol w:w="2166"/>
-        <w:gridCol w:w="2166"/>
-        <w:gridCol w:w="2166"/>
-        <w:gridCol w:w="2166"/>
-      </w:tblGrid>
-      <w:tr>
-        <w:tc>
-          <w:tcPr>
-            <w:tcW w:type="dxa" w:w="2166"/>
-            <w:shd w:val="clear" w:color="auto" w:fill="00467F"/>
-          </w:tcPr>
-          <w:p>
-            <w:r/>
-            <w:r>
-              <w:rPr>
-                <w:rFonts w:ascii="맑은 고딕" w:hAnsi="맑은 고딕"/>
-                <w:b/>
-                <w:color w:val="FFFFFF"/>
-                <w:sz w:val="18"/>
-                <w:rFonts w:eastAsia="맑은 고딕"/>
-              </w:rPr>
-              <w:t>계층</w:t>
-            </w:r>
-          </w:p>
-        </w:tc>
-        <w:tc>
-          <w:tcPr>
-            <w:tcW w:type="dxa" w:w="2166"/>
-            <w:shd w:val="clear" w:color="auto" w:fill="00467F"/>
-          </w:tcPr>
-          <w:p>
-            <w:r/>
-            <w:r>
-              <w:rPr>
-                <w:rFonts w:ascii="맑은 고딕" w:hAnsi="맑은 고딕"/>
-                <w:b/>
-                <w:color w:val="FFFFFF"/>
-                <w:sz w:val="18"/>
-                <w:rFonts w:eastAsia="맑은 고딕"/>
-              </w:rPr>
-              <w:t>권한 저장</w:t>
-            </w:r>
-          </w:p>
-        </w:tc>
-        <w:tc>
-          <w:tcPr>
-            <w:tcW w:type="dxa" w:w="2166"/>
-            <w:shd w:val="clear" w:color="auto" w:fill="00467F"/>
-          </w:tcPr>
-          <w:p>
-            <w:r/>
-            <w:r>
-              <w:rPr>
-                <w:rFonts w:ascii="맑은 고딕" w:hAnsi="맑은 고딕"/>
-                <w:b/>
-                <w:color w:val="FFFFFF"/>
-                <w:sz w:val="18"/>
-                <w:rFonts w:eastAsia="맑은 고딕"/>
-              </w:rPr>
-              <w:t>전용 화면</w:t>
-            </w:r>
-          </w:p>
-        </w:tc>
-        <w:tc>
-          <w:tcPr>
-            <w:tcW w:type="dxa" w:w="2166"/>
-            <w:shd w:val="clear" w:color="auto" w:fill="00467F"/>
-          </w:tcPr>
-          <w:p>
-            <w:r/>
-            <w:r>
-              <w:rPr>
-                <w:rFonts w:ascii="맑은 고딕" w:hAnsi="맑은 고딕"/>
-                <w:b/>
-                <w:color w:val="FFFFFF"/>
-                <w:sz w:val="18"/>
-                <w:rFonts w:eastAsia="맑은 고딕"/>
-              </w:rPr>
-              <w:t>설명</w:t>
-            </w:r>
-          </w:p>
-        </w:tc>
-      </w:tr>
-      <w:tr>
-        <w:tc>
-          <w:tcPr>
-            <w:tcW w:type="dxa" w:w="2166"/>
-          </w:tcPr>
-          <w:p>
-            <w:r/>
-            <w:r>
-              <w:rPr>
-                <w:rFonts w:ascii="맑은 고딕" w:hAnsi="맑은 고딕"/>
-                <w:b/>
-                <w:sz w:val="18"/>
-                <w:rFonts w:eastAsia="맑은 고딕"/>
-              </w:rPr>
-              <w:t>비회원(게스트)</w:t>
-            </w:r>
-          </w:p>
-        </w:tc>
-        <w:tc>
-          <w:tcPr>
-            <w:tcW w:type="dxa" w:w="2166"/>
-          </w:tcPr>
-          <w:p>
-            <w:r/>
-            <w:r>
-              <w:rPr>
-                <w:rFonts w:ascii="맑은 고딕" w:hAnsi="맑은 고딕"/>
-                <w:b w:val="0"/>
-                <w:sz w:val="18"/>
-                <w:rFonts w:eastAsia="맑은 고딕"/>
-              </w:rPr>
-              <w:t>초대링크 토큰</w:t>
-            </w:r>
-          </w:p>
-        </w:tc>
-        <w:tc>
-          <w:tcPr>
-            <w:tcW w:type="dxa" w:w="2166"/>
-          </w:tcPr>
-          <w:p>
-            <w:r/>
-            <w:r>
-              <w:rPr>
-                <w:rFonts w:ascii="맑은 고딕" w:hAnsi="맑은 고딕"/>
-                <w:b w:val="0"/>
-                <w:sz w:val="18"/>
-                <w:rFonts w:eastAsia="맑은 고딕"/>
-              </w:rPr>
-              <w:t>—</w:t>
-            </w:r>
-          </w:p>
-        </w:tc>
-        <w:tc>
-          <w:tcPr>
-            <w:tcW w:type="dxa" w:w="2166"/>
-          </w:tcPr>
-          <w:p>
-            <w:r/>
-            <w:r>
-              <w:rPr>
-                <w:rFonts w:ascii="맑은 고딕" w:hAnsi="맑은 고딕"/>
-                <w:b w:val="0"/>
-                <w:sz w:val="18"/>
-                <w:rFonts w:eastAsia="맑은 고딕"/>
-              </w:rPr>
-              <w:t>계정 없이 화상상담 초대링크로만 상담방 입장. 의료진·통역사가 이 방식으로 참여.</w:t>
-            </w:r>
-          </w:p>
-        </w:tc>
-      </w:tr>
-      <w:tr>
-        <w:tc>
-          <w:tcPr>
-            <w:tcW w:type="dxa" w:w="2166"/>
-          </w:tcPr>
-          <w:p>
-            <w:r/>
-            <w:r>
-              <w:rPr>
-                <w:rFonts w:ascii="맑은 고딕" w:hAnsi="맑은 고딕"/>
-                <w:b/>
-                <w:sz w:val="18"/>
-                <w:rFonts w:eastAsia="맑은 고딕"/>
-              </w:rPr>
-              <w:t>사용자(환자)</w:t>
-            </w:r>
-          </w:p>
-        </w:tc>
-        <w:tc>
-          <w:tcPr>
-            <w:tcW w:type="dxa" w:w="2166"/>
-          </w:tcPr>
-          <w:p>
-            <w:r/>
-            <w:r>
-              <w:rPr>
-                <w:rFonts w:ascii="맑은 고딕" w:hAnsi="맑은 고딕"/>
-                <w:b w:val="0"/>
-                <w:sz w:val="18"/>
-                <w:rFonts w:eastAsia="맑은 고딕"/>
-              </w:rPr>
-              <w:t>로그인 계정(기본값)</w:t>
-            </w:r>
-          </w:p>
-        </w:tc>
-        <w:tc>
-          <w:tcPr>
-            <w:tcW w:type="dxa" w:w="2166"/>
-          </w:tcPr>
-          <w:p>
-            <w:r/>
-            <w:r>
-              <w:rPr>
-                <w:rFonts w:ascii="맑은 고딕" w:hAnsi="맑은 고딕"/>
-                <w:b w:val="0"/>
-                <w:sz w:val="18"/>
-                <w:rFonts w:eastAsia="맑은 고딕"/>
-              </w:rPr>
-              <w:t>/patient</w:t>
-            </w:r>
-          </w:p>
-        </w:tc>
-        <w:tc>
-          <w:tcPr>
-            <w:tcW w:type="dxa" w:w="2166"/>
-          </w:tcPr>
-          <w:p>
-            <w:r/>
-            <w:r>
-              <w:rPr>
-                <w:rFonts w:ascii="맑은 고딕" w:hAnsi="맑은 고딕"/>
-                <w:b w:val="0"/>
-                <w:sz w:val="18"/>
-                <w:rFonts w:eastAsia="맑은 고딕"/>
-              </w:rPr>
-              <w:t>문의·상담·사후관리. 별도 역할 없음이 기본.</w:t>
-            </w:r>
-          </w:p>
-        </w:tc>
-      </w:tr>
-      <w:tr>
-        <w:tc>
-          <w:tcPr>
-            <w:tcW w:type="dxa" w:w="2166"/>
-          </w:tcPr>
-          <w:p>
-            <w:r/>
-            <w:r>
-              <w:rPr>
-                <w:rFonts w:ascii="맑은 고딕" w:hAnsi="맑은 고딕"/>
-                <w:b/>
-                <w:sz w:val="18"/>
-                <w:rFonts w:eastAsia="맑은 고딕"/>
-              </w:rPr>
-              <w:t>코디네이터</w:t>
-            </w:r>
-          </w:p>
-        </w:tc>
-        <w:tc>
-          <w:tcPr>
-            <w:tcW w:type="dxa" w:w="2166"/>
-          </w:tcPr>
-          <w:p>
-            <w:r/>
-            <w:r>
-              <w:rPr>
-                <w:rFonts w:ascii="맑은 고딕" w:hAnsi="맑은 고딕"/>
-                <w:b w:val="0"/>
-                <w:sz w:val="18"/>
-                <w:rFonts w:eastAsia="맑은 고딕"/>
-              </w:rPr>
-              <w:t>app_metadata.role</w:t>
-            </w:r>
-          </w:p>
-        </w:tc>
-        <w:tc>
-          <w:tcPr>
-            <w:tcW w:type="dxa" w:w="2166"/>
-          </w:tcPr>
-          <w:p>
-            <w:r/>
-            <w:r>
-              <w:rPr>
-                <w:rFonts w:ascii="맑은 고딕" w:hAnsi="맑은 고딕"/>
-                <w:b w:val="0"/>
-                <w:sz w:val="18"/>
-                <w:rFonts w:eastAsia="맑은 고딕"/>
-              </w:rPr>
-              <w:t>/coordinator</w:t>
-            </w:r>
-          </w:p>
-        </w:tc>
-        <w:tc>
-          <w:tcPr>
-            <w:tcW w:type="dxa" w:w="2166"/>
-          </w:tcPr>
-          <w:p>
-            <w:r/>
-            <w:r>
-              <w:rPr>
-                <w:rFonts w:ascii="맑은 고딕" w:hAnsi="맑은 고딕"/>
-                <w:b w:val="0"/>
-                <w:sz w:val="18"/>
-                <w:rFonts w:eastAsia="맑은 고딕"/>
-              </w:rPr>
-              <w:t>내부 스태프. 환자 여정·상담 일정·증상 알림 관리.</w:t>
-            </w:r>
-          </w:p>
-        </w:tc>
-      </w:tr>
-      <w:tr>
-        <w:tc>
-          <w:tcPr>
-            <w:tcW w:type="dxa" w:w="2166"/>
-          </w:tcPr>
-          <w:p>
-            <w:r/>
-            <w:r>
-              <w:rPr>
-                <w:rFonts w:ascii="맑은 고딕" w:hAnsi="맑은 고딕"/>
-                <w:b/>
-                <w:sz w:val="18"/>
-                <w:rFonts w:eastAsia="맑은 고딕"/>
-              </w:rPr>
-              <w:t>관리자</w:t>
-            </w:r>
-          </w:p>
-        </w:tc>
-        <w:tc>
-          <w:tcPr>
-            <w:tcW w:type="dxa" w:w="2166"/>
-          </w:tcPr>
-          <w:p>
-            <w:r/>
-            <w:r>
-              <w:rPr>
-                <w:rFonts w:ascii="맑은 고딕" w:hAnsi="맑은 고딕"/>
-                <w:b w:val="0"/>
-                <w:sz w:val="18"/>
-                <w:rFonts w:eastAsia="맑은 고딕"/>
-              </w:rPr>
-              <w:t>app_metadata.role</w:t>
-            </w:r>
-          </w:p>
-        </w:tc>
-        <w:tc>
-          <w:tcPr>
-            <w:tcW w:type="dxa" w:w="2166"/>
-          </w:tcPr>
-          <w:p>
-            <w:r/>
-            <w:r>
-              <w:rPr>
-                <w:rFonts w:ascii="맑은 고딕" w:hAnsi="맑은 고딕"/>
-                <w:b w:val="0"/>
-                <w:sz w:val="18"/>
-                <w:rFonts w:eastAsia="맑은 고딕"/>
-              </w:rPr>
-              <w:t>/admin</w:t>
-            </w:r>
-          </w:p>
-        </w:tc>
-        <w:tc>
-          <w:tcPr>
-            <w:tcW w:type="dxa" w:w="2166"/>
-          </w:tcPr>
-          <w:p>
-            <w:r/>
-            <w:r>
-              <w:rPr>
-                <w:rFonts w:ascii="맑은 고딕" w:hAnsi="맑은 고딕"/>
-                <w:b w:val="0"/>
-                <w:sz w:val="18"/>
-                <w:rFonts w:eastAsia="맑은 고딕"/>
-              </w:rPr>
-              <w:t>운영자. 전체 권한. 통합 콘솔에서 코디 화면까지 포함.</w:t>
-            </w:r>
-          </w:p>
-        </w:tc>
-      </w:tr>
-      <w:tr>
-        <w:tc>
-          <w:tcPr>
-            <w:tcW w:type="dxa" w:w="2166"/>
-          </w:tcPr>
-          <w:p>
-            <w:r/>
-            <w:r>
-              <w:rPr>
-                <w:rFonts w:ascii="맑은 고딕" w:hAnsi="맑은 고딕"/>
-                <w:b/>
-                <w:sz w:val="18"/>
-                <w:rFonts w:eastAsia="맑은 고딕"/>
-              </w:rPr>
-              <w:t>국내 의료기관</w:t>
-            </w:r>
-          </w:p>
-        </w:tc>
-        <w:tc>
-          <w:tcPr>
-            <w:tcW w:type="dxa" w:w="2166"/>
-          </w:tcPr>
-          <w:p>
-            <w:r/>
-            <w:r>
-              <w:rPr>
-                <w:rFonts w:ascii="맑은 고딕" w:hAnsi="맑은 고딕"/>
-                <w:b w:val="0"/>
-                <w:sz w:val="18"/>
-                <w:rFonts w:eastAsia="맑은 고딕"/>
-              </w:rPr>
-              <w:t>hospital_users 테이블</w:t>
-            </w:r>
-          </w:p>
-        </w:tc>
-        <w:tc>
-          <w:tcPr>
-            <w:tcW w:type="dxa" w:w="2166"/>
-          </w:tcPr>
-          <w:p>
-            <w:r/>
-            <w:r>
-              <w:rPr>
-                <w:rFonts w:ascii="맑은 고딕" w:hAnsi="맑은 고딕"/>
-                <w:b w:val="0"/>
-                <w:sz w:val="18"/>
-                <w:rFonts w:eastAsia="맑은 고딕"/>
-              </w:rPr>
-              <w:t>/hospital</w:t>
-            </w:r>
-          </w:p>
-        </w:tc>
-        <w:tc>
-          <w:tcPr>
-            <w:tcW w:type="dxa" w:w="2166"/>
-          </w:tcPr>
-          <w:p>
-            <w:r/>
-            <w:r>
-              <w:rPr>
-                <w:rFonts w:ascii="맑은 고딕" w:hAnsi="맑은 고딕"/>
-                <w:b w:val="0"/>
-                <w:sz w:val="18"/>
-                <w:rFonts w:eastAsia="맑은 고딕"/>
-              </w:rPr>
-              <w:t>제휴 한국 병원 담당자(owner/manager/viewer). 리드·프로필·치료정보 관리.</w:t>
-            </w:r>
-          </w:p>
-        </w:tc>
-      </w:tr>
-      <w:tr>
-        <w:tc>
-          <w:tcPr>
-            <w:tcW w:type="dxa" w:w="2166"/>
-          </w:tcPr>
-          <w:p>
-            <w:r/>
-            <w:r>
-              <w:rPr>
-                <w:rFonts w:ascii="맑은 고딕" w:hAnsi="맑은 고딕"/>
-                <w:b/>
-                <w:sz w:val="18"/>
-                <w:rFonts w:eastAsia="맑은 고딕"/>
-              </w:rPr>
-              <w:t>해외 에이전시</w:t>
-            </w:r>
-          </w:p>
-        </w:tc>
-        <w:tc>
-          <w:tcPr>
-            <w:tcW w:type="dxa" w:w="2166"/>
-          </w:tcPr>
-          <w:p>
-            <w:r/>
-            <w:r>
-              <w:rPr>
-                <w:rFonts w:ascii="맑은 고딕" w:hAnsi="맑은 고딕"/>
-                <w:b w:val="0"/>
-                <w:sz w:val="18"/>
-                <w:rFonts w:eastAsia="맑은 고딕"/>
-              </w:rPr>
-              <w:t>agency_users + partner_type</w:t>
-            </w:r>
-          </w:p>
-        </w:tc>
-        <w:tc>
-          <w:tcPr>
-            <w:tcW w:type="dxa" w:w="2166"/>
-          </w:tcPr>
-          <w:p>
-            <w:r/>
-            <w:r>
-              <w:rPr>
-                <w:rFonts w:ascii="맑은 고딕" w:hAnsi="맑은 고딕"/>
-                <w:b w:val="0"/>
-                <w:sz w:val="18"/>
-                <w:rFonts w:eastAsia="맑은 고딕"/>
-              </w:rPr>
-              <w:t>/agency</w:t>
-            </w:r>
-          </w:p>
-        </w:tc>
-        <w:tc>
-          <w:tcPr>
-            <w:tcW w:type="dxa" w:w="2166"/>
-          </w:tcPr>
-          <w:p>
-            <w:r/>
-            <w:r>
-              <w:rPr>
-                <w:rFonts w:ascii="맑은 고딕" w:hAnsi="맑은 고딕"/>
-                <w:b w:val="0"/>
-                <w:sz w:val="18"/>
-                <w:rFonts w:eastAsia="맑은 고딕"/>
-              </w:rPr>
-              <w:t>해외 환자 유치 파트너. 의뢰 환자 진행상황 조회.</w:t>
-            </w:r>
-          </w:p>
-        </w:tc>
-      </w:tr>
-      <w:tr>
-        <w:tc>
-          <w:tcPr>
-            <w:tcW w:type="dxa" w:w="2166"/>
-          </w:tcPr>
-          <w:p>
-            <w:r/>
-            <w:r>
-              <w:rPr>
-                <w:rFonts w:ascii="맑은 고딕" w:hAnsi="맑은 고딕"/>
-                <w:b/>
-                <w:sz w:val="18"/>
-                <w:rFonts w:eastAsia="맑은 고딕"/>
-              </w:rPr>
-              <w:t>해외 의료기관</w:t>
-            </w:r>
-          </w:p>
-        </w:tc>
-        <w:tc>
-          <w:tcPr>
-            <w:tcW w:type="dxa" w:w="2166"/>
-          </w:tcPr>
-          <w:p>
-            <w:r/>
-            <w:r>
-              <w:rPr>
-                <w:rFonts w:ascii="맑은 고딕" w:hAnsi="맑은 고딕"/>
-                <w:b w:val="0"/>
-                <w:sz w:val="18"/>
-                <w:rFonts w:eastAsia="맑은 고딕"/>
-              </w:rPr>
-              <w:t>agency_users + partner_type</w:t>
-            </w:r>
-          </w:p>
-        </w:tc>
-        <w:tc>
-          <w:tcPr>
-            <w:tcW w:type="dxa" w:w="2166"/>
-          </w:tcPr>
-          <w:p>
-            <w:r/>
-            <w:r>
-              <w:rPr>
-                <w:rFonts w:ascii="맑은 고딕" w:hAnsi="맑은 고딕"/>
-                <w:b w:val="0"/>
-                <w:sz w:val="18"/>
-                <w:rFonts w:eastAsia="맑은 고딕"/>
-              </w:rPr>
-              <w:t>/clinic</w:t>
-            </w:r>
-          </w:p>
-        </w:tc>
-        <w:tc>
-          <w:tcPr>
-            <w:tcW w:type="dxa" w:w="2166"/>
-          </w:tcPr>
-          <w:p>
-            <w:r/>
-            <w:r>
-              <w:rPr>
-                <w:rFonts w:ascii="맑은 고딕" w:hAnsi="맑은 고딕"/>
-                <w:b w:val="0"/>
-                <w:sz w:val="18"/>
-                <w:rFonts w:eastAsia="맑은 고딕"/>
-              </w:rPr>
-              <w:t>환자를 한국으로 의뢰하는 현지 병원. 경과·검사결과 전송 주체.</w:t>
-            </w:r>
-          </w:p>
-        </w:tc>
-      </w:tr>
-    </w:tbl>
-    <w:p/>
-    <w:p>
-      <w:r>
-        <w:rPr>
-          <w:rFonts w:ascii="맑은 고딕" w:hAnsi="맑은 고딕"/>
-          <w:b/>
-          <w:color w:val="00467F"/>
-          <w:sz w:val="24"/>
-          <w:rFonts w:eastAsia="맑은 고딕"/>
-        </w:rPr>
-        <w:t>2. 화상 상담(원격협진) 기능</w:t>
-      </w:r>
-    </w:p>
-    <w:tbl>
-      <w:tblPr>
-        <w:tblW w:type="auto" w:w="0"/>
-        <w:tblLook w:firstColumn="1" w:firstRow="1" w:lastColumn="0" w:lastRow="0" w:noHBand="0" w:noVBand="1" w:val="04A0"/>
-        <w:tblBorders>
-          <w:top w:val="single" w:sz="4" w:color="999999"/>
-          <w:left w:val="single" w:sz="4" w:color="999999"/>
-          <w:bottom w:val="single" w:sz="4" w:color="999999"/>
-          <w:right w:val="single" w:sz="4" w:color="999999"/>
-          <w:insideH w:val="single" w:sz="4" w:color="999999"/>
-          <w:insideV w:val="single" w:sz="4" w:color="999999"/>
-        </w:tblBorders>
-      </w:tblPr>
-      <w:tblGrid>
-        <w:gridCol w:w="4333"/>
-        <w:gridCol w:w="4333"/>
-      </w:tblGrid>
-      <w:tr>
-        <w:tc>
-          <w:tcPr>
-            <w:tcW w:type="dxa" w:w="4333"/>
-            <w:shd w:val="clear" w:color="auto" w:fill="00467F"/>
-          </w:tcPr>
-          <w:p>
-            <w:r/>
-            <w:r>
-              <w:rPr>
-                <w:rFonts w:ascii="맑은 고딕" w:hAnsi="맑은 고딕"/>
-                <w:b/>
-                <w:color w:val="FFFFFF"/>
-                <w:sz w:val="18"/>
-                <w:rFonts w:eastAsia="맑은 고딕"/>
-              </w:rPr>
-              <w:t>구분</w:t>
-            </w:r>
-          </w:p>
-        </w:tc>
-        <w:tc>
-          <w:tcPr>
-            <w:tcW w:type="dxa" w:w="4333"/>
-            <w:shd w:val="clear" w:color="auto" w:fill="00467F"/>
-          </w:tcPr>
-          <w:p>
-            <w:r/>
-            <w:r>
-              <w:rPr>
-                <w:rFonts w:ascii="맑은 고딕" w:hAnsi="맑은 고딕"/>
-                <w:b/>
-                <w:color w:val="FFFFFF"/>
-                <w:sz w:val="18"/>
-                <w:rFonts w:eastAsia="맑은 고딕"/>
-              </w:rPr>
-              <w:t>내용</w:t>
-            </w:r>
-          </w:p>
-        </w:tc>
-      </w:tr>
-      <w:tr>
-        <w:tc>
-          <w:tcPr>
-            <w:tcW w:type="dxa" w:w="4333"/>
-          </w:tcPr>
-          <w:p>
-            <w:r/>
-            <w:r>
-              <w:rPr>
-                <w:rFonts w:ascii="맑은 고딕" w:hAnsi="맑은 고딕"/>
-                <w:b/>
-                <w:sz w:val="18"/>
-                <w:rFonts w:eastAsia="맑은 고딕"/>
-              </w:rPr>
-              <w:t>영상·음성</w:t>
-            </w:r>
-          </w:p>
-        </w:tc>
-        <w:tc>
-          <w:tcPr>
-            <w:tcW w:type="dxa" w:w="4333"/>
-          </w:tcPr>
-          <w:p>
-            <w:r/>
-            <w:r>
-              <w:rPr>
-                <w:rFonts w:ascii="맑은 고딕" w:hAnsi="맑은 고딕"/>
-                <w:b w:val="0"/>
-                <w:sz w:val="18"/>
-                <w:rFonts w:eastAsia="맑은 고딕"/>
-              </w:rPr>
-              <w:t>LiveKit 기반 WebRTC 다자 통화. 계정 없이 초대링크로 입장.</w:t>
-            </w:r>
-          </w:p>
-        </w:tc>
-      </w:tr>
-      <w:tr>
-        <w:tc>
-          <w:tcPr>
-            <w:tcW w:type="dxa" w:w="4333"/>
-          </w:tcPr>
-          <w:p>
-            <w:r/>
-            <w:r>
-              <w:rPr>
-                <w:rFonts w:ascii="맑은 고딕" w:hAnsi="맑은 고딕"/>
-                <w:b/>
-                <w:sz w:val="18"/>
-                <w:rFonts w:eastAsia="맑은 고딕"/>
-              </w:rPr>
-              <w:t>실시간 자막</w:t>
-            </w:r>
-          </w:p>
-        </w:tc>
-        <w:tc>
-          <w:tcPr>
-            <w:tcW w:type="dxa" w:w="4333"/>
-          </w:tcPr>
-          <w:p>
-            <w:r/>
-            <w:r>
-              <w:rPr>
-                <w:rFonts w:ascii="맑은 고딕" w:hAnsi="맑은 고딕"/>
-                <w:b w:val="0"/>
-                <w:sz w:val="18"/>
-                <w:rFonts w:eastAsia="맑은 고딕"/>
-              </w:rPr>
-              <w:t>발화를 인식해 자막 표시. 화자를 «역할»이 아니라 «사람» 기준으로 구분(색·이름·좌우).</w:t>
-            </w:r>
-          </w:p>
-        </w:tc>
-      </w:tr>
-      <w:tr>
-        <w:tc>
-          <w:tcPr>
-            <w:tcW w:type="dxa" w:w="4333"/>
-          </w:tcPr>
-          <w:p>
-            <w:r/>
-            <w:r>
-              <w:rPr>
-                <w:rFonts w:ascii="맑은 고딕" w:hAnsi="맑은 고딕"/>
-                <w:b/>
-                <w:sz w:val="18"/>
-                <w:rFonts w:eastAsia="맑은 고딕"/>
-              </w:rPr>
-              <w:t>실시간 통역</w:t>
-            </w:r>
-          </w:p>
-        </w:tc>
-        <w:tc>
-          <w:tcPr>
-            <w:tcW w:type="dxa" w:w="4333"/>
-          </w:tcPr>
-          <w:p>
-            <w:r/>
-            <w:r>
-              <w:rPr>
-                <w:rFonts w:ascii="맑은 고딕" w:hAnsi="맑은 고딕"/>
-                <w:b w:val="0"/>
-                <w:sz w:val="18"/>
-                <w:rFonts w:eastAsia="맑은 고딕"/>
-              </w:rPr>
-              <w:t>한국어 ↔ 러시아어 등 상호 번역 자막. 통역 음성 봇 참여 시 음성 통역.</w:t>
-            </w:r>
-          </w:p>
-        </w:tc>
-      </w:tr>
-      <w:tr>
-        <w:tc>
-          <w:tcPr>
-            <w:tcW w:type="dxa" w:w="4333"/>
-          </w:tcPr>
-          <w:p>
-            <w:r/>
-            <w:r>
-              <w:rPr>
-                <w:rFonts w:ascii="맑은 고딕" w:hAnsi="맑은 고딕"/>
-                <w:b/>
-                <w:sz w:val="18"/>
-                <w:rFonts w:eastAsia="맑은 고딕"/>
-              </w:rPr>
-              <w:t>기록</w:t>
-            </w:r>
-          </w:p>
-        </w:tc>
-        <w:tc>
-          <w:tcPr>
-            <w:tcW w:type="dxa" w:w="4333"/>
-          </w:tcPr>
-          <w:p>
-            <w:r/>
-            <w:r>
-              <w:rPr>
-                <w:rFonts w:ascii="맑은 고딕" w:hAnsi="맑은 고딕"/>
-                <w:b w:val="0"/>
-                <w:sz w:val="18"/>
-                <w:rFonts w:eastAsia="맑은 고딕"/>
-              </w:rPr>
-              <w:t>상담 대화·번역 기록을 암호화 저장하여 사후 확인 및 품질 점검에 활용.</w:t>
-            </w:r>
-          </w:p>
-        </w:tc>
-      </w:tr>
-      <w:tr>
-        <w:tc>
-          <w:tcPr>
-            <w:tcW w:type="dxa" w:w="4333"/>
-          </w:tcPr>
-          <w:p>
-            <w:r/>
-            <w:r>
-              <w:rPr>
-                <w:rFonts w:ascii="맑은 고딕" w:hAnsi="맑은 고딕"/>
-                <w:b/>
-                <w:sz w:val="18"/>
-                <w:rFonts w:eastAsia="맑은 고딕"/>
-              </w:rPr>
-              <w:t>안정성</w:t>
-            </w:r>
-          </w:p>
-        </w:tc>
-        <w:tc>
-          <w:tcPr>
-            <w:tcW w:type="dxa" w:w="4333"/>
-          </w:tcPr>
-          <w:p>
-            <w:r/>
-            <w:r>
-              <w:rPr>
-                <w:rFonts w:ascii="맑은 고딕" w:hAnsi="맑은 고딕"/>
-                <w:b w:val="0"/>
-                <w:sz w:val="18"/>
-                <w:rFonts w:eastAsia="맑은 고딕"/>
-              </w:rPr>
-              <w:t>하울링 2단 감지, 무응답 자동 종료, 자막 중단 시 복구 안내.</w:t>
-            </w:r>
-          </w:p>
-        </w:tc>
-      </w:tr>
-    </w:tbl>
-    <w:p/>
-    <w:p>
-      <w:r>
-        <w:rPr>
-          <w:rFonts w:ascii="맑은 고딕" w:hAnsi="맑은 고딕"/>
-          <w:b/>
-          <w:color w:val="00467F"/>
-          <w:sz w:val="24"/>
-          <w:rFonts w:eastAsia="맑은 고딕"/>
-        </w:rPr>
-        <w:t>3. 상담 채널</w:t>
-      </w:r>
-    </w:p>
-    <w:p>
-      <w:r>
-        <w:rPr>
-          <w:rFonts w:ascii="맑은 고딕" w:hAnsi="맑은 고딕"/>
-          <w:b w:val="0"/>
-          <w:sz w:val="18"/>
-          <w:rFonts w:eastAsia="맑은 고딕"/>
-        </w:rPr>
-        <w:t>※ 연동 수준을 구분해 기재한다. 위챗·라인은 메신저 바로가기 안내이며 봇 연동은 미적용이다.</w:t>
-      </w:r>
-    </w:p>
-    <w:tbl>
-      <w:tblPr>
-        <w:tblW w:type="auto" w:w="0"/>
-        <w:tblLook w:firstColumn="1" w:firstRow="1" w:lastColumn="0" w:lastRow="0" w:noHBand="0" w:noVBand="1" w:val="04A0"/>
-        <w:tblBorders>
-          <w:top w:val="single" w:sz="4" w:color="999999"/>
-          <w:left w:val="single" w:sz="4" w:color="999999"/>
-          <w:bottom w:val="single" w:sz="4" w:color="999999"/>
-          <w:right w:val="single" w:sz="4" w:color="999999"/>
-          <w:insideH w:val="single" w:sz="4" w:color="999999"/>
-          <w:insideV w:val="single" w:sz="4" w:color="999999"/>
-        </w:tblBorders>
-      </w:tblPr>
-      <w:tblGrid>
-        <w:gridCol w:w="2889"/>
-        <w:gridCol w:w="2889"/>
-        <w:gridCol w:w="2889"/>
-      </w:tblGrid>
-      <w:tr>
-        <w:tc>
-          <w:tcPr>
-            <w:tcW w:type="dxa" w:w="2889"/>
-            <w:shd w:val="clear" w:color="auto" w:fill="00467F"/>
-          </w:tcPr>
-          <w:p>
-            <w:r/>
-            <w:r>
-              <w:rPr>
-                <w:rFonts w:ascii="맑은 고딕" w:hAnsi="맑은 고딕"/>
-                <w:b/>
-                <w:color w:val="FFFFFF"/>
-                <w:sz w:val="18"/>
-                <w:rFonts w:eastAsia="맑은 고딕"/>
-              </w:rPr>
-              <w:t>채널</w:t>
-            </w:r>
-          </w:p>
-        </w:tc>
-        <w:tc>
-          <w:tcPr>
-            <w:tcW w:type="dxa" w:w="2889"/>
-            <w:shd w:val="clear" w:color="auto" w:fill="00467F"/>
-          </w:tcPr>
-          <w:p>
-            <w:r/>
-            <w:r>
-              <w:rPr>
-                <w:rFonts w:ascii="맑은 고딕" w:hAnsi="맑은 고딕"/>
-                <w:b/>
-                <w:color w:val="FFFFFF"/>
-                <w:sz w:val="18"/>
-                <w:rFonts w:eastAsia="맑은 고딕"/>
-              </w:rPr>
-              <w:t>연동 수준</w:t>
-            </w:r>
-          </w:p>
-        </w:tc>
-        <w:tc>
-          <w:tcPr>
-            <w:tcW w:type="dxa" w:w="2889"/>
-            <w:shd w:val="clear" w:color="auto" w:fill="00467F"/>
-          </w:tcPr>
-          <w:p>
-            <w:r/>
-            <w:r>
-              <w:rPr>
-                <w:rFonts w:ascii="맑은 고딕" w:hAnsi="맑은 고딕"/>
-                <w:b/>
-                <w:color w:val="FFFFFF"/>
-                <w:sz w:val="18"/>
-                <w:rFonts w:eastAsia="맑은 고딕"/>
-              </w:rPr>
-              <w:t>내용</w:t>
-            </w:r>
-          </w:p>
-        </w:tc>
-      </w:tr>
-      <w:tr>
-        <w:tc>
-          <w:tcPr>
-            <w:tcW w:type="dxa" w:w="2889"/>
-          </w:tcPr>
-          <w:p>
-            <w:r/>
-            <w:r>
-              <w:rPr>
-                <w:rFonts w:ascii="맑은 고딕" w:hAnsi="맑은 고딕"/>
-                <w:b/>
-                <w:sz w:val="18"/>
-                <w:rFonts w:eastAsia="맑은 고딕"/>
-              </w:rPr>
-              <w:t>웹 (통합 문의 퍼널)</w:t>
-            </w:r>
-          </w:p>
-        </w:tc>
-        <w:tc>
-          <w:tcPr>
-            <w:tcW w:type="dxa" w:w="2889"/>
-          </w:tcPr>
-          <w:p>
-            <w:r/>
-            <w:r>
-              <w:rPr>
-                <w:rFonts w:ascii="맑은 고딕" w:hAnsi="맑은 고딕"/>
-                <w:b w:val="0"/>
-                <w:sz w:val="18"/>
-                <w:rFonts w:eastAsia="맑은 고딕"/>
-              </w:rPr>
-              <w:t>연동</w:t>
-            </w:r>
-          </w:p>
-        </w:tc>
-        <w:tc>
-          <w:tcPr>
-            <w:tcW w:type="dxa" w:w="2889"/>
-          </w:tcPr>
-          <w:p>
-            <w:r/>
-            <w:r>
-              <w:rPr>
-                <w:rFonts w:ascii="맑은 고딕" w:hAnsi="맑은 고딕"/>
-                <w:b w:val="0"/>
-                <w:sz w:val="18"/>
-                <w:rFonts w:eastAsia="맑은 고딕"/>
-              </w:rPr>
-              <w:t>AI 상담·문의서·상담원 연결. 대화 전체가 기록으로 축적.</w:t>
-            </w:r>
-          </w:p>
-        </w:tc>
-      </w:tr>
-      <w:tr>
-        <w:tc>
-          <w:tcPr>
-            <w:tcW w:type="dxa" w:w="2889"/>
-          </w:tcPr>
-          <w:p>
-            <w:r/>
-            <w:r>
-              <w:rPr>
-                <w:rFonts w:ascii="맑은 고딕" w:hAnsi="맑은 고딕"/>
-                <w:b/>
-                <w:sz w:val="18"/>
-                <w:rFonts w:eastAsia="맑은 고딕"/>
-              </w:rPr>
-              <w:t>텔레그램</w:t>
-            </w:r>
-          </w:p>
-        </w:tc>
-        <w:tc>
-          <w:tcPr>
-            <w:tcW w:type="dxa" w:w="2889"/>
-          </w:tcPr>
-          <w:p>
-            <w:r/>
-            <w:r>
-              <w:rPr>
-                <w:rFonts w:ascii="맑은 고딕" w:hAnsi="맑은 고딕"/>
-                <w:b w:val="0"/>
-                <w:sz w:val="18"/>
-                <w:rFonts w:eastAsia="맑은 고딕"/>
-              </w:rPr>
-              <w:t>연동</w:t>
-            </w:r>
-          </w:p>
-        </w:tc>
-        <w:tc>
-          <w:tcPr>
-            <w:tcW w:type="dxa" w:w="2889"/>
-          </w:tcPr>
-          <w:p>
-            <w:r/>
-            <w:r>
-              <w:rPr>
-                <w:rFonts w:ascii="맑은 고딕" w:hAnsi="맑은 고딕"/>
-                <w:b w:val="0"/>
-                <w:sz w:val="18"/>
-                <w:rFonts w:eastAsia="맑은 고딕"/>
-              </w:rPr>
-              <w:t>봇 웹훅. AI 자동응답 + 스태프 그룹 릴레이 + 상담기록 축적.</w:t>
-            </w:r>
-          </w:p>
-        </w:tc>
-      </w:tr>
-      <w:tr>
-        <w:tc>
-          <w:tcPr>
-            <w:tcW w:type="dxa" w:w="2889"/>
-          </w:tcPr>
-          <w:p>
-            <w:r/>
-            <w:r>
-              <w:rPr>
-                <w:rFonts w:ascii="맑은 고딕" w:hAnsi="맑은 고딕"/>
-                <w:b/>
-                <w:sz w:val="18"/>
-                <w:rFonts w:eastAsia="맑은 고딕"/>
-              </w:rPr>
-              <w:t>왓츠앱</w:t>
-            </w:r>
-          </w:p>
-        </w:tc>
-        <w:tc>
-          <w:tcPr>
-            <w:tcW w:type="dxa" w:w="2889"/>
-          </w:tcPr>
-          <w:p>
-            <w:r/>
-            <w:r>
-              <w:rPr>
-                <w:rFonts w:ascii="맑은 고딕" w:hAnsi="맑은 고딕"/>
-                <w:b w:val="0"/>
-                <w:sz w:val="18"/>
-                <w:rFonts w:eastAsia="맑은 고딕"/>
-              </w:rPr>
-              <w:t>연동</w:t>
-            </w:r>
-          </w:p>
-        </w:tc>
-        <w:tc>
-          <w:tcPr>
-            <w:tcW w:type="dxa" w:w="2889"/>
-          </w:tcPr>
-          <w:p>
-            <w:r/>
-            <w:r>
-              <w:rPr>
-                <w:rFonts w:ascii="맑은 고딕" w:hAnsi="맑은 고딕"/>
-                <w:b w:val="0"/>
-                <w:sz w:val="18"/>
-                <w:rFonts w:eastAsia="맑은 고딕"/>
-              </w:rPr>
-              <w:t>봇 웹훅. AI 자동응답 + 상담기록 축적.</w:t>
-            </w:r>
-          </w:p>
-        </w:tc>
-      </w:tr>
-      <w:tr>
-        <w:tc>
-          <w:tcPr>
-            <w:tcW w:type="dxa" w:w="2889"/>
-          </w:tcPr>
-          <w:p>
-            <w:r/>
-            <w:r>
-              <w:rPr>
-                <w:rFonts w:ascii="맑은 고딕" w:hAnsi="맑은 고딕"/>
-                <w:b/>
-                <w:sz w:val="18"/>
-                <w:rFonts w:eastAsia="맑은 고딕"/>
-              </w:rPr>
-              <w:t>위챗</w:t>
-            </w:r>
-          </w:p>
-        </w:tc>
-        <w:tc>
-          <w:tcPr>
-            <w:tcW w:type="dxa" w:w="2889"/>
-          </w:tcPr>
-          <w:p>
-            <w:r/>
-            <w:r>
-              <w:rPr>
-                <w:rFonts w:ascii="맑은 고딕" w:hAnsi="맑은 고딕"/>
-                <w:b w:val="0"/>
-                <w:sz w:val="18"/>
-                <w:rFonts w:eastAsia="맑은 고딕"/>
-              </w:rPr>
-              <w:t>안내 링크</w:t>
-            </w:r>
-          </w:p>
-        </w:tc>
-        <w:tc>
-          <w:tcPr>
-            <w:tcW w:type="dxa" w:w="2889"/>
-          </w:tcPr>
-          <w:p>
-            <w:r/>
-            <w:r>
-              <w:rPr>
-                <w:rFonts w:ascii="맑은 고딕" w:hAnsi="맑은 고딕"/>
-                <w:b w:val="0"/>
-                <w:sz w:val="18"/>
-                <w:rFonts w:eastAsia="맑은 고딕"/>
-              </w:rPr>
-              <w:t>메신저 바로가기 제공. 봇 연동은 미적용.</w:t>
-            </w:r>
-          </w:p>
-        </w:tc>
-      </w:tr>
-      <w:tr>
-        <w:tc>
-          <w:tcPr>
-            <w:tcW w:type="dxa" w:w="2889"/>
-          </w:tcPr>
-          <w:p>
-            <w:r/>
-            <w:r>
-              <w:rPr>
-                <w:rFonts w:ascii="맑은 고딕" w:hAnsi="맑은 고딕"/>
-                <w:b/>
-                <w:sz w:val="18"/>
-                <w:rFonts w:eastAsia="맑은 고딕"/>
-              </w:rPr>
-              <w:t>라인</w:t>
-            </w:r>
-          </w:p>
-        </w:tc>
-        <w:tc>
-          <w:tcPr>
-            <w:tcW w:type="dxa" w:w="2889"/>
-          </w:tcPr>
-          <w:p>
-            <w:r/>
-            <w:r>
-              <w:rPr>
-                <w:rFonts w:ascii="맑은 고딕" w:hAnsi="맑은 고딕"/>
-                <w:b w:val="0"/>
-                <w:sz w:val="18"/>
-                <w:rFonts w:eastAsia="맑은 고딕"/>
-              </w:rPr>
-              <w:t>안내 링크</w:t>
-            </w:r>
-          </w:p>
-        </w:tc>
-        <w:tc>
-          <w:tcPr>
-            <w:tcW w:type="dxa" w:w="2889"/>
-          </w:tcPr>
-          <w:p>
-            <w:r/>
-            <w:r>
-              <w:rPr>
-                <w:rFonts w:ascii="맑은 고딕" w:hAnsi="맑은 고딕"/>
-                <w:b w:val="0"/>
-                <w:sz w:val="18"/>
-                <w:rFonts w:eastAsia="맑은 고딕"/>
-              </w:rPr>
-              <w:t>메신저 바로가기 제공. 봇 연동은 미적용.</w:t>
-            </w:r>
-          </w:p>
-        </w:tc>
-      </w:tr>
-    </w:tbl>
-    <w:p/>
-    <w:p>
-      <w:r>
-        <w:rPr>
-          <w:rFonts w:ascii="맑은 고딕" w:hAnsi="맑은 고딕"/>
-          <w:b/>
-          <w:color w:val="00467F"/>
-          <w:sz w:val="24"/>
-          <w:rFonts w:eastAsia="맑은 고딕"/>
-        </w:rPr>
-        <w:t>4. 화면 경로 정정 내역</w:t>
-      </w:r>
-    </w:p>
-    <w:p>
-      <w:r>
-        <w:rPr>
-          <w:rFonts w:ascii="맑은 고딕" w:hAnsi="맑은 고딕"/>
-          <w:b w:val="0"/>
-          <w:sz w:val="18"/>
-          <w:rFonts w:eastAsia="맑은 고딕"/>
-        </w:rPr>
-        <w:t>본문에 남아 있던 옛 화면 안내는 아래 기준으로 현행에 맞게 정정하였다. 폐지된 경로는 혼동을 막기 위해 그대로 표기하지 않는다.</w:t>
-      </w:r>
-    </w:p>
-    <w:tbl>
-      <w:tblPr>
-        <w:tblW w:type="auto" w:w="0"/>
-        <w:tblLook w:firstColumn="1" w:firstRow="1" w:lastColumn="0" w:lastRow="0" w:noHBand="0" w:noVBand="1" w:val="04A0"/>
-        <w:tblBorders>
-          <w:top w:val="single" w:sz="4" w:color="999999"/>
-          <w:left w:val="single" w:sz="4" w:color="999999"/>
-          <w:bottom w:val="single" w:sz="4" w:color="999999"/>
-          <w:right w:val="single" w:sz="4" w:color="999999"/>
-          <w:insideH w:val="single" w:sz="4" w:color="999999"/>
-          <w:insideV w:val="single" w:sz="4" w:color="999999"/>
-        </w:tblBorders>
-      </w:tblPr>
-      <w:tblGrid>
-        <w:gridCol w:w="2889"/>
-        <w:gridCol w:w="2889"/>
-        <w:gridCol w:w="2889"/>
-      </w:tblGrid>
-      <w:tr>
-        <w:tc>
-          <w:tcPr>
-            <w:tcW w:type="dxa" w:w="2889"/>
-            <w:shd w:val="clear" w:color="auto" w:fill="00467F"/>
-          </w:tcPr>
-          <w:p>
-            <w:r/>
-            <w:r>
-              <w:rPr>
-                <w:rFonts w:ascii="맑은 고딕" w:hAnsi="맑은 고딕"/>
-                <w:b/>
-                <w:color w:val="FFFFFF"/>
-                <w:sz w:val="18"/>
-                <w:rFonts w:eastAsia="맑은 고딕"/>
-              </w:rPr>
-              <w:t>현행 화면</w:t>
-            </w:r>
-          </w:p>
-        </w:tc>
-        <w:tc>
-          <w:tcPr>
-            <w:tcW w:type="dxa" w:w="2889"/>
-            <w:shd w:val="clear" w:color="auto" w:fill="00467F"/>
-          </w:tcPr>
-          <w:p>
-            <w:r/>
-            <w:r>
-              <w:rPr>
-                <w:rFonts w:ascii="맑은 고딕" w:hAnsi="맑은 고딕"/>
-                <w:b/>
-                <w:color w:val="FFFFFF"/>
-                <w:sz w:val="18"/>
-                <w:rFonts w:eastAsia="맑은 고딕"/>
-              </w:rPr>
-              <w:t>대체한 옛 화면</w:t>
-            </w:r>
-          </w:p>
-        </w:tc>
-        <w:tc>
-          <w:tcPr>
-            <w:tcW w:type="dxa" w:w="2889"/>
-            <w:shd w:val="clear" w:color="auto" w:fill="00467F"/>
-          </w:tcPr>
-          <w:p>
-            <w:r/>
-            <w:r>
-              <w:rPr>
-                <w:rFonts w:ascii="맑은 고딕" w:hAnsi="맑은 고딕"/>
-                <w:b/>
-                <w:color w:val="FFFFFF"/>
-                <w:sz w:val="18"/>
-                <w:rFonts w:eastAsia="맑은 고딕"/>
-              </w:rPr>
-              <w:t>사유</w:t>
-            </w:r>
-          </w:p>
-        </w:tc>
-      </w:tr>
-      <w:tr>
-        <w:tc>
-          <w:tcPr>
-            <w:tcW w:type="dxa" w:w="2889"/>
-          </w:tcPr>
-          <w:p>
-            <w:r/>
-            <w:r>
-              <w:rPr>
-                <w:rFonts w:ascii="맑은 고딕" w:hAnsi="맑은 고딕"/>
-                <w:b/>
-                <w:sz w:val="18"/>
-                <w:rFonts w:eastAsia="맑은 고딕"/>
-              </w:rPr>
-              <w:t>/inquiry</w:t>
-            </w:r>
-          </w:p>
-        </w:tc>
-        <w:tc>
-          <w:tcPr>
-            <w:tcW w:type="dxa" w:w="2889"/>
-          </w:tcPr>
-          <w:p>
-            <w:r/>
-            <w:r>
-              <w:rPr>
-                <w:rFonts w:ascii="맑은 고딕" w:hAnsi="맑은 고딕"/>
-                <w:b w:val="0"/>
-                <w:sz w:val="18"/>
-                <w:rFonts w:eastAsia="맑은 고딕"/>
-              </w:rPr>
-              <w:t>인테이크 화면(별도 경로)</w:t>
-            </w:r>
-          </w:p>
-        </w:tc>
-        <w:tc>
-          <w:tcPr>
-            <w:tcW w:type="dxa" w:w="2889"/>
-          </w:tcPr>
-          <w:p>
-            <w:r/>
-            <w:r>
-              <w:rPr>
-                <w:rFonts w:ascii="맑은 고딕" w:hAnsi="맑은 고딕"/>
-                <w:b w:val="0"/>
-                <w:sz w:val="18"/>
-                <w:rFonts w:eastAsia="맑은 고딕"/>
-              </w:rPr>
-              <w:t>통합 문의 퍼널로 통폐합(영구 리디렉트). 옛 화면은 보관 처리.</w:t>
-            </w:r>
-          </w:p>
-        </w:tc>
-      </w:tr>
-      <w:tr>
-        <w:tc>
-          <w:tcPr>
-            <w:tcW w:type="dxa" w:w="2889"/>
-          </w:tcPr>
-          <w:p>
-            <w:r/>
-            <w:r>
-              <w:rPr>
-                <w:rFonts w:ascii="맑은 고딕" w:hAnsi="맑은 고딕"/>
-                <w:b/>
-                <w:sz w:val="18"/>
-                <w:rFonts w:eastAsia="맑은 고딕"/>
-              </w:rPr>
-              <w:t>/inquiry</w:t>
-            </w:r>
-          </w:p>
-        </w:tc>
-        <w:tc>
-          <w:tcPr>
-            <w:tcW w:type="dxa" w:w="2889"/>
-          </w:tcPr>
-          <w:p>
-            <w:r/>
-            <w:r>
-              <w:rPr>
-                <w:rFonts w:ascii="맑은 고딕" w:hAnsi="맑은 고딕"/>
-                <w:b w:val="0"/>
-                <w:sz w:val="18"/>
-                <w:rFonts w:eastAsia="맑은 고딕"/>
-              </w:rPr>
-              <w:t>상담 시작 화면(별도 경로)</w:t>
-            </w:r>
-          </w:p>
-        </w:tc>
-        <w:tc>
-          <w:tcPr>
-            <w:tcW w:type="dxa" w:w="2889"/>
-          </w:tcPr>
-          <w:p>
-            <w:r/>
-            <w:r>
-              <w:rPr>
-                <w:rFonts w:ascii="맑은 고딕" w:hAnsi="맑은 고딕"/>
-                <w:b w:val="0"/>
-                <w:sz w:val="18"/>
-                <w:rFonts w:eastAsia="맑은 고딕"/>
-              </w:rPr>
-              <w:t>통합 문의 퍼널로 통폐합(영구 리디렉트).</w:t>
-            </w:r>
-          </w:p>
-        </w:tc>
-      </w:tr>
-      <w:tr>
-        <w:tc>
-          <w:tcPr>
-            <w:tcW w:type="dxa" w:w="2889"/>
-          </w:tcPr>
-          <w:p>
-            <w:r/>
-            <w:r>
-              <w:rPr>
-                <w:rFonts w:ascii="맑은 고딕" w:hAnsi="맑은 고딕"/>
-                <w:b/>
-                <w:sz w:val="18"/>
-                <w:rFonts w:eastAsia="맑은 고딕"/>
-              </w:rPr>
-              <w:t>/hospital</w:t>
-            </w:r>
-          </w:p>
-        </w:tc>
-        <w:tc>
-          <w:tcPr>
-            <w:tcW w:type="dxa" w:w="2889"/>
-          </w:tcPr>
-          <w:p>
-            <w:r/>
-            <w:r>
-              <w:rPr>
-                <w:rFonts w:ascii="맑은 고딕" w:hAnsi="맑은 고딕"/>
-                <w:b w:val="0"/>
-                <w:sz w:val="18"/>
-                <w:rFonts w:eastAsia="맑은 고딕"/>
-              </w:rPr>
-              <w:t>파트너 포털 경로</w:t>
-            </w:r>
-          </w:p>
-        </w:tc>
-        <w:tc>
-          <w:tcPr>
-            <w:tcW w:type="dxa" w:w="2889"/>
-          </w:tcPr>
-          <w:p>
-            <w:r/>
-            <w:r>
-              <w:rPr>
-                <w:rFonts w:ascii="맑은 고딕" w:hAnsi="맑은 고딕"/>
-                <w:b w:val="0"/>
-                <w:sz w:val="18"/>
-                <w:rFonts w:eastAsia="맑은 고딕"/>
-              </w:rPr>
-              <w:t>국내 의료기관 포털로 개명. 옛 경로는 존재하지 않음.</w:t>
-            </w:r>
-          </w:p>
-        </w:tc>
-      </w:tr>
-      <w:tr>
-        <w:tc>
-          <w:tcPr>
-            <w:tcW w:type="dxa" w:w="2889"/>
-          </w:tcPr>
-          <w:p>
-            <w:r/>
-            <w:r>
-              <w:rPr>
-                <w:rFonts w:ascii="맑은 고딕" w:hAnsi="맑은 고딕"/>
-                <w:b/>
-                <w:sz w:val="18"/>
-                <w:rFonts w:eastAsia="맑은 고딕"/>
-              </w:rPr>
-              <w:t>(폐지)</w:t>
-            </w:r>
-          </w:p>
-        </w:tc>
-        <w:tc>
-          <w:tcPr>
-            <w:tcW w:type="dxa" w:w="2889"/>
-          </w:tcPr>
-          <w:p>
-            <w:r/>
-            <w:r>
-              <w:rPr>
-                <w:rFonts w:ascii="맑은 고딕" w:hAnsi="맑은 고딕"/>
-                <w:b w:val="0"/>
-                <w:sz w:val="18"/>
-                <w:rFonts w:eastAsia="맑은 고딕"/>
-              </w:rPr>
-              <w:t>의사 전용 화면</w:t>
-            </w:r>
-          </w:p>
-        </w:tc>
-        <w:tc>
-          <w:tcPr>
-            <w:tcW w:type="dxa" w:w="2889"/>
-          </w:tcPr>
-          <w:p>
-            <w:r/>
-            <w:r>
-              <w:rPr>
-                <w:rFonts w:ascii="맑은 고딕" w:hAnsi="맑은 고딕"/>
-                <w:b w:val="0"/>
-                <w:sz w:val="18"/>
-                <w:rFonts w:eastAsia="맑은 고딕"/>
-              </w:rPr>
-              <w:t>의사 계정 계층 폐지. 화상상담 초대링크 또는 병원 계정으로 참여.</w:t>
-            </w:r>
-          </w:p>
-        </w:tc>
-      </w:tr>
-      <w:tr>
-        <w:tc>
-          <w:tcPr>
-            <w:tcW w:type="dxa" w:w="2889"/>
-          </w:tcPr>
-          <w:p>
-            <w:r/>
-            <w:r>
-              <w:rPr>
-                <w:rFonts w:ascii="맑은 고딕" w:hAnsi="맑은 고딕"/>
-                <w:b/>
-                <w:sz w:val="18"/>
-                <w:rFonts w:eastAsia="맑은 고딕"/>
-              </w:rPr>
-              <w:t>/</w:t>
-            </w:r>
-          </w:p>
-        </w:tc>
-        <w:tc>
-          <w:tcPr>
-            <w:tcW w:type="dxa" w:w="2889"/>
-          </w:tcPr>
-          <w:p>
-            <w:r/>
-            <w:r>
-              <w:rPr>
-                <w:rFonts w:ascii="맑은 고딕" w:hAnsi="맑은 고딕"/>
-                <w:b w:val="0"/>
-                <w:sz w:val="18"/>
-                <w:rFonts w:eastAsia="맑은 고딕"/>
-              </w:rPr>
-              <w:t>후기 화면</w:t>
-            </w:r>
-          </w:p>
-        </w:tc>
-        <w:tc>
-          <w:tcPr>
-            <w:tcW w:type="dxa" w:w="2889"/>
-          </w:tcPr>
-          <w:p>
-            <w:r/>
-            <w:r>
-              <w:rPr>
-                <w:rFonts w:ascii="맑은 고딕" w:hAnsi="맑은 고딕"/>
-                <w:b w:val="0"/>
-                <w:sz w:val="18"/>
-                <w:rFonts w:eastAsia="맑은 고딕"/>
-              </w:rPr>
-              <w:t>후기 화면 비활성(홈 리디렉트).</w:t>
-            </w:r>
-          </w:p>
-        </w:tc>
-      </w:tr>
-      <w:tr>
-        <w:tc>
-          <w:tcPr>
-            <w:tcW w:type="dxa" w:w="2889"/>
-          </w:tcPr>
-          <w:p>
-            <w:r/>
-            <w:r>
-              <w:rPr>
-                <w:rFonts w:ascii="맑은 고딕" w:hAnsi="맑은 고딕"/>
-                <w:b/>
-                <w:sz w:val="18"/>
-                <w:rFonts w:eastAsia="맑은 고딕"/>
-              </w:rPr>
-              <w:t>/hospitals</w:t>
-            </w:r>
-          </w:p>
-        </w:tc>
-        <w:tc>
-          <w:tcPr>
-            <w:tcW w:type="dxa" w:w="2889"/>
-          </w:tcPr>
-          <w:p>
-            <w:r/>
-            <w:r>
-              <w:rPr>
-                <w:rFonts w:ascii="맑은 고딕" w:hAnsi="맑은 고딕"/>
-                <w:b w:val="0"/>
-                <w:sz w:val="18"/>
-                <w:rFonts w:eastAsia="맑은 고딕"/>
-              </w:rPr>
-              <w:t>검색 화면</w:t>
-            </w:r>
-          </w:p>
-        </w:tc>
-        <w:tc>
-          <w:tcPr>
-            <w:tcW w:type="dxa" w:w="2889"/>
-          </w:tcPr>
-          <w:p>
-            <w:r/>
-            <w:r>
-              <w:rPr>
-                <w:rFonts w:ascii="맑은 고딕" w:hAnsi="맑은 고딕"/>
-                <w:b w:val="0"/>
-                <w:sz w:val="18"/>
-                <w:rFonts w:eastAsia="맑은 고딕"/>
-              </w:rPr>
-              <w:t>검색 화면 비활성(병원 목록으로 리디렉트).</w:t>
-            </w:r>
-          </w:p>
-        </w:tc>
-      </w:tr>
-    </w:tbl>
-    <w:p/>
-    <w:p>
-      <w:r>
-        <w:rPr>
-          <w:rFonts w:ascii="맑은 고딕" w:hAnsi="맑은 고딕"/>
-          <w:b/>
-          <w:color w:val="00467F"/>
-          <w:sz w:val="24"/>
-          <w:rFonts w:eastAsia="맑은 고딕"/>
-        </w:rPr>
-        <w:t>9. 근거자료</w:t>
+        <w:t>5. 근거자료</w:t>
       </w:r>
     </w:p>
     <w:tbl>

--- a/docs/government-project/07_관리자매뉴얼.docx
+++ b/docs/government-project/07_관리자매뉴얼.docx
@@ -146,7 +146,7 @@
                 <w:sz w:val="20"/>
                 <w:szCs w:val="20"/>
               </w:rPr>
-              <w:t xml:space="preserve">HEALO v1.0 (2026년 4월 기준)</w:t>
+              <w:t>HEALO (2026년 8월 19일 기준)</w:t>
             </w:r>
           </w:p>
         </w:tc>
@@ -276,7 +276,7 @@
           <w:sz w:val="20"/>
           <w:szCs w:val="20"/>
         </w:rPr>
-        <w:t xml:space="preserve">healo.kr/admin 접속 — 관리자 계정으로 로그인 필요 (app_metadata.role = admin)</w:t>
+        <w:t>healwith.co.kr/admin 접속 — 관리자 계정으로 로그인 필요 (app_metadata.role = admin)</w:t>
       </w:r>
     </w:p>
     <w:p>
@@ -5971,7 +5971,7 @@
                 <w:sz w:val="18"/>
                 <w:szCs w:val="18"/>
               </w:rPr>
-              <w:t xml:space="preserve">2026-04-30</w:t>
+              <w:t>2026-08-19</w:t>
             </w:r>
           </w:p>
         </w:tc>
@@ -6125,7 +6125,7 @@
           <w:sz w:val="28"/>
           <w:rFonts w:eastAsia="맑은 고딕"/>
         </w:rPr>
-        <w:t>부록. 현행 반영 (2026. 7. 27. 기준)</w:t>
+        <w:t>부록. 현행 반영</w:t>
       </w:r>
     </w:p>
     <w:p>
@@ -6133,10 +6133,10 @@
         <w:rPr>
           <w:rFonts w:ascii="맑은 고딕" w:hAnsi="맑은 고딕"/>
           <w:b w:val="0"/>
-          <w:sz w:val="20"/>
+          <w:sz w:val="18"/>
           <w:rFonts w:eastAsia="맑은 고딕"/>
         </w:rPr>
-        <w:t>본 부록은 문서 본문 작성 이후 변경된 사항을 현행 기준으로 반영한 것이다. 수치는 추정이 아니라 운영데이터베이스 정확 집계이며, 화면 경로는 실제 배포 코드 기준이다.</w:t>
+        <w:t>기준일 : 2026. 8. 19.</w:t>
       </w:r>
     </w:p>
     <w:p/>
@@ -6888,7 +6888,7 @@
                 <w:sz w:val="18"/>
                 <w:rFonts w:eastAsia="맑은 고딕"/>
               </w:rPr>
-              <w:t>발화를 인식해 자막 표시. 화자를 «역할»이 아니라 «사람» 기준으로 구분(색·이름·좌우).</w:t>
+              <w:t>발화를 인식해 자막 표시. 화자를 역할이 아니라 사람 기준으로 구분(색·이름·좌우).</w:t>
             </w:r>
           </w:p>
         </w:tc>
@@ -7023,7 +7023,7 @@
           <w:sz w:val="18"/>
           <w:rFonts w:eastAsia="맑은 고딕"/>
         </w:rPr>
-        <w:t>※ 연동 수준을 구분해 기재한다. 위챗·라인은 메신저 바로가기 안내이며 봇 연동은 미적용이다.</w:t>
+        <w:t>※ 위챗·라인은 메신저 바로가기 안내이며 봇 연동은 미적용이다.</w:t>
       </w:r>
     </w:p>
     <w:tbl>
@@ -7382,17 +7382,6 @@
         <w:t>4. 화면 경로 정정 내역</w:t>
       </w:r>
     </w:p>
-    <w:p>
-      <w:r>
-        <w:rPr>
-          <w:rFonts w:ascii="맑은 고딕" w:hAnsi="맑은 고딕"/>
-          <w:b w:val="0"/>
-          <w:sz w:val="18"/>
-          <w:rFonts w:eastAsia="맑은 고딕"/>
-        </w:rPr>
-        <w:t>본문에 남아 있던 옛 화면 안내는 아래 기준으로 현행에 맞게 정정하였다. 폐지된 경로는 혼동을 막기 위해 그대로 표기하지 않는다.</w:t>
-      </w:r>
-    </w:p>
     <w:tbl>
       <w:tblPr>
         <w:tblW w:type="auto" w:w="0"/>
@@ -7799,7 +7788,7 @@
           <w:sz w:val="24"/>
           <w:rFonts w:eastAsia="맑은 고딕"/>
         </w:rPr>
-        <w:t>9. 근거자료</w:t>
+        <w:t>5. 근거자료</w:t>
       </w:r>
     </w:p>
     <w:tbl>
@@ -8122,7 +8111,7 @@
                 <w:sz w:val="18"/>
                 <w:rFonts w:eastAsia="맑은 고딕"/>
               </w:rPr>
-              <w:t>운영데이터베이스 정확 집계(2026. 7. 27.)</w:t>
+              <w:t>운영데이터베이스 정확 집계(2026. 8. 19.)</w:t>
             </w:r>
           </w:p>
         </w:tc>

--- a/docs/government-project/07_관리자매뉴얼.docx
+++ b/docs/government-project/07_관리자매뉴얼.docx
@@ -8138,6 +8138,10 @@
     <w:sectPr>
       <w:headerReference w:type="default" r:id="rId7"/>
       <w:footerReference w:type="default" r:id="rId8"/>
+      <w:headerReference w:type="first" r:id="rId10"/>
+      <w:footerReference w:type="first" r:id="rId11"/>
+      <w:headerReference w:type="even" r:id="rId12"/>
+      <w:footerReference w:type="even" r:id="rId13"/>
       <w:pgSz w:w="11906" w:h="16838" w:orient="portrait"/>
       <w:pgMar w:top="1440" w:right="1440" w:bottom="1440" w:left="1800" w:header="708" w:footer="708" w:gutter="0"/>
       <w:pgNumType/>
@@ -8199,46 +8203,104 @@
     </w:pPr>
     <w:r>
       <w:rPr>
-        <w:rFonts w:ascii="맑은 고딕" w:cs="맑은 고딕" w:eastAsia="맑은 고딕" w:hAnsi="맑은 고딕"/>
-        <w:color w:val="666666"/>
+        <w:rFonts w:ascii="맑은 고딕" w:hAnsi="맑은 고딕"/>
+        <w:b w:val="0"/>
+        <w:color w:val="787878"/>
         <w:sz w:val="16"/>
-        <w:szCs w:val="16"/>
+        <w:rFonts w:eastAsia="맑은 고딕"/>
       </w:rPr>
-      <w:t xml:space="preserve">(주)본로이 | 내부 기밀  |  </w:t>
+      <w:t xml:space="preserve">본로이  |  기밀문서, 무단 배포 금지     </w:t>
     </w:r>
     <w:r>
       <w:rPr>
-        <w:rFonts w:ascii="맑은 고딕" w:cs="맑은 고딕" w:eastAsia="맑은 고딕" w:hAnsi="맑은 고딕"/>
-        <w:color w:val="666666"/>
+        <w:rFonts w:ascii="맑은 고딕" w:hAnsi="맑은 고딕"/>
+        <w:b w:val="0"/>
+        <w:color w:val="787878"/>
         <w:sz w:val="16"/>
-        <w:szCs w:val="16"/>
+        <w:rFonts w:eastAsia="맑은 고딕"/>
       </w:rPr>
       <w:fldChar w:fldCharType="begin"/>
-      <w:instrText xml:space="preserve">PAGE</w:instrText>
-      <w:fldChar w:fldCharType="separate"/>
+    </w:r>
+    <w:r>
+      <w:rPr>
+        <w:rFonts w:ascii="맑은 고딕" w:hAnsi="맑은 고딕"/>
+        <w:b w:val="0"/>
+        <w:color w:val="787878"/>
+        <w:sz w:val="16"/>
+        <w:rFonts w:eastAsia="맑은 고딕"/>
+      </w:rPr>
+      <w:instrText xml:space="preserve"> PAGE </w:instrText>
+    </w:r>
+    <w:r>
+      <w:rPr>
+        <w:rFonts w:ascii="맑은 고딕" w:hAnsi="맑은 고딕"/>
+        <w:b w:val="0"/>
+        <w:color w:val="787878"/>
+        <w:sz w:val="16"/>
+        <w:rFonts w:eastAsia="맑은 고딕"/>
+      </w:rPr>
       <w:fldChar w:fldCharType="end"/>
     </w:r>
     <w:r>
       <w:rPr>
-        <w:rFonts w:ascii="맑은 고딕" w:cs="맑은 고딕" w:eastAsia="맑은 고딕" w:hAnsi="맑은 고딕"/>
-        <w:color w:val="666666"/>
+        <w:rFonts w:ascii="맑은 고딕" w:hAnsi="맑은 고딕"/>
+        <w:b w:val="0"/>
+        <w:color w:val="787878"/>
         <w:sz w:val="16"/>
-        <w:szCs w:val="16"/>
+        <w:rFonts w:eastAsia="맑은 고딕"/>
       </w:rPr>
       <w:t xml:space="preserve"> / </w:t>
     </w:r>
     <w:r>
       <w:rPr>
-        <w:rFonts w:ascii="맑은 고딕" w:cs="맑은 고딕" w:eastAsia="맑은 고딕" w:hAnsi="맑은 고딕"/>
-        <w:color w:val="666666"/>
+        <w:rFonts w:ascii="맑은 고딕" w:hAnsi="맑은 고딕"/>
+        <w:b w:val="0"/>
+        <w:color w:val="787878"/>
         <w:sz w:val="16"/>
-        <w:szCs w:val="16"/>
+        <w:rFonts w:eastAsia="맑은 고딕"/>
       </w:rPr>
       <w:fldChar w:fldCharType="begin"/>
-      <w:instrText xml:space="preserve">NUMPAGES</w:instrText>
-      <w:fldChar w:fldCharType="separate"/>
+    </w:r>
+    <w:r>
+      <w:rPr>
+        <w:rFonts w:ascii="맑은 고딕" w:hAnsi="맑은 고딕"/>
+        <w:b w:val="0"/>
+        <w:color w:val="787878"/>
+        <w:sz w:val="16"/>
+        <w:rFonts w:eastAsia="맑은 고딕"/>
+      </w:rPr>
+      <w:instrText xml:space="preserve"> NUMPAGES </w:instrText>
+    </w:r>
+    <w:r>
+      <w:rPr>
+        <w:rFonts w:ascii="맑은 고딕" w:hAnsi="맑은 고딕"/>
+        <w:b w:val="0"/>
+        <w:color w:val="787878"/>
+        <w:sz w:val="16"/>
+        <w:rFonts w:eastAsia="맑은 고딕"/>
+      </w:rPr>
       <w:fldChar w:fldCharType="end"/>
     </w:r>
+  </w:p>
+</w:ftr>
+</file>
+
+<file path=word/footer2.xml><?xml version="1.0" encoding="utf-8"?>
+<w:ftr xmlns:m="http://schemas.openxmlformats.org/officeDocument/2006/math" xmlns:mc="http://schemas.openxmlformats.org/markup-compatibility/2006" xmlns:mo="http://schemas.microsoft.com/office/mac/office/2008/main" xmlns:mv="urn:schemas-microsoft-com:mac:vml" xmlns:o="urn:schemas-microsoft-com:office:office" xmlns:r="http://schemas.openxmlformats.org/officeDocument/2006/relationships" xmlns:v="urn:schemas-microsoft-com:vml" xmlns:w10="urn:schemas-microsoft-com:office:word" xmlns:w14="http://schemas.microsoft.com/office/word/2010/wordml" xmlns:w="http://schemas.openxmlformats.org/wordprocessingml/2006/main" xmlns:wne="http://schemas.microsoft.com/office/word/2006/wordml" xmlns:wp14="http://schemas.microsoft.com/office/word/2010/wordprocessingDrawing" xmlns:wp="http://schemas.openxmlformats.org/drawingml/2006/wordprocessingDrawing" xmlns:wpc="http://schemas.microsoft.com/office/word/2010/wordprocessingCanvas" xmlns:wpg="http://schemas.microsoft.com/office/word/2010/wordprocessingGroup" xmlns:wpi="http://schemas.microsoft.com/office/word/2010/wordprocessingInk" xmlns:wps="http://schemas.microsoft.com/office/word/2010/wordprocessingShape" mc:Ignorable="w14 wp14">
+  <w:p>
+    <w:pPr>
+      <w:pStyle w:val="Footer"/>
+    </w:pPr>
+  </w:p>
+</w:ftr>
+</file>
+
+<file path=word/footer3.xml><?xml version="1.0" encoding="utf-8"?>
+<w:ftr xmlns:m="http://schemas.openxmlformats.org/officeDocument/2006/math" xmlns:mc="http://schemas.openxmlformats.org/markup-compatibility/2006" xmlns:mo="http://schemas.microsoft.com/office/mac/office/2008/main" xmlns:mv="urn:schemas-microsoft-com:mac:vml" xmlns:o="urn:schemas-microsoft-com:office:office" xmlns:r="http://schemas.openxmlformats.org/officeDocument/2006/relationships" xmlns:v="urn:schemas-microsoft-com:vml" xmlns:w10="urn:schemas-microsoft-com:office:word" xmlns:w14="http://schemas.microsoft.com/office/word/2010/wordml" xmlns:w="http://schemas.openxmlformats.org/wordprocessingml/2006/main" xmlns:wne="http://schemas.microsoft.com/office/word/2006/wordml" xmlns:wp14="http://schemas.microsoft.com/office/word/2010/wordprocessingDrawing" xmlns:wp="http://schemas.openxmlformats.org/drawingml/2006/wordprocessingDrawing" xmlns:wpc="http://schemas.microsoft.com/office/word/2010/wordprocessingCanvas" xmlns:wpg="http://schemas.microsoft.com/office/word/2010/wordprocessingGroup" xmlns:wpi="http://schemas.microsoft.com/office/word/2010/wordprocessingInk" xmlns:wps="http://schemas.microsoft.com/office/word/2010/wordprocessingShape" mc:Ignorable="w14 wp14">
+  <w:p>
+    <w:pPr>
+      <w:pStyle w:val="Footer"/>
+    </w:pPr>
   </w:p>
 </w:ftr>
 </file>
@@ -8297,6 +8359,26 @@
       </w:rPr>
       <w:t xml:space="preserve">HEALO 플랫폼 | 관리자 매뉴얼 — 기밀</w:t>
     </w:r>
+  </w:p>
+</w:hdr>
+</file>
+
+<file path=word/header2.xml><?xml version="1.0" encoding="utf-8"?>
+<w:hdr xmlns:m="http://schemas.openxmlformats.org/officeDocument/2006/math" xmlns:mc="http://schemas.openxmlformats.org/markup-compatibility/2006" xmlns:mo="http://schemas.microsoft.com/office/mac/office/2008/main" xmlns:mv="urn:schemas-microsoft-com:mac:vml" xmlns:o="urn:schemas-microsoft-com:office:office" xmlns:r="http://schemas.openxmlformats.org/officeDocument/2006/relationships" xmlns:v="urn:schemas-microsoft-com:vml" xmlns:w10="urn:schemas-microsoft-com:office:word" xmlns:w14="http://schemas.microsoft.com/office/word/2010/wordml" xmlns:w="http://schemas.openxmlformats.org/wordprocessingml/2006/main" xmlns:wne="http://schemas.microsoft.com/office/word/2006/wordml" xmlns:wp14="http://schemas.microsoft.com/office/word/2010/wordprocessingDrawing" xmlns:wp="http://schemas.openxmlformats.org/drawingml/2006/wordprocessingDrawing" xmlns:wpc="http://schemas.microsoft.com/office/word/2010/wordprocessingCanvas" xmlns:wpg="http://schemas.microsoft.com/office/word/2010/wordprocessingGroup" xmlns:wpi="http://schemas.microsoft.com/office/word/2010/wordprocessingInk" xmlns:wps="http://schemas.microsoft.com/office/word/2010/wordprocessingShape" mc:Ignorable="w14 wp14">
+  <w:p>
+    <w:pPr>
+      <w:pStyle w:val="Header"/>
+    </w:pPr>
+  </w:p>
+</w:hdr>
+</file>
+
+<file path=word/header3.xml><?xml version="1.0" encoding="utf-8"?>
+<w:hdr xmlns:m="http://schemas.openxmlformats.org/officeDocument/2006/math" xmlns:mc="http://schemas.openxmlformats.org/markup-compatibility/2006" xmlns:mo="http://schemas.microsoft.com/office/mac/office/2008/main" xmlns:mv="urn:schemas-microsoft-com:mac:vml" xmlns:o="urn:schemas-microsoft-com:office:office" xmlns:r="http://schemas.openxmlformats.org/officeDocument/2006/relationships" xmlns:v="urn:schemas-microsoft-com:vml" xmlns:w10="urn:schemas-microsoft-com:office:word" xmlns:w14="http://schemas.microsoft.com/office/word/2010/wordml" xmlns:w="http://schemas.openxmlformats.org/wordprocessingml/2006/main" xmlns:wne="http://schemas.microsoft.com/office/word/2006/wordml" xmlns:wp14="http://schemas.microsoft.com/office/word/2010/wordprocessingDrawing" xmlns:wp="http://schemas.openxmlformats.org/drawingml/2006/wordprocessingDrawing" xmlns:wpc="http://schemas.microsoft.com/office/word/2010/wordprocessingCanvas" xmlns:wpg="http://schemas.microsoft.com/office/word/2010/wordprocessingGroup" xmlns:wpi="http://schemas.microsoft.com/office/word/2010/wordprocessingInk" xmlns:wps="http://schemas.microsoft.com/office/word/2010/wordprocessingShape" mc:Ignorable="w14 wp14">
+  <w:p>
+    <w:pPr>
+      <w:pStyle w:val="Header"/>
+    </w:pPr>
   </w:p>
 </w:hdr>
 </file>

--- a/docs/government-project/07_관리자매뉴얼.docx
+++ b/docs/government-project/07_관리자매뉴얼.docx
@@ -34,7 +34,7 @@
           <w:sz w:val="20"/>
           <w:szCs w:val="20"/>
         </w:rPr>
-        <w:t xml:space="preserve">HEALO 플랫폼 — 운영·보안 가이드</w:t>
+        <w:t>HEALO 플랫폼: 운영·보안 가이드</w:t>
       </w:r>
     </w:p>
     <w:p>
@@ -71,7 +71,7 @@
           <w:sz w:val="24"/>
           <w:szCs w:val="24"/>
         </w:rPr>
-        <w:t xml:space="preserve">기밀 문서 — 관리자·PM 전용</w:t>
+        <w:t>기밀 문서: 관리자·PM 전용</w:t>
       </w:r>
     </w:p>
     <w:p>
@@ -276,7 +276,7 @@
           <w:sz w:val="20"/>
           <w:szCs w:val="20"/>
         </w:rPr>
-        <w:t>healwith.co.kr/admin 접속 — 관리자 계정으로 로그인 필요 (app_metadata.role = admin)</w:t>
+        <w:t>healwith.co.kr/admin 접속: 관리자 계정으로 로그인 필요 (app_metadata.role = admin)</w:t>
       </w:r>
     </w:p>
     <w:p>
@@ -329,7 +329,7 @@
           <w:sz w:val="18"/>
           <w:szCs w:val="18"/>
         </w:rPr>
-        <w:t xml:space="preserve">  [화면: /admin 페이지 — 대시보드]</w:t>
+        <w:t xml:space="preserve">  [화면: /admin 페이지: 대시보드]</w:t>
       </w:r>
     </w:p>
     <w:p>
@@ -1025,7 +1025,7 @@
           <w:sz w:val="20"/>
           <w:szCs w:val="20"/>
         </w:rPr>
-        <w:t xml:space="preserve">세션 강제 종료: [세션 종료] 버튼 — 이상 징후 또는 연결 문제 발생 시</w:t>
+        <w:t>세션 강제 종료: [세션 종료] 버튼: 이상 징후 또는 연결 문제 발생 시</w:t>
       </w:r>
     </w:p>
     <w:p>
@@ -2604,7 +2604,7 @@
           <w:sz w:val="20"/>
           <w:szCs w:val="20"/>
         </w:rPr>
-        <w:t xml:space="preserve">[리포트 다운로드] 클릭 — CSV 또는 PDF 형식</w:t>
+        <w:t>[리포트 다운로드] 클릭: CSV 또는 PDF 형식</w:t>
       </w:r>
     </w:p>
     <w:p>
@@ -3792,7 +3792,7 @@
                 <w:sz w:val="18"/>
                 <w:szCs w:val="18"/>
               </w:rPr>
-              <w:t xml:space="preserve">Supabase Pro 플랜 자동 백업 (7일 보관) — 대시보드 Backups 탭에서 확인</w:t>
+              <w:t>Supabase Pro 플랜 자동 백업 (7일 보관): 대시보드 Backups 탭에서 확인</w:t>
             </w:r>
           </w:p>
         </w:tc>
@@ -5101,7 +5101,7 @@
           <w:sz w:val="20"/>
           <w:szCs w:val="20"/>
         </w:rPr>
-        <w:t xml:space="preserve">Supabase RLS 정책 전체 검토 — 신규 테이블 정책 누락 여부</w:t>
+        <w:t>Supabase RLS 정책 전체 검토: 신규 테이블 정책 누락 여부</w:t>
       </w:r>
     </w:p>
     <w:p>
@@ -5137,7 +5137,7 @@
           <w:sz w:val="20"/>
           <w:szCs w:val="20"/>
         </w:rPr>
-        <w:t xml:space="preserve">환경변수 노출 점검 — .env.local gitignore 확인</w:t>
+        <w:t>환경변수 노출 점검: .env.local gitignore 확인</w:t>
       </w:r>
     </w:p>
     <w:p>
@@ -5383,7 +5383,7 @@
                 <w:sz w:val="18"/>
                 <w:szCs w:val="18"/>
               </w:rPr>
-              <w:t xml:space="preserve">AES-256-GCM / encryptionV2.ts — 모든 환자 성명·연락처·주소</w:t>
+              <w:t>AES-256-GCM / encryptionV2.ts: 모든 환자 성명·연락처·주소</w:t>
             </w:r>
           </w:p>
         </w:tc>
@@ -6105,7 +6105,7 @@
                 <w:sz w:val="18"/>
                 <w:szCs w:val="18"/>
               </w:rPr>
-              <w:t xml:space="preserve">내부 기밀 — 외부 공개 금지</w:t>
+              <w:t>내부 기밀: 외부 공개 금지</w:t>
             </w:r>
           </w:p>
         </w:tc>
@@ -8357,7 +8357,7 @@
         <w:sz w:val="16"/>
         <w:szCs w:val="16"/>
       </w:rPr>
-      <w:t xml:space="preserve">HEALO 플랫폼 | 관리자 매뉴얼 — 기밀</w:t>
+      <w:t>HEALO 플랫폼 | 관리자 매뉴얼: 기밀</w:t>
     </w:r>
   </w:p>
 </w:hdr>

--- a/docs/government-project/07_관리자매뉴얼.docx
+++ b/docs/government-project/07_관리자매뉴얼.docx
@@ -34,7 +34,7 @@
           <w:sz w:val="20"/>
           <w:szCs w:val="20"/>
         </w:rPr>
-        <w:t xml:space="preserve">HEALO 플랫폼 — 운영·보안 가이드</w:t>
+        <w:t>HEALO 플랫폼: 운영·보안 가이드</w:t>
       </w:r>
     </w:p>
     <w:p>
@@ -71,7 +71,7 @@
           <w:sz w:val="24"/>
           <w:szCs w:val="24"/>
         </w:rPr>
-        <w:t xml:space="preserve">기밀 문서 — 관리자·PM 전용</w:t>
+        <w:t>기밀 문서: 관리자·PM 전용</w:t>
       </w:r>
     </w:p>
     <w:p>
@@ -276,7 +276,7 @@
           <w:sz w:val="20"/>
           <w:szCs w:val="20"/>
         </w:rPr>
-        <w:t>healwith.co.kr/admin 접속 — 관리자 계정으로 로그인 필요 (app_metadata.role = admin)</w:t>
+        <w:t>healwith.co.kr/admin 접속: 관리자 계정으로 로그인 필요 (app_metadata.role = admin)</w:t>
       </w:r>
     </w:p>
     <w:p>
@@ -329,7 +329,7 @@
           <w:sz w:val="18"/>
           <w:szCs w:val="18"/>
         </w:rPr>
-        <w:t xml:space="preserve">  [화면: /admin 페이지 — 대시보드]</w:t>
+        <w:t xml:space="preserve">  [화면: /admin 페이지: 대시보드]</w:t>
       </w:r>
     </w:p>
     <w:p>
@@ -1025,7 +1025,7 @@
           <w:sz w:val="20"/>
           <w:szCs w:val="20"/>
         </w:rPr>
-        <w:t xml:space="preserve">세션 강제 종료: [세션 종료] 버튼 — 이상 징후 또는 연결 문제 발생 시</w:t>
+        <w:t>세션 강제 종료: [세션 종료] 버튼: 이상 징후 또는 연결 문제 발생 시</w:t>
       </w:r>
     </w:p>
     <w:p>
@@ -2604,7 +2604,7 @@
           <w:sz w:val="20"/>
           <w:szCs w:val="20"/>
         </w:rPr>
-        <w:t xml:space="preserve">[리포트 다운로드] 클릭 — CSV 또는 PDF 형식</w:t>
+        <w:t>[리포트 다운로드] 클릭: CSV 또는 PDF 형식</w:t>
       </w:r>
     </w:p>
     <w:p>
@@ -3792,7 +3792,7 @@
                 <w:sz w:val="18"/>
                 <w:szCs w:val="18"/>
               </w:rPr>
-              <w:t xml:space="preserve">Supabase Pro 플랜 자동 백업 (7일 보관) — 대시보드 Backups 탭에서 확인</w:t>
+              <w:t>Supabase Pro 플랜 자동 백업 (7일 보관): 대시보드 Backups 탭에서 확인</w:t>
             </w:r>
           </w:p>
         </w:tc>
@@ -5101,7 +5101,7 @@
           <w:sz w:val="20"/>
           <w:szCs w:val="20"/>
         </w:rPr>
-        <w:t xml:space="preserve">Supabase RLS 정책 전체 검토 — 신규 테이블 정책 누락 여부</w:t>
+        <w:t>Supabase RLS 정책 전체 검토: 신규 테이블 정책 누락 여부</w:t>
       </w:r>
     </w:p>
     <w:p>
@@ -5137,7 +5137,7 @@
           <w:sz w:val="20"/>
           <w:szCs w:val="20"/>
         </w:rPr>
-        <w:t xml:space="preserve">환경변수 노출 점검 — .env.local gitignore 확인</w:t>
+        <w:t>환경변수 노출 점검: .env.local gitignore 확인</w:t>
       </w:r>
     </w:p>
     <w:p>
@@ -5383,7 +5383,7 @@
                 <w:sz w:val="18"/>
                 <w:szCs w:val="18"/>
               </w:rPr>
-              <w:t xml:space="preserve">AES-256-GCM / encryptionV2.ts — 모든 환자 성명·연락처·주소</w:t>
+              <w:t>AES-256-GCM / encryptionV2.ts: 모든 환자 성명·연락처·주소</w:t>
             </w:r>
           </w:p>
         </w:tc>
@@ -6105,7 +6105,7 @@
                 <w:sz w:val="18"/>
                 <w:szCs w:val="18"/>
               </w:rPr>
-              <w:t xml:space="preserve">내부 기밀 — 외부 공개 금지</w:t>
+              <w:t>내부 기밀: 외부 공개 금지</w:t>
             </w:r>
           </w:p>
         </w:tc>
@@ -8138,6 +8138,10 @@
     <w:sectPr>
       <w:headerReference w:type="default" r:id="rId7"/>
       <w:footerReference w:type="default" r:id="rId8"/>
+      <w:headerReference w:type="first" r:id="rId10"/>
+      <w:footerReference w:type="first" r:id="rId11"/>
+      <w:headerReference w:type="even" r:id="rId12"/>
+      <w:footerReference w:type="even" r:id="rId13"/>
       <w:pgSz w:w="11906" w:h="16838" w:orient="portrait"/>
       <w:pgMar w:top="1440" w:right="1440" w:bottom="1440" w:left="1800" w:header="708" w:footer="708" w:gutter="0"/>
       <w:pgNumType/>
@@ -8199,46 +8203,104 @@
     </w:pPr>
     <w:r>
       <w:rPr>
-        <w:rFonts w:ascii="맑은 고딕" w:cs="맑은 고딕" w:eastAsia="맑은 고딕" w:hAnsi="맑은 고딕"/>
-        <w:color w:val="666666"/>
+        <w:rFonts w:ascii="맑은 고딕" w:hAnsi="맑은 고딕"/>
+        <w:b w:val="0"/>
+        <w:color w:val="787878"/>
         <w:sz w:val="16"/>
-        <w:szCs w:val="16"/>
+        <w:rFonts w:eastAsia="맑은 고딕"/>
       </w:rPr>
-      <w:t xml:space="preserve">(주)본로이 | 내부 기밀  |  </w:t>
+      <w:t xml:space="preserve">본로이  |  기밀문서, 무단 배포 금지     </w:t>
     </w:r>
     <w:r>
       <w:rPr>
-        <w:rFonts w:ascii="맑은 고딕" w:cs="맑은 고딕" w:eastAsia="맑은 고딕" w:hAnsi="맑은 고딕"/>
-        <w:color w:val="666666"/>
+        <w:rFonts w:ascii="맑은 고딕" w:hAnsi="맑은 고딕"/>
+        <w:b w:val="0"/>
+        <w:color w:val="787878"/>
         <w:sz w:val="16"/>
-        <w:szCs w:val="16"/>
+        <w:rFonts w:eastAsia="맑은 고딕"/>
       </w:rPr>
       <w:fldChar w:fldCharType="begin"/>
-      <w:instrText xml:space="preserve">PAGE</w:instrText>
-      <w:fldChar w:fldCharType="separate"/>
+    </w:r>
+    <w:r>
+      <w:rPr>
+        <w:rFonts w:ascii="맑은 고딕" w:hAnsi="맑은 고딕"/>
+        <w:b w:val="0"/>
+        <w:color w:val="787878"/>
+        <w:sz w:val="16"/>
+        <w:rFonts w:eastAsia="맑은 고딕"/>
+      </w:rPr>
+      <w:instrText xml:space="preserve"> PAGE </w:instrText>
+    </w:r>
+    <w:r>
+      <w:rPr>
+        <w:rFonts w:ascii="맑은 고딕" w:hAnsi="맑은 고딕"/>
+        <w:b w:val="0"/>
+        <w:color w:val="787878"/>
+        <w:sz w:val="16"/>
+        <w:rFonts w:eastAsia="맑은 고딕"/>
+      </w:rPr>
       <w:fldChar w:fldCharType="end"/>
     </w:r>
     <w:r>
       <w:rPr>
-        <w:rFonts w:ascii="맑은 고딕" w:cs="맑은 고딕" w:eastAsia="맑은 고딕" w:hAnsi="맑은 고딕"/>
-        <w:color w:val="666666"/>
+        <w:rFonts w:ascii="맑은 고딕" w:hAnsi="맑은 고딕"/>
+        <w:b w:val="0"/>
+        <w:color w:val="787878"/>
         <w:sz w:val="16"/>
-        <w:szCs w:val="16"/>
+        <w:rFonts w:eastAsia="맑은 고딕"/>
       </w:rPr>
       <w:t xml:space="preserve"> / </w:t>
     </w:r>
     <w:r>
       <w:rPr>
-        <w:rFonts w:ascii="맑은 고딕" w:cs="맑은 고딕" w:eastAsia="맑은 고딕" w:hAnsi="맑은 고딕"/>
-        <w:color w:val="666666"/>
+        <w:rFonts w:ascii="맑은 고딕" w:hAnsi="맑은 고딕"/>
+        <w:b w:val="0"/>
+        <w:color w:val="787878"/>
         <w:sz w:val="16"/>
-        <w:szCs w:val="16"/>
+        <w:rFonts w:eastAsia="맑은 고딕"/>
       </w:rPr>
       <w:fldChar w:fldCharType="begin"/>
-      <w:instrText xml:space="preserve">NUMPAGES</w:instrText>
-      <w:fldChar w:fldCharType="separate"/>
+    </w:r>
+    <w:r>
+      <w:rPr>
+        <w:rFonts w:ascii="맑은 고딕" w:hAnsi="맑은 고딕"/>
+        <w:b w:val="0"/>
+        <w:color w:val="787878"/>
+        <w:sz w:val="16"/>
+        <w:rFonts w:eastAsia="맑은 고딕"/>
+      </w:rPr>
+      <w:instrText xml:space="preserve"> NUMPAGES </w:instrText>
+    </w:r>
+    <w:r>
+      <w:rPr>
+        <w:rFonts w:ascii="맑은 고딕" w:hAnsi="맑은 고딕"/>
+        <w:b w:val="0"/>
+        <w:color w:val="787878"/>
+        <w:sz w:val="16"/>
+        <w:rFonts w:eastAsia="맑은 고딕"/>
+      </w:rPr>
       <w:fldChar w:fldCharType="end"/>
     </w:r>
+  </w:p>
+</w:ftr>
+</file>
+
+<file path=word/footer2.xml><?xml version="1.0" encoding="utf-8"?>
+<w:ftr xmlns:m="http://schemas.openxmlformats.org/officeDocument/2006/math" xmlns:mc="http://schemas.openxmlformats.org/markup-compatibility/2006" xmlns:mo="http://schemas.microsoft.com/office/mac/office/2008/main" xmlns:mv="urn:schemas-microsoft-com:mac:vml" xmlns:o="urn:schemas-microsoft-com:office:office" xmlns:r="http://schemas.openxmlformats.org/officeDocument/2006/relationships" xmlns:v="urn:schemas-microsoft-com:vml" xmlns:w10="urn:schemas-microsoft-com:office:word" xmlns:w14="http://schemas.microsoft.com/office/word/2010/wordml" xmlns:w="http://schemas.openxmlformats.org/wordprocessingml/2006/main" xmlns:wne="http://schemas.microsoft.com/office/word/2006/wordml" xmlns:wp14="http://schemas.microsoft.com/office/word/2010/wordprocessingDrawing" xmlns:wp="http://schemas.openxmlformats.org/drawingml/2006/wordprocessingDrawing" xmlns:wpc="http://schemas.microsoft.com/office/word/2010/wordprocessingCanvas" xmlns:wpg="http://schemas.microsoft.com/office/word/2010/wordprocessingGroup" xmlns:wpi="http://schemas.microsoft.com/office/word/2010/wordprocessingInk" xmlns:wps="http://schemas.microsoft.com/office/word/2010/wordprocessingShape" mc:Ignorable="w14 wp14">
+  <w:p>
+    <w:pPr>
+      <w:pStyle w:val="Footer"/>
+    </w:pPr>
+  </w:p>
+</w:ftr>
+</file>
+
+<file path=word/footer3.xml><?xml version="1.0" encoding="utf-8"?>
+<w:ftr xmlns:m="http://schemas.openxmlformats.org/officeDocument/2006/math" xmlns:mc="http://schemas.openxmlformats.org/markup-compatibility/2006" xmlns:mo="http://schemas.microsoft.com/office/mac/office/2008/main" xmlns:mv="urn:schemas-microsoft-com:mac:vml" xmlns:o="urn:schemas-microsoft-com:office:office" xmlns:r="http://schemas.openxmlformats.org/officeDocument/2006/relationships" xmlns:v="urn:schemas-microsoft-com:vml" xmlns:w10="urn:schemas-microsoft-com:office:word" xmlns:w14="http://schemas.microsoft.com/office/word/2010/wordml" xmlns:w="http://schemas.openxmlformats.org/wordprocessingml/2006/main" xmlns:wne="http://schemas.microsoft.com/office/word/2006/wordml" xmlns:wp14="http://schemas.microsoft.com/office/word/2010/wordprocessingDrawing" xmlns:wp="http://schemas.openxmlformats.org/drawingml/2006/wordprocessingDrawing" xmlns:wpc="http://schemas.microsoft.com/office/word/2010/wordprocessingCanvas" xmlns:wpg="http://schemas.microsoft.com/office/word/2010/wordprocessingGroup" xmlns:wpi="http://schemas.microsoft.com/office/word/2010/wordprocessingInk" xmlns:wps="http://schemas.microsoft.com/office/word/2010/wordprocessingShape" mc:Ignorable="w14 wp14">
+  <w:p>
+    <w:pPr>
+      <w:pStyle w:val="Footer"/>
+    </w:pPr>
   </w:p>
 </w:ftr>
 </file>
@@ -8295,8 +8357,28 @@
         <w:sz w:val="16"/>
         <w:szCs w:val="16"/>
       </w:rPr>
-      <w:t xml:space="preserve">HEALO 플랫폼 | 관리자 매뉴얼 — 기밀</w:t>
+      <w:t>HEALO 플랫폼 | 관리자 매뉴얼: 기밀</w:t>
     </w:r>
+  </w:p>
+</w:hdr>
+</file>
+
+<file path=word/header2.xml><?xml version="1.0" encoding="utf-8"?>
+<w:hdr xmlns:m="http://schemas.openxmlformats.org/officeDocument/2006/math" xmlns:mc="http://schemas.openxmlformats.org/markup-compatibility/2006" xmlns:mo="http://schemas.microsoft.com/office/mac/office/2008/main" xmlns:mv="urn:schemas-microsoft-com:mac:vml" xmlns:o="urn:schemas-microsoft-com:office:office" xmlns:r="http://schemas.openxmlformats.org/officeDocument/2006/relationships" xmlns:v="urn:schemas-microsoft-com:vml" xmlns:w10="urn:schemas-microsoft-com:office:word" xmlns:w14="http://schemas.microsoft.com/office/word/2010/wordml" xmlns:w="http://schemas.openxmlformats.org/wordprocessingml/2006/main" xmlns:wne="http://schemas.microsoft.com/office/word/2006/wordml" xmlns:wp14="http://schemas.microsoft.com/office/word/2010/wordprocessingDrawing" xmlns:wp="http://schemas.openxmlformats.org/drawingml/2006/wordprocessingDrawing" xmlns:wpc="http://schemas.microsoft.com/office/word/2010/wordprocessingCanvas" xmlns:wpg="http://schemas.microsoft.com/office/word/2010/wordprocessingGroup" xmlns:wpi="http://schemas.microsoft.com/office/word/2010/wordprocessingInk" xmlns:wps="http://schemas.microsoft.com/office/word/2010/wordprocessingShape" mc:Ignorable="w14 wp14">
+  <w:p>
+    <w:pPr>
+      <w:pStyle w:val="Header"/>
+    </w:pPr>
+  </w:p>
+</w:hdr>
+</file>
+
+<file path=word/header3.xml><?xml version="1.0" encoding="utf-8"?>
+<w:hdr xmlns:m="http://schemas.openxmlformats.org/officeDocument/2006/math" xmlns:mc="http://schemas.openxmlformats.org/markup-compatibility/2006" xmlns:mo="http://schemas.microsoft.com/office/mac/office/2008/main" xmlns:mv="urn:schemas-microsoft-com:mac:vml" xmlns:o="urn:schemas-microsoft-com:office:office" xmlns:r="http://schemas.openxmlformats.org/officeDocument/2006/relationships" xmlns:v="urn:schemas-microsoft-com:vml" xmlns:w10="urn:schemas-microsoft-com:office:word" xmlns:w14="http://schemas.microsoft.com/office/word/2010/wordml" xmlns:w="http://schemas.openxmlformats.org/wordprocessingml/2006/main" xmlns:wne="http://schemas.microsoft.com/office/word/2006/wordml" xmlns:wp14="http://schemas.microsoft.com/office/word/2010/wordprocessingDrawing" xmlns:wp="http://schemas.openxmlformats.org/drawingml/2006/wordprocessingDrawing" xmlns:wpc="http://schemas.microsoft.com/office/word/2010/wordprocessingCanvas" xmlns:wpg="http://schemas.microsoft.com/office/word/2010/wordprocessingGroup" xmlns:wpi="http://schemas.microsoft.com/office/word/2010/wordprocessingInk" xmlns:wps="http://schemas.microsoft.com/office/word/2010/wordprocessingShape" mc:Ignorable="w14 wp14">
+  <w:p>
+    <w:pPr>
+      <w:pStyle w:val="Header"/>
+    </w:pPr>
   </w:p>
 </w:hdr>
 </file>

--- a/docs/government-project/07_관리자매뉴얼.docx
+++ b/docs/government-project/07_관리자매뉴얼.docx
@@ -6136,7 +6136,7 @@
           <w:sz w:val="18"/>
           <w:rFonts w:eastAsia="맑은 고딕"/>
         </w:rPr>
-        <w:t>기준일 : 2026. 8. 19.</w:t>
+        <w:t>기준일 : 2026. 8. 20.</w:t>
       </w:r>
     </w:p>
     <w:p/>
@@ -8111,7 +8111,7 @@
                 <w:sz w:val="18"/>
                 <w:rFonts w:eastAsia="맑은 고딕"/>
               </w:rPr>
-              <w:t>운영데이터베이스 정확 집계(2026. 8. 19.)</w:t>
+              <w:t>운영데이터베이스 정확 집계(2026. 8. 20.)</w:t>
             </w:r>
           </w:p>
         </w:tc>

--- a/docs/government-project/07_관리자매뉴얼.docx
+++ b/docs/government-project/07_관리자매뉴얼.docx
@@ -114,6 +114,7 @@
           </w:tcPr>
           <w:p>
             <w:pPr>
+              <w:keepNext/>
               <w:jc w:val="right"/>
             </w:pPr>
             <w:r>
@@ -140,13 +141,16 @@
             </w:tcBorders>
           </w:tcPr>
           <w:p>
+            <w:pPr>
+              <w:keepNext/>
+            </w:pPr>
             <w:r>
               <w:rPr>
                 <w:rFonts w:ascii="맑은 고딕" w:cs="맑은 고딕" w:eastAsia="맑은 고딕" w:hAnsi="맑은 고딕"/>
                 <w:sz w:val="20"/>
                 <w:szCs w:val="20"/>
               </w:rPr>
-              <w:t>HEALO (2026년 8월 19일 기준)</w:t>
+              <w:t>HEALO (2026년 8월 20일 기준)</w:t>
             </w:r>
           </w:p>
         </w:tc>
@@ -223,13 +227,9 @@
       </w:r>
     </w:p>
     <w:p>
-      <w:r>
-        <w:br w:type="page"/>
-      </w:r>
-    </w:p>
-    <w:p>
       <w:pPr>
         <w:pStyle w:val="Heading1"/>
+        <w:pageBreakBefore/>
         <w:spacing w:after="120" w:before="360"/>
       </w:pPr>
       <w:r>
@@ -294,7 +294,7 @@
           <w:sz w:val="20"/>
           <w:szCs w:val="20"/>
         </w:rPr>
-        <w:t xml:space="preserve">2FA 인증 [추후 적용 예정] 또는 이메일 인증 확인</w:t>
+        <w:t>이메일 인증 확인</w:t>
       </w:r>
     </w:p>
     <w:p>
@@ -409,6 +409,7 @@
           </w:tcPr>
           <w:p>
             <w:pPr>
+              <w:keepNext/>
               <w:jc w:val="center"/>
             </w:pPr>
             <w:r>
@@ -443,6 +444,7 @@
           </w:tcPr>
           <w:p>
             <w:pPr>
+              <w:keepNext/>
               <w:jc w:val="center"/>
             </w:pPr>
             <w:r>
@@ -479,6 +481,7 @@
           </w:tcPr>
           <w:p>
             <w:pPr>
+              <w:keepNext/>
               <w:jc w:val="left"/>
             </w:pPr>
             <w:r>
@@ -512,6 +515,7 @@
           </w:tcPr>
           <w:p>
             <w:pPr>
+              <w:keepNext/>
               <w:jc w:val="left"/>
             </w:pPr>
             <w:r>
@@ -547,6 +551,7 @@
           </w:tcPr>
           <w:p>
             <w:pPr>
+              <w:keepNext/>
               <w:jc w:val="left"/>
             </w:pPr>
             <w:r>
@@ -580,6 +585,7 @@
           </w:tcPr>
           <w:p>
             <w:pPr>
+              <w:keepNext/>
               <w:jc w:val="left"/>
             </w:pPr>
             <w:r>
@@ -615,6 +621,7 @@
           </w:tcPr>
           <w:p>
             <w:pPr>
+              <w:keepNext/>
               <w:jc w:val="left"/>
             </w:pPr>
             <w:r>
@@ -648,6 +655,7 @@
           </w:tcPr>
           <w:p>
             <w:pPr>
+              <w:keepNext/>
               <w:jc w:val="left"/>
             </w:pPr>
             <w:r>
@@ -683,6 +691,7 @@
           </w:tcPr>
           <w:p>
             <w:pPr>
+              <w:keepNext/>
               <w:jc w:val="left"/>
             </w:pPr>
             <w:r>
@@ -716,6 +725,7 @@
           </w:tcPr>
           <w:p>
             <w:pPr>
+              <w:keepNext/>
               <w:jc w:val="left"/>
             </w:pPr>
             <w:r>
@@ -806,13 +816,9 @@
       </w:r>
     </w:p>
     <w:p>
-      <w:r>
-        <w:br w:type="page"/>
-      </w:r>
-    </w:p>
-    <w:p>
       <w:pPr>
         <w:pStyle w:val="Heading1"/>
+        <w:pageBreakBefore/>
         <w:spacing w:after="120" w:before="360"/>
       </w:pPr>
       <w:r>
@@ -859,7 +865,7 @@
           <w:sz w:val="20"/>
           <w:szCs w:val="20"/>
         </w:rPr>
-        <w:t xml:space="preserve">/admin/patients 접속</w:t>
+        <w:t>/admin/inquiries 접속</w:t>
       </w:r>
     </w:p>
     <w:p>
@@ -930,7 +936,7 @@
           <w:sz w:val="18"/>
           <w:szCs w:val="18"/>
         </w:rPr>
-        <w:t xml:space="preserve">  [화면: /admin/patients 페이지]</w:t>
+        <w:t xml:space="preserve">  [화면: /admin/inquiries 페이지: 문의 관리]</w:t>
       </w:r>
     </w:p>
     <w:p>
@@ -989,7 +995,7 @@
           <w:sz w:val="20"/>
           <w:szCs w:val="20"/>
         </w:rPr>
-        <w:t xml:space="preserve">/admin/sessions 접속</w:t>
+        <w:t>/admin/consultations 접속</w:t>
       </w:r>
     </w:p>
     <w:p>
@@ -1060,7 +1066,7 @@
           <w:sz w:val="18"/>
           <w:szCs w:val="18"/>
         </w:rPr>
-        <w:t xml:space="preserve">  [화면: /admin/sessions 페이지]</w:t>
+        <w:t xml:space="preserve">  [화면: /admin/consultations 페이지: 상담 관리]</w:t>
       </w:r>
     </w:p>
     <w:p>
@@ -1225,7 +1231,7 @@
           <w:sz w:val="20"/>
           <w:szCs w:val="20"/>
         </w:rPr>
-        <w:t xml:space="preserve">역할: patient / coordinator / admin / partner_hospital</w:t>
+        <w:t>역할: 환자 / 코디네이터 / 관리자 (국내 의료기관·해외 에이전시·해외 의료기관은 hospital_users·agency_users 표에서 따로 관리한다)</w:t>
       </w:r>
     </w:p>
     <w:p>
@@ -1248,13 +1254,9 @@
       </w:r>
     </w:p>
     <w:p>
-      <w:r>
-        <w:br w:type="page"/>
-      </w:r>
-    </w:p>
-    <w:p>
       <w:pPr>
         <w:pStyle w:val="Heading1"/>
+        <w:pageBreakBefore/>
         <w:spacing w:after="120" w:before="360"/>
       </w:pPr>
       <w:r>
@@ -1341,6 +1343,7 @@
           </w:tcPr>
           <w:p>
             <w:pPr>
+              <w:keepNext/>
               <w:jc w:val="center"/>
             </w:pPr>
             <w:r>
@@ -1375,6 +1378,7 @@
           </w:tcPr>
           <w:p>
             <w:pPr>
+              <w:keepNext/>
               <w:jc w:val="center"/>
             </w:pPr>
             <w:r>
@@ -1409,6 +1413,7 @@
           </w:tcPr>
           <w:p>
             <w:pPr>
+              <w:keepNext/>
               <w:jc w:val="center"/>
             </w:pPr>
             <w:r>
@@ -1445,6 +1450,7 @@
           </w:tcPr>
           <w:p>
             <w:pPr>
+              <w:keepNext/>
               <w:jc w:val="left"/>
             </w:pPr>
             <w:r>
@@ -1478,6 +1484,7 @@
           </w:tcPr>
           <w:p>
             <w:pPr>
+              <w:keepNext/>
               <w:jc w:val="left"/>
             </w:pPr>
             <w:r>
@@ -1511,6 +1518,7 @@
           </w:tcPr>
           <w:p>
             <w:pPr>
+              <w:keepNext/>
               <w:jc w:val="left"/>
             </w:pPr>
             <w:r>
@@ -1546,6 +1554,7 @@
           </w:tcPr>
           <w:p>
             <w:pPr>
+              <w:keepNext/>
               <w:jc w:val="left"/>
             </w:pPr>
             <w:r>
@@ -1579,6 +1588,7 @@
           </w:tcPr>
           <w:p>
             <w:pPr>
+              <w:keepNext/>
               <w:jc w:val="left"/>
             </w:pPr>
             <w:r>
@@ -1612,6 +1622,7 @@
           </w:tcPr>
           <w:p>
             <w:pPr>
+              <w:keepNext/>
               <w:jc w:val="left"/>
             </w:pPr>
             <w:r>
@@ -1647,6 +1658,7 @@
           </w:tcPr>
           <w:p>
             <w:pPr>
+              <w:keepNext/>
               <w:jc w:val="left"/>
             </w:pPr>
             <w:r>
@@ -1680,6 +1692,7 @@
           </w:tcPr>
           <w:p>
             <w:pPr>
+              <w:keepNext/>
               <w:jc w:val="left"/>
             </w:pPr>
             <w:r>
@@ -1713,6 +1726,7 @@
           </w:tcPr>
           <w:p>
             <w:pPr>
+              <w:keepNext/>
               <w:jc w:val="left"/>
             </w:pPr>
             <w:r>
@@ -1748,6 +1762,7 @@
           </w:tcPr>
           <w:p>
             <w:pPr>
+              <w:keepNext/>
               <w:jc w:val="left"/>
             </w:pPr>
             <w:r>
@@ -1781,6 +1796,7 @@
           </w:tcPr>
           <w:p>
             <w:pPr>
+              <w:keepNext/>
               <w:jc w:val="left"/>
             </w:pPr>
             <w:r>
@@ -1814,6 +1830,7 @@
           </w:tcPr>
           <w:p>
             <w:pPr>
+              <w:keepNext/>
               <w:jc w:val="left"/>
             </w:pPr>
             <w:r>
@@ -2008,13 +2025,9 @@
       </w:r>
     </w:p>
     <w:p>
-      <w:r>
-        <w:br w:type="page"/>
-      </w:r>
-    </w:p>
-    <w:p>
       <w:pPr>
         <w:pStyle w:val="Heading1"/>
+        <w:pageBreakBefore/>
         <w:spacing w:after="120" w:before="360"/>
       </w:pPr>
       <w:r>
@@ -2061,7 +2074,7 @@
           <w:sz w:val="20"/>
           <w:szCs w:val="20"/>
         </w:rPr>
-        <w:t xml:space="preserve">/admin/statistics 접속</w:t>
+        <w:t>/admin/khidi/conversion 접속</w:t>
       </w:r>
     </w:p>
     <w:p>
@@ -2096,7 +2109,7 @@
           <w:sz w:val="18"/>
           <w:szCs w:val="18"/>
         </w:rPr>
-        <w:t xml:space="preserve">  [화면: /admin/statistics 페이지]</w:t>
+        <w:t xml:space="preserve">  [화면: /admin/khidi/conversion 페이지: 유치 전환 대시보드]</w:t>
       </w:r>
     </w:p>
     <w:p>
@@ -2140,6 +2153,7 @@
           </w:tcPr>
           <w:p>
             <w:pPr>
+              <w:keepNext/>
               <w:jc w:val="center"/>
             </w:pPr>
             <w:r>
@@ -2174,6 +2188,7 @@
           </w:tcPr>
           <w:p>
             <w:pPr>
+              <w:keepNext/>
               <w:jc w:val="center"/>
             </w:pPr>
             <w:r>
@@ -2210,6 +2225,7 @@
           </w:tcPr>
           <w:p>
             <w:pPr>
+              <w:keepNext/>
               <w:jc w:val="left"/>
             </w:pPr>
             <w:r>
@@ -2243,6 +2259,7 @@
           </w:tcPr>
           <w:p>
             <w:pPr>
+              <w:keepNext/>
               <w:jc w:val="left"/>
             </w:pPr>
             <w:r>
@@ -2278,6 +2295,7 @@
           </w:tcPr>
           <w:p>
             <w:pPr>
+              <w:keepNext/>
               <w:jc w:val="left"/>
             </w:pPr>
             <w:r>
@@ -2311,6 +2329,7 @@
           </w:tcPr>
           <w:p>
             <w:pPr>
+              <w:keepNext/>
               <w:jc w:val="left"/>
             </w:pPr>
             <w:r>
@@ -2346,6 +2365,7 @@
           </w:tcPr>
           <w:p>
             <w:pPr>
+              <w:keepNext/>
               <w:jc w:val="left"/>
             </w:pPr>
             <w:r>
@@ -2379,6 +2399,7 @@
           </w:tcPr>
           <w:p>
             <w:pPr>
+              <w:keepNext/>
               <w:jc w:val="left"/>
             </w:pPr>
             <w:r>
@@ -2414,6 +2435,7 @@
           </w:tcPr>
           <w:p>
             <w:pPr>
+              <w:keepNext/>
               <w:jc w:val="left"/>
             </w:pPr>
             <w:r>
@@ -2447,6 +2469,7 @@
           </w:tcPr>
           <w:p>
             <w:pPr>
+              <w:keepNext/>
               <w:jc w:val="left"/>
             </w:pPr>
             <w:r>
@@ -2568,7 +2591,7 @@
           <w:sz w:val="20"/>
           <w:szCs w:val="20"/>
         </w:rPr>
-        <w:t xml:space="preserve">/admin/reports 접속</w:t>
+        <w:t>/admin/khidi 접속</w:t>
       </w:r>
     </w:p>
     <w:p>
@@ -2622,7 +2645,7 @@
           <w:sz w:val="20"/>
           <w:szCs w:val="20"/>
         </w:rPr>
-        <w:t xml:space="preserve">다운로드한 데이터로 04_중간보고서 및 05_최종보고서 실적 수치 갱신</w:t>
+        <w:t>내려받은 데이터로 중간·최종 보고서(KHIDI 지정 양식) 실적 수치를 갱신한다</w:t>
       </w:r>
     </w:p>
     <w:p>
@@ -2645,13 +2668,9 @@
       </w:r>
     </w:p>
     <w:p>
-      <w:r>
-        <w:br w:type="page"/>
-      </w:r>
-    </w:p>
-    <w:p>
       <w:pPr>
         <w:pStyle w:val="Heading1"/>
+        <w:pageBreakBefore/>
         <w:spacing w:after="120" w:before="360"/>
       </w:pPr>
       <w:r>
@@ -2771,7 +2790,7 @@
           <w:sz w:val="18"/>
           <w:szCs w:val="18"/>
         </w:rPr>
-        <w:t xml:space="preserve">  Vercel 배포 트리거: main 브랜치 push 시 자동. 수동 재배포: [Redeploy] 버튼.</w:t>
+        <w:t xml:space="preserve">  Vercel 배포 트리거: 하루 한 번(KST 15시) Daily Deploy 창구가 main 을 production 브랜치로 밀 때만 빌드된다. main 에 합쳤다고 바로 실서비스에 나가지 않는다.</w:t>
       </w:r>
     </w:p>
     <w:p>
@@ -2884,7 +2903,7 @@
           <w:sz w:val="18"/>
           <w:szCs w:val="18"/>
         </w:rPr>
-        <w:t xml:space="preserve">  Supabase 무료 플랜 한도 초과 시 서비스 중단 위험. 월 1회 Usage 점검 필수.</w:t>
+        <w:t xml:space="preserve">  Supabase Pro 플랜 사용 중. 지출 상한을 넘기면 업로드부터 막히므로 월 1회 Usage 점검 필수.</w:t>
       </w:r>
     </w:p>
     <w:p>
@@ -2946,6 +2965,7 @@
           </w:tcPr>
           <w:p>
             <w:pPr>
+              <w:keepNext/>
               <w:jc w:val="center"/>
             </w:pPr>
             <w:r>
@@ -2980,6 +3000,7 @@
           </w:tcPr>
           <w:p>
             <w:pPr>
+              <w:keepNext/>
               <w:jc w:val="center"/>
             </w:pPr>
             <w:r>
@@ -3014,6 +3035,7 @@
           </w:tcPr>
           <w:p>
             <w:pPr>
+              <w:keepNext/>
               <w:jc w:val="center"/>
             </w:pPr>
             <w:r>
@@ -3050,6 +3072,7 @@
           </w:tcPr>
           <w:p>
             <w:pPr>
+              <w:keepNext/>
               <w:jc w:val="left"/>
             </w:pPr>
             <w:r>
@@ -3083,6 +3106,7 @@
           </w:tcPr>
           <w:p>
             <w:pPr>
+              <w:keepNext/>
               <w:jc w:val="left"/>
             </w:pPr>
             <w:r>
@@ -3116,6 +3140,7 @@
           </w:tcPr>
           <w:p>
             <w:pPr>
+              <w:keepNext/>
               <w:jc w:val="left"/>
             </w:pPr>
             <w:r>
@@ -3151,6 +3176,7 @@
           </w:tcPr>
           <w:p>
             <w:pPr>
+              <w:keepNext/>
               <w:jc w:val="left"/>
             </w:pPr>
             <w:r>
@@ -3184,6 +3210,7 @@
           </w:tcPr>
           <w:p>
             <w:pPr>
+              <w:keepNext/>
               <w:jc w:val="left"/>
             </w:pPr>
             <w:r>
@@ -3217,6 +3244,7 @@
           </w:tcPr>
           <w:p>
             <w:pPr>
+              <w:keepNext/>
               <w:jc w:val="left"/>
             </w:pPr>
             <w:r>
@@ -3252,6 +3280,7 @@
           </w:tcPr>
           <w:p>
             <w:pPr>
+              <w:keepNext/>
               <w:jc w:val="left"/>
             </w:pPr>
             <w:r>
@@ -3285,6 +3314,7 @@
           </w:tcPr>
           <w:p>
             <w:pPr>
+              <w:keepNext/>
               <w:jc w:val="left"/>
             </w:pPr>
             <w:r>
@@ -3318,6 +3348,7 @@
           </w:tcPr>
           <w:p>
             <w:pPr>
+              <w:keepNext/>
               <w:jc w:val="left"/>
             </w:pPr>
             <w:r>
@@ -3353,6 +3384,7 @@
           </w:tcPr>
           <w:p>
             <w:pPr>
+              <w:keepNext/>
               <w:jc w:val="left"/>
             </w:pPr>
             <w:r>
@@ -3386,6 +3418,7 @@
           </w:tcPr>
           <w:p>
             <w:pPr>
+              <w:keepNext/>
               <w:jc w:val="left"/>
             </w:pPr>
             <w:r>
@@ -3419,6 +3452,7 @@
           </w:tcPr>
           <w:p>
             <w:pPr>
+              <w:keepNext/>
               <w:jc w:val="left"/>
             </w:pPr>
             <w:r>
@@ -3537,13 +3571,9 @@
       </w:tr>
     </w:tbl>
     <w:p>
-      <w:r>
-        <w:br w:type="page"/>
-      </w:r>
-    </w:p>
-    <w:p>
       <w:pPr>
         <w:pStyle w:val="Heading1"/>
+        <w:pageBreakBefore/>
         <w:spacing w:after="120" w:before="360"/>
       </w:pPr>
       <w:r>
@@ -3612,6 +3642,7 @@
           </w:tcPr>
           <w:p>
             <w:pPr>
+              <w:keepNext/>
               <w:jc w:val="center"/>
             </w:pPr>
             <w:r>
@@ -3646,6 +3677,7 @@
           </w:tcPr>
           <w:p>
             <w:pPr>
+              <w:keepNext/>
               <w:jc w:val="center"/>
             </w:pPr>
             <w:r>
@@ -3680,6 +3712,7 @@
           </w:tcPr>
           <w:p>
             <w:pPr>
+              <w:keepNext/>
               <w:jc w:val="center"/>
             </w:pPr>
             <w:r>
@@ -3716,6 +3749,7 @@
           </w:tcPr>
           <w:p>
             <w:pPr>
+              <w:keepNext/>
               <w:jc w:val="left"/>
             </w:pPr>
             <w:r>
@@ -3749,6 +3783,7 @@
           </w:tcPr>
           <w:p>
             <w:pPr>
+              <w:keepNext/>
               <w:jc w:val="center"/>
             </w:pPr>
             <w:r>
@@ -3782,6 +3817,7 @@
           </w:tcPr>
           <w:p>
             <w:pPr>
+              <w:keepNext/>
               <w:jc w:val="left"/>
             </w:pPr>
             <w:r>
@@ -3817,6 +3853,7 @@
           </w:tcPr>
           <w:p>
             <w:pPr>
+              <w:keepNext/>
               <w:jc w:val="left"/>
             </w:pPr>
             <w:r>
@@ -3850,6 +3887,7 @@
           </w:tcPr>
           <w:p>
             <w:pPr>
+              <w:keepNext/>
               <w:jc w:val="center"/>
             </w:pPr>
             <w:r>
@@ -3883,6 +3921,7 @@
           </w:tcPr>
           <w:p>
             <w:pPr>
+              <w:keepNext/>
               <w:jc w:val="left"/>
             </w:pPr>
             <w:r>
@@ -3918,6 +3957,7 @@
           </w:tcPr>
           <w:p>
             <w:pPr>
+              <w:keepNext/>
               <w:jc w:val="left"/>
             </w:pPr>
             <w:r>
@@ -3951,6 +3991,7 @@
           </w:tcPr>
           <w:p>
             <w:pPr>
+              <w:keepNext/>
               <w:jc w:val="center"/>
             </w:pPr>
             <w:r>
@@ -3984,6 +4025,7 @@
           </w:tcPr>
           <w:p>
             <w:pPr>
+              <w:keepNext/>
               <w:jc w:val="left"/>
             </w:pPr>
             <w:r>
@@ -4264,7 +4306,7 @@
           <w:sz w:val="18"/>
           <w:szCs w:val="18"/>
         </w:rPr>
-        <w:t xml:space="preserve">  git revert HEAD</w:t>
+        <w:t xml:space="preserve">  git revert &lt;되돌릴 커밋&gt;</w:t>
       </w:r>
     </w:p>
     <w:p>
@@ -4296,13 +4338,9 @@
       </w:r>
     </w:p>
     <w:p>
-      <w:r>
-        <w:br w:type="page"/>
-      </w:r>
-    </w:p>
-    <w:p>
       <w:pPr>
         <w:pStyle w:val="Heading1"/>
+        <w:pageBreakBefore/>
         <w:spacing w:after="120" w:before="360"/>
       </w:pPr>
       <w:r>
@@ -4396,6 +4434,7 @@
           </w:tcPr>
           <w:p>
             <w:pPr>
+              <w:keepNext/>
               <w:jc w:val="center"/>
             </w:pPr>
             <w:r>
@@ -4430,6 +4469,7 @@
           </w:tcPr>
           <w:p>
             <w:pPr>
+              <w:keepNext/>
               <w:jc w:val="center"/>
             </w:pPr>
             <w:r>
@@ -4464,6 +4504,7 @@
           </w:tcPr>
           <w:p>
             <w:pPr>
+              <w:keepNext/>
               <w:jc w:val="center"/>
             </w:pPr>
             <w:r>
@@ -4498,6 +4539,7 @@
           </w:tcPr>
           <w:p>
             <w:pPr>
+              <w:keepNext/>
               <w:jc w:val="center"/>
             </w:pPr>
             <w:r>
@@ -4534,6 +4576,7 @@
           </w:tcPr>
           <w:p>
             <w:pPr>
+              <w:keepNext/>
               <w:jc w:val="left"/>
             </w:pPr>
             <w:r>
@@ -4567,6 +4610,7 @@
           </w:tcPr>
           <w:p>
             <w:pPr>
+              <w:keepNext/>
               <w:jc w:val="left"/>
             </w:pPr>
             <w:r>
@@ -4600,6 +4644,7 @@
           </w:tcPr>
           <w:p>
             <w:pPr>
+              <w:keepNext/>
               <w:jc w:val="left"/>
             </w:pPr>
             <w:r>
@@ -4633,6 +4678,7 @@
           </w:tcPr>
           <w:p>
             <w:pPr>
+              <w:keepNext/>
               <w:jc w:val="left"/>
             </w:pPr>
             <w:r>
@@ -4668,6 +4714,7 @@
           </w:tcPr>
           <w:p>
             <w:pPr>
+              <w:keepNext/>
               <w:jc w:val="left"/>
             </w:pPr>
             <w:r>
@@ -4701,6 +4748,7 @@
           </w:tcPr>
           <w:p>
             <w:pPr>
+              <w:keepNext/>
               <w:jc w:val="left"/>
             </w:pPr>
             <w:r>
@@ -4734,6 +4782,7 @@
           </w:tcPr>
           <w:p>
             <w:pPr>
+              <w:keepNext/>
               <w:jc w:val="left"/>
             </w:pPr>
             <w:r>
@@ -4767,6 +4816,7 @@
           </w:tcPr>
           <w:p>
             <w:pPr>
+              <w:keepNext/>
               <w:jc w:val="left"/>
             </w:pPr>
             <w:r>
@@ -4802,6 +4852,7 @@
           </w:tcPr>
           <w:p>
             <w:pPr>
+              <w:keepNext/>
               <w:jc w:val="left"/>
             </w:pPr>
             <w:r>
@@ -4835,6 +4886,7 @@
           </w:tcPr>
           <w:p>
             <w:pPr>
+              <w:keepNext/>
               <w:jc w:val="left"/>
             </w:pPr>
             <w:r>
@@ -4868,6 +4920,7 @@
           </w:tcPr>
           <w:p>
             <w:pPr>
+              <w:keepNext/>
               <w:jc w:val="left"/>
             </w:pPr>
             <w:r>
@@ -4901,6 +4954,7 @@
           </w:tcPr>
           <w:p>
             <w:pPr>
+              <w:keepNext/>
               <w:jc w:val="left"/>
             </w:pPr>
             <w:r>
@@ -5270,6 +5324,7 @@
           </w:tcPr>
           <w:p>
             <w:pPr>
+              <w:keepNext/>
               <w:jc w:val="center"/>
             </w:pPr>
             <w:r>
@@ -5304,6 +5359,7 @@
           </w:tcPr>
           <w:p>
             <w:pPr>
+              <w:keepNext/>
               <w:jc w:val="center"/>
             </w:pPr>
             <w:r>
@@ -5340,6 +5396,7 @@
           </w:tcPr>
           <w:p>
             <w:pPr>
+              <w:keepNext/>
               <w:jc w:val="left"/>
             </w:pPr>
             <w:r>
@@ -5373,6 +5430,7 @@
           </w:tcPr>
           <w:p>
             <w:pPr>
+              <w:keepNext/>
               <w:jc w:val="left"/>
             </w:pPr>
             <w:r>
@@ -5408,6 +5466,7 @@
           </w:tcPr>
           <w:p>
             <w:pPr>
+              <w:keepNext/>
               <w:jc w:val="left"/>
             </w:pPr>
             <w:r>
@@ -5441,6 +5500,7 @@
           </w:tcPr>
           <w:p>
             <w:pPr>
+              <w:keepNext/>
               <w:jc w:val="left"/>
             </w:pPr>
             <w:r>
@@ -5476,6 +5536,7 @@
           </w:tcPr>
           <w:p>
             <w:pPr>
+              <w:keepNext/>
               <w:jc w:val="left"/>
             </w:pPr>
             <w:r>
@@ -5509,6 +5570,7 @@
           </w:tcPr>
           <w:p>
             <w:pPr>
+              <w:keepNext/>
               <w:jc w:val="left"/>
             </w:pPr>
             <w:r>
@@ -5544,6 +5606,7 @@
           </w:tcPr>
           <w:p>
             <w:pPr>
+              <w:keepNext/>
               <w:jc w:val="left"/>
             </w:pPr>
             <w:r>
@@ -5577,6 +5640,7 @@
           </w:tcPr>
           <w:p>
             <w:pPr>
+              <w:keepNext/>
               <w:jc w:val="left"/>
             </w:pPr>
             <w:r>
@@ -5728,6 +5792,7 @@
           </w:tcPr>
           <w:p>
             <w:pPr>
+              <w:keepNext/>
               <w:jc w:val="left"/>
             </w:pPr>
             <w:r>
@@ -5761,6 +5826,7 @@
           </w:tcPr>
           <w:p>
             <w:pPr>
+              <w:keepNext/>
               <w:jc w:val="left"/>
             </w:pPr>
             <w:r>
@@ -5794,6 +5860,7 @@
           </w:tcPr>
           <w:p>
             <w:pPr>
+              <w:keepNext/>
               <w:jc w:val="left"/>
             </w:pPr>
             <w:r>
@@ -5827,6 +5894,7 @@
           </w:tcPr>
           <w:p>
             <w:pPr>
+              <w:keepNext/>
               <w:jc w:val="left"/>
             </w:pPr>
             <w:r>
@@ -5862,6 +5930,7 @@
           </w:tcPr>
           <w:p>
             <w:pPr>
+              <w:keepNext/>
               <w:jc w:val="left"/>
             </w:pPr>
             <w:r>
@@ -5895,6 +5964,7 @@
           </w:tcPr>
           <w:p>
             <w:pPr>
+              <w:keepNext/>
               <w:jc w:val="left"/>
             </w:pPr>
             <w:r>
@@ -5928,6 +5998,7 @@
           </w:tcPr>
           <w:p>
             <w:pPr>
+              <w:keepNext/>
               <w:jc w:val="left"/>
             </w:pPr>
             <w:r>
@@ -5961,17 +6032,18 @@
           </w:tcPr>
           <w:p>
             <w:pPr>
-              <w:jc w:val="left"/>
-            </w:pPr>
-            <w:r>
-              <w:rPr>
-                <w:rFonts w:ascii="맑은 고딕" w:cs="맑은 고딕" w:eastAsia="맑은 고딕" w:hAnsi="맑은 고딕"/>
-                <w:b w:val="false"/>
-                <w:bCs w:val="false"/>
-                <w:sz w:val="18"/>
-                <w:szCs w:val="18"/>
-              </w:rPr>
-              <w:t>2026-08-19</w:t>
+              <w:keepNext/>
+              <w:jc w:val="left"/>
+            </w:pPr>
+            <w:r>
+              <w:rPr>
+                <w:rFonts w:ascii="맑은 고딕" w:cs="맑은 고딕" w:eastAsia="맑은 고딕" w:hAnsi="맑은 고딕"/>
+                <w:b w:val="false"/>
+                <w:bCs w:val="false"/>
+                <w:sz w:val="18"/>
+                <w:szCs w:val="18"/>
+              </w:rPr>
+              <w:t>2026-08-20</w:t>
             </w:r>
           </w:p>
         </w:tc>

--- a/docs/government-project/07_관리자매뉴얼.docx
+++ b/docs/government-project/07_관리자매뉴얼.docx
@@ -247,6 +247,7 @@
     <w:p>
       <w:pPr>
         <w:pStyle w:val="Heading2"/>
+        <w:keepNext/>
         <w:spacing w:after="80" w:before="240"/>
       </w:pPr>
       <w:r>
@@ -264,9 +265,10 @@
     <w:p>
       <w:pPr>
         <w:pStyle w:val="ListParagraph"/>
+        <w:keepNext/>
         <w:numPr>
           <w:ilvl w:val="0"/>
-          <w:numId w:val="2"/>
+          <w:numId w:val="28"/>
         </w:numPr>
         <w:spacing w:after="40" w:before="40"/>
       </w:pPr>
@@ -282,9 +284,10 @@
     <w:p>
       <w:pPr>
         <w:pStyle w:val="ListParagraph"/>
+        <w:keepNext/>
         <w:numPr>
           <w:ilvl w:val="0"/>
-          <w:numId w:val="2"/>
+          <w:numId w:val="28"/>
         </w:numPr>
         <w:spacing w:after="40" w:before="40"/>
       </w:pPr>
@@ -300,9 +303,10 @@
     <w:p>
       <w:pPr>
         <w:pStyle w:val="ListParagraph"/>
+        <w:keepNext/>
         <w:numPr>
           <w:ilvl w:val="0"/>
-          <w:numId w:val="2"/>
+          <w:numId w:val="28"/>
         </w:numPr>
         <w:spacing w:after="40" w:before="40"/>
       </w:pPr>
@@ -492,7 +496,7 @@
                 <w:sz w:val="18"/>
                 <w:szCs w:val="18"/>
               </w:rPr>
-              <w:t xml:space="preserve">신규 인테이크</w:t>
+              <w:t>환자</w:t>
             </w:r>
           </w:p>
         </w:tc>
@@ -526,7 +530,7 @@
                 <w:sz w:val="18"/>
                 <w:szCs w:val="18"/>
               </w:rPr>
-              <w:t xml:space="preserve">미처리 인테이크 수신 건수 (오늘/이번 주)</w:t>
+              <w:t>문의 건수 · AI 채팅 · 텔레그램/왓츠앱</w:t>
             </w:r>
           </w:p>
         </w:tc>
@@ -562,7 +566,7 @@
                 <w:sz w:val="18"/>
                 <w:szCs w:val="18"/>
               </w:rPr>
-              <w:t xml:space="preserve">활성 세션</w:t>
+              <w:t>코디네이터</w:t>
             </w:r>
           </w:p>
         </w:tc>
@@ -596,7 +600,7 @@
                 <w:sz w:val="18"/>
                 <w:szCs w:val="18"/>
               </w:rPr>
-              <w:t xml:space="preserve">현재 진행 중인 화상상담 세션 수</w:t>
+              <w:t>상담 건수 · 예정 상담 · 견적/문구 편집</w:t>
             </w:r>
           </w:p>
         </w:tc>
@@ -632,7 +636,7 @@
                 <w:sz w:val="18"/>
                 <w:szCs w:val="18"/>
               </w:rPr>
-              <w:t xml:space="preserve">전체 사용자 수</w:t>
+              <w:t>에이전시·클리닉</w:t>
             </w:r>
           </w:p>
         </w:tc>
@@ -666,7 +670,7 @@
                 <w:sz w:val="18"/>
                 <w:szCs w:val="18"/>
               </w:rPr>
-              <w:t xml:space="preserve">가입 환자·코디네이터·의료진 합계</w:t>
+              <w:t>활성 기관 수 · 협진 의뢰 · 파트너 계정</w:t>
             </w:r>
           </w:p>
         </w:tc>
@@ -702,7 +706,7 @@
                 <w:sz w:val="18"/>
                 <w:szCs w:val="18"/>
               </w:rPr>
-              <w:t xml:space="preserve">월별 상담 건수</w:t>
+              <w:t>병원</w:t>
             </w:r>
           </w:p>
         </w:tc>
@@ -736,7 +740,7 @@
                 <w:sz w:val="18"/>
                 <w:szCs w:val="18"/>
               </w:rPr>
-              <w:t xml:space="preserve">KPI K-02 추적용 차트</w:t>
+              <w:t>미응답 리드 · 제휴 병원 · 리드 전체</w:t>
             </w:r>
           </w:p>
         </w:tc>
@@ -771,7 +775,7 @@
                 <w:sz w:val="18"/>
                 <w:szCs w:val="18"/>
               </w:rPr>
-              <w:t xml:space="preserve">오류 로그</w:t>
+              <w:t>시스템</w:t>
             </w:r>
           </w:p>
         </w:tc>
@@ -804,7 +808,7 @@
                 <w:sz w:val="18"/>
                 <w:szCs w:val="18"/>
               </w:rPr>
-              <w:t xml:space="preserve">최근 24시간 API 오류 건수</w:t>
+              <w:t>AI 회귀 시험 · 환각 응답 · 최근 실행. 카드를 누르면 해당 화면으로 이동하고, 아래 「최근 활동」이 모든 역할의 변경사항을 시간순으로 보여준다</w:t>
             </w:r>
           </w:p>
         </w:tc>
@@ -836,6 +840,7 @@
     <w:p>
       <w:pPr>
         <w:pStyle w:val="Heading2"/>
+        <w:keepNext/>
         <w:spacing w:after="80" w:before="240"/>
       </w:pPr>
       <w:r>
@@ -853,9 +858,10 @@
     <w:p>
       <w:pPr>
         <w:pStyle w:val="ListParagraph"/>
+        <w:keepNext/>
         <w:numPr>
           <w:ilvl w:val="0"/>
-          <w:numId w:val="2"/>
+          <w:numId w:val="29"/>
         </w:numPr>
         <w:spacing w:after="40" w:before="40"/>
       </w:pPr>
@@ -871,9 +877,10 @@
     <w:p>
       <w:pPr>
         <w:pStyle w:val="ListParagraph"/>
+        <w:keepNext/>
         <w:numPr>
           <w:ilvl w:val="0"/>
-          <w:numId w:val="2"/>
+          <w:numId w:val="29"/>
         </w:numPr>
         <w:spacing w:after="40" w:before="40"/>
       </w:pPr>
@@ -883,15 +890,16 @@
           <w:sz w:val="20"/>
           <w:szCs w:val="20"/>
         </w:rPr>
-        <w:t xml:space="preserve">검색 필터: 국가, 암종, 인테이크 상태, 등록일</w:t>
+        <w:t>문의를 국가·암종·상태로 좁혀 본다</w:t>
       </w:r>
     </w:p>
     <w:p>
       <w:pPr>
         <w:pStyle w:val="ListParagraph"/>
+        <w:keepNext/>
         <w:numPr>
           <w:ilvl w:val="0"/>
-          <w:numId w:val="2"/>
+          <w:numId w:val="29"/>
         </w:numPr>
         <w:spacing w:after="40" w:before="40"/>
       </w:pPr>
@@ -901,15 +909,16 @@
           <w:sz w:val="20"/>
           <w:szCs w:val="20"/>
         </w:rPr>
-        <w:t xml:space="preserve">환자 클릭 시 전체 인테이크·상담·문서 이력 확인</w:t>
+        <w:t>문의를 누르면 케이스 상세로 들어가 접수 내용·서류·상담·소견 이력을 본다. 가입 회원 목록은 [파트너·회원 › 환자 회원]에서 따로 본다</w:t>
       </w:r>
     </w:p>
     <w:p>
       <w:pPr>
         <w:pStyle w:val="ListParagraph"/>
+        <w:keepNext/>
         <w:numPr>
           <w:ilvl w:val="0"/>
-          <w:numId w:val="2"/>
+          <w:numId w:val="29"/>
         </w:numPr>
         <w:spacing w:after="40" w:before="40"/>
       </w:pPr>
@@ -966,6 +975,7 @@
     <w:p>
       <w:pPr>
         <w:pStyle w:val="Heading2"/>
+        <w:keepNext/>
         <w:spacing w:after="80" w:before="240"/>
       </w:pPr>
       <w:r>
@@ -983,9 +993,10 @@
     <w:p>
       <w:pPr>
         <w:pStyle w:val="ListParagraph"/>
+        <w:keepNext/>
         <w:numPr>
           <w:ilvl w:val="0"/>
-          <w:numId w:val="2"/>
+          <w:numId w:val="30"/>
         </w:numPr>
         <w:spacing w:after="40" w:before="40"/>
       </w:pPr>
@@ -1001,9 +1012,10 @@
     <w:p>
       <w:pPr>
         <w:pStyle w:val="ListParagraph"/>
+        <w:keepNext/>
         <w:numPr>
           <w:ilvl w:val="0"/>
-          <w:numId w:val="2"/>
+          <w:numId w:val="30"/>
         </w:numPr>
         <w:spacing w:after="40" w:before="40"/>
       </w:pPr>
@@ -1019,9 +1031,10 @@
     <w:p>
       <w:pPr>
         <w:pStyle w:val="ListParagraph"/>
+        <w:keepNext/>
         <w:numPr>
           <w:ilvl w:val="0"/>
-          <w:numId w:val="2"/>
+          <w:numId w:val="30"/>
         </w:numPr>
         <w:spacing w:after="40" w:before="40"/>
       </w:pPr>
@@ -1037,9 +1050,10 @@
     <w:p>
       <w:pPr>
         <w:pStyle w:val="ListParagraph"/>
+        <w:keepNext/>
         <w:numPr>
           <w:ilvl w:val="0"/>
-          <w:numId w:val="2"/>
+          <w:numId w:val="30"/>
         </w:numPr>
         <w:spacing w:after="40" w:before="40"/>
       </w:pPr>
@@ -1113,6 +1127,7 @@
     <w:p>
       <w:pPr>
         <w:pStyle w:val="Heading3"/>
+        <w:keepNext/>
         <w:spacing w:after="60" w:before="160"/>
       </w:pPr>
       <w:r>
@@ -1130,9 +1145,10 @@
     <w:p>
       <w:pPr>
         <w:pStyle w:val="ListParagraph"/>
+        <w:keepNext/>
         <w:numPr>
           <w:ilvl w:val="0"/>
-          <w:numId w:val="2"/>
+          <w:numId w:val="31"/>
         </w:numPr>
         <w:spacing w:after="40" w:before="40"/>
       </w:pPr>
@@ -1142,7 +1158,26 @@
           <w:sz w:val="20"/>
           <w:szCs w:val="20"/>
         </w:rPr>
-        <w:t xml:space="preserve">/admin/users 접속 후 [새 사용자 추가] 클릭</w:t>
+        <w:t>[파트너·회원 › 직원(코디) 계정] 메뉴 클릭 (/admin/staff)</w:t>
+      </w:r>
+    </w:p>
+    <w:p>
+      <w:pPr>
+        <w:pStyle w:val="ListParagraph"/>
+        <w:keepNext/>
+        <w:numPr>
+          <w:ilvl w:val="0"/>
+          <w:numId w:val="31"/>
+        </w:numPr>
+        <w:spacing w:after="40" w:before="40"/>
+      </w:pPr>
+      <w:r>
+        <w:rPr>
+          <w:rFonts w:ascii="맑은 고딕" w:cs="맑은 고딕" w:eastAsia="맑은 고딕" w:hAnsi="맑은 고딕"/>
+          <w:sz w:val="20"/>
+          <w:szCs w:val="20"/>
+        </w:rPr>
+        <w:t>이름·이메일을 넣고 역할을 「코디네이터」로 둔다. 임시 비밀번호는 비우면 자동 생성된다</w:t>
       </w:r>
     </w:p>
     <w:p>
@@ -1150,7 +1185,7 @@
         <w:pStyle w:val="ListParagraph"/>
         <w:numPr>
           <w:ilvl w:val="0"/>
-          <w:numId w:val="2"/>
+          <w:numId w:val="31"/>
         </w:numPr>
         <w:spacing w:after="40" w:before="40"/>
       </w:pPr>
@@ -1160,30 +1195,13 @@
           <w:sz w:val="20"/>
           <w:szCs w:val="20"/>
         </w:rPr>
-        <w:t xml:space="preserve">이메일 입력 후 역할 선택: coordinator</w:t>
-      </w:r>
-    </w:p>
-    <w:p>
-      <w:pPr>
-        <w:pStyle w:val="ListParagraph"/>
-        <w:numPr>
-          <w:ilvl w:val="0"/>
-          <w:numId w:val="2"/>
-        </w:numPr>
-        <w:spacing w:after="40" w:before="40"/>
-      </w:pPr>
-      <w:r>
-        <w:rPr>
-          <w:rFonts w:ascii="맑은 고딕" w:cs="맑은 고딕" w:eastAsia="맑은 고딕" w:hAnsi="맑은 고딕"/>
-          <w:sz w:val="20"/>
-          <w:szCs w:val="20"/>
-        </w:rPr>
-        <w:t xml:space="preserve">임시 비밀번호 발급 및 초대 이메일 발송</w:t>
+        <w:t>[계정 생성 / 역할 부여]를 누른다. 초대 메일이 나가는 것이 아니라, 나온 이메일과 임시 비밀번호를 직원에게 직접 전달하면 본인이 바꾼다</w:t>
       </w:r>
     </w:p>
     <w:p>
       <w:pPr>
         <w:pStyle w:val="Heading3"/>
+        <w:keepNext/>
         <w:spacing w:after="60" w:before="160"/>
       </w:pPr>
       <w:r>
@@ -1201,9 +1219,10 @@
     <w:p>
       <w:pPr>
         <w:pStyle w:val="ListParagraph"/>
+        <w:keepNext/>
         <w:numPr>
           <w:ilvl w:val="0"/>
-          <w:numId w:val="2"/>
+          <w:numId w:val="32"/>
         </w:numPr>
         <w:spacing w:after="40" w:before="40"/>
       </w:pPr>
@@ -1213,7 +1232,7 @@
           <w:sz w:val="20"/>
           <w:szCs w:val="20"/>
         </w:rPr>
-        <w:t xml:space="preserve">사용자 목록에서 계정 선택 후 [역할 변경]</w:t>
+        <w:t>「등록된 직원」 목록에서 [수정]을 누른다. 같은 줄에 [비밀번호 초기화]·[비활성화]도 있다</w:t>
       </w:r>
     </w:p>
     <w:p>
@@ -1221,7 +1240,7 @@
         <w:pStyle w:val="ListParagraph"/>
         <w:numPr>
           <w:ilvl w:val="0"/>
-          <w:numId w:val="2"/>
+          <w:numId w:val="32"/>
         </w:numPr>
         <w:spacing w:after="40" w:before="40"/>
       </w:pPr>
@@ -1231,7 +1250,7 @@
           <w:sz w:val="20"/>
           <w:szCs w:val="20"/>
         </w:rPr>
-        <w:t>역할: 환자 / 코디네이터 / 관리자 (국내 의료기관·해외 에이전시·해외 의료기관은 hospital_users·agency_users 표에서 따로 관리한다)</w:t>
+        <w:t>의사는 계정이 없다. 상담방 초대링크로 참여한다. 국내 의료기관·해외 에이전시·해외 의료기관은 [에이전시·클리닉]·[제휴 병원] 메뉴에서 따로 관리한다</w:t>
       </w:r>
     </w:p>
     <w:p>
@@ -1298,7 +1317,7 @@
           <w:sz w:val="20"/>
           <w:szCs w:val="20"/>
         </w:rPr>
-        <w:t xml:space="preserve">신규 인테이크 수신 시 코디네이터 배정 흐름:</w:t>
+        <w:t>환자 수신 시 코디네이터 배정 흐름:</w:t>
       </w:r>
     </w:p>
     <w:p>
@@ -1529,7 +1548,7 @@
                 <w:sz w:val="18"/>
                 <w:szCs w:val="18"/>
               </w:rPr>
-              <w:t xml:space="preserve">/admin 대시보드 신규 인테이크 알림 확인</w:t>
+              <w:t>/admin 대시보드 환자 알림 확인</w:t>
             </w:r>
           </w:p>
         </w:tc>
@@ -1956,6 +1975,7 @@
     <w:p>
       <w:pPr>
         <w:pStyle w:val="Heading2"/>
+        <w:keepNext/>
         <w:spacing w:after="80" w:before="240"/>
       </w:pPr>
       <w:r>
@@ -1973,9 +1993,10 @@
     <w:p>
       <w:pPr>
         <w:pStyle w:val="ListParagraph"/>
+        <w:keepNext/>
         <w:numPr>
           <w:ilvl w:val="0"/>
-          <w:numId w:val="3"/>
+          <w:numId w:val="33"/>
         </w:numPr>
         <w:spacing w:after="40" w:before="40"/>
       </w:pPr>
@@ -1986,6 +2007,25 @@
           <w:szCs w:val="20"/>
         </w:rPr>
         <w:t xml:space="preserve">코디네이터 1인 최대 동시 담당 건수: 15건 권장</w:t>
+      </w:r>
+    </w:p>
+    <w:p>
+      <w:pPr>
+        <w:pStyle w:val="ListParagraph"/>
+        <w:keepNext/>
+        <w:numPr>
+          <w:ilvl w:val="0"/>
+          <w:numId w:val="33"/>
+        </w:numPr>
+        <w:spacing w:after="40" w:before="40"/>
+      </w:pPr>
+      <w:r>
+        <w:rPr>
+          <w:rFonts w:ascii="맑은 고딕" w:cs="맑은 고딕" w:eastAsia="맑은 고딕" w:hAnsi="맑은 고딕"/>
+          <w:sz w:val="20"/>
+          <w:szCs w:val="20"/>
+        </w:rPr>
+        <w:t xml:space="preserve">언어 매칭 우선: 환자 사용 언어와 코디네이터 구사 언어 일치</w:t>
       </w:r>
     </w:p>
     <w:p>
@@ -1993,25 +2033,7 @@
         <w:pStyle w:val="ListParagraph"/>
         <w:numPr>
           <w:ilvl w:val="0"/>
-          <w:numId w:val="3"/>
-        </w:numPr>
-        <w:spacing w:after="40" w:before="40"/>
-      </w:pPr>
-      <w:r>
-        <w:rPr>
-          <w:rFonts w:ascii="맑은 고딕" w:cs="맑은 고딕" w:eastAsia="맑은 고딕" w:hAnsi="맑은 고딕"/>
-          <w:sz w:val="20"/>
-          <w:szCs w:val="20"/>
-        </w:rPr>
-        <w:t xml:space="preserve">언어 매칭 우선: 환자 사용 언어와 코디네이터 구사 언어 일치</w:t>
-      </w:r>
-    </w:p>
-    <w:p>
-      <w:pPr>
-        <w:pStyle w:val="ListParagraph"/>
-        <w:numPr>
-          <w:ilvl w:val="0"/>
-          <w:numId w:val="3"/>
+          <w:numId w:val="33"/>
         </w:numPr>
         <w:spacing w:after="40" w:before="40"/>
       </w:pPr>
@@ -2045,6 +2067,7 @@
     <w:p>
       <w:pPr>
         <w:pStyle w:val="Heading2"/>
+        <w:keepNext/>
         <w:spacing w:after="80" w:before="240"/>
       </w:pPr>
       <w:r>
@@ -2062,9 +2085,10 @@
     <w:p>
       <w:pPr>
         <w:pStyle w:val="ListParagraph"/>
+        <w:keepNext/>
         <w:numPr>
           <w:ilvl w:val="0"/>
-          <w:numId w:val="2"/>
+          <w:numId w:val="34"/>
         </w:numPr>
         <w:spacing w:after="40" w:before="40"/>
       </w:pPr>
@@ -2080,9 +2104,10 @@
     <w:p>
       <w:pPr>
         <w:pStyle w:val="ListParagraph"/>
+        <w:keepNext/>
         <w:numPr>
           <w:ilvl w:val="0"/>
-          <w:numId w:val="2"/>
+          <w:numId w:val="34"/>
         </w:numPr>
         <w:spacing w:after="40" w:before="40"/>
       </w:pPr>
@@ -2092,7 +2117,7 @@
           <w:sz w:val="20"/>
           <w:szCs w:val="20"/>
         </w:rPr>
-        <w:t xml:space="preserve">기간 선택 후 KPI 현황 확인</w:t>
+        <w:t>유치·상담·사후관리·만족도가 목표 대비 자동 집계된다. 아래 [북극성 지표]·[유치 전환 상세]·[환자 만족도]·[증빙 산출물]로 더 파고든다</w:t>
       </w:r>
     </w:p>
     <w:p>
@@ -2109,7 +2134,7 @@
           <w:sz w:val="18"/>
           <w:szCs w:val="18"/>
         </w:rPr>
-        <w:t xml:space="preserve">  [화면: /admin/khidi/conversion 페이지: 유치 전환 대시보드]</w:t>
+        <w:t xml:space="preserve">  [화면: /admin/khidi/kpi-dashboard 페이지: KHIDI 리포트]</w:t>
       </w:r>
     </w:p>
     <w:p>
@@ -2562,6 +2587,7 @@
     <w:p>
       <w:pPr>
         <w:pStyle w:val="Heading2"/>
+        <w:keepNext/>
         <w:spacing w:after="80" w:before="240"/>
       </w:pPr>
       <w:r>
@@ -2579,9 +2605,10 @@
     <w:p>
       <w:pPr>
         <w:pStyle w:val="ListParagraph"/>
+        <w:keepNext/>
         <w:numPr>
           <w:ilvl w:val="0"/>
-          <w:numId w:val="2"/>
+          <w:numId w:val="35"/>
         </w:numPr>
         <w:spacing w:after="40" w:before="40"/>
       </w:pPr>
@@ -2591,7 +2618,45 @@
           <w:sz w:val="20"/>
           <w:szCs w:val="20"/>
         </w:rPr>
-        <w:t>/admin/khidi 접속</w:t>
+        <w:t>[홈 › KHIDI 리포트 › 증빙 산출물] 열기 (/admin/khidi/evidence)</w:t>
+      </w:r>
+    </w:p>
+    <w:p>
+      <w:pPr>
+        <w:pStyle w:val="ListParagraph"/>
+        <w:keepNext/>
+        <w:numPr>
+          <w:ilvl w:val="0"/>
+          <w:numId w:val="35"/>
+        </w:numPr>
+        <w:spacing w:after="40" w:before="40"/>
+      </w:pPr>
+      <w:r>
+        <w:rPr>
+          <w:rFonts w:ascii="맑은 고딕" w:cs="맑은 고딕" w:eastAsia="맑은 고딕" w:hAnsi="맑은 고딕"/>
+          <w:sz w:val="20"/>
+          <w:szCs w:val="20"/>
+        </w:rPr>
+        <w:t>보고 기간을 고른다</w:t>
+      </w:r>
+    </w:p>
+    <w:p>
+      <w:pPr>
+        <w:pStyle w:val="ListParagraph"/>
+        <w:keepNext/>
+        <w:numPr>
+          <w:ilvl w:val="0"/>
+          <w:numId w:val="35"/>
+        </w:numPr>
+        <w:spacing w:after="40" w:before="40"/>
+      </w:pPr>
+      <w:r>
+        <w:rPr>
+          <w:rFonts w:ascii="맑은 고딕" w:cs="맑은 고딕" w:eastAsia="맑은 고딕" w:hAnsi="맑은 고딕"/>
+          <w:sz w:val="20"/>
+          <w:szCs w:val="20"/>
+        </w:rPr>
+        <w:t>[리포트 다운로드] 클릭: CSV 또는 PDF 형식</w:t>
       </w:r>
     </w:p>
     <w:p>
@@ -2599,43 +2664,7 @@
         <w:pStyle w:val="ListParagraph"/>
         <w:numPr>
           <w:ilvl w:val="0"/>
-          <w:numId w:val="2"/>
-        </w:numPr>
-        <w:spacing w:after="40" w:before="40"/>
-      </w:pPr>
-      <w:r>
-        <w:rPr>
-          <w:rFonts w:ascii="맑은 고딕" w:cs="맑은 고딕" w:eastAsia="맑은 고딕" w:hAnsi="맑은 고딕"/>
-          <w:sz w:val="20"/>
-          <w:szCs w:val="20"/>
-        </w:rPr>
-        <w:t xml:space="preserve">보고 기간 선택 (월별 / 분기별)</w:t>
-      </w:r>
-    </w:p>
-    <w:p>
-      <w:pPr>
-        <w:pStyle w:val="ListParagraph"/>
-        <w:numPr>
-          <w:ilvl w:val="0"/>
-          <w:numId w:val="2"/>
-        </w:numPr>
-        <w:spacing w:after="40" w:before="40"/>
-      </w:pPr>
-      <w:r>
-        <w:rPr>
-          <w:rFonts w:ascii="맑은 고딕" w:cs="맑은 고딕" w:eastAsia="맑은 고딕" w:hAnsi="맑은 고딕"/>
-          <w:sz w:val="20"/>
-          <w:szCs w:val="20"/>
-        </w:rPr>
-        <w:t>[리포트 다운로드] 클릭: CSV 또는 PDF 형식</w:t>
-      </w:r>
-    </w:p>
-    <w:p>
-      <w:pPr>
-        <w:pStyle w:val="ListParagraph"/>
-        <w:numPr>
-          <w:ilvl w:val="0"/>
-          <w:numId w:val="2"/>
+          <w:numId w:val="35"/>
         </w:numPr>
         <w:spacing w:after="40" w:before="40"/>
       </w:pPr>
@@ -2688,6 +2717,7 @@
     <w:p>
       <w:pPr>
         <w:pStyle w:val="Heading2"/>
+        <w:keepNext/>
         <w:spacing w:after="80" w:before="240"/>
       </w:pPr>
       <w:r>
@@ -2705,9 +2735,10 @@
     <w:p>
       <w:pPr>
         <w:pStyle w:val="ListParagraph"/>
+        <w:keepNext/>
         <w:numPr>
           <w:ilvl w:val="0"/>
-          <w:numId w:val="2"/>
+          <w:numId w:val="36"/>
         </w:numPr>
         <w:spacing w:after="40" w:before="40"/>
       </w:pPr>
@@ -2718,6 +2749,44 @@
           <w:szCs w:val="20"/>
         </w:rPr>
         <w:t xml:space="preserve">Vercel 대시보드(vercel.com) 접속 → 프로젝트 healo-khidi</w:t>
+      </w:r>
+    </w:p>
+    <w:p>
+      <w:pPr>
+        <w:pStyle w:val="ListParagraph"/>
+        <w:keepNext/>
+        <w:numPr>
+          <w:ilvl w:val="0"/>
+          <w:numId w:val="36"/>
+        </w:numPr>
+        <w:spacing w:after="40" w:before="40"/>
+      </w:pPr>
+      <w:r>
+        <w:rPr>
+          <w:rFonts w:ascii="맑은 고딕" w:cs="맑은 고딕" w:eastAsia="맑은 고딕" w:hAnsi="맑은 고딕"/>
+          <w:sz w:val="20"/>
+          <w:szCs w:val="20"/>
+        </w:rPr>
+        <w:t xml:space="preserve">Deployments 탭: 최신 배포 상태 확인 (Ready / Error / Building)</w:t>
+      </w:r>
+    </w:p>
+    <w:p>
+      <w:pPr>
+        <w:pStyle w:val="ListParagraph"/>
+        <w:keepNext/>
+        <w:numPr>
+          <w:ilvl w:val="0"/>
+          <w:numId w:val="36"/>
+        </w:numPr>
+        <w:spacing w:after="40" w:before="40"/>
+      </w:pPr>
+      <w:r>
+        <w:rPr>
+          <w:rFonts w:ascii="맑은 고딕" w:cs="맑은 고딕" w:eastAsia="맑은 고딕" w:hAnsi="맑은 고딕"/>
+          <w:sz w:val="20"/>
+          <w:szCs w:val="20"/>
+        </w:rPr>
+        <w:t xml:space="preserve">Functions 탭: Serverless API 실행 시간 및 오류 확인</w:t>
       </w:r>
     </w:p>
     <w:p>
@@ -2725,43 +2794,7 @@
         <w:pStyle w:val="ListParagraph"/>
         <w:numPr>
           <w:ilvl w:val="0"/>
-          <w:numId w:val="2"/>
-        </w:numPr>
-        <w:spacing w:after="40" w:before="40"/>
-      </w:pPr>
-      <w:r>
-        <w:rPr>
-          <w:rFonts w:ascii="맑은 고딕" w:cs="맑은 고딕" w:eastAsia="맑은 고딕" w:hAnsi="맑은 고딕"/>
-          <w:sz w:val="20"/>
-          <w:szCs w:val="20"/>
-        </w:rPr>
-        <w:t xml:space="preserve">Deployments 탭: 최신 배포 상태 확인 (Ready / Error / Building)</w:t>
-      </w:r>
-    </w:p>
-    <w:p>
-      <w:pPr>
-        <w:pStyle w:val="ListParagraph"/>
-        <w:numPr>
-          <w:ilvl w:val="0"/>
-          <w:numId w:val="2"/>
-        </w:numPr>
-        <w:spacing w:after="40" w:before="40"/>
-      </w:pPr>
-      <w:r>
-        <w:rPr>
-          <w:rFonts w:ascii="맑은 고딕" w:cs="맑은 고딕" w:eastAsia="맑은 고딕" w:hAnsi="맑은 고딕"/>
-          <w:sz w:val="20"/>
-          <w:szCs w:val="20"/>
-        </w:rPr>
-        <w:t xml:space="preserve">Functions 탭: Serverless API 실행 시간 및 오류 확인</w:t>
-      </w:r>
-    </w:p>
-    <w:p>
-      <w:pPr>
-        <w:pStyle w:val="ListParagraph"/>
-        <w:numPr>
-          <w:ilvl w:val="0"/>
-          <w:numId w:val="2"/>
+          <w:numId w:val="36"/>
         </w:numPr>
         <w:spacing w:after="40" w:before="40"/>
       </w:pPr>
@@ -2801,6 +2834,7 @@
     <w:p>
       <w:pPr>
         <w:pStyle w:val="Heading2"/>
+        <w:keepNext/>
         <w:spacing w:after="80" w:before="240"/>
       </w:pPr>
       <w:r>
@@ -2818,9 +2852,10 @@
     <w:p>
       <w:pPr>
         <w:pStyle w:val="ListParagraph"/>
+        <w:keepNext/>
         <w:numPr>
           <w:ilvl w:val="0"/>
-          <w:numId w:val="2"/>
+          <w:numId w:val="37"/>
         </w:numPr>
         <w:spacing w:after="40" w:before="40"/>
       </w:pPr>
@@ -2831,6 +2866,44 @@
           <w:szCs w:val="20"/>
         </w:rPr>
         <w:t xml:space="preserve">Supabase 대시보드(supabase.com) → 프로젝트 hvwwlkawaxabhtumjhrg</w:t>
+      </w:r>
+    </w:p>
+    <w:p>
+      <w:pPr>
+        <w:pStyle w:val="ListParagraph"/>
+        <w:keepNext/>
+        <w:numPr>
+          <w:ilvl w:val="0"/>
+          <w:numId w:val="37"/>
+        </w:numPr>
+        <w:spacing w:after="40" w:before="40"/>
+      </w:pPr>
+      <w:r>
+        <w:rPr>
+          <w:rFonts w:ascii="맑은 고딕" w:cs="맑은 고딕" w:eastAsia="맑은 고딕" w:hAnsi="맑은 고딕"/>
+          <w:sz w:val="20"/>
+          <w:szCs w:val="20"/>
+        </w:rPr>
+        <w:t xml:space="preserve">Database 탭: 연결 수, 쿼리 슬로우 로그 확인</w:t>
+      </w:r>
+    </w:p>
+    <w:p>
+      <w:pPr>
+        <w:pStyle w:val="ListParagraph"/>
+        <w:keepNext/>
+        <w:numPr>
+          <w:ilvl w:val="0"/>
+          <w:numId w:val="37"/>
+        </w:numPr>
+        <w:spacing w:after="40" w:before="40"/>
+      </w:pPr>
+      <w:r>
+        <w:rPr>
+          <w:rFonts w:ascii="맑은 고딕" w:cs="맑은 고딕" w:eastAsia="맑은 고딕" w:hAnsi="맑은 고딕"/>
+          <w:sz w:val="20"/>
+          <w:szCs w:val="20"/>
+        </w:rPr>
+        <w:t>Logs 탭: API/Auth/Storage 시스템 실시간 조회</w:t>
       </w:r>
     </w:p>
     <w:p>
@@ -2838,43 +2911,7 @@
         <w:pStyle w:val="ListParagraph"/>
         <w:numPr>
           <w:ilvl w:val="0"/>
-          <w:numId w:val="2"/>
-        </w:numPr>
-        <w:spacing w:after="40" w:before="40"/>
-      </w:pPr>
-      <w:r>
-        <w:rPr>
-          <w:rFonts w:ascii="맑은 고딕" w:cs="맑은 고딕" w:eastAsia="맑은 고딕" w:hAnsi="맑은 고딕"/>
-          <w:sz w:val="20"/>
-          <w:szCs w:val="20"/>
-        </w:rPr>
-        <w:t xml:space="preserve">Database 탭: 연결 수, 쿼리 슬로우 로그 확인</w:t>
-      </w:r>
-    </w:p>
-    <w:p>
-      <w:pPr>
-        <w:pStyle w:val="ListParagraph"/>
-        <w:numPr>
-          <w:ilvl w:val="0"/>
-          <w:numId w:val="2"/>
-        </w:numPr>
-        <w:spacing w:after="40" w:before="40"/>
-      </w:pPr>
-      <w:r>
-        <w:rPr>
-          <w:rFonts w:ascii="맑은 고딕" w:cs="맑은 고딕" w:eastAsia="맑은 고딕" w:hAnsi="맑은 고딕"/>
-          <w:sz w:val="20"/>
-          <w:szCs w:val="20"/>
-        </w:rPr>
-        <w:t xml:space="preserve">Logs 탭: API/Auth/Storage 오류 로그 실시간 조회</w:t>
-      </w:r>
-    </w:p>
-    <w:p>
-      <w:pPr>
-        <w:pStyle w:val="ListParagraph"/>
-        <w:numPr>
-          <w:ilvl w:val="0"/>
-          <w:numId w:val="2"/>
+          <w:numId w:val="37"/>
         </w:numPr>
         <w:spacing w:after="40" w:before="40"/>
       </w:pPr>
@@ -4168,6 +4205,7 @@
     <w:p>
       <w:pPr>
         <w:pStyle w:val="Heading3"/>
+        <w:keepNext/>
         <w:spacing w:after="60" w:before="160"/>
       </w:pPr>
       <w:r>
@@ -4185,9 +4223,10 @@
     <w:p>
       <w:pPr>
         <w:pStyle w:val="ListParagraph"/>
+        <w:keepNext/>
         <w:numPr>
           <w:ilvl w:val="0"/>
-          <w:numId w:val="2"/>
+          <w:numId w:val="38"/>
         </w:numPr>
         <w:spacing w:after="40" w:before="40"/>
       </w:pPr>
@@ -4198,6 +4237,25 @@
           <w:szCs w:val="20"/>
         </w:rPr>
         <w:t xml:space="preserve">Supabase 대시보드 → Settings → Database → Backups</w:t>
+      </w:r>
+    </w:p>
+    <w:p>
+      <w:pPr>
+        <w:pStyle w:val="ListParagraph"/>
+        <w:keepNext/>
+        <w:numPr>
+          <w:ilvl w:val="0"/>
+          <w:numId w:val="38"/>
+        </w:numPr>
+        <w:spacing w:after="40" w:before="40"/>
+      </w:pPr>
+      <w:r>
+        <w:rPr>
+          <w:rFonts w:ascii="맑은 고딕" w:cs="맑은 고딕" w:eastAsia="맑은 고딕" w:hAnsi="맑은 고딕"/>
+          <w:sz w:val="20"/>
+          <w:szCs w:val="20"/>
+        </w:rPr>
+        <w:t xml:space="preserve">복구할 시점 선택 후 [Restore to this point] 클릭</w:t>
       </w:r>
     </w:p>
     <w:p>
@@ -4205,25 +4263,7 @@
         <w:pStyle w:val="ListParagraph"/>
         <w:numPr>
           <w:ilvl w:val="0"/>
-          <w:numId w:val="2"/>
-        </w:numPr>
-        <w:spacing w:after="40" w:before="40"/>
-      </w:pPr>
-      <w:r>
-        <w:rPr>
-          <w:rFonts w:ascii="맑은 고딕" w:cs="맑은 고딕" w:eastAsia="맑은 고딕" w:hAnsi="맑은 고딕"/>
-          <w:sz w:val="20"/>
-          <w:szCs w:val="20"/>
-        </w:rPr>
-        <w:t xml:space="preserve">복구할 시점 선택 후 [Restore to this point] 클릭</w:t>
-      </w:r>
-    </w:p>
-    <w:p>
-      <w:pPr>
-        <w:pStyle w:val="ListParagraph"/>
-        <w:numPr>
-          <w:ilvl w:val="0"/>
-          <w:numId w:val="2"/>
+          <w:numId w:val="38"/>
         </w:numPr>
         <w:spacing w:after="40" w:before="40"/>
       </w:pPr>
@@ -5145,7 +5185,7 @@
         <w:pStyle w:val="ListParagraph"/>
         <w:numPr>
           <w:ilvl w:val="0"/>
-          <w:numId w:val="3"/>
+          <w:numId w:val="39"/>
         </w:numPr>
         <w:spacing w:after="40" w:before="40"/>
       </w:pPr>
@@ -5163,7 +5203,7 @@
         <w:pStyle w:val="ListParagraph"/>
         <w:numPr>
           <w:ilvl w:val="0"/>
-          <w:numId w:val="3"/>
+          <w:numId w:val="39"/>
         </w:numPr>
         <w:spacing w:after="40" w:before="40"/>
       </w:pPr>
@@ -5181,7 +5221,7 @@
         <w:pStyle w:val="ListParagraph"/>
         <w:numPr>
           <w:ilvl w:val="0"/>
-          <w:numId w:val="3"/>
+          <w:numId w:val="39"/>
         </w:numPr>
         <w:spacing w:after="40" w:before="40"/>
       </w:pPr>
@@ -5199,7 +5239,7 @@
         <w:pStyle w:val="ListParagraph"/>
         <w:numPr>
           <w:ilvl w:val="0"/>
-          <w:numId w:val="3"/>
+          <w:numId w:val="39"/>
         </w:numPr>
         <w:spacing w:after="40" w:before="40"/>
       </w:pPr>
@@ -5217,7 +5257,7 @@
         <w:pStyle w:val="ListParagraph"/>
         <w:numPr>
           <w:ilvl w:val="0"/>
-          <w:numId w:val="3"/>
+          <w:numId w:val="39"/>
         </w:numPr>
         <w:spacing w:after="40" w:before="40"/>
       </w:pPr>
@@ -5235,7 +5275,7 @@
         <w:pStyle w:val="ListParagraph"/>
         <w:numPr>
           <w:ilvl w:val="0"/>
-          <w:numId w:val="3"/>
+          <w:numId w:val="39"/>
         </w:numPr>
         <w:spacing w:after="40" w:before="40"/>
       </w:pPr>
@@ -5253,7 +5293,7 @@
         <w:pStyle w:val="ListParagraph"/>
         <w:numPr>
           <w:ilvl w:val="0"/>
-          <w:numId w:val="3"/>
+          <w:numId w:val="39"/>
         </w:numPr>
         <w:spacing w:after="40" w:before="40"/>
       </w:pPr>
@@ -8578,6 +8618,222 @@
     </w:lvlOverride>
   </w:num>
   <w:num w:numId="3">
+    <w:abstractNumId w:val="3"/>
+    <w:lvlOverride w:ilvl="0">
+      <w:startOverride w:val="1"/>
+    </w:lvlOverride>
+  </w:num>
+  <w:num w:numId="4">
+    <w:abstractNumId w:val="2"/>
+    <w:lvlOverride w:ilvl="0">
+      <w:startOverride w:val="1"/>
+    </w:lvlOverride>
+  </w:num>
+  <w:num w:numId="5">
+    <w:abstractNumId w:val="2"/>
+    <w:lvlOverride w:ilvl="0">
+      <w:startOverride w:val="1"/>
+    </w:lvlOverride>
+  </w:num>
+  <w:num w:numId="6">
+    <w:abstractNumId w:val="2"/>
+    <w:lvlOverride w:ilvl="0">
+      <w:startOverride w:val="1"/>
+    </w:lvlOverride>
+  </w:num>
+  <w:num w:numId="7">
+    <w:abstractNumId w:val="2"/>
+    <w:lvlOverride w:ilvl="0">
+      <w:startOverride w:val="1"/>
+    </w:lvlOverride>
+  </w:num>
+  <w:num w:numId="8">
+    <w:abstractNumId w:val="2"/>
+    <w:lvlOverride w:ilvl="0">
+      <w:startOverride w:val="1"/>
+    </w:lvlOverride>
+  </w:num>
+  <w:num w:numId="9">
+    <w:abstractNumId w:val="3"/>
+    <w:lvlOverride w:ilvl="0">
+      <w:startOverride w:val="1"/>
+    </w:lvlOverride>
+  </w:num>
+  <w:num w:numId="10">
+    <w:abstractNumId w:val="2"/>
+    <w:lvlOverride w:ilvl="0">
+      <w:startOverride w:val="1"/>
+    </w:lvlOverride>
+  </w:num>
+  <w:num w:numId="11">
+    <w:abstractNumId w:val="2"/>
+    <w:lvlOverride w:ilvl="0">
+      <w:startOverride w:val="1"/>
+    </w:lvlOverride>
+  </w:num>
+  <w:num w:numId="12">
+    <w:abstractNumId w:val="2"/>
+    <w:lvlOverride w:ilvl="0">
+      <w:startOverride w:val="1"/>
+    </w:lvlOverride>
+  </w:num>
+  <w:num w:numId="13">
+    <w:abstractNumId w:val="2"/>
+    <w:lvlOverride w:ilvl="0">
+      <w:startOverride w:val="1"/>
+    </w:lvlOverride>
+  </w:num>
+  <w:num w:numId="14">
+    <w:abstractNumId w:val="2"/>
+    <w:lvlOverride w:ilvl="0">
+      <w:startOverride w:val="1"/>
+    </w:lvlOverride>
+  </w:num>
+  <w:num w:numId="15">
+    <w:abstractNumId w:val="3"/>
+    <w:lvlOverride w:ilvl="0">
+      <w:startOverride w:val="1"/>
+    </w:lvlOverride>
+  </w:num>
+  <w:num w:numId="16">
+    <w:abstractNumId w:val="2"/>
+    <w:lvlOverride w:ilvl="0">
+      <w:startOverride w:val="1"/>
+    </w:lvlOverride>
+  </w:num>
+  <w:num w:numId="17">
+    <w:abstractNumId w:val="2"/>
+    <w:lvlOverride w:ilvl="0">
+      <w:startOverride w:val="1"/>
+    </w:lvlOverride>
+  </w:num>
+  <w:num w:numId="18">
+    <w:abstractNumId w:val="2"/>
+    <w:lvlOverride w:ilvl="0">
+      <w:startOverride w:val="1"/>
+    </w:lvlOverride>
+  </w:num>
+  <w:num w:numId="19">
+    <w:abstractNumId w:val="2"/>
+    <w:lvlOverride w:ilvl="0">
+      <w:startOverride w:val="1"/>
+    </w:lvlOverride>
+  </w:num>
+  <w:num w:numId="20">
+    <w:abstractNumId w:val="2"/>
+    <w:lvlOverride w:ilvl="0">
+      <w:startOverride w:val="1"/>
+    </w:lvlOverride>
+  </w:num>
+  <w:num w:numId="21">
+    <w:abstractNumId w:val="3"/>
+    <w:lvlOverride w:ilvl="0">
+      <w:startOverride w:val="1"/>
+    </w:lvlOverride>
+  </w:num>
+  <w:num w:numId="22">
+    <w:abstractNumId w:val="2"/>
+    <w:lvlOverride w:ilvl="0">
+      <w:startOverride w:val="1"/>
+    </w:lvlOverride>
+  </w:num>
+  <w:num w:numId="23">
+    <w:abstractNumId w:val="2"/>
+    <w:lvlOverride w:ilvl="0">
+      <w:startOverride w:val="1"/>
+    </w:lvlOverride>
+  </w:num>
+  <w:num w:numId="24">
+    <w:abstractNumId w:val="2"/>
+    <w:lvlOverride w:ilvl="0">
+      <w:startOverride w:val="1"/>
+    </w:lvlOverride>
+  </w:num>
+  <w:num w:numId="25">
+    <w:abstractNumId w:val="2"/>
+    <w:lvlOverride w:ilvl="0">
+      <w:startOverride w:val="1"/>
+    </w:lvlOverride>
+  </w:num>
+  <w:num w:numId="26">
+    <w:abstractNumId w:val="2"/>
+    <w:lvlOverride w:ilvl="0">
+      <w:startOverride w:val="1"/>
+    </w:lvlOverride>
+  </w:num>
+  <w:num w:numId="27">
+    <w:abstractNumId w:val="3"/>
+    <w:lvlOverride w:ilvl="0">
+      <w:startOverride w:val="1"/>
+    </w:lvlOverride>
+  </w:num>
+  <w:num w:numId="28">
+    <w:abstractNumId w:val="2"/>
+    <w:lvlOverride w:ilvl="0">
+      <w:startOverride w:val="1"/>
+    </w:lvlOverride>
+  </w:num>
+  <w:num w:numId="29">
+    <w:abstractNumId w:val="2"/>
+    <w:lvlOverride w:ilvl="0">
+      <w:startOverride w:val="1"/>
+    </w:lvlOverride>
+  </w:num>
+  <w:num w:numId="30">
+    <w:abstractNumId w:val="2"/>
+    <w:lvlOverride w:ilvl="0">
+      <w:startOverride w:val="1"/>
+    </w:lvlOverride>
+  </w:num>
+  <w:num w:numId="31">
+    <w:abstractNumId w:val="2"/>
+    <w:lvlOverride w:ilvl="0">
+      <w:startOverride w:val="1"/>
+    </w:lvlOverride>
+  </w:num>
+  <w:num w:numId="32">
+    <w:abstractNumId w:val="2"/>
+    <w:lvlOverride w:ilvl="0">
+      <w:startOverride w:val="1"/>
+    </w:lvlOverride>
+  </w:num>
+  <w:num w:numId="33">
+    <w:abstractNumId w:val="3"/>
+    <w:lvlOverride w:ilvl="0">
+      <w:startOverride w:val="1"/>
+    </w:lvlOverride>
+  </w:num>
+  <w:num w:numId="34">
+    <w:abstractNumId w:val="2"/>
+    <w:lvlOverride w:ilvl="0">
+      <w:startOverride w:val="1"/>
+    </w:lvlOverride>
+  </w:num>
+  <w:num w:numId="35">
+    <w:abstractNumId w:val="2"/>
+    <w:lvlOverride w:ilvl="0">
+      <w:startOverride w:val="1"/>
+    </w:lvlOverride>
+  </w:num>
+  <w:num w:numId="36">
+    <w:abstractNumId w:val="2"/>
+    <w:lvlOverride w:ilvl="0">
+      <w:startOverride w:val="1"/>
+    </w:lvlOverride>
+  </w:num>
+  <w:num w:numId="37">
+    <w:abstractNumId w:val="2"/>
+    <w:lvlOverride w:ilvl="0">
+      <w:startOverride w:val="1"/>
+    </w:lvlOverride>
+  </w:num>
+  <w:num w:numId="38">
+    <w:abstractNumId w:val="2"/>
+    <w:lvlOverride w:ilvl="0">
+      <w:startOverride w:val="1"/>
+    </w:lvlOverride>
+  </w:num>
+  <w:num w:numId="39">
     <w:abstractNumId w:val="3"/>
     <w:lvlOverride w:ilvl="0">
       <w:startOverride w:val="1"/>

--- a/docs/government-project/07_관리자매뉴얼.docx
+++ b/docs/government-project/07_관리자매뉴얼.docx
@@ -114,6 +114,7 @@
           </w:tcPr>
           <w:p>
             <w:pPr>
+              <w:keepNext/>
               <w:jc w:val="right"/>
             </w:pPr>
             <w:r>
@@ -140,13 +141,16 @@
             </w:tcBorders>
           </w:tcPr>
           <w:p>
+            <w:pPr>
+              <w:keepNext/>
+            </w:pPr>
             <w:r>
               <w:rPr>
                 <w:rFonts w:ascii="맑은 고딕" w:cs="맑은 고딕" w:eastAsia="맑은 고딕" w:hAnsi="맑은 고딕"/>
                 <w:sz w:val="20"/>
                 <w:szCs w:val="20"/>
               </w:rPr>
-              <w:t>HEALO (2026년 8월 19일 기준)</w:t>
+              <w:t>HEALO (2026년 8월 20일 기준)</w:t>
             </w:r>
           </w:p>
         </w:tc>
@@ -223,13 +227,9 @@
       </w:r>
     </w:p>
     <w:p>
-      <w:r>
-        <w:br w:type="page"/>
-      </w:r>
-    </w:p>
-    <w:p>
       <w:pPr>
         <w:pStyle w:val="Heading1"/>
+        <w:pageBreakBefore/>
         <w:spacing w:after="120" w:before="360"/>
       </w:pPr>
       <w:r>
@@ -247,6 +247,7 @@
     <w:p>
       <w:pPr>
         <w:pStyle w:val="Heading2"/>
+        <w:keepNext/>
         <w:spacing w:after="80" w:before="240"/>
       </w:pPr>
       <w:r>
@@ -264,9 +265,10 @@
     <w:p>
       <w:pPr>
         <w:pStyle w:val="ListParagraph"/>
+        <w:keepNext/>
         <w:numPr>
           <w:ilvl w:val="0"/>
-          <w:numId w:val="2"/>
+          <w:numId w:val="28"/>
         </w:numPr>
         <w:spacing w:after="40" w:before="40"/>
       </w:pPr>
@@ -282,9 +284,10 @@
     <w:p>
       <w:pPr>
         <w:pStyle w:val="ListParagraph"/>
+        <w:keepNext/>
         <w:numPr>
           <w:ilvl w:val="0"/>
-          <w:numId w:val="2"/>
+          <w:numId w:val="28"/>
         </w:numPr>
         <w:spacing w:after="40" w:before="40"/>
       </w:pPr>
@@ -294,15 +297,16 @@
           <w:sz w:val="20"/>
           <w:szCs w:val="20"/>
         </w:rPr>
-        <w:t xml:space="preserve">2FA 인증 [추후 적용 예정] 또는 이메일 인증 확인</w:t>
+        <w:t>이메일 인증 확인</w:t>
       </w:r>
     </w:p>
     <w:p>
       <w:pPr>
         <w:pStyle w:val="ListParagraph"/>
+        <w:keepNext/>
         <w:numPr>
           <w:ilvl w:val="0"/>
-          <w:numId w:val="2"/>
+          <w:numId w:val="28"/>
         </w:numPr>
         <w:spacing w:after="40" w:before="40"/>
       </w:pPr>
@@ -409,6 +413,7 @@
           </w:tcPr>
           <w:p>
             <w:pPr>
+              <w:keepNext/>
               <w:jc w:val="center"/>
             </w:pPr>
             <w:r>
@@ -443,6 +448,7 @@
           </w:tcPr>
           <w:p>
             <w:pPr>
+              <w:keepNext/>
               <w:jc w:val="center"/>
             </w:pPr>
             <w:r>
@@ -479,17 +485,18 @@
           </w:tcPr>
           <w:p>
             <w:pPr>
-              <w:jc w:val="left"/>
-            </w:pPr>
-            <w:r>
-              <w:rPr>
-                <w:rFonts w:ascii="맑은 고딕" w:cs="맑은 고딕" w:eastAsia="맑은 고딕" w:hAnsi="맑은 고딕"/>
-                <w:b w:val="false"/>
-                <w:bCs w:val="false"/>
-                <w:sz w:val="18"/>
-                <w:szCs w:val="18"/>
-              </w:rPr>
-              <w:t xml:space="preserve">신규 인테이크</w:t>
+              <w:keepNext/>
+              <w:jc w:val="left"/>
+            </w:pPr>
+            <w:r>
+              <w:rPr>
+                <w:rFonts w:ascii="맑은 고딕" w:cs="맑은 고딕" w:eastAsia="맑은 고딕" w:hAnsi="맑은 고딕"/>
+                <w:b w:val="false"/>
+                <w:bCs w:val="false"/>
+                <w:sz w:val="18"/>
+                <w:szCs w:val="18"/>
+              </w:rPr>
+              <w:t>환자</w:t>
             </w:r>
           </w:p>
         </w:tc>
@@ -512,17 +519,18 @@
           </w:tcPr>
           <w:p>
             <w:pPr>
-              <w:jc w:val="left"/>
-            </w:pPr>
-            <w:r>
-              <w:rPr>
-                <w:rFonts w:ascii="맑은 고딕" w:cs="맑은 고딕" w:eastAsia="맑은 고딕" w:hAnsi="맑은 고딕"/>
-                <w:b w:val="false"/>
-                <w:bCs w:val="false"/>
-                <w:sz w:val="18"/>
-                <w:szCs w:val="18"/>
-              </w:rPr>
-              <w:t xml:space="preserve">미처리 인테이크 수신 건수 (오늘/이번 주)</w:t>
+              <w:keepNext/>
+              <w:jc w:val="left"/>
+            </w:pPr>
+            <w:r>
+              <w:rPr>
+                <w:rFonts w:ascii="맑은 고딕" w:cs="맑은 고딕" w:eastAsia="맑은 고딕" w:hAnsi="맑은 고딕"/>
+                <w:b w:val="false"/>
+                <w:bCs w:val="false"/>
+                <w:sz w:val="18"/>
+                <w:szCs w:val="18"/>
+              </w:rPr>
+              <w:t>문의 건수 · AI 채팅 · 텔레그램/왓츠앱</w:t>
             </w:r>
           </w:p>
         </w:tc>
@@ -547,17 +555,18 @@
           </w:tcPr>
           <w:p>
             <w:pPr>
-              <w:jc w:val="left"/>
-            </w:pPr>
-            <w:r>
-              <w:rPr>
-                <w:rFonts w:ascii="맑은 고딕" w:cs="맑은 고딕" w:eastAsia="맑은 고딕" w:hAnsi="맑은 고딕"/>
-                <w:b w:val="false"/>
-                <w:bCs w:val="false"/>
-                <w:sz w:val="18"/>
-                <w:szCs w:val="18"/>
-              </w:rPr>
-              <w:t xml:space="preserve">활성 세션</w:t>
+              <w:keepNext/>
+              <w:jc w:val="left"/>
+            </w:pPr>
+            <w:r>
+              <w:rPr>
+                <w:rFonts w:ascii="맑은 고딕" w:cs="맑은 고딕" w:eastAsia="맑은 고딕" w:hAnsi="맑은 고딕"/>
+                <w:b w:val="false"/>
+                <w:bCs w:val="false"/>
+                <w:sz w:val="18"/>
+                <w:szCs w:val="18"/>
+              </w:rPr>
+              <w:t>코디네이터</w:t>
             </w:r>
           </w:p>
         </w:tc>
@@ -580,17 +589,18 @@
           </w:tcPr>
           <w:p>
             <w:pPr>
-              <w:jc w:val="left"/>
-            </w:pPr>
-            <w:r>
-              <w:rPr>
-                <w:rFonts w:ascii="맑은 고딕" w:cs="맑은 고딕" w:eastAsia="맑은 고딕" w:hAnsi="맑은 고딕"/>
-                <w:b w:val="false"/>
-                <w:bCs w:val="false"/>
-                <w:sz w:val="18"/>
-                <w:szCs w:val="18"/>
-              </w:rPr>
-              <w:t xml:space="preserve">현재 진행 중인 화상상담 세션 수</w:t>
+              <w:keepNext/>
+              <w:jc w:val="left"/>
+            </w:pPr>
+            <w:r>
+              <w:rPr>
+                <w:rFonts w:ascii="맑은 고딕" w:cs="맑은 고딕" w:eastAsia="맑은 고딕" w:hAnsi="맑은 고딕"/>
+                <w:b w:val="false"/>
+                <w:bCs w:val="false"/>
+                <w:sz w:val="18"/>
+                <w:szCs w:val="18"/>
+              </w:rPr>
+              <w:t>상담 건수 · 예정 상담 · 견적/문구 편집</w:t>
             </w:r>
           </w:p>
         </w:tc>
@@ -615,17 +625,18 @@
           </w:tcPr>
           <w:p>
             <w:pPr>
-              <w:jc w:val="left"/>
-            </w:pPr>
-            <w:r>
-              <w:rPr>
-                <w:rFonts w:ascii="맑은 고딕" w:cs="맑은 고딕" w:eastAsia="맑은 고딕" w:hAnsi="맑은 고딕"/>
-                <w:b w:val="false"/>
-                <w:bCs w:val="false"/>
-                <w:sz w:val="18"/>
-                <w:szCs w:val="18"/>
-              </w:rPr>
-              <w:t xml:space="preserve">전체 사용자 수</w:t>
+              <w:keepNext/>
+              <w:jc w:val="left"/>
+            </w:pPr>
+            <w:r>
+              <w:rPr>
+                <w:rFonts w:ascii="맑은 고딕" w:cs="맑은 고딕" w:eastAsia="맑은 고딕" w:hAnsi="맑은 고딕"/>
+                <w:b w:val="false"/>
+                <w:bCs w:val="false"/>
+                <w:sz w:val="18"/>
+                <w:szCs w:val="18"/>
+              </w:rPr>
+              <w:t>에이전시·클리닉</w:t>
             </w:r>
           </w:p>
         </w:tc>
@@ -648,17 +659,18 @@
           </w:tcPr>
           <w:p>
             <w:pPr>
-              <w:jc w:val="left"/>
-            </w:pPr>
-            <w:r>
-              <w:rPr>
-                <w:rFonts w:ascii="맑은 고딕" w:cs="맑은 고딕" w:eastAsia="맑은 고딕" w:hAnsi="맑은 고딕"/>
-                <w:b w:val="false"/>
-                <w:bCs w:val="false"/>
-                <w:sz w:val="18"/>
-                <w:szCs w:val="18"/>
-              </w:rPr>
-              <w:t xml:space="preserve">가입 환자·코디네이터·의료진 합계</w:t>
+              <w:keepNext/>
+              <w:jc w:val="left"/>
+            </w:pPr>
+            <w:r>
+              <w:rPr>
+                <w:rFonts w:ascii="맑은 고딕" w:cs="맑은 고딕" w:eastAsia="맑은 고딕" w:hAnsi="맑은 고딕"/>
+                <w:b w:val="false"/>
+                <w:bCs w:val="false"/>
+                <w:sz w:val="18"/>
+                <w:szCs w:val="18"/>
+              </w:rPr>
+              <w:t>활성 기관 수 · 협진 의뢰 · 파트너 계정</w:t>
             </w:r>
           </w:p>
         </w:tc>
@@ -683,17 +695,18 @@
           </w:tcPr>
           <w:p>
             <w:pPr>
-              <w:jc w:val="left"/>
-            </w:pPr>
-            <w:r>
-              <w:rPr>
-                <w:rFonts w:ascii="맑은 고딕" w:cs="맑은 고딕" w:eastAsia="맑은 고딕" w:hAnsi="맑은 고딕"/>
-                <w:b w:val="false"/>
-                <w:bCs w:val="false"/>
-                <w:sz w:val="18"/>
-                <w:szCs w:val="18"/>
-              </w:rPr>
-              <w:t xml:space="preserve">월별 상담 건수</w:t>
+              <w:keepNext/>
+              <w:jc w:val="left"/>
+            </w:pPr>
+            <w:r>
+              <w:rPr>
+                <w:rFonts w:ascii="맑은 고딕" w:cs="맑은 고딕" w:eastAsia="맑은 고딕" w:hAnsi="맑은 고딕"/>
+                <w:b w:val="false"/>
+                <w:bCs w:val="false"/>
+                <w:sz w:val="18"/>
+                <w:szCs w:val="18"/>
+              </w:rPr>
+              <w:t>병원</w:t>
             </w:r>
           </w:p>
         </w:tc>
@@ -716,17 +729,18 @@
           </w:tcPr>
           <w:p>
             <w:pPr>
-              <w:jc w:val="left"/>
-            </w:pPr>
-            <w:r>
-              <w:rPr>
-                <w:rFonts w:ascii="맑은 고딕" w:cs="맑은 고딕" w:eastAsia="맑은 고딕" w:hAnsi="맑은 고딕"/>
-                <w:b w:val="false"/>
-                <w:bCs w:val="false"/>
-                <w:sz w:val="18"/>
-                <w:szCs w:val="18"/>
-              </w:rPr>
-              <w:t xml:space="preserve">KPI K-02 추적용 차트</w:t>
+              <w:keepNext/>
+              <w:jc w:val="left"/>
+            </w:pPr>
+            <w:r>
+              <w:rPr>
+                <w:rFonts w:ascii="맑은 고딕" w:cs="맑은 고딕" w:eastAsia="맑은 고딕" w:hAnsi="맑은 고딕"/>
+                <w:b w:val="false"/>
+                <w:bCs w:val="false"/>
+                <w:sz w:val="18"/>
+                <w:szCs w:val="18"/>
+              </w:rPr>
+              <w:t>미응답 리드 · 제휴 병원 · 리드 전체</w:t>
             </w:r>
           </w:p>
         </w:tc>
@@ -761,7 +775,7 @@
                 <w:sz w:val="18"/>
                 <w:szCs w:val="18"/>
               </w:rPr>
-              <w:t xml:space="preserve">오류 로그</w:t>
+              <w:t>시스템</w:t>
             </w:r>
           </w:p>
         </w:tc>
@@ -794,7 +808,7 @@
                 <w:sz w:val="18"/>
                 <w:szCs w:val="18"/>
               </w:rPr>
-              <w:t xml:space="preserve">최근 24시간 API 오류 건수</w:t>
+              <w:t>AI 회귀 시험 · 환각 응답 · 최근 실행. 카드를 누르면 해당 화면으로 이동하고, 아래 「최근 활동」이 모든 역할의 변경사항을 시간순으로 보여준다</w:t>
             </w:r>
           </w:p>
         </w:tc>
@@ -806,13 +820,9 @@
       </w:r>
     </w:p>
     <w:p>
-      <w:r>
-        <w:br w:type="page"/>
-      </w:r>
-    </w:p>
-    <w:p>
       <w:pPr>
         <w:pStyle w:val="Heading1"/>
+        <w:pageBreakBefore/>
         <w:spacing w:after="120" w:before="360"/>
       </w:pPr>
       <w:r>
@@ -830,6 +840,7 @@
     <w:p>
       <w:pPr>
         <w:pStyle w:val="Heading2"/>
+        <w:keepNext/>
         <w:spacing w:after="80" w:before="240"/>
       </w:pPr>
       <w:r>
@@ -847,9 +858,10 @@
     <w:p>
       <w:pPr>
         <w:pStyle w:val="ListParagraph"/>
+        <w:keepNext/>
         <w:numPr>
           <w:ilvl w:val="0"/>
-          <w:numId w:val="2"/>
+          <w:numId w:val="29"/>
         </w:numPr>
         <w:spacing w:after="40" w:before="40"/>
       </w:pPr>
@@ -859,15 +871,16 @@
           <w:sz w:val="20"/>
           <w:szCs w:val="20"/>
         </w:rPr>
-        <w:t xml:space="preserve">/admin/patients 접속</w:t>
+        <w:t>/admin/inquiries 접속</w:t>
       </w:r>
     </w:p>
     <w:p>
       <w:pPr>
         <w:pStyle w:val="ListParagraph"/>
+        <w:keepNext/>
         <w:numPr>
           <w:ilvl w:val="0"/>
-          <w:numId w:val="2"/>
+          <w:numId w:val="29"/>
         </w:numPr>
         <w:spacing w:after="40" w:before="40"/>
       </w:pPr>
@@ -877,15 +890,16 @@
           <w:sz w:val="20"/>
           <w:szCs w:val="20"/>
         </w:rPr>
-        <w:t xml:space="preserve">검색 필터: 국가, 암종, 인테이크 상태, 등록일</w:t>
+        <w:t>문의를 국가·암종·상태로 좁혀 본다</w:t>
       </w:r>
     </w:p>
     <w:p>
       <w:pPr>
         <w:pStyle w:val="ListParagraph"/>
+        <w:keepNext/>
         <w:numPr>
           <w:ilvl w:val="0"/>
-          <w:numId w:val="2"/>
+          <w:numId w:val="29"/>
         </w:numPr>
         <w:spacing w:after="40" w:before="40"/>
       </w:pPr>
@@ -895,15 +909,16 @@
           <w:sz w:val="20"/>
           <w:szCs w:val="20"/>
         </w:rPr>
-        <w:t xml:space="preserve">환자 클릭 시 전체 인테이크·상담·문서 이력 확인</w:t>
+        <w:t>문의를 누르면 케이스 상세로 들어가 접수 내용·서류·상담·소견 이력을 본다. 가입 회원 목록은 [파트너·회원 › 환자 회원]에서 따로 본다</w:t>
       </w:r>
     </w:p>
     <w:p>
       <w:pPr>
         <w:pStyle w:val="ListParagraph"/>
+        <w:keepNext/>
         <w:numPr>
           <w:ilvl w:val="0"/>
-          <w:numId w:val="2"/>
+          <w:numId w:val="29"/>
         </w:numPr>
         <w:spacing w:after="40" w:before="40"/>
       </w:pPr>
@@ -930,7 +945,7 @@
           <w:sz w:val="18"/>
           <w:szCs w:val="18"/>
         </w:rPr>
-        <w:t xml:space="preserve">  [화면: /admin/patients 페이지]</w:t>
+        <w:t xml:space="preserve">  [화면: /admin/inquiries 페이지: 문의 관리]</w:t>
       </w:r>
     </w:p>
     <w:p>
@@ -960,6 +975,7 @@
     <w:p>
       <w:pPr>
         <w:pStyle w:val="Heading2"/>
+        <w:keepNext/>
         <w:spacing w:after="80" w:before="240"/>
       </w:pPr>
       <w:r>
@@ -977,9 +993,10 @@
     <w:p>
       <w:pPr>
         <w:pStyle w:val="ListParagraph"/>
+        <w:keepNext/>
         <w:numPr>
           <w:ilvl w:val="0"/>
-          <w:numId w:val="2"/>
+          <w:numId w:val="30"/>
         </w:numPr>
         <w:spacing w:after="40" w:before="40"/>
       </w:pPr>
@@ -989,15 +1006,16 @@
           <w:sz w:val="20"/>
           <w:szCs w:val="20"/>
         </w:rPr>
-        <w:t xml:space="preserve">/admin/sessions 접속</w:t>
+        <w:t>/admin/consultations 접속</w:t>
       </w:r>
     </w:p>
     <w:p>
       <w:pPr>
         <w:pStyle w:val="ListParagraph"/>
+        <w:keepNext/>
         <w:numPr>
           <w:ilvl w:val="0"/>
-          <w:numId w:val="2"/>
+          <w:numId w:val="30"/>
         </w:numPr>
         <w:spacing w:after="40" w:before="40"/>
       </w:pPr>
@@ -1013,9 +1031,10 @@
     <w:p>
       <w:pPr>
         <w:pStyle w:val="ListParagraph"/>
+        <w:keepNext/>
         <w:numPr>
           <w:ilvl w:val="0"/>
-          <w:numId w:val="2"/>
+          <w:numId w:val="30"/>
         </w:numPr>
         <w:spacing w:after="40" w:before="40"/>
       </w:pPr>
@@ -1031,9 +1050,10 @@
     <w:p>
       <w:pPr>
         <w:pStyle w:val="ListParagraph"/>
+        <w:keepNext/>
         <w:numPr>
           <w:ilvl w:val="0"/>
-          <w:numId w:val="2"/>
+          <w:numId w:val="30"/>
         </w:numPr>
         <w:spacing w:after="40" w:before="40"/>
       </w:pPr>
@@ -1060,7 +1080,7 @@
           <w:sz w:val="18"/>
           <w:szCs w:val="18"/>
         </w:rPr>
-        <w:t xml:space="preserve">  [화면: /admin/sessions 페이지]</w:t>
+        <w:t xml:space="preserve">  [화면: /admin/consultations 페이지: 상담 관리]</w:t>
       </w:r>
     </w:p>
     <w:p>
@@ -1107,6 +1127,7 @@
     <w:p>
       <w:pPr>
         <w:pStyle w:val="Heading3"/>
+        <w:keepNext/>
         <w:spacing w:after="60" w:before="160"/>
       </w:pPr>
       <w:r>
@@ -1124,9 +1145,10 @@
     <w:p>
       <w:pPr>
         <w:pStyle w:val="ListParagraph"/>
+        <w:keepNext/>
         <w:numPr>
           <w:ilvl w:val="0"/>
-          <w:numId w:val="2"/>
+          <w:numId w:val="31"/>
         </w:numPr>
         <w:spacing w:after="40" w:before="40"/>
       </w:pPr>
@@ -1136,7 +1158,26 @@
           <w:sz w:val="20"/>
           <w:szCs w:val="20"/>
         </w:rPr>
-        <w:t xml:space="preserve">/admin/users 접속 후 [새 사용자 추가] 클릭</w:t>
+        <w:t>[파트너·회원 › 직원(코디) 계정] 메뉴 클릭 (/admin/staff)</w:t>
+      </w:r>
+    </w:p>
+    <w:p>
+      <w:pPr>
+        <w:pStyle w:val="ListParagraph"/>
+        <w:keepNext/>
+        <w:numPr>
+          <w:ilvl w:val="0"/>
+          <w:numId w:val="31"/>
+        </w:numPr>
+        <w:spacing w:after="40" w:before="40"/>
+      </w:pPr>
+      <w:r>
+        <w:rPr>
+          <w:rFonts w:ascii="맑은 고딕" w:cs="맑은 고딕" w:eastAsia="맑은 고딕" w:hAnsi="맑은 고딕"/>
+          <w:sz w:val="20"/>
+          <w:szCs w:val="20"/>
+        </w:rPr>
+        <w:t>이름·이메일을 넣고 역할을 「코디네이터」로 둔다. 임시 비밀번호는 비우면 자동 생성된다</w:t>
       </w:r>
     </w:p>
     <w:p>
@@ -1144,7 +1185,7 @@
         <w:pStyle w:val="ListParagraph"/>
         <w:numPr>
           <w:ilvl w:val="0"/>
-          <w:numId w:val="2"/>
+          <w:numId w:val="31"/>
         </w:numPr>
         <w:spacing w:after="40" w:before="40"/>
       </w:pPr>
@@ -1154,30 +1195,13 @@
           <w:sz w:val="20"/>
           <w:szCs w:val="20"/>
         </w:rPr>
-        <w:t xml:space="preserve">이메일 입력 후 역할 선택: coordinator</w:t>
-      </w:r>
-    </w:p>
-    <w:p>
-      <w:pPr>
-        <w:pStyle w:val="ListParagraph"/>
-        <w:numPr>
-          <w:ilvl w:val="0"/>
-          <w:numId w:val="2"/>
-        </w:numPr>
-        <w:spacing w:after="40" w:before="40"/>
-      </w:pPr>
-      <w:r>
-        <w:rPr>
-          <w:rFonts w:ascii="맑은 고딕" w:cs="맑은 고딕" w:eastAsia="맑은 고딕" w:hAnsi="맑은 고딕"/>
-          <w:sz w:val="20"/>
-          <w:szCs w:val="20"/>
-        </w:rPr>
-        <w:t xml:space="preserve">임시 비밀번호 발급 및 초대 이메일 발송</w:t>
+        <w:t>[계정 생성 / 역할 부여]를 누른다. 초대 메일이 나가는 것이 아니라, 나온 이메일과 임시 비밀번호를 직원에게 직접 전달하면 본인이 바꾼다</w:t>
       </w:r>
     </w:p>
     <w:p>
       <w:pPr>
         <w:pStyle w:val="Heading3"/>
+        <w:keepNext/>
         <w:spacing w:after="60" w:before="160"/>
       </w:pPr>
       <w:r>
@@ -1195,9 +1219,10 @@
     <w:p>
       <w:pPr>
         <w:pStyle w:val="ListParagraph"/>
+        <w:keepNext/>
         <w:numPr>
           <w:ilvl w:val="0"/>
-          <w:numId w:val="2"/>
+          <w:numId w:val="32"/>
         </w:numPr>
         <w:spacing w:after="40" w:before="40"/>
       </w:pPr>
@@ -1207,7 +1232,7 @@
           <w:sz w:val="20"/>
           <w:szCs w:val="20"/>
         </w:rPr>
-        <w:t xml:space="preserve">사용자 목록에서 계정 선택 후 [역할 변경]</w:t>
+        <w:t>「등록된 직원」 목록에서 [수정]을 누른다. 같은 줄에 [비밀번호 초기화]·[비활성화]도 있다</w:t>
       </w:r>
     </w:p>
     <w:p>
@@ -1215,7 +1240,7 @@
         <w:pStyle w:val="ListParagraph"/>
         <w:numPr>
           <w:ilvl w:val="0"/>
-          <w:numId w:val="2"/>
+          <w:numId w:val="32"/>
         </w:numPr>
         <w:spacing w:after="40" w:before="40"/>
       </w:pPr>
@@ -1225,7 +1250,7 @@
           <w:sz w:val="20"/>
           <w:szCs w:val="20"/>
         </w:rPr>
-        <w:t xml:space="preserve">역할: patient / coordinator / admin / partner_hospital</w:t>
+        <w:t>의사는 계정이 없다. 상담방 초대링크로 참여한다. 국내 의료기관·해외 에이전시·해외 의료기관은 [에이전시·클리닉]·[제휴 병원] 메뉴에서 따로 관리한다</w:t>
       </w:r>
     </w:p>
     <w:p>
@@ -1248,13 +1273,9 @@
       </w:r>
     </w:p>
     <w:p>
-      <w:r>
-        <w:br w:type="page"/>
-      </w:r>
-    </w:p>
-    <w:p>
       <w:pPr>
         <w:pStyle w:val="Heading1"/>
+        <w:pageBreakBefore/>
         <w:spacing w:after="120" w:before="360"/>
       </w:pPr>
       <w:r>
@@ -1296,7 +1317,7 @@
           <w:sz w:val="20"/>
           <w:szCs w:val="20"/>
         </w:rPr>
-        <w:t xml:space="preserve">신규 인테이크 수신 시 코디네이터 배정 흐름:</w:t>
+        <w:t>환자 수신 시 코디네이터 배정 흐름:</w:t>
       </w:r>
     </w:p>
     <w:p>
@@ -1341,6 +1362,7 @@
           </w:tcPr>
           <w:p>
             <w:pPr>
+              <w:keepNext/>
               <w:jc w:val="center"/>
             </w:pPr>
             <w:r>
@@ -1375,6 +1397,7 @@
           </w:tcPr>
           <w:p>
             <w:pPr>
+              <w:keepNext/>
               <w:jc w:val="center"/>
             </w:pPr>
             <w:r>
@@ -1409,6 +1432,7 @@
           </w:tcPr>
           <w:p>
             <w:pPr>
+              <w:keepNext/>
               <w:jc w:val="center"/>
             </w:pPr>
             <w:r>
@@ -1445,6 +1469,7 @@
           </w:tcPr>
           <w:p>
             <w:pPr>
+              <w:keepNext/>
               <w:jc w:val="left"/>
             </w:pPr>
             <w:r>
@@ -1478,6 +1503,7 @@
           </w:tcPr>
           <w:p>
             <w:pPr>
+              <w:keepNext/>
               <w:jc w:val="left"/>
             </w:pPr>
             <w:r>
@@ -1511,17 +1537,18 @@
           </w:tcPr>
           <w:p>
             <w:pPr>
-              <w:jc w:val="left"/>
-            </w:pPr>
-            <w:r>
-              <w:rPr>
-                <w:rFonts w:ascii="맑은 고딕" w:cs="맑은 고딕" w:eastAsia="맑은 고딕" w:hAnsi="맑은 고딕"/>
-                <w:b w:val="false"/>
-                <w:bCs w:val="false"/>
-                <w:sz w:val="18"/>
-                <w:szCs w:val="18"/>
-              </w:rPr>
-              <w:t xml:space="preserve">/admin 대시보드 신규 인테이크 알림 확인</w:t>
+              <w:keepNext/>
+              <w:jc w:val="left"/>
+            </w:pPr>
+            <w:r>
+              <w:rPr>
+                <w:rFonts w:ascii="맑은 고딕" w:cs="맑은 고딕" w:eastAsia="맑은 고딕" w:hAnsi="맑은 고딕"/>
+                <w:b w:val="false"/>
+                <w:bCs w:val="false"/>
+                <w:sz w:val="18"/>
+                <w:szCs w:val="18"/>
+              </w:rPr>
+              <w:t>/admin 대시보드 환자 알림 확인</w:t>
             </w:r>
           </w:p>
         </w:tc>
@@ -1546,6 +1573,7 @@
           </w:tcPr>
           <w:p>
             <w:pPr>
+              <w:keepNext/>
               <w:jc w:val="left"/>
             </w:pPr>
             <w:r>
@@ -1579,6 +1607,7 @@
           </w:tcPr>
           <w:p>
             <w:pPr>
+              <w:keepNext/>
               <w:jc w:val="left"/>
             </w:pPr>
             <w:r>
@@ -1612,6 +1641,7 @@
           </w:tcPr>
           <w:p>
             <w:pPr>
+              <w:keepNext/>
               <w:jc w:val="left"/>
             </w:pPr>
             <w:r>
@@ -1647,6 +1677,7 @@
           </w:tcPr>
           <w:p>
             <w:pPr>
+              <w:keepNext/>
               <w:jc w:val="left"/>
             </w:pPr>
             <w:r>
@@ -1680,6 +1711,7 @@
           </w:tcPr>
           <w:p>
             <w:pPr>
+              <w:keepNext/>
               <w:jc w:val="left"/>
             </w:pPr>
             <w:r>
@@ -1713,6 +1745,7 @@
           </w:tcPr>
           <w:p>
             <w:pPr>
+              <w:keepNext/>
               <w:jc w:val="left"/>
             </w:pPr>
             <w:r>
@@ -1748,6 +1781,7 @@
           </w:tcPr>
           <w:p>
             <w:pPr>
+              <w:keepNext/>
               <w:jc w:val="left"/>
             </w:pPr>
             <w:r>
@@ -1781,6 +1815,7 @@
           </w:tcPr>
           <w:p>
             <w:pPr>
+              <w:keepNext/>
               <w:jc w:val="left"/>
             </w:pPr>
             <w:r>
@@ -1814,6 +1849,7 @@
           </w:tcPr>
           <w:p>
             <w:pPr>
+              <w:keepNext/>
               <w:jc w:val="left"/>
             </w:pPr>
             <w:r>
@@ -1939,6 +1975,7 @@
     <w:p>
       <w:pPr>
         <w:pStyle w:val="Heading2"/>
+        <w:keepNext/>
         <w:spacing w:after="80" w:before="240"/>
       </w:pPr>
       <w:r>
@@ -1956,9 +1993,10 @@
     <w:p>
       <w:pPr>
         <w:pStyle w:val="ListParagraph"/>
+        <w:keepNext/>
         <w:numPr>
           <w:ilvl w:val="0"/>
-          <w:numId w:val="3"/>
+          <w:numId w:val="33"/>
         </w:numPr>
         <w:spacing w:after="40" w:before="40"/>
       </w:pPr>
@@ -1969,6 +2007,25 @@
           <w:szCs w:val="20"/>
         </w:rPr>
         <w:t xml:space="preserve">코디네이터 1인 최대 동시 담당 건수: 15건 권장</w:t>
+      </w:r>
+    </w:p>
+    <w:p>
+      <w:pPr>
+        <w:pStyle w:val="ListParagraph"/>
+        <w:keepNext/>
+        <w:numPr>
+          <w:ilvl w:val="0"/>
+          <w:numId w:val="33"/>
+        </w:numPr>
+        <w:spacing w:after="40" w:before="40"/>
+      </w:pPr>
+      <w:r>
+        <w:rPr>
+          <w:rFonts w:ascii="맑은 고딕" w:cs="맑은 고딕" w:eastAsia="맑은 고딕" w:hAnsi="맑은 고딕"/>
+          <w:sz w:val="20"/>
+          <w:szCs w:val="20"/>
+        </w:rPr>
+        <w:t xml:space="preserve">언어 매칭 우선: 환자 사용 언어와 코디네이터 구사 언어 일치</w:t>
       </w:r>
     </w:p>
     <w:p>
@@ -1976,7 +2033,7 @@
         <w:pStyle w:val="ListParagraph"/>
         <w:numPr>
           <w:ilvl w:val="0"/>
-          <w:numId w:val="3"/>
+          <w:numId w:val="33"/>
         </w:numPr>
         <w:spacing w:after="40" w:before="40"/>
       </w:pPr>
@@ -1986,35 +2043,13 @@
           <w:sz w:val="20"/>
           <w:szCs w:val="20"/>
         </w:rPr>
-        <w:t xml:space="preserve">언어 매칭 우선: 환자 사용 언어와 코디네이터 구사 언어 일치</w:t>
-      </w:r>
-    </w:p>
-    <w:p>
-      <w:pPr>
-        <w:pStyle w:val="ListParagraph"/>
-        <w:numPr>
-          <w:ilvl w:val="0"/>
-          <w:numId w:val="3"/>
-        </w:numPr>
-        <w:spacing w:after="40" w:before="40"/>
-      </w:pPr>
-      <w:r>
-        <w:rPr>
-          <w:rFonts w:ascii="맑은 고딕" w:cs="맑은 고딕" w:eastAsia="맑은 고딕" w:hAnsi="맑은 고딕"/>
-          <w:sz w:val="20"/>
-          <w:szCs w:val="20"/>
-        </w:rPr>
         <w:t xml:space="preserve">암종별 전문성 고려: 동일 코디네이터에게 반복 배정 시 전문성 축적</w:t>
       </w:r>
     </w:p>
     <w:p>
-      <w:r>
-        <w:br w:type="page"/>
-      </w:r>
-    </w:p>
-    <w:p>
       <w:pPr>
         <w:pStyle w:val="Heading1"/>
+        <w:pageBreakBefore/>
         <w:spacing w:after="120" w:before="360"/>
       </w:pPr>
       <w:r>
@@ -2032,6 +2067,7 @@
     <w:p>
       <w:pPr>
         <w:pStyle w:val="Heading2"/>
+        <w:keepNext/>
         <w:spacing w:after="80" w:before="240"/>
       </w:pPr>
       <w:r>
@@ -2049,9 +2085,10 @@
     <w:p>
       <w:pPr>
         <w:pStyle w:val="ListParagraph"/>
+        <w:keepNext/>
         <w:numPr>
           <w:ilvl w:val="0"/>
-          <w:numId w:val="2"/>
+          <w:numId w:val="34"/>
         </w:numPr>
         <w:spacing w:after="40" w:before="40"/>
       </w:pPr>
@@ -2061,15 +2098,16 @@
           <w:sz w:val="20"/>
           <w:szCs w:val="20"/>
         </w:rPr>
-        <w:t xml:space="preserve">/admin/statistics 접속</w:t>
+        <w:t>/admin/khidi/conversion 접속</w:t>
       </w:r>
     </w:p>
     <w:p>
       <w:pPr>
         <w:pStyle w:val="ListParagraph"/>
+        <w:keepNext/>
         <w:numPr>
           <w:ilvl w:val="0"/>
-          <w:numId w:val="2"/>
+          <w:numId w:val="34"/>
         </w:numPr>
         <w:spacing w:after="40" w:before="40"/>
       </w:pPr>
@@ -2079,7 +2117,7 @@
           <w:sz w:val="20"/>
           <w:szCs w:val="20"/>
         </w:rPr>
-        <w:t xml:space="preserve">기간 선택 후 KPI 현황 확인</w:t>
+        <w:t>유치·상담·사후관리·만족도가 목표 대비 자동 집계된다. 아래 [북극성 지표]·[유치 전환 상세]·[환자 만족도]·[증빙 산출물]로 더 파고든다</w:t>
       </w:r>
     </w:p>
     <w:p>
@@ -2096,7 +2134,7 @@
           <w:sz w:val="18"/>
           <w:szCs w:val="18"/>
         </w:rPr>
-        <w:t xml:space="preserve">  [화면: /admin/statistics 페이지]</w:t>
+        <w:t xml:space="preserve">  [화면: /admin/khidi/kpi-dashboard 페이지: KHIDI 리포트]</w:t>
       </w:r>
     </w:p>
     <w:p>
@@ -2140,6 +2178,7 @@
           </w:tcPr>
           <w:p>
             <w:pPr>
+              <w:keepNext/>
               <w:jc w:val="center"/>
             </w:pPr>
             <w:r>
@@ -2174,6 +2213,7 @@
           </w:tcPr>
           <w:p>
             <w:pPr>
+              <w:keepNext/>
               <w:jc w:val="center"/>
             </w:pPr>
             <w:r>
@@ -2210,6 +2250,7 @@
           </w:tcPr>
           <w:p>
             <w:pPr>
+              <w:keepNext/>
               <w:jc w:val="left"/>
             </w:pPr>
             <w:r>
@@ -2243,6 +2284,7 @@
           </w:tcPr>
           <w:p>
             <w:pPr>
+              <w:keepNext/>
               <w:jc w:val="left"/>
             </w:pPr>
             <w:r>
@@ -2278,6 +2320,7 @@
           </w:tcPr>
           <w:p>
             <w:pPr>
+              <w:keepNext/>
               <w:jc w:val="left"/>
             </w:pPr>
             <w:r>
@@ -2311,6 +2354,7 @@
           </w:tcPr>
           <w:p>
             <w:pPr>
+              <w:keepNext/>
               <w:jc w:val="left"/>
             </w:pPr>
             <w:r>
@@ -2346,6 +2390,7 @@
           </w:tcPr>
           <w:p>
             <w:pPr>
+              <w:keepNext/>
               <w:jc w:val="left"/>
             </w:pPr>
             <w:r>
@@ -2379,6 +2424,7 @@
           </w:tcPr>
           <w:p>
             <w:pPr>
+              <w:keepNext/>
               <w:jc w:val="left"/>
             </w:pPr>
             <w:r>
@@ -2414,6 +2460,7 @@
           </w:tcPr>
           <w:p>
             <w:pPr>
+              <w:keepNext/>
               <w:jc w:val="left"/>
             </w:pPr>
             <w:r>
@@ -2447,6 +2494,7 @@
           </w:tcPr>
           <w:p>
             <w:pPr>
+              <w:keepNext/>
               <w:jc w:val="left"/>
             </w:pPr>
             <w:r>
@@ -2539,6 +2587,7 @@
     <w:p>
       <w:pPr>
         <w:pStyle w:val="Heading2"/>
+        <w:keepNext/>
         <w:spacing w:after="80" w:before="240"/>
       </w:pPr>
       <w:r>
@@ -2556,9 +2605,10 @@
     <w:p>
       <w:pPr>
         <w:pStyle w:val="ListParagraph"/>
+        <w:keepNext/>
         <w:numPr>
           <w:ilvl w:val="0"/>
-          <w:numId w:val="2"/>
+          <w:numId w:val="35"/>
         </w:numPr>
         <w:spacing w:after="40" w:before="40"/>
       </w:pPr>
@@ -2568,7 +2618,45 @@
           <w:sz w:val="20"/>
           <w:szCs w:val="20"/>
         </w:rPr>
-        <w:t xml:space="preserve">/admin/reports 접속</w:t>
+        <w:t>[홈 › KHIDI 리포트 › 증빙 산출물] 열기 (/admin/khidi/evidence)</w:t>
+      </w:r>
+    </w:p>
+    <w:p>
+      <w:pPr>
+        <w:pStyle w:val="ListParagraph"/>
+        <w:keepNext/>
+        <w:numPr>
+          <w:ilvl w:val="0"/>
+          <w:numId w:val="35"/>
+        </w:numPr>
+        <w:spacing w:after="40" w:before="40"/>
+      </w:pPr>
+      <w:r>
+        <w:rPr>
+          <w:rFonts w:ascii="맑은 고딕" w:cs="맑은 고딕" w:eastAsia="맑은 고딕" w:hAnsi="맑은 고딕"/>
+          <w:sz w:val="20"/>
+          <w:szCs w:val="20"/>
+        </w:rPr>
+        <w:t>보고 기간을 고른다</w:t>
+      </w:r>
+    </w:p>
+    <w:p>
+      <w:pPr>
+        <w:pStyle w:val="ListParagraph"/>
+        <w:keepNext/>
+        <w:numPr>
+          <w:ilvl w:val="0"/>
+          <w:numId w:val="35"/>
+        </w:numPr>
+        <w:spacing w:after="40" w:before="40"/>
+      </w:pPr>
+      <w:r>
+        <w:rPr>
+          <w:rFonts w:ascii="맑은 고딕" w:cs="맑은 고딕" w:eastAsia="맑은 고딕" w:hAnsi="맑은 고딕"/>
+          <w:sz w:val="20"/>
+          <w:szCs w:val="20"/>
+        </w:rPr>
+        <w:t>[리포트 다운로드] 클릭: CSV 또는 PDF 형식</w:t>
       </w:r>
     </w:p>
     <w:p>
@@ -2576,7 +2664,7 @@
         <w:pStyle w:val="ListParagraph"/>
         <w:numPr>
           <w:ilvl w:val="0"/>
-          <w:numId w:val="2"/>
+          <w:numId w:val="35"/>
         </w:numPr>
         <w:spacing w:after="40" w:before="40"/>
       </w:pPr>
@@ -2586,43 +2674,7 @@
           <w:sz w:val="20"/>
           <w:szCs w:val="20"/>
         </w:rPr>
-        <w:t xml:space="preserve">보고 기간 선택 (월별 / 분기별)</w:t>
-      </w:r>
-    </w:p>
-    <w:p>
-      <w:pPr>
-        <w:pStyle w:val="ListParagraph"/>
-        <w:numPr>
-          <w:ilvl w:val="0"/>
-          <w:numId w:val="2"/>
-        </w:numPr>
-        <w:spacing w:after="40" w:before="40"/>
-      </w:pPr>
-      <w:r>
-        <w:rPr>
-          <w:rFonts w:ascii="맑은 고딕" w:cs="맑은 고딕" w:eastAsia="맑은 고딕" w:hAnsi="맑은 고딕"/>
-          <w:sz w:val="20"/>
-          <w:szCs w:val="20"/>
-        </w:rPr>
-        <w:t>[리포트 다운로드] 클릭: CSV 또는 PDF 형식</w:t>
-      </w:r>
-    </w:p>
-    <w:p>
-      <w:pPr>
-        <w:pStyle w:val="ListParagraph"/>
-        <w:numPr>
-          <w:ilvl w:val="0"/>
-          <w:numId w:val="2"/>
-        </w:numPr>
-        <w:spacing w:after="40" w:before="40"/>
-      </w:pPr>
-      <w:r>
-        <w:rPr>
-          <w:rFonts w:ascii="맑은 고딕" w:cs="맑은 고딕" w:eastAsia="맑은 고딕" w:hAnsi="맑은 고딕"/>
-          <w:sz w:val="20"/>
-          <w:szCs w:val="20"/>
-        </w:rPr>
-        <w:t xml:space="preserve">다운로드한 데이터로 04_중간보고서 및 05_최종보고서 실적 수치 갱신</w:t>
+        <w:t>내려받은 데이터로 중간·최종 보고서(KHIDI 지정 양식) 실적 수치를 갱신한다</w:t>
       </w:r>
     </w:p>
     <w:p>
@@ -2645,13 +2697,9 @@
       </w:r>
     </w:p>
     <w:p>
-      <w:r>
-        <w:br w:type="page"/>
-      </w:r>
-    </w:p>
-    <w:p>
       <w:pPr>
         <w:pStyle w:val="Heading1"/>
+        <w:pageBreakBefore/>
         <w:spacing w:after="120" w:before="360"/>
       </w:pPr>
       <w:r>
@@ -2669,6 +2717,7 @@
     <w:p>
       <w:pPr>
         <w:pStyle w:val="Heading2"/>
+        <w:keepNext/>
         <w:spacing w:after="80" w:before="240"/>
       </w:pPr>
       <w:r>
@@ -2686,9 +2735,10 @@
     <w:p>
       <w:pPr>
         <w:pStyle w:val="ListParagraph"/>
+        <w:keepNext/>
         <w:numPr>
           <w:ilvl w:val="0"/>
-          <w:numId w:val="2"/>
+          <w:numId w:val="36"/>
         </w:numPr>
         <w:spacing w:after="40" w:before="40"/>
       </w:pPr>
@@ -2699,6 +2749,44 @@
           <w:szCs w:val="20"/>
         </w:rPr>
         <w:t xml:space="preserve">Vercel 대시보드(vercel.com) 접속 → 프로젝트 healo-khidi</w:t>
+      </w:r>
+    </w:p>
+    <w:p>
+      <w:pPr>
+        <w:pStyle w:val="ListParagraph"/>
+        <w:keepNext/>
+        <w:numPr>
+          <w:ilvl w:val="0"/>
+          <w:numId w:val="36"/>
+        </w:numPr>
+        <w:spacing w:after="40" w:before="40"/>
+      </w:pPr>
+      <w:r>
+        <w:rPr>
+          <w:rFonts w:ascii="맑은 고딕" w:cs="맑은 고딕" w:eastAsia="맑은 고딕" w:hAnsi="맑은 고딕"/>
+          <w:sz w:val="20"/>
+          <w:szCs w:val="20"/>
+        </w:rPr>
+        <w:t xml:space="preserve">Deployments 탭: 최신 배포 상태 확인 (Ready / Error / Building)</w:t>
+      </w:r>
+    </w:p>
+    <w:p>
+      <w:pPr>
+        <w:pStyle w:val="ListParagraph"/>
+        <w:keepNext/>
+        <w:numPr>
+          <w:ilvl w:val="0"/>
+          <w:numId w:val="36"/>
+        </w:numPr>
+        <w:spacing w:after="40" w:before="40"/>
+      </w:pPr>
+      <w:r>
+        <w:rPr>
+          <w:rFonts w:ascii="맑은 고딕" w:cs="맑은 고딕" w:eastAsia="맑은 고딕" w:hAnsi="맑은 고딕"/>
+          <w:sz w:val="20"/>
+          <w:szCs w:val="20"/>
+        </w:rPr>
+        <w:t xml:space="preserve">Functions 탭: Serverless API 실행 시간 및 오류 확인</w:t>
       </w:r>
     </w:p>
     <w:p>
@@ -2706,43 +2794,7 @@
         <w:pStyle w:val="ListParagraph"/>
         <w:numPr>
           <w:ilvl w:val="0"/>
-          <w:numId w:val="2"/>
-        </w:numPr>
-        <w:spacing w:after="40" w:before="40"/>
-      </w:pPr>
-      <w:r>
-        <w:rPr>
-          <w:rFonts w:ascii="맑은 고딕" w:cs="맑은 고딕" w:eastAsia="맑은 고딕" w:hAnsi="맑은 고딕"/>
-          <w:sz w:val="20"/>
-          <w:szCs w:val="20"/>
-        </w:rPr>
-        <w:t xml:space="preserve">Deployments 탭: 최신 배포 상태 확인 (Ready / Error / Building)</w:t>
-      </w:r>
-    </w:p>
-    <w:p>
-      <w:pPr>
-        <w:pStyle w:val="ListParagraph"/>
-        <w:numPr>
-          <w:ilvl w:val="0"/>
-          <w:numId w:val="2"/>
-        </w:numPr>
-        <w:spacing w:after="40" w:before="40"/>
-      </w:pPr>
-      <w:r>
-        <w:rPr>
-          <w:rFonts w:ascii="맑은 고딕" w:cs="맑은 고딕" w:eastAsia="맑은 고딕" w:hAnsi="맑은 고딕"/>
-          <w:sz w:val="20"/>
-          <w:szCs w:val="20"/>
-        </w:rPr>
-        <w:t xml:space="preserve">Functions 탭: Serverless API 실행 시간 및 오류 확인</w:t>
-      </w:r>
-    </w:p>
-    <w:p>
-      <w:pPr>
-        <w:pStyle w:val="ListParagraph"/>
-        <w:numPr>
-          <w:ilvl w:val="0"/>
-          <w:numId w:val="2"/>
+          <w:numId w:val="36"/>
         </w:numPr>
         <w:spacing w:after="40" w:before="40"/>
       </w:pPr>
@@ -2771,7 +2823,7 @@
           <w:sz w:val="18"/>
           <w:szCs w:val="18"/>
         </w:rPr>
-        <w:t xml:space="preserve">  Vercel 배포 트리거: main 브랜치 push 시 자동. 수동 재배포: [Redeploy] 버튼.</w:t>
+        <w:t xml:space="preserve">  Vercel 배포 트리거: 하루 한 번(KST 15시) Daily Deploy 창구가 main 을 production 브랜치로 밀 때만 빌드된다. main 에 합쳤다고 바로 실서비스에 나가지 않는다.</w:t>
       </w:r>
     </w:p>
     <w:p>
@@ -2782,6 +2834,7 @@
     <w:p>
       <w:pPr>
         <w:pStyle w:val="Heading2"/>
+        <w:keepNext/>
         <w:spacing w:after="80" w:before="240"/>
       </w:pPr>
       <w:r>
@@ -2799,9 +2852,10 @@
     <w:p>
       <w:pPr>
         <w:pStyle w:val="ListParagraph"/>
+        <w:keepNext/>
         <w:numPr>
           <w:ilvl w:val="0"/>
-          <w:numId w:val="2"/>
+          <w:numId w:val="37"/>
         </w:numPr>
         <w:spacing w:after="40" w:before="40"/>
       </w:pPr>
@@ -2812,6 +2866,44 @@
           <w:szCs w:val="20"/>
         </w:rPr>
         <w:t xml:space="preserve">Supabase 대시보드(supabase.com) → 프로젝트 hvwwlkawaxabhtumjhrg</w:t>
+      </w:r>
+    </w:p>
+    <w:p>
+      <w:pPr>
+        <w:pStyle w:val="ListParagraph"/>
+        <w:keepNext/>
+        <w:numPr>
+          <w:ilvl w:val="0"/>
+          <w:numId w:val="37"/>
+        </w:numPr>
+        <w:spacing w:after="40" w:before="40"/>
+      </w:pPr>
+      <w:r>
+        <w:rPr>
+          <w:rFonts w:ascii="맑은 고딕" w:cs="맑은 고딕" w:eastAsia="맑은 고딕" w:hAnsi="맑은 고딕"/>
+          <w:sz w:val="20"/>
+          <w:szCs w:val="20"/>
+        </w:rPr>
+        <w:t xml:space="preserve">Database 탭: 연결 수, 쿼리 슬로우 로그 확인</w:t>
+      </w:r>
+    </w:p>
+    <w:p>
+      <w:pPr>
+        <w:pStyle w:val="ListParagraph"/>
+        <w:keepNext/>
+        <w:numPr>
+          <w:ilvl w:val="0"/>
+          <w:numId w:val="37"/>
+        </w:numPr>
+        <w:spacing w:after="40" w:before="40"/>
+      </w:pPr>
+      <w:r>
+        <w:rPr>
+          <w:rFonts w:ascii="맑은 고딕" w:cs="맑은 고딕" w:eastAsia="맑은 고딕" w:hAnsi="맑은 고딕"/>
+          <w:sz w:val="20"/>
+          <w:szCs w:val="20"/>
+        </w:rPr>
+        <w:t>Logs 탭: API/Auth/Storage 시스템 실시간 조회</w:t>
       </w:r>
     </w:p>
     <w:p>
@@ -2819,43 +2911,7 @@
         <w:pStyle w:val="ListParagraph"/>
         <w:numPr>
           <w:ilvl w:val="0"/>
-          <w:numId w:val="2"/>
-        </w:numPr>
-        <w:spacing w:after="40" w:before="40"/>
-      </w:pPr>
-      <w:r>
-        <w:rPr>
-          <w:rFonts w:ascii="맑은 고딕" w:cs="맑은 고딕" w:eastAsia="맑은 고딕" w:hAnsi="맑은 고딕"/>
-          <w:sz w:val="20"/>
-          <w:szCs w:val="20"/>
-        </w:rPr>
-        <w:t xml:space="preserve">Database 탭: 연결 수, 쿼리 슬로우 로그 확인</w:t>
-      </w:r>
-    </w:p>
-    <w:p>
-      <w:pPr>
-        <w:pStyle w:val="ListParagraph"/>
-        <w:numPr>
-          <w:ilvl w:val="0"/>
-          <w:numId w:val="2"/>
-        </w:numPr>
-        <w:spacing w:after="40" w:before="40"/>
-      </w:pPr>
-      <w:r>
-        <w:rPr>
-          <w:rFonts w:ascii="맑은 고딕" w:cs="맑은 고딕" w:eastAsia="맑은 고딕" w:hAnsi="맑은 고딕"/>
-          <w:sz w:val="20"/>
-          <w:szCs w:val="20"/>
-        </w:rPr>
-        <w:t xml:space="preserve">Logs 탭: API/Auth/Storage 오류 로그 실시간 조회</w:t>
-      </w:r>
-    </w:p>
-    <w:p>
-      <w:pPr>
-        <w:pStyle w:val="ListParagraph"/>
-        <w:numPr>
-          <w:ilvl w:val="0"/>
-          <w:numId w:val="2"/>
+          <w:numId w:val="37"/>
         </w:numPr>
         <w:spacing w:after="40" w:before="40"/>
       </w:pPr>
@@ -2884,7 +2940,7 @@
           <w:sz w:val="18"/>
           <w:szCs w:val="18"/>
         </w:rPr>
-        <w:t xml:space="preserve">  Supabase 무료 플랜 한도 초과 시 서비스 중단 위험. 월 1회 Usage 점검 필수.</w:t>
+        <w:t xml:space="preserve">  Supabase Pro 플랜 사용 중. 지출 상한을 넘기면 업로드부터 막히므로 월 1회 Usage 점검 필수.</w:t>
       </w:r>
     </w:p>
     <w:p>
@@ -2946,6 +3002,7 @@
           </w:tcPr>
           <w:p>
             <w:pPr>
+              <w:keepNext/>
               <w:jc w:val="center"/>
             </w:pPr>
             <w:r>
@@ -2980,6 +3037,7 @@
           </w:tcPr>
           <w:p>
             <w:pPr>
+              <w:keepNext/>
               <w:jc w:val="center"/>
             </w:pPr>
             <w:r>
@@ -3014,6 +3072,7 @@
           </w:tcPr>
           <w:p>
             <w:pPr>
+              <w:keepNext/>
               <w:jc w:val="center"/>
             </w:pPr>
             <w:r>
@@ -3050,6 +3109,7 @@
           </w:tcPr>
           <w:p>
             <w:pPr>
+              <w:keepNext/>
               <w:jc w:val="left"/>
             </w:pPr>
             <w:r>
@@ -3083,6 +3143,7 @@
           </w:tcPr>
           <w:p>
             <w:pPr>
+              <w:keepNext/>
               <w:jc w:val="left"/>
             </w:pPr>
             <w:r>
@@ -3116,6 +3177,7 @@
           </w:tcPr>
           <w:p>
             <w:pPr>
+              <w:keepNext/>
               <w:jc w:val="left"/>
             </w:pPr>
             <w:r>
@@ -3151,6 +3213,7 @@
           </w:tcPr>
           <w:p>
             <w:pPr>
+              <w:keepNext/>
               <w:jc w:val="left"/>
             </w:pPr>
             <w:r>
@@ -3184,6 +3247,7 @@
           </w:tcPr>
           <w:p>
             <w:pPr>
+              <w:keepNext/>
               <w:jc w:val="left"/>
             </w:pPr>
             <w:r>
@@ -3217,6 +3281,7 @@
           </w:tcPr>
           <w:p>
             <w:pPr>
+              <w:keepNext/>
               <w:jc w:val="left"/>
             </w:pPr>
             <w:r>
@@ -3252,6 +3317,7 @@
           </w:tcPr>
           <w:p>
             <w:pPr>
+              <w:keepNext/>
               <w:jc w:val="left"/>
             </w:pPr>
             <w:r>
@@ -3285,6 +3351,7 @@
           </w:tcPr>
           <w:p>
             <w:pPr>
+              <w:keepNext/>
               <w:jc w:val="left"/>
             </w:pPr>
             <w:r>
@@ -3318,6 +3385,7 @@
           </w:tcPr>
           <w:p>
             <w:pPr>
+              <w:keepNext/>
               <w:jc w:val="left"/>
             </w:pPr>
             <w:r>
@@ -3353,6 +3421,7 @@
           </w:tcPr>
           <w:p>
             <w:pPr>
+              <w:keepNext/>
               <w:jc w:val="left"/>
             </w:pPr>
             <w:r>
@@ -3386,6 +3455,7 @@
           </w:tcPr>
           <w:p>
             <w:pPr>
+              <w:keepNext/>
               <w:jc w:val="left"/>
             </w:pPr>
             <w:r>
@@ -3419,6 +3489,7 @@
           </w:tcPr>
           <w:p>
             <w:pPr>
+              <w:keepNext/>
               <w:jc w:val="left"/>
             </w:pPr>
             <w:r>
@@ -3537,13 +3608,9 @@
       </w:tr>
     </w:tbl>
     <w:p>
-      <w:r>
-        <w:br w:type="page"/>
-      </w:r>
-    </w:p>
-    <w:p>
       <w:pPr>
         <w:pStyle w:val="Heading1"/>
+        <w:pageBreakBefore/>
         <w:spacing w:after="120" w:before="360"/>
       </w:pPr>
       <w:r>
@@ -3612,6 +3679,7 @@
           </w:tcPr>
           <w:p>
             <w:pPr>
+              <w:keepNext/>
               <w:jc w:val="center"/>
             </w:pPr>
             <w:r>
@@ -3646,6 +3714,7 @@
           </w:tcPr>
           <w:p>
             <w:pPr>
+              <w:keepNext/>
               <w:jc w:val="center"/>
             </w:pPr>
             <w:r>
@@ -3680,6 +3749,7 @@
           </w:tcPr>
           <w:p>
             <w:pPr>
+              <w:keepNext/>
               <w:jc w:val="center"/>
             </w:pPr>
             <w:r>
@@ -3716,6 +3786,7 @@
           </w:tcPr>
           <w:p>
             <w:pPr>
+              <w:keepNext/>
               <w:jc w:val="left"/>
             </w:pPr>
             <w:r>
@@ -3749,6 +3820,7 @@
           </w:tcPr>
           <w:p>
             <w:pPr>
+              <w:keepNext/>
               <w:jc w:val="center"/>
             </w:pPr>
             <w:r>
@@ -3782,6 +3854,7 @@
           </w:tcPr>
           <w:p>
             <w:pPr>
+              <w:keepNext/>
               <w:jc w:val="left"/>
             </w:pPr>
             <w:r>
@@ -3817,6 +3890,7 @@
           </w:tcPr>
           <w:p>
             <w:pPr>
+              <w:keepNext/>
               <w:jc w:val="left"/>
             </w:pPr>
             <w:r>
@@ -3850,6 +3924,7 @@
           </w:tcPr>
           <w:p>
             <w:pPr>
+              <w:keepNext/>
               <w:jc w:val="center"/>
             </w:pPr>
             <w:r>
@@ -3883,6 +3958,7 @@
           </w:tcPr>
           <w:p>
             <w:pPr>
+              <w:keepNext/>
               <w:jc w:val="left"/>
             </w:pPr>
             <w:r>
@@ -3918,6 +3994,7 @@
           </w:tcPr>
           <w:p>
             <w:pPr>
+              <w:keepNext/>
               <w:jc w:val="left"/>
             </w:pPr>
             <w:r>
@@ -3951,6 +4028,7 @@
           </w:tcPr>
           <w:p>
             <w:pPr>
+              <w:keepNext/>
               <w:jc w:val="center"/>
             </w:pPr>
             <w:r>
@@ -3984,6 +4062,7 @@
           </w:tcPr>
           <w:p>
             <w:pPr>
+              <w:keepNext/>
               <w:jc w:val="left"/>
             </w:pPr>
             <w:r>
@@ -4126,6 +4205,7 @@
     <w:p>
       <w:pPr>
         <w:pStyle w:val="Heading3"/>
+        <w:keepNext/>
         <w:spacing w:after="60" w:before="160"/>
       </w:pPr>
       <w:r>
@@ -4143,9 +4223,10 @@
     <w:p>
       <w:pPr>
         <w:pStyle w:val="ListParagraph"/>
+        <w:keepNext/>
         <w:numPr>
           <w:ilvl w:val="0"/>
-          <w:numId w:val="2"/>
+          <w:numId w:val="38"/>
         </w:numPr>
         <w:spacing w:after="40" w:before="40"/>
       </w:pPr>
@@ -4156,6 +4237,25 @@
           <w:szCs w:val="20"/>
         </w:rPr>
         <w:t xml:space="preserve">Supabase 대시보드 → Settings → Database → Backups</w:t>
+      </w:r>
+    </w:p>
+    <w:p>
+      <w:pPr>
+        <w:pStyle w:val="ListParagraph"/>
+        <w:keepNext/>
+        <w:numPr>
+          <w:ilvl w:val="0"/>
+          <w:numId w:val="38"/>
+        </w:numPr>
+        <w:spacing w:after="40" w:before="40"/>
+      </w:pPr>
+      <w:r>
+        <w:rPr>
+          <w:rFonts w:ascii="맑은 고딕" w:cs="맑은 고딕" w:eastAsia="맑은 고딕" w:hAnsi="맑은 고딕"/>
+          <w:sz w:val="20"/>
+          <w:szCs w:val="20"/>
+        </w:rPr>
+        <w:t xml:space="preserve">복구할 시점 선택 후 [Restore to this point] 클릭</w:t>
       </w:r>
     </w:p>
     <w:p>
@@ -4163,25 +4263,7 @@
         <w:pStyle w:val="ListParagraph"/>
         <w:numPr>
           <w:ilvl w:val="0"/>
-          <w:numId w:val="2"/>
-        </w:numPr>
-        <w:spacing w:after="40" w:before="40"/>
-      </w:pPr>
-      <w:r>
-        <w:rPr>
-          <w:rFonts w:ascii="맑은 고딕" w:cs="맑은 고딕" w:eastAsia="맑은 고딕" w:hAnsi="맑은 고딕"/>
-          <w:sz w:val="20"/>
-          <w:szCs w:val="20"/>
-        </w:rPr>
-        <w:t xml:space="preserve">복구할 시점 선택 후 [Restore to this point] 클릭</w:t>
-      </w:r>
-    </w:p>
-    <w:p>
-      <w:pPr>
-        <w:pStyle w:val="ListParagraph"/>
-        <w:numPr>
-          <w:ilvl w:val="0"/>
-          <w:numId w:val="2"/>
+          <w:numId w:val="38"/>
         </w:numPr>
         <w:spacing w:after="40" w:before="40"/>
       </w:pPr>
@@ -4264,7 +4346,7 @@
           <w:sz w:val="18"/>
           <w:szCs w:val="18"/>
         </w:rPr>
-        <w:t xml:space="preserve">  git revert HEAD</w:t>
+        <w:t xml:space="preserve">  git revert &lt;되돌릴 커밋&gt;</w:t>
       </w:r>
     </w:p>
     <w:p>
@@ -4296,13 +4378,9 @@
       </w:r>
     </w:p>
     <w:p>
-      <w:r>
-        <w:br w:type="page"/>
-      </w:r>
-    </w:p>
-    <w:p>
       <w:pPr>
         <w:pStyle w:val="Heading1"/>
+        <w:pageBreakBefore/>
         <w:spacing w:after="120" w:before="360"/>
       </w:pPr>
       <w:r>
@@ -4396,6 +4474,7 @@
           </w:tcPr>
           <w:p>
             <w:pPr>
+              <w:keepNext/>
               <w:jc w:val="center"/>
             </w:pPr>
             <w:r>
@@ -4430,6 +4509,7 @@
           </w:tcPr>
           <w:p>
             <w:pPr>
+              <w:keepNext/>
               <w:jc w:val="center"/>
             </w:pPr>
             <w:r>
@@ -4464,6 +4544,7 @@
           </w:tcPr>
           <w:p>
             <w:pPr>
+              <w:keepNext/>
               <w:jc w:val="center"/>
             </w:pPr>
             <w:r>
@@ -4498,6 +4579,7 @@
           </w:tcPr>
           <w:p>
             <w:pPr>
+              <w:keepNext/>
               <w:jc w:val="center"/>
             </w:pPr>
             <w:r>
@@ -4534,6 +4616,7 @@
           </w:tcPr>
           <w:p>
             <w:pPr>
+              <w:keepNext/>
               <w:jc w:val="left"/>
             </w:pPr>
             <w:r>
@@ -4567,6 +4650,7 @@
           </w:tcPr>
           <w:p>
             <w:pPr>
+              <w:keepNext/>
               <w:jc w:val="left"/>
             </w:pPr>
             <w:r>
@@ -4600,6 +4684,7 @@
           </w:tcPr>
           <w:p>
             <w:pPr>
+              <w:keepNext/>
               <w:jc w:val="left"/>
             </w:pPr>
             <w:r>
@@ -4633,6 +4718,7 @@
           </w:tcPr>
           <w:p>
             <w:pPr>
+              <w:keepNext/>
               <w:jc w:val="left"/>
             </w:pPr>
             <w:r>
@@ -4668,6 +4754,7 @@
           </w:tcPr>
           <w:p>
             <w:pPr>
+              <w:keepNext/>
               <w:jc w:val="left"/>
             </w:pPr>
             <w:r>
@@ -4701,6 +4788,7 @@
           </w:tcPr>
           <w:p>
             <w:pPr>
+              <w:keepNext/>
               <w:jc w:val="left"/>
             </w:pPr>
             <w:r>
@@ -4734,6 +4822,7 @@
           </w:tcPr>
           <w:p>
             <w:pPr>
+              <w:keepNext/>
               <w:jc w:val="left"/>
             </w:pPr>
             <w:r>
@@ -4767,6 +4856,7 @@
           </w:tcPr>
           <w:p>
             <w:pPr>
+              <w:keepNext/>
               <w:jc w:val="left"/>
             </w:pPr>
             <w:r>
@@ -4802,6 +4892,7 @@
           </w:tcPr>
           <w:p>
             <w:pPr>
+              <w:keepNext/>
               <w:jc w:val="left"/>
             </w:pPr>
             <w:r>
@@ -4835,6 +4926,7 @@
           </w:tcPr>
           <w:p>
             <w:pPr>
+              <w:keepNext/>
               <w:jc w:val="left"/>
             </w:pPr>
             <w:r>
@@ -4868,6 +4960,7 @@
           </w:tcPr>
           <w:p>
             <w:pPr>
+              <w:keepNext/>
               <w:jc w:val="left"/>
             </w:pPr>
             <w:r>
@@ -4901,6 +4994,7 @@
           </w:tcPr>
           <w:p>
             <w:pPr>
+              <w:keepNext/>
               <w:jc w:val="left"/>
             </w:pPr>
             <w:r>
@@ -5091,7 +5185,7 @@
         <w:pStyle w:val="ListParagraph"/>
         <w:numPr>
           <w:ilvl w:val="0"/>
-          <w:numId w:val="3"/>
+          <w:numId w:val="39"/>
         </w:numPr>
         <w:spacing w:after="40" w:before="40"/>
       </w:pPr>
@@ -5109,7 +5203,7 @@
         <w:pStyle w:val="ListParagraph"/>
         <w:numPr>
           <w:ilvl w:val="0"/>
-          <w:numId w:val="3"/>
+          <w:numId w:val="39"/>
         </w:numPr>
         <w:spacing w:after="40" w:before="40"/>
       </w:pPr>
@@ -5127,7 +5221,7 @@
         <w:pStyle w:val="ListParagraph"/>
         <w:numPr>
           <w:ilvl w:val="0"/>
-          <w:numId w:val="3"/>
+          <w:numId w:val="39"/>
         </w:numPr>
         <w:spacing w:after="40" w:before="40"/>
       </w:pPr>
@@ -5145,7 +5239,7 @@
         <w:pStyle w:val="ListParagraph"/>
         <w:numPr>
           <w:ilvl w:val="0"/>
-          <w:numId w:val="3"/>
+          <w:numId w:val="39"/>
         </w:numPr>
         <w:spacing w:after="40" w:before="40"/>
       </w:pPr>
@@ -5163,7 +5257,7 @@
         <w:pStyle w:val="ListParagraph"/>
         <w:numPr>
           <w:ilvl w:val="0"/>
-          <w:numId w:val="3"/>
+          <w:numId w:val="39"/>
         </w:numPr>
         <w:spacing w:after="40" w:before="40"/>
       </w:pPr>
@@ -5181,7 +5275,7 @@
         <w:pStyle w:val="ListParagraph"/>
         <w:numPr>
           <w:ilvl w:val="0"/>
-          <w:numId w:val="3"/>
+          <w:numId w:val="39"/>
         </w:numPr>
         <w:spacing w:after="40" w:before="40"/>
       </w:pPr>
@@ -5199,7 +5293,7 @@
         <w:pStyle w:val="ListParagraph"/>
         <w:numPr>
           <w:ilvl w:val="0"/>
-          <w:numId w:val="3"/>
+          <w:numId w:val="39"/>
         </w:numPr>
         <w:spacing w:after="40" w:before="40"/>
       </w:pPr>
@@ -5270,6 +5364,7 @@
           </w:tcPr>
           <w:p>
             <w:pPr>
+              <w:keepNext/>
               <w:jc w:val="center"/>
             </w:pPr>
             <w:r>
@@ -5304,6 +5399,7 @@
           </w:tcPr>
           <w:p>
             <w:pPr>
+              <w:keepNext/>
               <w:jc w:val="center"/>
             </w:pPr>
             <w:r>
@@ -5340,6 +5436,7 @@
           </w:tcPr>
           <w:p>
             <w:pPr>
+              <w:keepNext/>
               <w:jc w:val="left"/>
             </w:pPr>
             <w:r>
@@ -5373,6 +5470,7 @@
           </w:tcPr>
           <w:p>
             <w:pPr>
+              <w:keepNext/>
               <w:jc w:val="left"/>
             </w:pPr>
             <w:r>
@@ -5408,6 +5506,7 @@
           </w:tcPr>
           <w:p>
             <w:pPr>
+              <w:keepNext/>
               <w:jc w:val="left"/>
             </w:pPr>
             <w:r>
@@ -5441,6 +5540,7 @@
           </w:tcPr>
           <w:p>
             <w:pPr>
+              <w:keepNext/>
               <w:jc w:val="left"/>
             </w:pPr>
             <w:r>
@@ -5476,6 +5576,7 @@
           </w:tcPr>
           <w:p>
             <w:pPr>
+              <w:keepNext/>
               <w:jc w:val="left"/>
             </w:pPr>
             <w:r>
@@ -5509,6 +5610,7 @@
           </w:tcPr>
           <w:p>
             <w:pPr>
+              <w:keepNext/>
               <w:jc w:val="left"/>
             </w:pPr>
             <w:r>
@@ -5544,6 +5646,7 @@
           </w:tcPr>
           <w:p>
             <w:pPr>
+              <w:keepNext/>
               <w:jc w:val="left"/>
             </w:pPr>
             <w:r>
@@ -5577,6 +5680,7 @@
           </w:tcPr>
           <w:p>
             <w:pPr>
+              <w:keepNext/>
               <w:jc w:val="left"/>
             </w:pPr>
             <w:r>
@@ -5728,6 +5832,7 @@
           </w:tcPr>
           <w:p>
             <w:pPr>
+              <w:keepNext/>
               <w:jc w:val="left"/>
             </w:pPr>
             <w:r>
@@ -5761,6 +5866,7 @@
           </w:tcPr>
           <w:p>
             <w:pPr>
+              <w:keepNext/>
               <w:jc w:val="left"/>
             </w:pPr>
             <w:r>
@@ -5794,6 +5900,7 @@
           </w:tcPr>
           <w:p>
             <w:pPr>
+              <w:keepNext/>
               <w:jc w:val="left"/>
             </w:pPr>
             <w:r>
@@ -5827,6 +5934,7 @@
           </w:tcPr>
           <w:p>
             <w:pPr>
+              <w:keepNext/>
               <w:jc w:val="left"/>
             </w:pPr>
             <w:r>
@@ -5862,6 +5970,7 @@
           </w:tcPr>
           <w:p>
             <w:pPr>
+              <w:keepNext/>
               <w:jc w:val="left"/>
             </w:pPr>
             <w:r>
@@ -5895,6 +6004,7 @@
           </w:tcPr>
           <w:p>
             <w:pPr>
+              <w:keepNext/>
               <w:jc w:val="left"/>
             </w:pPr>
             <w:r>
@@ -5928,6 +6038,7 @@
           </w:tcPr>
           <w:p>
             <w:pPr>
+              <w:keepNext/>
               <w:jc w:val="left"/>
             </w:pPr>
             <w:r>
@@ -5961,17 +6072,18 @@
           </w:tcPr>
           <w:p>
             <w:pPr>
-              <w:jc w:val="left"/>
-            </w:pPr>
-            <w:r>
-              <w:rPr>
-                <w:rFonts w:ascii="맑은 고딕" w:cs="맑은 고딕" w:eastAsia="맑은 고딕" w:hAnsi="맑은 고딕"/>
-                <w:b w:val="false"/>
-                <w:bCs w:val="false"/>
-                <w:sz w:val="18"/>
-                <w:szCs w:val="18"/>
-              </w:rPr>
-              <w:t>2026-08-19</w:t>
+              <w:keepNext/>
+              <w:jc w:val="left"/>
+            </w:pPr>
+            <w:r>
+              <w:rPr>
+                <w:rFonts w:ascii="맑은 고딕" w:cs="맑은 고딕" w:eastAsia="맑은 고딕" w:hAnsi="맑은 고딕"/>
+                <w:b w:val="false"/>
+                <w:bCs w:val="false"/>
+                <w:sz w:val="18"/>
+                <w:szCs w:val="18"/>
+              </w:rPr>
+              <w:t>2026-08-20</w:t>
             </w:r>
           </w:p>
         </w:tc>
@@ -8506,6 +8618,222 @@
     </w:lvlOverride>
   </w:num>
   <w:num w:numId="3">
+    <w:abstractNumId w:val="3"/>
+    <w:lvlOverride w:ilvl="0">
+      <w:startOverride w:val="1"/>
+    </w:lvlOverride>
+  </w:num>
+  <w:num w:numId="4">
+    <w:abstractNumId w:val="2"/>
+    <w:lvlOverride w:ilvl="0">
+      <w:startOverride w:val="1"/>
+    </w:lvlOverride>
+  </w:num>
+  <w:num w:numId="5">
+    <w:abstractNumId w:val="2"/>
+    <w:lvlOverride w:ilvl="0">
+      <w:startOverride w:val="1"/>
+    </w:lvlOverride>
+  </w:num>
+  <w:num w:numId="6">
+    <w:abstractNumId w:val="2"/>
+    <w:lvlOverride w:ilvl="0">
+      <w:startOverride w:val="1"/>
+    </w:lvlOverride>
+  </w:num>
+  <w:num w:numId="7">
+    <w:abstractNumId w:val="2"/>
+    <w:lvlOverride w:ilvl="0">
+      <w:startOverride w:val="1"/>
+    </w:lvlOverride>
+  </w:num>
+  <w:num w:numId="8">
+    <w:abstractNumId w:val="2"/>
+    <w:lvlOverride w:ilvl="0">
+      <w:startOverride w:val="1"/>
+    </w:lvlOverride>
+  </w:num>
+  <w:num w:numId="9">
+    <w:abstractNumId w:val="3"/>
+    <w:lvlOverride w:ilvl="0">
+      <w:startOverride w:val="1"/>
+    </w:lvlOverride>
+  </w:num>
+  <w:num w:numId="10">
+    <w:abstractNumId w:val="2"/>
+    <w:lvlOverride w:ilvl="0">
+      <w:startOverride w:val="1"/>
+    </w:lvlOverride>
+  </w:num>
+  <w:num w:numId="11">
+    <w:abstractNumId w:val="2"/>
+    <w:lvlOverride w:ilvl="0">
+      <w:startOverride w:val="1"/>
+    </w:lvlOverride>
+  </w:num>
+  <w:num w:numId="12">
+    <w:abstractNumId w:val="2"/>
+    <w:lvlOverride w:ilvl="0">
+      <w:startOverride w:val="1"/>
+    </w:lvlOverride>
+  </w:num>
+  <w:num w:numId="13">
+    <w:abstractNumId w:val="2"/>
+    <w:lvlOverride w:ilvl="0">
+      <w:startOverride w:val="1"/>
+    </w:lvlOverride>
+  </w:num>
+  <w:num w:numId="14">
+    <w:abstractNumId w:val="2"/>
+    <w:lvlOverride w:ilvl="0">
+      <w:startOverride w:val="1"/>
+    </w:lvlOverride>
+  </w:num>
+  <w:num w:numId="15">
+    <w:abstractNumId w:val="3"/>
+    <w:lvlOverride w:ilvl="0">
+      <w:startOverride w:val="1"/>
+    </w:lvlOverride>
+  </w:num>
+  <w:num w:numId="16">
+    <w:abstractNumId w:val="2"/>
+    <w:lvlOverride w:ilvl="0">
+      <w:startOverride w:val="1"/>
+    </w:lvlOverride>
+  </w:num>
+  <w:num w:numId="17">
+    <w:abstractNumId w:val="2"/>
+    <w:lvlOverride w:ilvl="0">
+      <w:startOverride w:val="1"/>
+    </w:lvlOverride>
+  </w:num>
+  <w:num w:numId="18">
+    <w:abstractNumId w:val="2"/>
+    <w:lvlOverride w:ilvl="0">
+      <w:startOverride w:val="1"/>
+    </w:lvlOverride>
+  </w:num>
+  <w:num w:numId="19">
+    <w:abstractNumId w:val="2"/>
+    <w:lvlOverride w:ilvl="0">
+      <w:startOverride w:val="1"/>
+    </w:lvlOverride>
+  </w:num>
+  <w:num w:numId="20">
+    <w:abstractNumId w:val="2"/>
+    <w:lvlOverride w:ilvl="0">
+      <w:startOverride w:val="1"/>
+    </w:lvlOverride>
+  </w:num>
+  <w:num w:numId="21">
+    <w:abstractNumId w:val="3"/>
+    <w:lvlOverride w:ilvl="0">
+      <w:startOverride w:val="1"/>
+    </w:lvlOverride>
+  </w:num>
+  <w:num w:numId="22">
+    <w:abstractNumId w:val="2"/>
+    <w:lvlOverride w:ilvl="0">
+      <w:startOverride w:val="1"/>
+    </w:lvlOverride>
+  </w:num>
+  <w:num w:numId="23">
+    <w:abstractNumId w:val="2"/>
+    <w:lvlOverride w:ilvl="0">
+      <w:startOverride w:val="1"/>
+    </w:lvlOverride>
+  </w:num>
+  <w:num w:numId="24">
+    <w:abstractNumId w:val="2"/>
+    <w:lvlOverride w:ilvl="0">
+      <w:startOverride w:val="1"/>
+    </w:lvlOverride>
+  </w:num>
+  <w:num w:numId="25">
+    <w:abstractNumId w:val="2"/>
+    <w:lvlOverride w:ilvl="0">
+      <w:startOverride w:val="1"/>
+    </w:lvlOverride>
+  </w:num>
+  <w:num w:numId="26">
+    <w:abstractNumId w:val="2"/>
+    <w:lvlOverride w:ilvl="0">
+      <w:startOverride w:val="1"/>
+    </w:lvlOverride>
+  </w:num>
+  <w:num w:numId="27">
+    <w:abstractNumId w:val="3"/>
+    <w:lvlOverride w:ilvl="0">
+      <w:startOverride w:val="1"/>
+    </w:lvlOverride>
+  </w:num>
+  <w:num w:numId="28">
+    <w:abstractNumId w:val="2"/>
+    <w:lvlOverride w:ilvl="0">
+      <w:startOverride w:val="1"/>
+    </w:lvlOverride>
+  </w:num>
+  <w:num w:numId="29">
+    <w:abstractNumId w:val="2"/>
+    <w:lvlOverride w:ilvl="0">
+      <w:startOverride w:val="1"/>
+    </w:lvlOverride>
+  </w:num>
+  <w:num w:numId="30">
+    <w:abstractNumId w:val="2"/>
+    <w:lvlOverride w:ilvl="0">
+      <w:startOverride w:val="1"/>
+    </w:lvlOverride>
+  </w:num>
+  <w:num w:numId="31">
+    <w:abstractNumId w:val="2"/>
+    <w:lvlOverride w:ilvl="0">
+      <w:startOverride w:val="1"/>
+    </w:lvlOverride>
+  </w:num>
+  <w:num w:numId="32">
+    <w:abstractNumId w:val="2"/>
+    <w:lvlOverride w:ilvl="0">
+      <w:startOverride w:val="1"/>
+    </w:lvlOverride>
+  </w:num>
+  <w:num w:numId="33">
+    <w:abstractNumId w:val="3"/>
+    <w:lvlOverride w:ilvl="0">
+      <w:startOverride w:val="1"/>
+    </w:lvlOverride>
+  </w:num>
+  <w:num w:numId="34">
+    <w:abstractNumId w:val="2"/>
+    <w:lvlOverride w:ilvl="0">
+      <w:startOverride w:val="1"/>
+    </w:lvlOverride>
+  </w:num>
+  <w:num w:numId="35">
+    <w:abstractNumId w:val="2"/>
+    <w:lvlOverride w:ilvl="0">
+      <w:startOverride w:val="1"/>
+    </w:lvlOverride>
+  </w:num>
+  <w:num w:numId="36">
+    <w:abstractNumId w:val="2"/>
+    <w:lvlOverride w:ilvl="0">
+      <w:startOverride w:val="1"/>
+    </w:lvlOverride>
+  </w:num>
+  <w:num w:numId="37">
+    <w:abstractNumId w:val="2"/>
+    <w:lvlOverride w:ilvl="0">
+      <w:startOverride w:val="1"/>
+    </w:lvlOverride>
+  </w:num>
+  <w:num w:numId="38">
+    <w:abstractNumId w:val="2"/>
+    <w:lvlOverride w:ilvl="0">
+      <w:startOverride w:val="1"/>
+    </w:lvlOverride>
+  </w:num>
+  <w:num w:numId="39">
     <w:abstractNumId w:val="3"/>
     <w:lvlOverride w:ilvl="0">
       <w:startOverride w:val="1"/>

--- a/docs/government-project/07_관리자매뉴얼.docx
+++ b/docs/government-project/07_관리자매뉴얼.docx
@@ -268,7 +268,7 @@
         <w:keepNext/>
         <w:numPr>
           <w:ilvl w:val="0"/>
-          <w:numId w:val="28"/>
+          <w:numId w:val="88"/>
         </w:numPr>
         <w:spacing w:after="40" w:before="40"/>
       </w:pPr>
@@ -287,7 +287,7 @@
         <w:keepNext/>
         <w:numPr>
           <w:ilvl w:val="0"/>
-          <w:numId w:val="28"/>
+          <w:numId w:val="88"/>
         </w:numPr>
         <w:spacing w:after="40" w:before="40"/>
       </w:pPr>
@@ -306,7 +306,7 @@
         <w:keepNext/>
         <w:numPr>
           <w:ilvl w:val="0"/>
-          <w:numId w:val="28"/>
+          <w:numId w:val="88"/>
         </w:numPr>
         <w:spacing w:after="40" w:before="40"/>
       </w:pPr>
@@ -861,7 +861,7 @@
         <w:keepNext/>
         <w:numPr>
           <w:ilvl w:val="0"/>
-          <w:numId w:val="29"/>
+          <w:numId w:val="89"/>
         </w:numPr>
         <w:spacing w:after="40" w:before="40"/>
       </w:pPr>
@@ -880,7 +880,7 @@
         <w:keepNext/>
         <w:numPr>
           <w:ilvl w:val="0"/>
-          <w:numId w:val="29"/>
+          <w:numId w:val="89"/>
         </w:numPr>
         <w:spacing w:after="40" w:before="40"/>
       </w:pPr>
@@ -899,7 +899,7 @@
         <w:keepNext/>
         <w:numPr>
           <w:ilvl w:val="0"/>
-          <w:numId w:val="29"/>
+          <w:numId w:val="89"/>
         </w:numPr>
         <w:spacing w:after="40" w:before="40"/>
       </w:pPr>
@@ -918,7 +918,7 @@
         <w:keepNext/>
         <w:numPr>
           <w:ilvl w:val="0"/>
-          <w:numId w:val="29"/>
+          <w:numId w:val="89"/>
         </w:numPr>
         <w:spacing w:after="40" w:before="40"/>
       </w:pPr>
@@ -996,7 +996,7 @@
         <w:keepNext/>
         <w:numPr>
           <w:ilvl w:val="0"/>
-          <w:numId w:val="30"/>
+          <w:numId w:val="90"/>
         </w:numPr>
         <w:spacing w:after="40" w:before="40"/>
       </w:pPr>
@@ -1015,7 +1015,7 @@
         <w:keepNext/>
         <w:numPr>
           <w:ilvl w:val="0"/>
-          <w:numId w:val="30"/>
+          <w:numId w:val="90"/>
         </w:numPr>
         <w:spacing w:after="40" w:before="40"/>
       </w:pPr>
@@ -1034,7 +1034,7 @@
         <w:keepNext/>
         <w:numPr>
           <w:ilvl w:val="0"/>
-          <w:numId w:val="30"/>
+          <w:numId w:val="90"/>
         </w:numPr>
         <w:spacing w:after="40" w:before="40"/>
       </w:pPr>
@@ -1053,7 +1053,7 @@
         <w:keepNext/>
         <w:numPr>
           <w:ilvl w:val="0"/>
-          <w:numId w:val="30"/>
+          <w:numId w:val="90"/>
         </w:numPr>
         <w:spacing w:after="40" w:before="40"/>
       </w:pPr>
@@ -1148,7 +1148,7 @@
         <w:keepNext/>
         <w:numPr>
           <w:ilvl w:val="0"/>
-          <w:numId w:val="31"/>
+          <w:numId w:val="91"/>
         </w:numPr>
         <w:spacing w:after="40" w:before="40"/>
       </w:pPr>
@@ -1167,7 +1167,7 @@
         <w:keepNext/>
         <w:numPr>
           <w:ilvl w:val="0"/>
-          <w:numId w:val="31"/>
+          <w:numId w:val="91"/>
         </w:numPr>
         <w:spacing w:after="40" w:before="40"/>
       </w:pPr>
@@ -1185,7 +1185,7 @@
         <w:pStyle w:val="ListParagraph"/>
         <w:numPr>
           <w:ilvl w:val="0"/>
-          <w:numId w:val="31"/>
+          <w:numId w:val="91"/>
         </w:numPr>
         <w:spacing w:after="40" w:before="40"/>
       </w:pPr>
@@ -1222,7 +1222,7 @@
         <w:keepNext/>
         <w:numPr>
           <w:ilvl w:val="0"/>
-          <w:numId w:val="32"/>
+          <w:numId w:val="92"/>
         </w:numPr>
         <w:spacing w:after="40" w:before="40"/>
       </w:pPr>
@@ -1240,7 +1240,7 @@
         <w:pStyle w:val="ListParagraph"/>
         <w:numPr>
           <w:ilvl w:val="0"/>
-          <w:numId w:val="32"/>
+          <w:numId w:val="92"/>
         </w:numPr>
         <w:spacing w:after="40" w:before="40"/>
       </w:pPr>
@@ -1996,7 +1996,7 @@
         <w:keepNext/>
         <w:numPr>
           <w:ilvl w:val="0"/>
-          <w:numId w:val="33"/>
+          <w:numId w:val="93"/>
         </w:numPr>
         <w:spacing w:after="40" w:before="40"/>
       </w:pPr>
@@ -2015,7 +2015,7 @@
         <w:keepNext/>
         <w:numPr>
           <w:ilvl w:val="0"/>
-          <w:numId w:val="33"/>
+          <w:numId w:val="93"/>
         </w:numPr>
         <w:spacing w:after="40" w:before="40"/>
       </w:pPr>
@@ -2033,7 +2033,7 @@
         <w:pStyle w:val="ListParagraph"/>
         <w:numPr>
           <w:ilvl w:val="0"/>
-          <w:numId w:val="33"/>
+          <w:numId w:val="93"/>
         </w:numPr>
         <w:spacing w:after="40" w:before="40"/>
       </w:pPr>
@@ -2088,7 +2088,7 @@
         <w:keepNext/>
         <w:numPr>
           <w:ilvl w:val="0"/>
-          <w:numId w:val="34"/>
+          <w:numId w:val="94"/>
         </w:numPr>
         <w:spacing w:after="40" w:before="40"/>
       </w:pPr>
@@ -2107,7 +2107,7 @@
         <w:keepNext/>
         <w:numPr>
           <w:ilvl w:val="0"/>
-          <w:numId w:val="34"/>
+          <w:numId w:val="94"/>
         </w:numPr>
         <w:spacing w:after="40" w:before="40"/>
       </w:pPr>
@@ -2608,7 +2608,7 @@
         <w:keepNext/>
         <w:numPr>
           <w:ilvl w:val="0"/>
-          <w:numId w:val="35"/>
+          <w:numId w:val="95"/>
         </w:numPr>
         <w:spacing w:after="40" w:before="40"/>
       </w:pPr>
@@ -2627,7 +2627,7 @@
         <w:keepNext/>
         <w:numPr>
           <w:ilvl w:val="0"/>
-          <w:numId w:val="35"/>
+          <w:numId w:val="95"/>
         </w:numPr>
         <w:spacing w:after="40" w:before="40"/>
       </w:pPr>
@@ -2646,7 +2646,7 @@
         <w:keepNext/>
         <w:numPr>
           <w:ilvl w:val="0"/>
-          <w:numId w:val="35"/>
+          <w:numId w:val="95"/>
         </w:numPr>
         <w:spacing w:after="40" w:before="40"/>
       </w:pPr>
@@ -2664,7 +2664,7 @@
         <w:pStyle w:val="ListParagraph"/>
         <w:numPr>
           <w:ilvl w:val="0"/>
-          <w:numId w:val="35"/>
+          <w:numId w:val="95"/>
         </w:numPr>
         <w:spacing w:after="40" w:before="40"/>
       </w:pPr>
@@ -2738,7 +2738,7 @@
         <w:keepNext/>
         <w:numPr>
           <w:ilvl w:val="0"/>
-          <w:numId w:val="36"/>
+          <w:numId w:val="96"/>
         </w:numPr>
         <w:spacing w:after="40" w:before="40"/>
       </w:pPr>
@@ -2757,7 +2757,7 @@
         <w:keepNext/>
         <w:numPr>
           <w:ilvl w:val="0"/>
-          <w:numId w:val="36"/>
+          <w:numId w:val="96"/>
         </w:numPr>
         <w:spacing w:after="40" w:before="40"/>
       </w:pPr>
@@ -2776,7 +2776,7 @@
         <w:keepNext/>
         <w:numPr>
           <w:ilvl w:val="0"/>
-          <w:numId w:val="36"/>
+          <w:numId w:val="96"/>
         </w:numPr>
         <w:spacing w:after="40" w:before="40"/>
       </w:pPr>
@@ -2794,7 +2794,7 @@
         <w:pStyle w:val="ListParagraph"/>
         <w:numPr>
           <w:ilvl w:val="0"/>
-          <w:numId w:val="36"/>
+          <w:numId w:val="96"/>
         </w:numPr>
         <w:spacing w:after="40" w:before="40"/>
       </w:pPr>
@@ -2855,7 +2855,7 @@
         <w:keepNext/>
         <w:numPr>
           <w:ilvl w:val="0"/>
-          <w:numId w:val="37"/>
+          <w:numId w:val="97"/>
         </w:numPr>
         <w:spacing w:after="40" w:before="40"/>
       </w:pPr>
@@ -2874,7 +2874,7 @@
         <w:keepNext/>
         <w:numPr>
           <w:ilvl w:val="0"/>
-          <w:numId w:val="37"/>
+          <w:numId w:val="97"/>
         </w:numPr>
         <w:spacing w:after="40" w:before="40"/>
       </w:pPr>
@@ -2893,7 +2893,7 @@
         <w:keepNext/>
         <w:numPr>
           <w:ilvl w:val="0"/>
-          <w:numId w:val="37"/>
+          <w:numId w:val="97"/>
         </w:numPr>
         <w:spacing w:after="40" w:before="40"/>
       </w:pPr>
@@ -2911,7 +2911,7 @@
         <w:pStyle w:val="ListParagraph"/>
         <w:numPr>
           <w:ilvl w:val="0"/>
-          <w:numId w:val="37"/>
+          <w:numId w:val="97"/>
         </w:numPr>
         <w:spacing w:after="40" w:before="40"/>
       </w:pPr>
@@ -4226,7 +4226,7 @@
         <w:keepNext/>
         <w:numPr>
           <w:ilvl w:val="0"/>
-          <w:numId w:val="38"/>
+          <w:numId w:val="98"/>
         </w:numPr>
         <w:spacing w:after="40" w:before="40"/>
       </w:pPr>
@@ -4245,7 +4245,7 @@
         <w:keepNext/>
         <w:numPr>
           <w:ilvl w:val="0"/>
-          <w:numId w:val="38"/>
+          <w:numId w:val="98"/>
         </w:numPr>
         <w:spacing w:after="40" w:before="40"/>
       </w:pPr>
@@ -4263,7 +4263,7 @@
         <w:pStyle w:val="ListParagraph"/>
         <w:numPr>
           <w:ilvl w:val="0"/>
-          <w:numId w:val="38"/>
+          <w:numId w:val="98"/>
         </w:numPr>
         <w:spacing w:after="40" w:before="40"/>
       </w:pPr>
@@ -5185,7 +5185,7 @@
         <w:pStyle w:val="ListParagraph"/>
         <w:numPr>
           <w:ilvl w:val="0"/>
-          <w:numId w:val="39"/>
+          <w:numId w:val="99"/>
         </w:numPr>
         <w:spacing w:after="40" w:before="40"/>
       </w:pPr>
@@ -5203,7 +5203,7 @@
         <w:pStyle w:val="ListParagraph"/>
         <w:numPr>
           <w:ilvl w:val="0"/>
-          <w:numId w:val="39"/>
+          <w:numId w:val="99"/>
         </w:numPr>
         <w:spacing w:after="40" w:before="40"/>
       </w:pPr>
@@ -5221,7 +5221,7 @@
         <w:pStyle w:val="ListParagraph"/>
         <w:numPr>
           <w:ilvl w:val="0"/>
-          <w:numId w:val="39"/>
+          <w:numId w:val="99"/>
         </w:numPr>
         <w:spacing w:after="40" w:before="40"/>
       </w:pPr>
@@ -5239,7 +5239,7 @@
         <w:pStyle w:val="ListParagraph"/>
         <w:numPr>
           <w:ilvl w:val="0"/>
-          <w:numId w:val="39"/>
+          <w:numId w:val="99"/>
         </w:numPr>
         <w:spacing w:after="40" w:before="40"/>
       </w:pPr>
@@ -5257,7 +5257,7 @@
         <w:pStyle w:val="ListParagraph"/>
         <w:numPr>
           <w:ilvl w:val="0"/>
-          <w:numId w:val="39"/>
+          <w:numId w:val="99"/>
         </w:numPr>
         <w:spacing w:after="40" w:before="40"/>
       </w:pPr>
@@ -5275,7 +5275,7 @@
         <w:pStyle w:val="ListParagraph"/>
         <w:numPr>
           <w:ilvl w:val="0"/>
-          <w:numId w:val="39"/>
+          <w:numId w:val="99"/>
         </w:numPr>
         <w:spacing w:after="40" w:before="40"/>
       </w:pPr>
@@ -5293,7 +5293,7 @@
         <w:pStyle w:val="ListParagraph"/>
         <w:numPr>
           <w:ilvl w:val="0"/>
-          <w:numId w:val="39"/>
+          <w:numId w:val="99"/>
         </w:numPr>
         <w:spacing w:after="40" w:before="40"/>
       </w:pPr>
@@ -6717,7 +6717,7 @@
                 <w:sz w:val="18"/>
                 <w:rFonts w:eastAsia="맑은 고딕"/>
               </w:rPr>
-              <w:t>제휴 한국 병원 담당자(owner/manager/viewer). 리드·프로필·치료정보 관리.</w:t>
+              <w:t>제휴 한국 병원 담당자(owner/manager/viewer). 진료 의뢰(리드) 확인·상태 갱신·견적 회신. 병원 정보·시술 카탈로그 편집은 공개 연동 준비 중이라 아직 비활성이다.</w:t>
             </w:r>
           </w:p>
         </w:tc>
@@ -6753,7 +6753,7 @@
                 <w:sz w:val="18"/>
                 <w:rFonts w:eastAsia="맑은 고딕"/>
               </w:rPr>
-              <w:t>agency_users + partner_type</w:t>
+              <w:t>agency_users + agencies.partner_type</w:t>
             </w:r>
           </w:p>
         </w:tc>
@@ -6787,7 +6787,7 @@
                 <w:sz w:val="18"/>
                 <w:rFonts w:eastAsia="맑은 고딕"/>
               </w:rPr>
-              <w:t>해외 환자 유치 파트너. 의뢰 환자 진행상황 조회.</w:t>
+              <w:t>해외 환자 유치 파트너. 환자 의뢰 · 단계별 진행 확인 · 코디네이터와 케이스 메신저.</w:t>
             </w:r>
           </w:p>
         </w:tc>
@@ -6823,7 +6823,7 @@
                 <w:sz w:val="18"/>
                 <w:rFonts w:eastAsia="맑은 고딕"/>
               </w:rPr>
-              <w:t>agency_users + partner_type</w:t>
+              <w:t>agency_users + agencies.partner_type</w:t>
             </w:r>
           </w:p>
         </w:tc>
@@ -6857,7 +6857,7 @@
                 <w:sz w:val="18"/>
                 <w:rFonts w:eastAsia="맑은 고딕"/>
               </w:rPr>
-              <w:t>환자를 한국으로 의뢰하는 현지 병원. 경과·검사결과 전송 주체.</w:t>
+              <w:t>환자를 한국으로 의뢰하는 현지 병원. 에이전시와 달리 검사결과·영상·소견을 케이스에 올릴 수 있다(사후관리 ICT).</w:t>
             </w:r>
           </w:p>
         </w:tc>
@@ -8246,7 +8246,16 @@
         </w:tc>
       </w:tr>
     </w:tbl>
-    <w:p/>
+    <w:p>
+      <w:pPr>
+        <w:spacing w:before="0" w:after="0" w:line="20" w:lineRule="exact"/>
+      </w:pPr>
+      <w:r>
+        <w:rPr>
+          <w:sz w:val="2"/>
+        </w:rPr>
+      </w:r>
+    </w:p>
     <w:sectPr>
       <w:headerReference w:type="default" r:id="rId7"/>
       <w:footerReference w:type="default" r:id="rId8"/>
@@ -8834,6 +8843,366 @@
     </w:lvlOverride>
   </w:num>
   <w:num w:numId="39">
+    <w:abstractNumId w:val="3"/>
+    <w:lvlOverride w:ilvl="0">
+      <w:startOverride w:val="1"/>
+    </w:lvlOverride>
+  </w:num>
+  <w:num w:numId="40">
+    <w:abstractNumId w:val="2"/>
+    <w:lvlOverride w:ilvl="0">
+      <w:startOverride w:val="1"/>
+    </w:lvlOverride>
+  </w:num>
+  <w:num w:numId="41">
+    <w:abstractNumId w:val="2"/>
+    <w:lvlOverride w:ilvl="0">
+      <w:startOverride w:val="1"/>
+    </w:lvlOverride>
+  </w:num>
+  <w:num w:numId="42">
+    <w:abstractNumId w:val="2"/>
+    <w:lvlOverride w:ilvl="0">
+      <w:startOverride w:val="1"/>
+    </w:lvlOverride>
+  </w:num>
+  <w:num w:numId="43">
+    <w:abstractNumId w:val="2"/>
+    <w:lvlOverride w:ilvl="0">
+      <w:startOverride w:val="1"/>
+    </w:lvlOverride>
+  </w:num>
+  <w:num w:numId="44">
+    <w:abstractNumId w:val="2"/>
+    <w:lvlOverride w:ilvl="0">
+      <w:startOverride w:val="1"/>
+    </w:lvlOverride>
+  </w:num>
+  <w:num w:numId="45">
+    <w:abstractNumId w:val="3"/>
+    <w:lvlOverride w:ilvl="0">
+      <w:startOverride w:val="1"/>
+    </w:lvlOverride>
+  </w:num>
+  <w:num w:numId="46">
+    <w:abstractNumId w:val="2"/>
+    <w:lvlOverride w:ilvl="0">
+      <w:startOverride w:val="1"/>
+    </w:lvlOverride>
+  </w:num>
+  <w:num w:numId="47">
+    <w:abstractNumId w:val="2"/>
+    <w:lvlOverride w:ilvl="0">
+      <w:startOverride w:val="1"/>
+    </w:lvlOverride>
+  </w:num>
+  <w:num w:numId="48">
+    <w:abstractNumId w:val="2"/>
+    <w:lvlOverride w:ilvl="0">
+      <w:startOverride w:val="1"/>
+    </w:lvlOverride>
+  </w:num>
+  <w:num w:numId="49">
+    <w:abstractNumId w:val="2"/>
+    <w:lvlOverride w:ilvl="0">
+      <w:startOverride w:val="1"/>
+    </w:lvlOverride>
+  </w:num>
+  <w:num w:numId="50">
+    <w:abstractNumId w:val="2"/>
+    <w:lvlOverride w:ilvl="0">
+      <w:startOverride w:val="1"/>
+    </w:lvlOverride>
+  </w:num>
+  <w:num w:numId="51">
+    <w:abstractNumId w:val="3"/>
+    <w:lvlOverride w:ilvl="0">
+      <w:startOverride w:val="1"/>
+    </w:lvlOverride>
+  </w:num>
+  <w:num w:numId="52">
+    <w:abstractNumId w:val="2"/>
+    <w:lvlOverride w:ilvl="0">
+      <w:startOverride w:val="1"/>
+    </w:lvlOverride>
+  </w:num>
+  <w:num w:numId="53">
+    <w:abstractNumId w:val="2"/>
+    <w:lvlOverride w:ilvl="0">
+      <w:startOverride w:val="1"/>
+    </w:lvlOverride>
+  </w:num>
+  <w:num w:numId="54">
+    <w:abstractNumId w:val="2"/>
+    <w:lvlOverride w:ilvl="0">
+      <w:startOverride w:val="1"/>
+    </w:lvlOverride>
+  </w:num>
+  <w:num w:numId="55">
+    <w:abstractNumId w:val="2"/>
+    <w:lvlOverride w:ilvl="0">
+      <w:startOverride w:val="1"/>
+    </w:lvlOverride>
+  </w:num>
+  <w:num w:numId="56">
+    <w:abstractNumId w:val="2"/>
+    <w:lvlOverride w:ilvl="0">
+      <w:startOverride w:val="1"/>
+    </w:lvlOverride>
+  </w:num>
+  <w:num w:numId="57">
+    <w:abstractNumId w:val="3"/>
+    <w:lvlOverride w:ilvl="0">
+      <w:startOverride w:val="1"/>
+    </w:lvlOverride>
+  </w:num>
+  <w:num w:numId="58">
+    <w:abstractNumId w:val="2"/>
+    <w:lvlOverride w:ilvl="0">
+      <w:startOverride w:val="1"/>
+    </w:lvlOverride>
+  </w:num>
+  <w:num w:numId="59">
+    <w:abstractNumId w:val="2"/>
+    <w:lvlOverride w:ilvl="0">
+      <w:startOverride w:val="1"/>
+    </w:lvlOverride>
+  </w:num>
+  <w:num w:numId="60">
+    <w:abstractNumId w:val="2"/>
+    <w:lvlOverride w:ilvl="0">
+      <w:startOverride w:val="1"/>
+    </w:lvlOverride>
+  </w:num>
+  <w:num w:numId="61">
+    <w:abstractNumId w:val="2"/>
+    <w:lvlOverride w:ilvl="0">
+      <w:startOverride w:val="1"/>
+    </w:lvlOverride>
+  </w:num>
+  <w:num w:numId="62">
+    <w:abstractNumId w:val="2"/>
+    <w:lvlOverride w:ilvl="0">
+      <w:startOverride w:val="1"/>
+    </w:lvlOverride>
+  </w:num>
+  <w:num w:numId="63">
+    <w:abstractNumId w:val="3"/>
+    <w:lvlOverride w:ilvl="0">
+      <w:startOverride w:val="1"/>
+    </w:lvlOverride>
+  </w:num>
+  <w:num w:numId="64">
+    <w:abstractNumId w:val="2"/>
+    <w:lvlOverride w:ilvl="0">
+      <w:startOverride w:val="1"/>
+    </w:lvlOverride>
+  </w:num>
+  <w:num w:numId="65">
+    <w:abstractNumId w:val="2"/>
+    <w:lvlOverride w:ilvl="0">
+      <w:startOverride w:val="1"/>
+    </w:lvlOverride>
+  </w:num>
+  <w:num w:numId="66">
+    <w:abstractNumId w:val="2"/>
+    <w:lvlOverride w:ilvl="0">
+      <w:startOverride w:val="1"/>
+    </w:lvlOverride>
+  </w:num>
+  <w:num w:numId="67">
+    <w:abstractNumId w:val="2"/>
+    <w:lvlOverride w:ilvl="0">
+      <w:startOverride w:val="1"/>
+    </w:lvlOverride>
+  </w:num>
+  <w:num w:numId="68">
+    <w:abstractNumId w:val="2"/>
+    <w:lvlOverride w:ilvl="0">
+      <w:startOverride w:val="1"/>
+    </w:lvlOverride>
+  </w:num>
+  <w:num w:numId="69">
+    <w:abstractNumId w:val="3"/>
+    <w:lvlOverride w:ilvl="0">
+      <w:startOverride w:val="1"/>
+    </w:lvlOverride>
+  </w:num>
+  <w:num w:numId="70">
+    <w:abstractNumId w:val="2"/>
+    <w:lvlOverride w:ilvl="0">
+      <w:startOverride w:val="1"/>
+    </w:lvlOverride>
+  </w:num>
+  <w:num w:numId="71">
+    <w:abstractNumId w:val="2"/>
+    <w:lvlOverride w:ilvl="0">
+      <w:startOverride w:val="1"/>
+    </w:lvlOverride>
+  </w:num>
+  <w:num w:numId="72">
+    <w:abstractNumId w:val="2"/>
+    <w:lvlOverride w:ilvl="0">
+      <w:startOverride w:val="1"/>
+    </w:lvlOverride>
+  </w:num>
+  <w:num w:numId="73">
+    <w:abstractNumId w:val="2"/>
+    <w:lvlOverride w:ilvl="0">
+      <w:startOverride w:val="1"/>
+    </w:lvlOverride>
+  </w:num>
+  <w:num w:numId="74">
+    <w:abstractNumId w:val="2"/>
+    <w:lvlOverride w:ilvl="0">
+      <w:startOverride w:val="1"/>
+    </w:lvlOverride>
+  </w:num>
+  <w:num w:numId="75">
+    <w:abstractNumId w:val="3"/>
+    <w:lvlOverride w:ilvl="0">
+      <w:startOverride w:val="1"/>
+    </w:lvlOverride>
+  </w:num>
+  <w:num w:numId="76">
+    <w:abstractNumId w:val="2"/>
+    <w:lvlOverride w:ilvl="0">
+      <w:startOverride w:val="1"/>
+    </w:lvlOverride>
+  </w:num>
+  <w:num w:numId="77">
+    <w:abstractNumId w:val="2"/>
+    <w:lvlOverride w:ilvl="0">
+      <w:startOverride w:val="1"/>
+    </w:lvlOverride>
+  </w:num>
+  <w:num w:numId="78">
+    <w:abstractNumId w:val="2"/>
+    <w:lvlOverride w:ilvl="0">
+      <w:startOverride w:val="1"/>
+    </w:lvlOverride>
+  </w:num>
+  <w:num w:numId="79">
+    <w:abstractNumId w:val="2"/>
+    <w:lvlOverride w:ilvl="0">
+      <w:startOverride w:val="1"/>
+    </w:lvlOverride>
+  </w:num>
+  <w:num w:numId="80">
+    <w:abstractNumId w:val="2"/>
+    <w:lvlOverride w:ilvl="0">
+      <w:startOverride w:val="1"/>
+    </w:lvlOverride>
+  </w:num>
+  <w:num w:numId="81">
+    <w:abstractNumId w:val="3"/>
+    <w:lvlOverride w:ilvl="0">
+      <w:startOverride w:val="1"/>
+    </w:lvlOverride>
+  </w:num>
+  <w:num w:numId="82">
+    <w:abstractNumId w:val="2"/>
+    <w:lvlOverride w:ilvl="0">
+      <w:startOverride w:val="1"/>
+    </w:lvlOverride>
+  </w:num>
+  <w:num w:numId="83">
+    <w:abstractNumId w:val="2"/>
+    <w:lvlOverride w:ilvl="0">
+      <w:startOverride w:val="1"/>
+    </w:lvlOverride>
+  </w:num>
+  <w:num w:numId="84">
+    <w:abstractNumId w:val="2"/>
+    <w:lvlOverride w:ilvl="0">
+      <w:startOverride w:val="1"/>
+    </w:lvlOverride>
+  </w:num>
+  <w:num w:numId="85">
+    <w:abstractNumId w:val="2"/>
+    <w:lvlOverride w:ilvl="0">
+      <w:startOverride w:val="1"/>
+    </w:lvlOverride>
+  </w:num>
+  <w:num w:numId="86">
+    <w:abstractNumId w:val="2"/>
+    <w:lvlOverride w:ilvl="0">
+      <w:startOverride w:val="1"/>
+    </w:lvlOverride>
+  </w:num>
+  <w:num w:numId="87">
+    <w:abstractNumId w:val="3"/>
+    <w:lvlOverride w:ilvl="0">
+      <w:startOverride w:val="1"/>
+    </w:lvlOverride>
+  </w:num>
+  <w:num w:numId="88">
+    <w:abstractNumId w:val="2"/>
+    <w:lvlOverride w:ilvl="0">
+      <w:startOverride w:val="1"/>
+    </w:lvlOverride>
+  </w:num>
+  <w:num w:numId="89">
+    <w:abstractNumId w:val="2"/>
+    <w:lvlOverride w:ilvl="0">
+      <w:startOverride w:val="1"/>
+    </w:lvlOverride>
+  </w:num>
+  <w:num w:numId="90">
+    <w:abstractNumId w:val="2"/>
+    <w:lvlOverride w:ilvl="0">
+      <w:startOverride w:val="1"/>
+    </w:lvlOverride>
+  </w:num>
+  <w:num w:numId="91">
+    <w:abstractNumId w:val="2"/>
+    <w:lvlOverride w:ilvl="0">
+      <w:startOverride w:val="1"/>
+    </w:lvlOverride>
+  </w:num>
+  <w:num w:numId="92">
+    <w:abstractNumId w:val="2"/>
+    <w:lvlOverride w:ilvl="0">
+      <w:startOverride w:val="1"/>
+    </w:lvlOverride>
+  </w:num>
+  <w:num w:numId="93">
+    <w:abstractNumId w:val="3"/>
+    <w:lvlOverride w:ilvl="0">
+      <w:startOverride w:val="1"/>
+    </w:lvlOverride>
+  </w:num>
+  <w:num w:numId="94">
+    <w:abstractNumId w:val="2"/>
+    <w:lvlOverride w:ilvl="0">
+      <w:startOverride w:val="1"/>
+    </w:lvlOverride>
+  </w:num>
+  <w:num w:numId="95">
+    <w:abstractNumId w:val="2"/>
+    <w:lvlOverride w:ilvl="0">
+      <w:startOverride w:val="1"/>
+    </w:lvlOverride>
+  </w:num>
+  <w:num w:numId="96">
+    <w:abstractNumId w:val="2"/>
+    <w:lvlOverride w:ilvl="0">
+      <w:startOverride w:val="1"/>
+    </w:lvlOverride>
+  </w:num>
+  <w:num w:numId="97">
+    <w:abstractNumId w:val="2"/>
+    <w:lvlOverride w:ilvl="0">
+      <w:startOverride w:val="1"/>
+    </w:lvlOverride>
+  </w:num>
+  <w:num w:numId="98">
+    <w:abstractNumId w:val="2"/>
+    <w:lvlOverride w:ilvl="0">
+      <w:startOverride w:val="1"/>
+    </w:lvlOverride>
+  </w:num>
+  <w:num w:numId="99">
     <w:abstractNumId w:val="3"/>
     <w:lvlOverride w:ilvl="0">
       <w:startOverride w:val="1"/>

--- a/docs/government-project/07_관리자매뉴얼.docx
+++ b/docs/government-project/07_관리자매뉴얼.docx
@@ -39,6 +39,7 @@
     </w:p>
     <w:p>
       <w:pPr>
+        <w:keepNext/>
         <w:spacing w:after="120" w:before="120"/>
         <w:jc w:val="center"/>
       </w:pPr>
@@ -56,6 +57,7 @@
     </w:p>
     <w:p>
       <w:pPr>
+        <w:keepNext/>
         <w:pBdr>
           <w:bottom w:val="single" w:color="B71C1C" w:sz="4" w:space="2"/>
         </w:pBdr>
@@ -75,11 +77,17 @@
       </w:r>
     </w:p>
     <w:p>
+      <w:pPr>
+        <w:keepNext/>
+      </w:pPr>
       <w:r>
         <w:t xml:space="preserve"/>
       </w:r>
     </w:p>
     <w:p>
+      <w:pPr>
+        <w:keepNext/>
+      </w:pPr>
       <w:r>
         <w:t xml:space="preserve"/>
       </w:r>
@@ -102,6 +110,9 @@
         <w:gridCol w:w="4000"/>
       </w:tblGrid>
       <w:tr>
+        <w:trPr>
+          <w:cantSplit/>
+        </w:trPr>
         <w:tc>
           <w:tcPr>
             <w:tcW w:type="dxa" w:w="2000"/>
@@ -156,6 +167,9 @@
         </w:tc>
       </w:tr>
       <w:tr>
+        <w:trPr>
+          <w:cantSplit/>
+        </w:trPr>
         <w:tc>
           <w:tcPr>
             <w:tcW w:type="dxa" w:w="2000"/>
@@ -206,26 +220,6 @@
         </w:tc>
       </w:tr>
     </w:tbl>
-    <w:p>
-      <w:r>
-        <w:t xml:space="preserve"/>
-      </w:r>
-    </w:p>
-    <w:p>
-      <w:r>
-        <w:t xml:space="preserve"/>
-      </w:r>
-    </w:p>
-    <w:p>
-      <w:r>
-        <w:t xml:space="preserve"/>
-      </w:r>
-    </w:p>
-    <w:p>
-      <w:r>
-        <w:t xml:space="preserve"/>
-      </w:r>
-    </w:p>
     <w:p>
       <w:pPr>
         <w:pStyle w:val="Heading1"/>
@@ -268,7 +262,7 @@
         <w:keepNext/>
         <w:numPr>
           <w:ilvl w:val="0"/>
-          <w:numId w:val="88"/>
+          <w:numId w:val="208"/>
         </w:numPr>
         <w:spacing w:after="40" w:before="40"/>
       </w:pPr>
@@ -287,7 +281,7 @@
         <w:keepNext/>
         <w:numPr>
           <w:ilvl w:val="0"/>
-          <w:numId w:val="88"/>
+          <w:numId w:val="208"/>
         </w:numPr>
         <w:spacing w:after="40" w:before="40"/>
       </w:pPr>
@@ -306,7 +300,7 @@
         <w:keepNext/>
         <w:numPr>
           <w:ilvl w:val="0"/>
-          <w:numId w:val="88"/>
+          <w:numId w:val="208"/>
         </w:numPr>
         <w:spacing w:after="40" w:before="40"/>
       </w:pPr>
@@ -338,6 +332,7 @@
     </w:p>
     <w:p>
       <w:pPr>
+        <w:keepNext/>
         <w:pBdr>
           <w:left w:val="single" w:color="B71C1C" w:sz="8" w:space="4"/>
         </w:pBdr>
@@ -356,6 +351,9 @@
       </w:r>
     </w:p>
     <w:p>
+      <w:pPr>
+        <w:keepNext/>
+      </w:pPr>
       <w:r>
         <w:t xml:space="preserve"/>
       </w:r>
@@ -363,6 +361,7 @@
     <w:p>
       <w:pPr>
         <w:pStyle w:val="Heading2"/>
+        <w:keepNext/>
         <w:spacing w:after="80" w:before="240"/>
       </w:pPr>
       <w:r>
@@ -394,6 +393,9 @@
         <w:gridCol w:w="6006"/>
       </w:tblGrid>
       <w:tr>
+        <w:trPr>
+          <w:cantSplit/>
+        </w:trPr>
         <w:tc>
           <w:tcPr>
             <w:tcW w:type="dxa" w:w="2500"/>
@@ -466,6 +468,9 @@
         </w:tc>
       </w:tr>
       <w:tr>
+        <w:trPr>
+          <w:cantSplit/>
+        </w:trPr>
         <w:tc>
           <w:tcPr>
             <w:tcW w:type="dxa" w:w="2500"/>
@@ -536,6 +541,9 @@
         </w:tc>
       </w:tr>
       <w:tr>
+        <w:trPr>
+          <w:cantSplit/>
+        </w:trPr>
         <w:tc>
           <w:tcPr>
             <w:tcW w:type="dxa" w:w="2500"/>
@@ -606,6 +614,9 @@
         </w:tc>
       </w:tr>
       <w:tr>
+        <w:trPr>
+          <w:cantSplit/>
+        </w:trPr>
         <w:tc>
           <w:tcPr>
             <w:tcW w:type="dxa" w:w="2500"/>
@@ -676,6 +687,9 @@
         </w:tc>
       </w:tr>
       <w:tr>
+        <w:trPr>
+          <w:cantSplit/>
+        </w:trPr>
         <w:tc>
           <w:tcPr>
             <w:tcW w:type="dxa" w:w="2500"/>
@@ -746,6 +760,9 @@
         </w:tc>
       </w:tr>
       <w:tr>
+        <w:trPr>
+          <w:cantSplit/>
+        </w:trPr>
         <w:tc>
           <w:tcPr>
             <w:tcW w:type="dxa" w:w="2500"/>
@@ -814,11 +831,6 @@
         </w:tc>
       </w:tr>
     </w:tbl>
-    <w:p>
-      <w:r>
-        <w:t xml:space="preserve"/>
-      </w:r>
-    </w:p>
     <w:p>
       <w:pPr>
         <w:pStyle w:val="Heading1"/>
@@ -861,7 +873,7 @@
         <w:keepNext/>
         <w:numPr>
           <w:ilvl w:val="0"/>
-          <w:numId w:val="89"/>
+          <w:numId w:val="209"/>
         </w:numPr>
         <w:spacing w:after="40" w:before="40"/>
       </w:pPr>
@@ -880,7 +892,7 @@
         <w:keepNext/>
         <w:numPr>
           <w:ilvl w:val="0"/>
-          <w:numId w:val="89"/>
+          <w:numId w:val="209"/>
         </w:numPr>
         <w:spacing w:after="40" w:before="40"/>
       </w:pPr>
@@ -899,7 +911,7 @@
         <w:keepNext/>
         <w:numPr>
           <w:ilvl w:val="0"/>
-          <w:numId w:val="89"/>
+          <w:numId w:val="209"/>
         </w:numPr>
         <w:spacing w:after="40" w:before="40"/>
       </w:pPr>
@@ -918,7 +930,7 @@
         <w:keepNext/>
         <w:numPr>
           <w:ilvl w:val="0"/>
-          <w:numId w:val="89"/>
+          <w:numId w:val="209"/>
         </w:numPr>
         <w:spacing w:after="40" w:before="40"/>
       </w:pPr>
@@ -996,7 +1008,7 @@
         <w:keepNext/>
         <w:numPr>
           <w:ilvl w:val="0"/>
-          <w:numId w:val="90"/>
+          <w:numId w:val="210"/>
         </w:numPr>
         <w:spacing w:after="40" w:before="40"/>
       </w:pPr>
@@ -1015,7 +1027,7 @@
         <w:keepNext/>
         <w:numPr>
           <w:ilvl w:val="0"/>
-          <w:numId w:val="90"/>
+          <w:numId w:val="210"/>
         </w:numPr>
         <w:spacing w:after="40" w:before="40"/>
       </w:pPr>
@@ -1034,7 +1046,7 @@
         <w:keepNext/>
         <w:numPr>
           <w:ilvl w:val="0"/>
-          <w:numId w:val="90"/>
+          <w:numId w:val="210"/>
         </w:numPr>
         <w:spacing w:after="40" w:before="40"/>
       </w:pPr>
@@ -1053,7 +1065,7 @@
         <w:keepNext/>
         <w:numPr>
           <w:ilvl w:val="0"/>
-          <w:numId w:val="90"/>
+          <w:numId w:val="210"/>
         </w:numPr>
         <w:spacing w:after="40" w:before="40"/>
       </w:pPr>
@@ -1148,7 +1160,7 @@
         <w:keepNext/>
         <w:numPr>
           <w:ilvl w:val="0"/>
-          <w:numId w:val="91"/>
+          <w:numId w:val="211"/>
         </w:numPr>
         <w:spacing w:after="40" w:before="40"/>
       </w:pPr>
@@ -1167,7 +1179,7 @@
         <w:keepNext/>
         <w:numPr>
           <w:ilvl w:val="0"/>
-          <w:numId w:val="91"/>
+          <w:numId w:val="211"/>
         </w:numPr>
         <w:spacing w:after="40" w:before="40"/>
       </w:pPr>
@@ -1185,7 +1197,7 @@
         <w:pStyle w:val="ListParagraph"/>
         <w:numPr>
           <w:ilvl w:val="0"/>
-          <w:numId w:val="91"/>
+          <w:numId w:val="211"/>
         </w:numPr>
         <w:spacing w:after="40" w:before="40"/>
       </w:pPr>
@@ -1222,7 +1234,7 @@
         <w:keepNext/>
         <w:numPr>
           <w:ilvl w:val="0"/>
-          <w:numId w:val="92"/>
+          <w:numId w:val="212"/>
         </w:numPr>
         <w:spacing w:after="40" w:before="40"/>
       </w:pPr>
@@ -1240,7 +1252,7 @@
         <w:pStyle w:val="ListParagraph"/>
         <w:numPr>
           <w:ilvl w:val="0"/>
-          <w:numId w:val="92"/>
+          <w:numId w:val="212"/>
         </w:numPr>
         <w:spacing w:after="40" w:before="40"/>
       </w:pPr>
@@ -1293,6 +1305,7 @@
     <w:p>
       <w:pPr>
         <w:pStyle w:val="Heading2"/>
+        <w:keepNext/>
         <w:spacing w:after="80" w:before="240"/>
       </w:pPr>
       <w:r>
@@ -1309,6 +1322,7 @@
     </w:p>
     <w:p>
       <w:pPr>
+        <w:keepNext/>
         <w:spacing w:after="60" w:before="60"/>
       </w:pPr>
       <w:r>
@@ -1321,6 +1335,9 @@
       </w:r>
     </w:p>
     <w:p>
+      <w:pPr>
+        <w:keepNext/>
+      </w:pPr>
       <w:r>
         <w:t xml:space="preserve"/>
       </w:r>
@@ -1343,6 +1360,9 @@
         <w:gridCol w:w="5606"/>
       </w:tblGrid>
       <w:tr>
+        <w:trPr>
+          <w:cantSplit/>
+        </w:trPr>
         <w:tc>
           <w:tcPr>
             <w:tcW w:type="dxa" w:w="400"/>
@@ -1450,6 +1470,9 @@
         </w:tc>
       </w:tr>
       <w:tr>
+        <w:trPr>
+          <w:cantSplit/>
+        </w:trPr>
         <w:tc>
           <w:tcPr>
             <w:tcW w:type="dxa" w:w="400"/>
@@ -1554,6 +1577,9 @@
         </w:tc>
       </w:tr>
       <w:tr>
+        <w:trPr>
+          <w:cantSplit/>
+        </w:trPr>
         <w:tc>
           <w:tcPr>
             <w:tcW w:type="dxa" w:w="400"/>
@@ -1658,6 +1684,9 @@
         </w:tc>
       </w:tr>
       <w:tr>
+        <w:trPr>
+          <w:cantSplit/>
+        </w:trPr>
         <w:tc>
           <w:tcPr>
             <w:tcW w:type="dxa" w:w="400"/>
@@ -1762,6 +1791,9 @@
         </w:tc>
       </w:tr>
       <w:tr>
+        <w:trPr>
+          <w:cantSplit/>
+        </w:trPr>
         <w:tc>
           <w:tcPr>
             <w:tcW w:type="dxa" w:w="400"/>
@@ -1866,6 +1898,9 @@
         </w:tc>
       </w:tr>
       <w:tr>
+        <w:trPr>
+          <w:cantSplit/>
+        </w:trPr>
         <w:tc>
           <w:tcPr>
             <w:tcW w:type="dxa" w:w="400"/>
@@ -1996,7 +2031,7 @@
         <w:keepNext/>
         <w:numPr>
           <w:ilvl w:val="0"/>
-          <w:numId w:val="93"/>
+          <w:numId w:val="213"/>
         </w:numPr>
         <w:spacing w:after="40" w:before="40"/>
       </w:pPr>
@@ -2015,7 +2050,7 @@
         <w:keepNext/>
         <w:numPr>
           <w:ilvl w:val="0"/>
-          <w:numId w:val="93"/>
+          <w:numId w:val="213"/>
         </w:numPr>
         <w:spacing w:after="40" w:before="40"/>
       </w:pPr>
@@ -2033,7 +2068,7 @@
         <w:pStyle w:val="ListParagraph"/>
         <w:numPr>
           <w:ilvl w:val="0"/>
-          <w:numId w:val="93"/>
+          <w:numId w:val="213"/>
         </w:numPr>
         <w:spacing w:after="40" w:before="40"/>
       </w:pPr>
@@ -2088,7 +2123,7 @@
         <w:keepNext/>
         <w:numPr>
           <w:ilvl w:val="0"/>
-          <w:numId w:val="94"/>
+          <w:numId w:val="214"/>
         </w:numPr>
         <w:spacing w:after="40" w:before="40"/>
       </w:pPr>
@@ -2107,7 +2142,7 @@
         <w:keepNext/>
         <w:numPr>
           <w:ilvl w:val="0"/>
-          <w:numId w:val="94"/>
+          <w:numId w:val="214"/>
         </w:numPr>
         <w:spacing w:after="40" w:before="40"/>
       </w:pPr>
@@ -2122,6 +2157,7 @@
     </w:p>
     <w:p>
       <w:pPr>
+        <w:keepNext/>
         <w:shd w:fill="EEEEEE" w:val="clear"/>
         <w:spacing w:after="80" w:before="80"/>
       </w:pPr>
@@ -2138,6 +2174,9 @@
       </w:r>
     </w:p>
     <w:p>
+      <w:pPr>
+        <w:keepNext/>
+      </w:pPr>
       <w:r>
         <w:t xml:space="preserve"/>
       </w:r>
@@ -2159,6 +2198,9 @@
         <w:gridCol w:w="6006"/>
       </w:tblGrid>
       <w:tr>
+        <w:trPr>
+          <w:cantSplit/>
+        </w:trPr>
         <w:tc>
           <w:tcPr>
             <w:tcW w:type="dxa" w:w="2500"/>
@@ -2231,6 +2273,9 @@
         </w:tc>
       </w:tr>
       <w:tr>
+        <w:trPr>
+          <w:cantSplit/>
+        </w:trPr>
         <w:tc>
           <w:tcPr>
             <w:tcW w:type="dxa" w:w="2500"/>
@@ -2301,6 +2346,9 @@
         </w:tc>
       </w:tr>
       <w:tr>
+        <w:trPr>
+          <w:cantSplit/>
+        </w:trPr>
         <w:tc>
           <w:tcPr>
             <w:tcW w:type="dxa" w:w="2500"/>
@@ -2371,6 +2419,9 @@
         </w:tc>
       </w:tr>
       <w:tr>
+        <w:trPr>
+          <w:cantSplit/>
+        </w:trPr>
         <w:tc>
           <w:tcPr>
             <w:tcW w:type="dxa" w:w="2500"/>
@@ -2441,6 +2492,9 @@
         </w:tc>
       </w:tr>
       <w:tr>
+        <w:trPr>
+          <w:cantSplit/>
+        </w:trPr>
         <w:tc>
           <w:tcPr>
             <w:tcW w:type="dxa" w:w="2500"/>
@@ -2511,6 +2565,9 @@
         </w:tc>
       </w:tr>
       <w:tr>
+        <w:trPr>
+          <w:cantSplit/>
+        </w:trPr>
         <w:tc>
           <w:tcPr>
             <w:tcW w:type="dxa" w:w="2500"/>
@@ -2608,7 +2665,7 @@
         <w:keepNext/>
         <w:numPr>
           <w:ilvl w:val="0"/>
-          <w:numId w:val="95"/>
+          <w:numId w:val="215"/>
         </w:numPr>
         <w:spacing w:after="40" w:before="40"/>
       </w:pPr>
@@ -2627,7 +2684,7 @@
         <w:keepNext/>
         <w:numPr>
           <w:ilvl w:val="0"/>
-          <w:numId w:val="95"/>
+          <w:numId w:val="215"/>
         </w:numPr>
         <w:spacing w:after="40" w:before="40"/>
       </w:pPr>
@@ -2646,7 +2703,7 @@
         <w:keepNext/>
         <w:numPr>
           <w:ilvl w:val="0"/>
-          <w:numId w:val="95"/>
+          <w:numId w:val="215"/>
         </w:numPr>
         <w:spacing w:after="40" w:before="40"/>
       </w:pPr>
@@ -2664,7 +2721,7 @@
         <w:pStyle w:val="ListParagraph"/>
         <w:numPr>
           <w:ilvl w:val="0"/>
-          <w:numId w:val="95"/>
+          <w:numId w:val="215"/>
         </w:numPr>
         <w:spacing w:after="40" w:before="40"/>
       </w:pPr>
@@ -2738,7 +2795,7 @@
         <w:keepNext/>
         <w:numPr>
           <w:ilvl w:val="0"/>
-          <w:numId w:val="96"/>
+          <w:numId w:val="216"/>
         </w:numPr>
         <w:spacing w:after="40" w:before="40"/>
       </w:pPr>
@@ -2757,7 +2814,7 @@
         <w:keepNext/>
         <w:numPr>
           <w:ilvl w:val="0"/>
-          <w:numId w:val="96"/>
+          <w:numId w:val="216"/>
         </w:numPr>
         <w:spacing w:after="40" w:before="40"/>
       </w:pPr>
@@ -2776,7 +2833,7 @@
         <w:keepNext/>
         <w:numPr>
           <w:ilvl w:val="0"/>
-          <w:numId w:val="96"/>
+          <w:numId w:val="216"/>
         </w:numPr>
         <w:spacing w:after="40" w:before="40"/>
       </w:pPr>
@@ -2794,7 +2851,7 @@
         <w:pStyle w:val="ListParagraph"/>
         <w:numPr>
           <w:ilvl w:val="0"/>
-          <w:numId w:val="96"/>
+          <w:numId w:val="216"/>
         </w:numPr>
         <w:spacing w:after="40" w:before="40"/>
       </w:pPr>
@@ -2855,7 +2912,7 @@
         <w:keepNext/>
         <w:numPr>
           <w:ilvl w:val="0"/>
-          <w:numId w:val="97"/>
+          <w:numId w:val="217"/>
         </w:numPr>
         <w:spacing w:after="40" w:before="40"/>
       </w:pPr>
@@ -2874,7 +2931,7 @@
         <w:keepNext/>
         <w:numPr>
           <w:ilvl w:val="0"/>
-          <w:numId w:val="97"/>
+          <w:numId w:val="217"/>
         </w:numPr>
         <w:spacing w:after="40" w:before="40"/>
       </w:pPr>
@@ -2893,7 +2950,7 @@
         <w:keepNext/>
         <w:numPr>
           <w:ilvl w:val="0"/>
-          <w:numId w:val="97"/>
+          <w:numId w:val="217"/>
         </w:numPr>
         <w:spacing w:after="40" w:before="40"/>
       </w:pPr>
@@ -2911,7 +2968,7 @@
         <w:pStyle w:val="ListParagraph"/>
         <w:numPr>
           <w:ilvl w:val="0"/>
-          <w:numId w:val="97"/>
+          <w:numId w:val="217"/>
         </w:numPr>
         <w:spacing w:after="40" w:before="40"/>
       </w:pPr>
@@ -2926,6 +2983,7 @@
     </w:p>
     <w:p>
       <w:pPr>
+        <w:keepNext/>
         <w:pBdr>
           <w:left w:val="single" w:color="B71C1C" w:sz="8" w:space="4"/>
         </w:pBdr>
@@ -2944,6 +3002,9 @@
       </w:r>
     </w:p>
     <w:p>
+      <w:pPr>
+        <w:keepNext/>
+      </w:pPr>
       <w:r>
         <w:t xml:space="preserve"/>
       </w:r>
@@ -2951,6 +3012,7 @@
     <w:p>
       <w:pPr>
         <w:pStyle w:val="Heading2"/>
+        <w:keepNext/>
         <w:spacing w:after="80" w:before="240"/>
       </w:pPr>
       <w:r>
@@ -2983,6 +3045,9 @@
         <w:gridCol w:w="4006"/>
       </w:tblGrid>
       <w:tr>
+        <w:trPr>
+          <w:cantSplit/>
+        </w:trPr>
         <w:tc>
           <w:tcPr>
             <w:tcW w:type="dxa" w:w="1500"/>
@@ -3090,6 +3155,9 @@
         </w:tc>
       </w:tr>
       <w:tr>
+        <w:trPr>
+          <w:cantSplit/>
+        </w:trPr>
         <w:tc>
           <w:tcPr>
             <w:tcW w:type="dxa" w:w="1500"/>
@@ -3194,6 +3262,9 @@
         </w:tc>
       </w:tr>
       <w:tr>
+        <w:trPr>
+          <w:cantSplit/>
+        </w:trPr>
         <w:tc>
           <w:tcPr>
             <w:tcW w:type="dxa" w:w="1500"/>
@@ -3298,6 +3369,9 @@
         </w:tc>
       </w:tr>
       <w:tr>
+        <w:trPr>
+          <w:cantSplit/>
+        </w:trPr>
         <w:tc>
           <w:tcPr>
             <w:tcW w:type="dxa" w:w="1500"/>
@@ -3402,6 +3476,9 @@
         </w:tc>
       </w:tr>
       <w:tr>
+        <w:trPr>
+          <w:cantSplit/>
+        </w:trPr>
         <w:tc>
           <w:tcPr>
             <w:tcW w:type="dxa" w:w="1500"/>
@@ -3506,6 +3583,9 @@
         </w:tc>
       </w:tr>
       <w:tr>
+        <w:trPr>
+          <w:cantSplit/>
+        </w:trPr>
         <w:tc>
           <w:tcPr>
             <w:tcW w:type="dxa" w:w="1500"/>
@@ -3610,6 +3690,7 @@
     <w:p>
       <w:pPr>
         <w:pStyle w:val="Heading1"/>
+        <w:keepNext/>
         <w:pageBreakBefore/>
         <w:spacing w:after="120" w:before="360"/>
       </w:pPr>
@@ -3628,6 +3709,7 @@
     <w:p>
       <w:pPr>
         <w:pStyle w:val="Heading2"/>
+        <w:keepNext/>
         <w:spacing w:after="80" w:before="240"/>
       </w:pPr>
       <w:r>
@@ -3660,6 +3742,9 @@
         <w:gridCol w:w="4506"/>
       </w:tblGrid>
       <w:tr>
+        <w:trPr>
+          <w:cantSplit/>
+        </w:trPr>
         <w:tc>
           <w:tcPr>
             <w:tcW w:type="dxa" w:w="2000"/>
@@ -3767,6 +3852,9 @@
         </w:tc>
       </w:tr>
       <w:tr>
+        <w:trPr>
+          <w:cantSplit/>
+        </w:trPr>
         <w:tc>
           <w:tcPr>
             <w:tcW w:type="dxa" w:w="2000"/>
@@ -3871,6 +3959,9 @@
         </w:tc>
       </w:tr>
       <w:tr>
+        <w:trPr>
+          <w:cantSplit/>
+        </w:trPr>
         <w:tc>
           <w:tcPr>
             <w:tcW w:type="dxa" w:w="2000"/>
@@ -3975,6 +4066,9 @@
         </w:tc>
       </w:tr>
       <w:tr>
+        <w:trPr>
+          <w:cantSplit/>
+        </w:trPr>
         <w:tc>
           <w:tcPr>
             <w:tcW w:type="dxa" w:w="2000"/>
@@ -4079,6 +4173,9 @@
         </w:tc>
       </w:tr>
       <w:tr>
+        <w:trPr>
+          <w:cantSplit/>
+        </w:trPr>
         <w:tc>
           <w:tcPr>
             <w:tcW w:type="dxa" w:w="2000"/>
@@ -4226,7 +4323,7 @@
         <w:keepNext/>
         <w:numPr>
           <w:ilvl w:val="0"/>
-          <w:numId w:val="98"/>
+          <w:numId w:val="218"/>
         </w:numPr>
         <w:spacing w:after="40" w:before="40"/>
       </w:pPr>
@@ -4245,7 +4342,7 @@
         <w:keepNext/>
         <w:numPr>
           <w:ilvl w:val="0"/>
-          <w:numId w:val="98"/>
+          <w:numId w:val="218"/>
         </w:numPr>
         <w:spacing w:after="40" w:before="40"/>
       </w:pPr>
@@ -4263,7 +4360,7 @@
         <w:pStyle w:val="ListParagraph"/>
         <w:numPr>
           <w:ilvl w:val="0"/>
-          <w:numId w:val="98"/>
+          <w:numId w:val="218"/>
         </w:numPr>
         <w:spacing w:after="40" w:before="40"/>
       </w:pPr>
@@ -4398,6 +4495,7 @@
     <w:p>
       <w:pPr>
         <w:pStyle w:val="Heading2"/>
+        <w:keepNext/>
         <w:spacing w:after="80" w:before="240"/>
       </w:pPr>
       <w:r>
@@ -4414,6 +4512,7 @@
     </w:p>
     <w:p>
       <w:pPr>
+        <w:keepNext/>
         <w:pBdr>
           <w:left w:val="single" w:color="B71C1C" w:sz="8" w:space="4"/>
         </w:pBdr>
@@ -4432,6 +4531,9 @@
       </w:r>
     </w:p>
     <w:p>
+      <w:pPr>
+        <w:keepNext/>
+      </w:pPr>
       <w:r>
         <w:t xml:space="preserve"/>
       </w:r>
@@ -4455,6 +4557,9 @@
         <w:gridCol w:w="4406"/>
       </w:tblGrid>
       <w:tr>
+        <w:trPr>
+          <w:cantSplit/>
+        </w:trPr>
         <w:tc>
           <w:tcPr>
             <w:tcW w:type="dxa" w:w="400"/>
@@ -4597,6 +4702,9 @@
         </w:tc>
       </w:tr>
       <w:tr>
+        <w:trPr>
+          <w:cantSplit/>
+        </w:trPr>
         <w:tc>
           <w:tcPr>
             <w:tcW w:type="dxa" w:w="400"/>
@@ -4735,6 +4843,9 @@
         </w:tc>
       </w:tr>
       <w:tr>
+        <w:trPr>
+          <w:cantSplit/>
+        </w:trPr>
         <w:tc>
           <w:tcPr>
             <w:tcW w:type="dxa" w:w="400"/>
@@ -4873,6 +4984,9 @@
         </w:tc>
       </w:tr>
       <w:tr>
+        <w:trPr>
+          <w:cantSplit/>
+        </w:trPr>
         <w:tc>
           <w:tcPr>
             <w:tcW w:type="dxa" w:w="400"/>
@@ -5011,6 +5125,9 @@
         </w:tc>
       </w:tr>
       <w:tr>
+        <w:trPr>
+          <w:cantSplit/>
+        </w:trPr>
         <w:tc>
           <w:tcPr>
             <w:tcW w:type="dxa" w:w="400"/>
@@ -5185,7 +5302,7 @@
         <w:pStyle w:val="ListParagraph"/>
         <w:numPr>
           <w:ilvl w:val="0"/>
-          <w:numId w:val="99"/>
+          <w:numId w:val="219"/>
         </w:numPr>
         <w:spacing w:after="40" w:before="40"/>
       </w:pPr>
@@ -5203,7 +5320,7 @@
         <w:pStyle w:val="ListParagraph"/>
         <w:numPr>
           <w:ilvl w:val="0"/>
-          <w:numId w:val="99"/>
+          <w:numId w:val="219"/>
         </w:numPr>
         <w:spacing w:after="40" w:before="40"/>
       </w:pPr>
@@ -5221,7 +5338,7 @@
         <w:pStyle w:val="ListParagraph"/>
         <w:numPr>
           <w:ilvl w:val="0"/>
-          <w:numId w:val="99"/>
+          <w:numId w:val="219"/>
         </w:numPr>
         <w:spacing w:after="40" w:before="40"/>
       </w:pPr>
@@ -5239,7 +5356,7 @@
         <w:pStyle w:val="ListParagraph"/>
         <w:numPr>
           <w:ilvl w:val="0"/>
-          <w:numId w:val="99"/>
+          <w:numId w:val="219"/>
         </w:numPr>
         <w:spacing w:after="40" w:before="40"/>
       </w:pPr>
@@ -5257,7 +5374,7 @@
         <w:pStyle w:val="ListParagraph"/>
         <w:numPr>
           <w:ilvl w:val="0"/>
-          <w:numId w:val="99"/>
+          <w:numId w:val="219"/>
         </w:numPr>
         <w:spacing w:after="40" w:before="40"/>
       </w:pPr>
@@ -5275,7 +5392,7 @@
         <w:pStyle w:val="ListParagraph"/>
         <w:numPr>
           <w:ilvl w:val="0"/>
-          <w:numId w:val="99"/>
+          <w:numId w:val="219"/>
         </w:numPr>
         <w:spacing w:after="40" w:before="40"/>
       </w:pPr>
@@ -5291,9 +5408,10 @@
     <w:p>
       <w:pPr>
         <w:pStyle w:val="ListParagraph"/>
+        <w:keepNext/>
         <w:numPr>
           <w:ilvl w:val="0"/>
-          <w:numId w:val="99"/>
+          <w:numId w:val="219"/>
         </w:numPr>
         <w:spacing w:after="40" w:before="40"/>
       </w:pPr>
@@ -5307,6 +5425,9 @@
       </w:r>
     </w:p>
     <w:p>
+      <w:pPr>
+        <w:keepNext/>
+      </w:pPr>
       <w:r>
         <w:t xml:space="preserve"/>
       </w:r>
@@ -5314,6 +5435,7 @@
     <w:p>
       <w:pPr>
         <w:pStyle w:val="Heading2"/>
+        <w:keepNext/>
         <w:spacing w:after="80" w:before="240"/>
       </w:pPr>
       <w:r>
@@ -5345,6 +5467,9 @@
         <w:gridCol w:w="5506"/>
       </w:tblGrid>
       <w:tr>
+        <w:trPr>
+          <w:cantSplit/>
+        </w:trPr>
         <w:tc>
           <w:tcPr>
             <w:tcW w:type="dxa" w:w="3000"/>
@@ -5417,6 +5542,9 @@
         </w:tc>
       </w:tr>
       <w:tr>
+        <w:trPr>
+          <w:cantSplit/>
+        </w:trPr>
         <w:tc>
           <w:tcPr>
             <w:tcW w:type="dxa" w:w="3000"/>
@@ -5487,6 +5615,9 @@
         </w:tc>
       </w:tr>
       <w:tr>
+        <w:trPr>
+          <w:cantSplit/>
+        </w:trPr>
         <w:tc>
           <w:tcPr>
             <w:tcW w:type="dxa" w:w="3000"/>
@@ -5557,6 +5688,9 @@
         </w:tc>
       </w:tr>
       <w:tr>
+        <w:trPr>
+          <w:cantSplit/>
+        </w:trPr>
         <w:tc>
           <w:tcPr>
             <w:tcW w:type="dxa" w:w="3000"/>
@@ -5627,6 +5761,9 @@
         </w:tc>
       </w:tr>
       <w:tr>
+        <w:trPr>
+          <w:cantSplit/>
+        </w:trPr>
         <w:tc>
           <w:tcPr>
             <w:tcW w:type="dxa" w:w="3000"/>
@@ -5697,6 +5834,9 @@
         </w:tc>
       </w:tr>
       <w:tr>
+        <w:trPr>
+          <w:cantSplit/>
+        </w:trPr>
         <w:tc>
           <w:tcPr>
             <w:tcW w:type="dxa" w:w="3000"/>
@@ -5766,17 +5906,24 @@
       </w:tr>
     </w:tbl>
     <w:p>
+      <w:pPr>
+        <w:keepNext/>
+      </w:pPr>
       <w:r>
         <w:t xml:space="preserve"/>
       </w:r>
     </w:p>
     <w:p>
+      <w:pPr>
+        <w:keepNext/>
+      </w:pPr>
       <w:r>
         <w:t xml:space="preserve"/>
       </w:r>
     </w:p>
     <w:p>
       <w:pPr>
+        <w:keepNext/>
         <w:pBdr>
           <w:top w:val="single" w:color="00467F" w:sz="4" w:space="2"/>
         </w:pBdr>
@@ -5813,6 +5960,9 @@
         <w:gridCol w:w="2127"/>
       </w:tblGrid>
       <w:tr>
+        <w:trPr>
+          <w:cantSplit/>
+        </w:trPr>
         <w:tc>
           <w:tcPr>
             <w:tcW w:type="dxa" w:w="2126"/>
@@ -5951,6 +6101,9 @@
         </w:tc>
       </w:tr>
       <w:tr>
+        <w:trPr>
+          <w:cantSplit/>
+        </w:trPr>
         <w:tc>
           <w:tcPr>
             <w:tcW w:type="dxa" w:w="2126"/>
@@ -6089,6 +6242,9 @@
         </w:tc>
       </w:tr>
       <w:tr>
+        <w:trPr>
+          <w:cantSplit/>
+        </w:trPr>
         <w:tc>
           <w:tcPr>
             <w:tcW w:type="dxa" w:w="2126"/>
@@ -9203,6 +9359,726 @@
     </w:lvlOverride>
   </w:num>
   <w:num w:numId="99">
+    <w:abstractNumId w:val="3"/>
+    <w:lvlOverride w:ilvl="0">
+      <w:startOverride w:val="1"/>
+    </w:lvlOverride>
+  </w:num>
+  <w:num w:numId="100">
+    <w:abstractNumId w:val="2"/>
+    <w:lvlOverride w:ilvl="0">
+      <w:startOverride w:val="1"/>
+    </w:lvlOverride>
+  </w:num>
+  <w:num w:numId="101">
+    <w:abstractNumId w:val="2"/>
+    <w:lvlOverride w:ilvl="0">
+      <w:startOverride w:val="1"/>
+    </w:lvlOverride>
+  </w:num>
+  <w:num w:numId="102">
+    <w:abstractNumId w:val="2"/>
+    <w:lvlOverride w:ilvl="0">
+      <w:startOverride w:val="1"/>
+    </w:lvlOverride>
+  </w:num>
+  <w:num w:numId="103">
+    <w:abstractNumId w:val="2"/>
+    <w:lvlOverride w:ilvl="0">
+      <w:startOverride w:val="1"/>
+    </w:lvlOverride>
+  </w:num>
+  <w:num w:numId="104">
+    <w:abstractNumId w:val="2"/>
+    <w:lvlOverride w:ilvl="0">
+      <w:startOverride w:val="1"/>
+    </w:lvlOverride>
+  </w:num>
+  <w:num w:numId="105">
+    <w:abstractNumId w:val="3"/>
+    <w:lvlOverride w:ilvl="0">
+      <w:startOverride w:val="1"/>
+    </w:lvlOverride>
+  </w:num>
+  <w:num w:numId="106">
+    <w:abstractNumId w:val="2"/>
+    <w:lvlOverride w:ilvl="0">
+      <w:startOverride w:val="1"/>
+    </w:lvlOverride>
+  </w:num>
+  <w:num w:numId="107">
+    <w:abstractNumId w:val="2"/>
+    <w:lvlOverride w:ilvl="0">
+      <w:startOverride w:val="1"/>
+    </w:lvlOverride>
+  </w:num>
+  <w:num w:numId="108">
+    <w:abstractNumId w:val="2"/>
+    <w:lvlOverride w:ilvl="0">
+      <w:startOverride w:val="1"/>
+    </w:lvlOverride>
+  </w:num>
+  <w:num w:numId="109">
+    <w:abstractNumId w:val="2"/>
+    <w:lvlOverride w:ilvl="0">
+      <w:startOverride w:val="1"/>
+    </w:lvlOverride>
+  </w:num>
+  <w:num w:numId="110">
+    <w:abstractNumId w:val="2"/>
+    <w:lvlOverride w:ilvl="0">
+      <w:startOverride w:val="1"/>
+    </w:lvlOverride>
+  </w:num>
+  <w:num w:numId="111">
+    <w:abstractNumId w:val="3"/>
+    <w:lvlOverride w:ilvl="0">
+      <w:startOverride w:val="1"/>
+    </w:lvlOverride>
+  </w:num>
+  <w:num w:numId="112">
+    <w:abstractNumId w:val="2"/>
+    <w:lvlOverride w:ilvl="0">
+      <w:startOverride w:val="1"/>
+    </w:lvlOverride>
+  </w:num>
+  <w:num w:numId="113">
+    <w:abstractNumId w:val="2"/>
+    <w:lvlOverride w:ilvl="0">
+      <w:startOverride w:val="1"/>
+    </w:lvlOverride>
+  </w:num>
+  <w:num w:numId="114">
+    <w:abstractNumId w:val="2"/>
+    <w:lvlOverride w:ilvl="0">
+      <w:startOverride w:val="1"/>
+    </w:lvlOverride>
+  </w:num>
+  <w:num w:numId="115">
+    <w:abstractNumId w:val="2"/>
+    <w:lvlOverride w:ilvl="0">
+      <w:startOverride w:val="1"/>
+    </w:lvlOverride>
+  </w:num>
+  <w:num w:numId="116">
+    <w:abstractNumId w:val="2"/>
+    <w:lvlOverride w:ilvl="0">
+      <w:startOverride w:val="1"/>
+    </w:lvlOverride>
+  </w:num>
+  <w:num w:numId="117">
+    <w:abstractNumId w:val="3"/>
+    <w:lvlOverride w:ilvl="0">
+      <w:startOverride w:val="1"/>
+    </w:lvlOverride>
+  </w:num>
+  <w:num w:numId="118">
+    <w:abstractNumId w:val="2"/>
+    <w:lvlOverride w:ilvl="0">
+      <w:startOverride w:val="1"/>
+    </w:lvlOverride>
+  </w:num>
+  <w:num w:numId="119">
+    <w:abstractNumId w:val="2"/>
+    <w:lvlOverride w:ilvl="0">
+      <w:startOverride w:val="1"/>
+    </w:lvlOverride>
+  </w:num>
+  <w:num w:numId="120">
+    <w:abstractNumId w:val="2"/>
+    <w:lvlOverride w:ilvl="0">
+      <w:startOverride w:val="1"/>
+    </w:lvlOverride>
+  </w:num>
+  <w:num w:numId="121">
+    <w:abstractNumId w:val="2"/>
+    <w:lvlOverride w:ilvl="0">
+      <w:startOverride w:val="1"/>
+    </w:lvlOverride>
+  </w:num>
+  <w:num w:numId="122">
+    <w:abstractNumId w:val="2"/>
+    <w:lvlOverride w:ilvl="0">
+      <w:startOverride w:val="1"/>
+    </w:lvlOverride>
+  </w:num>
+  <w:num w:numId="123">
+    <w:abstractNumId w:val="3"/>
+    <w:lvlOverride w:ilvl="0">
+      <w:startOverride w:val="1"/>
+    </w:lvlOverride>
+  </w:num>
+  <w:num w:numId="124">
+    <w:abstractNumId w:val="2"/>
+    <w:lvlOverride w:ilvl="0">
+      <w:startOverride w:val="1"/>
+    </w:lvlOverride>
+  </w:num>
+  <w:num w:numId="125">
+    <w:abstractNumId w:val="2"/>
+    <w:lvlOverride w:ilvl="0">
+      <w:startOverride w:val="1"/>
+    </w:lvlOverride>
+  </w:num>
+  <w:num w:numId="126">
+    <w:abstractNumId w:val="2"/>
+    <w:lvlOverride w:ilvl="0">
+      <w:startOverride w:val="1"/>
+    </w:lvlOverride>
+  </w:num>
+  <w:num w:numId="127">
+    <w:abstractNumId w:val="2"/>
+    <w:lvlOverride w:ilvl="0">
+      <w:startOverride w:val="1"/>
+    </w:lvlOverride>
+  </w:num>
+  <w:num w:numId="128">
+    <w:abstractNumId w:val="2"/>
+    <w:lvlOverride w:ilvl="0">
+      <w:startOverride w:val="1"/>
+    </w:lvlOverride>
+  </w:num>
+  <w:num w:numId="129">
+    <w:abstractNumId w:val="3"/>
+    <w:lvlOverride w:ilvl="0">
+      <w:startOverride w:val="1"/>
+    </w:lvlOverride>
+  </w:num>
+  <w:num w:numId="130">
+    <w:abstractNumId w:val="2"/>
+    <w:lvlOverride w:ilvl="0">
+      <w:startOverride w:val="1"/>
+    </w:lvlOverride>
+  </w:num>
+  <w:num w:numId="131">
+    <w:abstractNumId w:val="2"/>
+    <w:lvlOverride w:ilvl="0">
+      <w:startOverride w:val="1"/>
+    </w:lvlOverride>
+  </w:num>
+  <w:num w:numId="132">
+    <w:abstractNumId w:val="2"/>
+    <w:lvlOverride w:ilvl="0">
+      <w:startOverride w:val="1"/>
+    </w:lvlOverride>
+  </w:num>
+  <w:num w:numId="133">
+    <w:abstractNumId w:val="2"/>
+    <w:lvlOverride w:ilvl="0">
+      <w:startOverride w:val="1"/>
+    </w:lvlOverride>
+  </w:num>
+  <w:num w:numId="134">
+    <w:abstractNumId w:val="2"/>
+    <w:lvlOverride w:ilvl="0">
+      <w:startOverride w:val="1"/>
+    </w:lvlOverride>
+  </w:num>
+  <w:num w:numId="135">
+    <w:abstractNumId w:val="3"/>
+    <w:lvlOverride w:ilvl="0">
+      <w:startOverride w:val="1"/>
+    </w:lvlOverride>
+  </w:num>
+  <w:num w:numId="136">
+    <w:abstractNumId w:val="2"/>
+    <w:lvlOverride w:ilvl="0">
+      <w:startOverride w:val="1"/>
+    </w:lvlOverride>
+  </w:num>
+  <w:num w:numId="137">
+    <w:abstractNumId w:val="2"/>
+    <w:lvlOverride w:ilvl="0">
+      <w:startOverride w:val="1"/>
+    </w:lvlOverride>
+  </w:num>
+  <w:num w:numId="138">
+    <w:abstractNumId w:val="2"/>
+    <w:lvlOverride w:ilvl="0">
+      <w:startOverride w:val="1"/>
+    </w:lvlOverride>
+  </w:num>
+  <w:num w:numId="139">
+    <w:abstractNumId w:val="2"/>
+    <w:lvlOverride w:ilvl="0">
+      <w:startOverride w:val="1"/>
+    </w:lvlOverride>
+  </w:num>
+  <w:num w:numId="140">
+    <w:abstractNumId w:val="2"/>
+    <w:lvlOverride w:ilvl="0">
+      <w:startOverride w:val="1"/>
+    </w:lvlOverride>
+  </w:num>
+  <w:num w:numId="141">
+    <w:abstractNumId w:val="3"/>
+    <w:lvlOverride w:ilvl="0">
+      <w:startOverride w:val="1"/>
+    </w:lvlOverride>
+  </w:num>
+  <w:num w:numId="142">
+    <w:abstractNumId w:val="2"/>
+    <w:lvlOverride w:ilvl="0">
+      <w:startOverride w:val="1"/>
+    </w:lvlOverride>
+  </w:num>
+  <w:num w:numId="143">
+    <w:abstractNumId w:val="2"/>
+    <w:lvlOverride w:ilvl="0">
+      <w:startOverride w:val="1"/>
+    </w:lvlOverride>
+  </w:num>
+  <w:num w:numId="144">
+    <w:abstractNumId w:val="2"/>
+    <w:lvlOverride w:ilvl="0">
+      <w:startOverride w:val="1"/>
+    </w:lvlOverride>
+  </w:num>
+  <w:num w:numId="145">
+    <w:abstractNumId w:val="2"/>
+    <w:lvlOverride w:ilvl="0">
+      <w:startOverride w:val="1"/>
+    </w:lvlOverride>
+  </w:num>
+  <w:num w:numId="146">
+    <w:abstractNumId w:val="2"/>
+    <w:lvlOverride w:ilvl="0">
+      <w:startOverride w:val="1"/>
+    </w:lvlOverride>
+  </w:num>
+  <w:num w:numId="147">
+    <w:abstractNumId w:val="3"/>
+    <w:lvlOverride w:ilvl="0">
+      <w:startOverride w:val="1"/>
+    </w:lvlOverride>
+  </w:num>
+  <w:num w:numId="148">
+    <w:abstractNumId w:val="2"/>
+    <w:lvlOverride w:ilvl="0">
+      <w:startOverride w:val="1"/>
+    </w:lvlOverride>
+  </w:num>
+  <w:num w:numId="149">
+    <w:abstractNumId w:val="2"/>
+    <w:lvlOverride w:ilvl="0">
+      <w:startOverride w:val="1"/>
+    </w:lvlOverride>
+  </w:num>
+  <w:num w:numId="150">
+    <w:abstractNumId w:val="2"/>
+    <w:lvlOverride w:ilvl="0">
+      <w:startOverride w:val="1"/>
+    </w:lvlOverride>
+  </w:num>
+  <w:num w:numId="151">
+    <w:abstractNumId w:val="2"/>
+    <w:lvlOverride w:ilvl="0">
+      <w:startOverride w:val="1"/>
+    </w:lvlOverride>
+  </w:num>
+  <w:num w:numId="152">
+    <w:abstractNumId w:val="2"/>
+    <w:lvlOverride w:ilvl="0">
+      <w:startOverride w:val="1"/>
+    </w:lvlOverride>
+  </w:num>
+  <w:num w:numId="153">
+    <w:abstractNumId w:val="3"/>
+    <w:lvlOverride w:ilvl="0">
+      <w:startOverride w:val="1"/>
+    </w:lvlOverride>
+  </w:num>
+  <w:num w:numId="154">
+    <w:abstractNumId w:val="2"/>
+    <w:lvlOverride w:ilvl="0">
+      <w:startOverride w:val="1"/>
+    </w:lvlOverride>
+  </w:num>
+  <w:num w:numId="155">
+    <w:abstractNumId w:val="2"/>
+    <w:lvlOverride w:ilvl="0">
+      <w:startOverride w:val="1"/>
+    </w:lvlOverride>
+  </w:num>
+  <w:num w:numId="156">
+    <w:abstractNumId w:val="2"/>
+    <w:lvlOverride w:ilvl="0">
+      <w:startOverride w:val="1"/>
+    </w:lvlOverride>
+  </w:num>
+  <w:num w:numId="157">
+    <w:abstractNumId w:val="2"/>
+    <w:lvlOverride w:ilvl="0">
+      <w:startOverride w:val="1"/>
+    </w:lvlOverride>
+  </w:num>
+  <w:num w:numId="158">
+    <w:abstractNumId w:val="2"/>
+    <w:lvlOverride w:ilvl="0">
+      <w:startOverride w:val="1"/>
+    </w:lvlOverride>
+  </w:num>
+  <w:num w:numId="159">
+    <w:abstractNumId w:val="3"/>
+    <w:lvlOverride w:ilvl="0">
+      <w:startOverride w:val="1"/>
+    </w:lvlOverride>
+  </w:num>
+  <w:num w:numId="160">
+    <w:abstractNumId w:val="2"/>
+    <w:lvlOverride w:ilvl="0">
+      <w:startOverride w:val="1"/>
+    </w:lvlOverride>
+  </w:num>
+  <w:num w:numId="161">
+    <w:abstractNumId w:val="2"/>
+    <w:lvlOverride w:ilvl="0">
+      <w:startOverride w:val="1"/>
+    </w:lvlOverride>
+  </w:num>
+  <w:num w:numId="162">
+    <w:abstractNumId w:val="2"/>
+    <w:lvlOverride w:ilvl="0">
+      <w:startOverride w:val="1"/>
+    </w:lvlOverride>
+  </w:num>
+  <w:num w:numId="163">
+    <w:abstractNumId w:val="2"/>
+    <w:lvlOverride w:ilvl="0">
+      <w:startOverride w:val="1"/>
+    </w:lvlOverride>
+  </w:num>
+  <w:num w:numId="164">
+    <w:abstractNumId w:val="2"/>
+    <w:lvlOverride w:ilvl="0">
+      <w:startOverride w:val="1"/>
+    </w:lvlOverride>
+  </w:num>
+  <w:num w:numId="165">
+    <w:abstractNumId w:val="3"/>
+    <w:lvlOverride w:ilvl="0">
+      <w:startOverride w:val="1"/>
+    </w:lvlOverride>
+  </w:num>
+  <w:num w:numId="166">
+    <w:abstractNumId w:val="2"/>
+    <w:lvlOverride w:ilvl="0">
+      <w:startOverride w:val="1"/>
+    </w:lvlOverride>
+  </w:num>
+  <w:num w:numId="167">
+    <w:abstractNumId w:val="2"/>
+    <w:lvlOverride w:ilvl="0">
+      <w:startOverride w:val="1"/>
+    </w:lvlOverride>
+  </w:num>
+  <w:num w:numId="168">
+    <w:abstractNumId w:val="2"/>
+    <w:lvlOverride w:ilvl="0">
+      <w:startOverride w:val="1"/>
+    </w:lvlOverride>
+  </w:num>
+  <w:num w:numId="169">
+    <w:abstractNumId w:val="2"/>
+    <w:lvlOverride w:ilvl="0">
+      <w:startOverride w:val="1"/>
+    </w:lvlOverride>
+  </w:num>
+  <w:num w:numId="170">
+    <w:abstractNumId w:val="2"/>
+    <w:lvlOverride w:ilvl="0">
+      <w:startOverride w:val="1"/>
+    </w:lvlOverride>
+  </w:num>
+  <w:num w:numId="171">
+    <w:abstractNumId w:val="3"/>
+    <w:lvlOverride w:ilvl="0">
+      <w:startOverride w:val="1"/>
+    </w:lvlOverride>
+  </w:num>
+  <w:num w:numId="172">
+    <w:abstractNumId w:val="2"/>
+    <w:lvlOverride w:ilvl="0">
+      <w:startOverride w:val="1"/>
+    </w:lvlOverride>
+  </w:num>
+  <w:num w:numId="173">
+    <w:abstractNumId w:val="2"/>
+    <w:lvlOverride w:ilvl="0">
+      <w:startOverride w:val="1"/>
+    </w:lvlOverride>
+  </w:num>
+  <w:num w:numId="174">
+    <w:abstractNumId w:val="2"/>
+    <w:lvlOverride w:ilvl="0">
+      <w:startOverride w:val="1"/>
+    </w:lvlOverride>
+  </w:num>
+  <w:num w:numId="175">
+    <w:abstractNumId w:val="2"/>
+    <w:lvlOverride w:ilvl="0">
+      <w:startOverride w:val="1"/>
+    </w:lvlOverride>
+  </w:num>
+  <w:num w:numId="176">
+    <w:abstractNumId w:val="2"/>
+    <w:lvlOverride w:ilvl="0">
+      <w:startOverride w:val="1"/>
+    </w:lvlOverride>
+  </w:num>
+  <w:num w:numId="177">
+    <w:abstractNumId w:val="3"/>
+    <w:lvlOverride w:ilvl="0">
+      <w:startOverride w:val="1"/>
+    </w:lvlOverride>
+  </w:num>
+  <w:num w:numId="178">
+    <w:abstractNumId w:val="2"/>
+    <w:lvlOverride w:ilvl="0">
+      <w:startOverride w:val="1"/>
+    </w:lvlOverride>
+  </w:num>
+  <w:num w:numId="179">
+    <w:abstractNumId w:val="2"/>
+    <w:lvlOverride w:ilvl="0">
+      <w:startOverride w:val="1"/>
+    </w:lvlOverride>
+  </w:num>
+  <w:num w:numId="180">
+    <w:abstractNumId w:val="2"/>
+    <w:lvlOverride w:ilvl="0">
+      <w:startOverride w:val="1"/>
+    </w:lvlOverride>
+  </w:num>
+  <w:num w:numId="181">
+    <w:abstractNumId w:val="2"/>
+    <w:lvlOverride w:ilvl="0">
+      <w:startOverride w:val="1"/>
+    </w:lvlOverride>
+  </w:num>
+  <w:num w:numId="182">
+    <w:abstractNumId w:val="2"/>
+    <w:lvlOverride w:ilvl="0">
+      <w:startOverride w:val="1"/>
+    </w:lvlOverride>
+  </w:num>
+  <w:num w:numId="183">
+    <w:abstractNumId w:val="3"/>
+    <w:lvlOverride w:ilvl="0">
+      <w:startOverride w:val="1"/>
+    </w:lvlOverride>
+  </w:num>
+  <w:num w:numId="184">
+    <w:abstractNumId w:val="2"/>
+    <w:lvlOverride w:ilvl="0">
+      <w:startOverride w:val="1"/>
+    </w:lvlOverride>
+  </w:num>
+  <w:num w:numId="185">
+    <w:abstractNumId w:val="2"/>
+    <w:lvlOverride w:ilvl="0">
+      <w:startOverride w:val="1"/>
+    </w:lvlOverride>
+  </w:num>
+  <w:num w:numId="186">
+    <w:abstractNumId w:val="2"/>
+    <w:lvlOverride w:ilvl="0">
+      <w:startOverride w:val="1"/>
+    </w:lvlOverride>
+  </w:num>
+  <w:num w:numId="187">
+    <w:abstractNumId w:val="2"/>
+    <w:lvlOverride w:ilvl="0">
+      <w:startOverride w:val="1"/>
+    </w:lvlOverride>
+  </w:num>
+  <w:num w:numId="188">
+    <w:abstractNumId w:val="2"/>
+    <w:lvlOverride w:ilvl="0">
+      <w:startOverride w:val="1"/>
+    </w:lvlOverride>
+  </w:num>
+  <w:num w:numId="189">
+    <w:abstractNumId w:val="3"/>
+    <w:lvlOverride w:ilvl="0">
+      <w:startOverride w:val="1"/>
+    </w:lvlOverride>
+  </w:num>
+  <w:num w:numId="190">
+    <w:abstractNumId w:val="2"/>
+    <w:lvlOverride w:ilvl="0">
+      <w:startOverride w:val="1"/>
+    </w:lvlOverride>
+  </w:num>
+  <w:num w:numId="191">
+    <w:abstractNumId w:val="2"/>
+    <w:lvlOverride w:ilvl="0">
+      <w:startOverride w:val="1"/>
+    </w:lvlOverride>
+  </w:num>
+  <w:num w:numId="192">
+    <w:abstractNumId w:val="2"/>
+    <w:lvlOverride w:ilvl="0">
+      <w:startOverride w:val="1"/>
+    </w:lvlOverride>
+  </w:num>
+  <w:num w:numId="193">
+    <w:abstractNumId w:val="2"/>
+    <w:lvlOverride w:ilvl="0">
+      <w:startOverride w:val="1"/>
+    </w:lvlOverride>
+  </w:num>
+  <w:num w:numId="194">
+    <w:abstractNumId w:val="2"/>
+    <w:lvlOverride w:ilvl="0">
+      <w:startOverride w:val="1"/>
+    </w:lvlOverride>
+  </w:num>
+  <w:num w:numId="195">
+    <w:abstractNumId w:val="3"/>
+    <w:lvlOverride w:ilvl="0">
+      <w:startOverride w:val="1"/>
+    </w:lvlOverride>
+  </w:num>
+  <w:num w:numId="196">
+    <w:abstractNumId w:val="2"/>
+    <w:lvlOverride w:ilvl="0">
+      <w:startOverride w:val="1"/>
+    </w:lvlOverride>
+  </w:num>
+  <w:num w:numId="197">
+    <w:abstractNumId w:val="2"/>
+    <w:lvlOverride w:ilvl="0">
+      <w:startOverride w:val="1"/>
+    </w:lvlOverride>
+  </w:num>
+  <w:num w:numId="198">
+    <w:abstractNumId w:val="2"/>
+    <w:lvlOverride w:ilvl="0">
+      <w:startOverride w:val="1"/>
+    </w:lvlOverride>
+  </w:num>
+  <w:num w:numId="199">
+    <w:abstractNumId w:val="2"/>
+    <w:lvlOverride w:ilvl="0">
+      <w:startOverride w:val="1"/>
+    </w:lvlOverride>
+  </w:num>
+  <w:num w:numId="200">
+    <w:abstractNumId w:val="2"/>
+    <w:lvlOverride w:ilvl="0">
+      <w:startOverride w:val="1"/>
+    </w:lvlOverride>
+  </w:num>
+  <w:num w:numId="201">
+    <w:abstractNumId w:val="3"/>
+    <w:lvlOverride w:ilvl="0">
+      <w:startOverride w:val="1"/>
+    </w:lvlOverride>
+  </w:num>
+  <w:num w:numId="202">
+    <w:abstractNumId w:val="2"/>
+    <w:lvlOverride w:ilvl="0">
+      <w:startOverride w:val="1"/>
+    </w:lvlOverride>
+  </w:num>
+  <w:num w:numId="203">
+    <w:abstractNumId w:val="2"/>
+    <w:lvlOverride w:ilvl="0">
+      <w:startOverride w:val="1"/>
+    </w:lvlOverride>
+  </w:num>
+  <w:num w:numId="204">
+    <w:abstractNumId w:val="2"/>
+    <w:lvlOverride w:ilvl="0">
+      <w:startOverride w:val="1"/>
+    </w:lvlOverride>
+  </w:num>
+  <w:num w:numId="205">
+    <w:abstractNumId w:val="2"/>
+    <w:lvlOverride w:ilvl="0">
+      <w:startOverride w:val="1"/>
+    </w:lvlOverride>
+  </w:num>
+  <w:num w:numId="206">
+    <w:abstractNumId w:val="2"/>
+    <w:lvlOverride w:ilvl="0">
+      <w:startOverride w:val="1"/>
+    </w:lvlOverride>
+  </w:num>
+  <w:num w:numId="207">
+    <w:abstractNumId w:val="3"/>
+    <w:lvlOverride w:ilvl="0">
+      <w:startOverride w:val="1"/>
+    </w:lvlOverride>
+  </w:num>
+  <w:num w:numId="208">
+    <w:abstractNumId w:val="2"/>
+    <w:lvlOverride w:ilvl="0">
+      <w:startOverride w:val="1"/>
+    </w:lvlOverride>
+  </w:num>
+  <w:num w:numId="209">
+    <w:abstractNumId w:val="2"/>
+    <w:lvlOverride w:ilvl="0">
+      <w:startOverride w:val="1"/>
+    </w:lvlOverride>
+  </w:num>
+  <w:num w:numId="210">
+    <w:abstractNumId w:val="2"/>
+    <w:lvlOverride w:ilvl="0">
+      <w:startOverride w:val="1"/>
+    </w:lvlOverride>
+  </w:num>
+  <w:num w:numId="211">
+    <w:abstractNumId w:val="2"/>
+    <w:lvlOverride w:ilvl="0">
+      <w:startOverride w:val="1"/>
+    </w:lvlOverride>
+  </w:num>
+  <w:num w:numId="212">
+    <w:abstractNumId w:val="2"/>
+    <w:lvlOverride w:ilvl="0">
+      <w:startOverride w:val="1"/>
+    </w:lvlOverride>
+  </w:num>
+  <w:num w:numId="213">
+    <w:abstractNumId w:val="3"/>
+    <w:lvlOverride w:ilvl="0">
+      <w:startOverride w:val="1"/>
+    </w:lvlOverride>
+  </w:num>
+  <w:num w:numId="214">
+    <w:abstractNumId w:val="2"/>
+    <w:lvlOverride w:ilvl="0">
+      <w:startOverride w:val="1"/>
+    </w:lvlOverride>
+  </w:num>
+  <w:num w:numId="215">
+    <w:abstractNumId w:val="2"/>
+    <w:lvlOverride w:ilvl="0">
+      <w:startOverride w:val="1"/>
+    </w:lvlOverride>
+  </w:num>
+  <w:num w:numId="216">
+    <w:abstractNumId w:val="2"/>
+    <w:lvlOverride w:ilvl="0">
+      <w:startOverride w:val="1"/>
+    </w:lvlOverride>
+  </w:num>
+  <w:num w:numId="217">
+    <w:abstractNumId w:val="2"/>
+    <w:lvlOverride w:ilvl="0">
+      <w:startOverride w:val="1"/>
+    </w:lvlOverride>
+  </w:num>
+  <w:num w:numId="218">
+    <w:abstractNumId w:val="2"/>
+    <w:lvlOverride w:ilvl="0">
+      <w:startOverride w:val="1"/>
+    </w:lvlOverride>
+  </w:num>
+  <w:num w:numId="219">
     <w:abstractNumId w:val="3"/>
     <w:lvlOverride w:ilvl="0">
       <w:startOverride w:val="1"/>

--- a/docs/government-project/07_관리자매뉴얼.docx
+++ b/docs/government-project/07_관리자매뉴얼.docx
@@ -262,7 +262,7 @@
         <w:keepNext/>
         <w:numPr>
           <w:ilvl w:val="0"/>
-          <w:numId w:val="208"/>
+          <w:numId w:val="232"/>
         </w:numPr>
         <w:spacing w:after="40" w:before="40"/>
       </w:pPr>
@@ -281,7 +281,7 @@
         <w:keepNext/>
         <w:numPr>
           <w:ilvl w:val="0"/>
-          <w:numId w:val="208"/>
+          <w:numId w:val="232"/>
         </w:numPr>
         <w:spacing w:after="40" w:before="40"/>
       </w:pPr>
@@ -300,7 +300,7 @@
         <w:keepNext/>
         <w:numPr>
           <w:ilvl w:val="0"/>
-          <w:numId w:val="208"/>
+          <w:numId w:val="232"/>
         </w:numPr>
         <w:spacing w:after="40" w:before="40"/>
       </w:pPr>
@@ -873,7 +873,7 @@
         <w:keepNext/>
         <w:numPr>
           <w:ilvl w:val="0"/>
-          <w:numId w:val="209"/>
+          <w:numId w:val="233"/>
         </w:numPr>
         <w:spacing w:after="40" w:before="40"/>
       </w:pPr>
@@ -892,7 +892,7 @@
         <w:keepNext/>
         <w:numPr>
           <w:ilvl w:val="0"/>
-          <w:numId w:val="209"/>
+          <w:numId w:val="233"/>
         </w:numPr>
         <w:spacing w:after="40" w:before="40"/>
       </w:pPr>
@@ -911,7 +911,7 @@
         <w:keepNext/>
         <w:numPr>
           <w:ilvl w:val="0"/>
-          <w:numId w:val="209"/>
+          <w:numId w:val="233"/>
         </w:numPr>
         <w:spacing w:after="40" w:before="40"/>
       </w:pPr>
@@ -930,7 +930,7 @@
         <w:keepNext/>
         <w:numPr>
           <w:ilvl w:val="0"/>
-          <w:numId w:val="209"/>
+          <w:numId w:val="233"/>
         </w:numPr>
         <w:spacing w:after="40" w:before="40"/>
       </w:pPr>
@@ -1008,7 +1008,7 @@
         <w:keepNext/>
         <w:numPr>
           <w:ilvl w:val="0"/>
-          <w:numId w:val="210"/>
+          <w:numId w:val="234"/>
         </w:numPr>
         <w:spacing w:after="40" w:before="40"/>
       </w:pPr>
@@ -1027,7 +1027,7 @@
         <w:keepNext/>
         <w:numPr>
           <w:ilvl w:val="0"/>
-          <w:numId w:val="210"/>
+          <w:numId w:val="234"/>
         </w:numPr>
         <w:spacing w:after="40" w:before="40"/>
       </w:pPr>
@@ -1046,7 +1046,7 @@
         <w:keepNext/>
         <w:numPr>
           <w:ilvl w:val="0"/>
-          <w:numId w:val="210"/>
+          <w:numId w:val="234"/>
         </w:numPr>
         <w:spacing w:after="40" w:before="40"/>
       </w:pPr>
@@ -1065,7 +1065,7 @@
         <w:keepNext/>
         <w:numPr>
           <w:ilvl w:val="0"/>
-          <w:numId w:val="210"/>
+          <w:numId w:val="234"/>
         </w:numPr>
         <w:spacing w:after="40" w:before="40"/>
       </w:pPr>
@@ -1160,7 +1160,7 @@
         <w:keepNext/>
         <w:numPr>
           <w:ilvl w:val="0"/>
-          <w:numId w:val="211"/>
+          <w:numId w:val="235"/>
         </w:numPr>
         <w:spacing w:after="40" w:before="40"/>
       </w:pPr>
@@ -1179,7 +1179,7 @@
         <w:keepNext/>
         <w:numPr>
           <w:ilvl w:val="0"/>
-          <w:numId w:val="211"/>
+          <w:numId w:val="235"/>
         </w:numPr>
         <w:spacing w:after="40" w:before="40"/>
       </w:pPr>
@@ -1197,7 +1197,7 @@
         <w:pStyle w:val="ListParagraph"/>
         <w:numPr>
           <w:ilvl w:val="0"/>
-          <w:numId w:val="211"/>
+          <w:numId w:val="235"/>
         </w:numPr>
         <w:spacing w:after="40" w:before="40"/>
       </w:pPr>
@@ -1234,7 +1234,7 @@
         <w:keepNext/>
         <w:numPr>
           <w:ilvl w:val="0"/>
-          <w:numId w:val="212"/>
+          <w:numId w:val="236"/>
         </w:numPr>
         <w:spacing w:after="40" w:before="40"/>
       </w:pPr>
@@ -1252,7 +1252,7 @@
         <w:pStyle w:val="ListParagraph"/>
         <w:numPr>
           <w:ilvl w:val="0"/>
-          <w:numId w:val="212"/>
+          <w:numId w:val="236"/>
         </w:numPr>
         <w:spacing w:after="40" w:before="40"/>
       </w:pPr>
@@ -2031,7 +2031,7 @@
         <w:keepNext/>
         <w:numPr>
           <w:ilvl w:val="0"/>
-          <w:numId w:val="213"/>
+          <w:numId w:val="237"/>
         </w:numPr>
         <w:spacing w:after="40" w:before="40"/>
       </w:pPr>
@@ -2050,7 +2050,7 @@
         <w:keepNext/>
         <w:numPr>
           <w:ilvl w:val="0"/>
-          <w:numId w:val="213"/>
+          <w:numId w:val="237"/>
         </w:numPr>
         <w:spacing w:after="40" w:before="40"/>
       </w:pPr>
@@ -2068,7 +2068,7 @@
         <w:pStyle w:val="ListParagraph"/>
         <w:numPr>
           <w:ilvl w:val="0"/>
-          <w:numId w:val="213"/>
+          <w:numId w:val="237"/>
         </w:numPr>
         <w:spacing w:after="40" w:before="40"/>
       </w:pPr>
@@ -2123,7 +2123,7 @@
         <w:keepNext/>
         <w:numPr>
           <w:ilvl w:val="0"/>
-          <w:numId w:val="214"/>
+          <w:numId w:val="238"/>
         </w:numPr>
         <w:spacing w:after="40" w:before="40"/>
       </w:pPr>
@@ -2142,7 +2142,7 @@
         <w:keepNext/>
         <w:numPr>
           <w:ilvl w:val="0"/>
-          <w:numId w:val="214"/>
+          <w:numId w:val="238"/>
         </w:numPr>
         <w:spacing w:after="40" w:before="40"/>
       </w:pPr>
@@ -2665,7 +2665,7 @@
         <w:keepNext/>
         <w:numPr>
           <w:ilvl w:val="0"/>
-          <w:numId w:val="215"/>
+          <w:numId w:val="239"/>
         </w:numPr>
         <w:spacing w:after="40" w:before="40"/>
       </w:pPr>
@@ -2684,7 +2684,7 @@
         <w:keepNext/>
         <w:numPr>
           <w:ilvl w:val="0"/>
-          <w:numId w:val="215"/>
+          <w:numId w:val="239"/>
         </w:numPr>
         <w:spacing w:after="40" w:before="40"/>
       </w:pPr>
@@ -2703,7 +2703,7 @@
         <w:keepNext/>
         <w:numPr>
           <w:ilvl w:val="0"/>
-          <w:numId w:val="215"/>
+          <w:numId w:val="239"/>
         </w:numPr>
         <w:spacing w:after="40" w:before="40"/>
       </w:pPr>
@@ -2721,7 +2721,7 @@
         <w:pStyle w:val="ListParagraph"/>
         <w:numPr>
           <w:ilvl w:val="0"/>
-          <w:numId w:val="215"/>
+          <w:numId w:val="239"/>
         </w:numPr>
         <w:spacing w:after="40" w:before="40"/>
       </w:pPr>
@@ -2795,7 +2795,7 @@
         <w:keepNext/>
         <w:numPr>
           <w:ilvl w:val="0"/>
-          <w:numId w:val="216"/>
+          <w:numId w:val="240"/>
         </w:numPr>
         <w:spacing w:after="40" w:before="40"/>
       </w:pPr>
@@ -2814,7 +2814,7 @@
         <w:keepNext/>
         <w:numPr>
           <w:ilvl w:val="0"/>
-          <w:numId w:val="216"/>
+          <w:numId w:val="240"/>
         </w:numPr>
         <w:spacing w:after="40" w:before="40"/>
       </w:pPr>
@@ -2833,7 +2833,7 @@
         <w:keepNext/>
         <w:numPr>
           <w:ilvl w:val="0"/>
-          <w:numId w:val="216"/>
+          <w:numId w:val="240"/>
         </w:numPr>
         <w:spacing w:after="40" w:before="40"/>
       </w:pPr>
@@ -2851,7 +2851,7 @@
         <w:pStyle w:val="ListParagraph"/>
         <w:numPr>
           <w:ilvl w:val="0"/>
-          <w:numId w:val="216"/>
+          <w:numId w:val="240"/>
         </w:numPr>
         <w:spacing w:after="40" w:before="40"/>
       </w:pPr>
@@ -2912,7 +2912,7 @@
         <w:keepNext/>
         <w:numPr>
           <w:ilvl w:val="0"/>
-          <w:numId w:val="217"/>
+          <w:numId w:val="241"/>
         </w:numPr>
         <w:spacing w:after="40" w:before="40"/>
       </w:pPr>
@@ -2931,7 +2931,7 @@
         <w:keepNext/>
         <w:numPr>
           <w:ilvl w:val="0"/>
-          <w:numId w:val="217"/>
+          <w:numId w:val="241"/>
         </w:numPr>
         <w:spacing w:after="40" w:before="40"/>
       </w:pPr>
@@ -2950,7 +2950,7 @@
         <w:keepNext/>
         <w:numPr>
           <w:ilvl w:val="0"/>
-          <w:numId w:val="217"/>
+          <w:numId w:val="241"/>
         </w:numPr>
         <w:spacing w:after="40" w:before="40"/>
       </w:pPr>
@@ -2968,7 +2968,7 @@
         <w:pStyle w:val="ListParagraph"/>
         <w:numPr>
           <w:ilvl w:val="0"/>
-          <w:numId w:val="217"/>
+          <w:numId w:val="241"/>
         </w:numPr>
         <w:spacing w:after="40" w:before="40"/>
       </w:pPr>
@@ -4323,7 +4323,7 @@
         <w:keepNext/>
         <w:numPr>
           <w:ilvl w:val="0"/>
-          <w:numId w:val="218"/>
+          <w:numId w:val="242"/>
         </w:numPr>
         <w:spacing w:after="40" w:before="40"/>
       </w:pPr>
@@ -4342,7 +4342,7 @@
         <w:keepNext/>
         <w:numPr>
           <w:ilvl w:val="0"/>
-          <w:numId w:val="218"/>
+          <w:numId w:val="242"/>
         </w:numPr>
         <w:spacing w:after="40" w:before="40"/>
       </w:pPr>
@@ -4360,7 +4360,7 @@
         <w:pStyle w:val="ListParagraph"/>
         <w:numPr>
           <w:ilvl w:val="0"/>
-          <w:numId w:val="218"/>
+          <w:numId w:val="242"/>
         </w:numPr>
         <w:spacing w:after="40" w:before="40"/>
       </w:pPr>
@@ -5302,7 +5302,7 @@
         <w:pStyle w:val="ListParagraph"/>
         <w:numPr>
           <w:ilvl w:val="0"/>
-          <w:numId w:val="219"/>
+          <w:numId w:val="243"/>
         </w:numPr>
         <w:spacing w:after="40" w:before="40"/>
       </w:pPr>
@@ -5320,7 +5320,7 @@
         <w:pStyle w:val="ListParagraph"/>
         <w:numPr>
           <w:ilvl w:val="0"/>
-          <w:numId w:val="219"/>
+          <w:numId w:val="243"/>
         </w:numPr>
         <w:spacing w:after="40" w:before="40"/>
       </w:pPr>
@@ -5338,7 +5338,7 @@
         <w:pStyle w:val="ListParagraph"/>
         <w:numPr>
           <w:ilvl w:val="0"/>
-          <w:numId w:val="219"/>
+          <w:numId w:val="243"/>
         </w:numPr>
         <w:spacing w:after="40" w:before="40"/>
       </w:pPr>
@@ -5356,7 +5356,7 @@
         <w:pStyle w:val="ListParagraph"/>
         <w:numPr>
           <w:ilvl w:val="0"/>
-          <w:numId w:val="219"/>
+          <w:numId w:val="243"/>
         </w:numPr>
         <w:spacing w:after="40" w:before="40"/>
       </w:pPr>
@@ -5374,7 +5374,7 @@
         <w:pStyle w:val="ListParagraph"/>
         <w:numPr>
           <w:ilvl w:val="0"/>
-          <w:numId w:val="219"/>
+          <w:numId w:val="243"/>
         </w:numPr>
         <w:spacing w:after="40" w:before="40"/>
       </w:pPr>
@@ -5392,7 +5392,7 @@
         <w:pStyle w:val="ListParagraph"/>
         <w:numPr>
           <w:ilvl w:val="0"/>
-          <w:numId w:val="219"/>
+          <w:numId w:val="243"/>
         </w:numPr>
         <w:spacing w:after="40" w:before="40"/>
       </w:pPr>
@@ -5411,7 +5411,7 @@
         <w:keepNext/>
         <w:numPr>
           <w:ilvl w:val="0"/>
-          <w:numId w:val="219"/>
+          <w:numId w:val="243"/>
         </w:numPr>
         <w:spacing w:after="40" w:before="40"/>
       </w:pPr>
@@ -10079,6 +10079,150 @@
     </w:lvlOverride>
   </w:num>
   <w:num w:numId="219">
+    <w:abstractNumId w:val="3"/>
+    <w:lvlOverride w:ilvl="0">
+      <w:startOverride w:val="1"/>
+    </w:lvlOverride>
+  </w:num>
+  <w:num w:numId="220">
+    <w:abstractNumId w:val="2"/>
+    <w:lvlOverride w:ilvl="0">
+      <w:startOverride w:val="1"/>
+    </w:lvlOverride>
+  </w:num>
+  <w:num w:numId="221">
+    <w:abstractNumId w:val="2"/>
+    <w:lvlOverride w:ilvl="0">
+      <w:startOverride w:val="1"/>
+    </w:lvlOverride>
+  </w:num>
+  <w:num w:numId="222">
+    <w:abstractNumId w:val="2"/>
+    <w:lvlOverride w:ilvl="0">
+      <w:startOverride w:val="1"/>
+    </w:lvlOverride>
+  </w:num>
+  <w:num w:numId="223">
+    <w:abstractNumId w:val="2"/>
+    <w:lvlOverride w:ilvl="0">
+      <w:startOverride w:val="1"/>
+    </w:lvlOverride>
+  </w:num>
+  <w:num w:numId="224">
+    <w:abstractNumId w:val="2"/>
+    <w:lvlOverride w:ilvl="0">
+      <w:startOverride w:val="1"/>
+    </w:lvlOverride>
+  </w:num>
+  <w:num w:numId="225">
+    <w:abstractNumId w:val="3"/>
+    <w:lvlOverride w:ilvl="0">
+      <w:startOverride w:val="1"/>
+    </w:lvlOverride>
+  </w:num>
+  <w:num w:numId="226">
+    <w:abstractNumId w:val="2"/>
+    <w:lvlOverride w:ilvl="0">
+      <w:startOverride w:val="1"/>
+    </w:lvlOverride>
+  </w:num>
+  <w:num w:numId="227">
+    <w:abstractNumId w:val="2"/>
+    <w:lvlOverride w:ilvl="0">
+      <w:startOverride w:val="1"/>
+    </w:lvlOverride>
+  </w:num>
+  <w:num w:numId="228">
+    <w:abstractNumId w:val="2"/>
+    <w:lvlOverride w:ilvl="0">
+      <w:startOverride w:val="1"/>
+    </w:lvlOverride>
+  </w:num>
+  <w:num w:numId="229">
+    <w:abstractNumId w:val="2"/>
+    <w:lvlOverride w:ilvl="0">
+      <w:startOverride w:val="1"/>
+    </w:lvlOverride>
+  </w:num>
+  <w:num w:numId="230">
+    <w:abstractNumId w:val="2"/>
+    <w:lvlOverride w:ilvl="0">
+      <w:startOverride w:val="1"/>
+    </w:lvlOverride>
+  </w:num>
+  <w:num w:numId="231">
+    <w:abstractNumId w:val="3"/>
+    <w:lvlOverride w:ilvl="0">
+      <w:startOverride w:val="1"/>
+    </w:lvlOverride>
+  </w:num>
+  <w:num w:numId="232">
+    <w:abstractNumId w:val="2"/>
+    <w:lvlOverride w:ilvl="0">
+      <w:startOverride w:val="1"/>
+    </w:lvlOverride>
+  </w:num>
+  <w:num w:numId="233">
+    <w:abstractNumId w:val="2"/>
+    <w:lvlOverride w:ilvl="0">
+      <w:startOverride w:val="1"/>
+    </w:lvlOverride>
+  </w:num>
+  <w:num w:numId="234">
+    <w:abstractNumId w:val="2"/>
+    <w:lvlOverride w:ilvl="0">
+      <w:startOverride w:val="1"/>
+    </w:lvlOverride>
+  </w:num>
+  <w:num w:numId="235">
+    <w:abstractNumId w:val="2"/>
+    <w:lvlOverride w:ilvl="0">
+      <w:startOverride w:val="1"/>
+    </w:lvlOverride>
+  </w:num>
+  <w:num w:numId="236">
+    <w:abstractNumId w:val="2"/>
+    <w:lvlOverride w:ilvl="0">
+      <w:startOverride w:val="1"/>
+    </w:lvlOverride>
+  </w:num>
+  <w:num w:numId="237">
+    <w:abstractNumId w:val="3"/>
+    <w:lvlOverride w:ilvl="0">
+      <w:startOverride w:val="1"/>
+    </w:lvlOverride>
+  </w:num>
+  <w:num w:numId="238">
+    <w:abstractNumId w:val="2"/>
+    <w:lvlOverride w:ilvl="0">
+      <w:startOverride w:val="1"/>
+    </w:lvlOverride>
+  </w:num>
+  <w:num w:numId="239">
+    <w:abstractNumId w:val="2"/>
+    <w:lvlOverride w:ilvl="0">
+      <w:startOverride w:val="1"/>
+    </w:lvlOverride>
+  </w:num>
+  <w:num w:numId="240">
+    <w:abstractNumId w:val="2"/>
+    <w:lvlOverride w:ilvl="0">
+      <w:startOverride w:val="1"/>
+    </w:lvlOverride>
+  </w:num>
+  <w:num w:numId="241">
+    <w:abstractNumId w:val="2"/>
+    <w:lvlOverride w:ilvl="0">
+      <w:startOverride w:val="1"/>
+    </w:lvlOverride>
+  </w:num>
+  <w:num w:numId="242">
+    <w:abstractNumId w:val="2"/>
+    <w:lvlOverride w:ilvl="0">
+      <w:startOverride w:val="1"/>
+    </w:lvlOverride>
+  </w:num>
+  <w:num w:numId="243">
     <w:abstractNumId w:val="3"/>
     <w:lvlOverride w:ilvl="0">
       <w:startOverride w:val="1"/>

--- a/docs/government-project/07_관리자매뉴얼.docx
+++ b/docs/government-project/07_관리자매뉴얼.docx
@@ -262,7 +262,7 @@
         <w:keepNext/>
         <w:numPr>
           <w:ilvl w:val="0"/>
-          <w:numId w:val="232"/>
+          <w:numId w:val="256"/>
         </w:numPr>
         <w:spacing w:after="40" w:before="40"/>
       </w:pPr>
@@ -281,7 +281,7 @@
         <w:keepNext/>
         <w:numPr>
           <w:ilvl w:val="0"/>
-          <w:numId w:val="232"/>
+          <w:numId w:val="256"/>
         </w:numPr>
         <w:spacing w:after="40" w:before="40"/>
       </w:pPr>
@@ -300,7 +300,7 @@
         <w:keepNext/>
         <w:numPr>
           <w:ilvl w:val="0"/>
-          <w:numId w:val="232"/>
+          <w:numId w:val="256"/>
         </w:numPr>
         <w:spacing w:after="40" w:before="40"/>
       </w:pPr>
@@ -873,7 +873,7 @@
         <w:keepNext/>
         <w:numPr>
           <w:ilvl w:val="0"/>
-          <w:numId w:val="233"/>
+          <w:numId w:val="257"/>
         </w:numPr>
         <w:spacing w:after="40" w:before="40"/>
       </w:pPr>
@@ -892,7 +892,7 @@
         <w:keepNext/>
         <w:numPr>
           <w:ilvl w:val="0"/>
-          <w:numId w:val="233"/>
+          <w:numId w:val="257"/>
         </w:numPr>
         <w:spacing w:after="40" w:before="40"/>
       </w:pPr>
@@ -911,7 +911,7 @@
         <w:keepNext/>
         <w:numPr>
           <w:ilvl w:val="0"/>
-          <w:numId w:val="233"/>
+          <w:numId w:val="257"/>
         </w:numPr>
         <w:spacing w:after="40" w:before="40"/>
       </w:pPr>
@@ -930,7 +930,7 @@
         <w:keepNext/>
         <w:numPr>
           <w:ilvl w:val="0"/>
-          <w:numId w:val="233"/>
+          <w:numId w:val="257"/>
         </w:numPr>
         <w:spacing w:after="40" w:before="40"/>
       </w:pPr>
@@ -1008,7 +1008,7 @@
         <w:keepNext/>
         <w:numPr>
           <w:ilvl w:val="0"/>
-          <w:numId w:val="234"/>
+          <w:numId w:val="258"/>
         </w:numPr>
         <w:spacing w:after="40" w:before="40"/>
       </w:pPr>
@@ -1027,7 +1027,7 @@
         <w:keepNext/>
         <w:numPr>
           <w:ilvl w:val="0"/>
-          <w:numId w:val="234"/>
+          <w:numId w:val="258"/>
         </w:numPr>
         <w:spacing w:after="40" w:before="40"/>
       </w:pPr>
@@ -1046,7 +1046,7 @@
         <w:keepNext/>
         <w:numPr>
           <w:ilvl w:val="0"/>
-          <w:numId w:val="234"/>
+          <w:numId w:val="258"/>
         </w:numPr>
         <w:spacing w:after="40" w:before="40"/>
       </w:pPr>
@@ -1065,7 +1065,7 @@
         <w:keepNext/>
         <w:numPr>
           <w:ilvl w:val="0"/>
-          <w:numId w:val="234"/>
+          <w:numId w:val="258"/>
         </w:numPr>
         <w:spacing w:after="40" w:before="40"/>
       </w:pPr>
@@ -1160,7 +1160,7 @@
         <w:keepNext/>
         <w:numPr>
           <w:ilvl w:val="0"/>
-          <w:numId w:val="235"/>
+          <w:numId w:val="259"/>
         </w:numPr>
         <w:spacing w:after="40" w:before="40"/>
       </w:pPr>
@@ -1179,7 +1179,7 @@
         <w:keepNext/>
         <w:numPr>
           <w:ilvl w:val="0"/>
-          <w:numId w:val="235"/>
+          <w:numId w:val="259"/>
         </w:numPr>
         <w:spacing w:after="40" w:before="40"/>
       </w:pPr>
@@ -1197,7 +1197,7 @@
         <w:pStyle w:val="ListParagraph"/>
         <w:numPr>
           <w:ilvl w:val="0"/>
-          <w:numId w:val="235"/>
+          <w:numId w:val="259"/>
         </w:numPr>
         <w:spacing w:after="40" w:before="40"/>
       </w:pPr>
@@ -1234,7 +1234,7 @@
         <w:keepNext/>
         <w:numPr>
           <w:ilvl w:val="0"/>
-          <w:numId w:val="236"/>
+          <w:numId w:val="260"/>
         </w:numPr>
         <w:spacing w:after="40" w:before="40"/>
       </w:pPr>
@@ -1252,7 +1252,7 @@
         <w:pStyle w:val="ListParagraph"/>
         <w:numPr>
           <w:ilvl w:val="0"/>
-          <w:numId w:val="236"/>
+          <w:numId w:val="260"/>
         </w:numPr>
         <w:spacing w:after="40" w:before="40"/>
       </w:pPr>
@@ -2031,7 +2031,7 @@
         <w:keepNext/>
         <w:numPr>
           <w:ilvl w:val="0"/>
-          <w:numId w:val="237"/>
+          <w:numId w:val="261"/>
         </w:numPr>
         <w:spacing w:after="40" w:before="40"/>
       </w:pPr>
@@ -2050,7 +2050,7 @@
         <w:keepNext/>
         <w:numPr>
           <w:ilvl w:val="0"/>
-          <w:numId w:val="237"/>
+          <w:numId w:val="261"/>
         </w:numPr>
         <w:spacing w:after="40" w:before="40"/>
       </w:pPr>
@@ -2068,7 +2068,7 @@
         <w:pStyle w:val="ListParagraph"/>
         <w:numPr>
           <w:ilvl w:val="0"/>
-          <w:numId w:val="237"/>
+          <w:numId w:val="261"/>
         </w:numPr>
         <w:spacing w:after="40" w:before="40"/>
       </w:pPr>
@@ -2123,7 +2123,7 @@
         <w:keepNext/>
         <w:numPr>
           <w:ilvl w:val="0"/>
-          <w:numId w:val="238"/>
+          <w:numId w:val="262"/>
         </w:numPr>
         <w:spacing w:after="40" w:before="40"/>
       </w:pPr>
@@ -2142,7 +2142,7 @@
         <w:keepNext/>
         <w:numPr>
           <w:ilvl w:val="0"/>
-          <w:numId w:val="238"/>
+          <w:numId w:val="262"/>
         </w:numPr>
         <w:spacing w:after="40" w:before="40"/>
       </w:pPr>
@@ -2665,7 +2665,7 @@
         <w:keepNext/>
         <w:numPr>
           <w:ilvl w:val="0"/>
-          <w:numId w:val="239"/>
+          <w:numId w:val="263"/>
         </w:numPr>
         <w:spacing w:after="40" w:before="40"/>
       </w:pPr>
@@ -2684,7 +2684,7 @@
         <w:keepNext/>
         <w:numPr>
           <w:ilvl w:val="0"/>
-          <w:numId w:val="239"/>
+          <w:numId w:val="263"/>
         </w:numPr>
         <w:spacing w:after="40" w:before="40"/>
       </w:pPr>
@@ -2703,7 +2703,7 @@
         <w:keepNext/>
         <w:numPr>
           <w:ilvl w:val="0"/>
-          <w:numId w:val="239"/>
+          <w:numId w:val="263"/>
         </w:numPr>
         <w:spacing w:after="40" w:before="40"/>
       </w:pPr>
@@ -2721,7 +2721,7 @@
         <w:pStyle w:val="ListParagraph"/>
         <w:numPr>
           <w:ilvl w:val="0"/>
-          <w:numId w:val="239"/>
+          <w:numId w:val="263"/>
         </w:numPr>
         <w:spacing w:after="40" w:before="40"/>
       </w:pPr>
@@ -2795,7 +2795,7 @@
         <w:keepNext/>
         <w:numPr>
           <w:ilvl w:val="0"/>
-          <w:numId w:val="240"/>
+          <w:numId w:val="264"/>
         </w:numPr>
         <w:spacing w:after="40" w:before="40"/>
       </w:pPr>
@@ -2814,7 +2814,7 @@
         <w:keepNext/>
         <w:numPr>
           <w:ilvl w:val="0"/>
-          <w:numId w:val="240"/>
+          <w:numId w:val="264"/>
         </w:numPr>
         <w:spacing w:after="40" w:before="40"/>
       </w:pPr>
@@ -2833,7 +2833,7 @@
         <w:keepNext/>
         <w:numPr>
           <w:ilvl w:val="0"/>
-          <w:numId w:val="240"/>
+          <w:numId w:val="264"/>
         </w:numPr>
         <w:spacing w:after="40" w:before="40"/>
       </w:pPr>
@@ -2851,7 +2851,7 @@
         <w:pStyle w:val="ListParagraph"/>
         <w:numPr>
           <w:ilvl w:val="0"/>
-          <w:numId w:val="240"/>
+          <w:numId w:val="264"/>
         </w:numPr>
         <w:spacing w:after="40" w:before="40"/>
       </w:pPr>
@@ -2912,7 +2912,7 @@
         <w:keepNext/>
         <w:numPr>
           <w:ilvl w:val="0"/>
-          <w:numId w:val="241"/>
+          <w:numId w:val="265"/>
         </w:numPr>
         <w:spacing w:after="40" w:before="40"/>
       </w:pPr>
@@ -2931,7 +2931,7 @@
         <w:keepNext/>
         <w:numPr>
           <w:ilvl w:val="0"/>
-          <w:numId w:val="241"/>
+          <w:numId w:val="265"/>
         </w:numPr>
         <w:spacing w:after="40" w:before="40"/>
       </w:pPr>
@@ -2950,7 +2950,7 @@
         <w:keepNext/>
         <w:numPr>
           <w:ilvl w:val="0"/>
-          <w:numId w:val="241"/>
+          <w:numId w:val="265"/>
         </w:numPr>
         <w:spacing w:after="40" w:before="40"/>
       </w:pPr>
@@ -2968,7 +2968,7 @@
         <w:pStyle w:val="ListParagraph"/>
         <w:numPr>
           <w:ilvl w:val="0"/>
-          <w:numId w:val="241"/>
+          <w:numId w:val="265"/>
         </w:numPr>
         <w:spacing w:after="40" w:before="40"/>
       </w:pPr>
@@ -4323,7 +4323,7 @@
         <w:keepNext/>
         <w:numPr>
           <w:ilvl w:val="0"/>
-          <w:numId w:val="242"/>
+          <w:numId w:val="266"/>
         </w:numPr>
         <w:spacing w:after="40" w:before="40"/>
       </w:pPr>
@@ -4342,7 +4342,7 @@
         <w:keepNext/>
         <w:numPr>
           <w:ilvl w:val="0"/>
-          <w:numId w:val="242"/>
+          <w:numId w:val="266"/>
         </w:numPr>
         <w:spacing w:after="40" w:before="40"/>
       </w:pPr>
@@ -4360,7 +4360,7 @@
         <w:pStyle w:val="ListParagraph"/>
         <w:numPr>
           <w:ilvl w:val="0"/>
-          <w:numId w:val="242"/>
+          <w:numId w:val="266"/>
         </w:numPr>
         <w:spacing w:after="40" w:before="40"/>
       </w:pPr>
@@ -5302,7 +5302,7 @@
         <w:pStyle w:val="ListParagraph"/>
         <w:numPr>
           <w:ilvl w:val="0"/>
-          <w:numId w:val="243"/>
+          <w:numId w:val="267"/>
         </w:numPr>
         <w:spacing w:after="40" w:before="40"/>
       </w:pPr>
@@ -5320,7 +5320,7 @@
         <w:pStyle w:val="ListParagraph"/>
         <w:numPr>
           <w:ilvl w:val="0"/>
-          <w:numId w:val="243"/>
+          <w:numId w:val="267"/>
         </w:numPr>
         <w:spacing w:after="40" w:before="40"/>
       </w:pPr>
@@ -5338,7 +5338,7 @@
         <w:pStyle w:val="ListParagraph"/>
         <w:numPr>
           <w:ilvl w:val="0"/>
-          <w:numId w:val="243"/>
+          <w:numId w:val="267"/>
         </w:numPr>
         <w:spacing w:after="40" w:before="40"/>
       </w:pPr>
@@ -5356,7 +5356,7 @@
         <w:pStyle w:val="ListParagraph"/>
         <w:numPr>
           <w:ilvl w:val="0"/>
-          <w:numId w:val="243"/>
+          <w:numId w:val="267"/>
         </w:numPr>
         <w:spacing w:after="40" w:before="40"/>
       </w:pPr>
@@ -5374,7 +5374,7 @@
         <w:pStyle w:val="ListParagraph"/>
         <w:numPr>
           <w:ilvl w:val="0"/>
-          <w:numId w:val="243"/>
+          <w:numId w:val="267"/>
         </w:numPr>
         <w:spacing w:after="40" w:before="40"/>
       </w:pPr>
@@ -5392,7 +5392,7 @@
         <w:pStyle w:val="ListParagraph"/>
         <w:numPr>
           <w:ilvl w:val="0"/>
-          <w:numId w:val="243"/>
+          <w:numId w:val="267"/>
         </w:numPr>
         <w:spacing w:after="40" w:before="40"/>
       </w:pPr>
@@ -5411,7 +5411,7 @@
         <w:keepNext/>
         <w:numPr>
           <w:ilvl w:val="0"/>
-          <w:numId w:val="243"/>
+          <w:numId w:val="267"/>
         </w:numPr>
         <w:spacing w:after="40" w:before="40"/>
       </w:pPr>
@@ -10223,6 +10223,150 @@
     </w:lvlOverride>
   </w:num>
   <w:num w:numId="243">
+    <w:abstractNumId w:val="3"/>
+    <w:lvlOverride w:ilvl="0">
+      <w:startOverride w:val="1"/>
+    </w:lvlOverride>
+  </w:num>
+  <w:num w:numId="244">
+    <w:abstractNumId w:val="2"/>
+    <w:lvlOverride w:ilvl="0">
+      <w:startOverride w:val="1"/>
+    </w:lvlOverride>
+  </w:num>
+  <w:num w:numId="245">
+    <w:abstractNumId w:val="2"/>
+    <w:lvlOverride w:ilvl="0">
+      <w:startOverride w:val="1"/>
+    </w:lvlOverride>
+  </w:num>
+  <w:num w:numId="246">
+    <w:abstractNumId w:val="2"/>
+    <w:lvlOverride w:ilvl="0">
+      <w:startOverride w:val="1"/>
+    </w:lvlOverride>
+  </w:num>
+  <w:num w:numId="247">
+    <w:abstractNumId w:val="2"/>
+    <w:lvlOverride w:ilvl="0">
+      <w:startOverride w:val="1"/>
+    </w:lvlOverride>
+  </w:num>
+  <w:num w:numId="248">
+    <w:abstractNumId w:val="2"/>
+    <w:lvlOverride w:ilvl="0">
+      <w:startOverride w:val="1"/>
+    </w:lvlOverride>
+  </w:num>
+  <w:num w:numId="249">
+    <w:abstractNumId w:val="3"/>
+    <w:lvlOverride w:ilvl="0">
+      <w:startOverride w:val="1"/>
+    </w:lvlOverride>
+  </w:num>
+  <w:num w:numId="250">
+    <w:abstractNumId w:val="2"/>
+    <w:lvlOverride w:ilvl="0">
+      <w:startOverride w:val="1"/>
+    </w:lvlOverride>
+  </w:num>
+  <w:num w:numId="251">
+    <w:abstractNumId w:val="2"/>
+    <w:lvlOverride w:ilvl="0">
+      <w:startOverride w:val="1"/>
+    </w:lvlOverride>
+  </w:num>
+  <w:num w:numId="252">
+    <w:abstractNumId w:val="2"/>
+    <w:lvlOverride w:ilvl="0">
+      <w:startOverride w:val="1"/>
+    </w:lvlOverride>
+  </w:num>
+  <w:num w:numId="253">
+    <w:abstractNumId w:val="2"/>
+    <w:lvlOverride w:ilvl="0">
+      <w:startOverride w:val="1"/>
+    </w:lvlOverride>
+  </w:num>
+  <w:num w:numId="254">
+    <w:abstractNumId w:val="2"/>
+    <w:lvlOverride w:ilvl="0">
+      <w:startOverride w:val="1"/>
+    </w:lvlOverride>
+  </w:num>
+  <w:num w:numId="255">
+    <w:abstractNumId w:val="3"/>
+    <w:lvlOverride w:ilvl="0">
+      <w:startOverride w:val="1"/>
+    </w:lvlOverride>
+  </w:num>
+  <w:num w:numId="256">
+    <w:abstractNumId w:val="2"/>
+    <w:lvlOverride w:ilvl="0">
+      <w:startOverride w:val="1"/>
+    </w:lvlOverride>
+  </w:num>
+  <w:num w:numId="257">
+    <w:abstractNumId w:val="2"/>
+    <w:lvlOverride w:ilvl="0">
+      <w:startOverride w:val="1"/>
+    </w:lvlOverride>
+  </w:num>
+  <w:num w:numId="258">
+    <w:abstractNumId w:val="2"/>
+    <w:lvlOverride w:ilvl="0">
+      <w:startOverride w:val="1"/>
+    </w:lvlOverride>
+  </w:num>
+  <w:num w:numId="259">
+    <w:abstractNumId w:val="2"/>
+    <w:lvlOverride w:ilvl="0">
+      <w:startOverride w:val="1"/>
+    </w:lvlOverride>
+  </w:num>
+  <w:num w:numId="260">
+    <w:abstractNumId w:val="2"/>
+    <w:lvlOverride w:ilvl="0">
+      <w:startOverride w:val="1"/>
+    </w:lvlOverride>
+  </w:num>
+  <w:num w:numId="261">
+    <w:abstractNumId w:val="3"/>
+    <w:lvlOverride w:ilvl="0">
+      <w:startOverride w:val="1"/>
+    </w:lvlOverride>
+  </w:num>
+  <w:num w:numId="262">
+    <w:abstractNumId w:val="2"/>
+    <w:lvlOverride w:ilvl="0">
+      <w:startOverride w:val="1"/>
+    </w:lvlOverride>
+  </w:num>
+  <w:num w:numId="263">
+    <w:abstractNumId w:val="2"/>
+    <w:lvlOverride w:ilvl="0">
+      <w:startOverride w:val="1"/>
+    </w:lvlOverride>
+  </w:num>
+  <w:num w:numId="264">
+    <w:abstractNumId w:val="2"/>
+    <w:lvlOverride w:ilvl="0">
+      <w:startOverride w:val="1"/>
+    </w:lvlOverride>
+  </w:num>
+  <w:num w:numId="265">
+    <w:abstractNumId w:val="2"/>
+    <w:lvlOverride w:ilvl="0">
+      <w:startOverride w:val="1"/>
+    </w:lvlOverride>
+  </w:num>
+  <w:num w:numId="266">
+    <w:abstractNumId w:val="2"/>
+    <w:lvlOverride w:ilvl="0">
+      <w:startOverride w:val="1"/>
+    </w:lvlOverride>
+  </w:num>
+  <w:num w:numId="267">
     <w:abstractNumId w:val="3"/>
     <w:lvlOverride w:ilvl="0">
       <w:startOverride w:val="1"/>

--- a/docs/government-project/07_관리자매뉴얼.docx
+++ b/docs/government-project/07_관리자매뉴얼.docx
@@ -39,6 +39,7 @@
     </w:p>
     <w:p>
       <w:pPr>
+        <w:keepNext/>
         <w:spacing w:after="120" w:before="120"/>
         <w:jc w:val="center"/>
       </w:pPr>
@@ -56,6 +57,7 @@
     </w:p>
     <w:p>
       <w:pPr>
+        <w:keepNext/>
         <w:pBdr>
           <w:bottom w:val="single" w:color="B71C1C" w:sz="4" w:space="2"/>
         </w:pBdr>
@@ -75,11 +77,17 @@
       </w:r>
     </w:p>
     <w:p>
+      <w:pPr>
+        <w:keepNext/>
+      </w:pPr>
       <w:r>
         <w:t xml:space="preserve"/>
       </w:r>
     </w:p>
     <w:p>
+      <w:pPr>
+        <w:keepNext/>
+      </w:pPr>
       <w:r>
         <w:t xml:space="preserve"/>
       </w:r>
@@ -102,6 +110,9 @@
         <w:gridCol w:w="4000"/>
       </w:tblGrid>
       <w:tr>
+        <w:trPr>
+          <w:cantSplit/>
+        </w:trPr>
         <w:tc>
           <w:tcPr>
             <w:tcW w:type="dxa" w:w="2000"/>
@@ -156,6 +167,9 @@
         </w:tc>
       </w:tr>
       <w:tr>
+        <w:trPr>
+          <w:cantSplit/>
+        </w:trPr>
         <w:tc>
           <w:tcPr>
             <w:tcW w:type="dxa" w:w="2000"/>
@@ -206,26 +220,6 @@
         </w:tc>
       </w:tr>
     </w:tbl>
-    <w:p>
-      <w:r>
-        <w:t xml:space="preserve"/>
-      </w:r>
-    </w:p>
-    <w:p>
-      <w:r>
-        <w:t xml:space="preserve"/>
-      </w:r>
-    </w:p>
-    <w:p>
-      <w:r>
-        <w:t xml:space="preserve"/>
-      </w:r>
-    </w:p>
-    <w:p>
-      <w:r>
-        <w:t xml:space="preserve"/>
-      </w:r>
-    </w:p>
     <w:p>
       <w:pPr>
         <w:pStyle w:val="Heading1"/>
@@ -268,7 +262,7 @@
         <w:keepNext/>
         <w:numPr>
           <w:ilvl w:val="0"/>
-          <w:numId w:val="28"/>
+          <w:numId w:val="256"/>
         </w:numPr>
         <w:spacing w:after="40" w:before="40"/>
       </w:pPr>
@@ -287,7 +281,7 @@
         <w:keepNext/>
         <w:numPr>
           <w:ilvl w:val="0"/>
-          <w:numId w:val="28"/>
+          <w:numId w:val="256"/>
         </w:numPr>
         <w:spacing w:after="40" w:before="40"/>
       </w:pPr>
@@ -306,7 +300,7 @@
         <w:keepNext/>
         <w:numPr>
           <w:ilvl w:val="0"/>
-          <w:numId w:val="28"/>
+          <w:numId w:val="256"/>
         </w:numPr>
         <w:spacing w:after="40" w:before="40"/>
       </w:pPr>
@@ -338,6 +332,7 @@
     </w:p>
     <w:p>
       <w:pPr>
+        <w:keepNext/>
         <w:pBdr>
           <w:left w:val="single" w:color="B71C1C" w:sz="8" w:space="4"/>
         </w:pBdr>
@@ -356,6 +351,9 @@
       </w:r>
     </w:p>
     <w:p>
+      <w:pPr>
+        <w:keepNext/>
+      </w:pPr>
       <w:r>
         <w:t xml:space="preserve"/>
       </w:r>
@@ -363,6 +361,7 @@
     <w:p>
       <w:pPr>
         <w:pStyle w:val="Heading2"/>
+        <w:keepNext/>
         <w:spacing w:after="80" w:before="240"/>
       </w:pPr>
       <w:r>
@@ -394,6 +393,9 @@
         <w:gridCol w:w="6006"/>
       </w:tblGrid>
       <w:tr>
+        <w:trPr>
+          <w:cantSplit/>
+        </w:trPr>
         <w:tc>
           <w:tcPr>
             <w:tcW w:type="dxa" w:w="2500"/>
@@ -466,6 +468,9 @@
         </w:tc>
       </w:tr>
       <w:tr>
+        <w:trPr>
+          <w:cantSplit/>
+        </w:trPr>
         <w:tc>
           <w:tcPr>
             <w:tcW w:type="dxa" w:w="2500"/>
@@ -536,6 +541,9 @@
         </w:tc>
       </w:tr>
       <w:tr>
+        <w:trPr>
+          <w:cantSplit/>
+        </w:trPr>
         <w:tc>
           <w:tcPr>
             <w:tcW w:type="dxa" w:w="2500"/>
@@ -606,6 +614,9 @@
         </w:tc>
       </w:tr>
       <w:tr>
+        <w:trPr>
+          <w:cantSplit/>
+        </w:trPr>
         <w:tc>
           <w:tcPr>
             <w:tcW w:type="dxa" w:w="2500"/>
@@ -676,6 +687,9 @@
         </w:tc>
       </w:tr>
       <w:tr>
+        <w:trPr>
+          <w:cantSplit/>
+        </w:trPr>
         <w:tc>
           <w:tcPr>
             <w:tcW w:type="dxa" w:w="2500"/>
@@ -746,6 +760,9 @@
         </w:tc>
       </w:tr>
       <w:tr>
+        <w:trPr>
+          <w:cantSplit/>
+        </w:trPr>
         <w:tc>
           <w:tcPr>
             <w:tcW w:type="dxa" w:w="2500"/>
@@ -814,11 +831,6 @@
         </w:tc>
       </w:tr>
     </w:tbl>
-    <w:p>
-      <w:r>
-        <w:t xml:space="preserve"/>
-      </w:r>
-    </w:p>
     <w:p>
       <w:pPr>
         <w:pStyle w:val="Heading1"/>
@@ -861,7 +873,7 @@
         <w:keepNext/>
         <w:numPr>
           <w:ilvl w:val="0"/>
-          <w:numId w:val="29"/>
+          <w:numId w:val="257"/>
         </w:numPr>
         <w:spacing w:after="40" w:before="40"/>
       </w:pPr>
@@ -880,7 +892,7 @@
         <w:keepNext/>
         <w:numPr>
           <w:ilvl w:val="0"/>
-          <w:numId w:val="29"/>
+          <w:numId w:val="257"/>
         </w:numPr>
         <w:spacing w:after="40" w:before="40"/>
       </w:pPr>
@@ -899,7 +911,7 @@
         <w:keepNext/>
         <w:numPr>
           <w:ilvl w:val="0"/>
-          <w:numId w:val="29"/>
+          <w:numId w:val="257"/>
         </w:numPr>
         <w:spacing w:after="40" w:before="40"/>
       </w:pPr>
@@ -918,7 +930,7 @@
         <w:keepNext/>
         <w:numPr>
           <w:ilvl w:val="0"/>
-          <w:numId w:val="29"/>
+          <w:numId w:val="257"/>
         </w:numPr>
         <w:spacing w:after="40" w:before="40"/>
       </w:pPr>
@@ -996,7 +1008,7 @@
         <w:keepNext/>
         <w:numPr>
           <w:ilvl w:val="0"/>
-          <w:numId w:val="30"/>
+          <w:numId w:val="258"/>
         </w:numPr>
         <w:spacing w:after="40" w:before="40"/>
       </w:pPr>
@@ -1015,7 +1027,7 @@
         <w:keepNext/>
         <w:numPr>
           <w:ilvl w:val="0"/>
-          <w:numId w:val="30"/>
+          <w:numId w:val="258"/>
         </w:numPr>
         <w:spacing w:after="40" w:before="40"/>
       </w:pPr>
@@ -1034,7 +1046,7 @@
         <w:keepNext/>
         <w:numPr>
           <w:ilvl w:val="0"/>
-          <w:numId w:val="30"/>
+          <w:numId w:val="258"/>
         </w:numPr>
         <w:spacing w:after="40" w:before="40"/>
       </w:pPr>
@@ -1053,7 +1065,7 @@
         <w:keepNext/>
         <w:numPr>
           <w:ilvl w:val="0"/>
-          <w:numId w:val="30"/>
+          <w:numId w:val="258"/>
         </w:numPr>
         <w:spacing w:after="40" w:before="40"/>
       </w:pPr>
@@ -1148,7 +1160,7 @@
         <w:keepNext/>
         <w:numPr>
           <w:ilvl w:val="0"/>
-          <w:numId w:val="31"/>
+          <w:numId w:val="259"/>
         </w:numPr>
         <w:spacing w:after="40" w:before="40"/>
       </w:pPr>
@@ -1167,7 +1179,7 @@
         <w:keepNext/>
         <w:numPr>
           <w:ilvl w:val="0"/>
-          <w:numId w:val="31"/>
+          <w:numId w:val="259"/>
         </w:numPr>
         <w:spacing w:after="40" w:before="40"/>
       </w:pPr>
@@ -1185,7 +1197,7 @@
         <w:pStyle w:val="ListParagraph"/>
         <w:numPr>
           <w:ilvl w:val="0"/>
-          <w:numId w:val="31"/>
+          <w:numId w:val="259"/>
         </w:numPr>
         <w:spacing w:after="40" w:before="40"/>
       </w:pPr>
@@ -1222,7 +1234,7 @@
         <w:keepNext/>
         <w:numPr>
           <w:ilvl w:val="0"/>
-          <w:numId w:val="32"/>
+          <w:numId w:val="260"/>
         </w:numPr>
         <w:spacing w:after="40" w:before="40"/>
       </w:pPr>
@@ -1240,7 +1252,7 @@
         <w:pStyle w:val="ListParagraph"/>
         <w:numPr>
           <w:ilvl w:val="0"/>
-          <w:numId w:val="32"/>
+          <w:numId w:val="260"/>
         </w:numPr>
         <w:spacing w:after="40" w:before="40"/>
       </w:pPr>
@@ -1293,6 +1305,7 @@
     <w:p>
       <w:pPr>
         <w:pStyle w:val="Heading2"/>
+        <w:keepNext/>
         <w:spacing w:after="80" w:before="240"/>
       </w:pPr>
       <w:r>
@@ -1309,6 +1322,7 @@
     </w:p>
     <w:p>
       <w:pPr>
+        <w:keepNext/>
         <w:spacing w:after="60" w:before="60"/>
       </w:pPr>
       <w:r>
@@ -1321,6 +1335,9 @@
       </w:r>
     </w:p>
     <w:p>
+      <w:pPr>
+        <w:keepNext/>
+      </w:pPr>
       <w:r>
         <w:t xml:space="preserve"/>
       </w:r>
@@ -1343,6 +1360,9 @@
         <w:gridCol w:w="5606"/>
       </w:tblGrid>
       <w:tr>
+        <w:trPr>
+          <w:cantSplit/>
+        </w:trPr>
         <w:tc>
           <w:tcPr>
             <w:tcW w:type="dxa" w:w="400"/>
@@ -1450,6 +1470,9 @@
         </w:tc>
       </w:tr>
       <w:tr>
+        <w:trPr>
+          <w:cantSplit/>
+        </w:trPr>
         <w:tc>
           <w:tcPr>
             <w:tcW w:type="dxa" w:w="400"/>
@@ -1554,6 +1577,9 @@
         </w:tc>
       </w:tr>
       <w:tr>
+        <w:trPr>
+          <w:cantSplit/>
+        </w:trPr>
         <w:tc>
           <w:tcPr>
             <w:tcW w:type="dxa" w:w="400"/>
@@ -1658,6 +1684,9 @@
         </w:tc>
       </w:tr>
       <w:tr>
+        <w:trPr>
+          <w:cantSplit/>
+        </w:trPr>
         <w:tc>
           <w:tcPr>
             <w:tcW w:type="dxa" w:w="400"/>
@@ -1762,6 +1791,9 @@
         </w:tc>
       </w:tr>
       <w:tr>
+        <w:trPr>
+          <w:cantSplit/>
+        </w:trPr>
         <w:tc>
           <w:tcPr>
             <w:tcW w:type="dxa" w:w="400"/>
@@ -1866,6 +1898,9 @@
         </w:tc>
       </w:tr>
       <w:tr>
+        <w:trPr>
+          <w:cantSplit/>
+        </w:trPr>
         <w:tc>
           <w:tcPr>
             <w:tcW w:type="dxa" w:w="400"/>
@@ -1996,7 +2031,7 @@
         <w:keepNext/>
         <w:numPr>
           <w:ilvl w:val="0"/>
-          <w:numId w:val="33"/>
+          <w:numId w:val="261"/>
         </w:numPr>
         <w:spacing w:after="40" w:before="40"/>
       </w:pPr>
@@ -2015,7 +2050,7 @@
         <w:keepNext/>
         <w:numPr>
           <w:ilvl w:val="0"/>
-          <w:numId w:val="33"/>
+          <w:numId w:val="261"/>
         </w:numPr>
         <w:spacing w:after="40" w:before="40"/>
       </w:pPr>
@@ -2033,7 +2068,7 @@
         <w:pStyle w:val="ListParagraph"/>
         <w:numPr>
           <w:ilvl w:val="0"/>
-          <w:numId w:val="33"/>
+          <w:numId w:val="261"/>
         </w:numPr>
         <w:spacing w:after="40" w:before="40"/>
       </w:pPr>
@@ -2088,7 +2123,7 @@
         <w:keepNext/>
         <w:numPr>
           <w:ilvl w:val="0"/>
-          <w:numId w:val="34"/>
+          <w:numId w:val="262"/>
         </w:numPr>
         <w:spacing w:after="40" w:before="40"/>
       </w:pPr>
@@ -2107,7 +2142,7 @@
         <w:keepNext/>
         <w:numPr>
           <w:ilvl w:val="0"/>
-          <w:numId w:val="34"/>
+          <w:numId w:val="262"/>
         </w:numPr>
         <w:spacing w:after="40" w:before="40"/>
       </w:pPr>
@@ -2122,6 +2157,7 @@
     </w:p>
     <w:p>
       <w:pPr>
+        <w:keepNext/>
         <w:shd w:fill="EEEEEE" w:val="clear"/>
         <w:spacing w:after="80" w:before="80"/>
       </w:pPr>
@@ -2138,6 +2174,9 @@
       </w:r>
     </w:p>
     <w:p>
+      <w:pPr>
+        <w:keepNext/>
+      </w:pPr>
       <w:r>
         <w:t xml:space="preserve"/>
       </w:r>
@@ -2159,6 +2198,9 @@
         <w:gridCol w:w="6006"/>
       </w:tblGrid>
       <w:tr>
+        <w:trPr>
+          <w:cantSplit/>
+        </w:trPr>
         <w:tc>
           <w:tcPr>
             <w:tcW w:type="dxa" w:w="2500"/>
@@ -2231,6 +2273,9 @@
         </w:tc>
       </w:tr>
       <w:tr>
+        <w:trPr>
+          <w:cantSplit/>
+        </w:trPr>
         <w:tc>
           <w:tcPr>
             <w:tcW w:type="dxa" w:w="2500"/>
@@ -2301,6 +2346,9 @@
         </w:tc>
       </w:tr>
       <w:tr>
+        <w:trPr>
+          <w:cantSplit/>
+        </w:trPr>
         <w:tc>
           <w:tcPr>
             <w:tcW w:type="dxa" w:w="2500"/>
@@ -2371,6 +2419,9 @@
         </w:tc>
       </w:tr>
       <w:tr>
+        <w:trPr>
+          <w:cantSplit/>
+        </w:trPr>
         <w:tc>
           <w:tcPr>
             <w:tcW w:type="dxa" w:w="2500"/>
@@ -2441,6 +2492,9 @@
         </w:tc>
       </w:tr>
       <w:tr>
+        <w:trPr>
+          <w:cantSplit/>
+        </w:trPr>
         <w:tc>
           <w:tcPr>
             <w:tcW w:type="dxa" w:w="2500"/>
@@ -2511,6 +2565,9 @@
         </w:tc>
       </w:tr>
       <w:tr>
+        <w:trPr>
+          <w:cantSplit/>
+        </w:trPr>
         <w:tc>
           <w:tcPr>
             <w:tcW w:type="dxa" w:w="2500"/>
@@ -2608,7 +2665,7 @@
         <w:keepNext/>
         <w:numPr>
           <w:ilvl w:val="0"/>
-          <w:numId w:val="35"/>
+          <w:numId w:val="263"/>
         </w:numPr>
         <w:spacing w:after="40" w:before="40"/>
       </w:pPr>
@@ -2627,7 +2684,7 @@
         <w:keepNext/>
         <w:numPr>
           <w:ilvl w:val="0"/>
-          <w:numId w:val="35"/>
+          <w:numId w:val="263"/>
         </w:numPr>
         <w:spacing w:after="40" w:before="40"/>
       </w:pPr>
@@ -2646,7 +2703,7 @@
         <w:keepNext/>
         <w:numPr>
           <w:ilvl w:val="0"/>
-          <w:numId w:val="35"/>
+          <w:numId w:val="263"/>
         </w:numPr>
         <w:spacing w:after="40" w:before="40"/>
       </w:pPr>
@@ -2664,7 +2721,7 @@
         <w:pStyle w:val="ListParagraph"/>
         <w:numPr>
           <w:ilvl w:val="0"/>
-          <w:numId w:val="35"/>
+          <w:numId w:val="263"/>
         </w:numPr>
         <w:spacing w:after="40" w:before="40"/>
       </w:pPr>
@@ -2738,7 +2795,7 @@
         <w:keepNext/>
         <w:numPr>
           <w:ilvl w:val="0"/>
-          <w:numId w:val="36"/>
+          <w:numId w:val="264"/>
         </w:numPr>
         <w:spacing w:after="40" w:before="40"/>
       </w:pPr>
@@ -2757,7 +2814,7 @@
         <w:keepNext/>
         <w:numPr>
           <w:ilvl w:val="0"/>
-          <w:numId w:val="36"/>
+          <w:numId w:val="264"/>
         </w:numPr>
         <w:spacing w:after="40" w:before="40"/>
       </w:pPr>
@@ -2776,7 +2833,7 @@
         <w:keepNext/>
         <w:numPr>
           <w:ilvl w:val="0"/>
-          <w:numId w:val="36"/>
+          <w:numId w:val="264"/>
         </w:numPr>
         <w:spacing w:after="40" w:before="40"/>
       </w:pPr>
@@ -2794,7 +2851,7 @@
         <w:pStyle w:val="ListParagraph"/>
         <w:numPr>
           <w:ilvl w:val="0"/>
-          <w:numId w:val="36"/>
+          <w:numId w:val="264"/>
         </w:numPr>
         <w:spacing w:after="40" w:before="40"/>
       </w:pPr>
@@ -2855,7 +2912,7 @@
         <w:keepNext/>
         <w:numPr>
           <w:ilvl w:val="0"/>
-          <w:numId w:val="37"/>
+          <w:numId w:val="265"/>
         </w:numPr>
         <w:spacing w:after="40" w:before="40"/>
       </w:pPr>
@@ -2874,7 +2931,7 @@
         <w:keepNext/>
         <w:numPr>
           <w:ilvl w:val="0"/>
-          <w:numId w:val="37"/>
+          <w:numId w:val="265"/>
         </w:numPr>
         <w:spacing w:after="40" w:before="40"/>
       </w:pPr>
@@ -2893,7 +2950,7 @@
         <w:keepNext/>
         <w:numPr>
           <w:ilvl w:val="0"/>
-          <w:numId w:val="37"/>
+          <w:numId w:val="265"/>
         </w:numPr>
         <w:spacing w:after="40" w:before="40"/>
       </w:pPr>
@@ -2911,7 +2968,7 @@
         <w:pStyle w:val="ListParagraph"/>
         <w:numPr>
           <w:ilvl w:val="0"/>
-          <w:numId w:val="37"/>
+          <w:numId w:val="265"/>
         </w:numPr>
         <w:spacing w:after="40" w:before="40"/>
       </w:pPr>
@@ -2926,6 +2983,7 @@
     </w:p>
     <w:p>
       <w:pPr>
+        <w:keepNext/>
         <w:pBdr>
           <w:left w:val="single" w:color="B71C1C" w:sz="8" w:space="4"/>
         </w:pBdr>
@@ -2944,6 +3002,9 @@
       </w:r>
     </w:p>
     <w:p>
+      <w:pPr>
+        <w:keepNext/>
+      </w:pPr>
       <w:r>
         <w:t xml:space="preserve"/>
       </w:r>
@@ -2951,6 +3012,7 @@
     <w:p>
       <w:pPr>
         <w:pStyle w:val="Heading2"/>
+        <w:keepNext/>
         <w:spacing w:after="80" w:before="240"/>
       </w:pPr>
       <w:r>
@@ -2983,6 +3045,9 @@
         <w:gridCol w:w="4006"/>
       </w:tblGrid>
       <w:tr>
+        <w:trPr>
+          <w:cantSplit/>
+        </w:trPr>
         <w:tc>
           <w:tcPr>
             <w:tcW w:type="dxa" w:w="1500"/>
@@ -3090,6 +3155,9 @@
         </w:tc>
       </w:tr>
       <w:tr>
+        <w:trPr>
+          <w:cantSplit/>
+        </w:trPr>
         <w:tc>
           <w:tcPr>
             <w:tcW w:type="dxa" w:w="1500"/>
@@ -3194,6 +3262,9 @@
         </w:tc>
       </w:tr>
       <w:tr>
+        <w:trPr>
+          <w:cantSplit/>
+        </w:trPr>
         <w:tc>
           <w:tcPr>
             <w:tcW w:type="dxa" w:w="1500"/>
@@ -3298,6 +3369,9 @@
         </w:tc>
       </w:tr>
       <w:tr>
+        <w:trPr>
+          <w:cantSplit/>
+        </w:trPr>
         <w:tc>
           <w:tcPr>
             <w:tcW w:type="dxa" w:w="1500"/>
@@ -3402,6 +3476,9 @@
         </w:tc>
       </w:tr>
       <w:tr>
+        <w:trPr>
+          <w:cantSplit/>
+        </w:trPr>
         <w:tc>
           <w:tcPr>
             <w:tcW w:type="dxa" w:w="1500"/>
@@ -3506,6 +3583,9 @@
         </w:tc>
       </w:tr>
       <w:tr>
+        <w:trPr>
+          <w:cantSplit/>
+        </w:trPr>
         <w:tc>
           <w:tcPr>
             <w:tcW w:type="dxa" w:w="1500"/>
@@ -3610,6 +3690,7 @@
     <w:p>
       <w:pPr>
         <w:pStyle w:val="Heading1"/>
+        <w:keepNext/>
         <w:pageBreakBefore/>
         <w:spacing w:after="120" w:before="360"/>
       </w:pPr>
@@ -3628,6 +3709,7 @@
     <w:p>
       <w:pPr>
         <w:pStyle w:val="Heading2"/>
+        <w:keepNext/>
         <w:spacing w:after="80" w:before="240"/>
       </w:pPr>
       <w:r>
@@ -3660,6 +3742,9 @@
         <w:gridCol w:w="4506"/>
       </w:tblGrid>
       <w:tr>
+        <w:trPr>
+          <w:cantSplit/>
+        </w:trPr>
         <w:tc>
           <w:tcPr>
             <w:tcW w:type="dxa" w:w="2000"/>
@@ -3767,6 +3852,9 @@
         </w:tc>
       </w:tr>
       <w:tr>
+        <w:trPr>
+          <w:cantSplit/>
+        </w:trPr>
         <w:tc>
           <w:tcPr>
             <w:tcW w:type="dxa" w:w="2000"/>
@@ -3871,6 +3959,9 @@
         </w:tc>
       </w:tr>
       <w:tr>
+        <w:trPr>
+          <w:cantSplit/>
+        </w:trPr>
         <w:tc>
           <w:tcPr>
             <w:tcW w:type="dxa" w:w="2000"/>
@@ -3975,6 +4066,9 @@
         </w:tc>
       </w:tr>
       <w:tr>
+        <w:trPr>
+          <w:cantSplit/>
+        </w:trPr>
         <w:tc>
           <w:tcPr>
             <w:tcW w:type="dxa" w:w="2000"/>
@@ -4079,6 +4173,9 @@
         </w:tc>
       </w:tr>
       <w:tr>
+        <w:trPr>
+          <w:cantSplit/>
+        </w:trPr>
         <w:tc>
           <w:tcPr>
             <w:tcW w:type="dxa" w:w="2000"/>
@@ -4226,7 +4323,7 @@
         <w:keepNext/>
         <w:numPr>
           <w:ilvl w:val="0"/>
-          <w:numId w:val="38"/>
+          <w:numId w:val="266"/>
         </w:numPr>
         <w:spacing w:after="40" w:before="40"/>
       </w:pPr>
@@ -4245,7 +4342,7 @@
         <w:keepNext/>
         <w:numPr>
           <w:ilvl w:val="0"/>
-          <w:numId w:val="38"/>
+          <w:numId w:val="266"/>
         </w:numPr>
         <w:spacing w:after="40" w:before="40"/>
       </w:pPr>
@@ -4263,7 +4360,7 @@
         <w:pStyle w:val="ListParagraph"/>
         <w:numPr>
           <w:ilvl w:val="0"/>
-          <w:numId w:val="38"/>
+          <w:numId w:val="266"/>
         </w:numPr>
         <w:spacing w:after="40" w:before="40"/>
       </w:pPr>
@@ -4398,6 +4495,7 @@
     <w:p>
       <w:pPr>
         <w:pStyle w:val="Heading2"/>
+        <w:keepNext/>
         <w:spacing w:after="80" w:before="240"/>
       </w:pPr>
       <w:r>
@@ -4414,6 +4512,7 @@
     </w:p>
     <w:p>
       <w:pPr>
+        <w:keepNext/>
         <w:pBdr>
           <w:left w:val="single" w:color="B71C1C" w:sz="8" w:space="4"/>
         </w:pBdr>
@@ -4432,6 +4531,9 @@
       </w:r>
     </w:p>
     <w:p>
+      <w:pPr>
+        <w:keepNext/>
+      </w:pPr>
       <w:r>
         <w:t xml:space="preserve"/>
       </w:r>
@@ -4455,6 +4557,9 @@
         <w:gridCol w:w="4406"/>
       </w:tblGrid>
       <w:tr>
+        <w:trPr>
+          <w:cantSplit/>
+        </w:trPr>
         <w:tc>
           <w:tcPr>
             <w:tcW w:type="dxa" w:w="400"/>
@@ -4597,6 +4702,9 @@
         </w:tc>
       </w:tr>
       <w:tr>
+        <w:trPr>
+          <w:cantSplit/>
+        </w:trPr>
         <w:tc>
           <w:tcPr>
             <w:tcW w:type="dxa" w:w="400"/>
@@ -4735,6 +4843,9 @@
         </w:tc>
       </w:tr>
       <w:tr>
+        <w:trPr>
+          <w:cantSplit/>
+        </w:trPr>
         <w:tc>
           <w:tcPr>
             <w:tcW w:type="dxa" w:w="400"/>
@@ -4873,6 +4984,9 @@
         </w:tc>
       </w:tr>
       <w:tr>
+        <w:trPr>
+          <w:cantSplit/>
+        </w:trPr>
         <w:tc>
           <w:tcPr>
             <w:tcW w:type="dxa" w:w="400"/>
@@ -5011,6 +5125,9 @@
         </w:tc>
       </w:tr>
       <w:tr>
+        <w:trPr>
+          <w:cantSplit/>
+        </w:trPr>
         <w:tc>
           <w:tcPr>
             <w:tcW w:type="dxa" w:w="400"/>
@@ -5185,7 +5302,7 @@
         <w:pStyle w:val="ListParagraph"/>
         <w:numPr>
           <w:ilvl w:val="0"/>
-          <w:numId w:val="39"/>
+          <w:numId w:val="267"/>
         </w:numPr>
         <w:spacing w:after="40" w:before="40"/>
       </w:pPr>
@@ -5203,7 +5320,7 @@
         <w:pStyle w:val="ListParagraph"/>
         <w:numPr>
           <w:ilvl w:val="0"/>
-          <w:numId w:val="39"/>
+          <w:numId w:val="267"/>
         </w:numPr>
         <w:spacing w:after="40" w:before="40"/>
       </w:pPr>
@@ -5221,7 +5338,7 @@
         <w:pStyle w:val="ListParagraph"/>
         <w:numPr>
           <w:ilvl w:val="0"/>
-          <w:numId w:val="39"/>
+          <w:numId w:val="267"/>
         </w:numPr>
         <w:spacing w:after="40" w:before="40"/>
       </w:pPr>
@@ -5239,7 +5356,7 @@
         <w:pStyle w:val="ListParagraph"/>
         <w:numPr>
           <w:ilvl w:val="0"/>
-          <w:numId w:val="39"/>
+          <w:numId w:val="267"/>
         </w:numPr>
         <w:spacing w:after="40" w:before="40"/>
       </w:pPr>
@@ -5257,7 +5374,7 @@
         <w:pStyle w:val="ListParagraph"/>
         <w:numPr>
           <w:ilvl w:val="0"/>
-          <w:numId w:val="39"/>
+          <w:numId w:val="267"/>
         </w:numPr>
         <w:spacing w:after="40" w:before="40"/>
       </w:pPr>
@@ -5275,7 +5392,7 @@
         <w:pStyle w:val="ListParagraph"/>
         <w:numPr>
           <w:ilvl w:val="0"/>
-          <w:numId w:val="39"/>
+          <w:numId w:val="267"/>
         </w:numPr>
         <w:spacing w:after="40" w:before="40"/>
       </w:pPr>
@@ -5291,9 +5408,10 @@
     <w:p>
       <w:pPr>
         <w:pStyle w:val="ListParagraph"/>
+        <w:keepNext/>
         <w:numPr>
           <w:ilvl w:val="0"/>
-          <w:numId w:val="39"/>
+          <w:numId w:val="267"/>
         </w:numPr>
         <w:spacing w:after="40" w:before="40"/>
       </w:pPr>
@@ -5307,6 +5425,9 @@
       </w:r>
     </w:p>
     <w:p>
+      <w:pPr>
+        <w:keepNext/>
+      </w:pPr>
       <w:r>
         <w:t xml:space="preserve"/>
       </w:r>
@@ -5314,6 +5435,7 @@
     <w:p>
       <w:pPr>
         <w:pStyle w:val="Heading2"/>
+        <w:keepNext/>
         <w:spacing w:after="80" w:before="240"/>
       </w:pPr>
       <w:r>
@@ -5345,6 +5467,9 @@
         <w:gridCol w:w="5506"/>
       </w:tblGrid>
       <w:tr>
+        <w:trPr>
+          <w:cantSplit/>
+        </w:trPr>
         <w:tc>
           <w:tcPr>
             <w:tcW w:type="dxa" w:w="3000"/>
@@ -5417,6 +5542,9 @@
         </w:tc>
       </w:tr>
       <w:tr>
+        <w:trPr>
+          <w:cantSplit/>
+        </w:trPr>
         <w:tc>
           <w:tcPr>
             <w:tcW w:type="dxa" w:w="3000"/>
@@ -5487,6 +5615,9 @@
         </w:tc>
       </w:tr>
       <w:tr>
+        <w:trPr>
+          <w:cantSplit/>
+        </w:trPr>
         <w:tc>
           <w:tcPr>
             <w:tcW w:type="dxa" w:w="3000"/>
@@ -5557,6 +5688,9 @@
         </w:tc>
       </w:tr>
       <w:tr>
+        <w:trPr>
+          <w:cantSplit/>
+        </w:trPr>
         <w:tc>
           <w:tcPr>
             <w:tcW w:type="dxa" w:w="3000"/>
@@ -5627,6 +5761,9 @@
         </w:tc>
       </w:tr>
       <w:tr>
+        <w:trPr>
+          <w:cantSplit/>
+        </w:trPr>
         <w:tc>
           <w:tcPr>
             <w:tcW w:type="dxa" w:w="3000"/>
@@ -5697,6 +5834,9 @@
         </w:tc>
       </w:tr>
       <w:tr>
+        <w:trPr>
+          <w:cantSplit/>
+        </w:trPr>
         <w:tc>
           <w:tcPr>
             <w:tcW w:type="dxa" w:w="3000"/>
@@ -5766,17 +5906,24 @@
       </w:tr>
     </w:tbl>
     <w:p>
+      <w:pPr>
+        <w:keepNext/>
+      </w:pPr>
       <w:r>
         <w:t xml:space="preserve"/>
       </w:r>
     </w:p>
     <w:p>
+      <w:pPr>
+        <w:keepNext/>
+      </w:pPr>
       <w:r>
         <w:t xml:space="preserve"/>
       </w:r>
     </w:p>
     <w:p>
       <w:pPr>
+        <w:keepNext/>
         <w:pBdr>
           <w:top w:val="single" w:color="00467F" w:sz="4" w:space="2"/>
         </w:pBdr>
@@ -5813,6 +5960,9 @@
         <w:gridCol w:w="2127"/>
       </w:tblGrid>
       <w:tr>
+        <w:trPr>
+          <w:cantSplit/>
+        </w:trPr>
         <w:tc>
           <w:tcPr>
             <w:tcW w:type="dxa" w:w="2126"/>
@@ -5951,6 +6101,9 @@
         </w:tc>
       </w:tr>
       <w:tr>
+        <w:trPr>
+          <w:cantSplit/>
+        </w:trPr>
         <w:tc>
           <w:tcPr>
             <w:tcW w:type="dxa" w:w="2126"/>
@@ -6089,6 +6242,9 @@
         </w:tc>
       </w:tr>
       <w:tr>
+        <w:trPr>
+          <w:cantSplit/>
+        </w:trPr>
         <w:tc>
           <w:tcPr>
             <w:tcW w:type="dxa" w:w="2126"/>
@@ -6717,7 +6873,7 @@
                 <w:sz w:val="18"/>
                 <w:rFonts w:eastAsia="맑은 고딕"/>
               </w:rPr>
-              <w:t>제휴 한국 병원 담당자(owner/manager/viewer). 리드·프로필·치료정보 관리.</w:t>
+              <w:t>제휴 한국 병원 담당자(owner/manager/viewer). 진료 의뢰(리드) 확인·상태 갱신·견적 회신. 병원 정보·시술 카탈로그 편집은 공개 연동 준비 중이라 아직 비활성이다.</w:t>
             </w:r>
           </w:p>
         </w:tc>
@@ -6753,7 +6909,7 @@
                 <w:sz w:val="18"/>
                 <w:rFonts w:eastAsia="맑은 고딕"/>
               </w:rPr>
-              <w:t>agency_users + partner_type</w:t>
+              <w:t>agency_users + agencies.partner_type</w:t>
             </w:r>
           </w:p>
         </w:tc>
@@ -6787,7 +6943,7 @@
                 <w:sz w:val="18"/>
                 <w:rFonts w:eastAsia="맑은 고딕"/>
               </w:rPr>
-              <w:t>해외 환자 유치 파트너. 의뢰 환자 진행상황 조회.</w:t>
+              <w:t>해외 환자 유치 파트너. 환자 의뢰 · 단계별 진행 확인 · 코디네이터와 케이스 메신저.</w:t>
             </w:r>
           </w:p>
         </w:tc>
@@ -6823,7 +6979,7 @@
                 <w:sz w:val="18"/>
                 <w:rFonts w:eastAsia="맑은 고딕"/>
               </w:rPr>
-              <w:t>agency_users + partner_type</w:t>
+              <w:t>agency_users + agencies.partner_type</w:t>
             </w:r>
           </w:p>
         </w:tc>
@@ -6857,7 +7013,7 @@
                 <w:sz w:val="18"/>
                 <w:rFonts w:eastAsia="맑은 고딕"/>
               </w:rPr>
-              <w:t>환자를 한국으로 의뢰하는 현지 병원. 경과·검사결과 전송 주체.</w:t>
+              <w:t>환자를 한국으로 의뢰하는 현지 병원. 에이전시와 달리 검사결과·영상·소견을 케이스에 올릴 수 있다(사후관리 ICT).</w:t>
             </w:r>
           </w:p>
         </w:tc>
@@ -8246,7 +8402,16 @@
         </w:tc>
       </w:tr>
     </w:tbl>
-    <w:p/>
+    <w:p>
+      <w:pPr>
+        <w:spacing w:before="0" w:after="0" w:line="20" w:lineRule="exact"/>
+      </w:pPr>
+      <w:r>
+        <w:rPr>
+          <w:sz w:val="2"/>
+        </w:rPr>
+      </w:r>
+    </w:p>
     <w:sectPr>
       <w:headerReference w:type="default" r:id="rId7"/>
       <w:footerReference w:type="default" r:id="rId8"/>
@@ -8834,6 +8999,1374 @@
     </w:lvlOverride>
   </w:num>
   <w:num w:numId="39">
+    <w:abstractNumId w:val="3"/>
+    <w:lvlOverride w:ilvl="0">
+      <w:startOverride w:val="1"/>
+    </w:lvlOverride>
+  </w:num>
+  <w:num w:numId="40">
+    <w:abstractNumId w:val="2"/>
+    <w:lvlOverride w:ilvl="0">
+      <w:startOverride w:val="1"/>
+    </w:lvlOverride>
+  </w:num>
+  <w:num w:numId="41">
+    <w:abstractNumId w:val="2"/>
+    <w:lvlOverride w:ilvl="0">
+      <w:startOverride w:val="1"/>
+    </w:lvlOverride>
+  </w:num>
+  <w:num w:numId="42">
+    <w:abstractNumId w:val="2"/>
+    <w:lvlOverride w:ilvl="0">
+      <w:startOverride w:val="1"/>
+    </w:lvlOverride>
+  </w:num>
+  <w:num w:numId="43">
+    <w:abstractNumId w:val="2"/>
+    <w:lvlOverride w:ilvl="0">
+      <w:startOverride w:val="1"/>
+    </w:lvlOverride>
+  </w:num>
+  <w:num w:numId="44">
+    <w:abstractNumId w:val="2"/>
+    <w:lvlOverride w:ilvl="0">
+      <w:startOverride w:val="1"/>
+    </w:lvlOverride>
+  </w:num>
+  <w:num w:numId="45">
+    <w:abstractNumId w:val="3"/>
+    <w:lvlOverride w:ilvl="0">
+      <w:startOverride w:val="1"/>
+    </w:lvlOverride>
+  </w:num>
+  <w:num w:numId="46">
+    <w:abstractNumId w:val="2"/>
+    <w:lvlOverride w:ilvl="0">
+      <w:startOverride w:val="1"/>
+    </w:lvlOverride>
+  </w:num>
+  <w:num w:numId="47">
+    <w:abstractNumId w:val="2"/>
+    <w:lvlOverride w:ilvl="0">
+      <w:startOverride w:val="1"/>
+    </w:lvlOverride>
+  </w:num>
+  <w:num w:numId="48">
+    <w:abstractNumId w:val="2"/>
+    <w:lvlOverride w:ilvl="0">
+      <w:startOverride w:val="1"/>
+    </w:lvlOverride>
+  </w:num>
+  <w:num w:numId="49">
+    <w:abstractNumId w:val="2"/>
+    <w:lvlOverride w:ilvl="0">
+      <w:startOverride w:val="1"/>
+    </w:lvlOverride>
+  </w:num>
+  <w:num w:numId="50">
+    <w:abstractNumId w:val="2"/>
+    <w:lvlOverride w:ilvl="0">
+      <w:startOverride w:val="1"/>
+    </w:lvlOverride>
+  </w:num>
+  <w:num w:numId="51">
+    <w:abstractNumId w:val="3"/>
+    <w:lvlOverride w:ilvl="0">
+      <w:startOverride w:val="1"/>
+    </w:lvlOverride>
+  </w:num>
+  <w:num w:numId="52">
+    <w:abstractNumId w:val="2"/>
+    <w:lvlOverride w:ilvl="0">
+      <w:startOverride w:val="1"/>
+    </w:lvlOverride>
+  </w:num>
+  <w:num w:numId="53">
+    <w:abstractNumId w:val="2"/>
+    <w:lvlOverride w:ilvl="0">
+      <w:startOverride w:val="1"/>
+    </w:lvlOverride>
+  </w:num>
+  <w:num w:numId="54">
+    <w:abstractNumId w:val="2"/>
+    <w:lvlOverride w:ilvl="0">
+      <w:startOverride w:val="1"/>
+    </w:lvlOverride>
+  </w:num>
+  <w:num w:numId="55">
+    <w:abstractNumId w:val="2"/>
+    <w:lvlOverride w:ilvl="0">
+      <w:startOverride w:val="1"/>
+    </w:lvlOverride>
+  </w:num>
+  <w:num w:numId="56">
+    <w:abstractNumId w:val="2"/>
+    <w:lvlOverride w:ilvl="0">
+      <w:startOverride w:val="1"/>
+    </w:lvlOverride>
+  </w:num>
+  <w:num w:numId="57">
+    <w:abstractNumId w:val="3"/>
+    <w:lvlOverride w:ilvl="0">
+      <w:startOverride w:val="1"/>
+    </w:lvlOverride>
+  </w:num>
+  <w:num w:numId="58">
+    <w:abstractNumId w:val="2"/>
+    <w:lvlOverride w:ilvl="0">
+      <w:startOverride w:val="1"/>
+    </w:lvlOverride>
+  </w:num>
+  <w:num w:numId="59">
+    <w:abstractNumId w:val="2"/>
+    <w:lvlOverride w:ilvl="0">
+      <w:startOverride w:val="1"/>
+    </w:lvlOverride>
+  </w:num>
+  <w:num w:numId="60">
+    <w:abstractNumId w:val="2"/>
+    <w:lvlOverride w:ilvl="0">
+      <w:startOverride w:val="1"/>
+    </w:lvlOverride>
+  </w:num>
+  <w:num w:numId="61">
+    <w:abstractNumId w:val="2"/>
+    <w:lvlOverride w:ilvl="0">
+      <w:startOverride w:val="1"/>
+    </w:lvlOverride>
+  </w:num>
+  <w:num w:numId="62">
+    <w:abstractNumId w:val="2"/>
+    <w:lvlOverride w:ilvl="0">
+      <w:startOverride w:val="1"/>
+    </w:lvlOverride>
+  </w:num>
+  <w:num w:numId="63">
+    <w:abstractNumId w:val="3"/>
+    <w:lvlOverride w:ilvl="0">
+      <w:startOverride w:val="1"/>
+    </w:lvlOverride>
+  </w:num>
+  <w:num w:numId="64">
+    <w:abstractNumId w:val="2"/>
+    <w:lvlOverride w:ilvl="0">
+      <w:startOverride w:val="1"/>
+    </w:lvlOverride>
+  </w:num>
+  <w:num w:numId="65">
+    <w:abstractNumId w:val="2"/>
+    <w:lvlOverride w:ilvl="0">
+      <w:startOverride w:val="1"/>
+    </w:lvlOverride>
+  </w:num>
+  <w:num w:numId="66">
+    <w:abstractNumId w:val="2"/>
+    <w:lvlOverride w:ilvl="0">
+      <w:startOverride w:val="1"/>
+    </w:lvlOverride>
+  </w:num>
+  <w:num w:numId="67">
+    <w:abstractNumId w:val="2"/>
+    <w:lvlOverride w:ilvl="0">
+      <w:startOverride w:val="1"/>
+    </w:lvlOverride>
+  </w:num>
+  <w:num w:numId="68">
+    <w:abstractNumId w:val="2"/>
+    <w:lvlOverride w:ilvl="0">
+      <w:startOverride w:val="1"/>
+    </w:lvlOverride>
+  </w:num>
+  <w:num w:numId="69">
+    <w:abstractNumId w:val="3"/>
+    <w:lvlOverride w:ilvl="0">
+      <w:startOverride w:val="1"/>
+    </w:lvlOverride>
+  </w:num>
+  <w:num w:numId="70">
+    <w:abstractNumId w:val="2"/>
+    <w:lvlOverride w:ilvl="0">
+      <w:startOverride w:val="1"/>
+    </w:lvlOverride>
+  </w:num>
+  <w:num w:numId="71">
+    <w:abstractNumId w:val="2"/>
+    <w:lvlOverride w:ilvl="0">
+      <w:startOverride w:val="1"/>
+    </w:lvlOverride>
+  </w:num>
+  <w:num w:numId="72">
+    <w:abstractNumId w:val="2"/>
+    <w:lvlOverride w:ilvl="0">
+      <w:startOverride w:val="1"/>
+    </w:lvlOverride>
+  </w:num>
+  <w:num w:numId="73">
+    <w:abstractNumId w:val="2"/>
+    <w:lvlOverride w:ilvl="0">
+      <w:startOverride w:val="1"/>
+    </w:lvlOverride>
+  </w:num>
+  <w:num w:numId="74">
+    <w:abstractNumId w:val="2"/>
+    <w:lvlOverride w:ilvl="0">
+      <w:startOverride w:val="1"/>
+    </w:lvlOverride>
+  </w:num>
+  <w:num w:numId="75">
+    <w:abstractNumId w:val="3"/>
+    <w:lvlOverride w:ilvl="0">
+      <w:startOverride w:val="1"/>
+    </w:lvlOverride>
+  </w:num>
+  <w:num w:numId="76">
+    <w:abstractNumId w:val="2"/>
+    <w:lvlOverride w:ilvl="0">
+      <w:startOverride w:val="1"/>
+    </w:lvlOverride>
+  </w:num>
+  <w:num w:numId="77">
+    <w:abstractNumId w:val="2"/>
+    <w:lvlOverride w:ilvl="0">
+      <w:startOverride w:val="1"/>
+    </w:lvlOverride>
+  </w:num>
+  <w:num w:numId="78">
+    <w:abstractNumId w:val="2"/>
+    <w:lvlOverride w:ilvl="0">
+      <w:startOverride w:val="1"/>
+    </w:lvlOverride>
+  </w:num>
+  <w:num w:numId="79">
+    <w:abstractNumId w:val="2"/>
+    <w:lvlOverride w:ilvl="0">
+      <w:startOverride w:val="1"/>
+    </w:lvlOverride>
+  </w:num>
+  <w:num w:numId="80">
+    <w:abstractNumId w:val="2"/>
+    <w:lvlOverride w:ilvl="0">
+      <w:startOverride w:val="1"/>
+    </w:lvlOverride>
+  </w:num>
+  <w:num w:numId="81">
+    <w:abstractNumId w:val="3"/>
+    <w:lvlOverride w:ilvl="0">
+      <w:startOverride w:val="1"/>
+    </w:lvlOverride>
+  </w:num>
+  <w:num w:numId="82">
+    <w:abstractNumId w:val="2"/>
+    <w:lvlOverride w:ilvl="0">
+      <w:startOverride w:val="1"/>
+    </w:lvlOverride>
+  </w:num>
+  <w:num w:numId="83">
+    <w:abstractNumId w:val="2"/>
+    <w:lvlOverride w:ilvl="0">
+      <w:startOverride w:val="1"/>
+    </w:lvlOverride>
+  </w:num>
+  <w:num w:numId="84">
+    <w:abstractNumId w:val="2"/>
+    <w:lvlOverride w:ilvl="0">
+      <w:startOverride w:val="1"/>
+    </w:lvlOverride>
+  </w:num>
+  <w:num w:numId="85">
+    <w:abstractNumId w:val="2"/>
+    <w:lvlOverride w:ilvl="0">
+      <w:startOverride w:val="1"/>
+    </w:lvlOverride>
+  </w:num>
+  <w:num w:numId="86">
+    <w:abstractNumId w:val="2"/>
+    <w:lvlOverride w:ilvl="0">
+      <w:startOverride w:val="1"/>
+    </w:lvlOverride>
+  </w:num>
+  <w:num w:numId="87">
+    <w:abstractNumId w:val="3"/>
+    <w:lvlOverride w:ilvl="0">
+      <w:startOverride w:val="1"/>
+    </w:lvlOverride>
+  </w:num>
+  <w:num w:numId="88">
+    <w:abstractNumId w:val="2"/>
+    <w:lvlOverride w:ilvl="0">
+      <w:startOverride w:val="1"/>
+    </w:lvlOverride>
+  </w:num>
+  <w:num w:numId="89">
+    <w:abstractNumId w:val="2"/>
+    <w:lvlOverride w:ilvl="0">
+      <w:startOverride w:val="1"/>
+    </w:lvlOverride>
+  </w:num>
+  <w:num w:numId="90">
+    <w:abstractNumId w:val="2"/>
+    <w:lvlOverride w:ilvl="0">
+      <w:startOverride w:val="1"/>
+    </w:lvlOverride>
+  </w:num>
+  <w:num w:numId="91">
+    <w:abstractNumId w:val="2"/>
+    <w:lvlOverride w:ilvl="0">
+      <w:startOverride w:val="1"/>
+    </w:lvlOverride>
+  </w:num>
+  <w:num w:numId="92">
+    <w:abstractNumId w:val="2"/>
+    <w:lvlOverride w:ilvl="0">
+      <w:startOverride w:val="1"/>
+    </w:lvlOverride>
+  </w:num>
+  <w:num w:numId="93">
+    <w:abstractNumId w:val="3"/>
+    <w:lvlOverride w:ilvl="0">
+      <w:startOverride w:val="1"/>
+    </w:lvlOverride>
+  </w:num>
+  <w:num w:numId="94">
+    <w:abstractNumId w:val="2"/>
+    <w:lvlOverride w:ilvl="0">
+      <w:startOverride w:val="1"/>
+    </w:lvlOverride>
+  </w:num>
+  <w:num w:numId="95">
+    <w:abstractNumId w:val="2"/>
+    <w:lvlOverride w:ilvl="0">
+      <w:startOverride w:val="1"/>
+    </w:lvlOverride>
+  </w:num>
+  <w:num w:numId="96">
+    <w:abstractNumId w:val="2"/>
+    <w:lvlOverride w:ilvl="0">
+      <w:startOverride w:val="1"/>
+    </w:lvlOverride>
+  </w:num>
+  <w:num w:numId="97">
+    <w:abstractNumId w:val="2"/>
+    <w:lvlOverride w:ilvl="0">
+      <w:startOverride w:val="1"/>
+    </w:lvlOverride>
+  </w:num>
+  <w:num w:numId="98">
+    <w:abstractNumId w:val="2"/>
+    <w:lvlOverride w:ilvl="0">
+      <w:startOverride w:val="1"/>
+    </w:lvlOverride>
+  </w:num>
+  <w:num w:numId="99">
+    <w:abstractNumId w:val="3"/>
+    <w:lvlOverride w:ilvl="0">
+      <w:startOverride w:val="1"/>
+    </w:lvlOverride>
+  </w:num>
+  <w:num w:numId="100">
+    <w:abstractNumId w:val="2"/>
+    <w:lvlOverride w:ilvl="0">
+      <w:startOverride w:val="1"/>
+    </w:lvlOverride>
+  </w:num>
+  <w:num w:numId="101">
+    <w:abstractNumId w:val="2"/>
+    <w:lvlOverride w:ilvl="0">
+      <w:startOverride w:val="1"/>
+    </w:lvlOverride>
+  </w:num>
+  <w:num w:numId="102">
+    <w:abstractNumId w:val="2"/>
+    <w:lvlOverride w:ilvl="0">
+      <w:startOverride w:val="1"/>
+    </w:lvlOverride>
+  </w:num>
+  <w:num w:numId="103">
+    <w:abstractNumId w:val="2"/>
+    <w:lvlOverride w:ilvl="0">
+      <w:startOverride w:val="1"/>
+    </w:lvlOverride>
+  </w:num>
+  <w:num w:numId="104">
+    <w:abstractNumId w:val="2"/>
+    <w:lvlOverride w:ilvl="0">
+      <w:startOverride w:val="1"/>
+    </w:lvlOverride>
+  </w:num>
+  <w:num w:numId="105">
+    <w:abstractNumId w:val="3"/>
+    <w:lvlOverride w:ilvl="0">
+      <w:startOverride w:val="1"/>
+    </w:lvlOverride>
+  </w:num>
+  <w:num w:numId="106">
+    <w:abstractNumId w:val="2"/>
+    <w:lvlOverride w:ilvl="0">
+      <w:startOverride w:val="1"/>
+    </w:lvlOverride>
+  </w:num>
+  <w:num w:numId="107">
+    <w:abstractNumId w:val="2"/>
+    <w:lvlOverride w:ilvl="0">
+      <w:startOverride w:val="1"/>
+    </w:lvlOverride>
+  </w:num>
+  <w:num w:numId="108">
+    <w:abstractNumId w:val="2"/>
+    <w:lvlOverride w:ilvl="0">
+      <w:startOverride w:val="1"/>
+    </w:lvlOverride>
+  </w:num>
+  <w:num w:numId="109">
+    <w:abstractNumId w:val="2"/>
+    <w:lvlOverride w:ilvl="0">
+      <w:startOverride w:val="1"/>
+    </w:lvlOverride>
+  </w:num>
+  <w:num w:numId="110">
+    <w:abstractNumId w:val="2"/>
+    <w:lvlOverride w:ilvl="0">
+      <w:startOverride w:val="1"/>
+    </w:lvlOverride>
+  </w:num>
+  <w:num w:numId="111">
+    <w:abstractNumId w:val="3"/>
+    <w:lvlOverride w:ilvl="0">
+      <w:startOverride w:val="1"/>
+    </w:lvlOverride>
+  </w:num>
+  <w:num w:numId="112">
+    <w:abstractNumId w:val="2"/>
+    <w:lvlOverride w:ilvl="0">
+      <w:startOverride w:val="1"/>
+    </w:lvlOverride>
+  </w:num>
+  <w:num w:numId="113">
+    <w:abstractNumId w:val="2"/>
+    <w:lvlOverride w:ilvl="0">
+      <w:startOverride w:val="1"/>
+    </w:lvlOverride>
+  </w:num>
+  <w:num w:numId="114">
+    <w:abstractNumId w:val="2"/>
+    <w:lvlOverride w:ilvl="0">
+      <w:startOverride w:val="1"/>
+    </w:lvlOverride>
+  </w:num>
+  <w:num w:numId="115">
+    <w:abstractNumId w:val="2"/>
+    <w:lvlOverride w:ilvl="0">
+      <w:startOverride w:val="1"/>
+    </w:lvlOverride>
+  </w:num>
+  <w:num w:numId="116">
+    <w:abstractNumId w:val="2"/>
+    <w:lvlOverride w:ilvl="0">
+      <w:startOverride w:val="1"/>
+    </w:lvlOverride>
+  </w:num>
+  <w:num w:numId="117">
+    <w:abstractNumId w:val="3"/>
+    <w:lvlOverride w:ilvl="0">
+      <w:startOverride w:val="1"/>
+    </w:lvlOverride>
+  </w:num>
+  <w:num w:numId="118">
+    <w:abstractNumId w:val="2"/>
+    <w:lvlOverride w:ilvl="0">
+      <w:startOverride w:val="1"/>
+    </w:lvlOverride>
+  </w:num>
+  <w:num w:numId="119">
+    <w:abstractNumId w:val="2"/>
+    <w:lvlOverride w:ilvl="0">
+      <w:startOverride w:val="1"/>
+    </w:lvlOverride>
+  </w:num>
+  <w:num w:numId="120">
+    <w:abstractNumId w:val="2"/>
+    <w:lvlOverride w:ilvl="0">
+      <w:startOverride w:val="1"/>
+    </w:lvlOverride>
+  </w:num>
+  <w:num w:numId="121">
+    <w:abstractNumId w:val="2"/>
+    <w:lvlOverride w:ilvl="0">
+      <w:startOverride w:val="1"/>
+    </w:lvlOverride>
+  </w:num>
+  <w:num w:numId="122">
+    <w:abstractNumId w:val="2"/>
+    <w:lvlOverride w:ilvl="0">
+      <w:startOverride w:val="1"/>
+    </w:lvlOverride>
+  </w:num>
+  <w:num w:numId="123">
+    <w:abstractNumId w:val="3"/>
+    <w:lvlOverride w:ilvl="0">
+      <w:startOverride w:val="1"/>
+    </w:lvlOverride>
+  </w:num>
+  <w:num w:numId="124">
+    <w:abstractNumId w:val="2"/>
+    <w:lvlOverride w:ilvl="0">
+      <w:startOverride w:val="1"/>
+    </w:lvlOverride>
+  </w:num>
+  <w:num w:numId="125">
+    <w:abstractNumId w:val="2"/>
+    <w:lvlOverride w:ilvl="0">
+      <w:startOverride w:val="1"/>
+    </w:lvlOverride>
+  </w:num>
+  <w:num w:numId="126">
+    <w:abstractNumId w:val="2"/>
+    <w:lvlOverride w:ilvl="0">
+      <w:startOverride w:val="1"/>
+    </w:lvlOverride>
+  </w:num>
+  <w:num w:numId="127">
+    <w:abstractNumId w:val="2"/>
+    <w:lvlOverride w:ilvl="0">
+      <w:startOverride w:val="1"/>
+    </w:lvlOverride>
+  </w:num>
+  <w:num w:numId="128">
+    <w:abstractNumId w:val="2"/>
+    <w:lvlOverride w:ilvl="0">
+      <w:startOverride w:val="1"/>
+    </w:lvlOverride>
+  </w:num>
+  <w:num w:numId="129">
+    <w:abstractNumId w:val="3"/>
+    <w:lvlOverride w:ilvl="0">
+      <w:startOverride w:val="1"/>
+    </w:lvlOverride>
+  </w:num>
+  <w:num w:numId="130">
+    <w:abstractNumId w:val="2"/>
+    <w:lvlOverride w:ilvl="0">
+      <w:startOverride w:val="1"/>
+    </w:lvlOverride>
+  </w:num>
+  <w:num w:numId="131">
+    <w:abstractNumId w:val="2"/>
+    <w:lvlOverride w:ilvl="0">
+      <w:startOverride w:val="1"/>
+    </w:lvlOverride>
+  </w:num>
+  <w:num w:numId="132">
+    <w:abstractNumId w:val="2"/>
+    <w:lvlOverride w:ilvl="0">
+      <w:startOverride w:val="1"/>
+    </w:lvlOverride>
+  </w:num>
+  <w:num w:numId="133">
+    <w:abstractNumId w:val="2"/>
+    <w:lvlOverride w:ilvl="0">
+      <w:startOverride w:val="1"/>
+    </w:lvlOverride>
+  </w:num>
+  <w:num w:numId="134">
+    <w:abstractNumId w:val="2"/>
+    <w:lvlOverride w:ilvl="0">
+      <w:startOverride w:val="1"/>
+    </w:lvlOverride>
+  </w:num>
+  <w:num w:numId="135">
+    <w:abstractNumId w:val="3"/>
+    <w:lvlOverride w:ilvl="0">
+      <w:startOverride w:val="1"/>
+    </w:lvlOverride>
+  </w:num>
+  <w:num w:numId="136">
+    <w:abstractNumId w:val="2"/>
+    <w:lvlOverride w:ilvl="0">
+      <w:startOverride w:val="1"/>
+    </w:lvlOverride>
+  </w:num>
+  <w:num w:numId="137">
+    <w:abstractNumId w:val="2"/>
+    <w:lvlOverride w:ilvl="0">
+      <w:startOverride w:val="1"/>
+    </w:lvlOverride>
+  </w:num>
+  <w:num w:numId="138">
+    <w:abstractNumId w:val="2"/>
+    <w:lvlOverride w:ilvl="0">
+      <w:startOverride w:val="1"/>
+    </w:lvlOverride>
+  </w:num>
+  <w:num w:numId="139">
+    <w:abstractNumId w:val="2"/>
+    <w:lvlOverride w:ilvl="0">
+      <w:startOverride w:val="1"/>
+    </w:lvlOverride>
+  </w:num>
+  <w:num w:numId="140">
+    <w:abstractNumId w:val="2"/>
+    <w:lvlOverride w:ilvl="0">
+      <w:startOverride w:val="1"/>
+    </w:lvlOverride>
+  </w:num>
+  <w:num w:numId="141">
+    <w:abstractNumId w:val="3"/>
+    <w:lvlOverride w:ilvl="0">
+      <w:startOverride w:val="1"/>
+    </w:lvlOverride>
+  </w:num>
+  <w:num w:numId="142">
+    <w:abstractNumId w:val="2"/>
+    <w:lvlOverride w:ilvl="0">
+      <w:startOverride w:val="1"/>
+    </w:lvlOverride>
+  </w:num>
+  <w:num w:numId="143">
+    <w:abstractNumId w:val="2"/>
+    <w:lvlOverride w:ilvl="0">
+      <w:startOverride w:val="1"/>
+    </w:lvlOverride>
+  </w:num>
+  <w:num w:numId="144">
+    <w:abstractNumId w:val="2"/>
+    <w:lvlOverride w:ilvl="0">
+      <w:startOverride w:val="1"/>
+    </w:lvlOverride>
+  </w:num>
+  <w:num w:numId="145">
+    <w:abstractNumId w:val="2"/>
+    <w:lvlOverride w:ilvl="0">
+      <w:startOverride w:val="1"/>
+    </w:lvlOverride>
+  </w:num>
+  <w:num w:numId="146">
+    <w:abstractNumId w:val="2"/>
+    <w:lvlOverride w:ilvl="0">
+      <w:startOverride w:val="1"/>
+    </w:lvlOverride>
+  </w:num>
+  <w:num w:numId="147">
+    <w:abstractNumId w:val="3"/>
+    <w:lvlOverride w:ilvl="0">
+      <w:startOverride w:val="1"/>
+    </w:lvlOverride>
+  </w:num>
+  <w:num w:numId="148">
+    <w:abstractNumId w:val="2"/>
+    <w:lvlOverride w:ilvl="0">
+      <w:startOverride w:val="1"/>
+    </w:lvlOverride>
+  </w:num>
+  <w:num w:numId="149">
+    <w:abstractNumId w:val="2"/>
+    <w:lvlOverride w:ilvl="0">
+      <w:startOverride w:val="1"/>
+    </w:lvlOverride>
+  </w:num>
+  <w:num w:numId="150">
+    <w:abstractNumId w:val="2"/>
+    <w:lvlOverride w:ilvl="0">
+      <w:startOverride w:val="1"/>
+    </w:lvlOverride>
+  </w:num>
+  <w:num w:numId="151">
+    <w:abstractNumId w:val="2"/>
+    <w:lvlOverride w:ilvl="0">
+      <w:startOverride w:val="1"/>
+    </w:lvlOverride>
+  </w:num>
+  <w:num w:numId="152">
+    <w:abstractNumId w:val="2"/>
+    <w:lvlOverride w:ilvl="0">
+      <w:startOverride w:val="1"/>
+    </w:lvlOverride>
+  </w:num>
+  <w:num w:numId="153">
+    <w:abstractNumId w:val="3"/>
+    <w:lvlOverride w:ilvl="0">
+      <w:startOverride w:val="1"/>
+    </w:lvlOverride>
+  </w:num>
+  <w:num w:numId="154">
+    <w:abstractNumId w:val="2"/>
+    <w:lvlOverride w:ilvl="0">
+      <w:startOverride w:val="1"/>
+    </w:lvlOverride>
+  </w:num>
+  <w:num w:numId="155">
+    <w:abstractNumId w:val="2"/>
+    <w:lvlOverride w:ilvl="0">
+      <w:startOverride w:val="1"/>
+    </w:lvlOverride>
+  </w:num>
+  <w:num w:numId="156">
+    <w:abstractNumId w:val="2"/>
+    <w:lvlOverride w:ilvl="0">
+      <w:startOverride w:val="1"/>
+    </w:lvlOverride>
+  </w:num>
+  <w:num w:numId="157">
+    <w:abstractNumId w:val="2"/>
+    <w:lvlOverride w:ilvl="0">
+      <w:startOverride w:val="1"/>
+    </w:lvlOverride>
+  </w:num>
+  <w:num w:numId="158">
+    <w:abstractNumId w:val="2"/>
+    <w:lvlOverride w:ilvl="0">
+      <w:startOverride w:val="1"/>
+    </w:lvlOverride>
+  </w:num>
+  <w:num w:numId="159">
+    <w:abstractNumId w:val="3"/>
+    <w:lvlOverride w:ilvl="0">
+      <w:startOverride w:val="1"/>
+    </w:lvlOverride>
+  </w:num>
+  <w:num w:numId="160">
+    <w:abstractNumId w:val="2"/>
+    <w:lvlOverride w:ilvl="0">
+      <w:startOverride w:val="1"/>
+    </w:lvlOverride>
+  </w:num>
+  <w:num w:numId="161">
+    <w:abstractNumId w:val="2"/>
+    <w:lvlOverride w:ilvl="0">
+      <w:startOverride w:val="1"/>
+    </w:lvlOverride>
+  </w:num>
+  <w:num w:numId="162">
+    <w:abstractNumId w:val="2"/>
+    <w:lvlOverride w:ilvl="0">
+      <w:startOverride w:val="1"/>
+    </w:lvlOverride>
+  </w:num>
+  <w:num w:numId="163">
+    <w:abstractNumId w:val="2"/>
+    <w:lvlOverride w:ilvl="0">
+      <w:startOverride w:val="1"/>
+    </w:lvlOverride>
+  </w:num>
+  <w:num w:numId="164">
+    <w:abstractNumId w:val="2"/>
+    <w:lvlOverride w:ilvl="0">
+      <w:startOverride w:val="1"/>
+    </w:lvlOverride>
+  </w:num>
+  <w:num w:numId="165">
+    <w:abstractNumId w:val="3"/>
+    <w:lvlOverride w:ilvl="0">
+      <w:startOverride w:val="1"/>
+    </w:lvlOverride>
+  </w:num>
+  <w:num w:numId="166">
+    <w:abstractNumId w:val="2"/>
+    <w:lvlOverride w:ilvl="0">
+      <w:startOverride w:val="1"/>
+    </w:lvlOverride>
+  </w:num>
+  <w:num w:numId="167">
+    <w:abstractNumId w:val="2"/>
+    <w:lvlOverride w:ilvl="0">
+      <w:startOverride w:val="1"/>
+    </w:lvlOverride>
+  </w:num>
+  <w:num w:numId="168">
+    <w:abstractNumId w:val="2"/>
+    <w:lvlOverride w:ilvl="0">
+      <w:startOverride w:val="1"/>
+    </w:lvlOverride>
+  </w:num>
+  <w:num w:numId="169">
+    <w:abstractNumId w:val="2"/>
+    <w:lvlOverride w:ilvl="0">
+      <w:startOverride w:val="1"/>
+    </w:lvlOverride>
+  </w:num>
+  <w:num w:numId="170">
+    <w:abstractNumId w:val="2"/>
+    <w:lvlOverride w:ilvl="0">
+      <w:startOverride w:val="1"/>
+    </w:lvlOverride>
+  </w:num>
+  <w:num w:numId="171">
+    <w:abstractNumId w:val="3"/>
+    <w:lvlOverride w:ilvl="0">
+      <w:startOverride w:val="1"/>
+    </w:lvlOverride>
+  </w:num>
+  <w:num w:numId="172">
+    <w:abstractNumId w:val="2"/>
+    <w:lvlOverride w:ilvl="0">
+      <w:startOverride w:val="1"/>
+    </w:lvlOverride>
+  </w:num>
+  <w:num w:numId="173">
+    <w:abstractNumId w:val="2"/>
+    <w:lvlOverride w:ilvl="0">
+      <w:startOverride w:val="1"/>
+    </w:lvlOverride>
+  </w:num>
+  <w:num w:numId="174">
+    <w:abstractNumId w:val="2"/>
+    <w:lvlOverride w:ilvl="0">
+      <w:startOverride w:val="1"/>
+    </w:lvlOverride>
+  </w:num>
+  <w:num w:numId="175">
+    <w:abstractNumId w:val="2"/>
+    <w:lvlOverride w:ilvl="0">
+      <w:startOverride w:val="1"/>
+    </w:lvlOverride>
+  </w:num>
+  <w:num w:numId="176">
+    <w:abstractNumId w:val="2"/>
+    <w:lvlOverride w:ilvl="0">
+      <w:startOverride w:val="1"/>
+    </w:lvlOverride>
+  </w:num>
+  <w:num w:numId="177">
+    <w:abstractNumId w:val="3"/>
+    <w:lvlOverride w:ilvl="0">
+      <w:startOverride w:val="1"/>
+    </w:lvlOverride>
+  </w:num>
+  <w:num w:numId="178">
+    <w:abstractNumId w:val="2"/>
+    <w:lvlOverride w:ilvl="0">
+      <w:startOverride w:val="1"/>
+    </w:lvlOverride>
+  </w:num>
+  <w:num w:numId="179">
+    <w:abstractNumId w:val="2"/>
+    <w:lvlOverride w:ilvl="0">
+      <w:startOverride w:val="1"/>
+    </w:lvlOverride>
+  </w:num>
+  <w:num w:numId="180">
+    <w:abstractNumId w:val="2"/>
+    <w:lvlOverride w:ilvl="0">
+      <w:startOverride w:val="1"/>
+    </w:lvlOverride>
+  </w:num>
+  <w:num w:numId="181">
+    <w:abstractNumId w:val="2"/>
+    <w:lvlOverride w:ilvl="0">
+      <w:startOverride w:val="1"/>
+    </w:lvlOverride>
+  </w:num>
+  <w:num w:numId="182">
+    <w:abstractNumId w:val="2"/>
+    <w:lvlOverride w:ilvl="0">
+      <w:startOverride w:val="1"/>
+    </w:lvlOverride>
+  </w:num>
+  <w:num w:numId="183">
+    <w:abstractNumId w:val="3"/>
+    <w:lvlOverride w:ilvl="0">
+      <w:startOverride w:val="1"/>
+    </w:lvlOverride>
+  </w:num>
+  <w:num w:numId="184">
+    <w:abstractNumId w:val="2"/>
+    <w:lvlOverride w:ilvl="0">
+      <w:startOverride w:val="1"/>
+    </w:lvlOverride>
+  </w:num>
+  <w:num w:numId="185">
+    <w:abstractNumId w:val="2"/>
+    <w:lvlOverride w:ilvl="0">
+      <w:startOverride w:val="1"/>
+    </w:lvlOverride>
+  </w:num>
+  <w:num w:numId="186">
+    <w:abstractNumId w:val="2"/>
+    <w:lvlOverride w:ilvl="0">
+      <w:startOverride w:val="1"/>
+    </w:lvlOverride>
+  </w:num>
+  <w:num w:numId="187">
+    <w:abstractNumId w:val="2"/>
+    <w:lvlOverride w:ilvl="0">
+      <w:startOverride w:val="1"/>
+    </w:lvlOverride>
+  </w:num>
+  <w:num w:numId="188">
+    <w:abstractNumId w:val="2"/>
+    <w:lvlOverride w:ilvl="0">
+      <w:startOverride w:val="1"/>
+    </w:lvlOverride>
+  </w:num>
+  <w:num w:numId="189">
+    <w:abstractNumId w:val="3"/>
+    <w:lvlOverride w:ilvl="0">
+      <w:startOverride w:val="1"/>
+    </w:lvlOverride>
+  </w:num>
+  <w:num w:numId="190">
+    <w:abstractNumId w:val="2"/>
+    <w:lvlOverride w:ilvl="0">
+      <w:startOverride w:val="1"/>
+    </w:lvlOverride>
+  </w:num>
+  <w:num w:numId="191">
+    <w:abstractNumId w:val="2"/>
+    <w:lvlOverride w:ilvl="0">
+      <w:startOverride w:val="1"/>
+    </w:lvlOverride>
+  </w:num>
+  <w:num w:numId="192">
+    <w:abstractNumId w:val="2"/>
+    <w:lvlOverride w:ilvl="0">
+      <w:startOverride w:val="1"/>
+    </w:lvlOverride>
+  </w:num>
+  <w:num w:numId="193">
+    <w:abstractNumId w:val="2"/>
+    <w:lvlOverride w:ilvl="0">
+      <w:startOverride w:val="1"/>
+    </w:lvlOverride>
+  </w:num>
+  <w:num w:numId="194">
+    <w:abstractNumId w:val="2"/>
+    <w:lvlOverride w:ilvl="0">
+      <w:startOverride w:val="1"/>
+    </w:lvlOverride>
+  </w:num>
+  <w:num w:numId="195">
+    <w:abstractNumId w:val="3"/>
+    <w:lvlOverride w:ilvl="0">
+      <w:startOverride w:val="1"/>
+    </w:lvlOverride>
+  </w:num>
+  <w:num w:numId="196">
+    <w:abstractNumId w:val="2"/>
+    <w:lvlOverride w:ilvl="0">
+      <w:startOverride w:val="1"/>
+    </w:lvlOverride>
+  </w:num>
+  <w:num w:numId="197">
+    <w:abstractNumId w:val="2"/>
+    <w:lvlOverride w:ilvl="0">
+      <w:startOverride w:val="1"/>
+    </w:lvlOverride>
+  </w:num>
+  <w:num w:numId="198">
+    <w:abstractNumId w:val="2"/>
+    <w:lvlOverride w:ilvl="0">
+      <w:startOverride w:val="1"/>
+    </w:lvlOverride>
+  </w:num>
+  <w:num w:numId="199">
+    <w:abstractNumId w:val="2"/>
+    <w:lvlOverride w:ilvl="0">
+      <w:startOverride w:val="1"/>
+    </w:lvlOverride>
+  </w:num>
+  <w:num w:numId="200">
+    <w:abstractNumId w:val="2"/>
+    <w:lvlOverride w:ilvl="0">
+      <w:startOverride w:val="1"/>
+    </w:lvlOverride>
+  </w:num>
+  <w:num w:numId="201">
+    <w:abstractNumId w:val="3"/>
+    <w:lvlOverride w:ilvl="0">
+      <w:startOverride w:val="1"/>
+    </w:lvlOverride>
+  </w:num>
+  <w:num w:numId="202">
+    <w:abstractNumId w:val="2"/>
+    <w:lvlOverride w:ilvl="0">
+      <w:startOverride w:val="1"/>
+    </w:lvlOverride>
+  </w:num>
+  <w:num w:numId="203">
+    <w:abstractNumId w:val="2"/>
+    <w:lvlOverride w:ilvl="0">
+      <w:startOverride w:val="1"/>
+    </w:lvlOverride>
+  </w:num>
+  <w:num w:numId="204">
+    <w:abstractNumId w:val="2"/>
+    <w:lvlOverride w:ilvl="0">
+      <w:startOverride w:val="1"/>
+    </w:lvlOverride>
+  </w:num>
+  <w:num w:numId="205">
+    <w:abstractNumId w:val="2"/>
+    <w:lvlOverride w:ilvl="0">
+      <w:startOverride w:val="1"/>
+    </w:lvlOverride>
+  </w:num>
+  <w:num w:numId="206">
+    <w:abstractNumId w:val="2"/>
+    <w:lvlOverride w:ilvl="0">
+      <w:startOverride w:val="1"/>
+    </w:lvlOverride>
+  </w:num>
+  <w:num w:numId="207">
+    <w:abstractNumId w:val="3"/>
+    <w:lvlOverride w:ilvl="0">
+      <w:startOverride w:val="1"/>
+    </w:lvlOverride>
+  </w:num>
+  <w:num w:numId="208">
+    <w:abstractNumId w:val="2"/>
+    <w:lvlOverride w:ilvl="0">
+      <w:startOverride w:val="1"/>
+    </w:lvlOverride>
+  </w:num>
+  <w:num w:numId="209">
+    <w:abstractNumId w:val="2"/>
+    <w:lvlOverride w:ilvl="0">
+      <w:startOverride w:val="1"/>
+    </w:lvlOverride>
+  </w:num>
+  <w:num w:numId="210">
+    <w:abstractNumId w:val="2"/>
+    <w:lvlOverride w:ilvl="0">
+      <w:startOverride w:val="1"/>
+    </w:lvlOverride>
+  </w:num>
+  <w:num w:numId="211">
+    <w:abstractNumId w:val="2"/>
+    <w:lvlOverride w:ilvl="0">
+      <w:startOverride w:val="1"/>
+    </w:lvlOverride>
+  </w:num>
+  <w:num w:numId="212">
+    <w:abstractNumId w:val="2"/>
+    <w:lvlOverride w:ilvl="0">
+      <w:startOverride w:val="1"/>
+    </w:lvlOverride>
+  </w:num>
+  <w:num w:numId="213">
+    <w:abstractNumId w:val="3"/>
+    <w:lvlOverride w:ilvl="0">
+      <w:startOverride w:val="1"/>
+    </w:lvlOverride>
+  </w:num>
+  <w:num w:numId="214">
+    <w:abstractNumId w:val="2"/>
+    <w:lvlOverride w:ilvl="0">
+      <w:startOverride w:val="1"/>
+    </w:lvlOverride>
+  </w:num>
+  <w:num w:numId="215">
+    <w:abstractNumId w:val="2"/>
+    <w:lvlOverride w:ilvl="0">
+      <w:startOverride w:val="1"/>
+    </w:lvlOverride>
+  </w:num>
+  <w:num w:numId="216">
+    <w:abstractNumId w:val="2"/>
+    <w:lvlOverride w:ilvl="0">
+      <w:startOverride w:val="1"/>
+    </w:lvlOverride>
+  </w:num>
+  <w:num w:numId="217">
+    <w:abstractNumId w:val="2"/>
+    <w:lvlOverride w:ilvl="0">
+      <w:startOverride w:val="1"/>
+    </w:lvlOverride>
+  </w:num>
+  <w:num w:numId="218">
+    <w:abstractNumId w:val="2"/>
+    <w:lvlOverride w:ilvl="0">
+      <w:startOverride w:val="1"/>
+    </w:lvlOverride>
+  </w:num>
+  <w:num w:numId="219">
+    <w:abstractNumId w:val="3"/>
+    <w:lvlOverride w:ilvl="0">
+      <w:startOverride w:val="1"/>
+    </w:lvlOverride>
+  </w:num>
+  <w:num w:numId="220">
+    <w:abstractNumId w:val="2"/>
+    <w:lvlOverride w:ilvl="0">
+      <w:startOverride w:val="1"/>
+    </w:lvlOverride>
+  </w:num>
+  <w:num w:numId="221">
+    <w:abstractNumId w:val="2"/>
+    <w:lvlOverride w:ilvl="0">
+      <w:startOverride w:val="1"/>
+    </w:lvlOverride>
+  </w:num>
+  <w:num w:numId="222">
+    <w:abstractNumId w:val="2"/>
+    <w:lvlOverride w:ilvl="0">
+      <w:startOverride w:val="1"/>
+    </w:lvlOverride>
+  </w:num>
+  <w:num w:numId="223">
+    <w:abstractNumId w:val="2"/>
+    <w:lvlOverride w:ilvl="0">
+      <w:startOverride w:val="1"/>
+    </w:lvlOverride>
+  </w:num>
+  <w:num w:numId="224">
+    <w:abstractNumId w:val="2"/>
+    <w:lvlOverride w:ilvl="0">
+      <w:startOverride w:val="1"/>
+    </w:lvlOverride>
+  </w:num>
+  <w:num w:numId="225">
+    <w:abstractNumId w:val="3"/>
+    <w:lvlOverride w:ilvl="0">
+      <w:startOverride w:val="1"/>
+    </w:lvlOverride>
+  </w:num>
+  <w:num w:numId="226">
+    <w:abstractNumId w:val="2"/>
+    <w:lvlOverride w:ilvl="0">
+      <w:startOverride w:val="1"/>
+    </w:lvlOverride>
+  </w:num>
+  <w:num w:numId="227">
+    <w:abstractNumId w:val="2"/>
+    <w:lvlOverride w:ilvl="0">
+      <w:startOverride w:val="1"/>
+    </w:lvlOverride>
+  </w:num>
+  <w:num w:numId="228">
+    <w:abstractNumId w:val="2"/>
+    <w:lvlOverride w:ilvl="0">
+      <w:startOverride w:val="1"/>
+    </w:lvlOverride>
+  </w:num>
+  <w:num w:numId="229">
+    <w:abstractNumId w:val="2"/>
+    <w:lvlOverride w:ilvl="0">
+      <w:startOverride w:val="1"/>
+    </w:lvlOverride>
+  </w:num>
+  <w:num w:numId="230">
+    <w:abstractNumId w:val="2"/>
+    <w:lvlOverride w:ilvl="0">
+      <w:startOverride w:val="1"/>
+    </w:lvlOverride>
+  </w:num>
+  <w:num w:numId="231">
+    <w:abstractNumId w:val="3"/>
+    <w:lvlOverride w:ilvl="0">
+      <w:startOverride w:val="1"/>
+    </w:lvlOverride>
+  </w:num>
+  <w:num w:numId="232">
+    <w:abstractNumId w:val="2"/>
+    <w:lvlOverride w:ilvl="0">
+      <w:startOverride w:val="1"/>
+    </w:lvlOverride>
+  </w:num>
+  <w:num w:numId="233">
+    <w:abstractNumId w:val="2"/>
+    <w:lvlOverride w:ilvl="0">
+      <w:startOverride w:val="1"/>
+    </w:lvlOverride>
+  </w:num>
+  <w:num w:numId="234">
+    <w:abstractNumId w:val="2"/>
+    <w:lvlOverride w:ilvl="0">
+      <w:startOverride w:val="1"/>
+    </w:lvlOverride>
+  </w:num>
+  <w:num w:numId="235">
+    <w:abstractNumId w:val="2"/>
+    <w:lvlOverride w:ilvl="0">
+      <w:startOverride w:val="1"/>
+    </w:lvlOverride>
+  </w:num>
+  <w:num w:numId="236">
+    <w:abstractNumId w:val="2"/>
+    <w:lvlOverride w:ilvl="0">
+      <w:startOverride w:val="1"/>
+    </w:lvlOverride>
+  </w:num>
+  <w:num w:numId="237">
+    <w:abstractNumId w:val="3"/>
+    <w:lvlOverride w:ilvl="0">
+      <w:startOverride w:val="1"/>
+    </w:lvlOverride>
+  </w:num>
+  <w:num w:numId="238">
+    <w:abstractNumId w:val="2"/>
+    <w:lvlOverride w:ilvl="0">
+      <w:startOverride w:val="1"/>
+    </w:lvlOverride>
+  </w:num>
+  <w:num w:numId="239">
+    <w:abstractNumId w:val="2"/>
+    <w:lvlOverride w:ilvl="0">
+      <w:startOverride w:val="1"/>
+    </w:lvlOverride>
+  </w:num>
+  <w:num w:numId="240">
+    <w:abstractNumId w:val="2"/>
+    <w:lvlOverride w:ilvl="0">
+      <w:startOverride w:val="1"/>
+    </w:lvlOverride>
+  </w:num>
+  <w:num w:numId="241">
+    <w:abstractNumId w:val="2"/>
+    <w:lvlOverride w:ilvl="0">
+      <w:startOverride w:val="1"/>
+    </w:lvlOverride>
+  </w:num>
+  <w:num w:numId="242">
+    <w:abstractNumId w:val="2"/>
+    <w:lvlOverride w:ilvl="0">
+      <w:startOverride w:val="1"/>
+    </w:lvlOverride>
+  </w:num>
+  <w:num w:numId="243">
+    <w:abstractNumId w:val="3"/>
+    <w:lvlOverride w:ilvl="0">
+      <w:startOverride w:val="1"/>
+    </w:lvlOverride>
+  </w:num>
+  <w:num w:numId="244">
+    <w:abstractNumId w:val="2"/>
+    <w:lvlOverride w:ilvl="0">
+      <w:startOverride w:val="1"/>
+    </w:lvlOverride>
+  </w:num>
+  <w:num w:numId="245">
+    <w:abstractNumId w:val="2"/>
+    <w:lvlOverride w:ilvl="0">
+      <w:startOverride w:val="1"/>
+    </w:lvlOverride>
+  </w:num>
+  <w:num w:numId="246">
+    <w:abstractNumId w:val="2"/>
+    <w:lvlOverride w:ilvl="0">
+      <w:startOverride w:val="1"/>
+    </w:lvlOverride>
+  </w:num>
+  <w:num w:numId="247">
+    <w:abstractNumId w:val="2"/>
+    <w:lvlOverride w:ilvl="0">
+      <w:startOverride w:val="1"/>
+    </w:lvlOverride>
+  </w:num>
+  <w:num w:numId="248">
+    <w:abstractNumId w:val="2"/>
+    <w:lvlOverride w:ilvl="0">
+      <w:startOverride w:val="1"/>
+    </w:lvlOverride>
+  </w:num>
+  <w:num w:numId="249">
+    <w:abstractNumId w:val="3"/>
+    <w:lvlOverride w:ilvl="0">
+      <w:startOverride w:val="1"/>
+    </w:lvlOverride>
+  </w:num>
+  <w:num w:numId="250">
+    <w:abstractNumId w:val="2"/>
+    <w:lvlOverride w:ilvl="0">
+      <w:startOverride w:val="1"/>
+    </w:lvlOverride>
+  </w:num>
+  <w:num w:numId="251">
+    <w:abstractNumId w:val="2"/>
+    <w:lvlOverride w:ilvl="0">
+      <w:startOverride w:val="1"/>
+    </w:lvlOverride>
+  </w:num>
+  <w:num w:numId="252">
+    <w:abstractNumId w:val="2"/>
+    <w:lvlOverride w:ilvl="0">
+      <w:startOverride w:val="1"/>
+    </w:lvlOverride>
+  </w:num>
+  <w:num w:numId="253">
+    <w:abstractNumId w:val="2"/>
+    <w:lvlOverride w:ilvl="0">
+      <w:startOverride w:val="1"/>
+    </w:lvlOverride>
+  </w:num>
+  <w:num w:numId="254">
+    <w:abstractNumId w:val="2"/>
+    <w:lvlOverride w:ilvl="0">
+      <w:startOverride w:val="1"/>
+    </w:lvlOverride>
+  </w:num>
+  <w:num w:numId="255">
+    <w:abstractNumId w:val="3"/>
+    <w:lvlOverride w:ilvl="0">
+      <w:startOverride w:val="1"/>
+    </w:lvlOverride>
+  </w:num>
+  <w:num w:numId="256">
+    <w:abstractNumId w:val="2"/>
+    <w:lvlOverride w:ilvl="0">
+      <w:startOverride w:val="1"/>
+    </w:lvlOverride>
+  </w:num>
+  <w:num w:numId="257">
+    <w:abstractNumId w:val="2"/>
+    <w:lvlOverride w:ilvl="0">
+      <w:startOverride w:val="1"/>
+    </w:lvlOverride>
+  </w:num>
+  <w:num w:numId="258">
+    <w:abstractNumId w:val="2"/>
+    <w:lvlOverride w:ilvl="0">
+      <w:startOverride w:val="1"/>
+    </w:lvlOverride>
+  </w:num>
+  <w:num w:numId="259">
+    <w:abstractNumId w:val="2"/>
+    <w:lvlOverride w:ilvl="0">
+      <w:startOverride w:val="1"/>
+    </w:lvlOverride>
+  </w:num>
+  <w:num w:numId="260">
+    <w:abstractNumId w:val="2"/>
+    <w:lvlOverride w:ilvl="0">
+      <w:startOverride w:val="1"/>
+    </w:lvlOverride>
+  </w:num>
+  <w:num w:numId="261">
+    <w:abstractNumId w:val="3"/>
+    <w:lvlOverride w:ilvl="0">
+      <w:startOverride w:val="1"/>
+    </w:lvlOverride>
+  </w:num>
+  <w:num w:numId="262">
+    <w:abstractNumId w:val="2"/>
+    <w:lvlOverride w:ilvl="0">
+      <w:startOverride w:val="1"/>
+    </w:lvlOverride>
+  </w:num>
+  <w:num w:numId="263">
+    <w:abstractNumId w:val="2"/>
+    <w:lvlOverride w:ilvl="0">
+      <w:startOverride w:val="1"/>
+    </w:lvlOverride>
+  </w:num>
+  <w:num w:numId="264">
+    <w:abstractNumId w:val="2"/>
+    <w:lvlOverride w:ilvl="0">
+      <w:startOverride w:val="1"/>
+    </w:lvlOverride>
+  </w:num>
+  <w:num w:numId="265">
+    <w:abstractNumId w:val="2"/>
+    <w:lvlOverride w:ilvl="0">
+      <w:startOverride w:val="1"/>
+    </w:lvlOverride>
+  </w:num>
+  <w:num w:numId="266">
+    <w:abstractNumId w:val="2"/>
+    <w:lvlOverride w:ilvl="0">
+      <w:startOverride w:val="1"/>
+    </w:lvlOverride>
+  </w:num>
+  <w:num w:numId="267">
     <w:abstractNumId w:val="3"/>
     <w:lvlOverride w:ilvl="0">
       <w:startOverride w:val="1"/>

--- a/docs/government-project/07_관리자매뉴얼.docx
+++ b/docs/government-project/07_관리자매뉴얼.docx
@@ -262,7 +262,7 @@
         <w:keepNext/>
         <w:numPr>
           <w:ilvl w:val="0"/>
-          <w:numId w:val="256"/>
+          <w:numId w:val="316"/>
         </w:numPr>
         <w:spacing w:after="40" w:before="40"/>
       </w:pPr>
@@ -281,7 +281,7 @@
         <w:keepNext/>
         <w:numPr>
           <w:ilvl w:val="0"/>
-          <w:numId w:val="256"/>
+          <w:numId w:val="316"/>
         </w:numPr>
         <w:spacing w:after="40" w:before="40"/>
       </w:pPr>
@@ -300,7 +300,7 @@
         <w:keepNext/>
         <w:numPr>
           <w:ilvl w:val="0"/>
-          <w:numId w:val="256"/>
+          <w:numId w:val="316"/>
         </w:numPr>
         <w:spacing w:after="40" w:before="40"/>
       </w:pPr>
@@ -873,7 +873,7 @@
         <w:keepNext/>
         <w:numPr>
           <w:ilvl w:val="0"/>
-          <w:numId w:val="257"/>
+          <w:numId w:val="317"/>
         </w:numPr>
         <w:spacing w:after="40" w:before="40"/>
       </w:pPr>
@@ -892,7 +892,7 @@
         <w:keepNext/>
         <w:numPr>
           <w:ilvl w:val="0"/>
-          <w:numId w:val="257"/>
+          <w:numId w:val="317"/>
         </w:numPr>
         <w:spacing w:after="40" w:before="40"/>
       </w:pPr>
@@ -911,7 +911,7 @@
         <w:keepNext/>
         <w:numPr>
           <w:ilvl w:val="0"/>
-          <w:numId w:val="257"/>
+          <w:numId w:val="317"/>
         </w:numPr>
         <w:spacing w:after="40" w:before="40"/>
       </w:pPr>
@@ -930,7 +930,7 @@
         <w:keepNext/>
         <w:numPr>
           <w:ilvl w:val="0"/>
-          <w:numId w:val="257"/>
+          <w:numId w:val="317"/>
         </w:numPr>
         <w:spacing w:after="40" w:before="40"/>
       </w:pPr>
@@ -1008,7 +1008,7 @@
         <w:keepNext/>
         <w:numPr>
           <w:ilvl w:val="0"/>
-          <w:numId w:val="258"/>
+          <w:numId w:val="318"/>
         </w:numPr>
         <w:spacing w:after="40" w:before="40"/>
       </w:pPr>
@@ -1027,7 +1027,7 @@
         <w:keepNext/>
         <w:numPr>
           <w:ilvl w:val="0"/>
-          <w:numId w:val="258"/>
+          <w:numId w:val="318"/>
         </w:numPr>
         <w:spacing w:after="40" w:before="40"/>
       </w:pPr>
@@ -1046,7 +1046,7 @@
         <w:keepNext/>
         <w:numPr>
           <w:ilvl w:val="0"/>
-          <w:numId w:val="258"/>
+          <w:numId w:val="318"/>
         </w:numPr>
         <w:spacing w:after="40" w:before="40"/>
       </w:pPr>
@@ -1065,7 +1065,7 @@
         <w:keepNext/>
         <w:numPr>
           <w:ilvl w:val="0"/>
-          <w:numId w:val="258"/>
+          <w:numId w:val="318"/>
         </w:numPr>
         <w:spacing w:after="40" w:before="40"/>
       </w:pPr>
@@ -1160,7 +1160,7 @@
         <w:keepNext/>
         <w:numPr>
           <w:ilvl w:val="0"/>
-          <w:numId w:val="259"/>
+          <w:numId w:val="319"/>
         </w:numPr>
         <w:spacing w:after="40" w:before="40"/>
       </w:pPr>
@@ -1179,7 +1179,7 @@
         <w:keepNext/>
         <w:numPr>
           <w:ilvl w:val="0"/>
-          <w:numId w:val="259"/>
+          <w:numId w:val="319"/>
         </w:numPr>
         <w:spacing w:after="40" w:before="40"/>
       </w:pPr>
@@ -1197,7 +1197,7 @@
         <w:pStyle w:val="ListParagraph"/>
         <w:numPr>
           <w:ilvl w:val="0"/>
-          <w:numId w:val="259"/>
+          <w:numId w:val="319"/>
         </w:numPr>
         <w:spacing w:after="40" w:before="40"/>
       </w:pPr>
@@ -1234,7 +1234,7 @@
         <w:keepNext/>
         <w:numPr>
           <w:ilvl w:val="0"/>
-          <w:numId w:val="260"/>
+          <w:numId w:val="320"/>
         </w:numPr>
         <w:spacing w:after="40" w:before="40"/>
       </w:pPr>
@@ -1252,7 +1252,7 @@
         <w:pStyle w:val="ListParagraph"/>
         <w:numPr>
           <w:ilvl w:val="0"/>
-          <w:numId w:val="260"/>
+          <w:numId w:val="320"/>
         </w:numPr>
         <w:spacing w:after="40" w:before="40"/>
       </w:pPr>
@@ -2031,7 +2031,7 @@
         <w:keepNext/>
         <w:numPr>
           <w:ilvl w:val="0"/>
-          <w:numId w:val="261"/>
+          <w:numId w:val="321"/>
         </w:numPr>
         <w:spacing w:after="40" w:before="40"/>
       </w:pPr>
@@ -2050,7 +2050,7 @@
         <w:keepNext/>
         <w:numPr>
           <w:ilvl w:val="0"/>
-          <w:numId w:val="261"/>
+          <w:numId w:val="321"/>
         </w:numPr>
         <w:spacing w:after="40" w:before="40"/>
       </w:pPr>
@@ -2068,7 +2068,7 @@
         <w:pStyle w:val="ListParagraph"/>
         <w:numPr>
           <w:ilvl w:val="0"/>
-          <w:numId w:val="261"/>
+          <w:numId w:val="321"/>
         </w:numPr>
         <w:spacing w:after="40" w:before="40"/>
       </w:pPr>
@@ -2123,7 +2123,7 @@
         <w:keepNext/>
         <w:numPr>
           <w:ilvl w:val="0"/>
-          <w:numId w:val="262"/>
+          <w:numId w:val="322"/>
         </w:numPr>
         <w:spacing w:after="40" w:before="40"/>
       </w:pPr>
@@ -2142,7 +2142,7 @@
         <w:keepNext/>
         <w:numPr>
           <w:ilvl w:val="0"/>
-          <w:numId w:val="262"/>
+          <w:numId w:val="322"/>
         </w:numPr>
         <w:spacing w:after="40" w:before="40"/>
       </w:pPr>
@@ -2665,7 +2665,7 @@
         <w:keepNext/>
         <w:numPr>
           <w:ilvl w:val="0"/>
-          <w:numId w:val="263"/>
+          <w:numId w:val="323"/>
         </w:numPr>
         <w:spacing w:after="40" w:before="40"/>
       </w:pPr>
@@ -2684,7 +2684,7 @@
         <w:keepNext/>
         <w:numPr>
           <w:ilvl w:val="0"/>
-          <w:numId w:val="263"/>
+          <w:numId w:val="323"/>
         </w:numPr>
         <w:spacing w:after="40" w:before="40"/>
       </w:pPr>
@@ -2703,7 +2703,7 @@
         <w:keepNext/>
         <w:numPr>
           <w:ilvl w:val="0"/>
-          <w:numId w:val="263"/>
+          <w:numId w:val="323"/>
         </w:numPr>
         <w:spacing w:after="40" w:before="40"/>
       </w:pPr>
@@ -2721,7 +2721,7 @@
         <w:pStyle w:val="ListParagraph"/>
         <w:numPr>
           <w:ilvl w:val="0"/>
-          <w:numId w:val="263"/>
+          <w:numId w:val="323"/>
         </w:numPr>
         <w:spacing w:after="40" w:before="40"/>
       </w:pPr>
@@ -2795,7 +2795,7 @@
         <w:keepNext/>
         <w:numPr>
           <w:ilvl w:val="0"/>
-          <w:numId w:val="264"/>
+          <w:numId w:val="324"/>
         </w:numPr>
         <w:spacing w:after="40" w:before="40"/>
       </w:pPr>
@@ -2814,7 +2814,7 @@
         <w:keepNext/>
         <w:numPr>
           <w:ilvl w:val="0"/>
-          <w:numId w:val="264"/>
+          <w:numId w:val="324"/>
         </w:numPr>
         <w:spacing w:after="40" w:before="40"/>
       </w:pPr>
@@ -2833,7 +2833,7 @@
         <w:keepNext/>
         <w:numPr>
           <w:ilvl w:val="0"/>
-          <w:numId w:val="264"/>
+          <w:numId w:val="324"/>
         </w:numPr>
         <w:spacing w:after="40" w:before="40"/>
       </w:pPr>
@@ -2851,7 +2851,7 @@
         <w:pStyle w:val="ListParagraph"/>
         <w:numPr>
           <w:ilvl w:val="0"/>
-          <w:numId w:val="264"/>
+          <w:numId w:val="324"/>
         </w:numPr>
         <w:spacing w:after="40" w:before="40"/>
       </w:pPr>
@@ -2912,7 +2912,7 @@
         <w:keepNext/>
         <w:numPr>
           <w:ilvl w:val="0"/>
-          <w:numId w:val="265"/>
+          <w:numId w:val="325"/>
         </w:numPr>
         <w:spacing w:after="40" w:before="40"/>
       </w:pPr>
@@ -2931,7 +2931,7 @@
         <w:keepNext/>
         <w:numPr>
           <w:ilvl w:val="0"/>
-          <w:numId w:val="265"/>
+          <w:numId w:val="325"/>
         </w:numPr>
         <w:spacing w:after="40" w:before="40"/>
       </w:pPr>
@@ -2950,7 +2950,7 @@
         <w:keepNext/>
         <w:numPr>
           <w:ilvl w:val="0"/>
-          <w:numId w:val="265"/>
+          <w:numId w:val="325"/>
         </w:numPr>
         <w:spacing w:after="40" w:before="40"/>
       </w:pPr>
@@ -2968,7 +2968,7 @@
         <w:pStyle w:val="ListParagraph"/>
         <w:numPr>
           <w:ilvl w:val="0"/>
-          <w:numId w:val="265"/>
+          <w:numId w:val="325"/>
         </w:numPr>
         <w:spacing w:after="40" w:before="40"/>
       </w:pPr>
@@ -4323,7 +4323,7 @@
         <w:keepNext/>
         <w:numPr>
           <w:ilvl w:val="0"/>
-          <w:numId w:val="266"/>
+          <w:numId w:val="326"/>
         </w:numPr>
         <w:spacing w:after="40" w:before="40"/>
       </w:pPr>
@@ -4342,7 +4342,7 @@
         <w:keepNext/>
         <w:numPr>
           <w:ilvl w:val="0"/>
-          <w:numId w:val="266"/>
+          <w:numId w:val="326"/>
         </w:numPr>
         <w:spacing w:after="40" w:before="40"/>
       </w:pPr>
@@ -4360,7 +4360,7 @@
         <w:pStyle w:val="ListParagraph"/>
         <w:numPr>
           <w:ilvl w:val="0"/>
-          <w:numId w:val="266"/>
+          <w:numId w:val="326"/>
         </w:numPr>
         <w:spacing w:after="40" w:before="40"/>
       </w:pPr>
@@ -5302,7 +5302,7 @@
         <w:pStyle w:val="ListParagraph"/>
         <w:numPr>
           <w:ilvl w:val="0"/>
-          <w:numId w:val="267"/>
+          <w:numId w:val="327"/>
         </w:numPr>
         <w:spacing w:after="40" w:before="40"/>
       </w:pPr>
@@ -5320,7 +5320,7 @@
         <w:pStyle w:val="ListParagraph"/>
         <w:numPr>
           <w:ilvl w:val="0"/>
-          <w:numId w:val="267"/>
+          <w:numId w:val="327"/>
         </w:numPr>
         <w:spacing w:after="40" w:before="40"/>
       </w:pPr>
@@ -5338,7 +5338,7 @@
         <w:pStyle w:val="ListParagraph"/>
         <w:numPr>
           <w:ilvl w:val="0"/>
-          <w:numId w:val="267"/>
+          <w:numId w:val="327"/>
         </w:numPr>
         <w:spacing w:after="40" w:before="40"/>
       </w:pPr>
@@ -5356,7 +5356,7 @@
         <w:pStyle w:val="ListParagraph"/>
         <w:numPr>
           <w:ilvl w:val="0"/>
-          <w:numId w:val="267"/>
+          <w:numId w:val="327"/>
         </w:numPr>
         <w:spacing w:after="40" w:before="40"/>
       </w:pPr>
@@ -5374,7 +5374,7 @@
         <w:pStyle w:val="ListParagraph"/>
         <w:numPr>
           <w:ilvl w:val="0"/>
-          <w:numId w:val="267"/>
+          <w:numId w:val="327"/>
         </w:numPr>
         <w:spacing w:after="40" w:before="40"/>
       </w:pPr>
@@ -5392,7 +5392,7 @@
         <w:pStyle w:val="ListParagraph"/>
         <w:numPr>
           <w:ilvl w:val="0"/>
-          <w:numId w:val="267"/>
+          <w:numId w:val="327"/>
         </w:numPr>
         <w:spacing w:after="40" w:before="40"/>
       </w:pPr>
@@ -5411,7 +5411,7 @@
         <w:keepNext/>
         <w:numPr>
           <w:ilvl w:val="0"/>
-          <w:numId w:val="267"/>
+          <w:numId w:val="327"/>
         </w:numPr>
         <w:spacing w:after="40" w:before="40"/>
       </w:pPr>
@@ -10367,6 +10367,366 @@
     </w:lvlOverride>
   </w:num>
   <w:num w:numId="267">
+    <w:abstractNumId w:val="3"/>
+    <w:lvlOverride w:ilvl="0">
+      <w:startOverride w:val="1"/>
+    </w:lvlOverride>
+  </w:num>
+  <w:num w:numId="268">
+    <w:abstractNumId w:val="2"/>
+    <w:lvlOverride w:ilvl="0">
+      <w:startOverride w:val="1"/>
+    </w:lvlOverride>
+  </w:num>
+  <w:num w:numId="269">
+    <w:abstractNumId w:val="2"/>
+    <w:lvlOverride w:ilvl="0">
+      <w:startOverride w:val="1"/>
+    </w:lvlOverride>
+  </w:num>
+  <w:num w:numId="270">
+    <w:abstractNumId w:val="2"/>
+    <w:lvlOverride w:ilvl="0">
+      <w:startOverride w:val="1"/>
+    </w:lvlOverride>
+  </w:num>
+  <w:num w:numId="271">
+    <w:abstractNumId w:val="2"/>
+    <w:lvlOverride w:ilvl="0">
+      <w:startOverride w:val="1"/>
+    </w:lvlOverride>
+  </w:num>
+  <w:num w:numId="272">
+    <w:abstractNumId w:val="2"/>
+    <w:lvlOverride w:ilvl="0">
+      <w:startOverride w:val="1"/>
+    </w:lvlOverride>
+  </w:num>
+  <w:num w:numId="273">
+    <w:abstractNumId w:val="3"/>
+    <w:lvlOverride w:ilvl="0">
+      <w:startOverride w:val="1"/>
+    </w:lvlOverride>
+  </w:num>
+  <w:num w:numId="274">
+    <w:abstractNumId w:val="2"/>
+    <w:lvlOverride w:ilvl="0">
+      <w:startOverride w:val="1"/>
+    </w:lvlOverride>
+  </w:num>
+  <w:num w:numId="275">
+    <w:abstractNumId w:val="2"/>
+    <w:lvlOverride w:ilvl="0">
+      <w:startOverride w:val="1"/>
+    </w:lvlOverride>
+  </w:num>
+  <w:num w:numId="276">
+    <w:abstractNumId w:val="2"/>
+    <w:lvlOverride w:ilvl="0">
+      <w:startOverride w:val="1"/>
+    </w:lvlOverride>
+  </w:num>
+  <w:num w:numId="277">
+    <w:abstractNumId w:val="2"/>
+    <w:lvlOverride w:ilvl="0">
+      <w:startOverride w:val="1"/>
+    </w:lvlOverride>
+  </w:num>
+  <w:num w:numId="278">
+    <w:abstractNumId w:val="2"/>
+    <w:lvlOverride w:ilvl="0">
+      <w:startOverride w:val="1"/>
+    </w:lvlOverride>
+  </w:num>
+  <w:num w:numId="279">
+    <w:abstractNumId w:val="3"/>
+    <w:lvlOverride w:ilvl="0">
+      <w:startOverride w:val="1"/>
+    </w:lvlOverride>
+  </w:num>
+  <w:num w:numId="280">
+    <w:abstractNumId w:val="2"/>
+    <w:lvlOverride w:ilvl="0">
+      <w:startOverride w:val="1"/>
+    </w:lvlOverride>
+  </w:num>
+  <w:num w:numId="281">
+    <w:abstractNumId w:val="2"/>
+    <w:lvlOverride w:ilvl="0">
+      <w:startOverride w:val="1"/>
+    </w:lvlOverride>
+  </w:num>
+  <w:num w:numId="282">
+    <w:abstractNumId w:val="2"/>
+    <w:lvlOverride w:ilvl="0">
+      <w:startOverride w:val="1"/>
+    </w:lvlOverride>
+  </w:num>
+  <w:num w:numId="283">
+    <w:abstractNumId w:val="2"/>
+    <w:lvlOverride w:ilvl="0">
+      <w:startOverride w:val="1"/>
+    </w:lvlOverride>
+  </w:num>
+  <w:num w:numId="284">
+    <w:abstractNumId w:val="2"/>
+    <w:lvlOverride w:ilvl="0">
+      <w:startOverride w:val="1"/>
+    </w:lvlOverride>
+  </w:num>
+  <w:num w:numId="285">
+    <w:abstractNumId w:val="3"/>
+    <w:lvlOverride w:ilvl="0">
+      <w:startOverride w:val="1"/>
+    </w:lvlOverride>
+  </w:num>
+  <w:num w:numId="286">
+    <w:abstractNumId w:val="2"/>
+    <w:lvlOverride w:ilvl="0">
+      <w:startOverride w:val="1"/>
+    </w:lvlOverride>
+  </w:num>
+  <w:num w:numId="287">
+    <w:abstractNumId w:val="2"/>
+    <w:lvlOverride w:ilvl="0">
+      <w:startOverride w:val="1"/>
+    </w:lvlOverride>
+  </w:num>
+  <w:num w:numId="288">
+    <w:abstractNumId w:val="2"/>
+    <w:lvlOverride w:ilvl="0">
+      <w:startOverride w:val="1"/>
+    </w:lvlOverride>
+  </w:num>
+  <w:num w:numId="289">
+    <w:abstractNumId w:val="2"/>
+    <w:lvlOverride w:ilvl="0">
+      <w:startOverride w:val="1"/>
+    </w:lvlOverride>
+  </w:num>
+  <w:num w:numId="290">
+    <w:abstractNumId w:val="2"/>
+    <w:lvlOverride w:ilvl="0">
+      <w:startOverride w:val="1"/>
+    </w:lvlOverride>
+  </w:num>
+  <w:num w:numId="291">
+    <w:abstractNumId w:val="3"/>
+    <w:lvlOverride w:ilvl="0">
+      <w:startOverride w:val="1"/>
+    </w:lvlOverride>
+  </w:num>
+  <w:num w:numId="292">
+    <w:abstractNumId w:val="2"/>
+    <w:lvlOverride w:ilvl="0">
+      <w:startOverride w:val="1"/>
+    </w:lvlOverride>
+  </w:num>
+  <w:num w:numId="293">
+    <w:abstractNumId w:val="2"/>
+    <w:lvlOverride w:ilvl="0">
+      <w:startOverride w:val="1"/>
+    </w:lvlOverride>
+  </w:num>
+  <w:num w:numId="294">
+    <w:abstractNumId w:val="2"/>
+    <w:lvlOverride w:ilvl="0">
+      <w:startOverride w:val="1"/>
+    </w:lvlOverride>
+  </w:num>
+  <w:num w:numId="295">
+    <w:abstractNumId w:val="2"/>
+    <w:lvlOverride w:ilvl="0">
+      <w:startOverride w:val="1"/>
+    </w:lvlOverride>
+  </w:num>
+  <w:num w:numId="296">
+    <w:abstractNumId w:val="2"/>
+    <w:lvlOverride w:ilvl="0">
+      <w:startOverride w:val="1"/>
+    </w:lvlOverride>
+  </w:num>
+  <w:num w:numId="297">
+    <w:abstractNumId w:val="3"/>
+    <w:lvlOverride w:ilvl="0">
+      <w:startOverride w:val="1"/>
+    </w:lvlOverride>
+  </w:num>
+  <w:num w:numId="298">
+    <w:abstractNumId w:val="2"/>
+    <w:lvlOverride w:ilvl="0">
+      <w:startOverride w:val="1"/>
+    </w:lvlOverride>
+  </w:num>
+  <w:num w:numId="299">
+    <w:abstractNumId w:val="2"/>
+    <w:lvlOverride w:ilvl="0">
+      <w:startOverride w:val="1"/>
+    </w:lvlOverride>
+  </w:num>
+  <w:num w:numId="300">
+    <w:abstractNumId w:val="2"/>
+    <w:lvlOverride w:ilvl="0">
+      <w:startOverride w:val="1"/>
+    </w:lvlOverride>
+  </w:num>
+  <w:num w:numId="301">
+    <w:abstractNumId w:val="2"/>
+    <w:lvlOverride w:ilvl="0">
+      <w:startOverride w:val="1"/>
+    </w:lvlOverride>
+  </w:num>
+  <w:num w:numId="302">
+    <w:abstractNumId w:val="2"/>
+    <w:lvlOverride w:ilvl="0">
+      <w:startOverride w:val="1"/>
+    </w:lvlOverride>
+  </w:num>
+  <w:num w:numId="303">
+    <w:abstractNumId w:val="3"/>
+    <w:lvlOverride w:ilvl="0">
+      <w:startOverride w:val="1"/>
+    </w:lvlOverride>
+  </w:num>
+  <w:num w:numId="304">
+    <w:abstractNumId w:val="2"/>
+    <w:lvlOverride w:ilvl="0">
+      <w:startOverride w:val="1"/>
+    </w:lvlOverride>
+  </w:num>
+  <w:num w:numId="305">
+    <w:abstractNumId w:val="2"/>
+    <w:lvlOverride w:ilvl="0">
+      <w:startOverride w:val="1"/>
+    </w:lvlOverride>
+  </w:num>
+  <w:num w:numId="306">
+    <w:abstractNumId w:val="2"/>
+    <w:lvlOverride w:ilvl="0">
+      <w:startOverride w:val="1"/>
+    </w:lvlOverride>
+  </w:num>
+  <w:num w:numId="307">
+    <w:abstractNumId w:val="2"/>
+    <w:lvlOverride w:ilvl="0">
+      <w:startOverride w:val="1"/>
+    </w:lvlOverride>
+  </w:num>
+  <w:num w:numId="308">
+    <w:abstractNumId w:val="2"/>
+    <w:lvlOverride w:ilvl="0">
+      <w:startOverride w:val="1"/>
+    </w:lvlOverride>
+  </w:num>
+  <w:num w:numId="309">
+    <w:abstractNumId w:val="3"/>
+    <w:lvlOverride w:ilvl="0">
+      <w:startOverride w:val="1"/>
+    </w:lvlOverride>
+  </w:num>
+  <w:num w:numId="310">
+    <w:abstractNumId w:val="2"/>
+    <w:lvlOverride w:ilvl="0">
+      <w:startOverride w:val="1"/>
+    </w:lvlOverride>
+  </w:num>
+  <w:num w:numId="311">
+    <w:abstractNumId w:val="2"/>
+    <w:lvlOverride w:ilvl="0">
+      <w:startOverride w:val="1"/>
+    </w:lvlOverride>
+  </w:num>
+  <w:num w:numId="312">
+    <w:abstractNumId w:val="2"/>
+    <w:lvlOverride w:ilvl="0">
+      <w:startOverride w:val="1"/>
+    </w:lvlOverride>
+  </w:num>
+  <w:num w:numId="313">
+    <w:abstractNumId w:val="2"/>
+    <w:lvlOverride w:ilvl="0">
+      <w:startOverride w:val="1"/>
+    </w:lvlOverride>
+  </w:num>
+  <w:num w:numId="314">
+    <w:abstractNumId w:val="2"/>
+    <w:lvlOverride w:ilvl="0">
+      <w:startOverride w:val="1"/>
+    </w:lvlOverride>
+  </w:num>
+  <w:num w:numId="315">
+    <w:abstractNumId w:val="3"/>
+    <w:lvlOverride w:ilvl="0">
+      <w:startOverride w:val="1"/>
+    </w:lvlOverride>
+  </w:num>
+  <w:num w:numId="316">
+    <w:abstractNumId w:val="2"/>
+    <w:lvlOverride w:ilvl="0">
+      <w:startOverride w:val="1"/>
+    </w:lvlOverride>
+  </w:num>
+  <w:num w:numId="317">
+    <w:abstractNumId w:val="2"/>
+    <w:lvlOverride w:ilvl="0">
+      <w:startOverride w:val="1"/>
+    </w:lvlOverride>
+  </w:num>
+  <w:num w:numId="318">
+    <w:abstractNumId w:val="2"/>
+    <w:lvlOverride w:ilvl="0">
+      <w:startOverride w:val="1"/>
+    </w:lvlOverride>
+  </w:num>
+  <w:num w:numId="319">
+    <w:abstractNumId w:val="2"/>
+    <w:lvlOverride w:ilvl="0">
+      <w:startOverride w:val="1"/>
+    </w:lvlOverride>
+  </w:num>
+  <w:num w:numId="320">
+    <w:abstractNumId w:val="2"/>
+    <w:lvlOverride w:ilvl="0">
+      <w:startOverride w:val="1"/>
+    </w:lvlOverride>
+  </w:num>
+  <w:num w:numId="321">
+    <w:abstractNumId w:val="3"/>
+    <w:lvlOverride w:ilvl="0">
+      <w:startOverride w:val="1"/>
+    </w:lvlOverride>
+  </w:num>
+  <w:num w:numId="322">
+    <w:abstractNumId w:val="2"/>
+    <w:lvlOverride w:ilvl="0">
+      <w:startOverride w:val="1"/>
+    </w:lvlOverride>
+  </w:num>
+  <w:num w:numId="323">
+    <w:abstractNumId w:val="2"/>
+    <w:lvlOverride w:ilvl="0">
+      <w:startOverride w:val="1"/>
+    </w:lvlOverride>
+  </w:num>
+  <w:num w:numId="324">
+    <w:abstractNumId w:val="2"/>
+    <w:lvlOverride w:ilvl="0">
+      <w:startOverride w:val="1"/>
+    </w:lvlOverride>
+  </w:num>
+  <w:num w:numId="325">
+    <w:abstractNumId w:val="2"/>
+    <w:lvlOverride w:ilvl="0">
+      <w:startOverride w:val="1"/>
+    </w:lvlOverride>
+  </w:num>
+  <w:num w:numId="326">
+    <w:abstractNumId w:val="2"/>
+    <w:lvlOverride w:ilvl="0">
+      <w:startOverride w:val="1"/>
+    </w:lvlOverride>
+  </w:num>
+  <w:num w:numId="327">
     <w:abstractNumId w:val="3"/>
     <w:lvlOverride w:ilvl="0">
       <w:startOverride w:val="1"/>

--- a/docs/government-project/07_관리자매뉴얼.docx
+++ b/docs/government-project/07_관리자매뉴얼.docx
@@ -262,7 +262,7 @@
         <w:keepNext/>
         <w:numPr>
           <w:ilvl w:val="0"/>
-          <w:numId w:val="316"/>
+          <w:numId w:val="328"/>
         </w:numPr>
         <w:spacing w:after="40" w:before="40"/>
       </w:pPr>
@@ -281,7 +281,7 @@
         <w:keepNext/>
         <w:numPr>
           <w:ilvl w:val="0"/>
-          <w:numId w:val="316"/>
+          <w:numId w:val="328"/>
         </w:numPr>
         <w:spacing w:after="40" w:before="40"/>
       </w:pPr>
@@ -300,7 +300,7 @@
         <w:keepNext/>
         <w:numPr>
           <w:ilvl w:val="0"/>
-          <w:numId w:val="316"/>
+          <w:numId w:val="328"/>
         </w:numPr>
         <w:spacing w:after="40" w:before="40"/>
       </w:pPr>
@@ -873,7 +873,7 @@
         <w:keepNext/>
         <w:numPr>
           <w:ilvl w:val="0"/>
-          <w:numId w:val="317"/>
+          <w:numId w:val="329"/>
         </w:numPr>
         <w:spacing w:after="40" w:before="40"/>
       </w:pPr>
@@ -892,7 +892,7 @@
         <w:keepNext/>
         <w:numPr>
           <w:ilvl w:val="0"/>
-          <w:numId w:val="317"/>
+          <w:numId w:val="329"/>
         </w:numPr>
         <w:spacing w:after="40" w:before="40"/>
       </w:pPr>
@@ -911,7 +911,7 @@
         <w:keepNext/>
         <w:numPr>
           <w:ilvl w:val="0"/>
-          <w:numId w:val="317"/>
+          <w:numId w:val="329"/>
         </w:numPr>
         <w:spacing w:after="40" w:before="40"/>
       </w:pPr>
@@ -930,7 +930,7 @@
         <w:keepNext/>
         <w:numPr>
           <w:ilvl w:val="0"/>
-          <w:numId w:val="317"/>
+          <w:numId w:val="329"/>
         </w:numPr>
         <w:spacing w:after="40" w:before="40"/>
       </w:pPr>
@@ -1008,7 +1008,7 @@
         <w:keepNext/>
         <w:numPr>
           <w:ilvl w:val="0"/>
-          <w:numId w:val="318"/>
+          <w:numId w:val="330"/>
         </w:numPr>
         <w:spacing w:after="40" w:before="40"/>
       </w:pPr>
@@ -1027,7 +1027,7 @@
         <w:keepNext/>
         <w:numPr>
           <w:ilvl w:val="0"/>
-          <w:numId w:val="318"/>
+          <w:numId w:val="330"/>
         </w:numPr>
         <w:spacing w:after="40" w:before="40"/>
       </w:pPr>
@@ -1046,7 +1046,7 @@
         <w:keepNext/>
         <w:numPr>
           <w:ilvl w:val="0"/>
-          <w:numId w:val="318"/>
+          <w:numId w:val="330"/>
         </w:numPr>
         <w:spacing w:after="40" w:before="40"/>
       </w:pPr>
@@ -1065,7 +1065,7 @@
         <w:keepNext/>
         <w:numPr>
           <w:ilvl w:val="0"/>
-          <w:numId w:val="318"/>
+          <w:numId w:val="330"/>
         </w:numPr>
         <w:spacing w:after="40" w:before="40"/>
       </w:pPr>
@@ -1160,7 +1160,7 @@
         <w:keepNext/>
         <w:numPr>
           <w:ilvl w:val="0"/>
-          <w:numId w:val="319"/>
+          <w:numId w:val="331"/>
         </w:numPr>
         <w:spacing w:after="40" w:before="40"/>
       </w:pPr>
@@ -1179,7 +1179,7 @@
         <w:keepNext/>
         <w:numPr>
           <w:ilvl w:val="0"/>
-          <w:numId w:val="319"/>
+          <w:numId w:val="331"/>
         </w:numPr>
         <w:spacing w:after="40" w:before="40"/>
       </w:pPr>
@@ -1197,7 +1197,7 @@
         <w:pStyle w:val="ListParagraph"/>
         <w:numPr>
           <w:ilvl w:val="0"/>
-          <w:numId w:val="319"/>
+          <w:numId w:val="331"/>
         </w:numPr>
         <w:spacing w:after="40" w:before="40"/>
       </w:pPr>
@@ -1234,7 +1234,7 @@
         <w:keepNext/>
         <w:numPr>
           <w:ilvl w:val="0"/>
-          <w:numId w:val="320"/>
+          <w:numId w:val="332"/>
         </w:numPr>
         <w:spacing w:after="40" w:before="40"/>
       </w:pPr>
@@ -1252,7 +1252,7 @@
         <w:pStyle w:val="ListParagraph"/>
         <w:numPr>
           <w:ilvl w:val="0"/>
-          <w:numId w:val="320"/>
+          <w:numId w:val="332"/>
         </w:numPr>
         <w:spacing w:after="40" w:before="40"/>
       </w:pPr>
@@ -2031,7 +2031,7 @@
         <w:keepNext/>
         <w:numPr>
           <w:ilvl w:val="0"/>
-          <w:numId w:val="321"/>
+          <w:numId w:val="333"/>
         </w:numPr>
         <w:spacing w:after="40" w:before="40"/>
       </w:pPr>
@@ -2050,7 +2050,7 @@
         <w:keepNext/>
         <w:numPr>
           <w:ilvl w:val="0"/>
-          <w:numId w:val="321"/>
+          <w:numId w:val="333"/>
         </w:numPr>
         <w:spacing w:after="40" w:before="40"/>
       </w:pPr>
@@ -2068,7 +2068,7 @@
         <w:pStyle w:val="ListParagraph"/>
         <w:numPr>
           <w:ilvl w:val="0"/>
-          <w:numId w:val="321"/>
+          <w:numId w:val="333"/>
         </w:numPr>
         <w:spacing w:after="40" w:before="40"/>
       </w:pPr>
@@ -2123,7 +2123,7 @@
         <w:keepNext/>
         <w:numPr>
           <w:ilvl w:val="0"/>
-          <w:numId w:val="322"/>
+          <w:numId w:val="334"/>
         </w:numPr>
         <w:spacing w:after="40" w:before="40"/>
       </w:pPr>
@@ -2142,7 +2142,7 @@
         <w:keepNext/>
         <w:numPr>
           <w:ilvl w:val="0"/>
-          <w:numId w:val="322"/>
+          <w:numId w:val="334"/>
         </w:numPr>
         <w:spacing w:after="40" w:before="40"/>
       </w:pPr>
@@ -2665,7 +2665,7 @@
         <w:keepNext/>
         <w:numPr>
           <w:ilvl w:val="0"/>
-          <w:numId w:val="323"/>
+          <w:numId w:val="335"/>
         </w:numPr>
         <w:spacing w:after="40" w:before="40"/>
       </w:pPr>
@@ -2684,7 +2684,7 @@
         <w:keepNext/>
         <w:numPr>
           <w:ilvl w:val="0"/>
-          <w:numId w:val="323"/>
+          <w:numId w:val="335"/>
         </w:numPr>
         <w:spacing w:after="40" w:before="40"/>
       </w:pPr>
@@ -2703,7 +2703,7 @@
         <w:keepNext/>
         <w:numPr>
           <w:ilvl w:val="0"/>
-          <w:numId w:val="323"/>
+          <w:numId w:val="335"/>
         </w:numPr>
         <w:spacing w:after="40" w:before="40"/>
       </w:pPr>
@@ -2721,7 +2721,7 @@
         <w:pStyle w:val="ListParagraph"/>
         <w:numPr>
           <w:ilvl w:val="0"/>
-          <w:numId w:val="323"/>
+          <w:numId w:val="335"/>
         </w:numPr>
         <w:spacing w:after="40" w:before="40"/>
       </w:pPr>
@@ -2795,7 +2795,7 @@
         <w:keepNext/>
         <w:numPr>
           <w:ilvl w:val="0"/>
-          <w:numId w:val="324"/>
+          <w:numId w:val="336"/>
         </w:numPr>
         <w:spacing w:after="40" w:before="40"/>
       </w:pPr>
@@ -2814,7 +2814,7 @@
         <w:keepNext/>
         <w:numPr>
           <w:ilvl w:val="0"/>
-          <w:numId w:val="324"/>
+          <w:numId w:val="336"/>
         </w:numPr>
         <w:spacing w:after="40" w:before="40"/>
       </w:pPr>
@@ -2833,7 +2833,7 @@
         <w:keepNext/>
         <w:numPr>
           <w:ilvl w:val="0"/>
-          <w:numId w:val="324"/>
+          <w:numId w:val="336"/>
         </w:numPr>
         <w:spacing w:after="40" w:before="40"/>
       </w:pPr>
@@ -2851,7 +2851,7 @@
         <w:pStyle w:val="ListParagraph"/>
         <w:numPr>
           <w:ilvl w:val="0"/>
-          <w:numId w:val="324"/>
+          <w:numId w:val="336"/>
         </w:numPr>
         <w:spacing w:after="40" w:before="40"/>
       </w:pPr>
@@ -2912,7 +2912,7 @@
         <w:keepNext/>
         <w:numPr>
           <w:ilvl w:val="0"/>
-          <w:numId w:val="325"/>
+          <w:numId w:val="337"/>
         </w:numPr>
         <w:spacing w:after="40" w:before="40"/>
       </w:pPr>
@@ -2931,7 +2931,7 @@
         <w:keepNext/>
         <w:numPr>
           <w:ilvl w:val="0"/>
-          <w:numId w:val="325"/>
+          <w:numId w:val="337"/>
         </w:numPr>
         <w:spacing w:after="40" w:before="40"/>
       </w:pPr>
@@ -2950,7 +2950,7 @@
         <w:keepNext/>
         <w:numPr>
           <w:ilvl w:val="0"/>
-          <w:numId w:val="325"/>
+          <w:numId w:val="337"/>
         </w:numPr>
         <w:spacing w:after="40" w:before="40"/>
       </w:pPr>
@@ -2968,7 +2968,7 @@
         <w:pStyle w:val="ListParagraph"/>
         <w:numPr>
           <w:ilvl w:val="0"/>
-          <w:numId w:val="325"/>
+          <w:numId w:val="337"/>
         </w:numPr>
         <w:spacing w:after="40" w:before="40"/>
       </w:pPr>
@@ -4323,7 +4323,7 @@
         <w:keepNext/>
         <w:numPr>
           <w:ilvl w:val="0"/>
-          <w:numId w:val="326"/>
+          <w:numId w:val="338"/>
         </w:numPr>
         <w:spacing w:after="40" w:before="40"/>
       </w:pPr>
@@ -4342,7 +4342,7 @@
         <w:keepNext/>
         <w:numPr>
           <w:ilvl w:val="0"/>
-          <w:numId w:val="326"/>
+          <w:numId w:val="338"/>
         </w:numPr>
         <w:spacing w:after="40" w:before="40"/>
       </w:pPr>
@@ -4360,7 +4360,7 @@
         <w:pStyle w:val="ListParagraph"/>
         <w:numPr>
           <w:ilvl w:val="0"/>
-          <w:numId w:val="326"/>
+          <w:numId w:val="338"/>
         </w:numPr>
         <w:spacing w:after="40" w:before="40"/>
       </w:pPr>
@@ -5302,7 +5302,7 @@
         <w:pStyle w:val="ListParagraph"/>
         <w:numPr>
           <w:ilvl w:val="0"/>
-          <w:numId w:val="327"/>
+          <w:numId w:val="339"/>
         </w:numPr>
         <w:spacing w:after="40" w:before="40"/>
       </w:pPr>
@@ -5320,7 +5320,7 @@
         <w:pStyle w:val="ListParagraph"/>
         <w:numPr>
           <w:ilvl w:val="0"/>
-          <w:numId w:val="327"/>
+          <w:numId w:val="339"/>
         </w:numPr>
         <w:spacing w:after="40" w:before="40"/>
       </w:pPr>
@@ -5338,7 +5338,7 @@
         <w:pStyle w:val="ListParagraph"/>
         <w:numPr>
           <w:ilvl w:val="0"/>
-          <w:numId w:val="327"/>
+          <w:numId w:val="339"/>
         </w:numPr>
         <w:spacing w:after="40" w:before="40"/>
       </w:pPr>
@@ -5356,7 +5356,7 @@
         <w:pStyle w:val="ListParagraph"/>
         <w:numPr>
           <w:ilvl w:val="0"/>
-          <w:numId w:val="327"/>
+          <w:numId w:val="339"/>
         </w:numPr>
         <w:spacing w:after="40" w:before="40"/>
       </w:pPr>
@@ -5374,7 +5374,7 @@
         <w:pStyle w:val="ListParagraph"/>
         <w:numPr>
           <w:ilvl w:val="0"/>
-          <w:numId w:val="327"/>
+          <w:numId w:val="339"/>
         </w:numPr>
         <w:spacing w:after="40" w:before="40"/>
       </w:pPr>
@@ -5392,7 +5392,7 @@
         <w:pStyle w:val="ListParagraph"/>
         <w:numPr>
           <w:ilvl w:val="0"/>
-          <w:numId w:val="327"/>
+          <w:numId w:val="339"/>
         </w:numPr>
         <w:spacing w:after="40" w:before="40"/>
       </w:pPr>
@@ -5411,7 +5411,7 @@
         <w:keepNext/>
         <w:numPr>
           <w:ilvl w:val="0"/>
-          <w:numId w:val="327"/>
+          <w:numId w:val="339"/>
         </w:numPr>
         <w:spacing w:after="40" w:before="40"/>
       </w:pPr>
@@ -10727,6 +10727,78 @@
     </w:lvlOverride>
   </w:num>
   <w:num w:numId="327">
+    <w:abstractNumId w:val="3"/>
+    <w:lvlOverride w:ilvl="0">
+      <w:startOverride w:val="1"/>
+    </w:lvlOverride>
+  </w:num>
+  <w:num w:numId="328">
+    <w:abstractNumId w:val="2"/>
+    <w:lvlOverride w:ilvl="0">
+      <w:startOverride w:val="1"/>
+    </w:lvlOverride>
+  </w:num>
+  <w:num w:numId="329">
+    <w:abstractNumId w:val="2"/>
+    <w:lvlOverride w:ilvl="0">
+      <w:startOverride w:val="1"/>
+    </w:lvlOverride>
+  </w:num>
+  <w:num w:numId="330">
+    <w:abstractNumId w:val="2"/>
+    <w:lvlOverride w:ilvl="0">
+      <w:startOverride w:val="1"/>
+    </w:lvlOverride>
+  </w:num>
+  <w:num w:numId="331">
+    <w:abstractNumId w:val="2"/>
+    <w:lvlOverride w:ilvl="0">
+      <w:startOverride w:val="1"/>
+    </w:lvlOverride>
+  </w:num>
+  <w:num w:numId="332">
+    <w:abstractNumId w:val="2"/>
+    <w:lvlOverride w:ilvl="0">
+      <w:startOverride w:val="1"/>
+    </w:lvlOverride>
+  </w:num>
+  <w:num w:numId="333">
+    <w:abstractNumId w:val="3"/>
+    <w:lvlOverride w:ilvl="0">
+      <w:startOverride w:val="1"/>
+    </w:lvlOverride>
+  </w:num>
+  <w:num w:numId="334">
+    <w:abstractNumId w:val="2"/>
+    <w:lvlOverride w:ilvl="0">
+      <w:startOverride w:val="1"/>
+    </w:lvlOverride>
+  </w:num>
+  <w:num w:numId="335">
+    <w:abstractNumId w:val="2"/>
+    <w:lvlOverride w:ilvl="0">
+      <w:startOverride w:val="1"/>
+    </w:lvlOverride>
+  </w:num>
+  <w:num w:numId="336">
+    <w:abstractNumId w:val="2"/>
+    <w:lvlOverride w:ilvl="0">
+      <w:startOverride w:val="1"/>
+    </w:lvlOverride>
+  </w:num>
+  <w:num w:numId="337">
+    <w:abstractNumId w:val="2"/>
+    <w:lvlOverride w:ilvl="0">
+      <w:startOverride w:val="1"/>
+    </w:lvlOverride>
+  </w:num>
+  <w:num w:numId="338">
+    <w:abstractNumId w:val="2"/>
+    <w:lvlOverride w:ilvl="0">
+      <w:startOverride w:val="1"/>
+    </w:lvlOverride>
+  </w:num>
+  <w:num w:numId="339">
     <w:abstractNumId w:val="3"/>
     <w:lvlOverride w:ilvl="0">
       <w:startOverride w:val="1"/>

--- a/docs/government-project/07_관리자매뉴얼.docx
+++ b/docs/government-project/07_관리자매뉴얼.docx
@@ -262,7 +262,7 @@
         <w:keepNext/>
         <w:numPr>
           <w:ilvl w:val="0"/>
-          <w:numId w:val="328"/>
+          <w:numId w:val="352"/>
         </w:numPr>
         <w:spacing w:after="40" w:before="40"/>
       </w:pPr>
@@ -281,7 +281,7 @@
         <w:keepNext/>
         <w:numPr>
           <w:ilvl w:val="0"/>
-          <w:numId w:val="328"/>
+          <w:numId w:val="352"/>
         </w:numPr>
         <w:spacing w:after="40" w:before="40"/>
       </w:pPr>
@@ -300,7 +300,7 @@
         <w:keepNext/>
         <w:numPr>
           <w:ilvl w:val="0"/>
-          <w:numId w:val="328"/>
+          <w:numId w:val="352"/>
         </w:numPr>
         <w:spacing w:after="40" w:before="40"/>
       </w:pPr>
@@ -873,7 +873,7 @@
         <w:keepNext/>
         <w:numPr>
           <w:ilvl w:val="0"/>
-          <w:numId w:val="329"/>
+          <w:numId w:val="353"/>
         </w:numPr>
         <w:spacing w:after="40" w:before="40"/>
       </w:pPr>
@@ -892,7 +892,7 @@
         <w:keepNext/>
         <w:numPr>
           <w:ilvl w:val="0"/>
-          <w:numId w:val="329"/>
+          <w:numId w:val="353"/>
         </w:numPr>
         <w:spacing w:after="40" w:before="40"/>
       </w:pPr>
@@ -911,7 +911,7 @@
         <w:keepNext/>
         <w:numPr>
           <w:ilvl w:val="0"/>
-          <w:numId w:val="329"/>
+          <w:numId w:val="353"/>
         </w:numPr>
         <w:spacing w:after="40" w:before="40"/>
       </w:pPr>
@@ -930,7 +930,7 @@
         <w:keepNext/>
         <w:numPr>
           <w:ilvl w:val="0"/>
-          <w:numId w:val="329"/>
+          <w:numId w:val="353"/>
         </w:numPr>
         <w:spacing w:after="40" w:before="40"/>
       </w:pPr>
@@ -1008,7 +1008,7 @@
         <w:keepNext/>
         <w:numPr>
           <w:ilvl w:val="0"/>
-          <w:numId w:val="330"/>
+          <w:numId w:val="354"/>
         </w:numPr>
         <w:spacing w:after="40" w:before="40"/>
       </w:pPr>
@@ -1027,7 +1027,7 @@
         <w:keepNext/>
         <w:numPr>
           <w:ilvl w:val="0"/>
-          <w:numId w:val="330"/>
+          <w:numId w:val="354"/>
         </w:numPr>
         <w:spacing w:after="40" w:before="40"/>
       </w:pPr>
@@ -1046,7 +1046,7 @@
         <w:keepNext/>
         <w:numPr>
           <w:ilvl w:val="0"/>
-          <w:numId w:val="330"/>
+          <w:numId w:val="354"/>
         </w:numPr>
         <w:spacing w:after="40" w:before="40"/>
       </w:pPr>
@@ -1065,7 +1065,7 @@
         <w:keepNext/>
         <w:numPr>
           <w:ilvl w:val="0"/>
-          <w:numId w:val="330"/>
+          <w:numId w:val="354"/>
         </w:numPr>
         <w:spacing w:after="40" w:before="40"/>
       </w:pPr>
@@ -1160,7 +1160,7 @@
         <w:keepNext/>
         <w:numPr>
           <w:ilvl w:val="0"/>
-          <w:numId w:val="331"/>
+          <w:numId w:val="355"/>
         </w:numPr>
         <w:spacing w:after="40" w:before="40"/>
       </w:pPr>
@@ -1179,7 +1179,7 @@
         <w:keepNext/>
         <w:numPr>
           <w:ilvl w:val="0"/>
-          <w:numId w:val="331"/>
+          <w:numId w:val="355"/>
         </w:numPr>
         <w:spacing w:after="40" w:before="40"/>
       </w:pPr>
@@ -1197,7 +1197,7 @@
         <w:pStyle w:val="ListParagraph"/>
         <w:numPr>
           <w:ilvl w:val="0"/>
-          <w:numId w:val="331"/>
+          <w:numId w:val="355"/>
         </w:numPr>
         <w:spacing w:after="40" w:before="40"/>
       </w:pPr>
@@ -1234,7 +1234,7 @@
         <w:keepNext/>
         <w:numPr>
           <w:ilvl w:val="0"/>
-          <w:numId w:val="332"/>
+          <w:numId w:val="356"/>
         </w:numPr>
         <w:spacing w:after="40" w:before="40"/>
       </w:pPr>
@@ -1252,7 +1252,7 @@
         <w:pStyle w:val="ListParagraph"/>
         <w:numPr>
           <w:ilvl w:val="0"/>
-          <w:numId w:val="332"/>
+          <w:numId w:val="356"/>
         </w:numPr>
         <w:spacing w:after="40" w:before="40"/>
       </w:pPr>
@@ -2031,7 +2031,7 @@
         <w:keepNext/>
         <w:numPr>
           <w:ilvl w:val="0"/>
-          <w:numId w:val="333"/>
+          <w:numId w:val="357"/>
         </w:numPr>
         <w:spacing w:after="40" w:before="40"/>
       </w:pPr>
@@ -2050,7 +2050,7 @@
         <w:keepNext/>
         <w:numPr>
           <w:ilvl w:val="0"/>
-          <w:numId w:val="333"/>
+          <w:numId w:val="357"/>
         </w:numPr>
         <w:spacing w:after="40" w:before="40"/>
       </w:pPr>
@@ -2068,7 +2068,7 @@
         <w:pStyle w:val="ListParagraph"/>
         <w:numPr>
           <w:ilvl w:val="0"/>
-          <w:numId w:val="333"/>
+          <w:numId w:val="357"/>
         </w:numPr>
         <w:spacing w:after="40" w:before="40"/>
       </w:pPr>
@@ -2123,7 +2123,7 @@
         <w:keepNext/>
         <w:numPr>
           <w:ilvl w:val="0"/>
-          <w:numId w:val="334"/>
+          <w:numId w:val="358"/>
         </w:numPr>
         <w:spacing w:after="40" w:before="40"/>
       </w:pPr>
@@ -2142,7 +2142,7 @@
         <w:keepNext/>
         <w:numPr>
           <w:ilvl w:val="0"/>
-          <w:numId w:val="334"/>
+          <w:numId w:val="358"/>
         </w:numPr>
         <w:spacing w:after="40" w:before="40"/>
       </w:pPr>
@@ -2665,7 +2665,7 @@
         <w:keepNext/>
         <w:numPr>
           <w:ilvl w:val="0"/>
-          <w:numId w:val="335"/>
+          <w:numId w:val="359"/>
         </w:numPr>
         <w:spacing w:after="40" w:before="40"/>
       </w:pPr>
@@ -2684,7 +2684,7 @@
         <w:keepNext/>
         <w:numPr>
           <w:ilvl w:val="0"/>
-          <w:numId w:val="335"/>
+          <w:numId w:val="359"/>
         </w:numPr>
         <w:spacing w:after="40" w:before="40"/>
       </w:pPr>
@@ -2703,7 +2703,7 @@
         <w:keepNext/>
         <w:numPr>
           <w:ilvl w:val="0"/>
-          <w:numId w:val="335"/>
+          <w:numId w:val="359"/>
         </w:numPr>
         <w:spacing w:after="40" w:before="40"/>
       </w:pPr>
@@ -2721,7 +2721,7 @@
         <w:pStyle w:val="ListParagraph"/>
         <w:numPr>
           <w:ilvl w:val="0"/>
-          <w:numId w:val="335"/>
+          <w:numId w:val="359"/>
         </w:numPr>
         <w:spacing w:after="40" w:before="40"/>
       </w:pPr>
@@ -2795,7 +2795,7 @@
         <w:keepNext/>
         <w:numPr>
           <w:ilvl w:val="0"/>
-          <w:numId w:val="336"/>
+          <w:numId w:val="360"/>
         </w:numPr>
         <w:spacing w:after="40" w:before="40"/>
       </w:pPr>
@@ -2814,7 +2814,7 @@
         <w:keepNext/>
         <w:numPr>
           <w:ilvl w:val="0"/>
-          <w:numId w:val="336"/>
+          <w:numId w:val="360"/>
         </w:numPr>
         <w:spacing w:after="40" w:before="40"/>
       </w:pPr>
@@ -2833,7 +2833,7 @@
         <w:keepNext/>
         <w:numPr>
           <w:ilvl w:val="0"/>
-          <w:numId w:val="336"/>
+          <w:numId w:val="360"/>
         </w:numPr>
         <w:spacing w:after="40" w:before="40"/>
       </w:pPr>
@@ -2851,7 +2851,7 @@
         <w:pStyle w:val="ListParagraph"/>
         <w:numPr>
           <w:ilvl w:val="0"/>
-          <w:numId w:val="336"/>
+          <w:numId w:val="360"/>
         </w:numPr>
         <w:spacing w:after="40" w:before="40"/>
       </w:pPr>
@@ -2912,7 +2912,7 @@
         <w:keepNext/>
         <w:numPr>
           <w:ilvl w:val="0"/>
-          <w:numId w:val="337"/>
+          <w:numId w:val="361"/>
         </w:numPr>
         <w:spacing w:after="40" w:before="40"/>
       </w:pPr>
@@ -2931,7 +2931,7 @@
         <w:keepNext/>
         <w:numPr>
           <w:ilvl w:val="0"/>
-          <w:numId w:val="337"/>
+          <w:numId w:val="361"/>
         </w:numPr>
         <w:spacing w:after="40" w:before="40"/>
       </w:pPr>
@@ -2950,7 +2950,7 @@
         <w:keepNext/>
         <w:numPr>
           <w:ilvl w:val="0"/>
-          <w:numId w:val="337"/>
+          <w:numId w:val="361"/>
         </w:numPr>
         <w:spacing w:after="40" w:before="40"/>
       </w:pPr>
@@ -2968,7 +2968,7 @@
         <w:pStyle w:val="ListParagraph"/>
         <w:numPr>
           <w:ilvl w:val="0"/>
-          <w:numId w:val="337"/>
+          <w:numId w:val="361"/>
         </w:numPr>
         <w:spacing w:after="40" w:before="40"/>
       </w:pPr>
@@ -4323,7 +4323,7 @@
         <w:keepNext/>
         <w:numPr>
           <w:ilvl w:val="0"/>
-          <w:numId w:val="338"/>
+          <w:numId w:val="362"/>
         </w:numPr>
         <w:spacing w:after="40" w:before="40"/>
       </w:pPr>
@@ -4342,7 +4342,7 @@
         <w:keepNext/>
         <w:numPr>
           <w:ilvl w:val="0"/>
-          <w:numId w:val="338"/>
+          <w:numId w:val="362"/>
         </w:numPr>
         <w:spacing w:after="40" w:before="40"/>
       </w:pPr>
@@ -4360,7 +4360,7 @@
         <w:pStyle w:val="ListParagraph"/>
         <w:numPr>
           <w:ilvl w:val="0"/>
-          <w:numId w:val="338"/>
+          <w:numId w:val="362"/>
         </w:numPr>
         <w:spacing w:after="40" w:before="40"/>
       </w:pPr>
@@ -5302,7 +5302,7 @@
         <w:pStyle w:val="ListParagraph"/>
         <w:numPr>
           <w:ilvl w:val="0"/>
-          <w:numId w:val="339"/>
+          <w:numId w:val="363"/>
         </w:numPr>
         <w:spacing w:after="40" w:before="40"/>
       </w:pPr>
@@ -5320,7 +5320,7 @@
         <w:pStyle w:val="ListParagraph"/>
         <w:numPr>
           <w:ilvl w:val="0"/>
-          <w:numId w:val="339"/>
+          <w:numId w:val="363"/>
         </w:numPr>
         <w:spacing w:after="40" w:before="40"/>
       </w:pPr>
@@ -5338,7 +5338,7 @@
         <w:pStyle w:val="ListParagraph"/>
         <w:numPr>
           <w:ilvl w:val="0"/>
-          <w:numId w:val="339"/>
+          <w:numId w:val="363"/>
         </w:numPr>
         <w:spacing w:after="40" w:before="40"/>
       </w:pPr>
@@ -5356,7 +5356,7 @@
         <w:pStyle w:val="ListParagraph"/>
         <w:numPr>
           <w:ilvl w:val="0"/>
-          <w:numId w:val="339"/>
+          <w:numId w:val="363"/>
         </w:numPr>
         <w:spacing w:after="40" w:before="40"/>
       </w:pPr>
@@ -5374,7 +5374,7 @@
         <w:pStyle w:val="ListParagraph"/>
         <w:numPr>
           <w:ilvl w:val="0"/>
-          <w:numId w:val="339"/>
+          <w:numId w:val="363"/>
         </w:numPr>
         <w:spacing w:after="40" w:before="40"/>
       </w:pPr>
@@ -5392,7 +5392,7 @@
         <w:pStyle w:val="ListParagraph"/>
         <w:numPr>
           <w:ilvl w:val="0"/>
-          <w:numId w:val="339"/>
+          <w:numId w:val="363"/>
         </w:numPr>
         <w:spacing w:after="40" w:before="40"/>
       </w:pPr>
@@ -5411,7 +5411,7 @@
         <w:keepNext/>
         <w:numPr>
           <w:ilvl w:val="0"/>
-          <w:numId w:val="339"/>
+          <w:numId w:val="363"/>
         </w:numPr>
         <w:spacing w:after="40" w:before="40"/>
       </w:pPr>
@@ -10799,6 +10799,150 @@
     </w:lvlOverride>
   </w:num>
   <w:num w:numId="339">
+    <w:abstractNumId w:val="3"/>
+    <w:lvlOverride w:ilvl="0">
+      <w:startOverride w:val="1"/>
+    </w:lvlOverride>
+  </w:num>
+  <w:num w:numId="340">
+    <w:abstractNumId w:val="2"/>
+    <w:lvlOverride w:ilvl="0">
+      <w:startOverride w:val="1"/>
+    </w:lvlOverride>
+  </w:num>
+  <w:num w:numId="341">
+    <w:abstractNumId w:val="2"/>
+    <w:lvlOverride w:ilvl="0">
+      <w:startOverride w:val="1"/>
+    </w:lvlOverride>
+  </w:num>
+  <w:num w:numId="342">
+    <w:abstractNumId w:val="2"/>
+    <w:lvlOverride w:ilvl="0">
+      <w:startOverride w:val="1"/>
+    </w:lvlOverride>
+  </w:num>
+  <w:num w:numId="343">
+    <w:abstractNumId w:val="2"/>
+    <w:lvlOverride w:ilvl="0">
+      <w:startOverride w:val="1"/>
+    </w:lvlOverride>
+  </w:num>
+  <w:num w:numId="344">
+    <w:abstractNumId w:val="2"/>
+    <w:lvlOverride w:ilvl="0">
+      <w:startOverride w:val="1"/>
+    </w:lvlOverride>
+  </w:num>
+  <w:num w:numId="345">
+    <w:abstractNumId w:val="3"/>
+    <w:lvlOverride w:ilvl="0">
+      <w:startOverride w:val="1"/>
+    </w:lvlOverride>
+  </w:num>
+  <w:num w:numId="346">
+    <w:abstractNumId w:val="2"/>
+    <w:lvlOverride w:ilvl="0">
+      <w:startOverride w:val="1"/>
+    </w:lvlOverride>
+  </w:num>
+  <w:num w:numId="347">
+    <w:abstractNumId w:val="2"/>
+    <w:lvlOverride w:ilvl="0">
+      <w:startOverride w:val="1"/>
+    </w:lvlOverride>
+  </w:num>
+  <w:num w:numId="348">
+    <w:abstractNumId w:val="2"/>
+    <w:lvlOverride w:ilvl="0">
+      <w:startOverride w:val="1"/>
+    </w:lvlOverride>
+  </w:num>
+  <w:num w:numId="349">
+    <w:abstractNumId w:val="2"/>
+    <w:lvlOverride w:ilvl="0">
+      <w:startOverride w:val="1"/>
+    </w:lvlOverride>
+  </w:num>
+  <w:num w:numId="350">
+    <w:abstractNumId w:val="2"/>
+    <w:lvlOverride w:ilvl="0">
+      <w:startOverride w:val="1"/>
+    </w:lvlOverride>
+  </w:num>
+  <w:num w:numId="351">
+    <w:abstractNumId w:val="3"/>
+    <w:lvlOverride w:ilvl="0">
+      <w:startOverride w:val="1"/>
+    </w:lvlOverride>
+  </w:num>
+  <w:num w:numId="352">
+    <w:abstractNumId w:val="2"/>
+    <w:lvlOverride w:ilvl="0">
+      <w:startOverride w:val="1"/>
+    </w:lvlOverride>
+  </w:num>
+  <w:num w:numId="353">
+    <w:abstractNumId w:val="2"/>
+    <w:lvlOverride w:ilvl="0">
+      <w:startOverride w:val="1"/>
+    </w:lvlOverride>
+  </w:num>
+  <w:num w:numId="354">
+    <w:abstractNumId w:val="2"/>
+    <w:lvlOverride w:ilvl="0">
+      <w:startOverride w:val="1"/>
+    </w:lvlOverride>
+  </w:num>
+  <w:num w:numId="355">
+    <w:abstractNumId w:val="2"/>
+    <w:lvlOverride w:ilvl="0">
+      <w:startOverride w:val="1"/>
+    </w:lvlOverride>
+  </w:num>
+  <w:num w:numId="356">
+    <w:abstractNumId w:val="2"/>
+    <w:lvlOverride w:ilvl="0">
+      <w:startOverride w:val="1"/>
+    </w:lvlOverride>
+  </w:num>
+  <w:num w:numId="357">
+    <w:abstractNumId w:val="3"/>
+    <w:lvlOverride w:ilvl="0">
+      <w:startOverride w:val="1"/>
+    </w:lvlOverride>
+  </w:num>
+  <w:num w:numId="358">
+    <w:abstractNumId w:val="2"/>
+    <w:lvlOverride w:ilvl="0">
+      <w:startOverride w:val="1"/>
+    </w:lvlOverride>
+  </w:num>
+  <w:num w:numId="359">
+    <w:abstractNumId w:val="2"/>
+    <w:lvlOverride w:ilvl="0">
+      <w:startOverride w:val="1"/>
+    </w:lvlOverride>
+  </w:num>
+  <w:num w:numId="360">
+    <w:abstractNumId w:val="2"/>
+    <w:lvlOverride w:ilvl="0">
+      <w:startOverride w:val="1"/>
+    </w:lvlOverride>
+  </w:num>
+  <w:num w:numId="361">
+    <w:abstractNumId w:val="2"/>
+    <w:lvlOverride w:ilvl="0">
+      <w:startOverride w:val="1"/>
+    </w:lvlOverride>
+  </w:num>
+  <w:num w:numId="362">
+    <w:abstractNumId w:val="2"/>
+    <w:lvlOverride w:ilvl="0">
+      <w:startOverride w:val="1"/>
+    </w:lvlOverride>
+  </w:num>
+  <w:num w:numId="363">
     <w:abstractNumId w:val="3"/>
     <w:lvlOverride w:ilvl="0">
       <w:startOverride w:val="1"/>

--- a/docs/government-project/07_관리자매뉴얼.docx
+++ b/docs/government-project/07_관리자매뉴얼.docx
@@ -262,7 +262,7 @@
         <w:keepNext/>
         <w:numPr>
           <w:ilvl w:val="0"/>
-          <w:numId w:val="352"/>
+          <w:numId w:val="376"/>
         </w:numPr>
         <w:spacing w:after="40" w:before="40"/>
       </w:pPr>
@@ -281,7 +281,7 @@
         <w:keepNext/>
         <w:numPr>
           <w:ilvl w:val="0"/>
-          <w:numId w:val="352"/>
+          <w:numId w:val="376"/>
         </w:numPr>
         <w:spacing w:after="40" w:before="40"/>
       </w:pPr>
@@ -300,7 +300,7 @@
         <w:keepNext/>
         <w:numPr>
           <w:ilvl w:val="0"/>
-          <w:numId w:val="352"/>
+          <w:numId w:val="376"/>
         </w:numPr>
         <w:spacing w:after="40" w:before="40"/>
       </w:pPr>
@@ -873,7 +873,7 @@
         <w:keepNext/>
         <w:numPr>
           <w:ilvl w:val="0"/>
-          <w:numId w:val="353"/>
+          <w:numId w:val="377"/>
         </w:numPr>
         <w:spacing w:after="40" w:before="40"/>
       </w:pPr>
@@ -892,7 +892,7 @@
         <w:keepNext/>
         <w:numPr>
           <w:ilvl w:val="0"/>
-          <w:numId w:val="353"/>
+          <w:numId w:val="377"/>
         </w:numPr>
         <w:spacing w:after="40" w:before="40"/>
       </w:pPr>
@@ -911,7 +911,7 @@
         <w:keepNext/>
         <w:numPr>
           <w:ilvl w:val="0"/>
-          <w:numId w:val="353"/>
+          <w:numId w:val="377"/>
         </w:numPr>
         <w:spacing w:after="40" w:before="40"/>
       </w:pPr>
@@ -930,7 +930,7 @@
         <w:keepNext/>
         <w:numPr>
           <w:ilvl w:val="0"/>
-          <w:numId w:val="353"/>
+          <w:numId w:val="377"/>
         </w:numPr>
         <w:spacing w:after="40" w:before="40"/>
       </w:pPr>
@@ -1008,7 +1008,7 @@
         <w:keepNext/>
         <w:numPr>
           <w:ilvl w:val="0"/>
-          <w:numId w:val="354"/>
+          <w:numId w:val="378"/>
         </w:numPr>
         <w:spacing w:after="40" w:before="40"/>
       </w:pPr>
@@ -1027,7 +1027,7 @@
         <w:keepNext/>
         <w:numPr>
           <w:ilvl w:val="0"/>
-          <w:numId w:val="354"/>
+          <w:numId w:val="378"/>
         </w:numPr>
         <w:spacing w:after="40" w:before="40"/>
       </w:pPr>
@@ -1046,7 +1046,7 @@
         <w:keepNext/>
         <w:numPr>
           <w:ilvl w:val="0"/>
-          <w:numId w:val="354"/>
+          <w:numId w:val="378"/>
         </w:numPr>
         <w:spacing w:after="40" w:before="40"/>
       </w:pPr>
@@ -1065,7 +1065,7 @@
         <w:keepNext/>
         <w:numPr>
           <w:ilvl w:val="0"/>
-          <w:numId w:val="354"/>
+          <w:numId w:val="378"/>
         </w:numPr>
         <w:spacing w:after="40" w:before="40"/>
       </w:pPr>
@@ -1160,7 +1160,7 @@
         <w:keepNext/>
         <w:numPr>
           <w:ilvl w:val="0"/>
-          <w:numId w:val="355"/>
+          <w:numId w:val="379"/>
         </w:numPr>
         <w:spacing w:after="40" w:before="40"/>
       </w:pPr>
@@ -1179,7 +1179,7 @@
         <w:keepNext/>
         <w:numPr>
           <w:ilvl w:val="0"/>
-          <w:numId w:val="355"/>
+          <w:numId w:val="379"/>
         </w:numPr>
         <w:spacing w:after="40" w:before="40"/>
       </w:pPr>
@@ -1197,7 +1197,7 @@
         <w:pStyle w:val="ListParagraph"/>
         <w:numPr>
           <w:ilvl w:val="0"/>
-          <w:numId w:val="355"/>
+          <w:numId w:val="379"/>
         </w:numPr>
         <w:spacing w:after="40" w:before="40"/>
       </w:pPr>
@@ -1234,7 +1234,7 @@
         <w:keepNext/>
         <w:numPr>
           <w:ilvl w:val="0"/>
-          <w:numId w:val="356"/>
+          <w:numId w:val="380"/>
         </w:numPr>
         <w:spacing w:after="40" w:before="40"/>
       </w:pPr>
@@ -1252,7 +1252,7 @@
         <w:pStyle w:val="ListParagraph"/>
         <w:numPr>
           <w:ilvl w:val="0"/>
-          <w:numId w:val="356"/>
+          <w:numId w:val="380"/>
         </w:numPr>
         <w:spacing w:after="40" w:before="40"/>
       </w:pPr>
@@ -2031,7 +2031,7 @@
         <w:keepNext/>
         <w:numPr>
           <w:ilvl w:val="0"/>
-          <w:numId w:val="357"/>
+          <w:numId w:val="381"/>
         </w:numPr>
         <w:spacing w:after="40" w:before="40"/>
       </w:pPr>
@@ -2050,7 +2050,7 @@
         <w:keepNext/>
         <w:numPr>
           <w:ilvl w:val="0"/>
-          <w:numId w:val="357"/>
+          <w:numId w:val="381"/>
         </w:numPr>
         <w:spacing w:after="40" w:before="40"/>
       </w:pPr>
@@ -2068,7 +2068,7 @@
         <w:pStyle w:val="ListParagraph"/>
         <w:numPr>
           <w:ilvl w:val="0"/>
-          <w:numId w:val="357"/>
+          <w:numId w:val="381"/>
         </w:numPr>
         <w:spacing w:after="40" w:before="40"/>
       </w:pPr>
@@ -2123,7 +2123,7 @@
         <w:keepNext/>
         <w:numPr>
           <w:ilvl w:val="0"/>
-          <w:numId w:val="358"/>
+          <w:numId w:val="382"/>
         </w:numPr>
         <w:spacing w:after="40" w:before="40"/>
       </w:pPr>
@@ -2142,7 +2142,7 @@
         <w:keepNext/>
         <w:numPr>
           <w:ilvl w:val="0"/>
-          <w:numId w:val="358"/>
+          <w:numId w:val="382"/>
         </w:numPr>
         <w:spacing w:after="40" w:before="40"/>
       </w:pPr>
@@ -2665,7 +2665,7 @@
         <w:keepNext/>
         <w:numPr>
           <w:ilvl w:val="0"/>
-          <w:numId w:val="359"/>
+          <w:numId w:val="383"/>
         </w:numPr>
         <w:spacing w:after="40" w:before="40"/>
       </w:pPr>
@@ -2684,7 +2684,7 @@
         <w:keepNext/>
         <w:numPr>
           <w:ilvl w:val="0"/>
-          <w:numId w:val="359"/>
+          <w:numId w:val="383"/>
         </w:numPr>
         <w:spacing w:after="40" w:before="40"/>
       </w:pPr>
@@ -2703,7 +2703,7 @@
         <w:keepNext/>
         <w:numPr>
           <w:ilvl w:val="0"/>
-          <w:numId w:val="359"/>
+          <w:numId w:val="383"/>
         </w:numPr>
         <w:spacing w:after="40" w:before="40"/>
       </w:pPr>
@@ -2721,7 +2721,7 @@
         <w:pStyle w:val="ListParagraph"/>
         <w:numPr>
           <w:ilvl w:val="0"/>
-          <w:numId w:val="359"/>
+          <w:numId w:val="383"/>
         </w:numPr>
         <w:spacing w:after="40" w:before="40"/>
       </w:pPr>
@@ -2795,7 +2795,7 @@
         <w:keepNext/>
         <w:numPr>
           <w:ilvl w:val="0"/>
-          <w:numId w:val="360"/>
+          <w:numId w:val="384"/>
         </w:numPr>
         <w:spacing w:after="40" w:before="40"/>
       </w:pPr>
@@ -2814,7 +2814,7 @@
         <w:keepNext/>
         <w:numPr>
           <w:ilvl w:val="0"/>
-          <w:numId w:val="360"/>
+          <w:numId w:val="384"/>
         </w:numPr>
         <w:spacing w:after="40" w:before="40"/>
       </w:pPr>
@@ -2833,7 +2833,7 @@
         <w:keepNext/>
         <w:numPr>
           <w:ilvl w:val="0"/>
-          <w:numId w:val="360"/>
+          <w:numId w:val="384"/>
         </w:numPr>
         <w:spacing w:after="40" w:before="40"/>
       </w:pPr>
@@ -2851,7 +2851,7 @@
         <w:pStyle w:val="ListParagraph"/>
         <w:numPr>
           <w:ilvl w:val="0"/>
-          <w:numId w:val="360"/>
+          <w:numId w:val="384"/>
         </w:numPr>
         <w:spacing w:after="40" w:before="40"/>
       </w:pPr>
@@ -2912,7 +2912,7 @@
         <w:keepNext/>
         <w:numPr>
           <w:ilvl w:val="0"/>
-          <w:numId w:val="361"/>
+          <w:numId w:val="385"/>
         </w:numPr>
         <w:spacing w:after="40" w:before="40"/>
       </w:pPr>
@@ -2931,7 +2931,7 @@
         <w:keepNext/>
         <w:numPr>
           <w:ilvl w:val="0"/>
-          <w:numId w:val="361"/>
+          <w:numId w:val="385"/>
         </w:numPr>
         <w:spacing w:after="40" w:before="40"/>
       </w:pPr>
@@ -2950,7 +2950,7 @@
         <w:keepNext/>
         <w:numPr>
           <w:ilvl w:val="0"/>
-          <w:numId w:val="361"/>
+          <w:numId w:val="385"/>
         </w:numPr>
         <w:spacing w:after="40" w:before="40"/>
       </w:pPr>
@@ -2968,7 +2968,7 @@
         <w:pStyle w:val="ListParagraph"/>
         <w:numPr>
           <w:ilvl w:val="0"/>
-          <w:numId w:val="361"/>
+          <w:numId w:val="385"/>
         </w:numPr>
         <w:spacing w:after="40" w:before="40"/>
       </w:pPr>
@@ -4323,7 +4323,7 @@
         <w:keepNext/>
         <w:numPr>
           <w:ilvl w:val="0"/>
-          <w:numId w:val="362"/>
+          <w:numId w:val="386"/>
         </w:numPr>
         <w:spacing w:after="40" w:before="40"/>
       </w:pPr>
@@ -4342,7 +4342,7 @@
         <w:keepNext/>
         <w:numPr>
           <w:ilvl w:val="0"/>
-          <w:numId w:val="362"/>
+          <w:numId w:val="386"/>
         </w:numPr>
         <w:spacing w:after="40" w:before="40"/>
       </w:pPr>
@@ -4360,7 +4360,7 @@
         <w:pStyle w:val="ListParagraph"/>
         <w:numPr>
           <w:ilvl w:val="0"/>
-          <w:numId w:val="362"/>
+          <w:numId w:val="386"/>
         </w:numPr>
         <w:spacing w:after="40" w:before="40"/>
       </w:pPr>
@@ -5302,7 +5302,7 @@
         <w:pStyle w:val="ListParagraph"/>
         <w:numPr>
           <w:ilvl w:val="0"/>
-          <w:numId w:val="363"/>
+          <w:numId w:val="387"/>
         </w:numPr>
         <w:spacing w:after="40" w:before="40"/>
       </w:pPr>
@@ -5320,7 +5320,7 @@
         <w:pStyle w:val="ListParagraph"/>
         <w:numPr>
           <w:ilvl w:val="0"/>
-          <w:numId w:val="363"/>
+          <w:numId w:val="387"/>
         </w:numPr>
         <w:spacing w:after="40" w:before="40"/>
       </w:pPr>
@@ -5338,7 +5338,7 @@
         <w:pStyle w:val="ListParagraph"/>
         <w:numPr>
           <w:ilvl w:val="0"/>
-          <w:numId w:val="363"/>
+          <w:numId w:val="387"/>
         </w:numPr>
         <w:spacing w:after="40" w:before="40"/>
       </w:pPr>
@@ -5356,7 +5356,7 @@
         <w:pStyle w:val="ListParagraph"/>
         <w:numPr>
           <w:ilvl w:val="0"/>
-          <w:numId w:val="363"/>
+          <w:numId w:val="387"/>
         </w:numPr>
         <w:spacing w:after="40" w:before="40"/>
       </w:pPr>
@@ -5374,7 +5374,7 @@
         <w:pStyle w:val="ListParagraph"/>
         <w:numPr>
           <w:ilvl w:val="0"/>
-          <w:numId w:val="363"/>
+          <w:numId w:val="387"/>
         </w:numPr>
         <w:spacing w:after="40" w:before="40"/>
       </w:pPr>
@@ -5392,7 +5392,7 @@
         <w:pStyle w:val="ListParagraph"/>
         <w:numPr>
           <w:ilvl w:val="0"/>
-          <w:numId w:val="363"/>
+          <w:numId w:val="387"/>
         </w:numPr>
         <w:spacing w:after="40" w:before="40"/>
       </w:pPr>
@@ -5411,7 +5411,7 @@
         <w:keepNext/>
         <w:numPr>
           <w:ilvl w:val="0"/>
-          <w:numId w:val="363"/>
+          <w:numId w:val="387"/>
         </w:numPr>
         <w:spacing w:after="40" w:before="40"/>
       </w:pPr>
@@ -10943,6 +10943,150 @@
     </w:lvlOverride>
   </w:num>
   <w:num w:numId="363">
+    <w:abstractNumId w:val="3"/>
+    <w:lvlOverride w:ilvl="0">
+      <w:startOverride w:val="1"/>
+    </w:lvlOverride>
+  </w:num>
+  <w:num w:numId="364">
+    <w:abstractNumId w:val="2"/>
+    <w:lvlOverride w:ilvl="0">
+      <w:startOverride w:val="1"/>
+    </w:lvlOverride>
+  </w:num>
+  <w:num w:numId="365">
+    <w:abstractNumId w:val="2"/>
+    <w:lvlOverride w:ilvl="0">
+      <w:startOverride w:val="1"/>
+    </w:lvlOverride>
+  </w:num>
+  <w:num w:numId="366">
+    <w:abstractNumId w:val="2"/>
+    <w:lvlOverride w:ilvl="0">
+      <w:startOverride w:val="1"/>
+    </w:lvlOverride>
+  </w:num>
+  <w:num w:numId="367">
+    <w:abstractNumId w:val="2"/>
+    <w:lvlOverride w:ilvl="0">
+      <w:startOverride w:val="1"/>
+    </w:lvlOverride>
+  </w:num>
+  <w:num w:numId="368">
+    <w:abstractNumId w:val="2"/>
+    <w:lvlOverride w:ilvl="0">
+      <w:startOverride w:val="1"/>
+    </w:lvlOverride>
+  </w:num>
+  <w:num w:numId="369">
+    <w:abstractNumId w:val="3"/>
+    <w:lvlOverride w:ilvl="0">
+      <w:startOverride w:val="1"/>
+    </w:lvlOverride>
+  </w:num>
+  <w:num w:numId="370">
+    <w:abstractNumId w:val="2"/>
+    <w:lvlOverride w:ilvl="0">
+      <w:startOverride w:val="1"/>
+    </w:lvlOverride>
+  </w:num>
+  <w:num w:numId="371">
+    <w:abstractNumId w:val="2"/>
+    <w:lvlOverride w:ilvl="0">
+      <w:startOverride w:val="1"/>
+    </w:lvlOverride>
+  </w:num>
+  <w:num w:numId="372">
+    <w:abstractNumId w:val="2"/>
+    <w:lvlOverride w:ilvl="0">
+      <w:startOverride w:val="1"/>
+    </w:lvlOverride>
+  </w:num>
+  <w:num w:numId="373">
+    <w:abstractNumId w:val="2"/>
+    <w:lvlOverride w:ilvl="0">
+      <w:startOverride w:val="1"/>
+    </w:lvlOverride>
+  </w:num>
+  <w:num w:numId="374">
+    <w:abstractNumId w:val="2"/>
+    <w:lvlOverride w:ilvl="0">
+      <w:startOverride w:val="1"/>
+    </w:lvlOverride>
+  </w:num>
+  <w:num w:numId="375">
+    <w:abstractNumId w:val="3"/>
+    <w:lvlOverride w:ilvl="0">
+      <w:startOverride w:val="1"/>
+    </w:lvlOverride>
+  </w:num>
+  <w:num w:numId="376">
+    <w:abstractNumId w:val="2"/>
+    <w:lvlOverride w:ilvl="0">
+      <w:startOverride w:val="1"/>
+    </w:lvlOverride>
+  </w:num>
+  <w:num w:numId="377">
+    <w:abstractNumId w:val="2"/>
+    <w:lvlOverride w:ilvl="0">
+      <w:startOverride w:val="1"/>
+    </w:lvlOverride>
+  </w:num>
+  <w:num w:numId="378">
+    <w:abstractNumId w:val="2"/>
+    <w:lvlOverride w:ilvl="0">
+      <w:startOverride w:val="1"/>
+    </w:lvlOverride>
+  </w:num>
+  <w:num w:numId="379">
+    <w:abstractNumId w:val="2"/>
+    <w:lvlOverride w:ilvl="0">
+      <w:startOverride w:val="1"/>
+    </w:lvlOverride>
+  </w:num>
+  <w:num w:numId="380">
+    <w:abstractNumId w:val="2"/>
+    <w:lvlOverride w:ilvl="0">
+      <w:startOverride w:val="1"/>
+    </w:lvlOverride>
+  </w:num>
+  <w:num w:numId="381">
+    <w:abstractNumId w:val="3"/>
+    <w:lvlOverride w:ilvl="0">
+      <w:startOverride w:val="1"/>
+    </w:lvlOverride>
+  </w:num>
+  <w:num w:numId="382">
+    <w:abstractNumId w:val="2"/>
+    <w:lvlOverride w:ilvl="0">
+      <w:startOverride w:val="1"/>
+    </w:lvlOverride>
+  </w:num>
+  <w:num w:numId="383">
+    <w:abstractNumId w:val="2"/>
+    <w:lvlOverride w:ilvl="0">
+      <w:startOverride w:val="1"/>
+    </w:lvlOverride>
+  </w:num>
+  <w:num w:numId="384">
+    <w:abstractNumId w:val="2"/>
+    <w:lvlOverride w:ilvl="0">
+      <w:startOverride w:val="1"/>
+    </w:lvlOverride>
+  </w:num>
+  <w:num w:numId="385">
+    <w:abstractNumId w:val="2"/>
+    <w:lvlOverride w:ilvl="0">
+      <w:startOverride w:val="1"/>
+    </w:lvlOverride>
+  </w:num>
+  <w:num w:numId="386">
+    <w:abstractNumId w:val="2"/>
+    <w:lvlOverride w:ilvl="0">
+      <w:startOverride w:val="1"/>
+    </w:lvlOverride>
+  </w:num>
+  <w:num w:numId="387">
     <w:abstractNumId w:val="3"/>
     <w:lvlOverride w:ilvl="0">
       <w:startOverride w:val="1"/>

--- a/docs/government-project/07_관리자매뉴얼.docx
+++ b/docs/government-project/07_관리자매뉴얼.docx
@@ -262,7 +262,7 @@
         <w:keepNext/>
         <w:numPr>
           <w:ilvl w:val="0"/>
-          <w:numId w:val="376"/>
+          <w:numId w:val="388"/>
         </w:numPr>
         <w:spacing w:after="40" w:before="40"/>
       </w:pPr>
@@ -281,7 +281,7 @@
         <w:keepNext/>
         <w:numPr>
           <w:ilvl w:val="0"/>
-          <w:numId w:val="376"/>
+          <w:numId w:val="388"/>
         </w:numPr>
         <w:spacing w:after="40" w:before="40"/>
       </w:pPr>
@@ -300,7 +300,7 @@
         <w:keepNext/>
         <w:numPr>
           <w:ilvl w:val="0"/>
-          <w:numId w:val="376"/>
+          <w:numId w:val="388"/>
         </w:numPr>
         <w:spacing w:after="40" w:before="40"/>
       </w:pPr>
@@ -873,7 +873,7 @@
         <w:keepNext/>
         <w:numPr>
           <w:ilvl w:val="0"/>
-          <w:numId w:val="377"/>
+          <w:numId w:val="389"/>
         </w:numPr>
         <w:spacing w:after="40" w:before="40"/>
       </w:pPr>
@@ -892,7 +892,7 @@
         <w:keepNext/>
         <w:numPr>
           <w:ilvl w:val="0"/>
-          <w:numId w:val="377"/>
+          <w:numId w:val="389"/>
         </w:numPr>
         <w:spacing w:after="40" w:before="40"/>
       </w:pPr>
@@ -911,7 +911,7 @@
         <w:keepNext/>
         <w:numPr>
           <w:ilvl w:val="0"/>
-          <w:numId w:val="377"/>
+          <w:numId w:val="389"/>
         </w:numPr>
         <w:spacing w:after="40" w:before="40"/>
       </w:pPr>
@@ -930,7 +930,7 @@
         <w:keepNext/>
         <w:numPr>
           <w:ilvl w:val="0"/>
-          <w:numId w:val="377"/>
+          <w:numId w:val="389"/>
         </w:numPr>
         <w:spacing w:after="40" w:before="40"/>
       </w:pPr>
@@ -1008,7 +1008,7 @@
         <w:keepNext/>
         <w:numPr>
           <w:ilvl w:val="0"/>
-          <w:numId w:val="378"/>
+          <w:numId w:val="390"/>
         </w:numPr>
         <w:spacing w:after="40" w:before="40"/>
       </w:pPr>
@@ -1027,7 +1027,7 @@
         <w:keepNext/>
         <w:numPr>
           <w:ilvl w:val="0"/>
-          <w:numId w:val="378"/>
+          <w:numId w:val="390"/>
         </w:numPr>
         <w:spacing w:after="40" w:before="40"/>
       </w:pPr>
@@ -1046,7 +1046,7 @@
         <w:keepNext/>
         <w:numPr>
           <w:ilvl w:val="0"/>
-          <w:numId w:val="378"/>
+          <w:numId w:val="390"/>
         </w:numPr>
         <w:spacing w:after="40" w:before="40"/>
       </w:pPr>
@@ -1065,7 +1065,7 @@
         <w:keepNext/>
         <w:numPr>
           <w:ilvl w:val="0"/>
-          <w:numId w:val="378"/>
+          <w:numId w:val="390"/>
         </w:numPr>
         <w:spacing w:after="40" w:before="40"/>
       </w:pPr>
@@ -1160,7 +1160,7 @@
         <w:keepNext/>
         <w:numPr>
           <w:ilvl w:val="0"/>
-          <w:numId w:val="379"/>
+          <w:numId w:val="391"/>
         </w:numPr>
         <w:spacing w:after="40" w:before="40"/>
       </w:pPr>
@@ -1179,7 +1179,7 @@
         <w:keepNext/>
         <w:numPr>
           <w:ilvl w:val="0"/>
-          <w:numId w:val="379"/>
+          <w:numId w:val="391"/>
         </w:numPr>
         <w:spacing w:after="40" w:before="40"/>
       </w:pPr>
@@ -1197,7 +1197,7 @@
         <w:pStyle w:val="ListParagraph"/>
         <w:numPr>
           <w:ilvl w:val="0"/>
-          <w:numId w:val="379"/>
+          <w:numId w:val="391"/>
         </w:numPr>
         <w:spacing w:after="40" w:before="40"/>
       </w:pPr>
@@ -1234,7 +1234,7 @@
         <w:keepNext/>
         <w:numPr>
           <w:ilvl w:val="0"/>
-          <w:numId w:val="380"/>
+          <w:numId w:val="392"/>
         </w:numPr>
         <w:spacing w:after="40" w:before="40"/>
       </w:pPr>
@@ -1252,7 +1252,7 @@
         <w:pStyle w:val="ListParagraph"/>
         <w:numPr>
           <w:ilvl w:val="0"/>
-          <w:numId w:val="380"/>
+          <w:numId w:val="392"/>
         </w:numPr>
         <w:spacing w:after="40" w:before="40"/>
       </w:pPr>
@@ -2031,7 +2031,7 @@
         <w:keepNext/>
         <w:numPr>
           <w:ilvl w:val="0"/>
-          <w:numId w:val="381"/>
+          <w:numId w:val="393"/>
         </w:numPr>
         <w:spacing w:after="40" w:before="40"/>
       </w:pPr>
@@ -2050,7 +2050,7 @@
         <w:keepNext/>
         <w:numPr>
           <w:ilvl w:val="0"/>
-          <w:numId w:val="381"/>
+          <w:numId w:val="393"/>
         </w:numPr>
         <w:spacing w:after="40" w:before="40"/>
       </w:pPr>
@@ -2068,7 +2068,7 @@
         <w:pStyle w:val="ListParagraph"/>
         <w:numPr>
           <w:ilvl w:val="0"/>
-          <w:numId w:val="381"/>
+          <w:numId w:val="393"/>
         </w:numPr>
         <w:spacing w:after="40" w:before="40"/>
       </w:pPr>
@@ -2123,7 +2123,7 @@
         <w:keepNext/>
         <w:numPr>
           <w:ilvl w:val="0"/>
-          <w:numId w:val="382"/>
+          <w:numId w:val="394"/>
         </w:numPr>
         <w:spacing w:after="40" w:before="40"/>
       </w:pPr>
@@ -2142,7 +2142,7 @@
         <w:keepNext/>
         <w:numPr>
           <w:ilvl w:val="0"/>
-          <w:numId w:val="382"/>
+          <w:numId w:val="394"/>
         </w:numPr>
         <w:spacing w:after="40" w:before="40"/>
       </w:pPr>
@@ -2665,7 +2665,7 @@
         <w:keepNext/>
         <w:numPr>
           <w:ilvl w:val="0"/>
-          <w:numId w:val="383"/>
+          <w:numId w:val="395"/>
         </w:numPr>
         <w:spacing w:after="40" w:before="40"/>
       </w:pPr>
@@ -2684,7 +2684,7 @@
         <w:keepNext/>
         <w:numPr>
           <w:ilvl w:val="0"/>
-          <w:numId w:val="383"/>
+          <w:numId w:val="395"/>
         </w:numPr>
         <w:spacing w:after="40" w:before="40"/>
       </w:pPr>
@@ -2703,7 +2703,7 @@
         <w:keepNext/>
         <w:numPr>
           <w:ilvl w:val="0"/>
-          <w:numId w:val="383"/>
+          <w:numId w:val="395"/>
         </w:numPr>
         <w:spacing w:after="40" w:before="40"/>
       </w:pPr>
@@ -2721,7 +2721,7 @@
         <w:pStyle w:val="ListParagraph"/>
         <w:numPr>
           <w:ilvl w:val="0"/>
-          <w:numId w:val="383"/>
+          <w:numId w:val="395"/>
         </w:numPr>
         <w:spacing w:after="40" w:before="40"/>
       </w:pPr>
@@ -2795,7 +2795,7 @@
         <w:keepNext/>
         <w:numPr>
           <w:ilvl w:val="0"/>
-          <w:numId w:val="384"/>
+          <w:numId w:val="396"/>
         </w:numPr>
         <w:spacing w:after="40" w:before="40"/>
       </w:pPr>
@@ -2814,7 +2814,7 @@
         <w:keepNext/>
         <w:numPr>
           <w:ilvl w:val="0"/>
-          <w:numId w:val="384"/>
+          <w:numId w:val="396"/>
         </w:numPr>
         <w:spacing w:after="40" w:before="40"/>
       </w:pPr>
@@ -2833,7 +2833,7 @@
         <w:keepNext/>
         <w:numPr>
           <w:ilvl w:val="0"/>
-          <w:numId w:val="384"/>
+          <w:numId w:val="396"/>
         </w:numPr>
         <w:spacing w:after="40" w:before="40"/>
       </w:pPr>
@@ -2851,7 +2851,7 @@
         <w:pStyle w:val="ListParagraph"/>
         <w:numPr>
           <w:ilvl w:val="0"/>
-          <w:numId w:val="384"/>
+          <w:numId w:val="396"/>
         </w:numPr>
         <w:spacing w:after="40" w:before="40"/>
       </w:pPr>
@@ -2912,7 +2912,7 @@
         <w:keepNext/>
         <w:numPr>
           <w:ilvl w:val="0"/>
-          <w:numId w:val="385"/>
+          <w:numId w:val="397"/>
         </w:numPr>
         <w:spacing w:after="40" w:before="40"/>
       </w:pPr>
@@ -2931,7 +2931,7 @@
         <w:keepNext/>
         <w:numPr>
           <w:ilvl w:val="0"/>
-          <w:numId w:val="385"/>
+          <w:numId w:val="397"/>
         </w:numPr>
         <w:spacing w:after="40" w:before="40"/>
       </w:pPr>
@@ -2950,7 +2950,7 @@
         <w:keepNext/>
         <w:numPr>
           <w:ilvl w:val="0"/>
-          <w:numId w:val="385"/>
+          <w:numId w:val="397"/>
         </w:numPr>
         <w:spacing w:after="40" w:before="40"/>
       </w:pPr>
@@ -2968,7 +2968,7 @@
         <w:pStyle w:val="ListParagraph"/>
         <w:numPr>
           <w:ilvl w:val="0"/>
-          <w:numId w:val="385"/>
+          <w:numId w:val="397"/>
         </w:numPr>
         <w:spacing w:after="40" w:before="40"/>
       </w:pPr>
@@ -4323,7 +4323,7 @@
         <w:keepNext/>
         <w:numPr>
           <w:ilvl w:val="0"/>
-          <w:numId w:val="386"/>
+          <w:numId w:val="398"/>
         </w:numPr>
         <w:spacing w:after="40" w:before="40"/>
       </w:pPr>
@@ -4342,7 +4342,7 @@
         <w:keepNext/>
         <w:numPr>
           <w:ilvl w:val="0"/>
-          <w:numId w:val="386"/>
+          <w:numId w:val="398"/>
         </w:numPr>
         <w:spacing w:after="40" w:before="40"/>
       </w:pPr>
@@ -4360,7 +4360,7 @@
         <w:pStyle w:val="ListParagraph"/>
         <w:numPr>
           <w:ilvl w:val="0"/>
-          <w:numId w:val="386"/>
+          <w:numId w:val="398"/>
         </w:numPr>
         <w:spacing w:after="40" w:before="40"/>
       </w:pPr>
@@ -5302,7 +5302,7 @@
         <w:pStyle w:val="ListParagraph"/>
         <w:numPr>
           <w:ilvl w:val="0"/>
-          <w:numId w:val="387"/>
+          <w:numId w:val="399"/>
         </w:numPr>
         <w:spacing w:after="40" w:before="40"/>
       </w:pPr>
@@ -5320,7 +5320,7 @@
         <w:pStyle w:val="ListParagraph"/>
         <w:numPr>
           <w:ilvl w:val="0"/>
-          <w:numId w:val="387"/>
+          <w:numId w:val="399"/>
         </w:numPr>
         <w:spacing w:after="40" w:before="40"/>
       </w:pPr>
@@ -5338,7 +5338,7 @@
         <w:pStyle w:val="ListParagraph"/>
         <w:numPr>
           <w:ilvl w:val="0"/>
-          <w:numId w:val="387"/>
+          <w:numId w:val="399"/>
         </w:numPr>
         <w:spacing w:after="40" w:before="40"/>
       </w:pPr>
@@ -5356,7 +5356,7 @@
         <w:pStyle w:val="ListParagraph"/>
         <w:numPr>
           <w:ilvl w:val="0"/>
-          <w:numId w:val="387"/>
+          <w:numId w:val="399"/>
         </w:numPr>
         <w:spacing w:after="40" w:before="40"/>
       </w:pPr>
@@ -5374,7 +5374,7 @@
         <w:pStyle w:val="ListParagraph"/>
         <w:numPr>
           <w:ilvl w:val="0"/>
-          <w:numId w:val="387"/>
+          <w:numId w:val="399"/>
         </w:numPr>
         <w:spacing w:after="40" w:before="40"/>
       </w:pPr>
@@ -5392,7 +5392,7 @@
         <w:pStyle w:val="ListParagraph"/>
         <w:numPr>
           <w:ilvl w:val="0"/>
-          <w:numId w:val="387"/>
+          <w:numId w:val="399"/>
         </w:numPr>
         <w:spacing w:after="40" w:before="40"/>
       </w:pPr>
@@ -5411,7 +5411,7 @@
         <w:keepNext/>
         <w:numPr>
           <w:ilvl w:val="0"/>
-          <w:numId w:val="387"/>
+          <w:numId w:val="399"/>
         </w:numPr>
         <w:spacing w:after="40" w:before="40"/>
       </w:pPr>
@@ -11087,6 +11087,78 @@
     </w:lvlOverride>
   </w:num>
   <w:num w:numId="387">
+    <w:abstractNumId w:val="3"/>
+    <w:lvlOverride w:ilvl="0">
+      <w:startOverride w:val="1"/>
+    </w:lvlOverride>
+  </w:num>
+  <w:num w:numId="388">
+    <w:abstractNumId w:val="2"/>
+    <w:lvlOverride w:ilvl="0">
+      <w:startOverride w:val="1"/>
+    </w:lvlOverride>
+  </w:num>
+  <w:num w:numId="389">
+    <w:abstractNumId w:val="2"/>
+    <w:lvlOverride w:ilvl="0">
+      <w:startOverride w:val="1"/>
+    </w:lvlOverride>
+  </w:num>
+  <w:num w:numId="390">
+    <w:abstractNumId w:val="2"/>
+    <w:lvlOverride w:ilvl="0">
+      <w:startOverride w:val="1"/>
+    </w:lvlOverride>
+  </w:num>
+  <w:num w:numId="391">
+    <w:abstractNumId w:val="2"/>
+    <w:lvlOverride w:ilvl="0">
+      <w:startOverride w:val="1"/>
+    </w:lvlOverride>
+  </w:num>
+  <w:num w:numId="392">
+    <w:abstractNumId w:val="2"/>
+    <w:lvlOverride w:ilvl="0">
+      <w:startOverride w:val="1"/>
+    </w:lvlOverride>
+  </w:num>
+  <w:num w:numId="393">
+    <w:abstractNumId w:val="3"/>
+    <w:lvlOverride w:ilvl="0">
+      <w:startOverride w:val="1"/>
+    </w:lvlOverride>
+  </w:num>
+  <w:num w:numId="394">
+    <w:abstractNumId w:val="2"/>
+    <w:lvlOverride w:ilvl="0">
+      <w:startOverride w:val="1"/>
+    </w:lvlOverride>
+  </w:num>
+  <w:num w:numId="395">
+    <w:abstractNumId w:val="2"/>
+    <w:lvlOverride w:ilvl="0">
+      <w:startOverride w:val="1"/>
+    </w:lvlOverride>
+  </w:num>
+  <w:num w:numId="396">
+    <w:abstractNumId w:val="2"/>
+    <w:lvlOverride w:ilvl="0">
+      <w:startOverride w:val="1"/>
+    </w:lvlOverride>
+  </w:num>
+  <w:num w:numId="397">
+    <w:abstractNumId w:val="2"/>
+    <w:lvlOverride w:ilvl="0">
+      <w:startOverride w:val="1"/>
+    </w:lvlOverride>
+  </w:num>
+  <w:num w:numId="398">
+    <w:abstractNumId w:val="2"/>
+    <w:lvlOverride w:ilvl="0">
+      <w:startOverride w:val="1"/>
+    </w:lvlOverride>
+  </w:num>
+  <w:num w:numId="399">
     <w:abstractNumId w:val="3"/>
     <w:lvlOverride w:ilvl="0">
       <w:startOverride w:val="1"/>

--- a/docs/government-project/07_관리자매뉴얼.docx
+++ b/docs/government-project/07_관리자매뉴얼.docx
@@ -262,7 +262,7 @@
         <w:keepNext/>
         <w:numPr>
           <w:ilvl w:val="0"/>
-          <w:numId w:val="388"/>
+          <w:numId w:val="412"/>
         </w:numPr>
         <w:spacing w:after="40" w:before="40"/>
       </w:pPr>
@@ -281,7 +281,7 @@
         <w:keepNext/>
         <w:numPr>
           <w:ilvl w:val="0"/>
-          <w:numId w:val="388"/>
+          <w:numId w:val="412"/>
         </w:numPr>
         <w:spacing w:after="40" w:before="40"/>
       </w:pPr>
@@ -300,7 +300,7 @@
         <w:keepNext/>
         <w:numPr>
           <w:ilvl w:val="0"/>
-          <w:numId w:val="388"/>
+          <w:numId w:val="412"/>
         </w:numPr>
         <w:spacing w:after="40" w:before="40"/>
       </w:pPr>
@@ -873,7 +873,7 @@
         <w:keepNext/>
         <w:numPr>
           <w:ilvl w:val="0"/>
-          <w:numId w:val="389"/>
+          <w:numId w:val="413"/>
         </w:numPr>
         <w:spacing w:after="40" w:before="40"/>
       </w:pPr>
@@ -892,7 +892,7 @@
         <w:keepNext/>
         <w:numPr>
           <w:ilvl w:val="0"/>
-          <w:numId w:val="389"/>
+          <w:numId w:val="413"/>
         </w:numPr>
         <w:spacing w:after="40" w:before="40"/>
       </w:pPr>
@@ -911,7 +911,7 @@
         <w:keepNext/>
         <w:numPr>
           <w:ilvl w:val="0"/>
-          <w:numId w:val="389"/>
+          <w:numId w:val="413"/>
         </w:numPr>
         <w:spacing w:after="40" w:before="40"/>
       </w:pPr>
@@ -930,7 +930,7 @@
         <w:keepNext/>
         <w:numPr>
           <w:ilvl w:val="0"/>
-          <w:numId w:val="389"/>
+          <w:numId w:val="413"/>
         </w:numPr>
         <w:spacing w:after="40" w:before="40"/>
       </w:pPr>
@@ -1008,7 +1008,7 @@
         <w:keepNext/>
         <w:numPr>
           <w:ilvl w:val="0"/>
-          <w:numId w:val="390"/>
+          <w:numId w:val="414"/>
         </w:numPr>
         <w:spacing w:after="40" w:before="40"/>
       </w:pPr>
@@ -1027,7 +1027,7 @@
         <w:keepNext/>
         <w:numPr>
           <w:ilvl w:val="0"/>
-          <w:numId w:val="390"/>
+          <w:numId w:val="414"/>
         </w:numPr>
         <w:spacing w:after="40" w:before="40"/>
       </w:pPr>
@@ -1046,7 +1046,7 @@
         <w:keepNext/>
         <w:numPr>
           <w:ilvl w:val="0"/>
-          <w:numId w:val="390"/>
+          <w:numId w:val="414"/>
         </w:numPr>
         <w:spacing w:after="40" w:before="40"/>
       </w:pPr>
@@ -1065,7 +1065,7 @@
         <w:keepNext/>
         <w:numPr>
           <w:ilvl w:val="0"/>
-          <w:numId w:val="390"/>
+          <w:numId w:val="414"/>
         </w:numPr>
         <w:spacing w:after="40" w:before="40"/>
       </w:pPr>
@@ -1160,7 +1160,7 @@
         <w:keepNext/>
         <w:numPr>
           <w:ilvl w:val="0"/>
-          <w:numId w:val="391"/>
+          <w:numId w:val="415"/>
         </w:numPr>
         <w:spacing w:after="40" w:before="40"/>
       </w:pPr>
@@ -1179,7 +1179,7 @@
         <w:keepNext/>
         <w:numPr>
           <w:ilvl w:val="0"/>
-          <w:numId w:val="391"/>
+          <w:numId w:val="415"/>
         </w:numPr>
         <w:spacing w:after="40" w:before="40"/>
       </w:pPr>
@@ -1197,7 +1197,7 @@
         <w:pStyle w:val="ListParagraph"/>
         <w:numPr>
           <w:ilvl w:val="0"/>
-          <w:numId w:val="391"/>
+          <w:numId w:val="415"/>
         </w:numPr>
         <w:spacing w:after="40" w:before="40"/>
       </w:pPr>
@@ -1234,7 +1234,7 @@
         <w:keepNext/>
         <w:numPr>
           <w:ilvl w:val="0"/>
-          <w:numId w:val="392"/>
+          <w:numId w:val="416"/>
         </w:numPr>
         <w:spacing w:after="40" w:before="40"/>
       </w:pPr>
@@ -1252,7 +1252,7 @@
         <w:pStyle w:val="ListParagraph"/>
         <w:numPr>
           <w:ilvl w:val="0"/>
-          <w:numId w:val="392"/>
+          <w:numId w:val="416"/>
         </w:numPr>
         <w:spacing w:after="40" w:before="40"/>
       </w:pPr>
@@ -2031,7 +2031,7 @@
         <w:keepNext/>
         <w:numPr>
           <w:ilvl w:val="0"/>
-          <w:numId w:val="393"/>
+          <w:numId w:val="417"/>
         </w:numPr>
         <w:spacing w:after="40" w:before="40"/>
       </w:pPr>
@@ -2050,7 +2050,7 @@
         <w:keepNext/>
         <w:numPr>
           <w:ilvl w:val="0"/>
-          <w:numId w:val="393"/>
+          <w:numId w:val="417"/>
         </w:numPr>
         <w:spacing w:after="40" w:before="40"/>
       </w:pPr>
@@ -2068,7 +2068,7 @@
         <w:pStyle w:val="ListParagraph"/>
         <w:numPr>
           <w:ilvl w:val="0"/>
-          <w:numId w:val="393"/>
+          <w:numId w:val="417"/>
         </w:numPr>
         <w:spacing w:after="40" w:before="40"/>
       </w:pPr>
@@ -2123,7 +2123,7 @@
         <w:keepNext/>
         <w:numPr>
           <w:ilvl w:val="0"/>
-          <w:numId w:val="394"/>
+          <w:numId w:val="418"/>
         </w:numPr>
         <w:spacing w:after="40" w:before="40"/>
       </w:pPr>
@@ -2142,7 +2142,7 @@
         <w:keepNext/>
         <w:numPr>
           <w:ilvl w:val="0"/>
-          <w:numId w:val="394"/>
+          <w:numId w:val="418"/>
         </w:numPr>
         <w:spacing w:after="40" w:before="40"/>
       </w:pPr>
@@ -2665,7 +2665,7 @@
         <w:keepNext/>
         <w:numPr>
           <w:ilvl w:val="0"/>
-          <w:numId w:val="395"/>
+          <w:numId w:val="419"/>
         </w:numPr>
         <w:spacing w:after="40" w:before="40"/>
       </w:pPr>
@@ -2684,7 +2684,7 @@
         <w:keepNext/>
         <w:numPr>
           <w:ilvl w:val="0"/>
-          <w:numId w:val="395"/>
+          <w:numId w:val="419"/>
         </w:numPr>
         <w:spacing w:after="40" w:before="40"/>
       </w:pPr>
@@ -2703,7 +2703,7 @@
         <w:keepNext/>
         <w:numPr>
           <w:ilvl w:val="0"/>
-          <w:numId w:val="395"/>
+          <w:numId w:val="419"/>
         </w:numPr>
         <w:spacing w:after="40" w:before="40"/>
       </w:pPr>
@@ -2721,7 +2721,7 @@
         <w:pStyle w:val="ListParagraph"/>
         <w:numPr>
           <w:ilvl w:val="0"/>
-          <w:numId w:val="395"/>
+          <w:numId w:val="419"/>
         </w:numPr>
         <w:spacing w:after="40" w:before="40"/>
       </w:pPr>
@@ -2795,7 +2795,7 @@
         <w:keepNext/>
         <w:numPr>
           <w:ilvl w:val="0"/>
-          <w:numId w:val="396"/>
+          <w:numId w:val="420"/>
         </w:numPr>
         <w:spacing w:after="40" w:before="40"/>
       </w:pPr>
@@ -2814,7 +2814,7 @@
         <w:keepNext/>
         <w:numPr>
           <w:ilvl w:val="0"/>
-          <w:numId w:val="396"/>
+          <w:numId w:val="420"/>
         </w:numPr>
         <w:spacing w:after="40" w:before="40"/>
       </w:pPr>
@@ -2833,7 +2833,7 @@
         <w:keepNext/>
         <w:numPr>
           <w:ilvl w:val="0"/>
-          <w:numId w:val="396"/>
+          <w:numId w:val="420"/>
         </w:numPr>
         <w:spacing w:after="40" w:before="40"/>
       </w:pPr>
@@ -2851,7 +2851,7 @@
         <w:pStyle w:val="ListParagraph"/>
         <w:numPr>
           <w:ilvl w:val="0"/>
-          <w:numId w:val="396"/>
+          <w:numId w:val="420"/>
         </w:numPr>
         <w:spacing w:after="40" w:before="40"/>
       </w:pPr>
@@ -2912,7 +2912,7 @@
         <w:keepNext/>
         <w:numPr>
           <w:ilvl w:val="0"/>
-          <w:numId w:val="397"/>
+          <w:numId w:val="421"/>
         </w:numPr>
         <w:spacing w:after="40" w:before="40"/>
       </w:pPr>
@@ -2931,7 +2931,7 @@
         <w:keepNext/>
         <w:numPr>
           <w:ilvl w:val="0"/>
-          <w:numId w:val="397"/>
+          <w:numId w:val="421"/>
         </w:numPr>
         <w:spacing w:after="40" w:before="40"/>
       </w:pPr>
@@ -2950,7 +2950,7 @@
         <w:keepNext/>
         <w:numPr>
           <w:ilvl w:val="0"/>
-          <w:numId w:val="397"/>
+          <w:numId w:val="421"/>
         </w:numPr>
         <w:spacing w:after="40" w:before="40"/>
       </w:pPr>
@@ -2968,7 +2968,7 @@
         <w:pStyle w:val="ListParagraph"/>
         <w:numPr>
           <w:ilvl w:val="0"/>
-          <w:numId w:val="397"/>
+          <w:numId w:val="421"/>
         </w:numPr>
         <w:spacing w:after="40" w:before="40"/>
       </w:pPr>
@@ -4323,7 +4323,7 @@
         <w:keepNext/>
         <w:numPr>
           <w:ilvl w:val="0"/>
-          <w:numId w:val="398"/>
+          <w:numId w:val="422"/>
         </w:numPr>
         <w:spacing w:after="40" w:before="40"/>
       </w:pPr>
@@ -4342,7 +4342,7 @@
         <w:keepNext/>
         <w:numPr>
           <w:ilvl w:val="0"/>
-          <w:numId w:val="398"/>
+          <w:numId w:val="422"/>
         </w:numPr>
         <w:spacing w:after="40" w:before="40"/>
       </w:pPr>
@@ -4360,7 +4360,7 @@
         <w:pStyle w:val="ListParagraph"/>
         <w:numPr>
           <w:ilvl w:val="0"/>
-          <w:numId w:val="398"/>
+          <w:numId w:val="422"/>
         </w:numPr>
         <w:spacing w:after="40" w:before="40"/>
       </w:pPr>
@@ -5302,7 +5302,7 @@
         <w:pStyle w:val="ListParagraph"/>
         <w:numPr>
           <w:ilvl w:val="0"/>
-          <w:numId w:val="399"/>
+          <w:numId w:val="423"/>
         </w:numPr>
         <w:spacing w:after="40" w:before="40"/>
       </w:pPr>
@@ -5320,7 +5320,7 @@
         <w:pStyle w:val="ListParagraph"/>
         <w:numPr>
           <w:ilvl w:val="0"/>
-          <w:numId w:val="399"/>
+          <w:numId w:val="423"/>
         </w:numPr>
         <w:spacing w:after="40" w:before="40"/>
       </w:pPr>
@@ -5338,7 +5338,7 @@
         <w:pStyle w:val="ListParagraph"/>
         <w:numPr>
           <w:ilvl w:val="0"/>
-          <w:numId w:val="399"/>
+          <w:numId w:val="423"/>
         </w:numPr>
         <w:spacing w:after="40" w:before="40"/>
       </w:pPr>
@@ -5356,7 +5356,7 @@
         <w:pStyle w:val="ListParagraph"/>
         <w:numPr>
           <w:ilvl w:val="0"/>
-          <w:numId w:val="399"/>
+          <w:numId w:val="423"/>
         </w:numPr>
         <w:spacing w:after="40" w:before="40"/>
       </w:pPr>
@@ -5374,7 +5374,7 @@
         <w:pStyle w:val="ListParagraph"/>
         <w:numPr>
           <w:ilvl w:val="0"/>
-          <w:numId w:val="399"/>
+          <w:numId w:val="423"/>
         </w:numPr>
         <w:spacing w:after="40" w:before="40"/>
       </w:pPr>
@@ -5392,7 +5392,7 @@
         <w:pStyle w:val="ListParagraph"/>
         <w:numPr>
           <w:ilvl w:val="0"/>
-          <w:numId w:val="399"/>
+          <w:numId w:val="423"/>
         </w:numPr>
         <w:spacing w:after="40" w:before="40"/>
       </w:pPr>
@@ -5411,7 +5411,7 @@
         <w:keepNext/>
         <w:numPr>
           <w:ilvl w:val="0"/>
-          <w:numId w:val="399"/>
+          <w:numId w:val="423"/>
         </w:numPr>
         <w:spacing w:after="40" w:before="40"/>
       </w:pPr>
@@ -11159,6 +11159,150 @@
     </w:lvlOverride>
   </w:num>
   <w:num w:numId="399">
+    <w:abstractNumId w:val="3"/>
+    <w:lvlOverride w:ilvl="0">
+      <w:startOverride w:val="1"/>
+    </w:lvlOverride>
+  </w:num>
+  <w:num w:numId="400">
+    <w:abstractNumId w:val="2"/>
+    <w:lvlOverride w:ilvl="0">
+      <w:startOverride w:val="1"/>
+    </w:lvlOverride>
+  </w:num>
+  <w:num w:numId="401">
+    <w:abstractNumId w:val="2"/>
+    <w:lvlOverride w:ilvl="0">
+      <w:startOverride w:val="1"/>
+    </w:lvlOverride>
+  </w:num>
+  <w:num w:numId="402">
+    <w:abstractNumId w:val="2"/>
+    <w:lvlOverride w:ilvl="0">
+      <w:startOverride w:val="1"/>
+    </w:lvlOverride>
+  </w:num>
+  <w:num w:numId="403">
+    <w:abstractNumId w:val="2"/>
+    <w:lvlOverride w:ilvl="0">
+      <w:startOverride w:val="1"/>
+    </w:lvlOverride>
+  </w:num>
+  <w:num w:numId="404">
+    <w:abstractNumId w:val="2"/>
+    <w:lvlOverride w:ilvl="0">
+      <w:startOverride w:val="1"/>
+    </w:lvlOverride>
+  </w:num>
+  <w:num w:numId="405">
+    <w:abstractNumId w:val="3"/>
+    <w:lvlOverride w:ilvl="0">
+      <w:startOverride w:val="1"/>
+    </w:lvlOverride>
+  </w:num>
+  <w:num w:numId="406">
+    <w:abstractNumId w:val="2"/>
+    <w:lvlOverride w:ilvl="0">
+      <w:startOverride w:val="1"/>
+    </w:lvlOverride>
+  </w:num>
+  <w:num w:numId="407">
+    <w:abstractNumId w:val="2"/>
+    <w:lvlOverride w:ilvl="0">
+      <w:startOverride w:val="1"/>
+    </w:lvlOverride>
+  </w:num>
+  <w:num w:numId="408">
+    <w:abstractNumId w:val="2"/>
+    <w:lvlOverride w:ilvl="0">
+      <w:startOverride w:val="1"/>
+    </w:lvlOverride>
+  </w:num>
+  <w:num w:numId="409">
+    <w:abstractNumId w:val="2"/>
+    <w:lvlOverride w:ilvl="0">
+      <w:startOverride w:val="1"/>
+    </w:lvlOverride>
+  </w:num>
+  <w:num w:numId="410">
+    <w:abstractNumId w:val="2"/>
+    <w:lvlOverride w:ilvl="0">
+      <w:startOverride w:val="1"/>
+    </w:lvlOverride>
+  </w:num>
+  <w:num w:numId="411">
+    <w:abstractNumId w:val="3"/>
+    <w:lvlOverride w:ilvl="0">
+      <w:startOverride w:val="1"/>
+    </w:lvlOverride>
+  </w:num>
+  <w:num w:numId="412">
+    <w:abstractNumId w:val="2"/>
+    <w:lvlOverride w:ilvl="0">
+      <w:startOverride w:val="1"/>
+    </w:lvlOverride>
+  </w:num>
+  <w:num w:numId="413">
+    <w:abstractNumId w:val="2"/>
+    <w:lvlOverride w:ilvl="0">
+      <w:startOverride w:val="1"/>
+    </w:lvlOverride>
+  </w:num>
+  <w:num w:numId="414">
+    <w:abstractNumId w:val="2"/>
+    <w:lvlOverride w:ilvl="0">
+      <w:startOverride w:val="1"/>
+    </w:lvlOverride>
+  </w:num>
+  <w:num w:numId="415">
+    <w:abstractNumId w:val="2"/>
+    <w:lvlOverride w:ilvl="0">
+      <w:startOverride w:val="1"/>
+    </w:lvlOverride>
+  </w:num>
+  <w:num w:numId="416">
+    <w:abstractNumId w:val="2"/>
+    <w:lvlOverride w:ilvl="0">
+      <w:startOverride w:val="1"/>
+    </w:lvlOverride>
+  </w:num>
+  <w:num w:numId="417">
+    <w:abstractNumId w:val="3"/>
+    <w:lvlOverride w:ilvl="0">
+      <w:startOverride w:val="1"/>
+    </w:lvlOverride>
+  </w:num>
+  <w:num w:numId="418">
+    <w:abstractNumId w:val="2"/>
+    <w:lvlOverride w:ilvl="0">
+      <w:startOverride w:val="1"/>
+    </w:lvlOverride>
+  </w:num>
+  <w:num w:numId="419">
+    <w:abstractNumId w:val="2"/>
+    <w:lvlOverride w:ilvl="0">
+      <w:startOverride w:val="1"/>
+    </w:lvlOverride>
+  </w:num>
+  <w:num w:numId="420">
+    <w:abstractNumId w:val="2"/>
+    <w:lvlOverride w:ilvl="0">
+      <w:startOverride w:val="1"/>
+    </w:lvlOverride>
+  </w:num>
+  <w:num w:numId="421">
+    <w:abstractNumId w:val="2"/>
+    <w:lvlOverride w:ilvl="0">
+      <w:startOverride w:val="1"/>
+    </w:lvlOverride>
+  </w:num>
+  <w:num w:numId="422">
+    <w:abstractNumId w:val="2"/>
+    <w:lvlOverride w:ilvl="0">
+      <w:startOverride w:val="1"/>
+    </w:lvlOverride>
+  </w:num>
+  <w:num w:numId="423">
     <w:abstractNumId w:val="3"/>
     <w:lvlOverride w:ilvl="0">
       <w:startOverride w:val="1"/>

--- a/docs/government-project/07_관리자매뉴얼.docx
+++ b/docs/government-project/07_관리자매뉴얼.docx
@@ -262,7 +262,7 @@
         <w:keepNext/>
         <w:numPr>
           <w:ilvl w:val="0"/>
-          <w:numId w:val="412"/>
+          <w:numId w:val="436"/>
         </w:numPr>
         <w:spacing w:after="40" w:before="40"/>
       </w:pPr>
@@ -281,7 +281,7 @@
         <w:keepNext/>
         <w:numPr>
           <w:ilvl w:val="0"/>
-          <w:numId w:val="412"/>
+          <w:numId w:val="436"/>
         </w:numPr>
         <w:spacing w:after="40" w:before="40"/>
       </w:pPr>
@@ -300,7 +300,7 @@
         <w:keepNext/>
         <w:numPr>
           <w:ilvl w:val="0"/>
-          <w:numId w:val="412"/>
+          <w:numId w:val="436"/>
         </w:numPr>
         <w:spacing w:after="40" w:before="40"/>
       </w:pPr>
@@ -873,7 +873,7 @@
         <w:keepNext/>
         <w:numPr>
           <w:ilvl w:val="0"/>
-          <w:numId w:val="413"/>
+          <w:numId w:val="437"/>
         </w:numPr>
         <w:spacing w:after="40" w:before="40"/>
       </w:pPr>
@@ -892,7 +892,7 @@
         <w:keepNext/>
         <w:numPr>
           <w:ilvl w:val="0"/>
-          <w:numId w:val="413"/>
+          <w:numId w:val="437"/>
         </w:numPr>
         <w:spacing w:after="40" w:before="40"/>
       </w:pPr>
@@ -911,7 +911,7 @@
         <w:keepNext/>
         <w:numPr>
           <w:ilvl w:val="0"/>
-          <w:numId w:val="413"/>
+          <w:numId w:val="437"/>
         </w:numPr>
         <w:spacing w:after="40" w:before="40"/>
       </w:pPr>
@@ -930,7 +930,7 @@
         <w:keepNext/>
         <w:numPr>
           <w:ilvl w:val="0"/>
-          <w:numId w:val="413"/>
+          <w:numId w:val="437"/>
         </w:numPr>
         <w:spacing w:after="40" w:before="40"/>
       </w:pPr>
@@ -1008,7 +1008,7 @@
         <w:keepNext/>
         <w:numPr>
           <w:ilvl w:val="0"/>
-          <w:numId w:val="414"/>
+          <w:numId w:val="438"/>
         </w:numPr>
         <w:spacing w:after="40" w:before="40"/>
       </w:pPr>
@@ -1027,7 +1027,7 @@
         <w:keepNext/>
         <w:numPr>
           <w:ilvl w:val="0"/>
-          <w:numId w:val="414"/>
+          <w:numId w:val="438"/>
         </w:numPr>
         <w:spacing w:after="40" w:before="40"/>
       </w:pPr>
@@ -1046,7 +1046,7 @@
         <w:keepNext/>
         <w:numPr>
           <w:ilvl w:val="0"/>
-          <w:numId w:val="414"/>
+          <w:numId w:val="438"/>
         </w:numPr>
         <w:spacing w:after="40" w:before="40"/>
       </w:pPr>
@@ -1065,7 +1065,7 @@
         <w:keepNext/>
         <w:numPr>
           <w:ilvl w:val="0"/>
-          <w:numId w:val="414"/>
+          <w:numId w:val="438"/>
         </w:numPr>
         <w:spacing w:after="40" w:before="40"/>
       </w:pPr>
@@ -1160,7 +1160,7 @@
         <w:keepNext/>
         <w:numPr>
           <w:ilvl w:val="0"/>
-          <w:numId w:val="415"/>
+          <w:numId w:val="439"/>
         </w:numPr>
         <w:spacing w:after="40" w:before="40"/>
       </w:pPr>
@@ -1179,7 +1179,7 @@
         <w:keepNext/>
         <w:numPr>
           <w:ilvl w:val="0"/>
-          <w:numId w:val="415"/>
+          <w:numId w:val="439"/>
         </w:numPr>
         <w:spacing w:after="40" w:before="40"/>
       </w:pPr>
@@ -1197,7 +1197,7 @@
         <w:pStyle w:val="ListParagraph"/>
         <w:numPr>
           <w:ilvl w:val="0"/>
-          <w:numId w:val="415"/>
+          <w:numId w:val="439"/>
         </w:numPr>
         <w:spacing w:after="40" w:before="40"/>
       </w:pPr>
@@ -1234,7 +1234,7 @@
         <w:keepNext/>
         <w:numPr>
           <w:ilvl w:val="0"/>
-          <w:numId w:val="416"/>
+          <w:numId w:val="440"/>
         </w:numPr>
         <w:spacing w:after="40" w:before="40"/>
       </w:pPr>
@@ -1252,7 +1252,7 @@
         <w:pStyle w:val="ListParagraph"/>
         <w:numPr>
           <w:ilvl w:val="0"/>
-          <w:numId w:val="416"/>
+          <w:numId w:val="440"/>
         </w:numPr>
         <w:spacing w:after="40" w:before="40"/>
       </w:pPr>
@@ -2031,7 +2031,7 @@
         <w:keepNext/>
         <w:numPr>
           <w:ilvl w:val="0"/>
-          <w:numId w:val="417"/>
+          <w:numId w:val="441"/>
         </w:numPr>
         <w:spacing w:after="40" w:before="40"/>
       </w:pPr>
@@ -2050,7 +2050,7 @@
         <w:keepNext/>
         <w:numPr>
           <w:ilvl w:val="0"/>
-          <w:numId w:val="417"/>
+          <w:numId w:val="441"/>
         </w:numPr>
         <w:spacing w:after="40" w:before="40"/>
       </w:pPr>
@@ -2068,7 +2068,7 @@
         <w:pStyle w:val="ListParagraph"/>
         <w:numPr>
           <w:ilvl w:val="0"/>
-          <w:numId w:val="417"/>
+          <w:numId w:val="441"/>
         </w:numPr>
         <w:spacing w:after="40" w:before="40"/>
       </w:pPr>
@@ -2123,7 +2123,7 @@
         <w:keepNext/>
         <w:numPr>
           <w:ilvl w:val="0"/>
-          <w:numId w:val="418"/>
+          <w:numId w:val="442"/>
         </w:numPr>
         <w:spacing w:after="40" w:before="40"/>
       </w:pPr>
@@ -2142,7 +2142,7 @@
         <w:keepNext/>
         <w:numPr>
           <w:ilvl w:val="0"/>
-          <w:numId w:val="418"/>
+          <w:numId w:val="442"/>
         </w:numPr>
         <w:spacing w:after="40" w:before="40"/>
       </w:pPr>
@@ -2665,7 +2665,7 @@
         <w:keepNext/>
         <w:numPr>
           <w:ilvl w:val="0"/>
-          <w:numId w:val="419"/>
+          <w:numId w:val="443"/>
         </w:numPr>
         <w:spacing w:after="40" w:before="40"/>
       </w:pPr>
@@ -2684,7 +2684,7 @@
         <w:keepNext/>
         <w:numPr>
           <w:ilvl w:val="0"/>
-          <w:numId w:val="419"/>
+          <w:numId w:val="443"/>
         </w:numPr>
         <w:spacing w:after="40" w:before="40"/>
       </w:pPr>
@@ -2703,7 +2703,7 @@
         <w:keepNext/>
         <w:numPr>
           <w:ilvl w:val="0"/>
-          <w:numId w:val="419"/>
+          <w:numId w:val="443"/>
         </w:numPr>
         <w:spacing w:after="40" w:before="40"/>
       </w:pPr>
@@ -2721,7 +2721,7 @@
         <w:pStyle w:val="ListParagraph"/>
         <w:numPr>
           <w:ilvl w:val="0"/>
-          <w:numId w:val="419"/>
+          <w:numId w:val="443"/>
         </w:numPr>
         <w:spacing w:after="40" w:before="40"/>
       </w:pPr>
@@ -2795,7 +2795,7 @@
         <w:keepNext/>
         <w:numPr>
           <w:ilvl w:val="0"/>
-          <w:numId w:val="420"/>
+          <w:numId w:val="444"/>
         </w:numPr>
         <w:spacing w:after="40" w:before="40"/>
       </w:pPr>
@@ -2814,7 +2814,7 @@
         <w:keepNext/>
         <w:numPr>
           <w:ilvl w:val="0"/>
-          <w:numId w:val="420"/>
+          <w:numId w:val="444"/>
         </w:numPr>
         <w:spacing w:after="40" w:before="40"/>
       </w:pPr>
@@ -2833,7 +2833,7 @@
         <w:keepNext/>
         <w:numPr>
           <w:ilvl w:val="0"/>
-          <w:numId w:val="420"/>
+          <w:numId w:val="444"/>
         </w:numPr>
         <w:spacing w:after="40" w:before="40"/>
       </w:pPr>
@@ -2851,7 +2851,7 @@
         <w:pStyle w:val="ListParagraph"/>
         <w:numPr>
           <w:ilvl w:val="0"/>
-          <w:numId w:val="420"/>
+          <w:numId w:val="444"/>
         </w:numPr>
         <w:spacing w:after="40" w:before="40"/>
       </w:pPr>
@@ -2912,7 +2912,7 @@
         <w:keepNext/>
         <w:numPr>
           <w:ilvl w:val="0"/>
-          <w:numId w:val="421"/>
+          <w:numId w:val="445"/>
         </w:numPr>
         <w:spacing w:after="40" w:before="40"/>
       </w:pPr>
@@ -2931,7 +2931,7 @@
         <w:keepNext/>
         <w:numPr>
           <w:ilvl w:val="0"/>
-          <w:numId w:val="421"/>
+          <w:numId w:val="445"/>
         </w:numPr>
         <w:spacing w:after="40" w:before="40"/>
       </w:pPr>
@@ -2950,7 +2950,7 @@
         <w:keepNext/>
         <w:numPr>
           <w:ilvl w:val="0"/>
-          <w:numId w:val="421"/>
+          <w:numId w:val="445"/>
         </w:numPr>
         <w:spacing w:after="40" w:before="40"/>
       </w:pPr>
@@ -2968,7 +2968,7 @@
         <w:pStyle w:val="ListParagraph"/>
         <w:numPr>
           <w:ilvl w:val="0"/>
-          <w:numId w:val="421"/>
+          <w:numId w:val="445"/>
         </w:numPr>
         <w:spacing w:after="40" w:before="40"/>
       </w:pPr>
@@ -4323,7 +4323,7 @@
         <w:keepNext/>
         <w:numPr>
           <w:ilvl w:val="0"/>
-          <w:numId w:val="422"/>
+          <w:numId w:val="446"/>
         </w:numPr>
         <w:spacing w:after="40" w:before="40"/>
       </w:pPr>
@@ -4342,7 +4342,7 @@
         <w:keepNext/>
         <w:numPr>
           <w:ilvl w:val="0"/>
-          <w:numId w:val="422"/>
+          <w:numId w:val="446"/>
         </w:numPr>
         <w:spacing w:after="40" w:before="40"/>
       </w:pPr>
@@ -4360,7 +4360,7 @@
         <w:pStyle w:val="ListParagraph"/>
         <w:numPr>
           <w:ilvl w:val="0"/>
-          <w:numId w:val="422"/>
+          <w:numId w:val="446"/>
         </w:numPr>
         <w:spacing w:after="40" w:before="40"/>
       </w:pPr>
@@ -5302,7 +5302,7 @@
         <w:pStyle w:val="ListParagraph"/>
         <w:numPr>
           <w:ilvl w:val="0"/>
-          <w:numId w:val="423"/>
+          <w:numId w:val="447"/>
         </w:numPr>
         <w:spacing w:after="40" w:before="40"/>
       </w:pPr>
@@ -5320,7 +5320,7 @@
         <w:pStyle w:val="ListParagraph"/>
         <w:numPr>
           <w:ilvl w:val="0"/>
-          <w:numId w:val="423"/>
+          <w:numId w:val="447"/>
         </w:numPr>
         <w:spacing w:after="40" w:before="40"/>
       </w:pPr>
@@ -5338,7 +5338,7 @@
         <w:pStyle w:val="ListParagraph"/>
         <w:numPr>
           <w:ilvl w:val="0"/>
-          <w:numId w:val="423"/>
+          <w:numId w:val="447"/>
         </w:numPr>
         <w:spacing w:after="40" w:before="40"/>
       </w:pPr>
@@ -5356,7 +5356,7 @@
         <w:pStyle w:val="ListParagraph"/>
         <w:numPr>
           <w:ilvl w:val="0"/>
-          <w:numId w:val="423"/>
+          <w:numId w:val="447"/>
         </w:numPr>
         <w:spacing w:after="40" w:before="40"/>
       </w:pPr>
@@ -5374,7 +5374,7 @@
         <w:pStyle w:val="ListParagraph"/>
         <w:numPr>
           <w:ilvl w:val="0"/>
-          <w:numId w:val="423"/>
+          <w:numId w:val="447"/>
         </w:numPr>
         <w:spacing w:after="40" w:before="40"/>
       </w:pPr>
@@ -5392,7 +5392,7 @@
         <w:pStyle w:val="ListParagraph"/>
         <w:numPr>
           <w:ilvl w:val="0"/>
-          <w:numId w:val="423"/>
+          <w:numId w:val="447"/>
         </w:numPr>
         <w:spacing w:after="40" w:before="40"/>
       </w:pPr>
@@ -5411,7 +5411,7 @@
         <w:keepNext/>
         <w:numPr>
           <w:ilvl w:val="0"/>
-          <w:numId w:val="423"/>
+          <w:numId w:val="447"/>
         </w:numPr>
         <w:spacing w:after="40" w:before="40"/>
       </w:pPr>
@@ -11303,6 +11303,150 @@
     </w:lvlOverride>
   </w:num>
   <w:num w:numId="423">
+    <w:abstractNumId w:val="3"/>
+    <w:lvlOverride w:ilvl="0">
+      <w:startOverride w:val="1"/>
+    </w:lvlOverride>
+  </w:num>
+  <w:num w:numId="424">
+    <w:abstractNumId w:val="2"/>
+    <w:lvlOverride w:ilvl="0">
+      <w:startOverride w:val="1"/>
+    </w:lvlOverride>
+  </w:num>
+  <w:num w:numId="425">
+    <w:abstractNumId w:val="2"/>
+    <w:lvlOverride w:ilvl="0">
+      <w:startOverride w:val="1"/>
+    </w:lvlOverride>
+  </w:num>
+  <w:num w:numId="426">
+    <w:abstractNumId w:val="2"/>
+    <w:lvlOverride w:ilvl="0">
+      <w:startOverride w:val="1"/>
+    </w:lvlOverride>
+  </w:num>
+  <w:num w:numId="427">
+    <w:abstractNumId w:val="2"/>
+    <w:lvlOverride w:ilvl="0">
+      <w:startOverride w:val="1"/>
+    </w:lvlOverride>
+  </w:num>
+  <w:num w:numId="428">
+    <w:abstractNumId w:val="2"/>
+    <w:lvlOverride w:ilvl="0">
+      <w:startOverride w:val="1"/>
+    </w:lvlOverride>
+  </w:num>
+  <w:num w:numId="429">
+    <w:abstractNumId w:val="3"/>
+    <w:lvlOverride w:ilvl="0">
+      <w:startOverride w:val="1"/>
+    </w:lvlOverride>
+  </w:num>
+  <w:num w:numId="430">
+    <w:abstractNumId w:val="2"/>
+    <w:lvlOverride w:ilvl="0">
+      <w:startOverride w:val="1"/>
+    </w:lvlOverride>
+  </w:num>
+  <w:num w:numId="431">
+    <w:abstractNumId w:val="2"/>
+    <w:lvlOverride w:ilvl="0">
+      <w:startOverride w:val="1"/>
+    </w:lvlOverride>
+  </w:num>
+  <w:num w:numId="432">
+    <w:abstractNumId w:val="2"/>
+    <w:lvlOverride w:ilvl="0">
+      <w:startOverride w:val="1"/>
+    </w:lvlOverride>
+  </w:num>
+  <w:num w:numId="433">
+    <w:abstractNumId w:val="2"/>
+    <w:lvlOverride w:ilvl="0">
+      <w:startOverride w:val="1"/>
+    </w:lvlOverride>
+  </w:num>
+  <w:num w:numId="434">
+    <w:abstractNumId w:val="2"/>
+    <w:lvlOverride w:ilvl="0">
+      <w:startOverride w:val="1"/>
+    </w:lvlOverride>
+  </w:num>
+  <w:num w:numId="435">
+    <w:abstractNumId w:val="3"/>
+    <w:lvlOverride w:ilvl="0">
+      <w:startOverride w:val="1"/>
+    </w:lvlOverride>
+  </w:num>
+  <w:num w:numId="436">
+    <w:abstractNumId w:val="2"/>
+    <w:lvlOverride w:ilvl="0">
+      <w:startOverride w:val="1"/>
+    </w:lvlOverride>
+  </w:num>
+  <w:num w:numId="437">
+    <w:abstractNumId w:val="2"/>
+    <w:lvlOverride w:ilvl="0">
+      <w:startOverride w:val="1"/>
+    </w:lvlOverride>
+  </w:num>
+  <w:num w:numId="438">
+    <w:abstractNumId w:val="2"/>
+    <w:lvlOverride w:ilvl="0">
+      <w:startOverride w:val="1"/>
+    </w:lvlOverride>
+  </w:num>
+  <w:num w:numId="439">
+    <w:abstractNumId w:val="2"/>
+    <w:lvlOverride w:ilvl="0">
+      <w:startOverride w:val="1"/>
+    </w:lvlOverride>
+  </w:num>
+  <w:num w:numId="440">
+    <w:abstractNumId w:val="2"/>
+    <w:lvlOverride w:ilvl="0">
+      <w:startOverride w:val="1"/>
+    </w:lvlOverride>
+  </w:num>
+  <w:num w:numId="441">
+    <w:abstractNumId w:val="3"/>
+    <w:lvlOverride w:ilvl="0">
+      <w:startOverride w:val="1"/>
+    </w:lvlOverride>
+  </w:num>
+  <w:num w:numId="442">
+    <w:abstractNumId w:val="2"/>
+    <w:lvlOverride w:ilvl="0">
+      <w:startOverride w:val="1"/>
+    </w:lvlOverride>
+  </w:num>
+  <w:num w:numId="443">
+    <w:abstractNumId w:val="2"/>
+    <w:lvlOverride w:ilvl="0">
+      <w:startOverride w:val="1"/>
+    </w:lvlOverride>
+  </w:num>
+  <w:num w:numId="444">
+    <w:abstractNumId w:val="2"/>
+    <w:lvlOverride w:ilvl="0">
+      <w:startOverride w:val="1"/>
+    </w:lvlOverride>
+  </w:num>
+  <w:num w:numId="445">
+    <w:abstractNumId w:val="2"/>
+    <w:lvlOverride w:ilvl="0">
+      <w:startOverride w:val="1"/>
+    </w:lvlOverride>
+  </w:num>
+  <w:num w:numId="446">
+    <w:abstractNumId w:val="2"/>
+    <w:lvlOverride w:ilvl="0">
+      <w:startOverride w:val="1"/>
+    </w:lvlOverride>
+  </w:num>
+  <w:num w:numId="447">
     <w:abstractNumId w:val="3"/>
     <w:lvlOverride w:ilvl="0">
       <w:startOverride w:val="1"/>

--- a/docs/government-project/07_관리자매뉴얼.docx
+++ b/docs/government-project/07_관리자매뉴얼.docx
@@ -262,7 +262,7 @@
         <w:keepNext/>
         <w:numPr>
           <w:ilvl w:val="0"/>
-          <w:numId w:val="436"/>
+          <w:numId w:val="460"/>
         </w:numPr>
         <w:spacing w:after="40" w:before="40"/>
       </w:pPr>
@@ -281,7 +281,7 @@
         <w:keepNext/>
         <w:numPr>
           <w:ilvl w:val="0"/>
-          <w:numId w:val="436"/>
+          <w:numId w:val="460"/>
         </w:numPr>
         <w:spacing w:after="40" w:before="40"/>
       </w:pPr>
@@ -300,7 +300,7 @@
         <w:keepNext/>
         <w:numPr>
           <w:ilvl w:val="0"/>
-          <w:numId w:val="436"/>
+          <w:numId w:val="460"/>
         </w:numPr>
         <w:spacing w:after="40" w:before="40"/>
       </w:pPr>
@@ -873,7 +873,7 @@
         <w:keepNext/>
         <w:numPr>
           <w:ilvl w:val="0"/>
-          <w:numId w:val="437"/>
+          <w:numId w:val="461"/>
         </w:numPr>
         <w:spacing w:after="40" w:before="40"/>
       </w:pPr>
@@ -892,7 +892,7 @@
         <w:keepNext/>
         <w:numPr>
           <w:ilvl w:val="0"/>
-          <w:numId w:val="437"/>
+          <w:numId w:val="461"/>
         </w:numPr>
         <w:spacing w:after="40" w:before="40"/>
       </w:pPr>
@@ -911,7 +911,7 @@
         <w:keepNext/>
         <w:numPr>
           <w:ilvl w:val="0"/>
-          <w:numId w:val="437"/>
+          <w:numId w:val="461"/>
         </w:numPr>
         <w:spacing w:after="40" w:before="40"/>
       </w:pPr>
@@ -930,7 +930,7 @@
         <w:keepNext/>
         <w:numPr>
           <w:ilvl w:val="0"/>
-          <w:numId w:val="437"/>
+          <w:numId w:val="461"/>
         </w:numPr>
         <w:spacing w:after="40" w:before="40"/>
       </w:pPr>
@@ -1008,7 +1008,7 @@
         <w:keepNext/>
         <w:numPr>
           <w:ilvl w:val="0"/>
-          <w:numId w:val="438"/>
+          <w:numId w:val="462"/>
         </w:numPr>
         <w:spacing w:after="40" w:before="40"/>
       </w:pPr>
@@ -1027,7 +1027,7 @@
         <w:keepNext/>
         <w:numPr>
           <w:ilvl w:val="0"/>
-          <w:numId w:val="438"/>
+          <w:numId w:val="462"/>
         </w:numPr>
         <w:spacing w:after="40" w:before="40"/>
       </w:pPr>
@@ -1046,7 +1046,7 @@
         <w:keepNext/>
         <w:numPr>
           <w:ilvl w:val="0"/>
-          <w:numId w:val="438"/>
+          <w:numId w:val="462"/>
         </w:numPr>
         <w:spacing w:after="40" w:before="40"/>
       </w:pPr>
@@ -1065,7 +1065,7 @@
         <w:keepNext/>
         <w:numPr>
           <w:ilvl w:val="0"/>
-          <w:numId w:val="438"/>
+          <w:numId w:val="462"/>
         </w:numPr>
         <w:spacing w:after="40" w:before="40"/>
       </w:pPr>
@@ -1160,7 +1160,7 @@
         <w:keepNext/>
         <w:numPr>
           <w:ilvl w:val="0"/>
-          <w:numId w:val="439"/>
+          <w:numId w:val="463"/>
         </w:numPr>
         <w:spacing w:after="40" w:before="40"/>
       </w:pPr>
@@ -1179,7 +1179,7 @@
         <w:keepNext/>
         <w:numPr>
           <w:ilvl w:val="0"/>
-          <w:numId w:val="439"/>
+          <w:numId w:val="463"/>
         </w:numPr>
         <w:spacing w:after="40" w:before="40"/>
       </w:pPr>
@@ -1197,7 +1197,7 @@
         <w:pStyle w:val="ListParagraph"/>
         <w:numPr>
           <w:ilvl w:val="0"/>
-          <w:numId w:val="439"/>
+          <w:numId w:val="463"/>
         </w:numPr>
         <w:spacing w:after="40" w:before="40"/>
       </w:pPr>
@@ -1234,7 +1234,7 @@
         <w:keepNext/>
         <w:numPr>
           <w:ilvl w:val="0"/>
-          <w:numId w:val="440"/>
+          <w:numId w:val="464"/>
         </w:numPr>
         <w:spacing w:after="40" w:before="40"/>
       </w:pPr>
@@ -1252,7 +1252,7 @@
         <w:pStyle w:val="ListParagraph"/>
         <w:numPr>
           <w:ilvl w:val="0"/>
-          <w:numId w:val="440"/>
+          <w:numId w:val="464"/>
         </w:numPr>
         <w:spacing w:after="40" w:before="40"/>
       </w:pPr>
@@ -2031,7 +2031,7 @@
         <w:keepNext/>
         <w:numPr>
           <w:ilvl w:val="0"/>
-          <w:numId w:val="441"/>
+          <w:numId w:val="465"/>
         </w:numPr>
         <w:spacing w:after="40" w:before="40"/>
       </w:pPr>
@@ -2050,7 +2050,7 @@
         <w:keepNext/>
         <w:numPr>
           <w:ilvl w:val="0"/>
-          <w:numId w:val="441"/>
+          <w:numId w:val="465"/>
         </w:numPr>
         <w:spacing w:after="40" w:before="40"/>
       </w:pPr>
@@ -2068,7 +2068,7 @@
         <w:pStyle w:val="ListParagraph"/>
         <w:numPr>
           <w:ilvl w:val="0"/>
-          <w:numId w:val="441"/>
+          <w:numId w:val="465"/>
         </w:numPr>
         <w:spacing w:after="40" w:before="40"/>
       </w:pPr>
@@ -2123,7 +2123,7 @@
         <w:keepNext/>
         <w:numPr>
           <w:ilvl w:val="0"/>
-          <w:numId w:val="442"/>
+          <w:numId w:val="466"/>
         </w:numPr>
         <w:spacing w:after="40" w:before="40"/>
       </w:pPr>
@@ -2142,7 +2142,7 @@
         <w:keepNext/>
         <w:numPr>
           <w:ilvl w:val="0"/>
-          <w:numId w:val="442"/>
+          <w:numId w:val="466"/>
         </w:numPr>
         <w:spacing w:after="40" w:before="40"/>
       </w:pPr>
@@ -2665,7 +2665,7 @@
         <w:keepNext/>
         <w:numPr>
           <w:ilvl w:val="0"/>
-          <w:numId w:val="443"/>
+          <w:numId w:val="467"/>
         </w:numPr>
         <w:spacing w:after="40" w:before="40"/>
       </w:pPr>
@@ -2684,7 +2684,7 @@
         <w:keepNext/>
         <w:numPr>
           <w:ilvl w:val="0"/>
-          <w:numId w:val="443"/>
+          <w:numId w:val="467"/>
         </w:numPr>
         <w:spacing w:after="40" w:before="40"/>
       </w:pPr>
@@ -2703,7 +2703,7 @@
         <w:keepNext/>
         <w:numPr>
           <w:ilvl w:val="0"/>
-          <w:numId w:val="443"/>
+          <w:numId w:val="467"/>
         </w:numPr>
         <w:spacing w:after="40" w:before="40"/>
       </w:pPr>
@@ -2721,7 +2721,7 @@
         <w:pStyle w:val="ListParagraph"/>
         <w:numPr>
           <w:ilvl w:val="0"/>
-          <w:numId w:val="443"/>
+          <w:numId w:val="467"/>
         </w:numPr>
         <w:spacing w:after="40" w:before="40"/>
       </w:pPr>
@@ -2795,7 +2795,7 @@
         <w:keepNext/>
         <w:numPr>
           <w:ilvl w:val="0"/>
-          <w:numId w:val="444"/>
+          <w:numId w:val="468"/>
         </w:numPr>
         <w:spacing w:after="40" w:before="40"/>
       </w:pPr>
@@ -2814,7 +2814,7 @@
         <w:keepNext/>
         <w:numPr>
           <w:ilvl w:val="0"/>
-          <w:numId w:val="444"/>
+          <w:numId w:val="468"/>
         </w:numPr>
         <w:spacing w:after="40" w:before="40"/>
       </w:pPr>
@@ -2833,7 +2833,7 @@
         <w:keepNext/>
         <w:numPr>
           <w:ilvl w:val="0"/>
-          <w:numId w:val="444"/>
+          <w:numId w:val="468"/>
         </w:numPr>
         <w:spacing w:after="40" w:before="40"/>
       </w:pPr>
@@ -2851,7 +2851,7 @@
         <w:pStyle w:val="ListParagraph"/>
         <w:numPr>
           <w:ilvl w:val="0"/>
-          <w:numId w:val="444"/>
+          <w:numId w:val="468"/>
         </w:numPr>
         <w:spacing w:after="40" w:before="40"/>
       </w:pPr>
@@ -2912,7 +2912,7 @@
         <w:keepNext/>
         <w:numPr>
           <w:ilvl w:val="0"/>
-          <w:numId w:val="445"/>
+          <w:numId w:val="469"/>
         </w:numPr>
         <w:spacing w:after="40" w:before="40"/>
       </w:pPr>
@@ -2931,7 +2931,7 @@
         <w:keepNext/>
         <w:numPr>
           <w:ilvl w:val="0"/>
-          <w:numId w:val="445"/>
+          <w:numId w:val="469"/>
         </w:numPr>
         <w:spacing w:after="40" w:before="40"/>
       </w:pPr>
@@ -2950,7 +2950,7 @@
         <w:keepNext/>
         <w:numPr>
           <w:ilvl w:val="0"/>
-          <w:numId w:val="445"/>
+          <w:numId w:val="469"/>
         </w:numPr>
         <w:spacing w:after="40" w:before="40"/>
       </w:pPr>
@@ -2968,7 +2968,7 @@
         <w:pStyle w:val="ListParagraph"/>
         <w:numPr>
           <w:ilvl w:val="0"/>
-          <w:numId w:val="445"/>
+          <w:numId w:val="469"/>
         </w:numPr>
         <w:spacing w:after="40" w:before="40"/>
       </w:pPr>
@@ -4323,7 +4323,7 @@
         <w:keepNext/>
         <w:numPr>
           <w:ilvl w:val="0"/>
-          <w:numId w:val="446"/>
+          <w:numId w:val="470"/>
         </w:numPr>
         <w:spacing w:after="40" w:before="40"/>
       </w:pPr>
@@ -4342,7 +4342,7 @@
         <w:keepNext/>
         <w:numPr>
           <w:ilvl w:val="0"/>
-          <w:numId w:val="446"/>
+          <w:numId w:val="470"/>
         </w:numPr>
         <w:spacing w:after="40" w:before="40"/>
       </w:pPr>
@@ -4360,7 +4360,7 @@
         <w:pStyle w:val="ListParagraph"/>
         <w:numPr>
           <w:ilvl w:val="0"/>
-          <w:numId w:val="446"/>
+          <w:numId w:val="470"/>
         </w:numPr>
         <w:spacing w:after="40" w:before="40"/>
       </w:pPr>
@@ -5302,7 +5302,7 @@
         <w:pStyle w:val="ListParagraph"/>
         <w:numPr>
           <w:ilvl w:val="0"/>
-          <w:numId w:val="447"/>
+          <w:numId w:val="471"/>
         </w:numPr>
         <w:spacing w:after="40" w:before="40"/>
       </w:pPr>
@@ -5320,7 +5320,7 @@
         <w:pStyle w:val="ListParagraph"/>
         <w:numPr>
           <w:ilvl w:val="0"/>
-          <w:numId w:val="447"/>
+          <w:numId w:val="471"/>
         </w:numPr>
         <w:spacing w:after="40" w:before="40"/>
       </w:pPr>
@@ -5338,7 +5338,7 @@
         <w:pStyle w:val="ListParagraph"/>
         <w:numPr>
           <w:ilvl w:val="0"/>
-          <w:numId w:val="447"/>
+          <w:numId w:val="471"/>
         </w:numPr>
         <w:spacing w:after="40" w:before="40"/>
       </w:pPr>
@@ -5356,7 +5356,7 @@
         <w:pStyle w:val="ListParagraph"/>
         <w:numPr>
           <w:ilvl w:val="0"/>
-          <w:numId w:val="447"/>
+          <w:numId w:val="471"/>
         </w:numPr>
         <w:spacing w:after="40" w:before="40"/>
       </w:pPr>
@@ -5374,7 +5374,7 @@
         <w:pStyle w:val="ListParagraph"/>
         <w:numPr>
           <w:ilvl w:val="0"/>
-          <w:numId w:val="447"/>
+          <w:numId w:val="471"/>
         </w:numPr>
         <w:spacing w:after="40" w:before="40"/>
       </w:pPr>
@@ -5392,7 +5392,7 @@
         <w:pStyle w:val="ListParagraph"/>
         <w:numPr>
           <w:ilvl w:val="0"/>
-          <w:numId w:val="447"/>
+          <w:numId w:val="471"/>
         </w:numPr>
         <w:spacing w:after="40" w:before="40"/>
       </w:pPr>
@@ -5411,7 +5411,7 @@
         <w:keepNext/>
         <w:numPr>
           <w:ilvl w:val="0"/>
-          <w:numId w:val="447"/>
+          <w:numId w:val="471"/>
         </w:numPr>
         <w:spacing w:after="40" w:before="40"/>
       </w:pPr>
@@ -11447,6 +11447,150 @@
     </w:lvlOverride>
   </w:num>
   <w:num w:numId="447">
+    <w:abstractNumId w:val="3"/>
+    <w:lvlOverride w:ilvl="0">
+      <w:startOverride w:val="1"/>
+    </w:lvlOverride>
+  </w:num>
+  <w:num w:numId="448">
+    <w:abstractNumId w:val="2"/>
+    <w:lvlOverride w:ilvl="0">
+      <w:startOverride w:val="1"/>
+    </w:lvlOverride>
+  </w:num>
+  <w:num w:numId="449">
+    <w:abstractNumId w:val="2"/>
+    <w:lvlOverride w:ilvl="0">
+      <w:startOverride w:val="1"/>
+    </w:lvlOverride>
+  </w:num>
+  <w:num w:numId="450">
+    <w:abstractNumId w:val="2"/>
+    <w:lvlOverride w:ilvl="0">
+      <w:startOverride w:val="1"/>
+    </w:lvlOverride>
+  </w:num>
+  <w:num w:numId="451">
+    <w:abstractNumId w:val="2"/>
+    <w:lvlOverride w:ilvl="0">
+      <w:startOverride w:val="1"/>
+    </w:lvlOverride>
+  </w:num>
+  <w:num w:numId="452">
+    <w:abstractNumId w:val="2"/>
+    <w:lvlOverride w:ilvl="0">
+      <w:startOverride w:val="1"/>
+    </w:lvlOverride>
+  </w:num>
+  <w:num w:numId="453">
+    <w:abstractNumId w:val="3"/>
+    <w:lvlOverride w:ilvl="0">
+      <w:startOverride w:val="1"/>
+    </w:lvlOverride>
+  </w:num>
+  <w:num w:numId="454">
+    <w:abstractNumId w:val="2"/>
+    <w:lvlOverride w:ilvl="0">
+      <w:startOverride w:val="1"/>
+    </w:lvlOverride>
+  </w:num>
+  <w:num w:numId="455">
+    <w:abstractNumId w:val="2"/>
+    <w:lvlOverride w:ilvl="0">
+      <w:startOverride w:val="1"/>
+    </w:lvlOverride>
+  </w:num>
+  <w:num w:numId="456">
+    <w:abstractNumId w:val="2"/>
+    <w:lvlOverride w:ilvl="0">
+      <w:startOverride w:val="1"/>
+    </w:lvlOverride>
+  </w:num>
+  <w:num w:numId="457">
+    <w:abstractNumId w:val="2"/>
+    <w:lvlOverride w:ilvl="0">
+      <w:startOverride w:val="1"/>
+    </w:lvlOverride>
+  </w:num>
+  <w:num w:numId="458">
+    <w:abstractNumId w:val="2"/>
+    <w:lvlOverride w:ilvl="0">
+      <w:startOverride w:val="1"/>
+    </w:lvlOverride>
+  </w:num>
+  <w:num w:numId="459">
+    <w:abstractNumId w:val="3"/>
+    <w:lvlOverride w:ilvl="0">
+      <w:startOverride w:val="1"/>
+    </w:lvlOverride>
+  </w:num>
+  <w:num w:numId="460">
+    <w:abstractNumId w:val="2"/>
+    <w:lvlOverride w:ilvl="0">
+      <w:startOverride w:val="1"/>
+    </w:lvlOverride>
+  </w:num>
+  <w:num w:numId="461">
+    <w:abstractNumId w:val="2"/>
+    <w:lvlOverride w:ilvl="0">
+      <w:startOverride w:val="1"/>
+    </w:lvlOverride>
+  </w:num>
+  <w:num w:numId="462">
+    <w:abstractNumId w:val="2"/>
+    <w:lvlOverride w:ilvl="0">
+      <w:startOverride w:val="1"/>
+    </w:lvlOverride>
+  </w:num>
+  <w:num w:numId="463">
+    <w:abstractNumId w:val="2"/>
+    <w:lvlOverride w:ilvl="0">
+      <w:startOverride w:val="1"/>
+    </w:lvlOverride>
+  </w:num>
+  <w:num w:numId="464">
+    <w:abstractNumId w:val="2"/>
+    <w:lvlOverride w:ilvl="0">
+      <w:startOverride w:val="1"/>
+    </w:lvlOverride>
+  </w:num>
+  <w:num w:numId="465">
+    <w:abstractNumId w:val="3"/>
+    <w:lvlOverride w:ilvl="0">
+      <w:startOverride w:val="1"/>
+    </w:lvlOverride>
+  </w:num>
+  <w:num w:numId="466">
+    <w:abstractNumId w:val="2"/>
+    <w:lvlOverride w:ilvl="0">
+      <w:startOverride w:val="1"/>
+    </w:lvlOverride>
+  </w:num>
+  <w:num w:numId="467">
+    <w:abstractNumId w:val="2"/>
+    <w:lvlOverride w:ilvl="0">
+      <w:startOverride w:val="1"/>
+    </w:lvlOverride>
+  </w:num>
+  <w:num w:numId="468">
+    <w:abstractNumId w:val="2"/>
+    <w:lvlOverride w:ilvl="0">
+      <w:startOverride w:val="1"/>
+    </w:lvlOverride>
+  </w:num>
+  <w:num w:numId="469">
+    <w:abstractNumId w:val="2"/>
+    <w:lvlOverride w:ilvl="0">
+      <w:startOverride w:val="1"/>
+    </w:lvlOverride>
+  </w:num>
+  <w:num w:numId="470">
+    <w:abstractNumId w:val="2"/>
+    <w:lvlOverride w:ilvl="0">
+      <w:startOverride w:val="1"/>
+    </w:lvlOverride>
+  </w:num>
+  <w:num w:numId="471">
     <w:abstractNumId w:val="3"/>
     <w:lvlOverride w:ilvl="0">
       <w:startOverride w:val="1"/>

--- a/docs/government-project/07_관리자매뉴얼.docx
+++ b/docs/government-project/07_관리자매뉴얼.docx
@@ -262,7 +262,7 @@
         <w:keepNext/>
         <w:numPr>
           <w:ilvl w:val="0"/>
-          <w:numId w:val="460"/>
+          <w:numId w:val="484"/>
         </w:numPr>
         <w:spacing w:after="40" w:before="40"/>
       </w:pPr>
@@ -281,7 +281,7 @@
         <w:keepNext/>
         <w:numPr>
           <w:ilvl w:val="0"/>
-          <w:numId w:val="460"/>
+          <w:numId w:val="484"/>
         </w:numPr>
         <w:spacing w:after="40" w:before="40"/>
       </w:pPr>
@@ -300,7 +300,7 @@
         <w:keepNext/>
         <w:numPr>
           <w:ilvl w:val="0"/>
-          <w:numId w:val="460"/>
+          <w:numId w:val="484"/>
         </w:numPr>
         <w:spacing w:after="40" w:before="40"/>
       </w:pPr>
@@ -873,7 +873,7 @@
         <w:keepNext/>
         <w:numPr>
           <w:ilvl w:val="0"/>
-          <w:numId w:val="461"/>
+          <w:numId w:val="485"/>
         </w:numPr>
         <w:spacing w:after="40" w:before="40"/>
       </w:pPr>
@@ -892,7 +892,7 @@
         <w:keepNext/>
         <w:numPr>
           <w:ilvl w:val="0"/>
-          <w:numId w:val="461"/>
+          <w:numId w:val="485"/>
         </w:numPr>
         <w:spacing w:after="40" w:before="40"/>
       </w:pPr>
@@ -911,7 +911,7 @@
         <w:keepNext/>
         <w:numPr>
           <w:ilvl w:val="0"/>
-          <w:numId w:val="461"/>
+          <w:numId w:val="485"/>
         </w:numPr>
         <w:spacing w:after="40" w:before="40"/>
       </w:pPr>
@@ -930,7 +930,7 @@
         <w:keepNext/>
         <w:numPr>
           <w:ilvl w:val="0"/>
-          <w:numId w:val="461"/>
+          <w:numId w:val="485"/>
         </w:numPr>
         <w:spacing w:after="40" w:before="40"/>
       </w:pPr>
@@ -1008,7 +1008,7 @@
         <w:keepNext/>
         <w:numPr>
           <w:ilvl w:val="0"/>
-          <w:numId w:val="462"/>
+          <w:numId w:val="486"/>
         </w:numPr>
         <w:spacing w:after="40" w:before="40"/>
       </w:pPr>
@@ -1027,7 +1027,7 @@
         <w:keepNext/>
         <w:numPr>
           <w:ilvl w:val="0"/>
-          <w:numId w:val="462"/>
+          <w:numId w:val="486"/>
         </w:numPr>
         <w:spacing w:after="40" w:before="40"/>
       </w:pPr>
@@ -1046,7 +1046,7 @@
         <w:keepNext/>
         <w:numPr>
           <w:ilvl w:val="0"/>
-          <w:numId w:val="462"/>
+          <w:numId w:val="486"/>
         </w:numPr>
         <w:spacing w:after="40" w:before="40"/>
       </w:pPr>
@@ -1065,7 +1065,7 @@
         <w:keepNext/>
         <w:numPr>
           <w:ilvl w:val="0"/>
-          <w:numId w:val="462"/>
+          <w:numId w:val="486"/>
         </w:numPr>
         <w:spacing w:after="40" w:before="40"/>
       </w:pPr>
@@ -1160,7 +1160,7 @@
         <w:keepNext/>
         <w:numPr>
           <w:ilvl w:val="0"/>
-          <w:numId w:val="463"/>
+          <w:numId w:val="487"/>
         </w:numPr>
         <w:spacing w:after="40" w:before="40"/>
       </w:pPr>
@@ -1179,7 +1179,7 @@
         <w:keepNext/>
         <w:numPr>
           <w:ilvl w:val="0"/>
-          <w:numId w:val="463"/>
+          <w:numId w:val="487"/>
         </w:numPr>
         <w:spacing w:after="40" w:before="40"/>
       </w:pPr>
@@ -1197,7 +1197,7 @@
         <w:pStyle w:val="ListParagraph"/>
         <w:numPr>
           <w:ilvl w:val="0"/>
-          <w:numId w:val="463"/>
+          <w:numId w:val="487"/>
         </w:numPr>
         <w:spacing w:after="40" w:before="40"/>
       </w:pPr>
@@ -1234,7 +1234,7 @@
         <w:keepNext/>
         <w:numPr>
           <w:ilvl w:val="0"/>
-          <w:numId w:val="464"/>
+          <w:numId w:val="488"/>
         </w:numPr>
         <w:spacing w:after="40" w:before="40"/>
       </w:pPr>
@@ -1252,7 +1252,7 @@
         <w:pStyle w:val="ListParagraph"/>
         <w:numPr>
           <w:ilvl w:val="0"/>
-          <w:numId w:val="464"/>
+          <w:numId w:val="488"/>
         </w:numPr>
         <w:spacing w:after="40" w:before="40"/>
       </w:pPr>
@@ -2031,7 +2031,7 @@
         <w:keepNext/>
         <w:numPr>
           <w:ilvl w:val="0"/>
-          <w:numId w:val="465"/>
+          <w:numId w:val="489"/>
         </w:numPr>
         <w:spacing w:after="40" w:before="40"/>
       </w:pPr>
@@ -2050,7 +2050,7 @@
         <w:keepNext/>
         <w:numPr>
           <w:ilvl w:val="0"/>
-          <w:numId w:val="465"/>
+          <w:numId w:val="489"/>
         </w:numPr>
         <w:spacing w:after="40" w:before="40"/>
       </w:pPr>
@@ -2068,7 +2068,7 @@
         <w:pStyle w:val="ListParagraph"/>
         <w:numPr>
           <w:ilvl w:val="0"/>
-          <w:numId w:val="465"/>
+          <w:numId w:val="489"/>
         </w:numPr>
         <w:spacing w:after="40" w:before="40"/>
       </w:pPr>
@@ -2123,7 +2123,7 @@
         <w:keepNext/>
         <w:numPr>
           <w:ilvl w:val="0"/>
-          <w:numId w:val="466"/>
+          <w:numId w:val="490"/>
         </w:numPr>
         <w:spacing w:after="40" w:before="40"/>
       </w:pPr>
@@ -2142,7 +2142,7 @@
         <w:keepNext/>
         <w:numPr>
           <w:ilvl w:val="0"/>
-          <w:numId w:val="466"/>
+          <w:numId w:val="490"/>
         </w:numPr>
         <w:spacing w:after="40" w:before="40"/>
       </w:pPr>
@@ -2665,7 +2665,7 @@
         <w:keepNext/>
         <w:numPr>
           <w:ilvl w:val="0"/>
-          <w:numId w:val="467"/>
+          <w:numId w:val="491"/>
         </w:numPr>
         <w:spacing w:after="40" w:before="40"/>
       </w:pPr>
@@ -2684,7 +2684,7 @@
         <w:keepNext/>
         <w:numPr>
           <w:ilvl w:val="0"/>
-          <w:numId w:val="467"/>
+          <w:numId w:val="491"/>
         </w:numPr>
         <w:spacing w:after="40" w:before="40"/>
       </w:pPr>
@@ -2703,7 +2703,7 @@
         <w:keepNext/>
         <w:numPr>
           <w:ilvl w:val="0"/>
-          <w:numId w:val="467"/>
+          <w:numId w:val="491"/>
         </w:numPr>
         <w:spacing w:after="40" w:before="40"/>
       </w:pPr>
@@ -2721,7 +2721,7 @@
         <w:pStyle w:val="ListParagraph"/>
         <w:numPr>
           <w:ilvl w:val="0"/>
-          <w:numId w:val="467"/>
+          <w:numId w:val="491"/>
         </w:numPr>
         <w:spacing w:after="40" w:before="40"/>
       </w:pPr>
@@ -2795,7 +2795,7 @@
         <w:keepNext/>
         <w:numPr>
           <w:ilvl w:val="0"/>
-          <w:numId w:val="468"/>
+          <w:numId w:val="492"/>
         </w:numPr>
         <w:spacing w:after="40" w:before="40"/>
       </w:pPr>
@@ -2814,7 +2814,7 @@
         <w:keepNext/>
         <w:numPr>
           <w:ilvl w:val="0"/>
-          <w:numId w:val="468"/>
+          <w:numId w:val="492"/>
         </w:numPr>
         <w:spacing w:after="40" w:before="40"/>
       </w:pPr>
@@ -2833,7 +2833,7 @@
         <w:keepNext/>
         <w:numPr>
           <w:ilvl w:val="0"/>
-          <w:numId w:val="468"/>
+          <w:numId w:val="492"/>
         </w:numPr>
         <w:spacing w:after="40" w:before="40"/>
       </w:pPr>
@@ -2851,7 +2851,7 @@
         <w:pStyle w:val="ListParagraph"/>
         <w:numPr>
           <w:ilvl w:val="0"/>
-          <w:numId w:val="468"/>
+          <w:numId w:val="492"/>
         </w:numPr>
         <w:spacing w:after="40" w:before="40"/>
       </w:pPr>
@@ -2912,7 +2912,7 @@
         <w:keepNext/>
         <w:numPr>
           <w:ilvl w:val="0"/>
-          <w:numId w:val="469"/>
+          <w:numId w:val="493"/>
         </w:numPr>
         <w:spacing w:after="40" w:before="40"/>
       </w:pPr>
@@ -2931,7 +2931,7 @@
         <w:keepNext/>
         <w:numPr>
           <w:ilvl w:val="0"/>
-          <w:numId w:val="469"/>
+          <w:numId w:val="493"/>
         </w:numPr>
         <w:spacing w:after="40" w:before="40"/>
       </w:pPr>
@@ -2950,7 +2950,7 @@
         <w:keepNext/>
         <w:numPr>
           <w:ilvl w:val="0"/>
-          <w:numId w:val="469"/>
+          <w:numId w:val="493"/>
         </w:numPr>
         <w:spacing w:after="40" w:before="40"/>
       </w:pPr>
@@ -2968,7 +2968,7 @@
         <w:pStyle w:val="ListParagraph"/>
         <w:numPr>
           <w:ilvl w:val="0"/>
-          <w:numId w:val="469"/>
+          <w:numId w:val="493"/>
         </w:numPr>
         <w:spacing w:after="40" w:before="40"/>
       </w:pPr>
@@ -4323,7 +4323,7 @@
         <w:keepNext/>
         <w:numPr>
           <w:ilvl w:val="0"/>
-          <w:numId w:val="470"/>
+          <w:numId w:val="494"/>
         </w:numPr>
         <w:spacing w:after="40" w:before="40"/>
       </w:pPr>
@@ -4342,7 +4342,7 @@
         <w:keepNext/>
         <w:numPr>
           <w:ilvl w:val="0"/>
-          <w:numId w:val="470"/>
+          <w:numId w:val="494"/>
         </w:numPr>
         <w:spacing w:after="40" w:before="40"/>
       </w:pPr>
@@ -4360,7 +4360,7 @@
         <w:pStyle w:val="ListParagraph"/>
         <w:numPr>
           <w:ilvl w:val="0"/>
-          <w:numId w:val="470"/>
+          <w:numId w:val="494"/>
         </w:numPr>
         <w:spacing w:after="40" w:before="40"/>
       </w:pPr>
@@ -5302,7 +5302,7 @@
         <w:pStyle w:val="ListParagraph"/>
         <w:numPr>
           <w:ilvl w:val="0"/>
-          <w:numId w:val="471"/>
+          <w:numId w:val="495"/>
         </w:numPr>
         <w:spacing w:after="40" w:before="40"/>
       </w:pPr>
@@ -5320,7 +5320,7 @@
         <w:pStyle w:val="ListParagraph"/>
         <w:numPr>
           <w:ilvl w:val="0"/>
-          <w:numId w:val="471"/>
+          <w:numId w:val="495"/>
         </w:numPr>
         <w:spacing w:after="40" w:before="40"/>
       </w:pPr>
@@ -5338,7 +5338,7 @@
         <w:pStyle w:val="ListParagraph"/>
         <w:numPr>
           <w:ilvl w:val="0"/>
-          <w:numId w:val="471"/>
+          <w:numId w:val="495"/>
         </w:numPr>
         <w:spacing w:after="40" w:before="40"/>
       </w:pPr>
@@ -5356,7 +5356,7 @@
         <w:pStyle w:val="ListParagraph"/>
         <w:numPr>
           <w:ilvl w:val="0"/>
-          <w:numId w:val="471"/>
+          <w:numId w:val="495"/>
         </w:numPr>
         <w:spacing w:after="40" w:before="40"/>
       </w:pPr>
@@ -5374,7 +5374,7 @@
         <w:pStyle w:val="ListParagraph"/>
         <w:numPr>
           <w:ilvl w:val="0"/>
-          <w:numId w:val="471"/>
+          <w:numId w:val="495"/>
         </w:numPr>
         <w:spacing w:after="40" w:before="40"/>
       </w:pPr>
@@ -5392,7 +5392,7 @@
         <w:pStyle w:val="ListParagraph"/>
         <w:numPr>
           <w:ilvl w:val="0"/>
-          <w:numId w:val="471"/>
+          <w:numId w:val="495"/>
         </w:numPr>
         <w:spacing w:after="40" w:before="40"/>
       </w:pPr>
@@ -5411,7 +5411,7 @@
         <w:keepNext/>
         <w:numPr>
           <w:ilvl w:val="0"/>
-          <w:numId w:val="471"/>
+          <w:numId w:val="495"/>
         </w:numPr>
         <w:spacing w:after="40" w:before="40"/>
       </w:pPr>
@@ -11591,6 +11591,150 @@
     </w:lvlOverride>
   </w:num>
   <w:num w:numId="471">
+    <w:abstractNumId w:val="3"/>
+    <w:lvlOverride w:ilvl="0">
+      <w:startOverride w:val="1"/>
+    </w:lvlOverride>
+  </w:num>
+  <w:num w:numId="472">
+    <w:abstractNumId w:val="2"/>
+    <w:lvlOverride w:ilvl="0">
+      <w:startOverride w:val="1"/>
+    </w:lvlOverride>
+  </w:num>
+  <w:num w:numId="473">
+    <w:abstractNumId w:val="2"/>
+    <w:lvlOverride w:ilvl="0">
+      <w:startOverride w:val="1"/>
+    </w:lvlOverride>
+  </w:num>
+  <w:num w:numId="474">
+    <w:abstractNumId w:val="2"/>
+    <w:lvlOverride w:ilvl="0">
+      <w:startOverride w:val="1"/>
+    </w:lvlOverride>
+  </w:num>
+  <w:num w:numId="475">
+    <w:abstractNumId w:val="2"/>
+    <w:lvlOverride w:ilvl="0">
+      <w:startOverride w:val="1"/>
+    </w:lvlOverride>
+  </w:num>
+  <w:num w:numId="476">
+    <w:abstractNumId w:val="2"/>
+    <w:lvlOverride w:ilvl="0">
+      <w:startOverride w:val="1"/>
+    </w:lvlOverride>
+  </w:num>
+  <w:num w:numId="477">
+    <w:abstractNumId w:val="3"/>
+    <w:lvlOverride w:ilvl="0">
+      <w:startOverride w:val="1"/>
+    </w:lvlOverride>
+  </w:num>
+  <w:num w:numId="478">
+    <w:abstractNumId w:val="2"/>
+    <w:lvlOverride w:ilvl="0">
+      <w:startOverride w:val="1"/>
+    </w:lvlOverride>
+  </w:num>
+  <w:num w:numId="479">
+    <w:abstractNumId w:val="2"/>
+    <w:lvlOverride w:ilvl="0">
+      <w:startOverride w:val="1"/>
+    </w:lvlOverride>
+  </w:num>
+  <w:num w:numId="480">
+    <w:abstractNumId w:val="2"/>
+    <w:lvlOverride w:ilvl="0">
+      <w:startOverride w:val="1"/>
+    </w:lvlOverride>
+  </w:num>
+  <w:num w:numId="481">
+    <w:abstractNumId w:val="2"/>
+    <w:lvlOverride w:ilvl="0">
+      <w:startOverride w:val="1"/>
+    </w:lvlOverride>
+  </w:num>
+  <w:num w:numId="482">
+    <w:abstractNumId w:val="2"/>
+    <w:lvlOverride w:ilvl="0">
+      <w:startOverride w:val="1"/>
+    </w:lvlOverride>
+  </w:num>
+  <w:num w:numId="483">
+    <w:abstractNumId w:val="3"/>
+    <w:lvlOverride w:ilvl="0">
+      <w:startOverride w:val="1"/>
+    </w:lvlOverride>
+  </w:num>
+  <w:num w:numId="484">
+    <w:abstractNumId w:val="2"/>
+    <w:lvlOverride w:ilvl="0">
+      <w:startOverride w:val="1"/>
+    </w:lvlOverride>
+  </w:num>
+  <w:num w:numId="485">
+    <w:abstractNumId w:val="2"/>
+    <w:lvlOverride w:ilvl="0">
+      <w:startOverride w:val="1"/>
+    </w:lvlOverride>
+  </w:num>
+  <w:num w:numId="486">
+    <w:abstractNumId w:val="2"/>
+    <w:lvlOverride w:ilvl="0">
+      <w:startOverride w:val="1"/>
+    </w:lvlOverride>
+  </w:num>
+  <w:num w:numId="487">
+    <w:abstractNumId w:val="2"/>
+    <w:lvlOverride w:ilvl="0">
+      <w:startOverride w:val="1"/>
+    </w:lvlOverride>
+  </w:num>
+  <w:num w:numId="488">
+    <w:abstractNumId w:val="2"/>
+    <w:lvlOverride w:ilvl="0">
+      <w:startOverride w:val="1"/>
+    </w:lvlOverride>
+  </w:num>
+  <w:num w:numId="489">
+    <w:abstractNumId w:val="3"/>
+    <w:lvlOverride w:ilvl="0">
+      <w:startOverride w:val="1"/>
+    </w:lvlOverride>
+  </w:num>
+  <w:num w:numId="490">
+    <w:abstractNumId w:val="2"/>
+    <w:lvlOverride w:ilvl="0">
+      <w:startOverride w:val="1"/>
+    </w:lvlOverride>
+  </w:num>
+  <w:num w:numId="491">
+    <w:abstractNumId w:val="2"/>
+    <w:lvlOverride w:ilvl="0">
+      <w:startOverride w:val="1"/>
+    </w:lvlOverride>
+  </w:num>
+  <w:num w:numId="492">
+    <w:abstractNumId w:val="2"/>
+    <w:lvlOverride w:ilvl="0">
+      <w:startOverride w:val="1"/>
+    </w:lvlOverride>
+  </w:num>
+  <w:num w:numId="493">
+    <w:abstractNumId w:val="2"/>
+    <w:lvlOverride w:ilvl="0">
+      <w:startOverride w:val="1"/>
+    </w:lvlOverride>
+  </w:num>
+  <w:num w:numId="494">
+    <w:abstractNumId w:val="2"/>
+    <w:lvlOverride w:ilvl="0">
+      <w:startOverride w:val="1"/>
+    </w:lvlOverride>
+  </w:num>
+  <w:num w:numId="495">
     <w:abstractNumId w:val="3"/>
     <w:lvlOverride w:ilvl="0">
       <w:startOverride w:val="1"/>

--- a/docs/government-project/07_관리자매뉴얼.docx
+++ b/docs/government-project/07_관리자매뉴얼.docx
@@ -262,7 +262,7 @@
         <w:keepNext/>
         <w:numPr>
           <w:ilvl w:val="0"/>
-          <w:numId w:val="484"/>
+          <w:numId w:val="496"/>
         </w:numPr>
         <w:spacing w:after="40" w:before="40"/>
       </w:pPr>
@@ -281,7 +281,7 @@
         <w:keepNext/>
         <w:numPr>
           <w:ilvl w:val="0"/>
-          <w:numId w:val="484"/>
+          <w:numId w:val="496"/>
         </w:numPr>
         <w:spacing w:after="40" w:before="40"/>
       </w:pPr>
@@ -300,7 +300,7 @@
         <w:keepNext/>
         <w:numPr>
           <w:ilvl w:val="0"/>
-          <w:numId w:val="484"/>
+          <w:numId w:val="496"/>
         </w:numPr>
         <w:spacing w:after="40" w:before="40"/>
       </w:pPr>
@@ -873,7 +873,7 @@
         <w:keepNext/>
         <w:numPr>
           <w:ilvl w:val="0"/>
-          <w:numId w:val="485"/>
+          <w:numId w:val="497"/>
         </w:numPr>
         <w:spacing w:after="40" w:before="40"/>
       </w:pPr>
@@ -892,7 +892,7 @@
         <w:keepNext/>
         <w:numPr>
           <w:ilvl w:val="0"/>
-          <w:numId w:val="485"/>
+          <w:numId w:val="497"/>
         </w:numPr>
         <w:spacing w:after="40" w:before="40"/>
       </w:pPr>
@@ -911,7 +911,7 @@
         <w:keepNext/>
         <w:numPr>
           <w:ilvl w:val="0"/>
-          <w:numId w:val="485"/>
+          <w:numId w:val="497"/>
         </w:numPr>
         <w:spacing w:after="40" w:before="40"/>
       </w:pPr>
@@ -930,7 +930,7 @@
         <w:keepNext/>
         <w:numPr>
           <w:ilvl w:val="0"/>
-          <w:numId w:val="485"/>
+          <w:numId w:val="497"/>
         </w:numPr>
         <w:spacing w:after="40" w:before="40"/>
       </w:pPr>
@@ -1008,7 +1008,7 @@
         <w:keepNext/>
         <w:numPr>
           <w:ilvl w:val="0"/>
-          <w:numId w:val="486"/>
+          <w:numId w:val="498"/>
         </w:numPr>
         <w:spacing w:after="40" w:before="40"/>
       </w:pPr>
@@ -1027,7 +1027,7 @@
         <w:keepNext/>
         <w:numPr>
           <w:ilvl w:val="0"/>
-          <w:numId w:val="486"/>
+          <w:numId w:val="498"/>
         </w:numPr>
         <w:spacing w:after="40" w:before="40"/>
       </w:pPr>
@@ -1046,7 +1046,7 @@
         <w:keepNext/>
         <w:numPr>
           <w:ilvl w:val="0"/>
-          <w:numId w:val="486"/>
+          <w:numId w:val="498"/>
         </w:numPr>
         <w:spacing w:after="40" w:before="40"/>
       </w:pPr>
@@ -1065,7 +1065,7 @@
         <w:keepNext/>
         <w:numPr>
           <w:ilvl w:val="0"/>
-          <w:numId w:val="486"/>
+          <w:numId w:val="498"/>
         </w:numPr>
         <w:spacing w:after="40" w:before="40"/>
       </w:pPr>
@@ -1160,7 +1160,7 @@
         <w:keepNext/>
         <w:numPr>
           <w:ilvl w:val="0"/>
-          <w:numId w:val="487"/>
+          <w:numId w:val="499"/>
         </w:numPr>
         <w:spacing w:after="40" w:before="40"/>
       </w:pPr>
@@ -1179,7 +1179,7 @@
         <w:keepNext/>
         <w:numPr>
           <w:ilvl w:val="0"/>
-          <w:numId w:val="487"/>
+          <w:numId w:val="499"/>
         </w:numPr>
         <w:spacing w:after="40" w:before="40"/>
       </w:pPr>
@@ -1197,7 +1197,7 @@
         <w:pStyle w:val="ListParagraph"/>
         <w:numPr>
           <w:ilvl w:val="0"/>
-          <w:numId w:val="487"/>
+          <w:numId w:val="499"/>
         </w:numPr>
         <w:spacing w:after="40" w:before="40"/>
       </w:pPr>
@@ -1234,7 +1234,7 @@
         <w:keepNext/>
         <w:numPr>
           <w:ilvl w:val="0"/>
-          <w:numId w:val="488"/>
+          <w:numId w:val="500"/>
         </w:numPr>
         <w:spacing w:after="40" w:before="40"/>
       </w:pPr>
@@ -1252,7 +1252,7 @@
         <w:pStyle w:val="ListParagraph"/>
         <w:numPr>
           <w:ilvl w:val="0"/>
-          <w:numId w:val="488"/>
+          <w:numId w:val="500"/>
         </w:numPr>
         <w:spacing w:after="40" w:before="40"/>
       </w:pPr>
@@ -2031,7 +2031,7 @@
         <w:keepNext/>
         <w:numPr>
           <w:ilvl w:val="0"/>
-          <w:numId w:val="489"/>
+          <w:numId w:val="501"/>
         </w:numPr>
         <w:spacing w:after="40" w:before="40"/>
       </w:pPr>
@@ -2050,7 +2050,7 @@
         <w:keepNext/>
         <w:numPr>
           <w:ilvl w:val="0"/>
-          <w:numId w:val="489"/>
+          <w:numId w:val="501"/>
         </w:numPr>
         <w:spacing w:after="40" w:before="40"/>
       </w:pPr>
@@ -2068,7 +2068,7 @@
         <w:pStyle w:val="ListParagraph"/>
         <w:numPr>
           <w:ilvl w:val="0"/>
-          <w:numId w:val="489"/>
+          <w:numId w:val="501"/>
         </w:numPr>
         <w:spacing w:after="40" w:before="40"/>
       </w:pPr>
@@ -2123,7 +2123,7 @@
         <w:keepNext/>
         <w:numPr>
           <w:ilvl w:val="0"/>
-          <w:numId w:val="490"/>
+          <w:numId w:val="502"/>
         </w:numPr>
         <w:spacing w:after="40" w:before="40"/>
       </w:pPr>
@@ -2142,7 +2142,7 @@
         <w:keepNext/>
         <w:numPr>
           <w:ilvl w:val="0"/>
-          <w:numId w:val="490"/>
+          <w:numId w:val="502"/>
         </w:numPr>
         <w:spacing w:after="40" w:before="40"/>
       </w:pPr>
@@ -2665,7 +2665,7 @@
         <w:keepNext/>
         <w:numPr>
           <w:ilvl w:val="0"/>
-          <w:numId w:val="491"/>
+          <w:numId w:val="503"/>
         </w:numPr>
         <w:spacing w:after="40" w:before="40"/>
       </w:pPr>
@@ -2684,7 +2684,7 @@
         <w:keepNext/>
         <w:numPr>
           <w:ilvl w:val="0"/>
-          <w:numId w:val="491"/>
+          <w:numId w:val="503"/>
         </w:numPr>
         <w:spacing w:after="40" w:before="40"/>
       </w:pPr>
@@ -2703,7 +2703,7 @@
         <w:keepNext/>
         <w:numPr>
           <w:ilvl w:val="0"/>
-          <w:numId w:val="491"/>
+          <w:numId w:val="503"/>
         </w:numPr>
         <w:spacing w:after="40" w:before="40"/>
       </w:pPr>
@@ -2721,7 +2721,7 @@
         <w:pStyle w:val="ListParagraph"/>
         <w:numPr>
           <w:ilvl w:val="0"/>
-          <w:numId w:val="491"/>
+          <w:numId w:val="503"/>
         </w:numPr>
         <w:spacing w:after="40" w:before="40"/>
       </w:pPr>
@@ -2795,7 +2795,7 @@
         <w:keepNext/>
         <w:numPr>
           <w:ilvl w:val="0"/>
-          <w:numId w:val="492"/>
+          <w:numId w:val="504"/>
         </w:numPr>
         <w:spacing w:after="40" w:before="40"/>
       </w:pPr>
@@ -2814,7 +2814,7 @@
         <w:keepNext/>
         <w:numPr>
           <w:ilvl w:val="0"/>
-          <w:numId w:val="492"/>
+          <w:numId w:val="504"/>
         </w:numPr>
         <w:spacing w:after="40" w:before="40"/>
       </w:pPr>
@@ -2833,7 +2833,7 @@
         <w:keepNext/>
         <w:numPr>
           <w:ilvl w:val="0"/>
-          <w:numId w:val="492"/>
+          <w:numId w:val="504"/>
         </w:numPr>
         <w:spacing w:after="40" w:before="40"/>
       </w:pPr>
@@ -2851,7 +2851,7 @@
         <w:pStyle w:val="ListParagraph"/>
         <w:numPr>
           <w:ilvl w:val="0"/>
-          <w:numId w:val="492"/>
+          <w:numId w:val="504"/>
         </w:numPr>
         <w:spacing w:after="40" w:before="40"/>
       </w:pPr>
@@ -2912,7 +2912,7 @@
         <w:keepNext/>
         <w:numPr>
           <w:ilvl w:val="0"/>
-          <w:numId w:val="493"/>
+          <w:numId w:val="505"/>
         </w:numPr>
         <w:spacing w:after="40" w:before="40"/>
       </w:pPr>
@@ -2931,7 +2931,7 @@
         <w:keepNext/>
         <w:numPr>
           <w:ilvl w:val="0"/>
-          <w:numId w:val="493"/>
+          <w:numId w:val="505"/>
         </w:numPr>
         <w:spacing w:after="40" w:before="40"/>
       </w:pPr>
@@ -2950,7 +2950,7 @@
         <w:keepNext/>
         <w:numPr>
           <w:ilvl w:val="0"/>
-          <w:numId w:val="493"/>
+          <w:numId w:val="505"/>
         </w:numPr>
         <w:spacing w:after="40" w:before="40"/>
       </w:pPr>
@@ -2968,7 +2968,7 @@
         <w:pStyle w:val="ListParagraph"/>
         <w:numPr>
           <w:ilvl w:val="0"/>
-          <w:numId w:val="493"/>
+          <w:numId w:val="505"/>
         </w:numPr>
         <w:spacing w:after="40" w:before="40"/>
       </w:pPr>
@@ -4323,7 +4323,7 @@
         <w:keepNext/>
         <w:numPr>
           <w:ilvl w:val="0"/>
-          <w:numId w:val="494"/>
+          <w:numId w:val="506"/>
         </w:numPr>
         <w:spacing w:after="40" w:before="40"/>
       </w:pPr>
@@ -4342,7 +4342,7 @@
         <w:keepNext/>
         <w:numPr>
           <w:ilvl w:val="0"/>
-          <w:numId w:val="494"/>
+          <w:numId w:val="506"/>
         </w:numPr>
         <w:spacing w:after="40" w:before="40"/>
       </w:pPr>
@@ -4360,7 +4360,7 @@
         <w:pStyle w:val="ListParagraph"/>
         <w:numPr>
           <w:ilvl w:val="0"/>
-          <w:numId w:val="494"/>
+          <w:numId w:val="506"/>
         </w:numPr>
         <w:spacing w:after="40" w:before="40"/>
       </w:pPr>
@@ -5302,7 +5302,7 @@
         <w:pStyle w:val="ListParagraph"/>
         <w:numPr>
           <w:ilvl w:val="0"/>
-          <w:numId w:val="495"/>
+          <w:numId w:val="507"/>
         </w:numPr>
         <w:spacing w:after="40" w:before="40"/>
       </w:pPr>
@@ -5320,7 +5320,7 @@
         <w:pStyle w:val="ListParagraph"/>
         <w:numPr>
           <w:ilvl w:val="0"/>
-          <w:numId w:val="495"/>
+          <w:numId w:val="507"/>
         </w:numPr>
         <w:spacing w:after="40" w:before="40"/>
       </w:pPr>
@@ -5338,7 +5338,7 @@
         <w:pStyle w:val="ListParagraph"/>
         <w:numPr>
           <w:ilvl w:val="0"/>
-          <w:numId w:val="495"/>
+          <w:numId w:val="507"/>
         </w:numPr>
         <w:spacing w:after="40" w:before="40"/>
       </w:pPr>
@@ -5356,7 +5356,7 @@
         <w:pStyle w:val="ListParagraph"/>
         <w:numPr>
           <w:ilvl w:val="0"/>
-          <w:numId w:val="495"/>
+          <w:numId w:val="507"/>
         </w:numPr>
         <w:spacing w:after="40" w:before="40"/>
       </w:pPr>
@@ -5374,7 +5374,7 @@
         <w:pStyle w:val="ListParagraph"/>
         <w:numPr>
           <w:ilvl w:val="0"/>
-          <w:numId w:val="495"/>
+          <w:numId w:val="507"/>
         </w:numPr>
         <w:spacing w:after="40" w:before="40"/>
       </w:pPr>
@@ -5392,7 +5392,7 @@
         <w:pStyle w:val="ListParagraph"/>
         <w:numPr>
           <w:ilvl w:val="0"/>
-          <w:numId w:val="495"/>
+          <w:numId w:val="507"/>
         </w:numPr>
         <w:spacing w:after="40" w:before="40"/>
       </w:pPr>
@@ -5411,7 +5411,7 @@
         <w:keepNext/>
         <w:numPr>
           <w:ilvl w:val="0"/>
-          <w:numId w:val="495"/>
+          <w:numId w:val="507"/>
         </w:numPr>
         <w:spacing w:after="40" w:before="40"/>
       </w:pPr>
@@ -11735,6 +11735,78 @@
     </w:lvlOverride>
   </w:num>
   <w:num w:numId="495">
+    <w:abstractNumId w:val="3"/>
+    <w:lvlOverride w:ilvl="0">
+      <w:startOverride w:val="1"/>
+    </w:lvlOverride>
+  </w:num>
+  <w:num w:numId="496">
+    <w:abstractNumId w:val="2"/>
+    <w:lvlOverride w:ilvl="0">
+      <w:startOverride w:val="1"/>
+    </w:lvlOverride>
+  </w:num>
+  <w:num w:numId="497">
+    <w:abstractNumId w:val="2"/>
+    <w:lvlOverride w:ilvl="0">
+      <w:startOverride w:val="1"/>
+    </w:lvlOverride>
+  </w:num>
+  <w:num w:numId="498">
+    <w:abstractNumId w:val="2"/>
+    <w:lvlOverride w:ilvl="0">
+      <w:startOverride w:val="1"/>
+    </w:lvlOverride>
+  </w:num>
+  <w:num w:numId="499">
+    <w:abstractNumId w:val="2"/>
+    <w:lvlOverride w:ilvl="0">
+      <w:startOverride w:val="1"/>
+    </w:lvlOverride>
+  </w:num>
+  <w:num w:numId="500">
+    <w:abstractNumId w:val="2"/>
+    <w:lvlOverride w:ilvl="0">
+      <w:startOverride w:val="1"/>
+    </w:lvlOverride>
+  </w:num>
+  <w:num w:numId="501">
+    <w:abstractNumId w:val="3"/>
+    <w:lvlOverride w:ilvl="0">
+      <w:startOverride w:val="1"/>
+    </w:lvlOverride>
+  </w:num>
+  <w:num w:numId="502">
+    <w:abstractNumId w:val="2"/>
+    <w:lvlOverride w:ilvl="0">
+      <w:startOverride w:val="1"/>
+    </w:lvlOverride>
+  </w:num>
+  <w:num w:numId="503">
+    <w:abstractNumId w:val="2"/>
+    <w:lvlOverride w:ilvl="0">
+      <w:startOverride w:val="1"/>
+    </w:lvlOverride>
+  </w:num>
+  <w:num w:numId="504">
+    <w:abstractNumId w:val="2"/>
+    <w:lvlOverride w:ilvl="0">
+      <w:startOverride w:val="1"/>
+    </w:lvlOverride>
+  </w:num>
+  <w:num w:numId="505">
+    <w:abstractNumId w:val="2"/>
+    <w:lvlOverride w:ilvl="0">
+      <w:startOverride w:val="1"/>
+    </w:lvlOverride>
+  </w:num>
+  <w:num w:numId="506">
+    <w:abstractNumId w:val="2"/>
+    <w:lvlOverride w:ilvl="0">
+      <w:startOverride w:val="1"/>
+    </w:lvlOverride>
+  </w:num>
+  <w:num w:numId="507">
     <w:abstractNumId w:val="3"/>
     <w:lvlOverride w:ilvl="0">
       <w:startOverride w:val="1"/>

--- a/docs/government-project/07_관리자매뉴얼.docx
+++ b/docs/government-project/07_관리자매뉴얼.docx
@@ -262,7 +262,7 @@
         <w:keepNext/>
         <w:numPr>
           <w:ilvl w:val="0"/>
-          <w:numId w:val="496"/>
+          <w:numId w:val="508"/>
         </w:numPr>
         <w:spacing w:after="40" w:before="40"/>
       </w:pPr>
@@ -281,7 +281,7 @@
         <w:keepNext/>
         <w:numPr>
           <w:ilvl w:val="0"/>
-          <w:numId w:val="496"/>
+          <w:numId w:val="508"/>
         </w:numPr>
         <w:spacing w:after="40" w:before="40"/>
       </w:pPr>
@@ -300,7 +300,7 @@
         <w:keepNext/>
         <w:numPr>
           <w:ilvl w:val="0"/>
-          <w:numId w:val="496"/>
+          <w:numId w:val="508"/>
         </w:numPr>
         <w:spacing w:after="40" w:before="40"/>
       </w:pPr>
@@ -873,7 +873,7 @@
         <w:keepNext/>
         <w:numPr>
           <w:ilvl w:val="0"/>
-          <w:numId w:val="497"/>
+          <w:numId w:val="509"/>
         </w:numPr>
         <w:spacing w:after="40" w:before="40"/>
       </w:pPr>
@@ -892,7 +892,7 @@
         <w:keepNext/>
         <w:numPr>
           <w:ilvl w:val="0"/>
-          <w:numId w:val="497"/>
+          <w:numId w:val="509"/>
         </w:numPr>
         <w:spacing w:after="40" w:before="40"/>
       </w:pPr>
@@ -911,7 +911,7 @@
         <w:keepNext/>
         <w:numPr>
           <w:ilvl w:val="0"/>
-          <w:numId w:val="497"/>
+          <w:numId w:val="509"/>
         </w:numPr>
         <w:spacing w:after="40" w:before="40"/>
       </w:pPr>
@@ -930,7 +930,7 @@
         <w:keepNext/>
         <w:numPr>
           <w:ilvl w:val="0"/>
-          <w:numId w:val="497"/>
+          <w:numId w:val="509"/>
         </w:numPr>
         <w:spacing w:after="40" w:before="40"/>
       </w:pPr>
@@ -1008,7 +1008,7 @@
         <w:keepNext/>
         <w:numPr>
           <w:ilvl w:val="0"/>
-          <w:numId w:val="498"/>
+          <w:numId w:val="510"/>
         </w:numPr>
         <w:spacing w:after="40" w:before="40"/>
       </w:pPr>
@@ -1027,7 +1027,7 @@
         <w:keepNext/>
         <w:numPr>
           <w:ilvl w:val="0"/>
-          <w:numId w:val="498"/>
+          <w:numId w:val="510"/>
         </w:numPr>
         <w:spacing w:after="40" w:before="40"/>
       </w:pPr>
@@ -1046,7 +1046,7 @@
         <w:keepNext/>
         <w:numPr>
           <w:ilvl w:val="0"/>
-          <w:numId w:val="498"/>
+          <w:numId w:val="510"/>
         </w:numPr>
         <w:spacing w:after="40" w:before="40"/>
       </w:pPr>
@@ -1065,7 +1065,7 @@
         <w:keepNext/>
         <w:numPr>
           <w:ilvl w:val="0"/>
-          <w:numId w:val="498"/>
+          <w:numId w:val="510"/>
         </w:numPr>
         <w:spacing w:after="40" w:before="40"/>
       </w:pPr>
@@ -1160,7 +1160,7 @@
         <w:keepNext/>
         <w:numPr>
           <w:ilvl w:val="0"/>
-          <w:numId w:val="499"/>
+          <w:numId w:val="511"/>
         </w:numPr>
         <w:spacing w:after="40" w:before="40"/>
       </w:pPr>
@@ -1179,7 +1179,7 @@
         <w:keepNext/>
         <w:numPr>
           <w:ilvl w:val="0"/>
-          <w:numId w:val="499"/>
+          <w:numId w:val="511"/>
         </w:numPr>
         <w:spacing w:after="40" w:before="40"/>
       </w:pPr>
@@ -1197,7 +1197,7 @@
         <w:pStyle w:val="ListParagraph"/>
         <w:numPr>
           <w:ilvl w:val="0"/>
-          <w:numId w:val="499"/>
+          <w:numId w:val="511"/>
         </w:numPr>
         <w:spacing w:after="40" w:before="40"/>
       </w:pPr>
@@ -1234,7 +1234,7 @@
         <w:keepNext/>
         <w:numPr>
           <w:ilvl w:val="0"/>
-          <w:numId w:val="500"/>
+          <w:numId w:val="512"/>
         </w:numPr>
         <w:spacing w:after="40" w:before="40"/>
       </w:pPr>
@@ -1252,7 +1252,7 @@
         <w:pStyle w:val="ListParagraph"/>
         <w:numPr>
           <w:ilvl w:val="0"/>
-          <w:numId w:val="500"/>
+          <w:numId w:val="512"/>
         </w:numPr>
         <w:spacing w:after="40" w:before="40"/>
       </w:pPr>
@@ -2031,7 +2031,7 @@
         <w:keepNext/>
         <w:numPr>
           <w:ilvl w:val="0"/>
-          <w:numId w:val="501"/>
+          <w:numId w:val="513"/>
         </w:numPr>
         <w:spacing w:after="40" w:before="40"/>
       </w:pPr>
@@ -2050,7 +2050,7 @@
         <w:keepNext/>
         <w:numPr>
           <w:ilvl w:val="0"/>
-          <w:numId w:val="501"/>
+          <w:numId w:val="513"/>
         </w:numPr>
         <w:spacing w:after="40" w:before="40"/>
       </w:pPr>
@@ -2068,7 +2068,7 @@
         <w:pStyle w:val="ListParagraph"/>
         <w:numPr>
           <w:ilvl w:val="0"/>
-          <w:numId w:val="501"/>
+          <w:numId w:val="513"/>
         </w:numPr>
         <w:spacing w:after="40" w:before="40"/>
       </w:pPr>
@@ -2123,7 +2123,7 @@
         <w:keepNext/>
         <w:numPr>
           <w:ilvl w:val="0"/>
-          <w:numId w:val="502"/>
+          <w:numId w:val="514"/>
         </w:numPr>
         <w:spacing w:after="40" w:before="40"/>
       </w:pPr>
@@ -2142,7 +2142,7 @@
         <w:keepNext/>
         <w:numPr>
           <w:ilvl w:val="0"/>
-          <w:numId w:val="502"/>
+          <w:numId w:val="514"/>
         </w:numPr>
         <w:spacing w:after="40" w:before="40"/>
       </w:pPr>
@@ -2665,7 +2665,7 @@
         <w:keepNext/>
         <w:numPr>
           <w:ilvl w:val="0"/>
-          <w:numId w:val="503"/>
+          <w:numId w:val="515"/>
         </w:numPr>
         <w:spacing w:after="40" w:before="40"/>
       </w:pPr>
@@ -2684,7 +2684,7 @@
         <w:keepNext/>
         <w:numPr>
           <w:ilvl w:val="0"/>
-          <w:numId w:val="503"/>
+          <w:numId w:val="515"/>
         </w:numPr>
         <w:spacing w:after="40" w:before="40"/>
       </w:pPr>
@@ -2703,7 +2703,7 @@
         <w:keepNext/>
         <w:numPr>
           <w:ilvl w:val="0"/>
-          <w:numId w:val="503"/>
+          <w:numId w:val="515"/>
         </w:numPr>
         <w:spacing w:after="40" w:before="40"/>
       </w:pPr>
@@ -2721,7 +2721,7 @@
         <w:pStyle w:val="ListParagraph"/>
         <w:numPr>
           <w:ilvl w:val="0"/>
-          <w:numId w:val="503"/>
+          <w:numId w:val="515"/>
         </w:numPr>
         <w:spacing w:after="40" w:before="40"/>
       </w:pPr>
@@ -2795,7 +2795,7 @@
         <w:keepNext/>
         <w:numPr>
           <w:ilvl w:val="0"/>
-          <w:numId w:val="504"/>
+          <w:numId w:val="516"/>
         </w:numPr>
         <w:spacing w:after="40" w:before="40"/>
       </w:pPr>
@@ -2814,7 +2814,7 @@
         <w:keepNext/>
         <w:numPr>
           <w:ilvl w:val="0"/>
-          <w:numId w:val="504"/>
+          <w:numId w:val="516"/>
         </w:numPr>
         <w:spacing w:after="40" w:before="40"/>
       </w:pPr>
@@ -2833,7 +2833,7 @@
         <w:keepNext/>
         <w:numPr>
           <w:ilvl w:val="0"/>
-          <w:numId w:val="504"/>
+          <w:numId w:val="516"/>
         </w:numPr>
         <w:spacing w:after="40" w:before="40"/>
       </w:pPr>
@@ -2851,7 +2851,7 @@
         <w:pStyle w:val="ListParagraph"/>
         <w:numPr>
           <w:ilvl w:val="0"/>
-          <w:numId w:val="504"/>
+          <w:numId w:val="516"/>
         </w:numPr>
         <w:spacing w:after="40" w:before="40"/>
       </w:pPr>
@@ -2912,7 +2912,7 @@
         <w:keepNext/>
         <w:numPr>
           <w:ilvl w:val="0"/>
-          <w:numId w:val="505"/>
+          <w:numId w:val="517"/>
         </w:numPr>
         <w:spacing w:after="40" w:before="40"/>
       </w:pPr>
@@ -2931,7 +2931,7 @@
         <w:keepNext/>
         <w:numPr>
           <w:ilvl w:val="0"/>
-          <w:numId w:val="505"/>
+          <w:numId w:val="517"/>
         </w:numPr>
         <w:spacing w:after="40" w:before="40"/>
       </w:pPr>
@@ -2950,7 +2950,7 @@
         <w:keepNext/>
         <w:numPr>
           <w:ilvl w:val="0"/>
-          <w:numId w:val="505"/>
+          <w:numId w:val="517"/>
         </w:numPr>
         <w:spacing w:after="40" w:before="40"/>
       </w:pPr>
@@ -2968,7 +2968,7 @@
         <w:pStyle w:val="ListParagraph"/>
         <w:numPr>
           <w:ilvl w:val="0"/>
-          <w:numId w:val="505"/>
+          <w:numId w:val="517"/>
         </w:numPr>
         <w:spacing w:after="40" w:before="40"/>
       </w:pPr>
@@ -4323,7 +4323,7 @@
         <w:keepNext/>
         <w:numPr>
           <w:ilvl w:val="0"/>
-          <w:numId w:val="506"/>
+          <w:numId w:val="518"/>
         </w:numPr>
         <w:spacing w:after="40" w:before="40"/>
       </w:pPr>
@@ -4342,7 +4342,7 @@
         <w:keepNext/>
         <w:numPr>
           <w:ilvl w:val="0"/>
-          <w:numId w:val="506"/>
+          <w:numId w:val="518"/>
         </w:numPr>
         <w:spacing w:after="40" w:before="40"/>
       </w:pPr>
@@ -4360,7 +4360,7 @@
         <w:pStyle w:val="ListParagraph"/>
         <w:numPr>
           <w:ilvl w:val="0"/>
-          <w:numId w:val="506"/>
+          <w:numId w:val="518"/>
         </w:numPr>
         <w:spacing w:after="40" w:before="40"/>
       </w:pPr>
@@ -5302,7 +5302,7 @@
         <w:pStyle w:val="ListParagraph"/>
         <w:numPr>
           <w:ilvl w:val="0"/>
-          <w:numId w:val="507"/>
+          <w:numId w:val="519"/>
         </w:numPr>
         <w:spacing w:after="40" w:before="40"/>
       </w:pPr>
@@ -5320,7 +5320,7 @@
         <w:pStyle w:val="ListParagraph"/>
         <w:numPr>
           <w:ilvl w:val="0"/>
-          <w:numId w:val="507"/>
+          <w:numId w:val="519"/>
         </w:numPr>
         <w:spacing w:after="40" w:before="40"/>
       </w:pPr>
@@ -5338,7 +5338,7 @@
         <w:pStyle w:val="ListParagraph"/>
         <w:numPr>
           <w:ilvl w:val="0"/>
-          <w:numId w:val="507"/>
+          <w:numId w:val="519"/>
         </w:numPr>
         <w:spacing w:after="40" w:before="40"/>
       </w:pPr>
@@ -5356,7 +5356,7 @@
         <w:pStyle w:val="ListParagraph"/>
         <w:numPr>
           <w:ilvl w:val="0"/>
-          <w:numId w:val="507"/>
+          <w:numId w:val="519"/>
         </w:numPr>
         <w:spacing w:after="40" w:before="40"/>
       </w:pPr>
@@ -5374,7 +5374,7 @@
         <w:pStyle w:val="ListParagraph"/>
         <w:numPr>
           <w:ilvl w:val="0"/>
-          <w:numId w:val="507"/>
+          <w:numId w:val="519"/>
         </w:numPr>
         <w:spacing w:after="40" w:before="40"/>
       </w:pPr>
@@ -5392,7 +5392,7 @@
         <w:pStyle w:val="ListParagraph"/>
         <w:numPr>
           <w:ilvl w:val="0"/>
-          <w:numId w:val="507"/>
+          <w:numId w:val="519"/>
         </w:numPr>
         <w:spacing w:after="40" w:before="40"/>
       </w:pPr>
@@ -5411,7 +5411,7 @@
         <w:keepNext/>
         <w:numPr>
           <w:ilvl w:val="0"/>
-          <w:numId w:val="507"/>
+          <w:numId w:val="519"/>
         </w:numPr>
         <w:spacing w:after="40" w:before="40"/>
       </w:pPr>
@@ -11807,6 +11807,78 @@
     </w:lvlOverride>
   </w:num>
   <w:num w:numId="507">
+    <w:abstractNumId w:val="3"/>
+    <w:lvlOverride w:ilvl="0">
+      <w:startOverride w:val="1"/>
+    </w:lvlOverride>
+  </w:num>
+  <w:num w:numId="508">
+    <w:abstractNumId w:val="2"/>
+    <w:lvlOverride w:ilvl="0">
+      <w:startOverride w:val="1"/>
+    </w:lvlOverride>
+  </w:num>
+  <w:num w:numId="509">
+    <w:abstractNumId w:val="2"/>
+    <w:lvlOverride w:ilvl="0">
+      <w:startOverride w:val="1"/>
+    </w:lvlOverride>
+  </w:num>
+  <w:num w:numId="510">
+    <w:abstractNumId w:val="2"/>
+    <w:lvlOverride w:ilvl="0">
+      <w:startOverride w:val="1"/>
+    </w:lvlOverride>
+  </w:num>
+  <w:num w:numId="511">
+    <w:abstractNumId w:val="2"/>
+    <w:lvlOverride w:ilvl="0">
+      <w:startOverride w:val="1"/>
+    </w:lvlOverride>
+  </w:num>
+  <w:num w:numId="512">
+    <w:abstractNumId w:val="2"/>
+    <w:lvlOverride w:ilvl="0">
+      <w:startOverride w:val="1"/>
+    </w:lvlOverride>
+  </w:num>
+  <w:num w:numId="513">
+    <w:abstractNumId w:val="3"/>
+    <w:lvlOverride w:ilvl="0">
+      <w:startOverride w:val="1"/>
+    </w:lvlOverride>
+  </w:num>
+  <w:num w:numId="514">
+    <w:abstractNumId w:val="2"/>
+    <w:lvlOverride w:ilvl="0">
+      <w:startOverride w:val="1"/>
+    </w:lvlOverride>
+  </w:num>
+  <w:num w:numId="515">
+    <w:abstractNumId w:val="2"/>
+    <w:lvlOverride w:ilvl="0">
+      <w:startOverride w:val="1"/>
+    </w:lvlOverride>
+  </w:num>
+  <w:num w:numId="516">
+    <w:abstractNumId w:val="2"/>
+    <w:lvlOverride w:ilvl="0">
+      <w:startOverride w:val="1"/>
+    </w:lvlOverride>
+  </w:num>
+  <w:num w:numId="517">
+    <w:abstractNumId w:val="2"/>
+    <w:lvlOverride w:ilvl="0">
+      <w:startOverride w:val="1"/>
+    </w:lvlOverride>
+  </w:num>
+  <w:num w:numId="518">
+    <w:abstractNumId w:val="2"/>
+    <w:lvlOverride w:ilvl="0">
+      <w:startOverride w:val="1"/>
+    </w:lvlOverride>
+  </w:num>
+  <w:num w:numId="519">
     <w:abstractNumId w:val="3"/>
     <w:lvlOverride w:ilvl="0">
       <w:startOverride w:val="1"/>

--- a/docs/government-project/07_관리자매뉴얼.docx
+++ b/docs/government-project/07_관리자매뉴얼.docx
@@ -262,7 +262,7 @@
         <w:keepNext/>
         <w:numPr>
           <w:ilvl w:val="0"/>
-          <w:numId w:val="508"/>
+          <w:numId w:val="520"/>
         </w:numPr>
         <w:spacing w:after="40" w:before="40"/>
       </w:pPr>
@@ -281,7 +281,7 @@
         <w:keepNext/>
         <w:numPr>
           <w:ilvl w:val="0"/>
-          <w:numId w:val="508"/>
+          <w:numId w:val="520"/>
         </w:numPr>
         <w:spacing w:after="40" w:before="40"/>
       </w:pPr>
@@ -300,7 +300,7 @@
         <w:keepNext/>
         <w:numPr>
           <w:ilvl w:val="0"/>
-          <w:numId w:val="508"/>
+          <w:numId w:val="520"/>
         </w:numPr>
         <w:spacing w:after="40" w:before="40"/>
       </w:pPr>
@@ -873,7 +873,7 @@
         <w:keepNext/>
         <w:numPr>
           <w:ilvl w:val="0"/>
-          <w:numId w:val="509"/>
+          <w:numId w:val="521"/>
         </w:numPr>
         <w:spacing w:after="40" w:before="40"/>
       </w:pPr>
@@ -892,7 +892,7 @@
         <w:keepNext/>
         <w:numPr>
           <w:ilvl w:val="0"/>
-          <w:numId w:val="509"/>
+          <w:numId w:val="521"/>
         </w:numPr>
         <w:spacing w:after="40" w:before="40"/>
       </w:pPr>
@@ -911,7 +911,7 @@
         <w:keepNext/>
         <w:numPr>
           <w:ilvl w:val="0"/>
-          <w:numId w:val="509"/>
+          <w:numId w:val="521"/>
         </w:numPr>
         <w:spacing w:after="40" w:before="40"/>
       </w:pPr>
@@ -930,7 +930,7 @@
         <w:keepNext/>
         <w:numPr>
           <w:ilvl w:val="0"/>
-          <w:numId w:val="509"/>
+          <w:numId w:val="521"/>
         </w:numPr>
         <w:spacing w:after="40" w:before="40"/>
       </w:pPr>
@@ -1008,7 +1008,7 @@
         <w:keepNext/>
         <w:numPr>
           <w:ilvl w:val="0"/>
-          <w:numId w:val="510"/>
+          <w:numId w:val="522"/>
         </w:numPr>
         <w:spacing w:after="40" w:before="40"/>
       </w:pPr>
@@ -1027,7 +1027,7 @@
         <w:keepNext/>
         <w:numPr>
           <w:ilvl w:val="0"/>
-          <w:numId w:val="510"/>
+          <w:numId w:val="522"/>
         </w:numPr>
         <w:spacing w:after="40" w:before="40"/>
       </w:pPr>
@@ -1046,7 +1046,7 @@
         <w:keepNext/>
         <w:numPr>
           <w:ilvl w:val="0"/>
-          <w:numId w:val="510"/>
+          <w:numId w:val="522"/>
         </w:numPr>
         <w:spacing w:after="40" w:before="40"/>
       </w:pPr>
@@ -1065,7 +1065,7 @@
         <w:keepNext/>
         <w:numPr>
           <w:ilvl w:val="0"/>
-          <w:numId w:val="510"/>
+          <w:numId w:val="522"/>
         </w:numPr>
         <w:spacing w:after="40" w:before="40"/>
       </w:pPr>
@@ -1160,7 +1160,7 @@
         <w:keepNext/>
         <w:numPr>
           <w:ilvl w:val="0"/>
-          <w:numId w:val="511"/>
+          <w:numId w:val="523"/>
         </w:numPr>
         <w:spacing w:after="40" w:before="40"/>
       </w:pPr>
@@ -1179,7 +1179,7 @@
         <w:keepNext/>
         <w:numPr>
           <w:ilvl w:val="0"/>
-          <w:numId w:val="511"/>
+          <w:numId w:val="523"/>
         </w:numPr>
         <w:spacing w:after="40" w:before="40"/>
       </w:pPr>
@@ -1197,7 +1197,7 @@
         <w:pStyle w:val="ListParagraph"/>
         <w:numPr>
           <w:ilvl w:val="0"/>
-          <w:numId w:val="511"/>
+          <w:numId w:val="523"/>
         </w:numPr>
         <w:spacing w:after="40" w:before="40"/>
       </w:pPr>
@@ -1234,7 +1234,7 @@
         <w:keepNext/>
         <w:numPr>
           <w:ilvl w:val="0"/>
-          <w:numId w:val="512"/>
+          <w:numId w:val="524"/>
         </w:numPr>
         <w:spacing w:after="40" w:before="40"/>
       </w:pPr>
@@ -1252,7 +1252,7 @@
         <w:pStyle w:val="ListParagraph"/>
         <w:numPr>
           <w:ilvl w:val="0"/>
-          <w:numId w:val="512"/>
+          <w:numId w:val="524"/>
         </w:numPr>
         <w:spacing w:after="40" w:before="40"/>
       </w:pPr>
@@ -2031,7 +2031,7 @@
         <w:keepNext/>
         <w:numPr>
           <w:ilvl w:val="0"/>
-          <w:numId w:val="513"/>
+          <w:numId w:val="525"/>
         </w:numPr>
         <w:spacing w:after="40" w:before="40"/>
       </w:pPr>
@@ -2050,7 +2050,7 @@
         <w:keepNext/>
         <w:numPr>
           <w:ilvl w:val="0"/>
-          <w:numId w:val="513"/>
+          <w:numId w:val="525"/>
         </w:numPr>
         <w:spacing w:after="40" w:before="40"/>
       </w:pPr>
@@ -2068,7 +2068,7 @@
         <w:pStyle w:val="ListParagraph"/>
         <w:numPr>
           <w:ilvl w:val="0"/>
-          <w:numId w:val="513"/>
+          <w:numId w:val="525"/>
         </w:numPr>
         <w:spacing w:after="40" w:before="40"/>
       </w:pPr>
@@ -2123,7 +2123,7 @@
         <w:keepNext/>
         <w:numPr>
           <w:ilvl w:val="0"/>
-          <w:numId w:val="514"/>
+          <w:numId w:val="526"/>
         </w:numPr>
         <w:spacing w:after="40" w:before="40"/>
       </w:pPr>
@@ -2142,7 +2142,7 @@
         <w:keepNext/>
         <w:numPr>
           <w:ilvl w:val="0"/>
-          <w:numId w:val="514"/>
+          <w:numId w:val="526"/>
         </w:numPr>
         <w:spacing w:after="40" w:before="40"/>
       </w:pPr>
@@ -2665,7 +2665,7 @@
         <w:keepNext/>
         <w:numPr>
           <w:ilvl w:val="0"/>
-          <w:numId w:val="515"/>
+          <w:numId w:val="527"/>
         </w:numPr>
         <w:spacing w:after="40" w:before="40"/>
       </w:pPr>
@@ -2684,7 +2684,7 @@
         <w:keepNext/>
         <w:numPr>
           <w:ilvl w:val="0"/>
-          <w:numId w:val="515"/>
+          <w:numId w:val="527"/>
         </w:numPr>
         <w:spacing w:after="40" w:before="40"/>
       </w:pPr>
@@ -2703,7 +2703,7 @@
         <w:keepNext/>
         <w:numPr>
           <w:ilvl w:val="0"/>
-          <w:numId w:val="515"/>
+          <w:numId w:val="527"/>
         </w:numPr>
         <w:spacing w:after="40" w:before="40"/>
       </w:pPr>
@@ -2721,7 +2721,7 @@
         <w:pStyle w:val="ListParagraph"/>
         <w:numPr>
           <w:ilvl w:val="0"/>
-          <w:numId w:val="515"/>
+          <w:numId w:val="527"/>
         </w:numPr>
         <w:spacing w:after="40" w:before="40"/>
       </w:pPr>
@@ -2795,7 +2795,7 @@
         <w:keepNext/>
         <w:numPr>
           <w:ilvl w:val="0"/>
-          <w:numId w:val="516"/>
+          <w:numId w:val="528"/>
         </w:numPr>
         <w:spacing w:after="40" w:before="40"/>
       </w:pPr>
@@ -2814,7 +2814,7 @@
         <w:keepNext/>
         <w:numPr>
           <w:ilvl w:val="0"/>
-          <w:numId w:val="516"/>
+          <w:numId w:val="528"/>
         </w:numPr>
         <w:spacing w:after="40" w:before="40"/>
       </w:pPr>
@@ -2833,7 +2833,7 @@
         <w:keepNext/>
         <w:numPr>
           <w:ilvl w:val="0"/>
-          <w:numId w:val="516"/>
+          <w:numId w:val="528"/>
         </w:numPr>
         <w:spacing w:after="40" w:before="40"/>
       </w:pPr>
@@ -2851,7 +2851,7 @@
         <w:pStyle w:val="ListParagraph"/>
         <w:numPr>
           <w:ilvl w:val="0"/>
-          <w:numId w:val="516"/>
+          <w:numId w:val="528"/>
         </w:numPr>
         <w:spacing w:after="40" w:before="40"/>
       </w:pPr>
@@ -2912,7 +2912,7 @@
         <w:keepNext/>
         <w:numPr>
           <w:ilvl w:val="0"/>
-          <w:numId w:val="517"/>
+          <w:numId w:val="529"/>
         </w:numPr>
         <w:spacing w:after="40" w:before="40"/>
       </w:pPr>
@@ -2931,7 +2931,7 @@
         <w:keepNext/>
         <w:numPr>
           <w:ilvl w:val="0"/>
-          <w:numId w:val="517"/>
+          <w:numId w:val="529"/>
         </w:numPr>
         <w:spacing w:after="40" w:before="40"/>
       </w:pPr>
@@ -2950,7 +2950,7 @@
         <w:keepNext/>
         <w:numPr>
           <w:ilvl w:val="0"/>
-          <w:numId w:val="517"/>
+          <w:numId w:val="529"/>
         </w:numPr>
         <w:spacing w:after="40" w:before="40"/>
       </w:pPr>
@@ -2968,7 +2968,7 @@
         <w:pStyle w:val="ListParagraph"/>
         <w:numPr>
           <w:ilvl w:val="0"/>
-          <w:numId w:val="517"/>
+          <w:numId w:val="529"/>
         </w:numPr>
         <w:spacing w:after="40" w:before="40"/>
       </w:pPr>
@@ -4323,7 +4323,7 @@
         <w:keepNext/>
         <w:numPr>
           <w:ilvl w:val="0"/>
-          <w:numId w:val="518"/>
+          <w:numId w:val="530"/>
         </w:numPr>
         <w:spacing w:after="40" w:before="40"/>
       </w:pPr>
@@ -4342,7 +4342,7 @@
         <w:keepNext/>
         <w:numPr>
           <w:ilvl w:val="0"/>
-          <w:numId w:val="518"/>
+          <w:numId w:val="530"/>
         </w:numPr>
         <w:spacing w:after="40" w:before="40"/>
       </w:pPr>
@@ -4360,7 +4360,7 @@
         <w:pStyle w:val="ListParagraph"/>
         <w:numPr>
           <w:ilvl w:val="0"/>
-          <w:numId w:val="518"/>
+          <w:numId w:val="530"/>
         </w:numPr>
         <w:spacing w:after="40" w:before="40"/>
       </w:pPr>
@@ -5302,7 +5302,7 @@
         <w:pStyle w:val="ListParagraph"/>
         <w:numPr>
           <w:ilvl w:val="0"/>
-          <w:numId w:val="519"/>
+          <w:numId w:val="531"/>
         </w:numPr>
         <w:spacing w:after="40" w:before="40"/>
       </w:pPr>
@@ -5320,7 +5320,7 @@
         <w:pStyle w:val="ListParagraph"/>
         <w:numPr>
           <w:ilvl w:val="0"/>
-          <w:numId w:val="519"/>
+          <w:numId w:val="531"/>
         </w:numPr>
         <w:spacing w:after="40" w:before="40"/>
       </w:pPr>
@@ -5338,7 +5338,7 @@
         <w:pStyle w:val="ListParagraph"/>
         <w:numPr>
           <w:ilvl w:val="0"/>
-          <w:numId w:val="519"/>
+          <w:numId w:val="531"/>
         </w:numPr>
         <w:spacing w:after="40" w:before="40"/>
       </w:pPr>
@@ -5356,7 +5356,7 @@
         <w:pStyle w:val="ListParagraph"/>
         <w:numPr>
           <w:ilvl w:val="0"/>
-          <w:numId w:val="519"/>
+          <w:numId w:val="531"/>
         </w:numPr>
         <w:spacing w:after="40" w:before="40"/>
       </w:pPr>
@@ -5374,7 +5374,7 @@
         <w:pStyle w:val="ListParagraph"/>
         <w:numPr>
           <w:ilvl w:val="0"/>
-          <w:numId w:val="519"/>
+          <w:numId w:val="531"/>
         </w:numPr>
         <w:spacing w:after="40" w:before="40"/>
       </w:pPr>
@@ -5392,7 +5392,7 @@
         <w:pStyle w:val="ListParagraph"/>
         <w:numPr>
           <w:ilvl w:val="0"/>
-          <w:numId w:val="519"/>
+          <w:numId w:val="531"/>
         </w:numPr>
         <w:spacing w:after="40" w:before="40"/>
       </w:pPr>
@@ -5411,7 +5411,7 @@
         <w:keepNext/>
         <w:numPr>
           <w:ilvl w:val="0"/>
-          <w:numId w:val="519"/>
+          <w:numId w:val="531"/>
         </w:numPr>
         <w:spacing w:after="40" w:before="40"/>
       </w:pPr>
@@ -11879,6 +11879,78 @@
     </w:lvlOverride>
   </w:num>
   <w:num w:numId="519">
+    <w:abstractNumId w:val="3"/>
+    <w:lvlOverride w:ilvl="0">
+      <w:startOverride w:val="1"/>
+    </w:lvlOverride>
+  </w:num>
+  <w:num w:numId="520">
+    <w:abstractNumId w:val="2"/>
+    <w:lvlOverride w:ilvl="0">
+      <w:startOverride w:val="1"/>
+    </w:lvlOverride>
+  </w:num>
+  <w:num w:numId="521">
+    <w:abstractNumId w:val="2"/>
+    <w:lvlOverride w:ilvl="0">
+      <w:startOverride w:val="1"/>
+    </w:lvlOverride>
+  </w:num>
+  <w:num w:numId="522">
+    <w:abstractNumId w:val="2"/>
+    <w:lvlOverride w:ilvl="0">
+      <w:startOverride w:val="1"/>
+    </w:lvlOverride>
+  </w:num>
+  <w:num w:numId="523">
+    <w:abstractNumId w:val="2"/>
+    <w:lvlOverride w:ilvl="0">
+      <w:startOverride w:val="1"/>
+    </w:lvlOverride>
+  </w:num>
+  <w:num w:numId="524">
+    <w:abstractNumId w:val="2"/>
+    <w:lvlOverride w:ilvl="0">
+      <w:startOverride w:val="1"/>
+    </w:lvlOverride>
+  </w:num>
+  <w:num w:numId="525">
+    <w:abstractNumId w:val="3"/>
+    <w:lvlOverride w:ilvl="0">
+      <w:startOverride w:val="1"/>
+    </w:lvlOverride>
+  </w:num>
+  <w:num w:numId="526">
+    <w:abstractNumId w:val="2"/>
+    <w:lvlOverride w:ilvl="0">
+      <w:startOverride w:val="1"/>
+    </w:lvlOverride>
+  </w:num>
+  <w:num w:numId="527">
+    <w:abstractNumId w:val="2"/>
+    <w:lvlOverride w:ilvl="0">
+      <w:startOverride w:val="1"/>
+    </w:lvlOverride>
+  </w:num>
+  <w:num w:numId="528">
+    <w:abstractNumId w:val="2"/>
+    <w:lvlOverride w:ilvl="0">
+      <w:startOverride w:val="1"/>
+    </w:lvlOverride>
+  </w:num>
+  <w:num w:numId="529">
+    <w:abstractNumId w:val="2"/>
+    <w:lvlOverride w:ilvl="0">
+      <w:startOverride w:val="1"/>
+    </w:lvlOverride>
+  </w:num>
+  <w:num w:numId="530">
+    <w:abstractNumId w:val="2"/>
+    <w:lvlOverride w:ilvl="0">
+      <w:startOverride w:val="1"/>
+    </w:lvlOverride>
+  </w:num>
+  <w:num w:numId="531">
     <w:abstractNumId w:val="3"/>
     <w:lvlOverride w:ilvl="0">
       <w:startOverride w:val="1"/>

--- a/docs/government-project/07_관리자매뉴얼.docx
+++ b/docs/government-project/07_관리자매뉴얼.docx
@@ -262,7 +262,7 @@
         <w:keepNext/>
         <w:numPr>
           <w:ilvl w:val="0"/>
-          <w:numId w:val="256"/>
+          <w:numId w:val="520"/>
         </w:numPr>
         <w:spacing w:after="40" w:before="40"/>
       </w:pPr>
@@ -281,7 +281,7 @@
         <w:keepNext/>
         <w:numPr>
           <w:ilvl w:val="0"/>
-          <w:numId w:val="256"/>
+          <w:numId w:val="520"/>
         </w:numPr>
         <w:spacing w:after="40" w:before="40"/>
       </w:pPr>
@@ -300,7 +300,7 @@
         <w:keepNext/>
         <w:numPr>
           <w:ilvl w:val="0"/>
-          <w:numId w:val="256"/>
+          <w:numId w:val="520"/>
         </w:numPr>
         <w:spacing w:after="40" w:before="40"/>
       </w:pPr>
@@ -873,7 +873,7 @@
         <w:keepNext/>
         <w:numPr>
           <w:ilvl w:val="0"/>
-          <w:numId w:val="257"/>
+          <w:numId w:val="521"/>
         </w:numPr>
         <w:spacing w:after="40" w:before="40"/>
       </w:pPr>
@@ -892,7 +892,7 @@
         <w:keepNext/>
         <w:numPr>
           <w:ilvl w:val="0"/>
-          <w:numId w:val="257"/>
+          <w:numId w:val="521"/>
         </w:numPr>
         <w:spacing w:after="40" w:before="40"/>
       </w:pPr>
@@ -911,7 +911,7 @@
         <w:keepNext/>
         <w:numPr>
           <w:ilvl w:val="0"/>
-          <w:numId w:val="257"/>
+          <w:numId w:val="521"/>
         </w:numPr>
         <w:spacing w:after="40" w:before="40"/>
       </w:pPr>
@@ -930,7 +930,7 @@
         <w:keepNext/>
         <w:numPr>
           <w:ilvl w:val="0"/>
-          <w:numId w:val="257"/>
+          <w:numId w:val="521"/>
         </w:numPr>
         <w:spacing w:after="40" w:before="40"/>
       </w:pPr>
@@ -1008,7 +1008,7 @@
         <w:keepNext/>
         <w:numPr>
           <w:ilvl w:val="0"/>
-          <w:numId w:val="258"/>
+          <w:numId w:val="522"/>
         </w:numPr>
         <w:spacing w:after="40" w:before="40"/>
       </w:pPr>
@@ -1027,7 +1027,7 @@
         <w:keepNext/>
         <w:numPr>
           <w:ilvl w:val="0"/>
-          <w:numId w:val="258"/>
+          <w:numId w:val="522"/>
         </w:numPr>
         <w:spacing w:after="40" w:before="40"/>
       </w:pPr>
@@ -1046,7 +1046,7 @@
         <w:keepNext/>
         <w:numPr>
           <w:ilvl w:val="0"/>
-          <w:numId w:val="258"/>
+          <w:numId w:val="522"/>
         </w:numPr>
         <w:spacing w:after="40" w:before="40"/>
       </w:pPr>
@@ -1065,7 +1065,7 @@
         <w:keepNext/>
         <w:numPr>
           <w:ilvl w:val="0"/>
-          <w:numId w:val="258"/>
+          <w:numId w:val="522"/>
         </w:numPr>
         <w:spacing w:after="40" w:before="40"/>
       </w:pPr>
@@ -1160,7 +1160,7 @@
         <w:keepNext/>
         <w:numPr>
           <w:ilvl w:val="0"/>
-          <w:numId w:val="259"/>
+          <w:numId w:val="523"/>
         </w:numPr>
         <w:spacing w:after="40" w:before="40"/>
       </w:pPr>
@@ -1179,7 +1179,7 @@
         <w:keepNext/>
         <w:numPr>
           <w:ilvl w:val="0"/>
-          <w:numId w:val="259"/>
+          <w:numId w:val="523"/>
         </w:numPr>
         <w:spacing w:after="40" w:before="40"/>
       </w:pPr>
@@ -1197,7 +1197,7 @@
         <w:pStyle w:val="ListParagraph"/>
         <w:numPr>
           <w:ilvl w:val="0"/>
-          <w:numId w:val="259"/>
+          <w:numId w:val="523"/>
         </w:numPr>
         <w:spacing w:after="40" w:before="40"/>
       </w:pPr>
@@ -1234,7 +1234,7 @@
         <w:keepNext/>
         <w:numPr>
           <w:ilvl w:val="0"/>
-          <w:numId w:val="260"/>
+          <w:numId w:val="524"/>
         </w:numPr>
         <w:spacing w:after="40" w:before="40"/>
       </w:pPr>
@@ -1252,7 +1252,7 @@
         <w:pStyle w:val="ListParagraph"/>
         <w:numPr>
           <w:ilvl w:val="0"/>
-          <w:numId w:val="260"/>
+          <w:numId w:val="524"/>
         </w:numPr>
         <w:spacing w:after="40" w:before="40"/>
       </w:pPr>
@@ -2031,7 +2031,7 @@
         <w:keepNext/>
         <w:numPr>
           <w:ilvl w:val="0"/>
-          <w:numId w:val="261"/>
+          <w:numId w:val="525"/>
         </w:numPr>
         <w:spacing w:after="40" w:before="40"/>
       </w:pPr>
@@ -2050,7 +2050,7 @@
         <w:keepNext/>
         <w:numPr>
           <w:ilvl w:val="0"/>
-          <w:numId w:val="261"/>
+          <w:numId w:val="525"/>
         </w:numPr>
         <w:spacing w:after="40" w:before="40"/>
       </w:pPr>
@@ -2068,7 +2068,7 @@
         <w:pStyle w:val="ListParagraph"/>
         <w:numPr>
           <w:ilvl w:val="0"/>
-          <w:numId w:val="261"/>
+          <w:numId w:val="525"/>
         </w:numPr>
         <w:spacing w:after="40" w:before="40"/>
       </w:pPr>
@@ -2123,7 +2123,7 @@
         <w:keepNext/>
         <w:numPr>
           <w:ilvl w:val="0"/>
-          <w:numId w:val="262"/>
+          <w:numId w:val="526"/>
         </w:numPr>
         <w:spacing w:after="40" w:before="40"/>
       </w:pPr>
@@ -2142,7 +2142,7 @@
         <w:keepNext/>
         <w:numPr>
           <w:ilvl w:val="0"/>
-          <w:numId w:val="262"/>
+          <w:numId w:val="526"/>
         </w:numPr>
         <w:spacing w:after="40" w:before="40"/>
       </w:pPr>
@@ -2665,7 +2665,7 @@
         <w:keepNext/>
         <w:numPr>
           <w:ilvl w:val="0"/>
-          <w:numId w:val="263"/>
+          <w:numId w:val="527"/>
         </w:numPr>
         <w:spacing w:after="40" w:before="40"/>
       </w:pPr>
@@ -2684,7 +2684,7 @@
         <w:keepNext/>
         <w:numPr>
           <w:ilvl w:val="0"/>
-          <w:numId w:val="263"/>
+          <w:numId w:val="527"/>
         </w:numPr>
         <w:spacing w:after="40" w:before="40"/>
       </w:pPr>
@@ -2703,7 +2703,7 @@
         <w:keepNext/>
         <w:numPr>
           <w:ilvl w:val="0"/>
-          <w:numId w:val="263"/>
+          <w:numId w:val="527"/>
         </w:numPr>
         <w:spacing w:after="40" w:before="40"/>
       </w:pPr>
@@ -2721,7 +2721,7 @@
         <w:pStyle w:val="ListParagraph"/>
         <w:numPr>
           <w:ilvl w:val="0"/>
-          <w:numId w:val="263"/>
+          <w:numId w:val="527"/>
         </w:numPr>
         <w:spacing w:after="40" w:before="40"/>
       </w:pPr>
@@ -2795,7 +2795,7 @@
         <w:keepNext/>
         <w:numPr>
           <w:ilvl w:val="0"/>
-          <w:numId w:val="264"/>
+          <w:numId w:val="528"/>
         </w:numPr>
         <w:spacing w:after="40" w:before="40"/>
       </w:pPr>
@@ -2814,7 +2814,7 @@
         <w:keepNext/>
         <w:numPr>
           <w:ilvl w:val="0"/>
-          <w:numId w:val="264"/>
+          <w:numId w:val="528"/>
         </w:numPr>
         <w:spacing w:after="40" w:before="40"/>
       </w:pPr>
@@ -2833,7 +2833,7 @@
         <w:keepNext/>
         <w:numPr>
           <w:ilvl w:val="0"/>
-          <w:numId w:val="264"/>
+          <w:numId w:val="528"/>
         </w:numPr>
         <w:spacing w:after="40" w:before="40"/>
       </w:pPr>
@@ -2851,7 +2851,7 @@
         <w:pStyle w:val="ListParagraph"/>
         <w:numPr>
           <w:ilvl w:val="0"/>
-          <w:numId w:val="264"/>
+          <w:numId w:val="528"/>
         </w:numPr>
         <w:spacing w:after="40" w:before="40"/>
       </w:pPr>
@@ -2912,7 +2912,7 @@
         <w:keepNext/>
         <w:numPr>
           <w:ilvl w:val="0"/>
-          <w:numId w:val="265"/>
+          <w:numId w:val="529"/>
         </w:numPr>
         <w:spacing w:after="40" w:before="40"/>
       </w:pPr>
@@ -2931,7 +2931,7 @@
         <w:keepNext/>
         <w:numPr>
           <w:ilvl w:val="0"/>
-          <w:numId w:val="265"/>
+          <w:numId w:val="529"/>
         </w:numPr>
         <w:spacing w:after="40" w:before="40"/>
       </w:pPr>
@@ -2950,7 +2950,7 @@
         <w:keepNext/>
         <w:numPr>
           <w:ilvl w:val="0"/>
-          <w:numId w:val="265"/>
+          <w:numId w:val="529"/>
         </w:numPr>
         <w:spacing w:after="40" w:before="40"/>
       </w:pPr>
@@ -2968,7 +2968,7 @@
         <w:pStyle w:val="ListParagraph"/>
         <w:numPr>
           <w:ilvl w:val="0"/>
-          <w:numId w:val="265"/>
+          <w:numId w:val="529"/>
         </w:numPr>
         <w:spacing w:after="40" w:before="40"/>
       </w:pPr>
@@ -4323,7 +4323,7 @@
         <w:keepNext/>
         <w:numPr>
           <w:ilvl w:val="0"/>
-          <w:numId w:val="266"/>
+          <w:numId w:val="530"/>
         </w:numPr>
         <w:spacing w:after="40" w:before="40"/>
       </w:pPr>
@@ -4342,7 +4342,7 @@
         <w:keepNext/>
         <w:numPr>
           <w:ilvl w:val="0"/>
-          <w:numId w:val="266"/>
+          <w:numId w:val="530"/>
         </w:numPr>
         <w:spacing w:after="40" w:before="40"/>
       </w:pPr>
@@ -4360,7 +4360,7 @@
         <w:pStyle w:val="ListParagraph"/>
         <w:numPr>
           <w:ilvl w:val="0"/>
-          <w:numId w:val="266"/>
+          <w:numId w:val="530"/>
         </w:numPr>
         <w:spacing w:after="40" w:before="40"/>
       </w:pPr>
@@ -5302,7 +5302,7 @@
         <w:pStyle w:val="ListParagraph"/>
         <w:numPr>
           <w:ilvl w:val="0"/>
-          <w:numId w:val="267"/>
+          <w:numId w:val="531"/>
         </w:numPr>
         <w:spacing w:after="40" w:before="40"/>
       </w:pPr>
@@ -5320,7 +5320,7 @@
         <w:pStyle w:val="ListParagraph"/>
         <w:numPr>
           <w:ilvl w:val="0"/>
-          <w:numId w:val="267"/>
+          <w:numId w:val="531"/>
         </w:numPr>
         <w:spacing w:after="40" w:before="40"/>
       </w:pPr>
@@ -5338,7 +5338,7 @@
         <w:pStyle w:val="ListParagraph"/>
         <w:numPr>
           <w:ilvl w:val="0"/>
-          <w:numId w:val="267"/>
+          <w:numId w:val="531"/>
         </w:numPr>
         <w:spacing w:after="40" w:before="40"/>
       </w:pPr>
@@ -5356,7 +5356,7 @@
         <w:pStyle w:val="ListParagraph"/>
         <w:numPr>
           <w:ilvl w:val="0"/>
-          <w:numId w:val="267"/>
+          <w:numId w:val="531"/>
         </w:numPr>
         <w:spacing w:after="40" w:before="40"/>
       </w:pPr>
@@ -5374,7 +5374,7 @@
         <w:pStyle w:val="ListParagraph"/>
         <w:numPr>
           <w:ilvl w:val="0"/>
-          <w:numId w:val="267"/>
+          <w:numId w:val="531"/>
         </w:numPr>
         <w:spacing w:after="40" w:before="40"/>
       </w:pPr>
@@ -5392,7 +5392,7 @@
         <w:pStyle w:val="ListParagraph"/>
         <w:numPr>
           <w:ilvl w:val="0"/>
-          <w:numId w:val="267"/>
+          <w:numId w:val="531"/>
         </w:numPr>
         <w:spacing w:after="40" w:before="40"/>
       </w:pPr>
@@ -5411,7 +5411,7 @@
         <w:keepNext/>
         <w:numPr>
           <w:ilvl w:val="0"/>
-          <w:numId w:val="267"/>
+          <w:numId w:val="531"/>
         </w:numPr>
         <w:spacing w:after="40" w:before="40"/>
       </w:pPr>
@@ -10367,6 +10367,1590 @@
     </w:lvlOverride>
   </w:num>
   <w:num w:numId="267">
+    <w:abstractNumId w:val="3"/>
+    <w:lvlOverride w:ilvl="0">
+      <w:startOverride w:val="1"/>
+    </w:lvlOverride>
+  </w:num>
+  <w:num w:numId="268">
+    <w:abstractNumId w:val="2"/>
+    <w:lvlOverride w:ilvl="0">
+      <w:startOverride w:val="1"/>
+    </w:lvlOverride>
+  </w:num>
+  <w:num w:numId="269">
+    <w:abstractNumId w:val="2"/>
+    <w:lvlOverride w:ilvl="0">
+      <w:startOverride w:val="1"/>
+    </w:lvlOverride>
+  </w:num>
+  <w:num w:numId="270">
+    <w:abstractNumId w:val="2"/>
+    <w:lvlOverride w:ilvl="0">
+      <w:startOverride w:val="1"/>
+    </w:lvlOverride>
+  </w:num>
+  <w:num w:numId="271">
+    <w:abstractNumId w:val="2"/>
+    <w:lvlOverride w:ilvl="0">
+      <w:startOverride w:val="1"/>
+    </w:lvlOverride>
+  </w:num>
+  <w:num w:numId="272">
+    <w:abstractNumId w:val="2"/>
+    <w:lvlOverride w:ilvl="0">
+      <w:startOverride w:val="1"/>
+    </w:lvlOverride>
+  </w:num>
+  <w:num w:numId="273">
+    <w:abstractNumId w:val="3"/>
+    <w:lvlOverride w:ilvl="0">
+      <w:startOverride w:val="1"/>
+    </w:lvlOverride>
+  </w:num>
+  <w:num w:numId="274">
+    <w:abstractNumId w:val="2"/>
+    <w:lvlOverride w:ilvl="0">
+      <w:startOverride w:val="1"/>
+    </w:lvlOverride>
+  </w:num>
+  <w:num w:numId="275">
+    <w:abstractNumId w:val="2"/>
+    <w:lvlOverride w:ilvl="0">
+      <w:startOverride w:val="1"/>
+    </w:lvlOverride>
+  </w:num>
+  <w:num w:numId="276">
+    <w:abstractNumId w:val="2"/>
+    <w:lvlOverride w:ilvl="0">
+      <w:startOverride w:val="1"/>
+    </w:lvlOverride>
+  </w:num>
+  <w:num w:numId="277">
+    <w:abstractNumId w:val="2"/>
+    <w:lvlOverride w:ilvl="0">
+      <w:startOverride w:val="1"/>
+    </w:lvlOverride>
+  </w:num>
+  <w:num w:numId="278">
+    <w:abstractNumId w:val="2"/>
+    <w:lvlOverride w:ilvl="0">
+      <w:startOverride w:val="1"/>
+    </w:lvlOverride>
+  </w:num>
+  <w:num w:numId="279">
+    <w:abstractNumId w:val="3"/>
+    <w:lvlOverride w:ilvl="0">
+      <w:startOverride w:val="1"/>
+    </w:lvlOverride>
+  </w:num>
+  <w:num w:numId="280">
+    <w:abstractNumId w:val="2"/>
+    <w:lvlOverride w:ilvl="0">
+      <w:startOverride w:val="1"/>
+    </w:lvlOverride>
+  </w:num>
+  <w:num w:numId="281">
+    <w:abstractNumId w:val="2"/>
+    <w:lvlOverride w:ilvl="0">
+      <w:startOverride w:val="1"/>
+    </w:lvlOverride>
+  </w:num>
+  <w:num w:numId="282">
+    <w:abstractNumId w:val="2"/>
+    <w:lvlOverride w:ilvl="0">
+      <w:startOverride w:val="1"/>
+    </w:lvlOverride>
+  </w:num>
+  <w:num w:numId="283">
+    <w:abstractNumId w:val="2"/>
+    <w:lvlOverride w:ilvl="0">
+      <w:startOverride w:val="1"/>
+    </w:lvlOverride>
+  </w:num>
+  <w:num w:numId="284">
+    <w:abstractNumId w:val="2"/>
+    <w:lvlOverride w:ilvl="0">
+      <w:startOverride w:val="1"/>
+    </w:lvlOverride>
+  </w:num>
+  <w:num w:numId="285">
+    <w:abstractNumId w:val="3"/>
+    <w:lvlOverride w:ilvl="0">
+      <w:startOverride w:val="1"/>
+    </w:lvlOverride>
+  </w:num>
+  <w:num w:numId="286">
+    <w:abstractNumId w:val="2"/>
+    <w:lvlOverride w:ilvl="0">
+      <w:startOverride w:val="1"/>
+    </w:lvlOverride>
+  </w:num>
+  <w:num w:numId="287">
+    <w:abstractNumId w:val="2"/>
+    <w:lvlOverride w:ilvl="0">
+      <w:startOverride w:val="1"/>
+    </w:lvlOverride>
+  </w:num>
+  <w:num w:numId="288">
+    <w:abstractNumId w:val="2"/>
+    <w:lvlOverride w:ilvl="0">
+      <w:startOverride w:val="1"/>
+    </w:lvlOverride>
+  </w:num>
+  <w:num w:numId="289">
+    <w:abstractNumId w:val="2"/>
+    <w:lvlOverride w:ilvl="0">
+      <w:startOverride w:val="1"/>
+    </w:lvlOverride>
+  </w:num>
+  <w:num w:numId="290">
+    <w:abstractNumId w:val="2"/>
+    <w:lvlOverride w:ilvl="0">
+      <w:startOverride w:val="1"/>
+    </w:lvlOverride>
+  </w:num>
+  <w:num w:numId="291">
+    <w:abstractNumId w:val="3"/>
+    <w:lvlOverride w:ilvl="0">
+      <w:startOverride w:val="1"/>
+    </w:lvlOverride>
+  </w:num>
+  <w:num w:numId="292">
+    <w:abstractNumId w:val="2"/>
+    <w:lvlOverride w:ilvl="0">
+      <w:startOverride w:val="1"/>
+    </w:lvlOverride>
+  </w:num>
+  <w:num w:numId="293">
+    <w:abstractNumId w:val="2"/>
+    <w:lvlOverride w:ilvl="0">
+      <w:startOverride w:val="1"/>
+    </w:lvlOverride>
+  </w:num>
+  <w:num w:numId="294">
+    <w:abstractNumId w:val="2"/>
+    <w:lvlOverride w:ilvl="0">
+      <w:startOverride w:val="1"/>
+    </w:lvlOverride>
+  </w:num>
+  <w:num w:numId="295">
+    <w:abstractNumId w:val="2"/>
+    <w:lvlOverride w:ilvl="0">
+      <w:startOverride w:val="1"/>
+    </w:lvlOverride>
+  </w:num>
+  <w:num w:numId="296">
+    <w:abstractNumId w:val="2"/>
+    <w:lvlOverride w:ilvl="0">
+      <w:startOverride w:val="1"/>
+    </w:lvlOverride>
+  </w:num>
+  <w:num w:numId="297">
+    <w:abstractNumId w:val="3"/>
+    <w:lvlOverride w:ilvl="0">
+      <w:startOverride w:val="1"/>
+    </w:lvlOverride>
+  </w:num>
+  <w:num w:numId="298">
+    <w:abstractNumId w:val="2"/>
+    <w:lvlOverride w:ilvl="0">
+      <w:startOverride w:val="1"/>
+    </w:lvlOverride>
+  </w:num>
+  <w:num w:numId="299">
+    <w:abstractNumId w:val="2"/>
+    <w:lvlOverride w:ilvl="0">
+      <w:startOverride w:val="1"/>
+    </w:lvlOverride>
+  </w:num>
+  <w:num w:numId="300">
+    <w:abstractNumId w:val="2"/>
+    <w:lvlOverride w:ilvl="0">
+      <w:startOverride w:val="1"/>
+    </w:lvlOverride>
+  </w:num>
+  <w:num w:numId="301">
+    <w:abstractNumId w:val="2"/>
+    <w:lvlOverride w:ilvl="0">
+      <w:startOverride w:val="1"/>
+    </w:lvlOverride>
+  </w:num>
+  <w:num w:numId="302">
+    <w:abstractNumId w:val="2"/>
+    <w:lvlOverride w:ilvl="0">
+      <w:startOverride w:val="1"/>
+    </w:lvlOverride>
+  </w:num>
+  <w:num w:numId="303">
+    <w:abstractNumId w:val="3"/>
+    <w:lvlOverride w:ilvl="0">
+      <w:startOverride w:val="1"/>
+    </w:lvlOverride>
+  </w:num>
+  <w:num w:numId="304">
+    <w:abstractNumId w:val="2"/>
+    <w:lvlOverride w:ilvl="0">
+      <w:startOverride w:val="1"/>
+    </w:lvlOverride>
+  </w:num>
+  <w:num w:numId="305">
+    <w:abstractNumId w:val="2"/>
+    <w:lvlOverride w:ilvl="0">
+      <w:startOverride w:val="1"/>
+    </w:lvlOverride>
+  </w:num>
+  <w:num w:numId="306">
+    <w:abstractNumId w:val="2"/>
+    <w:lvlOverride w:ilvl="0">
+      <w:startOverride w:val="1"/>
+    </w:lvlOverride>
+  </w:num>
+  <w:num w:numId="307">
+    <w:abstractNumId w:val="2"/>
+    <w:lvlOverride w:ilvl="0">
+      <w:startOverride w:val="1"/>
+    </w:lvlOverride>
+  </w:num>
+  <w:num w:numId="308">
+    <w:abstractNumId w:val="2"/>
+    <w:lvlOverride w:ilvl="0">
+      <w:startOverride w:val="1"/>
+    </w:lvlOverride>
+  </w:num>
+  <w:num w:numId="309">
+    <w:abstractNumId w:val="3"/>
+    <w:lvlOverride w:ilvl="0">
+      <w:startOverride w:val="1"/>
+    </w:lvlOverride>
+  </w:num>
+  <w:num w:numId="310">
+    <w:abstractNumId w:val="2"/>
+    <w:lvlOverride w:ilvl="0">
+      <w:startOverride w:val="1"/>
+    </w:lvlOverride>
+  </w:num>
+  <w:num w:numId="311">
+    <w:abstractNumId w:val="2"/>
+    <w:lvlOverride w:ilvl="0">
+      <w:startOverride w:val="1"/>
+    </w:lvlOverride>
+  </w:num>
+  <w:num w:numId="312">
+    <w:abstractNumId w:val="2"/>
+    <w:lvlOverride w:ilvl="0">
+      <w:startOverride w:val="1"/>
+    </w:lvlOverride>
+  </w:num>
+  <w:num w:numId="313">
+    <w:abstractNumId w:val="2"/>
+    <w:lvlOverride w:ilvl="0">
+      <w:startOverride w:val="1"/>
+    </w:lvlOverride>
+  </w:num>
+  <w:num w:numId="314">
+    <w:abstractNumId w:val="2"/>
+    <w:lvlOverride w:ilvl="0">
+      <w:startOverride w:val="1"/>
+    </w:lvlOverride>
+  </w:num>
+  <w:num w:numId="315">
+    <w:abstractNumId w:val="3"/>
+    <w:lvlOverride w:ilvl="0">
+      <w:startOverride w:val="1"/>
+    </w:lvlOverride>
+  </w:num>
+  <w:num w:numId="316">
+    <w:abstractNumId w:val="2"/>
+    <w:lvlOverride w:ilvl="0">
+      <w:startOverride w:val="1"/>
+    </w:lvlOverride>
+  </w:num>
+  <w:num w:numId="317">
+    <w:abstractNumId w:val="2"/>
+    <w:lvlOverride w:ilvl="0">
+      <w:startOverride w:val="1"/>
+    </w:lvlOverride>
+  </w:num>
+  <w:num w:numId="318">
+    <w:abstractNumId w:val="2"/>
+    <w:lvlOverride w:ilvl="0">
+      <w:startOverride w:val="1"/>
+    </w:lvlOverride>
+  </w:num>
+  <w:num w:numId="319">
+    <w:abstractNumId w:val="2"/>
+    <w:lvlOverride w:ilvl="0">
+      <w:startOverride w:val="1"/>
+    </w:lvlOverride>
+  </w:num>
+  <w:num w:numId="320">
+    <w:abstractNumId w:val="2"/>
+    <w:lvlOverride w:ilvl="0">
+      <w:startOverride w:val="1"/>
+    </w:lvlOverride>
+  </w:num>
+  <w:num w:numId="321">
+    <w:abstractNumId w:val="3"/>
+    <w:lvlOverride w:ilvl="0">
+      <w:startOverride w:val="1"/>
+    </w:lvlOverride>
+  </w:num>
+  <w:num w:numId="322">
+    <w:abstractNumId w:val="2"/>
+    <w:lvlOverride w:ilvl="0">
+      <w:startOverride w:val="1"/>
+    </w:lvlOverride>
+  </w:num>
+  <w:num w:numId="323">
+    <w:abstractNumId w:val="2"/>
+    <w:lvlOverride w:ilvl="0">
+      <w:startOverride w:val="1"/>
+    </w:lvlOverride>
+  </w:num>
+  <w:num w:numId="324">
+    <w:abstractNumId w:val="2"/>
+    <w:lvlOverride w:ilvl="0">
+      <w:startOverride w:val="1"/>
+    </w:lvlOverride>
+  </w:num>
+  <w:num w:numId="325">
+    <w:abstractNumId w:val="2"/>
+    <w:lvlOverride w:ilvl="0">
+      <w:startOverride w:val="1"/>
+    </w:lvlOverride>
+  </w:num>
+  <w:num w:numId="326">
+    <w:abstractNumId w:val="2"/>
+    <w:lvlOverride w:ilvl="0">
+      <w:startOverride w:val="1"/>
+    </w:lvlOverride>
+  </w:num>
+  <w:num w:numId="327">
+    <w:abstractNumId w:val="3"/>
+    <w:lvlOverride w:ilvl="0">
+      <w:startOverride w:val="1"/>
+    </w:lvlOverride>
+  </w:num>
+  <w:num w:numId="328">
+    <w:abstractNumId w:val="2"/>
+    <w:lvlOverride w:ilvl="0">
+      <w:startOverride w:val="1"/>
+    </w:lvlOverride>
+  </w:num>
+  <w:num w:numId="329">
+    <w:abstractNumId w:val="2"/>
+    <w:lvlOverride w:ilvl="0">
+      <w:startOverride w:val="1"/>
+    </w:lvlOverride>
+  </w:num>
+  <w:num w:numId="330">
+    <w:abstractNumId w:val="2"/>
+    <w:lvlOverride w:ilvl="0">
+      <w:startOverride w:val="1"/>
+    </w:lvlOverride>
+  </w:num>
+  <w:num w:numId="331">
+    <w:abstractNumId w:val="2"/>
+    <w:lvlOverride w:ilvl="0">
+      <w:startOverride w:val="1"/>
+    </w:lvlOverride>
+  </w:num>
+  <w:num w:numId="332">
+    <w:abstractNumId w:val="2"/>
+    <w:lvlOverride w:ilvl="0">
+      <w:startOverride w:val="1"/>
+    </w:lvlOverride>
+  </w:num>
+  <w:num w:numId="333">
+    <w:abstractNumId w:val="3"/>
+    <w:lvlOverride w:ilvl="0">
+      <w:startOverride w:val="1"/>
+    </w:lvlOverride>
+  </w:num>
+  <w:num w:numId="334">
+    <w:abstractNumId w:val="2"/>
+    <w:lvlOverride w:ilvl="0">
+      <w:startOverride w:val="1"/>
+    </w:lvlOverride>
+  </w:num>
+  <w:num w:numId="335">
+    <w:abstractNumId w:val="2"/>
+    <w:lvlOverride w:ilvl="0">
+      <w:startOverride w:val="1"/>
+    </w:lvlOverride>
+  </w:num>
+  <w:num w:numId="336">
+    <w:abstractNumId w:val="2"/>
+    <w:lvlOverride w:ilvl="0">
+      <w:startOverride w:val="1"/>
+    </w:lvlOverride>
+  </w:num>
+  <w:num w:numId="337">
+    <w:abstractNumId w:val="2"/>
+    <w:lvlOverride w:ilvl="0">
+      <w:startOverride w:val="1"/>
+    </w:lvlOverride>
+  </w:num>
+  <w:num w:numId="338">
+    <w:abstractNumId w:val="2"/>
+    <w:lvlOverride w:ilvl="0">
+      <w:startOverride w:val="1"/>
+    </w:lvlOverride>
+  </w:num>
+  <w:num w:numId="339">
+    <w:abstractNumId w:val="3"/>
+    <w:lvlOverride w:ilvl="0">
+      <w:startOverride w:val="1"/>
+    </w:lvlOverride>
+  </w:num>
+  <w:num w:numId="340">
+    <w:abstractNumId w:val="2"/>
+    <w:lvlOverride w:ilvl="0">
+      <w:startOverride w:val="1"/>
+    </w:lvlOverride>
+  </w:num>
+  <w:num w:numId="341">
+    <w:abstractNumId w:val="2"/>
+    <w:lvlOverride w:ilvl="0">
+      <w:startOverride w:val="1"/>
+    </w:lvlOverride>
+  </w:num>
+  <w:num w:numId="342">
+    <w:abstractNumId w:val="2"/>
+    <w:lvlOverride w:ilvl="0">
+      <w:startOverride w:val="1"/>
+    </w:lvlOverride>
+  </w:num>
+  <w:num w:numId="343">
+    <w:abstractNumId w:val="2"/>
+    <w:lvlOverride w:ilvl="0">
+      <w:startOverride w:val="1"/>
+    </w:lvlOverride>
+  </w:num>
+  <w:num w:numId="344">
+    <w:abstractNumId w:val="2"/>
+    <w:lvlOverride w:ilvl="0">
+      <w:startOverride w:val="1"/>
+    </w:lvlOverride>
+  </w:num>
+  <w:num w:numId="345">
+    <w:abstractNumId w:val="3"/>
+    <w:lvlOverride w:ilvl="0">
+      <w:startOverride w:val="1"/>
+    </w:lvlOverride>
+  </w:num>
+  <w:num w:numId="346">
+    <w:abstractNumId w:val="2"/>
+    <w:lvlOverride w:ilvl="0">
+      <w:startOverride w:val="1"/>
+    </w:lvlOverride>
+  </w:num>
+  <w:num w:numId="347">
+    <w:abstractNumId w:val="2"/>
+    <w:lvlOverride w:ilvl="0">
+      <w:startOverride w:val="1"/>
+    </w:lvlOverride>
+  </w:num>
+  <w:num w:numId="348">
+    <w:abstractNumId w:val="2"/>
+    <w:lvlOverride w:ilvl="0">
+      <w:startOverride w:val="1"/>
+    </w:lvlOverride>
+  </w:num>
+  <w:num w:numId="349">
+    <w:abstractNumId w:val="2"/>
+    <w:lvlOverride w:ilvl="0">
+      <w:startOverride w:val="1"/>
+    </w:lvlOverride>
+  </w:num>
+  <w:num w:numId="350">
+    <w:abstractNumId w:val="2"/>
+    <w:lvlOverride w:ilvl="0">
+      <w:startOverride w:val="1"/>
+    </w:lvlOverride>
+  </w:num>
+  <w:num w:numId="351">
+    <w:abstractNumId w:val="3"/>
+    <w:lvlOverride w:ilvl="0">
+      <w:startOverride w:val="1"/>
+    </w:lvlOverride>
+  </w:num>
+  <w:num w:numId="352">
+    <w:abstractNumId w:val="2"/>
+    <w:lvlOverride w:ilvl="0">
+      <w:startOverride w:val="1"/>
+    </w:lvlOverride>
+  </w:num>
+  <w:num w:numId="353">
+    <w:abstractNumId w:val="2"/>
+    <w:lvlOverride w:ilvl="0">
+      <w:startOverride w:val="1"/>
+    </w:lvlOverride>
+  </w:num>
+  <w:num w:numId="354">
+    <w:abstractNumId w:val="2"/>
+    <w:lvlOverride w:ilvl="0">
+      <w:startOverride w:val="1"/>
+    </w:lvlOverride>
+  </w:num>
+  <w:num w:numId="355">
+    <w:abstractNumId w:val="2"/>
+    <w:lvlOverride w:ilvl="0">
+      <w:startOverride w:val="1"/>
+    </w:lvlOverride>
+  </w:num>
+  <w:num w:numId="356">
+    <w:abstractNumId w:val="2"/>
+    <w:lvlOverride w:ilvl="0">
+      <w:startOverride w:val="1"/>
+    </w:lvlOverride>
+  </w:num>
+  <w:num w:numId="357">
+    <w:abstractNumId w:val="3"/>
+    <w:lvlOverride w:ilvl="0">
+      <w:startOverride w:val="1"/>
+    </w:lvlOverride>
+  </w:num>
+  <w:num w:numId="358">
+    <w:abstractNumId w:val="2"/>
+    <w:lvlOverride w:ilvl="0">
+      <w:startOverride w:val="1"/>
+    </w:lvlOverride>
+  </w:num>
+  <w:num w:numId="359">
+    <w:abstractNumId w:val="2"/>
+    <w:lvlOverride w:ilvl="0">
+      <w:startOverride w:val="1"/>
+    </w:lvlOverride>
+  </w:num>
+  <w:num w:numId="360">
+    <w:abstractNumId w:val="2"/>
+    <w:lvlOverride w:ilvl="0">
+      <w:startOverride w:val="1"/>
+    </w:lvlOverride>
+  </w:num>
+  <w:num w:numId="361">
+    <w:abstractNumId w:val="2"/>
+    <w:lvlOverride w:ilvl="0">
+      <w:startOverride w:val="1"/>
+    </w:lvlOverride>
+  </w:num>
+  <w:num w:numId="362">
+    <w:abstractNumId w:val="2"/>
+    <w:lvlOverride w:ilvl="0">
+      <w:startOverride w:val="1"/>
+    </w:lvlOverride>
+  </w:num>
+  <w:num w:numId="363">
+    <w:abstractNumId w:val="3"/>
+    <w:lvlOverride w:ilvl="0">
+      <w:startOverride w:val="1"/>
+    </w:lvlOverride>
+  </w:num>
+  <w:num w:numId="364">
+    <w:abstractNumId w:val="2"/>
+    <w:lvlOverride w:ilvl="0">
+      <w:startOverride w:val="1"/>
+    </w:lvlOverride>
+  </w:num>
+  <w:num w:numId="365">
+    <w:abstractNumId w:val="2"/>
+    <w:lvlOverride w:ilvl="0">
+      <w:startOverride w:val="1"/>
+    </w:lvlOverride>
+  </w:num>
+  <w:num w:numId="366">
+    <w:abstractNumId w:val="2"/>
+    <w:lvlOverride w:ilvl="0">
+      <w:startOverride w:val="1"/>
+    </w:lvlOverride>
+  </w:num>
+  <w:num w:numId="367">
+    <w:abstractNumId w:val="2"/>
+    <w:lvlOverride w:ilvl="0">
+      <w:startOverride w:val="1"/>
+    </w:lvlOverride>
+  </w:num>
+  <w:num w:numId="368">
+    <w:abstractNumId w:val="2"/>
+    <w:lvlOverride w:ilvl="0">
+      <w:startOverride w:val="1"/>
+    </w:lvlOverride>
+  </w:num>
+  <w:num w:numId="369">
+    <w:abstractNumId w:val="3"/>
+    <w:lvlOverride w:ilvl="0">
+      <w:startOverride w:val="1"/>
+    </w:lvlOverride>
+  </w:num>
+  <w:num w:numId="370">
+    <w:abstractNumId w:val="2"/>
+    <w:lvlOverride w:ilvl="0">
+      <w:startOverride w:val="1"/>
+    </w:lvlOverride>
+  </w:num>
+  <w:num w:numId="371">
+    <w:abstractNumId w:val="2"/>
+    <w:lvlOverride w:ilvl="0">
+      <w:startOverride w:val="1"/>
+    </w:lvlOverride>
+  </w:num>
+  <w:num w:numId="372">
+    <w:abstractNumId w:val="2"/>
+    <w:lvlOverride w:ilvl="0">
+      <w:startOverride w:val="1"/>
+    </w:lvlOverride>
+  </w:num>
+  <w:num w:numId="373">
+    <w:abstractNumId w:val="2"/>
+    <w:lvlOverride w:ilvl="0">
+      <w:startOverride w:val="1"/>
+    </w:lvlOverride>
+  </w:num>
+  <w:num w:numId="374">
+    <w:abstractNumId w:val="2"/>
+    <w:lvlOverride w:ilvl="0">
+      <w:startOverride w:val="1"/>
+    </w:lvlOverride>
+  </w:num>
+  <w:num w:numId="375">
+    <w:abstractNumId w:val="3"/>
+    <w:lvlOverride w:ilvl="0">
+      <w:startOverride w:val="1"/>
+    </w:lvlOverride>
+  </w:num>
+  <w:num w:numId="376">
+    <w:abstractNumId w:val="2"/>
+    <w:lvlOverride w:ilvl="0">
+      <w:startOverride w:val="1"/>
+    </w:lvlOverride>
+  </w:num>
+  <w:num w:numId="377">
+    <w:abstractNumId w:val="2"/>
+    <w:lvlOverride w:ilvl="0">
+      <w:startOverride w:val="1"/>
+    </w:lvlOverride>
+  </w:num>
+  <w:num w:numId="378">
+    <w:abstractNumId w:val="2"/>
+    <w:lvlOverride w:ilvl="0">
+      <w:startOverride w:val="1"/>
+    </w:lvlOverride>
+  </w:num>
+  <w:num w:numId="379">
+    <w:abstractNumId w:val="2"/>
+    <w:lvlOverride w:ilvl="0">
+      <w:startOverride w:val="1"/>
+    </w:lvlOverride>
+  </w:num>
+  <w:num w:numId="380">
+    <w:abstractNumId w:val="2"/>
+    <w:lvlOverride w:ilvl="0">
+      <w:startOverride w:val="1"/>
+    </w:lvlOverride>
+  </w:num>
+  <w:num w:numId="381">
+    <w:abstractNumId w:val="3"/>
+    <w:lvlOverride w:ilvl="0">
+      <w:startOverride w:val="1"/>
+    </w:lvlOverride>
+  </w:num>
+  <w:num w:numId="382">
+    <w:abstractNumId w:val="2"/>
+    <w:lvlOverride w:ilvl="0">
+      <w:startOverride w:val="1"/>
+    </w:lvlOverride>
+  </w:num>
+  <w:num w:numId="383">
+    <w:abstractNumId w:val="2"/>
+    <w:lvlOverride w:ilvl="0">
+      <w:startOverride w:val="1"/>
+    </w:lvlOverride>
+  </w:num>
+  <w:num w:numId="384">
+    <w:abstractNumId w:val="2"/>
+    <w:lvlOverride w:ilvl="0">
+      <w:startOverride w:val="1"/>
+    </w:lvlOverride>
+  </w:num>
+  <w:num w:numId="385">
+    <w:abstractNumId w:val="2"/>
+    <w:lvlOverride w:ilvl="0">
+      <w:startOverride w:val="1"/>
+    </w:lvlOverride>
+  </w:num>
+  <w:num w:numId="386">
+    <w:abstractNumId w:val="2"/>
+    <w:lvlOverride w:ilvl="0">
+      <w:startOverride w:val="1"/>
+    </w:lvlOverride>
+  </w:num>
+  <w:num w:numId="387">
+    <w:abstractNumId w:val="3"/>
+    <w:lvlOverride w:ilvl="0">
+      <w:startOverride w:val="1"/>
+    </w:lvlOverride>
+  </w:num>
+  <w:num w:numId="388">
+    <w:abstractNumId w:val="2"/>
+    <w:lvlOverride w:ilvl="0">
+      <w:startOverride w:val="1"/>
+    </w:lvlOverride>
+  </w:num>
+  <w:num w:numId="389">
+    <w:abstractNumId w:val="2"/>
+    <w:lvlOverride w:ilvl="0">
+      <w:startOverride w:val="1"/>
+    </w:lvlOverride>
+  </w:num>
+  <w:num w:numId="390">
+    <w:abstractNumId w:val="2"/>
+    <w:lvlOverride w:ilvl="0">
+      <w:startOverride w:val="1"/>
+    </w:lvlOverride>
+  </w:num>
+  <w:num w:numId="391">
+    <w:abstractNumId w:val="2"/>
+    <w:lvlOverride w:ilvl="0">
+      <w:startOverride w:val="1"/>
+    </w:lvlOverride>
+  </w:num>
+  <w:num w:numId="392">
+    <w:abstractNumId w:val="2"/>
+    <w:lvlOverride w:ilvl="0">
+      <w:startOverride w:val="1"/>
+    </w:lvlOverride>
+  </w:num>
+  <w:num w:numId="393">
+    <w:abstractNumId w:val="3"/>
+    <w:lvlOverride w:ilvl="0">
+      <w:startOverride w:val="1"/>
+    </w:lvlOverride>
+  </w:num>
+  <w:num w:numId="394">
+    <w:abstractNumId w:val="2"/>
+    <w:lvlOverride w:ilvl="0">
+      <w:startOverride w:val="1"/>
+    </w:lvlOverride>
+  </w:num>
+  <w:num w:numId="395">
+    <w:abstractNumId w:val="2"/>
+    <w:lvlOverride w:ilvl="0">
+      <w:startOverride w:val="1"/>
+    </w:lvlOverride>
+  </w:num>
+  <w:num w:numId="396">
+    <w:abstractNumId w:val="2"/>
+    <w:lvlOverride w:ilvl="0">
+      <w:startOverride w:val="1"/>
+    </w:lvlOverride>
+  </w:num>
+  <w:num w:numId="397">
+    <w:abstractNumId w:val="2"/>
+    <w:lvlOverride w:ilvl="0">
+      <w:startOverride w:val="1"/>
+    </w:lvlOverride>
+  </w:num>
+  <w:num w:numId="398">
+    <w:abstractNumId w:val="2"/>
+    <w:lvlOverride w:ilvl="0">
+      <w:startOverride w:val="1"/>
+    </w:lvlOverride>
+  </w:num>
+  <w:num w:numId="399">
+    <w:abstractNumId w:val="3"/>
+    <w:lvlOverride w:ilvl="0">
+      <w:startOverride w:val="1"/>
+    </w:lvlOverride>
+  </w:num>
+  <w:num w:numId="400">
+    <w:abstractNumId w:val="2"/>
+    <w:lvlOverride w:ilvl="0">
+      <w:startOverride w:val="1"/>
+    </w:lvlOverride>
+  </w:num>
+  <w:num w:numId="401">
+    <w:abstractNumId w:val="2"/>
+    <w:lvlOverride w:ilvl="0">
+      <w:startOverride w:val="1"/>
+    </w:lvlOverride>
+  </w:num>
+  <w:num w:numId="402">
+    <w:abstractNumId w:val="2"/>
+    <w:lvlOverride w:ilvl="0">
+      <w:startOverride w:val="1"/>
+    </w:lvlOverride>
+  </w:num>
+  <w:num w:numId="403">
+    <w:abstractNumId w:val="2"/>
+    <w:lvlOverride w:ilvl="0">
+      <w:startOverride w:val="1"/>
+    </w:lvlOverride>
+  </w:num>
+  <w:num w:numId="404">
+    <w:abstractNumId w:val="2"/>
+    <w:lvlOverride w:ilvl="0">
+      <w:startOverride w:val="1"/>
+    </w:lvlOverride>
+  </w:num>
+  <w:num w:numId="405">
+    <w:abstractNumId w:val="3"/>
+    <w:lvlOverride w:ilvl="0">
+      <w:startOverride w:val="1"/>
+    </w:lvlOverride>
+  </w:num>
+  <w:num w:numId="406">
+    <w:abstractNumId w:val="2"/>
+    <w:lvlOverride w:ilvl="0">
+      <w:startOverride w:val="1"/>
+    </w:lvlOverride>
+  </w:num>
+  <w:num w:numId="407">
+    <w:abstractNumId w:val="2"/>
+    <w:lvlOverride w:ilvl="0">
+      <w:startOverride w:val="1"/>
+    </w:lvlOverride>
+  </w:num>
+  <w:num w:numId="408">
+    <w:abstractNumId w:val="2"/>
+    <w:lvlOverride w:ilvl="0">
+      <w:startOverride w:val="1"/>
+    </w:lvlOverride>
+  </w:num>
+  <w:num w:numId="409">
+    <w:abstractNumId w:val="2"/>
+    <w:lvlOverride w:ilvl="0">
+      <w:startOverride w:val="1"/>
+    </w:lvlOverride>
+  </w:num>
+  <w:num w:numId="410">
+    <w:abstractNumId w:val="2"/>
+    <w:lvlOverride w:ilvl="0">
+      <w:startOverride w:val="1"/>
+    </w:lvlOverride>
+  </w:num>
+  <w:num w:numId="411">
+    <w:abstractNumId w:val="3"/>
+    <w:lvlOverride w:ilvl="0">
+      <w:startOverride w:val="1"/>
+    </w:lvlOverride>
+  </w:num>
+  <w:num w:numId="412">
+    <w:abstractNumId w:val="2"/>
+    <w:lvlOverride w:ilvl="0">
+      <w:startOverride w:val="1"/>
+    </w:lvlOverride>
+  </w:num>
+  <w:num w:numId="413">
+    <w:abstractNumId w:val="2"/>
+    <w:lvlOverride w:ilvl="0">
+      <w:startOverride w:val="1"/>
+    </w:lvlOverride>
+  </w:num>
+  <w:num w:numId="414">
+    <w:abstractNumId w:val="2"/>
+    <w:lvlOverride w:ilvl="0">
+      <w:startOverride w:val="1"/>
+    </w:lvlOverride>
+  </w:num>
+  <w:num w:numId="415">
+    <w:abstractNumId w:val="2"/>
+    <w:lvlOverride w:ilvl="0">
+      <w:startOverride w:val="1"/>
+    </w:lvlOverride>
+  </w:num>
+  <w:num w:numId="416">
+    <w:abstractNumId w:val="2"/>
+    <w:lvlOverride w:ilvl="0">
+      <w:startOverride w:val="1"/>
+    </w:lvlOverride>
+  </w:num>
+  <w:num w:numId="417">
+    <w:abstractNumId w:val="3"/>
+    <w:lvlOverride w:ilvl="0">
+      <w:startOverride w:val="1"/>
+    </w:lvlOverride>
+  </w:num>
+  <w:num w:numId="418">
+    <w:abstractNumId w:val="2"/>
+    <w:lvlOverride w:ilvl="0">
+      <w:startOverride w:val="1"/>
+    </w:lvlOverride>
+  </w:num>
+  <w:num w:numId="419">
+    <w:abstractNumId w:val="2"/>
+    <w:lvlOverride w:ilvl="0">
+      <w:startOverride w:val="1"/>
+    </w:lvlOverride>
+  </w:num>
+  <w:num w:numId="420">
+    <w:abstractNumId w:val="2"/>
+    <w:lvlOverride w:ilvl="0">
+      <w:startOverride w:val="1"/>
+    </w:lvlOverride>
+  </w:num>
+  <w:num w:numId="421">
+    <w:abstractNumId w:val="2"/>
+    <w:lvlOverride w:ilvl="0">
+      <w:startOverride w:val="1"/>
+    </w:lvlOverride>
+  </w:num>
+  <w:num w:numId="422">
+    <w:abstractNumId w:val="2"/>
+    <w:lvlOverride w:ilvl="0">
+      <w:startOverride w:val="1"/>
+    </w:lvlOverride>
+  </w:num>
+  <w:num w:numId="423">
+    <w:abstractNumId w:val="3"/>
+    <w:lvlOverride w:ilvl="0">
+      <w:startOverride w:val="1"/>
+    </w:lvlOverride>
+  </w:num>
+  <w:num w:numId="424">
+    <w:abstractNumId w:val="2"/>
+    <w:lvlOverride w:ilvl="0">
+      <w:startOverride w:val="1"/>
+    </w:lvlOverride>
+  </w:num>
+  <w:num w:numId="425">
+    <w:abstractNumId w:val="2"/>
+    <w:lvlOverride w:ilvl="0">
+      <w:startOverride w:val="1"/>
+    </w:lvlOverride>
+  </w:num>
+  <w:num w:numId="426">
+    <w:abstractNumId w:val="2"/>
+    <w:lvlOverride w:ilvl="0">
+      <w:startOverride w:val="1"/>
+    </w:lvlOverride>
+  </w:num>
+  <w:num w:numId="427">
+    <w:abstractNumId w:val="2"/>
+    <w:lvlOverride w:ilvl="0">
+      <w:startOverride w:val="1"/>
+    </w:lvlOverride>
+  </w:num>
+  <w:num w:numId="428">
+    <w:abstractNumId w:val="2"/>
+    <w:lvlOverride w:ilvl="0">
+      <w:startOverride w:val="1"/>
+    </w:lvlOverride>
+  </w:num>
+  <w:num w:numId="429">
+    <w:abstractNumId w:val="3"/>
+    <w:lvlOverride w:ilvl="0">
+      <w:startOverride w:val="1"/>
+    </w:lvlOverride>
+  </w:num>
+  <w:num w:numId="430">
+    <w:abstractNumId w:val="2"/>
+    <w:lvlOverride w:ilvl="0">
+      <w:startOverride w:val="1"/>
+    </w:lvlOverride>
+  </w:num>
+  <w:num w:numId="431">
+    <w:abstractNumId w:val="2"/>
+    <w:lvlOverride w:ilvl="0">
+      <w:startOverride w:val="1"/>
+    </w:lvlOverride>
+  </w:num>
+  <w:num w:numId="432">
+    <w:abstractNumId w:val="2"/>
+    <w:lvlOverride w:ilvl="0">
+      <w:startOverride w:val="1"/>
+    </w:lvlOverride>
+  </w:num>
+  <w:num w:numId="433">
+    <w:abstractNumId w:val="2"/>
+    <w:lvlOverride w:ilvl="0">
+      <w:startOverride w:val="1"/>
+    </w:lvlOverride>
+  </w:num>
+  <w:num w:numId="434">
+    <w:abstractNumId w:val="2"/>
+    <w:lvlOverride w:ilvl="0">
+      <w:startOverride w:val="1"/>
+    </w:lvlOverride>
+  </w:num>
+  <w:num w:numId="435">
+    <w:abstractNumId w:val="3"/>
+    <w:lvlOverride w:ilvl="0">
+      <w:startOverride w:val="1"/>
+    </w:lvlOverride>
+  </w:num>
+  <w:num w:numId="436">
+    <w:abstractNumId w:val="2"/>
+    <w:lvlOverride w:ilvl="0">
+      <w:startOverride w:val="1"/>
+    </w:lvlOverride>
+  </w:num>
+  <w:num w:numId="437">
+    <w:abstractNumId w:val="2"/>
+    <w:lvlOverride w:ilvl="0">
+      <w:startOverride w:val="1"/>
+    </w:lvlOverride>
+  </w:num>
+  <w:num w:numId="438">
+    <w:abstractNumId w:val="2"/>
+    <w:lvlOverride w:ilvl="0">
+      <w:startOverride w:val="1"/>
+    </w:lvlOverride>
+  </w:num>
+  <w:num w:numId="439">
+    <w:abstractNumId w:val="2"/>
+    <w:lvlOverride w:ilvl="0">
+      <w:startOverride w:val="1"/>
+    </w:lvlOverride>
+  </w:num>
+  <w:num w:numId="440">
+    <w:abstractNumId w:val="2"/>
+    <w:lvlOverride w:ilvl="0">
+      <w:startOverride w:val="1"/>
+    </w:lvlOverride>
+  </w:num>
+  <w:num w:numId="441">
+    <w:abstractNumId w:val="3"/>
+    <w:lvlOverride w:ilvl="0">
+      <w:startOverride w:val="1"/>
+    </w:lvlOverride>
+  </w:num>
+  <w:num w:numId="442">
+    <w:abstractNumId w:val="2"/>
+    <w:lvlOverride w:ilvl="0">
+      <w:startOverride w:val="1"/>
+    </w:lvlOverride>
+  </w:num>
+  <w:num w:numId="443">
+    <w:abstractNumId w:val="2"/>
+    <w:lvlOverride w:ilvl="0">
+      <w:startOverride w:val="1"/>
+    </w:lvlOverride>
+  </w:num>
+  <w:num w:numId="444">
+    <w:abstractNumId w:val="2"/>
+    <w:lvlOverride w:ilvl="0">
+      <w:startOverride w:val="1"/>
+    </w:lvlOverride>
+  </w:num>
+  <w:num w:numId="445">
+    <w:abstractNumId w:val="2"/>
+    <w:lvlOverride w:ilvl="0">
+      <w:startOverride w:val="1"/>
+    </w:lvlOverride>
+  </w:num>
+  <w:num w:numId="446">
+    <w:abstractNumId w:val="2"/>
+    <w:lvlOverride w:ilvl="0">
+      <w:startOverride w:val="1"/>
+    </w:lvlOverride>
+  </w:num>
+  <w:num w:numId="447">
+    <w:abstractNumId w:val="3"/>
+    <w:lvlOverride w:ilvl="0">
+      <w:startOverride w:val="1"/>
+    </w:lvlOverride>
+  </w:num>
+  <w:num w:numId="448">
+    <w:abstractNumId w:val="2"/>
+    <w:lvlOverride w:ilvl="0">
+      <w:startOverride w:val="1"/>
+    </w:lvlOverride>
+  </w:num>
+  <w:num w:numId="449">
+    <w:abstractNumId w:val="2"/>
+    <w:lvlOverride w:ilvl="0">
+      <w:startOverride w:val="1"/>
+    </w:lvlOverride>
+  </w:num>
+  <w:num w:numId="450">
+    <w:abstractNumId w:val="2"/>
+    <w:lvlOverride w:ilvl="0">
+      <w:startOverride w:val="1"/>
+    </w:lvlOverride>
+  </w:num>
+  <w:num w:numId="451">
+    <w:abstractNumId w:val="2"/>
+    <w:lvlOverride w:ilvl="0">
+      <w:startOverride w:val="1"/>
+    </w:lvlOverride>
+  </w:num>
+  <w:num w:numId="452">
+    <w:abstractNumId w:val="2"/>
+    <w:lvlOverride w:ilvl="0">
+      <w:startOverride w:val="1"/>
+    </w:lvlOverride>
+  </w:num>
+  <w:num w:numId="453">
+    <w:abstractNumId w:val="3"/>
+    <w:lvlOverride w:ilvl="0">
+      <w:startOverride w:val="1"/>
+    </w:lvlOverride>
+  </w:num>
+  <w:num w:numId="454">
+    <w:abstractNumId w:val="2"/>
+    <w:lvlOverride w:ilvl="0">
+      <w:startOverride w:val="1"/>
+    </w:lvlOverride>
+  </w:num>
+  <w:num w:numId="455">
+    <w:abstractNumId w:val="2"/>
+    <w:lvlOverride w:ilvl="0">
+      <w:startOverride w:val="1"/>
+    </w:lvlOverride>
+  </w:num>
+  <w:num w:numId="456">
+    <w:abstractNumId w:val="2"/>
+    <w:lvlOverride w:ilvl="0">
+      <w:startOverride w:val="1"/>
+    </w:lvlOverride>
+  </w:num>
+  <w:num w:numId="457">
+    <w:abstractNumId w:val="2"/>
+    <w:lvlOverride w:ilvl="0">
+      <w:startOverride w:val="1"/>
+    </w:lvlOverride>
+  </w:num>
+  <w:num w:numId="458">
+    <w:abstractNumId w:val="2"/>
+    <w:lvlOverride w:ilvl="0">
+      <w:startOverride w:val="1"/>
+    </w:lvlOverride>
+  </w:num>
+  <w:num w:numId="459">
+    <w:abstractNumId w:val="3"/>
+    <w:lvlOverride w:ilvl="0">
+      <w:startOverride w:val="1"/>
+    </w:lvlOverride>
+  </w:num>
+  <w:num w:numId="460">
+    <w:abstractNumId w:val="2"/>
+    <w:lvlOverride w:ilvl="0">
+      <w:startOverride w:val="1"/>
+    </w:lvlOverride>
+  </w:num>
+  <w:num w:numId="461">
+    <w:abstractNumId w:val="2"/>
+    <w:lvlOverride w:ilvl="0">
+      <w:startOverride w:val="1"/>
+    </w:lvlOverride>
+  </w:num>
+  <w:num w:numId="462">
+    <w:abstractNumId w:val="2"/>
+    <w:lvlOverride w:ilvl="0">
+      <w:startOverride w:val="1"/>
+    </w:lvlOverride>
+  </w:num>
+  <w:num w:numId="463">
+    <w:abstractNumId w:val="2"/>
+    <w:lvlOverride w:ilvl="0">
+      <w:startOverride w:val="1"/>
+    </w:lvlOverride>
+  </w:num>
+  <w:num w:numId="464">
+    <w:abstractNumId w:val="2"/>
+    <w:lvlOverride w:ilvl="0">
+      <w:startOverride w:val="1"/>
+    </w:lvlOverride>
+  </w:num>
+  <w:num w:numId="465">
+    <w:abstractNumId w:val="3"/>
+    <w:lvlOverride w:ilvl="0">
+      <w:startOverride w:val="1"/>
+    </w:lvlOverride>
+  </w:num>
+  <w:num w:numId="466">
+    <w:abstractNumId w:val="2"/>
+    <w:lvlOverride w:ilvl="0">
+      <w:startOverride w:val="1"/>
+    </w:lvlOverride>
+  </w:num>
+  <w:num w:numId="467">
+    <w:abstractNumId w:val="2"/>
+    <w:lvlOverride w:ilvl="0">
+      <w:startOverride w:val="1"/>
+    </w:lvlOverride>
+  </w:num>
+  <w:num w:numId="468">
+    <w:abstractNumId w:val="2"/>
+    <w:lvlOverride w:ilvl="0">
+      <w:startOverride w:val="1"/>
+    </w:lvlOverride>
+  </w:num>
+  <w:num w:numId="469">
+    <w:abstractNumId w:val="2"/>
+    <w:lvlOverride w:ilvl="0">
+      <w:startOverride w:val="1"/>
+    </w:lvlOverride>
+  </w:num>
+  <w:num w:numId="470">
+    <w:abstractNumId w:val="2"/>
+    <w:lvlOverride w:ilvl="0">
+      <w:startOverride w:val="1"/>
+    </w:lvlOverride>
+  </w:num>
+  <w:num w:numId="471">
+    <w:abstractNumId w:val="3"/>
+    <w:lvlOverride w:ilvl="0">
+      <w:startOverride w:val="1"/>
+    </w:lvlOverride>
+  </w:num>
+  <w:num w:numId="472">
+    <w:abstractNumId w:val="2"/>
+    <w:lvlOverride w:ilvl="0">
+      <w:startOverride w:val="1"/>
+    </w:lvlOverride>
+  </w:num>
+  <w:num w:numId="473">
+    <w:abstractNumId w:val="2"/>
+    <w:lvlOverride w:ilvl="0">
+      <w:startOverride w:val="1"/>
+    </w:lvlOverride>
+  </w:num>
+  <w:num w:numId="474">
+    <w:abstractNumId w:val="2"/>
+    <w:lvlOverride w:ilvl="0">
+      <w:startOverride w:val="1"/>
+    </w:lvlOverride>
+  </w:num>
+  <w:num w:numId="475">
+    <w:abstractNumId w:val="2"/>
+    <w:lvlOverride w:ilvl="0">
+      <w:startOverride w:val="1"/>
+    </w:lvlOverride>
+  </w:num>
+  <w:num w:numId="476">
+    <w:abstractNumId w:val="2"/>
+    <w:lvlOverride w:ilvl="0">
+      <w:startOverride w:val="1"/>
+    </w:lvlOverride>
+  </w:num>
+  <w:num w:numId="477">
+    <w:abstractNumId w:val="3"/>
+    <w:lvlOverride w:ilvl="0">
+      <w:startOverride w:val="1"/>
+    </w:lvlOverride>
+  </w:num>
+  <w:num w:numId="478">
+    <w:abstractNumId w:val="2"/>
+    <w:lvlOverride w:ilvl="0">
+      <w:startOverride w:val="1"/>
+    </w:lvlOverride>
+  </w:num>
+  <w:num w:numId="479">
+    <w:abstractNumId w:val="2"/>
+    <w:lvlOverride w:ilvl="0">
+      <w:startOverride w:val="1"/>
+    </w:lvlOverride>
+  </w:num>
+  <w:num w:numId="480">
+    <w:abstractNumId w:val="2"/>
+    <w:lvlOverride w:ilvl="0">
+      <w:startOverride w:val="1"/>
+    </w:lvlOverride>
+  </w:num>
+  <w:num w:numId="481">
+    <w:abstractNumId w:val="2"/>
+    <w:lvlOverride w:ilvl="0">
+      <w:startOverride w:val="1"/>
+    </w:lvlOverride>
+  </w:num>
+  <w:num w:numId="482">
+    <w:abstractNumId w:val="2"/>
+    <w:lvlOverride w:ilvl="0">
+      <w:startOverride w:val="1"/>
+    </w:lvlOverride>
+  </w:num>
+  <w:num w:numId="483">
+    <w:abstractNumId w:val="3"/>
+    <w:lvlOverride w:ilvl="0">
+      <w:startOverride w:val="1"/>
+    </w:lvlOverride>
+  </w:num>
+  <w:num w:numId="484">
+    <w:abstractNumId w:val="2"/>
+    <w:lvlOverride w:ilvl="0">
+      <w:startOverride w:val="1"/>
+    </w:lvlOverride>
+  </w:num>
+  <w:num w:numId="485">
+    <w:abstractNumId w:val="2"/>
+    <w:lvlOverride w:ilvl="0">
+      <w:startOverride w:val="1"/>
+    </w:lvlOverride>
+  </w:num>
+  <w:num w:numId="486">
+    <w:abstractNumId w:val="2"/>
+    <w:lvlOverride w:ilvl="0">
+      <w:startOverride w:val="1"/>
+    </w:lvlOverride>
+  </w:num>
+  <w:num w:numId="487">
+    <w:abstractNumId w:val="2"/>
+    <w:lvlOverride w:ilvl="0">
+      <w:startOverride w:val="1"/>
+    </w:lvlOverride>
+  </w:num>
+  <w:num w:numId="488">
+    <w:abstractNumId w:val="2"/>
+    <w:lvlOverride w:ilvl="0">
+      <w:startOverride w:val="1"/>
+    </w:lvlOverride>
+  </w:num>
+  <w:num w:numId="489">
+    <w:abstractNumId w:val="3"/>
+    <w:lvlOverride w:ilvl="0">
+      <w:startOverride w:val="1"/>
+    </w:lvlOverride>
+  </w:num>
+  <w:num w:numId="490">
+    <w:abstractNumId w:val="2"/>
+    <w:lvlOverride w:ilvl="0">
+      <w:startOverride w:val="1"/>
+    </w:lvlOverride>
+  </w:num>
+  <w:num w:numId="491">
+    <w:abstractNumId w:val="2"/>
+    <w:lvlOverride w:ilvl="0">
+      <w:startOverride w:val="1"/>
+    </w:lvlOverride>
+  </w:num>
+  <w:num w:numId="492">
+    <w:abstractNumId w:val="2"/>
+    <w:lvlOverride w:ilvl="0">
+      <w:startOverride w:val="1"/>
+    </w:lvlOverride>
+  </w:num>
+  <w:num w:numId="493">
+    <w:abstractNumId w:val="2"/>
+    <w:lvlOverride w:ilvl="0">
+      <w:startOverride w:val="1"/>
+    </w:lvlOverride>
+  </w:num>
+  <w:num w:numId="494">
+    <w:abstractNumId w:val="2"/>
+    <w:lvlOverride w:ilvl="0">
+      <w:startOverride w:val="1"/>
+    </w:lvlOverride>
+  </w:num>
+  <w:num w:numId="495">
+    <w:abstractNumId w:val="3"/>
+    <w:lvlOverride w:ilvl="0">
+      <w:startOverride w:val="1"/>
+    </w:lvlOverride>
+  </w:num>
+  <w:num w:numId="496">
+    <w:abstractNumId w:val="2"/>
+    <w:lvlOverride w:ilvl="0">
+      <w:startOverride w:val="1"/>
+    </w:lvlOverride>
+  </w:num>
+  <w:num w:numId="497">
+    <w:abstractNumId w:val="2"/>
+    <w:lvlOverride w:ilvl="0">
+      <w:startOverride w:val="1"/>
+    </w:lvlOverride>
+  </w:num>
+  <w:num w:numId="498">
+    <w:abstractNumId w:val="2"/>
+    <w:lvlOverride w:ilvl="0">
+      <w:startOverride w:val="1"/>
+    </w:lvlOverride>
+  </w:num>
+  <w:num w:numId="499">
+    <w:abstractNumId w:val="2"/>
+    <w:lvlOverride w:ilvl="0">
+      <w:startOverride w:val="1"/>
+    </w:lvlOverride>
+  </w:num>
+  <w:num w:numId="500">
+    <w:abstractNumId w:val="2"/>
+    <w:lvlOverride w:ilvl="0">
+      <w:startOverride w:val="1"/>
+    </w:lvlOverride>
+  </w:num>
+  <w:num w:numId="501">
+    <w:abstractNumId w:val="3"/>
+    <w:lvlOverride w:ilvl="0">
+      <w:startOverride w:val="1"/>
+    </w:lvlOverride>
+  </w:num>
+  <w:num w:numId="502">
+    <w:abstractNumId w:val="2"/>
+    <w:lvlOverride w:ilvl="0">
+      <w:startOverride w:val="1"/>
+    </w:lvlOverride>
+  </w:num>
+  <w:num w:numId="503">
+    <w:abstractNumId w:val="2"/>
+    <w:lvlOverride w:ilvl="0">
+      <w:startOverride w:val="1"/>
+    </w:lvlOverride>
+  </w:num>
+  <w:num w:numId="504">
+    <w:abstractNumId w:val="2"/>
+    <w:lvlOverride w:ilvl="0">
+      <w:startOverride w:val="1"/>
+    </w:lvlOverride>
+  </w:num>
+  <w:num w:numId="505">
+    <w:abstractNumId w:val="2"/>
+    <w:lvlOverride w:ilvl="0">
+      <w:startOverride w:val="1"/>
+    </w:lvlOverride>
+  </w:num>
+  <w:num w:numId="506">
+    <w:abstractNumId w:val="2"/>
+    <w:lvlOverride w:ilvl="0">
+      <w:startOverride w:val="1"/>
+    </w:lvlOverride>
+  </w:num>
+  <w:num w:numId="507">
+    <w:abstractNumId w:val="3"/>
+    <w:lvlOverride w:ilvl="0">
+      <w:startOverride w:val="1"/>
+    </w:lvlOverride>
+  </w:num>
+  <w:num w:numId="508">
+    <w:abstractNumId w:val="2"/>
+    <w:lvlOverride w:ilvl="0">
+      <w:startOverride w:val="1"/>
+    </w:lvlOverride>
+  </w:num>
+  <w:num w:numId="509">
+    <w:abstractNumId w:val="2"/>
+    <w:lvlOverride w:ilvl="0">
+      <w:startOverride w:val="1"/>
+    </w:lvlOverride>
+  </w:num>
+  <w:num w:numId="510">
+    <w:abstractNumId w:val="2"/>
+    <w:lvlOverride w:ilvl="0">
+      <w:startOverride w:val="1"/>
+    </w:lvlOverride>
+  </w:num>
+  <w:num w:numId="511">
+    <w:abstractNumId w:val="2"/>
+    <w:lvlOverride w:ilvl="0">
+      <w:startOverride w:val="1"/>
+    </w:lvlOverride>
+  </w:num>
+  <w:num w:numId="512">
+    <w:abstractNumId w:val="2"/>
+    <w:lvlOverride w:ilvl="0">
+      <w:startOverride w:val="1"/>
+    </w:lvlOverride>
+  </w:num>
+  <w:num w:numId="513">
+    <w:abstractNumId w:val="3"/>
+    <w:lvlOverride w:ilvl="0">
+      <w:startOverride w:val="1"/>
+    </w:lvlOverride>
+  </w:num>
+  <w:num w:numId="514">
+    <w:abstractNumId w:val="2"/>
+    <w:lvlOverride w:ilvl="0">
+      <w:startOverride w:val="1"/>
+    </w:lvlOverride>
+  </w:num>
+  <w:num w:numId="515">
+    <w:abstractNumId w:val="2"/>
+    <w:lvlOverride w:ilvl="0">
+      <w:startOverride w:val="1"/>
+    </w:lvlOverride>
+  </w:num>
+  <w:num w:numId="516">
+    <w:abstractNumId w:val="2"/>
+    <w:lvlOverride w:ilvl="0">
+      <w:startOverride w:val="1"/>
+    </w:lvlOverride>
+  </w:num>
+  <w:num w:numId="517">
+    <w:abstractNumId w:val="2"/>
+    <w:lvlOverride w:ilvl="0">
+      <w:startOverride w:val="1"/>
+    </w:lvlOverride>
+  </w:num>
+  <w:num w:numId="518">
+    <w:abstractNumId w:val="2"/>
+    <w:lvlOverride w:ilvl="0">
+      <w:startOverride w:val="1"/>
+    </w:lvlOverride>
+  </w:num>
+  <w:num w:numId="519">
+    <w:abstractNumId w:val="3"/>
+    <w:lvlOverride w:ilvl="0">
+      <w:startOverride w:val="1"/>
+    </w:lvlOverride>
+  </w:num>
+  <w:num w:numId="520">
+    <w:abstractNumId w:val="2"/>
+    <w:lvlOverride w:ilvl="0">
+      <w:startOverride w:val="1"/>
+    </w:lvlOverride>
+  </w:num>
+  <w:num w:numId="521">
+    <w:abstractNumId w:val="2"/>
+    <w:lvlOverride w:ilvl="0">
+      <w:startOverride w:val="1"/>
+    </w:lvlOverride>
+  </w:num>
+  <w:num w:numId="522">
+    <w:abstractNumId w:val="2"/>
+    <w:lvlOverride w:ilvl="0">
+      <w:startOverride w:val="1"/>
+    </w:lvlOverride>
+  </w:num>
+  <w:num w:numId="523">
+    <w:abstractNumId w:val="2"/>
+    <w:lvlOverride w:ilvl="0">
+      <w:startOverride w:val="1"/>
+    </w:lvlOverride>
+  </w:num>
+  <w:num w:numId="524">
+    <w:abstractNumId w:val="2"/>
+    <w:lvlOverride w:ilvl="0">
+      <w:startOverride w:val="1"/>
+    </w:lvlOverride>
+  </w:num>
+  <w:num w:numId="525">
+    <w:abstractNumId w:val="3"/>
+    <w:lvlOverride w:ilvl="0">
+      <w:startOverride w:val="1"/>
+    </w:lvlOverride>
+  </w:num>
+  <w:num w:numId="526">
+    <w:abstractNumId w:val="2"/>
+    <w:lvlOverride w:ilvl="0">
+      <w:startOverride w:val="1"/>
+    </w:lvlOverride>
+  </w:num>
+  <w:num w:numId="527">
+    <w:abstractNumId w:val="2"/>
+    <w:lvlOverride w:ilvl="0">
+      <w:startOverride w:val="1"/>
+    </w:lvlOverride>
+  </w:num>
+  <w:num w:numId="528">
+    <w:abstractNumId w:val="2"/>
+    <w:lvlOverride w:ilvl="0">
+      <w:startOverride w:val="1"/>
+    </w:lvlOverride>
+  </w:num>
+  <w:num w:numId="529">
+    <w:abstractNumId w:val="2"/>
+    <w:lvlOverride w:ilvl="0">
+      <w:startOverride w:val="1"/>
+    </w:lvlOverride>
+  </w:num>
+  <w:num w:numId="530">
+    <w:abstractNumId w:val="2"/>
+    <w:lvlOverride w:ilvl="0">
+      <w:startOverride w:val="1"/>
+    </w:lvlOverride>
+  </w:num>
+  <w:num w:numId="531">
     <w:abstractNumId w:val="3"/>
     <w:lvlOverride w:ilvl="0">
       <w:startOverride w:val="1"/>

--- a/docs/government-project/07_관리자매뉴얼.docx
+++ b/docs/government-project/07_관리자매뉴얼.docx
@@ -262,7 +262,7 @@
         <w:keepNext/>
         <w:numPr>
           <w:ilvl w:val="0"/>
-          <w:numId w:val="520"/>
+          <w:numId w:val="556"/>
         </w:numPr>
         <w:spacing w:after="40" w:before="40"/>
       </w:pPr>
@@ -281,7 +281,7 @@
         <w:keepNext/>
         <w:numPr>
           <w:ilvl w:val="0"/>
-          <w:numId w:val="520"/>
+          <w:numId w:val="556"/>
         </w:numPr>
         <w:spacing w:after="40" w:before="40"/>
       </w:pPr>
@@ -300,7 +300,7 @@
         <w:keepNext/>
         <w:numPr>
           <w:ilvl w:val="0"/>
-          <w:numId w:val="520"/>
+          <w:numId w:val="556"/>
         </w:numPr>
         <w:spacing w:after="40" w:before="40"/>
       </w:pPr>
@@ -873,7 +873,7 @@
         <w:keepNext/>
         <w:numPr>
           <w:ilvl w:val="0"/>
-          <w:numId w:val="521"/>
+          <w:numId w:val="557"/>
         </w:numPr>
         <w:spacing w:after="40" w:before="40"/>
       </w:pPr>
@@ -892,7 +892,7 @@
         <w:keepNext/>
         <w:numPr>
           <w:ilvl w:val="0"/>
-          <w:numId w:val="521"/>
+          <w:numId w:val="557"/>
         </w:numPr>
         <w:spacing w:after="40" w:before="40"/>
       </w:pPr>
@@ -911,7 +911,7 @@
         <w:keepNext/>
         <w:numPr>
           <w:ilvl w:val="0"/>
-          <w:numId w:val="521"/>
+          <w:numId w:val="557"/>
         </w:numPr>
         <w:spacing w:after="40" w:before="40"/>
       </w:pPr>
@@ -930,7 +930,7 @@
         <w:keepNext/>
         <w:numPr>
           <w:ilvl w:val="0"/>
-          <w:numId w:val="521"/>
+          <w:numId w:val="557"/>
         </w:numPr>
         <w:spacing w:after="40" w:before="40"/>
       </w:pPr>
@@ -1008,7 +1008,7 @@
         <w:keepNext/>
         <w:numPr>
           <w:ilvl w:val="0"/>
-          <w:numId w:val="522"/>
+          <w:numId w:val="558"/>
         </w:numPr>
         <w:spacing w:after="40" w:before="40"/>
       </w:pPr>
@@ -1027,7 +1027,7 @@
         <w:keepNext/>
         <w:numPr>
           <w:ilvl w:val="0"/>
-          <w:numId w:val="522"/>
+          <w:numId w:val="558"/>
         </w:numPr>
         <w:spacing w:after="40" w:before="40"/>
       </w:pPr>
@@ -1046,7 +1046,7 @@
         <w:keepNext/>
         <w:numPr>
           <w:ilvl w:val="0"/>
-          <w:numId w:val="522"/>
+          <w:numId w:val="558"/>
         </w:numPr>
         <w:spacing w:after="40" w:before="40"/>
       </w:pPr>
@@ -1065,7 +1065,7 @@
         <w:keepNext/>
         <w:numPr>
           <w:ilvl w:val="0"/>
-          <w:numId w:val="522"/>
+          <w:numId w:val="558"/>
         </w:numPr>
         <w:spacing w:after="40" w:before="40"/>
       </w:pPr>
@@ -1160,7 +1160,7 @@
         <w:keepNext/>
         <w:numPr>
           <w:ilvl w:val="0"/>
-          <w:numId w:val="523"/>
+          <w:numId w:val="559"/>
         </w:numPr>
         <w:spacing w:after="40" w:before="40"/>
       </w:pPr>
@@ -1179,7 +1179,7 @@
         <w:keepNext/>
         <w:numPr>
           <w:ilvl w:val="0"/>
-          <w:numId w:val="523"/>
+          <w:numId w:val="559"/>
         </w:numPr>
         <w:spacing w:after="40" w:before="40"/>
       </w:pPr>
@@ -1197,7 +1197,7 @@
         <w:pStyle w:val="ListParagraph"/>
         <w:numPr>
           <w:ilvl w:val="0"/>
-          <w:numId w:val="523"/>
+          <w:numId w:val="559"/>
         </w:numPr>
         <w:spacing w:after="40" w:before="40"/>
       </w:pPr>
@@ -1234,7 +1234,7 @@
         <w:keepNext/>
         <w:numPr>
           <w:ilvl w:val="0"/>
-          <w:numId w:val="524"/>
+          <w:numId w:val="560"/>
         </w:numPr>
         <w:spacing w:after="40" w:before="40"/>
       </w:pPr>
@@ -1252,7 +1252,7 @@
         <w:pStyle w:val="ListParagraph"/>
         <w:numPr>
           <w:ilvl w:val="0"/>
-          <w:numId w:val="524"/>
+          <w:numId w:val="560"/>
         </w:numPr>
         <w:spacing w:after="40" w:before="40"/>
       </w:pPr>
@@ -2031,7 +2031,7 @@
         <w:keepNext/>
         <w:numPr>
           <w:ilvl w:val="0"/>
-          <w:numId w:val="525"/>
+          <w:numId w:val="561"/>
         </w:numPr>
         <w:spacing w:after="40" w:before="40"/>
       </w:pPr>
@@ -2050,7 +2050,7 @@
         <w:keepNext/>
         <w:numPr>
           <w:ilvl w:val="0"/>
-          <w:numId w:val="525"/>
+          <w:numId w:val="561"/>
         </w:numPr>
         <w:spacing w:after="40" w:before="40"/>
       </w:pPr>
@@ -2068,7 +2068,7 @@
         <w:pStyle w:val="ListParagraph"/>
         <w:numPr>
           <w:ilvl w:val="0"/>
-          <w:numId w:val="525"/>
+          <w:numId w:val="561"/>
         </w:numPr>
         <w:spacing w:after="40" w:before="40"/>
       </w:pPr>
@@ -2123,7 +2123,7 @@
         <w:keepNext/>
         <w:numPr>
           <w:ilvl w:val="0"/>
-          <w:numId w:val="526"/>
+          <w:numId w:val="562"/>
         </w:numPr>
         <w:spacing w:after="40" w:before="40"/>
       </w:pPr>
@@ -2142,7 +2142,7 @@
         <w:keepNext/>
         <w:numPr>
           <w:ilvl w:val="0"/>
-          <w:numId w:val="526"/>
+          <w:numId w:val="562"/>
         </w:numPr>
         <w:spacing w:after="40" w:before="40"/>
       </w:pPr>
@@ -2665,7 +2665,7 @@
         <w:keepNext/>
         <w:numPr>
           <w:ilvl w:val="0"/>
-          <w:numId w:val="527"/>
+          <w:numId w:val="563"/>
         </w:numPr>
         <w:spacing w:after="40" w:before="40"/>
       </w:pPr>
@@ -2684,7 +2684,7 @@
         <w:keepNext/>
         <w:numPr>
           <w:ilvl w:val="0"/>
-          <w:numId w:val="527"/>
+          <w:numId w:val="563"/>
         </w:numPr>
         <w:spacing w:after="40" w:before="40"/>
       </w:pPr>
@@ -2703,7 +2703,7 @@
         <w:keepNext/>
         <w:numPr>
           <w:ilvl w:val="0"/>
-          <w:numId w:val="527"/>
+          <w:numId w:val="563"/>
         </w:numPr>
         <w:spacing w:after="40" w:before="40"/>
       </w:pPr>
@@ -2721,7 +2721,7 @@
         <w:pStyle w:val="ListParagraph"/>
         <w:numPr>
           <w:ilvl w:val="0"/>
-          <w:numId w:val="527"/>
+          <w:numId w:val="563"/>
         </w:numPr>
         <w:spacing w:after="40" w:before="40"/>
       </w:pPr>
@@ -2795,7 +2795,7 @@
         <w:keepNext/>
         <w:numPr>
           <w:ilvl w:val="0"/>
-          <w:numId w:val="528"/>
+          <w:numId w:val="564"/>
         </w:numPr>
         <w:spacing w:after="40" w:before="40"/>
       </w:pPr>
@@ -2814,7 +2814,7 @@
         <w:keepNext/>
         <w:numPr>
           <w:ilvl w:val="0"/>
-          <w:numId w:val="528"/>
+          <w:numId w:val="564"/>
         </w:numPr>
         <w:spacing w:after="40" w:before="40"/>
       </w:pPr>
@@ -2833,7 +2833,7 @@
         <w:keepNext/>
         <w:numPr>
           <w:ilvl w:val="0"/>
-          <w:numId w:val="528"/>
+          <w:numId w:val="564"/>
         </w:numPr>
         <w:spacing w:after="40" w:before="40"/>
       </w:pPr>
@@ -2851,7 +2851,7 @@
         <w:pStyle w:val="ListParagraph"/>
         <w:numPr>
           <w:ilvl w:val="0"/>
-          <w:numId w:val="528"/>
+          <w:numId w:val="564"/>
         </w:numPr>
         <w:spacing w:after="40" w:before="40"/>
       </w:pPr>
@@ -2912,7 +2912,7 @@
         <w:keepNext/>
         <w:numPr>
           <w:ilvl w:val="0"/>
-          <w:numId w:val="529"/>
+          <w:numId w:val="565"/>
         </w:numPr>
         <w:spacing w:after="40" w:before="40"/>
       </w:pPr>
@@ -2931,7 +2931,7 @@
         <w:keepNext/>
         <w:numPr>
           <w:ilvl w:val="0"/>
-          <w:numId w:val="529"/>
+          <w:numId w:val="565"/>
         </w:numPr>
         <w:spacing w:after="40" w:before="40"/>
       </w:pPr>
@@ -2950,7 +2950,7 @@
         <w:keepNext/>
         <w:numPr>
           <w:ilvl w:val="0"/>
-          <w:numId w:val="529"/>
+          <w:numId w:val="565"/>
         </w:numPr>
         <w:spacing w:after="40" w:before="40"/>
       </w:pPr>
@@ -2968,7 +2968,7 @@
         <w:pStyle w:val="ListParagraph"/>
         <w:numPr>
           <w:ilvl w:val="0"/>
-          <w:numId w:val="529"/>
+          <w:numId w:val="565"/>
         </w:numPr>
         <w:spacing w:after="40" w:before="40"/>
       </w:pPr>
@@ -4323,7 +4323,7 @@
         <w:keepNext/>
         <w:numPr>
           <w:ilvl w:val="0"/>
-          <w:numId w:val="530"/>
+          <w:numId w:val="566"/>
         </w:numPr>
         <w:spacing w:after="40" w:before="40"/>
       </w:pPr>
@@ -4342,7 +4342,7 @@
         <w:keepNext/>
         <w:numPr>
           <w:ilvl w:val="0"/>
-          <w:numId w:val="530"/>
+          <w:numId w:val="566"/>
         </w:numPr>
         <w:spacing w:after="40" w:before="40"/>
       </w:pPr>
@@ -4360,7 +4360,7 @@
         <w:pStyle w:val="ListParagraph"/>
         <w:numPr>
           <w:ilvl w:val="0"/>
-          <w:numId w:val="530"/>
+          <w:numId w:val="566"/>
         </w:numPr>
         <w:spacing w:after="40" w:before="40"/>
       </w:pPr>
@@ -5302,7 +5302,7 @@
         <w:pStyle w:val="ListParagraph"/>
         <w:numPr>
           <w:ilvl w:val="0"/>
-          <w:numId w:val="531"/>
+          <w:numId w:val="567"/>
         </w:numPr>
         <w:spacing w:after="40" w:before="40"/>
       </w:pPr>
@@ -5320,7 +5320,7 @@
         <w:pStyle w:val="ListParagraph"/>
         <w:numPr>
           <w:ilvl w:val="0"/>
-          <w:numId w:val="531"/>
+          <w:numId w:val="567"/>
         </w:numPr>
         <w:spacing w:after="40" w:before="40"/>
       </w:pPr>
@@ -5338,7 +5338,7 @@
         <w:pStyle w:val="ListParagraph"/>
         <w:numPr>
           <w:ilvl w:val="0"/>
-          <w:numId w:val="531"/>
+          <w:numId w:val="567"/>
         </w:numPr>
         <w:spacing w:after="40" w:before="40"/>
       </w:pPr>
@@ -5356,7 +5356,7 @@
         <w:pStyle w:val="ListParagraph"/>
         <w:numPr>
           <w:ilvl w:val="0"/>
-          <w:numId w:val="531"/>
+          <w:numId w:val="567"/>
         </w:numPr>
         <w:spacing w:after="40" w:before="40"/>
       </w:pPr>
@@ -5374,7 +5374,7 @@
         <w:pStyle w:val="ListParagraph"/>
         <w:numPr>
           <w:ilvl w:val="0"/>
-          <w:numId w:val="531"/>
+          <w:numId w:val="567"/>
         </w:numPr>
         <w:spacing w:after="40" w:before="40"/>
       </w:pPr>
@@ -5392,7 +5392,7 @@
         <w:pStyle w:val="ListParagraph"/>
         <w:numPr>
           <w:ilvl w:val="0"/>
-          <w:numId w:val="531"/>
+          <w:numId w:val="567"/>
         </w:numPr>
         <w:spacing w:after="40" w:before="40"/>
       </w:pPr>
@@ -5411,7 +5411,7 @@
         <w:keepNext/>
         <w:numPr>
           <w:ilvl w:val="0"/>
-          <w:numId w:val="531"/>
+          <w:numId w:val="567"/>
         </w:numPr>
         <w:spacing w:after="40" w:before="40"/>
       </w:pPr>
@@ -11951,6 +11951,222 @@
     </w:lvlOverride>
   </w:num>
   <w:num w:numId="531">
+    <w:abstractNumId w:val="3"/>
+    <w:lvlOverride w:ilvl="0">
+      <w:startOverride w:val="1"/>
+    </w:lvlOverride>
+  </w:num>
+  <w:num w:numId="532">
+    <w:abstractNumId w:val="2"/>
+    <w:lvlOverride w:ilvl="0">
+      <w:startOverride w:val="1"/>
+    </w:lvlOverride>
+  </w:num>
+  <w:num w:numId="533">
+    <w:abstractNumId w:val="2"/>
+    <w:lvlOverride w:ilvl="0">
+      <w:startOverride w:val="1"/>
+    </w:lvlOverride>
+  </w:num>
+  <w:num w:numId="534">
+    <w:abstractNumId w:val="2"/>
+    <w:lvlOverride w:ilvl="0">
+      <w:startOverride w:val="1"/>
+    </w:lvlOverride>
+  </w:num>
+  <w:num w:numId="535">
+    <w:abstractNumId w:val="2"/>
+    <w:lvlOverride w:ilvl="0">
+      <w:startOverride w:val="1"/>
+    </w:lvlOverride>
+  </w:num>
+  <w:num w:numId="536">
+    <w:abstractNumId w:val="2"/>
+    <w:lvlOverride w:ilvl="0">
+      <w:startOverride w:val="1"/>
+    </w:lvlOverride>
+  </w:num>
+  <w:num w:numId="537">
+    <w:abstractNumId w:val="3"/>
+    <w:lvlOverride w:ilvl="0">
+      <w:startOverride w:val="1"/>
+    </w:lvlOverride>
+  </w:num>
+  <w:num w:numId="538">
+    <w:abstractNumId w:val="2"/>
+    <w:lvlOverride w:ilvl="0">
+      <w:startOverride w:val="1"/>
+    </w:lvlOverride>
+  </w:num>
+  <w:num w:numId="539">
+    <w:abstractNumId w:val="2"/>
+    <w:lvlOverride w:ilvl="0">
+      <w:startOverride w:val="1"/>
+    </w:lvlOverride>
+  </w:num>
+  <w:num w:numId="540">
+    <w:abstractNumId w:val="2"/>
+    <w:lvlOverride w:ilvl="0">
+      <w:startOverride w:val="1"/>
+    </w:lvlOverride>
+  </w:num>
+  <w:num w:numId="541">
+    <w:abstractNumId w:val="2"/>
+    <w:lvlOverride w:ilvl="0">
+      <w:startOverride w:val="1"/>
+    </w:lvlOverride>
+  </w:num>
+  <w:num w:numId="542">
+    <w:abstractNumId w:val="2"/>
+    <w:lvlOverride w:ilvl="0">
+      <w:startOverride w:val="1"/>
+    </w:lvlOverride>
+  </w:num>
+  <w:num w:numId="543">
+    <w:abstractNumId w:val="3"/>
+    <w:lvlOverride w:ilvl="0">
+      <w:startOverride w:val="1"/>
+    </w:lvlOverride>
+  </w:num>
+  <w:num w:numId="544">
+    <w:abstractNumId w:val="2"/>
+    <w:lvlOverride w:ilvl="0">
+      <w:startOverride w:val="1"/>
+    </w:lvlOverride>
+  </w:num>
+  <w:num w:numId="545">
+    <w:abstractNumId w:val="2"/>
+    <w:lvlOverride w:ilvl="0">
+      <w:startOverride w:val="1"/>
+    </w:lvlOverride>
+  </w:num>
+  <w:num w:numId="546">
+    <w:abstractNumId w:val="2"/>
+    <w:lvlOverride w:ilvl="0">
+      <w:startOverride w:val="1"/>
+    </w:lvlOverride>
+  </w:num>
+  <w:num w:numId="547">
+    <w:abstractNumId w:val="2"/>
+    <w:lvlOverride w:ilvl="0">
+      <w:startOverride w:val="1"/>
+    </w:lvlOverride>
+  </w:num>
+  <w:num w:numId="548">
+    <w:abstractNumId w:val="2"/>
+    <w:lvlOverride w:ilvl="0">
+      <w:startOverride w:val="1"/>
+    </w:lvlOverride>
+  </w:num>
+  <w:num w:numId="549">
+    <w:abstractNumId w:val="3"/>
+    <w:lvlOverride w:ilvl="0">
+      <w:startOverride w:val="1"/>
+    </w:lvlOverride>
+  </w:num>
+  <w:num w:numId="550">
+    <w:abstractNumId w:val="2"/>
+    <w:lvlOverride w:ilvl="0">
+      <w:startOverride w:val="1"/>
+    </w:lvlOverride>
+  </w:num>
+  <w:num w:numId="551">
+    <w:abstractNumId w:val="2"/>
+    <w:lvlOverride w:ilvl="0">
+      <w:startOverride w:val="1"/>
+    </w:lvlOverride>
+  </w:num>
+  <w:num w:numId="552">
+    <w:abstractNumId w:val="2"/>
+    <w:lvlOverride w:ilvl="0">
+      <w:startOverride w:val="1"/>
+    </w:lvlOverride>
+  </w:num>
+  <w:num w:numId="553">
+    <w:abstractNumId w:val="2"/>
+    <w:lvlOverride w:ilvl="0">
+      <w:startOverride w:val="1"/>
+    </w:lvlOverride>
+  </w:num>
+  <w:num w:numId="554">
+    <w:abstractNumId w:val="2"/>
+    <w:lvlOverride w:ilvl="0">
+      <w:startOverride w:val="1"/>
+    </w:lvlOverride>
+  </w:num>
+  <w:num w:numId="555">
+    <w:abstractNumId w:val="3"/>
+    <w:lvlOverride w:ilvl="0">
+      <w:startOverride w:val="1"/>
+    </w:lvlOverride>
+  </w:num>
+  <w:num w:numId="556">
+    <w:abstractNumId w:val="2"/>
+    <w:lvlOverride w:ilvl="0">
+      <w:startOverride w:val="1"/>
+    </w:lvlOverride>
+  </w:num>
+  <w:num w:numId="557">
+    <w:abstractNumId w:val="2"/>
+    <w:lvlOverride w:ilvl="0">
+      <w:startOverride w:val="1"/>
+    </w:lvlOverride>
+  </w:num>
+  <w:num w:numId="558">
+    <w:abstractNumId w:val="2"/>
+    <w:lvlOverride w:ilvl="0">
+      <w:startOverride w:val="1"/>
+    </w:lvlOverride>
+  </w:num>
+  <w:num w:numId="559">
+    <w:abstractNumId w:val="2"/>
+    <w:lvlOverride w:ilvl="0">
+      <w:startOverride w:val="1"/>
+    </w:lvlOverride>
+  </w:num>
+  <w:num w:numId="560">
+    <w:abstractNumId w:val="2"/>
+    <w:lvlOverride w:ilvl="0">
+      <w:startOverride w:val="1"/>
+    </w:lvlOverride>
+  </w:num>
+  <w:num w:numId="561">
+    <w:abstractNumId w:val="3"/>
+    <w:lvlOverride w:ilvl="0">
+      <w:startOverride w:val="1"/>
+    </w:lvlOverride>
+  </w:num>
+  <w:num w:numId="562">
+    <w:abstractNumId w:val="2"/>
+    <w:lvlOverride w:ilvl="0">
+      <w:startOverride w:val="1"/>
+    </w:lvlOverride>
+  </w:num>
+  <w:num w:numId="563">
+    <w:abstractNumId w:val="2"/>
+    <w:lvlOverride w:ilvl="0">
+      <w:startOverride w:val="1"/>
+    </w:lvlOverride>
+  </w:num>
+  <w:num w:numId="564">
+    <w:abstractNumId w:val="2"/>
+    <w:lvlOverride w:ilvl="0">
+      <w:startOverride w:val="1"/>
+    </w:lvlOverride>
+  </w:num>
+  <w:num w:numId="565">
+    <w:abstractNumId w:val="2"/>
+    <w:lvlOverride w:ilvl="0">
+      <w:startOverride w:val="1"/>
+    </w:lvlOverride>
+  </w:num>
+  <w:num w:numId="566">
+    <w:abstractNumId w:val="2"/>
+    <w:lvlOverride w:ilvl="0">
+      <w:startOverride w:val="1"/>
+    </w:lvlOverride>
+  </w:num>
+  <w:num w:numId="567">
     <w:abstractNumId w:val="3"/>
     <w:lvlOverride w:ilvl="0">
       <w:startOverride w:val="1"/>

--- a/docs/government-project/07_관리자매뉴얼.docx
+++ b/docs/government-project/07_관리자매뉴얼.docx
@@ -262,7 +262,7 @@
         <w:keepNext/>
         <w:numPr>
           <w:ilvl w:val="0"/>
-          <w:numId w:val="556"/>
+          <w:numId w:val="568"/>
         </w:numPr>
         <w:spacing w:after="40" w:before="40"/>
       </w:pPr>
@@ -281,7 +281,7 @@
         <w:keepNext/>
         <w:numPr>
           <w:ilvl w:val="0"/>
-          <w:numId w:val="556"/>
+          <w:numId w:val="568"/>
         </w:numPr>
         <w:spacing w:after="40" w:before="40"/>
       </w:pPr>
@@ -300,7 +300,7 @@
         <w:keepNext/>
         <w:numPr>
           <w:ilvl w:val="0"/>
-          <w:numId w:val="556"/>
+          <w:numId w:val="568"/>
         </w:numPr>
         <w:spacing w:after="40" w:before="40"/>
       </w:pPr>
@@ -873,7 +873,7 @@
         <w:keepNext/>
         <w:numPr>
           <w:ilvl w:val="0"/>
-          <w:numId w:val="557"/>
+          <w:numId w:val="569"/>
         </w:numPr>
         <w:spacing w:after="40" w:before="40"/>
       </w:pPr>
@@ -892,7 +892,7 @@
         <w:keepNext/>
         <w:numPr>
           <w:ilvl w:val="0"/>
-          <w:numId w:val="557"/>
+          <w:numId w:val="569"/>
         </w:numPr>
         <w:spacing w:after="40" w:before="40"/>
       </w:pPr>
@@ -911,7 +911,7 @@
         <w:keepNext/>
         <w:numPr>
           <w:ilvl w:val="0"/>
-          <w:numId w:val="557"/>
+          <w:numId w:val="569"/>
         </w:numPr>
         <w:spacing w:after="40" w:before="40"/>
       </w:pPr>
@@ -930,7 +930,7 @@
         <w:keepNext/>
         <w:numPr>
           <w:ilvl w:val="0"/>
-          <w:numId w:val="557"/>
+          <w:numId w:val="569"/>
         </w:numPr>
         <w:spacing w:after="40" w:before="40"/>
       </w:pPr>
@@ -1008,7 +1008,7 @@
         <w:keepNext/>
         <w:numPr>
           <w:ilvl w:val="0"/>
-          <w:numId w:val="558"/>
+          <w:numId w:val="570"/>
         </w:numPr>
         <w:spacing w:after="40" w:before="40"/>
       </w:pPr>
@@ -1027,7 +1027,7 @@
         <w:keepNext/>
         <w:numPr>
           <w:ilvl w:val="0"/>
-          <w:numId w:val="558"/>
+          <w:numId w:val="570"/>
         </w:numPr>
         <w:spacing w:after="40" w:before="40"/>
       </w:pPr>
@@ -1046,7 +1046,7 @@
         <w:keepNext/>
         <w:numPr>
           <w:ilvl w:val="0"/>
-          <w:numId w:val="558"/>
+          <w:numId w:val="570"/>
         </w:numPr>
         <w:spacing w:after="40" w:before="40"/>
       </w:pPr>
@@ -1065,7 +1065,7 @@
         <w:keepNext/>
         <w:numPr>
           <w:ilvl w:val="0"/>
-          <w:numId w:val="558"/>
+          <w:numId w:val="570"/>
         </w:numPr>
         <w:spacing w:after="40" w:before="40"/>
       </w:pPr>
@@ -1160,7 +1160,7 @@
         <w:keepNext/>
         <w:numPr>
           <w:ilvl w:val="0"/>
-          <w:numId w:val="559"/>
+          <w:numId w:val="571"/>
         </w:numPr>
         <w:spacing w:after="40" w:before="40"/>
       </w:pPr>
@@ -1179,7 +1179,7 @@
         <w:keepNext/>
         <w:numPr>
           <w:ilvl w:val="0"/>
-          <w:numId w:val="559"/>
+          <w:numId w:val="571"/>
         </w:numPr>
         <w:spacing w:after="40" w:before="40"/>
       </w:pPr>
@@ -1197,7 +1197,7 @@
         <w:pStyle w:val="ListParagraph"/>
         <w:numPr>
           <w:ilvl w:val="0"/>
-          <w:numId w:val="559"/>
+          <w:numId w:val="571"/>
         </w:numPr>
         <w:spacing w:after="40" w:before="40"/>
       </w:pPr>
@@ -1234,7 +1234,7 @@
         <w:keepNext/>
         <w:numPr>
           <w:ilvl w:val="0"/>
-          <w:numId w:val="560"/>
+          <w:numId w:val="572"/>
         </w:numPr>
         <w:spacing w:after="40" w:before="40"/>
       </w:pPr>
@@ -1252,7 +1252,7 @@
         <w:pStyle w:val="ListParagraph"/>
         <w:numPr>
           <w:ilvl w:val="0"/>
-          <w:numId w:val="560"/>
+          <w:numId w:val="572"/>
         </w:numPr>
         <w:spacing w:after="40" w:before="40"/>
       </w:pPr>
@@ -2031,7 +2031,7 @@
         <w:keepNext/>
         <w:numPr>
           <w:ilvl w:val="0"/>
-          <w:numId w:val="561"/>
+          <w:numId w:val="573"/>
         </w:numPr>
         <w:spacing w:after="40" w:before="40"/>
       </w:pPr>
@@ -2050,7 +2050,7 @@
         <w:keepNext/>
         <w:numPr>
           <w:ilvl w:val="0"/>
-          <w:numId w:val="561"/>
+          <w:numId w:val="573"/>
         </w:numPr>
         <w:spacing w:after="40" w:before="40"/>
       </w:pPr>
@@ -2068,7 +2068,7 @@
         <w:pStyle w:val="ListParagraph"/>
         <w:numPr>
           <w:ilvl w:val="0"/>
-          <w:numId w:val="561"/>
+          <w:numId w:val="573"/>
         </w:numPr>
         <w:spacing w:after="40" w:before="40"/>
       </w:pPr>
@@ -2123,7 +2123,7 @@
         <w:keepNext/>
         <w:numPr>
           <w:ilvl w:val="0"/>
-          <w:numId w:val="562"/>
+          <w:numId w:val="574"/>
         </w:numPr>
         <w:spacing w:after="40" w:before="40"/>
       </w:pPr>
@@ -2142,7 +2142,7 @@
         <w:keepNext/>
         <w:numPr>
           <w:ilvl w:val="0"/>
-          <w:numId w:val="562"/>
+          <w:numId w:val="574"/>
         </w:numPr>
         <w:spacing w:after="40" w:before="40"/>
       </w:pPr>
@@ -2665,7 +2665,7 @@
         <w:keepNext/>
         <w:numPr>
           <w:ilvl w:val="0"/>
-          <w:numId w:val="563"/>
+          <w:numId w:val="575"/>
         </w:numPr>
         <w:spacing w:after="40" w:before="40"/>
       </w:pPr>
@@ -2684,7 +2684,7 @@
         <w:keepNext/>
         <w:numPr>
           <w:ilvl w:val="0"/>
-          <w:numId w:val="563"/>
+          <w:numId w:val="575"/>
         </w:numPr>
         <w:spacing w:after="40" w:before="40"/>
       </w:pPr>
@@ -2703,7 +2703,7 @@
         <w:keepNext/>
         <w:numPr>
           <w:ilvl w:val="0"/>
-          <w:numId w:val="563"/>
+          <w:numId w:val="575"/>
         </w:numPr>
         <w:spacing w:after="40" w:before="40"/>
       </w:pPr>
@@ -2721,7 +2721,7 @@
         <w:pStyle w:val="ListParagraph"/>
         <w:numPr>
           <w:ilvl w:val="0"/>
-          <w:numId w:val="563"/>
+          <w:numId w:val="575"/>
         </w:numPr>
         <w:spacing w:after="40" w:before="40"/>
       </w:pPr>
@@ -2795,7 +2795,7 @@
         <w:keepNext/>
         <w:numPr>
           <w:ilvl w:val="0"/>
-          <w:numId w:val="564"/>
+          <w:numId w:val="576"/>
         </w:numPr>
         <w:spacing w:after="40" w:before="40"/>
       </w:pPr>
@@ -2814,7 +2814,7 @@
         <w:keepNext/>
         <w:numPr>
           <w:ilvl w:val="0"/>
-          <w:numId w:val="564"/>
+          <w:numId w:val="576"/>
         </w:numPr>
         <w:spacing w:after="40" w:before="40"/>
       </w:pPr>
@@ -2833,7 +2833,7 @@
         <w:keepNext/>
         <w:numPr>
           <w:ilvl w:val="0"/>
-          <w:numId w:val="564"/>
+          <w:numId w:val="576"/>
         </w:numPr>
         <w:spacing w:after="40" w:before="40"/>
       </w:pPr>
@@ -2851,7 +2851,7 @@
         <w:pStyle w:val="ListParagraph"/>
         <w:numPr>
           <w:ilvl w:val="0"/>
-          <w:numId w:val="564"/>
+          <w:numId w:val="576"/>
         </w:numPr>
         <w:spacing w:after="40" w:before="40"/>
       </w:pPr>
@@ -2912,7 +2912,7 @@
         <w:keepNext/>
         <w:numPr>
           <w:ilvl w:val="0"/>
-          <w:numId w:val="565"/>
+          <w:numId w:val="577"/>
         </w:numPr>
         <w:spacing w:after="40" w:before="40"/>
       </w:pPr>
@@ -2931,7 +2931,7 @@
         <w:keepNext/>
         <w:numPr>
           <w:ilvl w:val="0"/>
-          <w:numId w:val="565"/>
+          <w:numId w:val="577"/>
         </w:numPr>
         <w:spacing w:after="40" w:before="40"/>
       </w:pPr>
@@ -2950,7 +2950,7 @@
         <w:keepNext/>
         <w:numPr>
           <w:ilvl w:val="0"/>
-          <w:numId w:val="565"/>
+          <w:numId w:val="577"/>
         </w:numPr>
         <w:spacing w:after="40" w:before="40"/>
       </w:pPr>
@@ -2968,7 +2968,7 @@
         <w:pStyle w:val="ListParagraph"/>
         <w:numPr>
           <w:ilvl w:val="0"/>
-          <w:numId w:val="565"/>
+          <w:numId w:val="577"/>
         </w:numPr>
         <w:spacing w:after="40" w:before="40"/>
       </w:pPr>
@@ -4323,7 +4323,7 @@
         <w:keepNext/>
         <w:numPr>
           <w:ilvl w:val="0"/>
-          <w:numId w:val="566"/>
+          <w:numId w:val="578"/>
         </w:numPr>
         <w:spacing w:after="40" w:before="40"/>
       </w:pPr>
@@ -4342,7 +4342,7 @@
         <w:keepNext/>
         <w:numPr>
           <w:ilvl w:val="0"/>
-          <w:numId w:val="566"/>
+          <w:numId w:val="578"/>
         </w:numPr>
         <w:spacing w:after="40" w:before="40"/>
       </w:pPr>
@@ -4360,7 +4360,7 @@
         <w:pStyle w:val="ListParagraph"/>
         <w:numPr>
           <w:ilvl w:val="0"/>
-          <w:numId w:val="566"/>
+          <w:numId w:val="578"/>
         </w:numPr>
         <w:spacing w:after="40" w:before="40"/>
       </w:pPr>
@@ -5302,7 +5302,7 @@
         <w:pStyle w:val="ListParagraph"/>
         <w:numPr>
           <w:ilvl w:val="0"/>
-          <w:numId w:val="567"/>
+          <w:numId w:val="579"/>
         </w:numPr>
         <w:spacing w:after="40" w:before="40"/>
       </w:pPr>
@@ -5320,7 +5320,7 @@
         <w:pStyle w:val="ListParagraph"/>
         <w:numPr>
           <w:ilvl w:val="0"/>
-          <w:numId w:val="567"/>
+          <w:numId w:val="579"/>
         </w:numPr>
         <w:spacing w:after="40" w:before="40"/>
       </w:pPr>
@@ -5338,7 +5338,7 @@
         <w:pStyle w:val="ListParagraph"/>
         <w:numPr>
           <w:ilvl w:val="0"/>
-          <w:numId w:val="567"/>
+          <w:numId w:val="579"/>
         </w:numPr>
         <w:spacing w:after="40" w:before="40"/>
       </w:pPr>
@@ -5356,7 +5356,7 @@
         <w:pStyle w:val="ListParagraph"/>
         <w:numPr>
           <w:ilvl w:val="0"/>
-          <w:numId w:val="567"/>
+          <w:numId w:val="579"/>
         </w:numPr>
         <w:spacing w:after="40" w:before="40"/>
       </w:pPr>
@@ -5374,7 +5374,7 @@
         <w:pStyle w:val="ListParagraph"/>
         <w:numPr>
           <w:ilvl w:val="0"/>
-          <w:numId w:val="567"/>
+          <w:numId w:val="579"/>
         </w:numPr>
         <w:spacing w:after="40" w:before="40"/>
       </w:pPr>
@@ -5392,7 +5392,7 @@
         <w:pStyle w:val="ListParagraph"/>
         <w:numPr>
           <w:ilvl w:val="0"/>
-          <w:numId w:val="567"/>
+          <w:numId w:val="579"/>
         </w:numPr>
         <w:spacing w:after="40" w:before="40"/>
       </w:pPr>
@@ -5411,7 +5411,7 @@
         <w:keepNext/>
         <w:numPr>
           <w:ilvl w:val="0"/>
-          <w:numId w:val="567"/>
+          <w:numId w:val="579"/>
         </w:numPr>
         <w:spacing w:after="40" w:before="40"/>
       </w:pPr>
@@ -12167,6 +12167,78 @@
     </w:lvlOverride>
   </w:num>
   <w:num w:numId="567">
+    <w:abstractNumId w:val="3"/>
+    <w:lvlOverride w:ilvl="0">
+      <w:startOverride w:val="1"/>
+    </w:lvlOverride>
+  </w:num>
+  <w:num w:numId="568">
+    <w:abstractNumId w:val="2"/>
+    <w:lvlOverride w:ilvl="0">
+      <w:startOverride w:val="1"/>
+    </w:lvlOverride>
+  </w:num>
+  <w:num w:numId="569">
+    <w:abstractNumId w:val="2"/>
+    <w:lvlOverride w:ilvl="0">
+      <w:startOverride w:val="1"/>
+    </w:lvlOverride>
+  </w:num>
+  <w:num w:numId="570">
+    <w:abstractNumId w:val="2"/>
+    <w:lvlOverride w:ilvl="0">
+      <w:startOverride w:val="1"/>
+    </w:lvlOverride>
+  </w:num>
+  <w:num w:numId="571">
+    <w:abstractNumId w:val="2"/>
+    <w:lvlOverride w:ilvl="0">
+      <w:startOverride w:val="1"/>
+    </w:lvlOverride>
+  </w:num>
+  <w:num w:numId="572">
+    <w:abstractNumId w:val="2"/>
+    <w:lvlOverride w:ilvl="0">
+      <w:startOverride w:val="1"/>
+    </w:lvlOverride>
+  </w:num>
+  <w:num w:numId="573">
+    <w:abstractNumId w:val="3"/>
+    <w:lvlOverride w:ilvl="0">
+      <w:startOverride w:val="1"/>
+    </w:lvlOverride>
+  </w:num>
+  <w:num w:numId="574">
+    <w:abstractNumId w:val="2"/>
+    <w:lvlOverride w:ilvl="0">
+      <w:startOverride w:val="1"/>
+    </w:lvlOverride>
+  </w:num>
+  <w:num w:numId="575">
+    <w:abstractNumId w:val="2"/>
+    <w:lvlOverride w:ilvl="0">
+      <w:startOverride w:val="1"/>
+    </w:lvlOverride>
+  </w:num>
+  <w:num w:numId="576">
+    <w:abstractNumId w:val="2"/>
+    <w:lvlOverride w:ilvl="0">
+      <w:startOverride w:val="1"/>
+    </w:lvlOverride>
+  </w:num>
+  <w:num w:numId="577">
+    <w:abstractNumId w:val="2"/>
+    <w:lvlOverride w:ilvl="0">
+      <w:startOverride w:val="1"/>
+    </w:lvlOverride>
+  </w:num>
+  <w:num w:numId="578">
+    <w:abstractNumId w:val="2"/>
+    <w:lvlOverride w:ilvl="0">
+      <w:startOverride w:val="1"/>
+    </w:lvlOverride>
+  </w:num>
+  <w:num w:numId="579">
     <w:abstractNumId w:val="3"/>
     <w:lvlOverride w:ilvl="0">
       <w:startOverride w:val="1"/>

--- a/docs/government-project/07_관리자매뉴얼.docx
+++ b/docs/government-project/07_관리자매뉴얼.docx
@@ -262,7 +262,7 @@
         <w:keepNext/>
         <w:numPr>
           <w:ilvl w:val="0"/>
-          <w:numId w:val="568"/>
+          <w:numId w:val="580"/>
         </w:numPr>
         <w:spacing w:after="40" w:before="40"/>
       </w:pPr>
@@ -281,7 +281,7 @@
         <w:keepNext/>
         <w:numPr>
           <w:ilvl w:val="0"/>
-          <w:numId w:val="568"/>
+          <w:numId w:val="580"/>
         </w:numPr>
         <w:spacing w:after="40" w:before="40"/>
       </w:pPr>
@@ -300,7 +300,7 @@
         <w:keepNext/>
         <w:numPr>
           <w:ilvl w:val="0"/>
-          <w:numId w:val="568"/>
+          <w:numId w:val="580"/>
         </w:numPr>
         <w:spacing w:after="40" w:before="40"/>
       </w:pPr>
@@ -873,7 +873,7 @@
         <w:keepNext/>
         <w:numPr>
           <w:ilvl w:val="0"/>
-          <w:numId w:val="569"/>
+          <w:numId w:val="581"/>
         </w:numPr>
         <w:spacing w:after="40" w:before="40"/>
       </w:pPr>
@@ -892,7 +892,7 @@
         <w:keepNext/>
         <w:numPr>
           <w:ilvl w:val="0"/>
-          <w:numId w:val="569"/>
+          <w:numId w:val="581"/>
         </w:numPr>
         <w:spacing w:after="40" w:before="40"/>
       </w:pPr>
@@ -911,7 +911,7 @@
         <w:keepNext/>
         <w:numPr>
           <w:ilvl w:val="0"/>
-          <w:numId w:val="569"/>
+          <w:numId w:val="581"/>
         </w:numPr>
         <w:spacing w:after="40" w:before="40"/>
       </w:pPr>
@@ -930,7 +930,7 @@
         <w:keepNext/>
         <w:numPr>
           <w:ilvl w:val="0"/>
-          <w:numId w:val="569"/>
+          <w:numId w:val="581"/>
         </w:numPr>
         <w:spacing w:after="40" w:before="40"/>
       </w:pPr>
@@ -1008,7 +1008,7 @@
         <w:keepNext/>
         <w:numPr>
           <w:ilvl w:val="0"/>
-          <w:numId w:val="570"/>
+          <w:numId w:val="582"/>
         </w:numPr>
         <w:spacing w:after="40" w:before="40"/>
       </w:pPr>
@@ -1027,7 +1027,7 @@
         <w:keepNext/>
         <w:numPr>
           <w:ilvl w:val="0"/>
-          <w:numId w:val="570"/>
+          <w:numId w:val="582"/>
         </w:numPr>
         <w:spacing w:after="40" w:before="40"/>
       </w:pPr>
@@ -1046,7 +1046,7 @@
         <w:keepNext/>
         <w:numPr>
           <w:ilvl w:val="0"/>
-          <w:numId w:val="570"/>
+          <w:numId w:val="582"/>
         </w:numPr>
         <w:spacing w:after="40" w:before="40"/>
       </w:pPr>
@@ -1065,7 +1065,7 @@
         <w:keepNext/>
         <w:numPr>
           <w:ilvl w:val="0"/>
-          <w:numId w:val="570"/>
+          <w:numId w:val="582"/>
         </w:numPr>
         <w:spacing w:after="40" w:before="40"/>
       </w:pPr>
@@ -1160,7 +1160,7 @@
         <w:keepNext/>
         <w:numPr>
           <w:ilvl w:val="0"/>
-          <w:numId w:val="571"/>
+          <w:numId w:val="583"/>
         </w:numPr>
         <w:spacing w:after="40" w:before="40"/>
       </w:pPr>
@@ -1179,7 +1179,7 @@
         <w:keepNext/>
         <w:numPr>
           <w:ilvl w:val="0"/>
-          <w:numId w:val="571"/>
+          <w:numId w:val="583"/>
         </w:numPr>
         <w:spacing w:after="40" w:before="40"/>
       </w:pPr>
@@ -1197,7 +1197,7 @@
         <w:pStyle w:val="ListParagraph"/>
         <w:numPr>
           <w:ilvl w:val="0"/>
-          <w:numId w:val="571"/>
+          <w:numId w:val="583"/>
         </w:numPr>
         <w:spacing w:after="40" w:before="40"/>
       </w:pPr>
@@ -1234,7 +1234,7 @@
         <w:keepNext/>
         <w:numPr>
           <w:ilvl w:val="0"/>
-          <w:numId w:val="572"/>
+          <w:numId w:val="584"/>
         </w:numPr>
         <w:spacing w:after="40" w:before="40"/>
       </w:pPr>
@@ -1252,7 +1252,7 @@
         <w:pStyle w:val="ListParagraph"/>
         <w:numPr>
           <w:ilvl w:val="0"/>
-          <w:numId w:val="572"/>
+          <w:numId w:val="584"/>
         </w:numPr>
         <w:spacing w:after="40" w:before="40"/>
       </w:pPr>
@@ -2031,7 +2031,7 @@
         <w:keepNext/>
         <w:numPr>
           <w:ilvl w:val="0"/>
-          <w:numId w:val="573"/>
+          <w:numId w:val="585"/>
         </w:numPr>
         <w:spacing w:after="40" w:before="40"/>
       </w:pPr>
@@ -2050,7 +2050,7 @@
         <w:keepNext/>
         <w:numPr>
           <w:ilvl w:val="0"/>
-          <w:numId w:val="573"/>
+          <w:numId w:val="585"/>
         </w:numPr>
         <w:spacing w:after="40" w:before="40"/>
       </w:pPr>
@@ -2068,7 +2068,7 @@
         <w:pStyle w:val="ListParagraph"/>
         <w:numPr>
           <w:ilvl w:val="0"/>
-          <w:numId w:val="573"/>
+          <w:numId w:val="585"/>
         </w:numPr>
         <w:spacing w:after="40" w:before="40"/>
       </w:pPr>
@@ -2123,7 +2123,7 @@
         <w:keepNext/>
         <w:numPr>
           <w:ilvl w:val="0"/>
-          <w:numId w:val="574"/>
+          <w:numId w:val="586"/>
         </w:numPr>
         <w:spacing w:after="40" w:before="40"/>
       </w:pPr>
@@ -2142,7 +2142,7 @@
         <w:keepNext/>
         <w:numPr>
           <w:ilvl w:val="0"/>
-          <w:numId w:val="574"/>
+          <w:numId w:val="586"/>
         </w:numPr>
         <w:spacing w:after="40" w:before="40"/>
       </w:pPr>
@@ -2665,7 +2665,7 @@
         <w:keepNext/>
         <w:numPr>
           <w:ilvl w:val="0"/>
-          <w:numId w:val="575"/>
+          <w:numId w:val="587"/>
         </w:numPr>
         <w:spacing w:after="40" w:before="40"/>
       </w:pPr>
@@ -2684,7 +2684,7 @@
         <w:keepNext/>
         <w:numPr>
           <w:ilvl w:val="0"/>
-          <w:numId w:val="575"/>
+          <w:numId w:val="587"/>
         </w:numPr>
         <w:spacing w:after="40" w:before="40"/>
       </w:pPr>
@@ -2703,7 +2703,7 @@
         <w:keepNext/>
         <w:numPr>
           <w:ilvl w:val="0"/>
-          <w:numId w:val="575"/>
+          <w:numId w:val="587"/>
         </w:numPr>
         <w:spacing w:after="40" w:before="40"/>
       </w:pPr>
@@ -2721,7 +2721,7 @@
         <w:pStyle w:val="ListParagraph"/>
         <w:numPr>
           <w:ilvl w:val="0"/>
-          <w:numId w:val="575"/>
+          <w:numId w:val="587"/>
         </w:numPr>
         <w:spacing w:after="40" w:before="40"/>
       </w:pPr>
@@ -2795,7 +2795,7 @@
         <w:keepNext/>
         <w:numPr>
           <w:ilvl w:val="0"/>
-          <w:numId w:val="576"/>
+          <w:numId w:val="588"/>
         </w:numPr>
         <w:spacing w:after="40" w:before="40"/>
       </w:pPr>
@@ -2814,7 +2814,7 @@
         <w:keepNext/>
         <w:numPr>
           <w:ilvl w:val="0"/>
-          <w:numId w:val="576"/>
+          <w:numId w:val="588"/>
         </w:numPr>
         <w:spacing w:after="40" w:before="40"/>
       </w:pPr>
@@ -2833,7 +2833,7 @@
         <w:keepNext/>
         <w:numPr>
           <w:ilvl w:val="0"/>
-          <w:numId w:val="576"/>
+          <w:numId w:val="588"/>
         </w:numPr>
         <w:spacing w:after="40" w:before="40"/>
       </w:pPr>
@@ -2851,7 +2851,7 @@
         <w:pStyle w:val="ListParagraph"/>
         <w:numPr>
           <w:ilvl w:val="0"/>
-          <w:numId w:val="576"/>
+          <w:numId w:val="588"/>
         </w:numPr>
         <w:spacing w:after="40" w:before="40"/>
       </w:pPr>
@@ -2912,7 +2912,7 @@
         <w:keepNext/>
         <w:numPr>
           <w:ilvl w:val="0"/>
-          <w:numId w:val="577"/>
+          <w:numId w:val="589"/>
         </w:numPr>
         <w:spacing w:after="40" w:before="40"/>
       </w:pPr>
@@ -2931,7 +2931,7 @@
         <w:keepNext/>
         <w:numPr>
           <w:ilvl w:val="0"/>
-          <w:numId w:val="577"/>
+          <w:numId w:val="589"/>
         </w:numPr>
         <w:spacing w:after="40" w:before="40"/>
       </w:pPr>
@@ -2950,7 +2950,7 @@
         <w:keepNext/>
         <w:numPr>
           <w:ilvl w:val="0"/>
-          <w:numId w:val="577"/>
+          <w:numId w:val="589"/>
         </w:numPr>
         <w:spacing w:after="40" w:before="40"/>
       </w:pPr>
@@ -2968,7 +2968,7 @@
         <w:pStyle w:val="ListParagraph"/>
         <w:numPr>
           <w:ilvl w:val="0"/>
-          <w:numId w:val="577"/>
+          <w:numId w:val="589"/>
         </w:numPr>
         <w:spacing w:after="40" w:before="40"/>
       </w:pPr>
@@ -4323,7 +4323,7 @@
         <w:keepNext/>
         <w:numPr>
           <w:ilvl w:val="0"/>
-          <w:numId w:val="578"/>
+          <w:numId w:val="590"/>
         </w:numPr>
         <w:spacing w:after="40" w:before="40"/>
       </w:pPr>
@@ -4342,7 +4342,7 @@
         <w:keepNext/>
         <w:numPr>
           <w:ilvl w:val="0"/>
-          <w:numId w:val="578"/>
+          <w:numId w:val="590"/>
         </w:numPr>
         <w:spacing w:after="40" w:before="40"/>
       </w:pPr>
@@ -4360,7 +4360,7 @@
         <w:pStyle w:val="ListParagraph"/>
         <w:numPr>
           <w:ilvl w:val="0"/>
-          <w:numId w:val="578"/>
+          <w:numId w:val="590"/>
         </w:numPr>
         <w:spacing w:after="40" w:before="40"/>
       </w:pPr>
@@ -5302,7 +5302,7 @@
         <w:pStyle w:val="ListParagraph"/>
         <w:numPr>
           <w:ilvl w:val="0"/>
-          <w:numId w:val="579"/>
+          <w:numId w:val="591"/>
         </w:numPr>
         <w:spacing w:after="40" w:before="40"/>
       </w:pPr>
@@ -5320,7 +5320,7 @@
         <w:pStyle w:val="ListParagraph"/>
         <w:numPr>
           <w:ilvl w:val="0"/>
-          <w:numId w:val="579"/>
+          <w:numId w:val="591"/>
         </w:numPr>
         <w:spacing w:after="40" w:before="40"/>
       </w:pPr>
@@ -5338,7 +5338,7 @@
         <w:pStyle w:val="ListParagraph"/>
         <w:numPr>
           <w:ilvl w:val="0"/>
-          <w:numId w:val="579"/>
+          <w:numId w:val="591"/>
         </w:numPr>
         <w:spacing w:after="40" w:before="40"/>
       </w:pPr>
@@ -5356,7 +5356,7 @@
         <w:pStyle w:val="ListParagraph"/>
         <w:numPr>
           <w:ilvl w:val="0"/>
-          <w:numId w:val="579"/>
+          <w:numId w:val="591"/>
         </w:numPr>
         <w:spacing w:after="40" w:before="40"/>
       </w:pPr>
@@ -5374,7 +5374,7 @@
         <w:pStyle w:val="ListParagraph"/>
         <w:numPr>
           <w:ilvl w:val="0"/>
-          <w:numId w:val="579"/>
+          <w:numId w:val="591"/>
         </w:numPr>
         <w:spacing w:after="40" w:before="40"/>
       </w:pPr>
@@ -5392,7 +5392,7 @@
         <w:pStyle w:val="ListParagraph"/>
         <w:numPr>
           <w:ilvl w:val="0"/>
-          <w:numId w:val="579"/>
+          <w:numId w:val="591"/>
         </w:numPr>
         <w:spacing w:after="40" w:before="40"/>
       </w:pPr>
@@ -5411,7 +5411,7 @@
         <w:keepNext/>
         <w:numPr>
           <w:ilvl w:val="0"/>
-          <w:numId w:val="579"/>
+          <w:numId w:val="591"/>
         </w:numPr>
         <w:spacing w:after="40" w:before="40"/>
       </w:pPr>
@@ -12239,6 +12239,78 @@
     </w:lvlOverride>
   </w:num>
   <w:num w:numId="579">
+    <w:abstractNumId w:val="3"/>
+    <w:lvlOverride w:ilvl="0">
+      <w:startOverride w:val="1"/>
+    </w:lvlOverride>
+  </w:num>
+  <w:num w:numId="580">
+    <w:abstractNumId w:val="2"/>
+    <w:lvlOverride w:ilvl="0">
+      <w:startOverride w:val="1"/>
+    </w:lvlOverride>
+  </w:num>
+  <w:num w:numId="581">
+    <w:abstractNumId w:val="2"/>
+    <w:lvlOverride w:ilvl="0">
+      <w:startOverride w:val="1"/>
+    </w:lvlOverride>
+  </w:num>
+  <w:num w:numId="582">
+    <w:abstractNumId w:val="2"/>
+    <w:lvlOverride w:ilvl="0">
+      <w:startOverride w:val="1"/>
+    </w:lvlOverride>
+  </w:num>
+  <w:num w:numId="583">
+    <w:abstractNumId w:val="2"/>
+    <w:lvlOverride w:ilvl="0">
+      <w:startOverride w:val="1"/>
+    </w:lvlOverride>
+  </w:num>
+  <w:num w:numId="584">
+    <w:abstractNumId w:val="2"/>
+    <w:lvlOverride w:ilvl="0">
+      <w:startOverride w:val="1"/>
+    </w:lvlOverride>
+  </w:num>
+  <w:num w:numId="585">
+    <w:abstractNumId w:val="3"/>
+    <w:lvlOverride w:ilvl="0">
+      <w:startOverride w:val="1"/>
+    </w:lvlOverride>
+  </w:num>
+  <w:num w:numId="586">
+    <w:abstractNumId w:val="2"/>
+    <w:lvlOverride w:ilvl="0">
+      <w:startOverride w:val="1"/>
+    </w:lvlOverride>
+  </w:num>
+  <w:num w:numId="587">
+    <w:abstractNumId w:val="2"/>
+    <w:lvlOverride w:ilvl="0">
+      <w:startOverride w:val="1"/>
+    </w:lvlOverride>
+  </w:num>
+  <w:num w:numId="588">
+    <w:abstractNumId w:val="2"/>
+    <w:lvlOverride w:ilvl="0">
+      <w:startOverride w:val="1"/>
+    </w:lvlOverride>
+  </w:num>
+  <w:num w:numId="589">
+    <w:abstractNumId w:val="2"/>
+    <w:lvlOverride w:ilvl="0">
+      <w:startOverride w:val="1"/>
+    </w:lvlOverride>
+  </w:num>
+  <w:num w:numId="590">
+    <w:abstractNumId w:val="2"/>
+    <w:lvlOverride w:ilvl="0">
+      <w:startOverride w:val="1"/>
+    </w:lvlOverride>
+  </w:num>
+  <w:num w:numId="591">
     <w:abstractNumId w:val="3"/>
     <w:lvlOverride w:ilvl="0">
       <w:startOverride w:val="1"/>

--- a/docs/government-project/07_관리자매뉴얼.docx
+++ b/docs/government-project/07_관리자매뉴얼.docx
@@ -262,7 +262,7 @@
         <w:keepNext/>
         <w:numPr>
           <w:ilvl w:val="0"/>
-          <w:numId w:val="580"/>
+          <w:numId w:val="592"/>
         </w:numPr>
         <w:spacing w:after="40" w:before="40"/>
       </w:pPr>
@@ -281,7 +281,7 @@
         <w:keepNext/>
         <w:numPr>
           <w:ilvl w:val="0"/>
-          <w:numId w:val="580"/>
+          <w:numId w:val="592"/>
         </w:numPr>
         <w:spacing w:after="40" w:before="40"/>
       </w:pPr>
@@ -300,7 +300,7 @@
         <w:keepNext/>
         <w:numPr>
           <w:ilvl w:val="0"/>
-          <w:numId w:val="580"/>
+          <w:numId w:val="592"/>
         </w:numPr>
         <w:spacing w:after="40" w:before="40"/>
       </w:pPr>
@@ -873,7 +873,7 @@
         <w:keepNext/>
         <w:numPr>
           <w:ilvl w:val="0"/>
-          <w:numId w:val="581"/>
+          <w:numId w:val="593"/>
         </w:numPr>
         <w:spacing w:after="40" w:before="40"/>
       </w:pPr>
@@ -892,7 +892,7 @@
         <w:keepNext/>
         <w:numPr>
           <w:ilvl w:val="0"/>
-          <w:numId w:val="581"/>
+          <w:numId w:val="593"/>
         </w:numPr>
         <w:spacing w:after="40" w:before="40"/>
       </w:pPr>
@@ -911,7 +911,7 @@
         <w:keepNext/>
         <w:numPr>
           <w:ilvl w:val="0"/>
-          <w:numId w:val="581"/>
+          <w:numId w:val="593"/>
         </w:numPr>
         <w:spacing w:after="40" w:before="40"/>
       </w:pPr>
@@ -930,7 +930,7 @@
         <w:keepNext/>
         <w:numPr>
           <w:ilvl w:val="0"/>
-          <w:numId w:val="581"/>
+          <w:numId w:val="593"/>
         </w:numPr>
         <w:spacing w:after="40" w:before="40"/>
       </w:pPr>
@@ -1008,7 +1008,7 @@
         <w:keepNext/>
         <w:numPr>
           <w:ilvl w:val="0"/>
-          <w:numId w:val="582"/>
+          <w:numId w:val="594"/>
         </w:numPr>
         <w:spacing w:after="40" w:before="40"/>
       </w:pPr>
@@ -1027,7 +1027,7 @@
         <w:keepNext/>
         <w:numPr>
           <w:ilvl w:val="0"/>
-          <w:numId w:val="582"/>
+          <w:numId w:val="594"/>
         </w:numPr>
         <w:spacing w:after="40" w:before="40"/>
       </w:pPr>
@@ -1046,7 +1046,7 @@
         <w:keepNext/>
         <w:numPr>
           <w:ilvl w:val="0"/>
-          <w:numId w:val="582"/>
+          <w:numId w:val="594"/>
         </w:numPr>
         <w:spacing w:after="40" w:before="40"/>
       </w:pPr>
@@ -1065,7 +1065,7 @@
         <w:keepNext/>
         <w:numPr>
           <w:ilvl w:val="0"/>
-          <w:numId w:val="582"/>
+          <w:numId w:val="594"/>
         </w:numPr>
         <w:spacing w:after="40" w:before="40"/>
       </w:pPr>
@@ -1160,7 +1160,7 @@
         <w:keepNext/>
         <w:numPr>
           <w:ilvl w:val="0"/>
-          <w:numId w:val="583"/>
+          <w:numId w:val="595"/>
         </w:numPr>
         <w:spacing w:after="40" w:before="40"/>
       </w:pPr>
@@ -1179,7 +1179,7 @@
         <w:keepNext/>
         <w:numPr>
           <w:ilvl w:val="0"/>
-          <w:numId w:val="583"/>
+          <w:numId w:val="595"/>
         </w:numPr>
         <w:spacing w:after="40" w:before="40"/>
       </w:pPr>
@@ -1197,7 +1197,7 @@
         <w:pStyle w:val="ListParagraph"/>
         <w:numPr>
           <w:ilvl w:val="0"/>
-          <w:numId w:val="583"/>
+          <w:numId w:val="595"/>
         </w:numPr>
         <w:spacing w:after="40" w:before="40"/>
       </w:pPr>
@@ -1234,7 +1234,7 @@
         <w:keepNext/>
         <w:numPr>
           <w:ilvl w:val="0"/>
-          <w:numId w:val="584"/>
+          <w:numId w:val="596"/>
         </w:numPr>
         <w:spacing w:after="40" w:before="40"/>
       </w:pPr>
@@ -1252,7 +1252,7 @@
         <w:pStyle w:val="ListParagraph"/>
         <w:numPr>
           <w:ilvl w:val="0"/>
-          <w:numId w:val="584"/>
+          <w:numId w:val="596"/>
         </w:numPr>
         <w:spacing w:after="40" w:before="40"/>
       </w:pPr>
@@ -2031,7 +2031,7 @@
         <w:keepNext/>
         <w:numPr>
           <w:ilvl w:val="0"/>
-          <w:numId w:val="585"/>
+          <w:numId w:val="597"/>
         </w:numPr>
         <w:spacing w:after="40" w:before="40"/>
       </w:pPr>
@@ -2050,7 +2050,7 @@
         <w:keepNext/>
         <w:numPr>
           <w:ilvl w:val="0"/>
-          <w:numId w:val="585"/>
+          <w:numId w:val="597"/>
         </w:numPr>
         <w:spacing w:after="40" w:before="40"/>
       </w:pPr>
@@ -2068,7 +2068,7 @@
         <w:pStyle w:val="ListParagraph"/>
         <w:numPr>
           <w:ilvl w:val="0"/>
-          <w:numId w:val="585"/>
+          <w:numId w:val="597"/>
         </w:numPr>
         <w:spacing w:after="40" w:before="40"/>
       </w:pPr>
@@ -2123,7 +2123,7 @@
         <w:keepNext/>
         <w:numPr>
           <w:ilvl w:val="0"/>
-          <w:numId w:val="586"/>
+          <w:numId w:val="598"/>
         </w:numPr>
         <w:spacing w:after="40" w:before="40"/>
       </w:pPr>
@@ -2142,7 +2142,7 @@
         <w:keepNext/>
         <w:numPr>
           <w:ilvl w:val="0"/>
-          <w:numId w:val="586"/>
+          <w:numId w:val="598"/>
         </w:numPr>
         <w:spacing w:after="40" w:before="40"/>
       </w:pPr>
@@ -2665,7 +2665,7 @@
         <w:keepNext/>
         <w:numPr>
           <w:ilvl w:val="0"/>
-          <w:numId w:val="587"/>
+          <w:numId w:val="599"/>
         </w:numPr>
         <w:spacing w:after="40" w:before="40"/>
       </w:pPr>
@@ -2684,7 +2684,7 @@
         <w:keepNext/>
         <w:numPr>
           <w:ilvl w:val="0"/>
-          <w:numId w:val="587"/>
+          <w:numId w:val="599"/>
         </w:numPr>
         <w:spacing w:after="40" w:before="40"/>
       </w:pPr>
@@ -2703,7 +2703,7 @@
         <w:keepNext/>
         <w:numPr>
           <w:ilvl w:val="0"/>
-          <w:numId w:val="587"/>
+          <w:numId w:val="599"/>
         </w:numPr>
         <w:spacing w:after="40" w:before="40"/>
       </w:pPr>
@@ -2721,7 +2721,7 @@
         <w:pStyle w:val="ListParagraph"/>
         <w:numPr>
           <w:ilvl w:val="0"/>
-          <w:numId w:val="587"/>
+          <w:numId w:val="599"/>
         </w:numPr>
         <w:spacing w:after="40" w:before="40"/>
       </w:pPr>
@@ -2795,7 +2795,7 @@
         <w:keepNext/>
         <w:numPr>
           <w:ilvl w:val="0"/>
-          <w:numId w:val="588"/>
+          <w:numId w:val="600"/>
         </w:numPr>
         <w:spacing w:after="40" w:before="40"/>
       </w:pPr>
@@ -2814,7 +2814,7 @@
         <w:keepNext/>
         <w:numPr>
           <w:ilvl w:val="0"/>
-          <w:numId w:val="588"/>
+          <w:numId w:val="600"/>
         </w:numPr>
         <w:spacing w:after="40" w:before="40"/>
       </w:pPr>
@@ -2833,7 +2833,7 @@
         <w:keepNext/>
         <w:numPr>
           <w:ilvl w:val="0"/>
-          <w:numId w:val="588"/>
+          <w:numId w:val="600"/>
         </w:numPr>
         <w:spacing w:after="40" w:before="40"/>
       </w:pPr>
@@ -2851,7 +2851,7 @@
         <w:pStyle w:val="ListParagraph"/>
         <w:numPr>
           <w:ilvl w:val="0"/>
-          <w:numId w:val="588"/>
+          <w:numId w:val="600"/>
         </w:numPr>
         <w:spacing w:after="40" w:before="40"/>
       </w:pPr>
@@ -2912,7 +2912,7 @@
         <w:keepNext/>
         <w:numPr>
           <w:ilvl w:val="0"/>
-          <w:numId w:val="589"/>
+          <w:numId w:val="601"/>
         </w:numPr>
         <w:spacing w:after="40" w:before="40"/>
       </w:pPr>
@@ -2931,7 +2931,7 @@
         <w:keepNext/>
         <w:numPr>
           <w:ilvl w:val="0"/>
-          <w:numId w:val="589"/>
+          <w:numId w:val="601"/>
         </w:numPr>
         <w:spacing w:after="40" w:before="40"/>
       </w:pPr>
@@ -2950,7 +2950,7 @@
         <w:keepNext/>
         <w:numPr>
           <w:ilvl w:val="0"/>
-          <w:numId w:val="589"/>
+          <w:numId w:val="601"/>
         </w:numPr>
         <w:spacing w:after="40" w:before="40"/>
       </w:pPr>
@@ -2968,7 +2968,7 @@
         <w:pStyle w:val="ListParagraph"/>
         <w:numPr>
           <w:ilvl w:val="0"/>
-          <w:numId w:val="589"/>
+          <w:numId w:val="601"/>
         </w:numPr>
         <w:spacing w:after="40" w:before="40"/>
       </w:pPr>
@@ -4323,7 +4323,7 @@
         <w:keepNext/>
         <w:numPr>
           <w:ilvl w:val="0"/>
-          <w:numId w:val="590"/>
+          <w:numId w:val="602"/>
         </w:numPr>
         <w:spacing w:after="40" w:before="40"/>
       </w:pPr>
@@ -4342,7 +4342,7 @@
         <w:keepNext/>
         <w:numPr>
           <w:ilvl w:val="0"/>
-          <w:numId w:val="590"/>
+          <w:numId w:val="602"/>
         </w:numPr>
         <w:spacing w:after="40" w:before="40"/>
       </w:pPr>
@@ -4360,7 +4360,7 @@
         <w:pStyle w:val="ListParagraph"/>
         <w:numPr>
           <w:ilvl w:val="0"/>
-          <w:numId w:val="590"/>
+          <w:numId w:val="602"/>
         </w:numPr>
         <w:spacing w:after="40" w:before="40"/>
       </w:pPr>
@@ -5302,7 +5302,7 @@
         <w:pStyle w:val="ListParagraph"/>
         <w:numPr>
           <w:ilvl w:val="0"/>
-          <w:numId w:val="591"/>
+          <w:numId w:val="603"/>
         </w:numPr>
         <w:spacing w:after="40" w:before="40"/>
       </w:pPr>
@@ -5320,7 +5320,7 @@
         <w:pStyle w:val="ListParagraph"/>
         <w:numPr>
           <w:ilvl w:val="0"/>
-          <w:numId w:val="591"/>
+          <w:numId w:val="603"/>
         </w:numPr>
         <w:spacing w:after="40" w:before="40"/>
       </w:pPr>
@@ -5338,7 +5338,7 @@
         <w:pStyle w:val="ListParagraph"/>
         <w:numPr>
           <w:ilvl w:val="0"/>
-          <w:numId w:val="591"/>
+          <w:numId w:val="603"/>
         </w:numPr>
         <w:spacing w:after="40" w:before="40"/>
       </w:pPr>
@@ -5356,7 +5356,7 @@
         <w:pStyle w:val="ListParagraph"/>
         <w:numPr>
           <w:ilvl w:val="0"/>
-          <w:numId w:val="591"/>
+          <w:numId w:val="603"/>
         </w:numPr>
         <w:spacing w:after="40" w:before="40"/>
       </w:pPr>
@@ -5374,7 +5374,7 @@
         <w:pStyle w:val="ListParagraph"/>
         <w:numPr>
           <w:ilvl w:val="0"/>
-          <w:numId w:val="591"/>
+          <w:numId w:val="603"/>
         </w:numPr>
         <w:spacing w:after="40" w:before="40"/>
       </w:pPr>
@@ -5392,7 +5392,7 @@
         <w:pStyle w:val="ListParagraph"/>
         <w:numPr>
           <w:ilvl w:val="0"/>
-          <w:numId w:val="591"/>
+          <w:numId w:val="603"/>
         </w:numPr>
         <w:spacing w:after="40" w:before="40"/>
       </w:pPr>
@@ -5411,7 +5411,7 @@
         <w:keepNext/>
         <w:numPr>
           <w:ilvl w:val="0"/>
-          <w:numId w:val="591"/>
+          <w:numId w:val="603"/>
         </w:numPr>
         <w:spacing w:after="40" w:before="40"/>
       </w:pPr>
@@ -12311,6 +12311,78 @@
     </w:lvlOverride>
   </w:num>
   <w:num w:numId="591">
+    <w:abstractNumId w:val="3"/>
+    <w:lvlOverride w:ilvl="0">
+      <w:startOverride w:val="1"/>
+    </w:lvlOverride>
+  </w:num>
+  <w:num w:numId="592">
+    <w:abstractNumId w:val="2"/>
+    <w:lvlOverride w:ilvl="0">
+      <w:startOverride w:val="1"/>
+    </w:lvlOverride>
+  </w:num>
+  <w:num w:numId="593">
+    <w:abstractNumId w:val="2"/>
+    <w:lvlOverride w:ilvl="0">
+      <w:startOverride w:val="1"/>
+    </w:lvlOverride>
+  </w:num>
+  <w:num w:numId="594">
+    <w:abstractNumId w:val="2"/>
+    <w:lvlOverride w:ilvl="0">
+      <w:startOverride w:val="1"/>
+    </w:lvlOverride>
+  </w:num>
+  <w:num w:numId="595">
+    <w:abstractNumId w:val="2"/>
+    <w:lvlOverride w:ilvl="0">
+      <w:startOverride w:val="1"/>
+    </w:lvlOverride>
+  </w:num>
+  <w:num w:numId="596">
+    <w:abstractNumId w:val="2"/>
+    <w:lvlOverride w:ilvl="0">
+      <w:startOverride w:val="1"/>
+    </w:lvlOverride>
+  </w:num>
+  <w:num w:numId="597">
+    <w:abstractNumId w:val="3"/>
+    <w:lvlOverride w:ilvl="0">
+      <w:startOverride w:val="1"/>
+    </w:lvlOverride>
+  </w:num>
+  <w:num w:numId="598">
+    <w:abstractNumId w:val="2"/>
+    <w:lvlOverride w:ilvl="0">
+      <w:startOverride w:val="1"/>
+    </w:lvlOverride>
+  </w:num>
+  <w:num w:numId="599">
+    <w:abstractNumId w:val="2"/>
+    <w:lvlOverride w:ilvl="0">
+      <w:startOverride w:val="1"/>
+    </w:lvlOverride>
+  </w:num>
+  <w:num w:numId="600">
+    <w:abstractNumId w:val="2"/>
+    <w:lvlOverride w:ilvl="0">
+      <w:startOverride w:val="1"/>
+    </w:lvlOverride>
+  </w:num>
+  <w:num w:numId="601">
+    <w:abstractNumId w:val="2"/>
+    <w:lvlOverride w:ilvl="0">
+      <w:startOverride w:val="1"/>
+    </w:lvlOverride>
+  </w:num>
+  <w:num w:numId="602">
+    <w:abstractNumId w:val="2"/>
+    <w:lvlOverride w:ilvl="0">
+      <w:startOverride w:val="1"/>
+    </w:lvlOverride>
+  </w:num>
+  <w:num w:numId="603">
     <w:abstractNumId w:val="3"/>
     <w:lvlOverride w:ilvl="0">
       <w:startOverride w:val="1"/>

--- a/docs/government-project/07_관리자매뉴얼.docx
+++ b/docs/government-project/07_관리자매뉴얼.docx
@@ -262,7 +262,7 @@
         <w:keepNext/>
         <w:numPr>
           <w:ilvl w:val="0"/>
-          <w:numId w:val="592"/>
+          <w:numId w:val="604"/>
         </w:numPr>
         <w:spacing w:after="40" w:before="40"/>
       </w:pPr>
@@ -281,7 +281,7 @@
         <w:keepNext/>
         <w:numPr>
           <w:ilvl w:val="0"/>
-          <w:numId w:val="592"/>
+          <w:numId w:val="604"/>
         </w:numPr>
         <w:spacing w:after="40" w:before="40"/>
       </w:pPr>
@@ -300,7 +300,7 @@
         <w:keepNext/>
         <w:numPr>
           <w:ilvl w:val="0"/>
-          <w:numId w:val="592"/>
+          <w:numId w:val="604"/>
         </w:numPr>
         <w:spacing w:after="40" w:before="40"/>
       </w:pPr>
@@ -873,7 +873,7 @@
         <w:keepNext/>
         <w:numPr>
           <w:ilvl w:val="0"/>
-          <w:numId w:val="593"/>
+          <w:numId w:val="605"/>
         </w:numPr>
         <w:spacing w:after="40" w:before="40"/>
       </w:pPr>
@@ -892,7 +892,7 @@
         <w:keepNext/>
         <w:numPr>
           <w:ilvl w:val="0"/>
-          <w:numId w:val="593"/>
+          <w:numId w:val="605"/>
         </w:numPr>
         <w:spacing w:after="40" w:before="40"/>
       </w:pPr>
@@ -911,7 +911,7 @@
         <w:keepNext/>
         <w:numPr>
           <w:ilvl w:val="0"/>
-          <w:numId w:val="593"/>
+          <w:numId w:val="605"/>
         </w:numPr>
         <w:spacing w:after="40" w:before="40"/>
       </w:pPr>
@@ -930,7 +930,7 @@
         <w:keepNext/>
         <w:numPr>
           <w:ilvl w:val="0"/>
-          <w:numId w:val="593"/>
+          <w:numId w:val="605"/>
         </w:numPr>
         <w:spacing w:after="40" w:before="40"/>
       </w:pPr>
@@ -1008,7 +1008,7 @@
         <w:keepNext/>
         <w:numPr>
           <w:ilvl w:val="0"/>
-          <w:numId w:val="594"/>
+          <w:numId w:val="606"/>
         </w:numPr>
         <w:spacing w:after="40" w:before="40"/>
       </w:pPr>
@@ -1027,7 +1027,7 @@
         <w:keepNext/>
         <w:numPr>
           <w:ilvl w:val="0"/>
-          <w:numId w:val="594"/>
+          <w:numId w:val="606"/>
         </w:numPr>
         <w:spacing w:after="40" w:before="40"/>
       </w:pPr>
@@ -1046,7 +1046,7 @@
         <w:keepNext/>
         <w:numPr>
           <w:ilvl w:val="0"/>
-          <w:numId w:val="594"/>
+          <w:numId w:val="606"/>
         </w:numPr>
         <w:spacing w:after="40" w:before="40"/>
       </w:pPr>
@@ -1065,7 +1065,7 @@
         <w:keepNext/>
         <w:numPr>
           <w:ilvl w:val="0"/>
-          <w:numId w:val="594"/>
+          <w:numId w:val="606"/>
         </w:numPr>
         <w:spacing w:after="40" w:before="40"/>
       </w:pPr>
@@ -1160,7 +1160,7 @@
         <w:keepNext/>
         <w:numPr>
           <w:ilvl w:val="0"/>
-          <w:numId w:val="595"/>
+          <w:numId w:val="607"/>
         </w:numPr>
         <w:spacing w:after="40" w:before="40"/>
       </w:pPr>
@@ -1179,7 +1179,7 @@
         <w:keepNext/>
         <w:numPr>
           <w:ilvl w:val="0"/>
-          <w:numId w:val="595"/>
+          <w:numId w:val="607"/>
         </w:numPr>
         <w:spacing w:after="40" w:before="40"/>
       </w:pPr>
@@ -1197,7 +1197,7 @@
         <w:pStyle w:val="ListParagraph"/>
         <w:numPr>
           <w:ilvl w:val="0"/>
-          <w:numId w:val="595"/>
+          <w:numId w:val="607"/>
         </w:numPr>
         <w:spacing w:after="40" w:before="40"/>
       </w:pPr>
@@ -1234,7 +1234,7 @@
         <w:keepNext/>
         <w:numPr>
           <w:ilvl w:val="0"/>
-          <w:numId w:val="596"/>
+          <w:numId w:val="608"/>
         </w:numPr>
         <w:spacing w:after="40" w:before="40"/>
       </w:pPr>
@@ -1252,7 +1252,7 @@
         <w:pStyle w:val="ListParagraph"/>
         <w:numPr>
           <w:ilvl w:val="0"/>
-          <w:numId w:val="596"/>
+          <w:numId w:val="608"/>
         </w:numPr>
         <w:spacing w:after="40" w:before="40"/>
       </w:pPr>
@@ -2031,7 +2031,7 @@
         <w:keepNext/>
         <w:numPr>
           <w:ilvl w:val="0"/>
-          <w:numId w:val="597"/>
+          <w:numId w:val="609"/>
         </w:numPr>
         <w:spacing w:after="40" w:before="40"/>
       </w:pPr>
@@ -2050,7 +2050,7 @@
         <w:keepNext/>
         <w:numPr>
           <w:ilvl w:val="0"/>
-          <w:numId w:val="597"/>
+          <w:numId w:val="609"/>
         </w:numPr>
         <w:spacing w:after="40" w:before="40"/>
       </w:pPr>
@@ -2068,7 +2068,7 @@
         <w:pStyle w:val="ListParagraph"/>
         <w:numPr>
           <w:ilvl w:val="0"/>
-          <w:numId w:val="597"/>
+          <w:numId w:val="609"/>
         </w:numPr>
         <w:spacing w:after="40" w:before="40"/>
       </w:pPr>
@@ -2123,7 +2123,7 @@
         <w:keepNext/>
         <w:numPr>
           <w:ilvl w:val="0"/>
-          <w:numId w:val="598"/>
+          <w:numId w:val="610"/>
         </w:numPr>
         <w:spacing w:after="40" w:before="40"/>
       </w:pPr>
@@ -2142,7 +2142,7 @@
         <w:keepNext/>
         <w:numPr>
           <w:ilvl w:val="0"/>
-          <w:numId w:val="598"/>
+          <w:numId w:val="610"/>
         </w:numPr>
         <w:spacing w:after="40" w:before="40"/>
       </w:pPr>
@@ -2665,7 +2665,7 @@
         <w:keepNext/>
         <w:numPr>
           <w:ilvl w:val="0"/>
-          <w:numId w:val="599"/>
+          <w:numId w:val="611"/>
         </w:numPr>
         <w:spacing w:after="40" w:before="40"/>
       </w:pPr>
@@ -2684,7 +2684,7 @@
         <w:keepNext/>
         <w:numPr>
           <w:ilvl w:val="0"/>
-          <w:numId w:val="599"/>
+          <w:numId w:val="611"/>
         </w:numPr>
         <w:spacing w:after="40" w:before="40"/>
       </w:pPr>
@@ -2703,7 +2703,7 @@
         <w:keepNext/>
         <w:numPr>
           <w:ilvl w:val="0"/>
-          <w:numId w:val="599"/>
+          <w:numId w:val="611"/>
         </w:numPr>
         <w:spacing w:after="40" w:before="40"/>
       </w:pPr>
@@ -2721,7 +2721,7 @@
         <w:pStyle w:val="ListParagraph"/>
         <w:numPr>
           <w:ilvl w:val="0"/>
-          <w:numId w:val="599"/>
+          <w:numId w:val="611"/>
         </w:numPr>
         <w:spacing w:after="40" w:before="40"/>
       </w:pPr>
@@ -2795,7 +2795,7 @@
         <w:keepNext/>
         <w:numPr>
           <w:ilvl w:val="0"/>
-          <w:numId w:val="600"/>
+          <w:numId w:val="612"/>
         </w:numPr>
         <w:spacing w:after="40" w:before="40"/>
       </w:pPr>
@@ -2814,7 +2814,7 @@
         <w:keepNext/>
         <w:numPr>
           <w:ilvl w:val="0"/>
-          <w:numId w:val="600"/>
+          <w:numId w:val="612"/>
         </w:numPr>
         <w:spacing w:after="40" w:before="40"/>
       </w:pPr>
@@ -2833,7 +2833,7 @@
         <w:keepNext/>
         <w:numPr>
           <w:ilvl w:val="0"/>
-          <w:numId w:val="600"/>
+          <w:numId w:val="612"/>
         </w:numPr>
         <w:spacing w:after="40" w:before="40"/>
       </w:pPr>
@@ -2851,7 +2851,7 @@
         <w:pStyle w:val="ListParagraph"/>
         <w:numPr>
           <w:ilvl w:val="0"/>
-          <w:numId w:val="600"/>
+          <w:numId w:val="612"/>
         </w:numPr>
         <w:spacing w:after="40" w:before="40"/>
       </w:pPr>
@@ -2912,7 +2912,7 @@
         <w:keepNext/>
         <w:numPr>
           <w:ilvl w:val="0"/>
-          <w:numId w:val="601"/>
+          <w:numId w:val="613"/>
         </w:numPr>
         <w:spacing w:after="40" w:before="40"/>
       </w:pPr>
@@ -2931,7 +2931,7 @@
         <w:keepNext/>
         <w:numPr>
           <w:ilvl w:val="0"/>
-          <w:numId w:val="601"/>
+          <w:numId w:val="613"/>
         </w:numPr>
         <w:spacing w:after="40" w:before="40"/>
       </w:pPr>
@@ -2950,7 +2950,7 @@
         <w:keepNext/>
         <w:numPr>
           <w:ilvl w:val="0"/>
-          <w:numId w:val="601"/>
+          <w:numId w:val="613"/>
         </w:numPr>
         <w:spacing w:after="40" w:before="40"/>
       </w:pPr>
@@ -2968,7 +2968,7 @@
         <w:pStyle w:val="ListParagraph"/>
         <w:numPr>
           <w:ilvl w:val="0"/>
-          <w:numId w:val="601"/>
+          <w:numId w:val="613"/>
         </w:numPr>
         <w:spacing w:after="40" w:before="40"/>
       </w:pPr>
@@ -4323,7 +4323,7 @@
         <w:keepNext/>
         <w:numPr>
           <w:ilvl w:val="0"/>
-          <w:numId w:val="602"/>
+          <w:numId w:val="614"/>
         </w:numPr>
         <w:spacing w:after="40" w:before="40"/>
       </w:pPr>
@@ -4342,7 +4342,7 @@
         <w:keepNext/>
         <w:numPr>
           <w:ilvl w:val="0"/>
-          <w:numId w:val="602"/>
+          <w:numId w:val="614"/>
         </w:numPr>
         <w:spacing w:after="40" w:before="40"/>
       </w:pPr>
@@ -4360,7 +4360,7 @@
         <w:pStyle w:val="ListParagraph"/>
         <w:numPr>
           <w:ilvl w:val="0"/>
-          <w:numId w:val="602"/>
+          <w:numId w:val="614"/>
         </w:numPr>
         <w:spacing w:after="40" w:before="40"/>
       </w:pPr>
@@ -5302,7 +5302,7 @@
         <w:pStyle w:val="ListParagraph"/>
         <w:numPr>
           <w:ilvl w:val="0"/>
-          <w:numId w:val="603"/>
+          <w:numId w:val="615"/>
         </w:numPr>
         <w:spacing w:after="40" w:before="40"/>
       </w:pPr>
@@ -5320,7 +5320,7 @@
         <w:pStyle w:val="ListParagraph"/>
         <w:numPr>
           <w:ilvl w:val="0"/>
-          <w:numId w:val="603"/>
+          <w:numId w:val="615"/>
         </w:numPr>
         <w:spacing w:after="40" w:before="40"/>
       </w:pPr>
@@ -5338,7 +5338,7 @@
         <w:pStyle w:val="ListParagraph"/>
         <w:numPr>
           <w:ilvl w:val="0"/>
-          <w:numId w:val="603"/>
+          <w:numId w:val="615"/>
         </w:numPr>
         <w:spacing w:after="40" w:before="40"/>
       </w:pPr>
@@ -5356,7 +5356,7 @@
         <w:pStyle w:val="ListParagraph"/>
         <w:numPr>
           <w:ilvl w:val="0"/>
-          <w:numId w:val="603"/>
+          <w:numId w:val="615"/>
         </w:numPr>
         <w:spacing w:after="40" w:before="40"/>
       </w:pPr>
@@ -5374,7 +5374,7 @@
         <w:pStyle w:val="ListParagraph"/>
         <w:numPr>
           <w:ilvl w:val="0"/>
-          <w:numId w:val="603"/>
+          <w:numId w:val="615"/>
         </w:numPr>
         <w:spacing w:after="40" w:before="40"/>
       </w:pPr>
@@ -5392,7 +5392,7 @@
         <w:pStyle w:val="ListParagraph"/>
         <w:numPr>
           <w:ilvl w:val="0"/>
-          <w:numId w:val="603"/>
+          <w:numId w:val="615"/>
         </w:numPr>
         <w:spacing w:after="40" w:before="40"/>
       </w:pPr>
@@ -5411,7 +5411,7 @@
         <w:keepNext/>
         <w:numPr>
           <w:ilvl w:val="0"/>
-          <w:numId w:val="603"/>
+          <w:numId w:val="615"/>
         </w:numPr>
         <w:spacing w:after="40" w:before="40"/>
       </w:pPr>
@@ -12383,6 +12383,78 @@
     </w:lvlOverride>
   </w:num>
   <w:num w:numId="603">
+    <w:abstractNumId w:val="3"/>
+    <w:lvlOverride w:ilvl="0">
+      <w:startOverride w:val="1"/>
+    </w:lvlOverride>
+  </w:num>
+  <w:num w:numId="604">
+    <w:abstractNumId w:val="2"/>
+    <w:lvlOverride w:ilvl="0">
+      <w:startOverride w:val="1"/>
+    </w:lvlOverride>
+  </w:num>
+  <w:num w:numId="605">
+    <w:abstractNumId w:val="2"/>
+    <w:lvlOverride w:ilvl="0">
+      <w:startOverride w:val="1"/>
+    </w:lvlOverride>
+  </w:num>
+  <w:num w:numId="606">
+    <w:abstractNumId w:val="2"/>
+    <w:lvlOverride w:ilvl="0">
+      <w:startOverride w:val="1"/>
+    </w:lvlOverride>
+  </w:num>
+  <w:num w:numId="607">
+    <w:abstractNumId w:val="2"/>
+    <w:lvlOverride w:ilvl="0">
+      <w:startOverride w:val="1"/>
+    </w:lvlOverride>
+  </w:num>
+  <w:num w:numId="608">
+    <w:abstractNumId w:val="2"/>
+    <w:lvlOverride w:ilvl="0">
+      <w:startOverride w:val="1"/>
+    </w:lvlOverride>
+  </w:num>
+  <w:num w:numId="609">
+    <w:abstractNumId w:val="3"/>
+    <w:lvlOverride w:ilvl="0">
+      <w:startOverride w:val="1"/>
+    </w:lvlOverride>
+  </w:num>
+  <w:num w:numId="610">
+    <w:abstractNumId w:val="2"/>
+    <w:lvlOverride w:ilvl="0">
+      <w:startOverride w:val="1"/>
+    </w:lvlOverride>
+  </w:num>
+  <w:num w:numId="611">
+    <w:abstractNumId w:val="2"/>
+    <w:lvlOverride w:ilvl="0">
+      <w:startOverride w:val="1"/>
+    </w:lvlOverride>
+  </w:num>
+  <w:num w:numId="612">
+    <w:abstractNumId w:val="2"/>
+    <w:lvlOverride w:ilvl="0">
+      <w:startOverride w:val="1"/>
+    </w:lvlOverride>
+  </w:num>
+  <w:num w:numId="613">
+    <w:abstractNumId w:val="2"/>
+    <w:lvlOverride w:ilvl="0">
+      <w:startOverride w:val="1"/>
+    </w:lvlOverride>
+  </w:num>
+  <w:num w:numId="614">
+    <w:abstractNumId w:val="2"/>
+    <w:lvlOverride w:ilvl="0">
+      <w:startOverride w:val="1"/>
+    </w:lvlOverride>
+  </w:num>
+  <w:num w:numId="615">
     <w:abstractNumId w:val="3"/>
     <w:lvlOverride w:ilvl="0">
       <w:startOverride w:val="1"/>

--- a/docs/government-project/07_관리자매뉴얼.docx
+++ b/docs/government-project/07_관리자매뉴얼.docx
@@ -262,7 +262,7 @@
         <w:keepNext/>
         <w:numPr>
           <w:ilvl w:val="0"/>
-          <w:numId w:val="520"/>
+          <w:numId w:val="604"/>
         </w:numPr>
         <w:spacing w:after="40" w:before="40"/>
       </w:pPr>
@@ -281,7 +281,7 @@
         <w:keepNext/>
         <w:numPr>
           <w:ilvl w:val="0"/>
-          <w:numId w:val="520"/>
+          <w:numId w:val="604"/>
         </w:numPr>
         <w:spacing w:after="40" w:before="40"/>
       </w:pPr>
@@ -300,7 +300,7 @@
         <w:keepNext/>
         <w:numPr>
           <w:ilvl w:val="0"/>
-          <w:numId w:val="520"/>
+          <w:numId w:val="604"/>
         </w:numPr>
         <w:spacing w:after="40" w:before="40"/>
       </w:pPr>
@@ -873,7 +873,7 @@
         <w:keepNext/>
         <w:numPr>
           <w:ilvl w:val="0"/>
-          <w:numId w:val="521"/>
+          <w:numId w:val="605"/>
         </w:numPr>
         <w:spacing w:after="40" w:before="40"/>
       </w:pPr>
@@ -892,7 +892,7 @@
         <w:keepNext/>
         <w:numPr>
           <w:ilvl w:val="0"/>
-          <w:numId w:val="521"/>
+          <w:numId w:val="605"/>
         </w:numPr>
         <w:spacing w:after="40" w:before="40"/>
       </w:pPr>
@@ -911,7 +911,7 @@
         <w:keepNext/>
         <w:numPr>
           <w:ilvl w:val="0"/>
-          <w:numId w:val="521"/>
+          <w:numId w:val="605"/>
         </w:numPr>
         <w:spacing w:after="40" w:before="40"/>
       </w:pPr>
@@ -930,7 +930,7 @@
         <w:keepNext/>
         <w:numPr>
           <w:ilvl w:val="0"/>
-          <w:numId w:val="521"/>
+          <w:numId w:val="605"/>
         </w:numPr>
         <w:spacing w:after="40" w:before="40"/>
       </w:pPr>
@@ -1008,7 +1008,7 @@
         <w:keepNext/>
         <w:numPr>
           <w:ilvl w:val="0"/>
-          <w:numId w:val="522"/>
+          <w:numId w:val="606"/>
         </w:numPr>
         <w:spacing w:after="40" w:before="40"/>
       </w:pPr>
@@ -1027,7 +1027,7 @@
         <w:keepNext/>
         <w:numPr>
           <w:ilvl w:val="0"/>
-          <w:numId w:val="522"/>
+          <w:numId w:val="606"/>
         </w:numPr>
         <w:spacing w:after="40" w:before="40"/>
       </w:pPr>
@@ -1046,7 +1046,7 @@
         <w:keepNext/>
         <w:numPr>
           <w:ilvl w:val="0"/>
-          <w:numId w:val="522"/>
+          <w:numId w:val="606"/>
         </w:numPr>
         <w:spacing w:after="40" w:before="40"/>
       </w:pPr>
@@ -1065,7 +1065,7 @@
         <w:keepNext/>
         <w:numPr>
           <w:ilvl w:val="0"/>
-          <w:numId w:val="522"/>
+          <w:numId w:val="606"/>
         </w:numPr>
         <w:spacing w:after="40" w:before="40"/>
       </w:pPr>
@@ -1160,7 +1160,7 @@
         <w:keepNext/>
         <w:numPr>
           <w:ilvl w:val="0"/>
-          <w:numId w:val="523"/>
+          <w:numId w:val="607"/>
         </w:numPr>
         <w:spacing w:after="40" w:before="40"/>
       </w:pPr>
@@ -1179,7 +1179,7 @@
         <w:keepNext/>
         <w:numPr>
           <w:ilvl w:val="0"/>
-          <w:numId w:val="523"/>
+          <w:numId w:val="607"/>
         </w:numPr>
         <w:spacing w:after="40" w:before="40"/>
       </w:pPr>
@@ -1197,7 +1197,7 @@
         <w:pStyle w:val="ListParagraph"/>
         <w:numPr>
           <w:ilvl w:val="0"/>
-          <w:numId w:val="523"/>
+          <w:numId w:val="607"/>
         </w:numPr>
         <w:spacing w:after="40" w:before="40"/>
       </w:pPr>
@@ -1234,7 +1234,7 @@
         <w:keepNext/>
         <w:numPr>
           <w:ilvl w:val="0"/>
-          <w:numId w:val="524"/>
+          <w:numId w:val="608"/>
         </w:numPr>
         <w:spacing w:after="40" w:before="40"/>
       </w:pPr>
@@ -1252,7 +1252,7 @@
         <w:pStyle w:val="ListParagraph"/>
         <w:numPr>
           <w:ilvl w:val="0"/>
-          <w:numId w:val="524"/>
+          <w:numId w:val="608"/>
         </w:numPr>
         <w:spacing w:after="40" w:before="40"/>
       </w:pPr>
@@ -2031,7 +2031,7 @@
         <w:keepNext/>
         <w:numPr>
           <w:ilvl w:val="0"/>
-          <w:numId w:val="525"/>
+          <w:numId w:val="609"/>
         </w:numPr>
         <w:spacing w:after="40" w:before="40"/>
       </w:pPr>
@@ -2050,7 +2050,7 @@
         <w:keepNext/>
         <w:numPr>
           <w:ilvl w:val="0"/>
-          <w:numId w:val="525"/>
+          <w:numId w:val="609"/>
         </w:numPr>
         <w:spacing w:after="40" w:before="40"/>
       </w:pPr>
@@ -2068,7 +2068,7 @@
         <w:pStyle w:val="ListParagraph"/>
         <w:numPr>
           <w:ilvl w:val="0"/>
-          <w:numId w:val="525"/>
+          <w:numId w:val="609"/>
         </w:numPr>
         <w:spacing w:after="40" w:before="40"/>
       </w:pPr>
@@ -2123,7 +2123,7 @@
         <w:keepNext/>
         <w:numPr>
           <w:ilvl w:val="0"/>
-          <w:numId w:val="526"/>
+          <w:numId w:val="610"/>
         </w:numPr>
         <w:spacing w:after="40" w:before="40"/>
       </w:pPr>
@@ -2142,7 +2142,7 @@
         <w:keepNext/>
         <w:numPr>
           <w:ilvl w:val="0"/>
-          <w:numId w:val="526"/>
+          <w:numId w:val="610"/>
         </w:numPr>
         <w:spacing w:after="40" w:before="40"/>
       </w:pPr>
@@ -2665,7 +2665,7 @@
         <w:keepNext/>
         <w:numPr>
           <w:ilvl w:val="0"/>
-          <w:numId w:val="527"/>
+          <w:numId w:val="611"/>
         </w:numPr>
         <w:spacing w:after="40" w:before="40"/>
       </w:pPr>
@@ -2684,7 +2684,7 @@
         <w:keepNext/>
         <w:numPr>
           <w:ilvl w:val="0"/>
-          <w:numId w:val="527"/>
+          <w:numId w:val="611"/>
         </w:numPr>
         <w:spacing w:after="40" w:before="40"/>
       </w:pPr>
@@ -2703,7 +2703,7 @@
         <w:keepNext/>
         <w:numPr>
           <w:ilvl w:val="0"/>
-          <w:numId w:val="527"/>
+          <w:numId w:val="611"/>
         </w:numPr>
         <w:spacing w:after="40" w:before="40"/>
       </w:pPr>
@@ -2721,7 +2721,7 @@
         <w:pStyle w:val="ListParagraph"/>
         <w:numPr>
           <w:ilvl w:val="0"/>
-          <w:numId w:val="527"/>
+          <w:numId w:val="611"/>
         </w:numPr>
         <w:spacing w:after="40" w:before="40"/>
       </w:pPr>
@@ -2795,7 +2795,7 @@
         <w:keepNext/>
         <w:numPr>
           <w:ilvl w:val="0"/>
-          <w:numId w:val="528"/>
+          <w:numId w:val="612"/>
         </w:numPr>
         <w:spacing w:after="40" w:before="40"/>
       </w:pPr>
@@ -2814,7 +2814,7 @@
         <w:keepNext/>
         <w:numPr>
           <w:ilvl w:val="0"/>
-          <w:numId w:val="528"/>
+          <w:numId w:val="612"/>
         </w:numPr>
         <w:spacing w:after="40" w:before="40"/>
       </w:pPr>
@@ -2833,7 +2833,7 @@
         <w:keepNext/>
         <w:numPr>
           <w:ilvl w:val="0"/>
-          <w:numId w:val="528"/>
+          <w:numId w:val="612"/>
         </w:numPr>
         <w:spacing w:after="40" w:before="40"/>
       </w:pPr>
@@ -2851,7 +2851,7 @@
         <w:pStyle w:val="ListParagraph"/>
         <w:numPr>
           <w:ilvl w:val="0"/>
-          <w:numId w:val="528"/>
+          <w:numId w:val="612"/>
         </w:numPr>
         <w:spacing w:after="40" w:before="40"/>
       </w:pPr>
@@ -2912,7 +2912,7 @@
         <w:keepNext/>
         <w:numPr>
           <w:ilvl w:val="0"/>
-          <w:numId w:val="529"/>
+          <w:numId w:val="613"/>
         </w:numPr>
         <w:spacing w:after="40" w:before="40"/>
       </w:pPr>
@@ -2931,7 +2931,7 @@
         <w:keepNext/>
         <w:numPr>
           <w:ilvl w:val="0"/>
-          <w:numId w:val="529"/>
+          <w:numId w:val="613"/>
         </w:numPr>
         <w:spacing w:after="40" w:before="40"/>
       </w:pPr>
@@ -2950,7 +2950,7 @@
         <w:keepNext/>
         <w:numPr>
           <w:ilvl w:val="0"/>
-          <w:numId w:val="529"/>
+          <w:numId w:val="613"/>
         </w:numPr>
         <w:spacing w:after="40" w:before="40"/>
       </w:pPr>
@@ -2968,7 +2968,7 @@
         <w:pStyle w:val="ListParagraph"/>
         <w:numPr>
           <w:ilvl w:val="0"/>
-          <w:numId w:val="529"/>
+          <w:numId w:val="613"/>
         </w:numPr>
         <w:spacing w:after="40" w:before="40"/>
       </w:pPr>
@@ -4323,7 +4323,7 @@
         <w:keepNext/>
         <w:numPr>
           <w:ilvl w:val="0"/>
-          <w:numId w:val="530"/>
+          <w:numId w:val="614"/>
         </w:numPr>
         <w:spacing w:after="40" w:before="40"/>
       </w:pPr>
@@ -4342,7 +4342,7 @@
         <w:keepNext/>
         <w:numPr>
           <w:ilvl w:val="0"/>
-          <w:numId w:val="530"/>
+          <w:numId w:val="614"/>
         </w:numPr>
         <w:spacing w:after="40" w:before="40"/>
       </w:pPr>
@@ -4360,7 +4360,7 @@
         <w:pStyle w:val="ListParagraph"/>
         <w:numPr>
           <w:ilvl w:val="0"/>
-          <w:numId w:val="530"/>
+          <w:numId w:val="614"/>
         </w:numPr>
         <w:spacing w:after="40" w:before="40"/>
       </w:pPr>
@@ -5302,7 +5302,7 @@
         <w:pStyle w:val="ListParagraph"/>
         <w:numPr>
           <w:ilvl w:val="0"/>
-          <w:numId w:val="531"/>
+          <w:numId w:val="615"/>
         </w:numPr>
         <w:spacing w:after="40" w:before="40"/>
       </w:pPr>
@@ -5320,7 +5320,7 @@
         <w:pStyle w:val="ListParagraph"/>
         <w:numPr>
           <w:ilvl w:val="0"/>
-          <w:numId w:val="531"/>
+          <w:numId w:val="615"/>
         </w:numPr>
         <w:spacing w:after="40" w:before="40"/>
       </w:pPr>
@@ -5338,7 +5338,7 @@
         <w:pStyle w:val="ListParagraph"/>
         <w:numPr>
           <w:ilvl w:val="0"/>
-          <w:numId w:val="531"/>
+          <w:numId w:val="615"/>
         </w:numPr>
         <w:spacing w:after="40" w:before="40"/>
       </w:pPr>
@@ -5356,7 +5356,7 @@
         <w:pStyle w:val="ListParagraph"/>
         <w:numPr>
           <w:ilvl w:val="0"/>
-          <w:numId w:val="531"/>
+          <w:numId w:val="615"/>
         </w:numPr>
         <w:spacing w:after="40" w:before="40"/>
       </w:pPr>
@@ -5374,7 +5374,7 @@
         <w:pStyle w:val="ListParagraph"/>
         <w:numPr>
           <w:ilvl w:val="0"/>
-          <w:numId w:val="531"/>
+          <w:numId w:val="615"/>
         </w:numPr>
         <w:spacing w:after="40" w:before="40"/>
       </w:pPr>
@@ -5392,7 +5392,7 @@
         <w:pStyle w:val="ListParagraph"/>
         <w:numPr>
           <w:ilvl w:val="0"/>
-          <w:numId w:val="531"/>
+          <w:numId w:val="615"/>
         </w:numPr>
         <w:spacing w:after="40" w:before="40"/>
       </w:pPr>
@@ -5411,7 +5411,7 @@
         <w:keepNext/>
         <w:numPr>
           <w:ilvl w:val="0"/>
-          <w:numId w:val="531"/>
+          <w:numId w:val="615"/>
         </w:numPr>
         <w:spacing w:after="40" w:before="40"/>
       </w:pPr>
@@ -11951,6 +11951,510 @@
     </w:lvlOverride>
   </w:num>
   <w:num w:numId="531">
+    <w:abstractNumId w:val="3"/>
+    <w:lvlOverride w:ilvl="0">
+      <w:startOverride w:val="1"/>
+    </w:lvlOverride>
+  </w:num>
+  <w:num w:numId="532">
+    <w:abstractNumId w:val="2"/>
+    <w:lvlOverride w:ilvl="0">
+      <w:startOverride w:val="1"/>
+    </w:lvlOverride>
+  </w:num>
+  <w:num w:numId="533">
+    <w:abstractNumId w:val="2"/>
+    <w:lvlOverride w:ilvl="0">
+      <w:startOverride w:val="1"/>
+    </w:lvlOverride>
+  </w:num>
+  <w:num w:numId="534">
+    <w:abstractNumId w:val="2"/>
+    <w:lvlOverride w:ilvl="0">
+      <w:startOverride w:val="1"/>
+    </w:lvlOverride>
+  </w:num>
+  <w:num w:numId="535">
+    <w:abstractNumId w:val="2"/>
+    <w:lvlOverride w:ilvl="0">
+      <w:startOverride w:val="1"/>
+    </w:lvlOverride>
+  </w:num>
+  <w:num w:numId="536">
+    <w:abstractNumId w:val="2"/>
+    <w:lvlOverride w:ilvl="0">
+      <w:startOverride w:val="1"/>
+    </w:lvlOverride>
+  </w:num>
+  <w:num w:numId="537">
+    <w:abstractNumId w:val="3"/>
+    <w:lvlOverride w:ilvl="0">
+      <w:startOverride w:val="1"/>
+    </w:lvlOverride>
+  </w:num>
+  <w:num w:numId="538">
+    <w:abstractNumId w:val="2"/>
+    <w:lvlOverride w:ilvl="0">
+      <w:startOverride w:val="1"/>
+    </w:lvlOverride>
+  </w:num>
+  <w:num w:numId="539">
+    <w:abstractNumId w:val="2"/>
+    <w:lvlOverride w:ilvl="0">
+      <w:startOverride w:val="1"/>
+    </w:lvlOverride>
+  </w:num>
+  <w:num w:numId="540">
+    <w:abstractNumId w:val="2"/>
+    <w:lvlOverride w:ilvl="0">
+      <w:startOverride w:val="1"/>
+    </w:lvlOverride>
+  </w:num>
+  <w:num w:numId="541">
+    <w:abstractNumId w:val="2"/>
+    <w:lvlOverride w:ilvl="0">
+      <w:startOverride w:val="1"/>
+    </w:lvlOverride>
+  </w:num>
+  <w:num w:numId="542">
+    <w:abstractNumId w:val="2"/>
+    <w:lvlOverride w:ilvl="0">
+      <w:startOverride w:val="1"/>
+    </w:lvlOverride>
+  </w:num>
+  <w:num w:numId="543">
+    <w:abstractNumId w:val="3"/>
+    <w:lvlOverride w:ilvl="0">
+      <w:startOverride w:val="1"/>
+    </w:lvlOverride>
+  </w:num>
+  <w:num w:numId="544">
+    <w:abstractNumId w:val="2"/>
+    <w:lvlOverride w:ilvl="0">
+      <w:startOverride w:val="1"/>
+    </w:lvlOverride>
+  </w:num>
+  <w:num w:numId="545">
+    <w:abstractNumId w:val="2"/>
+    <w:lvlOverride w:ilvl="0">
+      <w:startOverride w:val="1"/>
+    </w:lvlOverride>
+  </w:num>
+  <w:num w:numId="546">
+    <w:abstractNumId w:val="2"/>
+    <w:lvlOverride w:ilvl="0">
+      <w:startOverride w:val="1"/>
+    </w:lvlOverride>
+  </w:num>
+  <w:num w:numId="547">
+    <w:abstractNumId w:val="2"/>
+    <w:lvlOverride w:ilvl="0">
+      <w:startOverride w:val="1"/>
+    </w:lvlOverride>
+  </w:num>
+  <w:num w:numId="548">
+    <w:abstractNumId w:val="2"/>
+    <w:lvlOverride w:ilvl="0">
+      <w:startOverride w:val="1"/>
+    </w:lvlOverride>
+  </w:num>
+  <w:num w:numId="549">
+    <w:abstractNumId w:val="3"/>
+    <w:lvlOverride w:ilvl="0">
+      <w:startOverride w:val="1"/>
+    </w:lvlOverride>
+  </w:num>
+  <w:num w:numId="550">
+    <w:abstractNumId w:val="2"/>
+    <w:lvlOverride w:ilvl="0">
+      <w:startOverride w:val="1"/>
+    </w:lvlOverride>
+  </w:num>
+  <w:num w:numId="551">
+    <w:abstractNumId w:val="2"/>
+    <w:lvlOverride w:ilvl="0">
+      <w:startOverride w:val="1"/>
+    </w:lvlOverride>
+  </w:num>
+  <w:num w:numId="552">
+    <w:abstractNumId w:val="2"/>
+    <w:lvlOverride w:ilvl="0">
+      <w:startOverride w:val="1"/>
+    </w:lvlOverride>
+  </w:num>
+  <w:num w:numId="553">
+    <w:abstractNumId w:val="2"/>
+    <w:lvlOverride w:ilvl="0">
+      <w:startOverride w:val="1"/>
+    </w:lvlOverride>
+  </w:num>
+  <w:num w:numId="554">
+    <w:abstractNumId w:val="2"/>
+    <w:lvlOverride w:ilvl="0">
+      <w:startOverride w:val="1"/>
+    </w:lvlOverride>
+  </w:num>
+  <w:num w:numId="555">
+    <w:abstractNumId w:val="3"/>
+    <w:lvlOverride w:ilvl="0">
+      <w:startOverride w:val="1"/>
+    </w:lvlOverride>
+  </w:num>
+  <w:num w:numId="556">
+    <w:abstractNumId w:val="2"/>
+    <w:lvlOverride w:ilvl="0">
+      <w:startOverride w:val="1"/>
+    </w:lvlOverride>
+  </w:num>
+  <w:num w:numId="557">
+    <w:abstractNumId w:val="2"/>
+    <w:lvlOverride w:ilvl="0">
+      <w:startOverride w:val="1"/>
+    </w:lvlOverride>
+  </w:num>
+  <w:num w:numId="558">
+    <w:abstractNumId w:val="2"/>
+    <w:lvlOverride w:ilvl="0">
+      <w:startOverride w:val="1"/>
+    </w:lvlOverride>
+  </w:num>
+  <w:num w:numId="559">
+    <w:abstractNumId w:val="2"/>
+    <w:lvlOverride w:ilvl="0">
+      <w:startOverride w:val="1"/>
+    </w:lvlOverride>
+  </w:num>
+  <w:num w:numId="560">
+    <w:abstractNumId w:val="2"/>
+    <w:lvlOverride w:ilvl="0">
+      <w:startOverride w:val="1"/>
+    </w:lvlOverride>
+  </w:num>
+  <w:num w:numId="561">
+    <w:abstractNumId w:val="3"/>
+    <w:lvlOverride w:ilvl="0">
+      <w:startOverride w:val="1"/>
+    </w:lvlOverride>
+  </w:num>
+  <w:num w:numId="562">
+    <w:abstractNumId w:val="2"/>
+    <w:lvlOverride w:ilvl="0">
+      <w:startOverride w:val="1"/>
+    </w:lvlOverride>
+  </w:num>
+  <w:num w:numId="563">
+    <w:abstractNumId w:val="2"/>
+    <w:lvlOverride w:ilvl="0">
+      <w:startOverride w:val="1"/>
+    </w:lvlOverride>
+  </w:num>
+  <w:num w:numId="564">
+    <w:abstractNumId w:val="2"/>
+    <w:lvlOverride w:ilvl="0">
+      <w:startOverride w:val="1"/>
+    </w:lvlOverride>
+  </w:num>
+  <w:num w:numId="565">
+    <w:abstractNumId w:val="2"/>
+    <w:lvlOverride w:ilvl="0">
+      <w:startOverride w:val="1"/>
+    </w:lvlOverride>
+  </w:num>
+  <w:num w:numId="566">
+    <w:abstractNumId w:val="2"/>
+    <w:lvlOverride w:ilvl="0">
+      <w:startOverride w:val="1"/>
+    </w:lvlOverride>
+  </w:num>
+  <w:num w:numId="567">
+    <w:abstractNumId w:val="3"/>
+    <w:lvlOverride w:ilvl="0">
+      <w:startOverride w:val="1"/>
+    </w:lvlOverride>
+  </w:num>
+  <w:num w:numId="568">
+    <w:abstractNumId w:val="2"/>
+    <w:lvlOverride w:ilvl="0">
+      <w:startOverride w:val="1"/>
+    </w:lvlOverride>
+  </w:num>
+  <w:num w:numId="569">
+    <w:abstractNumId w:val="2"/>
+    <w:lvlOverride w:ilvl="0">
+      <w:startOverride w:val="1"/>
+    </w:lvlOverride>
+  </w:num>
+  <w:num w:numId="570">
+    <w:abstractNumId w:val="2"/>
+    <w:lvlOverride w:ilvl="0">
+      <w:startOverride w:val="1"/>
+    </w:lvlOverride>
+  </w:num>
+  <w:num w:numId="571">
+    <w:abstractNumId w:val="2"/>
+    <w:lvlOverride w:ilvl="0">
+      <w:startOverride w:val="1"/>
+    </w:lvlOverride>
+  </w:num>
+  <w:num w:numId="572">
+    <w:abstractNumId w:val="2"/>
+    <w:lvlOverride w:ilvl="0">
+      <w:startOverride w:val="1"/>
+    </w:lvlOverride>
+  </w:num>
+  <w:num w:numId="573">
+    <w:abstractNumId w:val="3"/>
+    <w:lvlOverride w:ilvl="0">
+      <w:startOverride w:val="1"/>
+    </w:lvlOverride>
+  </w:num>
+  <w:num w:numId="574">
+    <w:abstractNumId w:val="2"/>
+    <w:lvlOverride w:ilvl="0">
+      <w:startOverride w:val="1"/>
+    </w:lvlOverride>
+  </w:num>
+  <w:num w:numId="575">
+    <w:abstractNumId w:val="2"/>
+    <w:lvlOverride w:ilvl="0">
+      <w:startOverride w:val="1"/>
+    </w:lvlOverride>
+  </w:num>
+  <w:num w:numId="576">
+    <w:abstractNumId w:val="2"/>
+    <w:lvlOverride w:ilvl="0">
+      <w:startOverride w:val="1"/>
+    </w:lvlOverride>
+  </w:num>
+  <w:num w:numId="577">
+    <w:abstractNumId w:val="2"/>
+    <w:lvlOverride w:ilvl="0">
+      <w:startOverride w:val="1"/>
+    </w:lvlOverride>
+  </w:num>
+  <w:num w:numId="578">
+    <w:abstractNumId w:val="2"/>
+    <w:lvlOverride w:ilvl="0">
+      <w:startOverride w:val="1"/>
+    </w:lvlOverride>
+  </w:num>
+  <w:num w:numId="579">
+    <w:abstractNumId w:val="3"/>
+    <w:lvlOverride w:ilvl="0">
+      <w:startOverride w:val="1"/>
+    </w:lvlOverride>
+  </w:num>
+  <w:num w:numId="580">
+    <w:abstractNumId w:val="2"/>
+    <w:lvlOverride w:ilvl="0">
+      <w:startOverride w:val="1"/>
+    </w:lvlOverride>
+  </w:num>
+  <w:num w:numId="581">
+    <w:abstractNumId w:val="2"/>
+    <w:lvlOverride w:ilvl="0">
+      <w:startOverride w:val="1"/>
+    </w:lvlOverride>
+  </w:num>
+  <w:num w:numId="582">
+    <w:abstractNumId w:val="2"/>
+    <w:lvlOverride w:ilvl="0">
+      <w:startOverride w:val="1"/>
+    </w:lvlOverride>
+  </w:num>
+  <w:num w:numId="583">
+    <w:abstractNumId w:val="2"/>
+    <w:lvlOverride w:ilvl="0">
+      <w:startOverride w:val="1"/>
+    </w:lvlOverride>
+  </w:num>
+  <w:num w:numId="584">
+    <w:abstractNumId w:val="2"/>
+    <w:lvlOverride w:ilvl="0">
+      <w:startOverride w:val="1"/>
+    </w:lvlOverride>
+  </w:num>
+  <w:num w:numId="585">
+    <w:abstractNumId w:val="3"/>
+    <w:lvlOverride w:ilvl="0">
+      <w:startOverride w:val="1"/>
+    </w:lvlOverride>
+  </w:num>
+  <w:num w:numId="586">
+    <w:abstractNumId w:val="2"/>
+    <w:lvlOverride w:ilvl="0">
+      <w:startOverride w:val="1"/>
+    </w:lvlOverride>
+  </w:num>
+  <w:num w:numId="587">
+    <w:abstractNumId w:val="2"/>
+    <w:lvlOverride w:ilvl="0">
+      <w:startOverride w:val="1"/>
+    </w:lvlOverride>
+  </w:num>
+  <w:num w:numId="588">
+    <w:abstractNumId w:val="2"/>
+    <w:lvlOverride w:ilvl="0">
+      <w:startOverride w:val="1"/>
+    </w:lvlOverride>
+  </w:num>
+  <w:num w:numId="589">
+    <w:abstractNumId w:val="2"/>
+    <w:lvlOverride w:ilvl="0">
+      <w:startOverride w:val="1"/>
+    </w:lvlOverride>
+  </w:num>
+  <w:num w:numId="590">
+    <w:abstractNumId w:val="2"/>
+    <w:lvlOverride w:ilvl="0">
+      <w:startOverride w:val="1"/>
+    </w:lvlOverride>
+  </w:num>
+  <w:num w:numId="591">
+    <w:abstractNumId w:val="3"/>
+    <w:lvlOverride w:ilvl="0">
+      <w:startOverride w:val="1"/>
+    </w:lvlOverride>
+  </w:num>
+  <w:num w:numId="592">
+    <w:abstractNumId w:val="2"/>
+    <w:lvlOverride w:ilvl="0">
+      <w:startOverride w:val="1"/>
+    </w:lvlOverride>
+  </w:num>
+  <w:num w:numId="593">
+    <w:abstractNumId w:val="2"/>
+    <w:lvlOverride w:ilvl="0">
+      <w:startOverride w:val="1"/>
+    </w:lvlOverride>
+  </w:num>
+  <w:num w:numId="594">
+    <w:abstractNumId w:val="2"/>
+    <w:lvlOverride w:ilvl="0">
+      <w:startOverride w:val="1"/>
+    </w:lvlOverride>
+  </w:num>
+  <w:num w:numId="595">
+    <w:abstractNumId w:val="2"/>
+    <w:lvlOverride w:ilvl="0">
+      <w:startOverride w:val="1"/>
+    </w:lvlOverride>
+  </w:num>
+  <w:num w:numId="596">
+    <w:abstractNumId w:val="2"/>
+    <w:lvlOverride w:ilvl="0">
+      <w:startOverride w:val="1"/>
+    </w:lvlOverride>
+  </w:num>
+  <w:num w:numId="597">
+    <w:abstractNumId w:val="3"/>
+    <w:lvlOverride w:ilvl="0">
+      <w:startOverride w:val="1"/>
+    </w:lvlOverride>
+  </w:num>
+  <w:num w:numId="598">
+    <w:abstractNumId w:val="2"/>
+    <w:lvlOverride w:ilvl="0">
+      <w:startOverride w:val="1"/>
+    </w:lvlOverride>
+  </w:num>
+  <w:num w:numId="599">
+    <w:abstractNumId w:val="2"/>
+    <w:lvlOverride w:ilvl="0">
+      <w:startOverride w:val="1"/>
+    </w:lvlOverride>
+  </w:num>
+  <w:num w:numId="600">
+    <w:abstractNumId w:val="2"/>
+    <w:lvlOverride w:ilvl="0">
+      <w:startOverride w:val="1"/>
+    </w:lvlOverride>
+  </w:num>
+  <w:num w:numId="601">
+    <w:abstractNumId w:val="2"/>
+    <w:lvlOverride w:ilvl="0">
+      <w:startOverride w:val="1"/>
+    </w:lvlOverride>
+  </w:num>
+  <w:num w:numId="602">
+    <w:abstractNumId w:val="2"/>
+    <w:lvlOverride w:ilvl="0">
+      <w:startOverride w:val="1"/>
+    </w:lvlOverride>
+  </w:num>
+  <w:num w:numId="603">
+    <w:abstractNumId w:val="3"/>
+    <w:lvlOverride w:ilvl="0">
+      <w:startOverride w:val="1"/>
+    </w:lvlOverride>
+  </w:num>
+  <w:num w:numId="604">
+    <w:abstractNumId w:val="2"/>
+    <w:lvlOverride w:ilvl="0">
+      <w:startOverride w:val="1"/>
+    </w:lvlOverride>
+  </w:num>
+  <w:num w:numId="605">
+    <w:abstractNumId w:val="2"/>
+    <w:lvlOverride w:ilvl="0">
+      <w:startOverride w:val="1"/>
+    </w:lvlOverride>
+  </w:num>
+  <w:num w:numId="606">
+    <w:abstractNumId w:val="2"/>
+    <w:lvlOverride w:ilvl="0">
+      <w:startOverride w:val="1"/>
+    </w:lvlOverride>
+  </w:num>
+  <w:num w:numId="607">
+    <w:abstractNumId w:val="2"/>
+    <w:lvlOverride w:ilvl="0">
+      <w:startOverride w:val="1"/>
+    </w:lvlOverride>
+  </w:num>
+  <w:num w:numId="608">
+    <w:abstractNumId w:val="2"/>
+    <w:lvlOverride w:ilvl="0">
+      <w:startOverride w:val="1"/>
+    </w:lvlOverride>
+  </w:num>
+  <w:num w:numId="609">
+    <w:abstractNumId w:val="3"/>
+    <w:lvlOverride w:ilvl="0">
+      <w:startOverride w:val="1"/>
+    </w:lvlOverride>
+  </w:num>
+  <w:num w:numId="610">
+    <w:abstractNumId w:val="2"/>
+    <w:lvlOverride w:ilvl="0">
+      <w:startOverride w:val="1"/>
+    </w:lvlOverride>
+  </w:num>
+  <w:num w:numId="611">
+    <w:abstractNumId w:val="2"/>
+    <w:lvlOverride w:ilvl="0">
+      <w:startOverride w:val="1"/>
+    </w:lvlOverride>
+  </w:num>
+  <w:num w:numId="612">
+    <w:abstractNumId w:val="2"/>
+    <w:lvlOverride w:ilvl="0">
+      <w:startOverride w:val="1"/>
+    </w:lvlOverride>
+  </w:num>
+  <w:num w:numId="613">
+    <w:abstractNumId w:val="2"/>
+    <w:lvlOverride w:ilvl="0">
+      <w:startOverride w:val="1"/>
+    </w:lvlOverride>
+  </w:num>
+  <w:num w:numId="614">
+    <w:abstractNumId w:val="2"/>
+    <w:lvlOverride w:ilvl="0">
+      <w:startOverride w:val="1"/>
+    </w:lvlOverride>
+  </w:num>
+  <w:num w:numId="615">
     <w:abstractNumId w:val="3"/>
     <w:lvlOverride w:ilvl="0">
       <w:startOverride w:val="1"/>

--- a/docs/government-project/07_관리자매뉴얼.docx
+++ b/docs/government-project/07_관리자매뉴얼.docx
@@ -262,7 +262,7 @@
         <w:keepNext/>
         <w:numPr>
           <w:ilvl w:val="0"/>
-          <w:numId w:val="604"/>
+          <w:numId w:val="616"/>
         </w:numPr>
         <w:spacing w:after="40" w:before="40"/>
       </w:pPr>
@@ -281,7 +281,7 @@
         <w:keepNext/>
         <w:numPr>
           <w:ilvl w:val="0"/>
-          <w:numId w:val="604"/>
+          <w:numId w:val="616"/>
         </w:numPr>
         <w:spacing w:after="40" w:before="40"/>
       </w:pPr>
@@ -300,7 +300,7 @@
         <w:keepNext/>
         <w:numPr>
           <w:ilvl w:val="0"/>
-          <w:numId w:val="604"/>
+          <w:numId w:val="616"/>
         </w:numPr>
         <w:spacing w:after="40" w:before="40"/>
       </w:pPr>
@@ -873,7 +873,7 @@
         <w:keepNext/>
         <w:numPr>
           <w:ilvl w:val="0"/>
-          <w:numId w:val="605"/>
+          <w:numId w:val="617"/>
         </w:numPr>
         <w:spacing w:after="40" w:before="40"/>
       </w:pPr>
@@ -892,7 +892,7 @@
         <w:keepNext/>
         <w:numPr>
           <w:ilvl w:val="0"/>
-          <w:numId w:val="605"/>
+          <w:numId w:val="617"/>
         </w:numPr>
         <w:spacing w:after="40" w:before="40"/>
       </w:pPr>
@@ -911,7 +911,7 @@
         <w:keepNext/>
         <w:numPr>
           <w:ilvl w:val="0"/>
-          <w:numId w:val="605"/>
+          <w:numId w:val="617"/>
         </w:numPr>
         <w:spacing w:after="40" w:before="40"/>
       </w:pPr>
@@ -930,7 +930,7 @@
         <w:keepNext/>
         <w:numPr>
           <w:ilvl w:val="0"/>
-          <w:numId w:val="605"/>
+          <w:numId w:val="617"/>
         </w:numPr>
         <w:spacing w:after="40" w:before="40"/>
       </w:pPr>
@@ -1008,7 +1008,7 @@
         <w:keepNext/>
         <w:numPr>
           <w:ilvl w:val="0"/>
-          <w:numId w:val="606"/>
+          <w:numId w:val="618"/>
         </w:numPr>
         <w:spacing w:after="40" w:before="40"/>
       </w:pPr>
@@ -1027,7 +1027,7 @@
         <w:keepNext/>
         <w:numPr>
           <w:ilvl w:val="0"/>
-          <w:numId w:val="606"/>
+          <w:numId w:val="618"/>
         </w:numPr>
         <w:spacing w:after="40" w:before="40"/>
       </w:pPr>
@@ -1046,7 +1046,7 @@
         <w:keepNext/>
         <w:numPr>
           <w:ilvl w:val="0"/>
-          <w:numId w:val="606"/>
+          <w:numId w:val="618"/>
         </w:numPr>
         <w:spacing w:after="40" w:before="40"/>
       </w:pPr>
@@ -1065,7 +1065,7 @@
         <w:keepNext/>
         <w:numPr>
           <w:ilvl w:val="0"/>
-          <w:numId w:val="606"/>
+          <w:numId w:val="618"/>
         </w:numPr>
         <w:spacing w:after="40" w:before="40"/>
       </w:pPr>
@@ -1160,7 +1160,7 @@
         <w:keepNext/>
         <w:numPr>
           <w:ilvl w:val="0"/>
-          <w:numId w:val="607"/>
+          <w:numId w:val="619"/>
         </w:numPr>
         <w:spacing w:after="40" w:before="40"/>
       </w:pPr>
@@ -1179,7 +1179,7 @@
         <w:keepNext/>
         <w:numPr>
           <w:ilvl w:val="0"/>
-          <w:numId w:val="607"/>
+          <w:numId w:val="619"/>
         </w:numPr>
         <w:spacing w:after="40" w:before="40"/>
       </w:pPr>
@@ -1197,7 +1197,7 @@
         <w:pStyle w:val="ListParagraph"/>
         <w:numPr>
           <w:ilvl w:val="0"/>
-          <w:numId w:val="607"/>
+          <w:numId w:val="619"/>
         </w:numPr>
         <w:spacing w:after="40" w:before="40"/>
       </w:pPr>
@@ -1234,7 +1234,7 @@
         <w:keepNext/>
         <w:numPr>
           <w:ilvl w:val="0"/>
-          <w:numId w:val="608"/>
+          <w:numId w:val="620"/>
         </w:numPr>
         <w:spacing w:after="40" w:before="40"/>
       </w:pPr>
@@ -1252,7 +1252,7 @@
         <w:pStyle w:val="ListParagraph"/>
         <w:numPr>
           <w:ilvl w:val="0"/>
-          <w:numId w:val="608"/>
+          <w:numId w:val="620"/>
         </w:numPr>
         <w:spacing w:after="40" w:before="40"/>
       </w:pPr>
@@ -2031,7 +2031,7 @@
         <w:keepNext/>
         <w:numPr>
           <w:ilvl w:val="0"/>
-          <w:numId w:val="609"/>
+          <w:numId w:val="621"/>
         </w:numPr>
         <w:spacing w:after="40" w:before="40"/>
       </w:pPr>
@@ -2050,7 +2050,7 @@
         <w:keepNext/>
         <w:numPr>
           <w:ilvl w:val="0"/>
-          <w:numId w:val="609"/>
+          <w:numId w:val="621"/>
         </w:numPr>
         <w:spacing w:after="40" w:before="40"/>
       </w:pPr>
@@ -2068,7 +2068,7 @@
         <w:pStyle w:val="ListParagraph"/>
         <w:numPr>
           <w:ilvl w:val="0"/>
-          <w:numId w:val="609"/>
+          <w:numId w:val="621"/>
         </w:numPr>
         <w:spacing w:after="40" w:before="40"/>
       </w:pPr>
@@ -2123,7 +2123,7 @@
         <w:keepNext/>
         <w:numPr>
           <w:ilvl w:val="0"/>
-          <w:numId w:val="610"/>
+          <w:numId w:val="622"/>
         </w:numPr>
         <w:spacing w:after="40" w:before="40"/>
       </w:pPr>
@@ -2142,7 +2142,7 @@
         <w:keepNext/>
         <w:numPr>
           <w:ilvl w:val="0"/>
-          <w:numId w:val="610"/>
+          <w:numId w:val="622"/>
         </w:numPr>
         <w:spacing w:after="40" w:before="40"/>
       </w:pPr>
@@ -2665,7 +2665,7 @@
         <w:keepNext/>
         <w:numPr>
           <w:ilvl w:val="0"/>
-          <w:numId w:val="611"/>
+          <w:numId w:val="623"/>
         </w:numPr>
         <w:spacing w:after="40" w:before="40"/>
       </w:pPr>
@@ -2684,7 +2684,7 @@
         <w:keepNext/>
         <w:numPr>
           <w:ilvl w:val="0"/>
-          <w:numId w:val="611"/>
+          <w:numId w:val="623"/>
         </w:numPr>
         <w:spacing w:after="40" w:before="40"/>
       </w:pPr>
@@ -2703,7 +2703,7 @@
         <w:keepNext/>
         <w:numPr>
           <w:ilvl w:val="0"/>
-          <w:numId w:val="611"/>
+          <w:numId w:val="623"/>
         </w:numPr>
         <w:spacing w:after="40" w:before="40"/>
       </w:pPr>
@@ -2721,7 +2721,7 @@
         <w:pStyle w:val="ListParagraph"/>
         <w:numPr>
           <w:ilvl w:val="0"/>
-          <w:numId w:val="611"/>
+          <w:numId w:val="623"/>
         </w:numPr>
         <w:spacing w:after="40" w:before="40"/>
       </w:pPr>
@@ -2795,7 +2795,7 @@
         <w:keepNext/>
         <w:numPr>
           <w:ilvl w:val="0"/>
-          <w:numId w:val="612"/>
+          <w:numId w:val="624"/>
         </w:numPr>
         <w:spacing w:after="40" w:before="40"/>
       </w:pPr>
@@ -2814,7 +2814,7 @@
         <w:keepNext/>
         <w:numPr>
           <w:ilvl w:val="0"/>
-          <w:numId w:val="612"/>
+          <w:numId w:val="624"/>
         </w:numPr>
         <w:spacing w:after="40" w:before="40"/>
       </w:pPr>
@@ -2833,7 +2833,7 @@
         <w:keepNext/>
         <w:numPr>
           <w:ilvl w:val="0"/>
-          <w:numId w:val="612"/>
+          <w:numId w:val="624"/>
         </w:numPr>
         <w:spacing w:after="40" w:before="40"/>
       </w:pPr>
@@ -2851,7 +2851,7 @@
         <w:pStyle w:val="ListParagraph"/>
         <w:numPr>
           <w:ilvl w:val="0"/>
-          <w:numId w:val="612"/>
+          <w:numId w:val="624"/>
         </w:numPr>
         <w:spacing w:after="40" w:before="40"/>
       </w:pPr>
@@ -2912,7 +2912,7 @@
         <w:keepNext/>
         <w:numPr>
           <w:ilvl w:val="0"/>
-          <w:numId w:val="613"/>
+          <w:numId w:val="625"/>
         </w:numPr>
         <w:spacing w:after="40" w:before="40"/>
       </w:pPr>
@@ -2931,7 +2931,7 @@
         <w:keepNext/>
         <w:numPr>
           <w:ilvl w:val="0"/>
-          <w:numId w:val="613"/>
+          <w:numId w:val="625"/>
         </w:numPr>
         <w:spacing w:after="40" w:before="40"/>
       </w:pPr>
@@ -2950,7 +2950,7 @@
         <w:keepNext/>
         <w:numPr>
           <w:ilvl w:val="0"/>
-          <w:numId w:val="613"/>
+          <w:numId w:val="625"/>
         </w:numPr>
         <w:spacing w:after="40" w:before="40"/>
       </w:pPr>
@@ -2968,7 +2968,7 @@
         <w:pStyle w:val="ListParagraph"/>
         <w:numPr>
           <w:ilvl w:val="0"/>
-          <w:numId w:val="613"/>
+          <w:numId w:val="625"/>
         </w:numPr>
         <w:spacing w:after="40" w:before="40"/>
       </w:pPr>
@@ -4323,7 +4323,7 @@
         <w:keepNext/>
         <w:numPr>
           <w:ilvl w:val="0"/>
-          <w:numId w:val="614"/>
+          <w:numId w:val="626"/>
         </w:numPr>
         <w:spacing w:after="40" w:before="40"/>
       </w:pPr>
@@ -4342,7 +4342,7 @@
         <w:keepNext/>
         <w:numPr>
           <w:ilvl w:val="0"/>
-          <w:numId w:val="614"/>
+          <w:numId w:val="626"/>
         </w:numPr>
         <w:spacing w:after="40" w:before="40"/>
       </w:pPr>
@@ -4360,7 +4360,7 @@
         <w:pStyle w:val="ListParagraph"/>
         <w:numPr>
           <w:ilvl w:val="0"/>
-          <w:numId w:val="614"/>
+          <w:numId w:val="626"/>
         </w:numPr>
         <w:spacing w:after="40" w:before="40"/>
       </w:pPr>
@@ -5302,7 +5302,7 @@
         <w:pStyle w:val="ListParagraph"/>
         <w:numPr>
           <w:ilvl w:val="0"/>
-          <w:numId w:val="615"/>
+          <w:numId w:val="627"/>
         </w:numPr>
         <w:spacing w:after="40" w:before="40"/>
       </w:pPr>
@@ -5320,7 +5320,7 @@
         <w:pStyle w:val="ListParagraph"/>
         <w:numPr>
           <w:ilvl w:val="0"/>
-          <w:numId w:val="615"/>
+          <w:numId w:val="627"/>
         </w:numPr>
         <w:spacing w:after="40" w:before="40"/>
       </w:pPr>
@@ -5338,7 +5338,7 @@
         <w:pStyle w:val="ListParagraph"/>
         <w:numPr>
           <w:ilvl w:val="0"/>
-          <w:numId w:val="615"/>
+          <w:numId w:val="627"/>
         </w:numPr>
         <w:spacing w:after="40" w:before="40"/>
       </w:pPr>
@@ -5356,7 +5356,7 @@
         <w:pStyle w:val="ListParagraph"/>
         <w:numPr>
           <w:ilvl w:val="0"/>
-          <w:numId w:val="615"/>
+          <w:numId w:val="627"/>
         </w:numPr>
         <w:spacing w:after="40" w:before="40"/>
       </w:pPr>
@@ -5374,7 +5374,7 @@
         <w:pStyle w:val="ListParagraph"/>
         <w:numPr>
           <w:ilvl w:val="0"/>
-          <w:numId w:val="615"/>
+          <w:numId w:val="627"/>
         </w:numPr>
         <w:spacing w:after="40" w:before="40"/>
       </w:pPr>
@@ -5392,7 +5392,7 @@
         <w:pStyle w:val="ListParagraph"/>
         <w:numPr>
           <w:ilvl w:val="0"/>
-          <w:numId w:val="615"/>
+          <w:numId w:val="627"/>
         </w:numPr>
         <w:spacing w:after="40" w:before="40"/>
       </w:pPr>
@@ -5411,7 +5411,7 @@
         <w:keepNext/>
         <w:numPr>
           <w:ilvl w:val="0"/>
-          <w:numId w:val="615"/>
+          <w:numId w:val="627"/>
         </w:numPr>
         <w:spacing w:after="40" w:before="40"/>
       </w:pPr>
@@ -12455,6 +12455,78 @@
     </w:lvlOverride>
   </w:num>
   <w:num w:numId="615">
+    <w:abstractNumId w:val="3"/>
+    <w:lvlOverride w:ilvl="0">
+      <w:startOverride w:val="1"/>
+    </w:lvlOverride>
+  </w:num>
+  <w:num w:numId="616">
+    <w:abstractNumId w:val="2"/>
+    <w:lvlOverride w:ilvl="0">
+      <w:startOverride w:val="1"/>
+    </w:lvlOverride>
+  </w:num>
+  <w:num w:numId="617">
+    <w:abstractNumId w:val="2"/>
+    <w:lvlOverride w:ilvl="0">
+      <w:startOverride w:val="1"/>
+    </w:lvlOverride>
+  </w:num>
+  <w:num w:numId="618">
+    <w:abstractNumId w:val="2"/>
+    <w:lvlOverride w:ilvl="0">
+      <w:startOverride w:val="1"/>
+    </w:lvlOverride>
+  </w:num>
+  <w:num w:numId="619">
+    <w:abstractNumId w:val="2"/>
+    <w:lvlOverride w:ilvl="0">
+      <w:startOverride w:val="1"/>
+    </w:lvlOverride>
+  </w:num>
+  <w:num w:numId="620">
+    <w:abstractNumId w:val="2"/>
+    <w:lvlOverride w:ilvl="0">
+      <w:startOverride w:val="1"/>
+    </w:lvlOverride>
+  </w:num>
+  <w:num w:numId="621">
+    <w:abstractNumId w:val="3"/>
+    <w:lvlOverride w:ilvl="0">
+      <w:startOverride w:val="1"/>
+    </w:lvlOverride>
+  </w:num>
+  <w:num w:numId="622">
+    <w:abstractNumId w:val="2"/>
+    <w:lvlOverride w:ilvl="0">
+      <w:startOverride w:val="1"/>
+    </w:lvlOverride>
+  </w:num>
+  <w:num w:numId="623">
+    <w:abstractNumId w:val="2"/>
+    <w:lvlOverride w:ilvl="0">
+      <w:startOverride w:val="1"/>
+    </w:lvlOverride>
+  </w:num>
+  <w:num w:numId="624">
+    <w:abstractNumId w:val="2"/>
+    <w:lvlOverride w:ilvl="0">
+      <w:startOverride w:val="1"/>
+    </w:lvlOverride>
+  </w:num>
+  <w:num w:numId="625">
+    <w:abstractNumId w:val="2"/>
+    <w:lvlOverride w:ilvl="0">
+      <w:startOverride w:val="1"/>
+    </w:lvlOverride>
+  </w:num>
+  <w:num w:numId="626">
+    <w:abstractNumId w:val="2"/>
+    <w:lvlOverride w:ilvl="0">
+      <w:startOverride w:val="1"/>
+    </w:lvlOverride>
+  </w:num>
+  <w:num w:numId="627">
     <w:abstractNumId w:val="3"/>
     <w:lvlOverride w:ilvl="0">
       <w:startOverride w:val="1"/>

--- a/docs/government-project/07_관리자매뉴얼.docx
+++ b/docs/government-project/07_관리자매뉴얼.docx
@@ -262,7 +262,7 @@
         <w:keepNext/>
         <w:numPr>
           <w:ilvl w:val="0"/>
-          <w:numId w:val="616"/>
+          <w:numId w:val="652"/>
         </w:numPr>
         <w:spacing w:after="40" w:before="40"/>
       </w:pPr>
@@ -281,7 +281,7 @@
         <w:keepNext/>
         <w:numPr>
           <w:ilvl w:val="0"/>
-          <w:numId w:val="616"/>
+          <w:numId w:val="652"/>
         </w:numPr>
         <w:spacing w:after="40" w:before="40"/>
       </w:pPr>
@@ -300,7 +300,7 @@
         <w:keepNext/>
         <w:numPr>
           <w:ilvl w:val="0"/>
-          <w:numId w:val="616"/>
+          <w:numId w:val="652"/>
         </w:numPr>
         <w:spacing w:after="40" w:before="40"/>
       </w:pPr>
@@ -873,7 +873,7 @@
         <w:keepNext/>
         <w:numPr>
           <w:ilvl w:val="0"/>
-          <w:numId w:val="617"/>
+          <w:numId w:val="653"/>
         </w:numPr>
         <w:spacing w:after="40" w:before="40"/>
       </w:pPr>
@@ -892,7 +892,7 @@
         <w:keepNext/>
         <w:numPr>
           <w:ilvl w:val="0"/>
-          <w:numId w:val="617"/>
+          <w:numId w:val="653"/>
         </w:numPr>
         <w:spacing w:after="40" w:before="40"/>
       </w:pPr>
@@ -911,7 +911,7 @@
         <w:keepNext/>
         <w:numPr>
           <w:ilvl w:val="0"/>
-          <w:numId w:val="617"/>
+          <w:numId w:val="653"/>
         </w:numPr>
         <w:spacing w:after="40" w:before="40"/>
       </w:pPr>
@@ -930,7 +930,7 @@
         <w:keepNext/>
         <w:numPr>
           <w:ilvl w:val="0"/>
-          <w:numId w:val="617"/>
+          <w:numId w:val="653"/>
         </w:numPr>
         <w:spacing w:after="40" w:before="40"/>
       </w:pPr>
@@ -1008,7 +1008,7 @@
         <w:keepNext/>
         <w:numPr>
           <w:ilvl w:val="0"/>
-          <w:numId w:val="618"/>
+          <w:numId w:val="654"/>
         </w:numPr>
         <w:spacing w:after="40" w:before="40"/>
       </w:pPr>
@@ -1027,7 +1027,7 @@
         <w:keepNext/>
         <w:numPr>
           <w:ilvl w:val="0"/>
-          <w:numId w:val="618"/>
+          <w:numId w:val="654"/>
         </w:numPr>
         <w:spacing w:after="40" w:before="40"/>
       </w:pPr>
@@ -1046,7 +1046,7 @@
         <w:keepNext/>
         <w:numPr>
           <w:ilvl w:val="0"/>
-          <w:numId w:val="618"/>
+          <w:numId w:val="654"/>
         </w:numPr>
         <w:spacing w:after="40" w:before="40"/>
       </w:pPr>
@@ -1065,7 +1065,7 @@
         <w:keepNext/>
         <w:numPr>
           <w:ilvl w:val="0"/>
-          <w:numId w:val="618"/>
+          <w:numId w:val="654"/>
         </w:numPr>
         <w:spacing w:after="40" w:before="40"/>
       </w:pPr>
@@ -1160,7 +1160,7 @@
         <w:keepNext/>
         <w:numPr>
           <w:ilvl w:val="0"/>
-          <w:numId w:val="619"/>
+          <w:numId w:val="655"/>
         </w:numPr>
         <w:spacing w:after="40" w:before="40"/>
       </w:pPr>
@@ -1179,7 +1179,7 @@
         <w:keepNext/>
         <w:numPr>
           <w:ilvl w:val="0"/>
-          <w:numId w:val="619"/>
+          <w:numId w:val="655"/>
         </w:numPr>
         <w:spacing w:after="40" w:before="40"/>
       </w:pPr>
@@ -1197,7 +1197,7 @@
         <w:pStyle w:val="ListParagraph"/>
         <w:numPr>
           <w:ilvl w:val="0"/>
-          <w:numId w:val="619"/>
+          <w:numId w:val="655"/>
         </w:numPr>
         <w:spacing w:after="40" w:before="40"/>
       </w:pPr>
@@ -1234,7 +1234,7 @@
         <w:keepNext/>
         <w:numPr>
           <w:ilvl w:val="0"/>
-          <w:numId w:val="620"/>
+          <w:numId w:val="656"/>
         </w:numPr>
         <w:spacing w:after="40" w:before="40"/>
       </w:pPr>
@@ -1252,7 +1252,7 @@
         <w:pStyle w:val="ListParagraph"/>
         <w:numPr>
           <w:ilvl w:val="0"/>
-          <w:numId w:val="620"/>
+          <w:numId w:val="656"/>
         </w:numPr>
         <w:spacing w:after="40" w:before="40"/>
       </w:pPr>
@@ -2031,7 +2031,7 @@
         <w:keepNext/>
         <w:numPr>
           <w:ilvl w:val="0"/>
-          <w:numId w:val="621"/>
+          <w:numId w:val="657"/>
         </w:numPr>
         <w:spacing w:after="40" w:before="40"/>
       </w:pPr>
@@ -2050,7 +2050,7 @@
         <w:keepNext/>
         <w:numPr>
           <w:ilvl w:val="0"/>
-          <w:numId w:val="621"/>
+          <w:numId w:val="657"/>
         </w:numPr>
         <w:spacing w:after="40" w:before="40"/>
       </w:pPr>
@@ -2068,7 +2068,7 @@
         <w:pStyle w:val="ListParagraph"/>
         <w:numPr>
           <w:ilvl w:val="0"/>
-          <w:numId w:val="621"/>
+          <w:numId w:val="657"/>
         </w:numPr>
         <w:spacing w:after="40" w:before="40"/>
       </w:pPr>
@@ -2123,7 +2123,7 @@
         <w:keepNext/>
         <w:numPr>
           <w:ilvl w:val="0"/>
-          <w:numId w:val="622"/>
+          <w:numId w:val="658"/>
         </w:numPr>
         <w:spacing w:after="40" w:before="40"/>
       </w:pPr>
@@ -2142,7 +2142,7 @@
         <w:keepNext/>
         <w:numPr>
           <w:ilvl w:val="0"/>
-          <w:numId w:val="622"/>
+          <w:numId w:val="658"/>
         </w:numPr>
         <w:spacing w:after="40" w:before="40"/>
       </w:pPr>
@@ -2665,7 +2665,7 @@
         <w:keepNext/>
         <w:numPr>
           <w:ilvl w:val="0"/>
-          <w:numId w:val="623"/>
+          <w:numId w:val="659"/>
         </w:numPr>
         <w:spacing w:after="40" w:before="40"/>
       </w:pPr>
@@ -2684,7 +2684,7 @@
         <w:keepNext/>
         <w:numPr>
           <w:ilvl w:val="0"/>
-          <w:numId w:val="623"/>
+          <w:numId w:val="659"/>
         </w:numPr>
         <w:spacing w:after="40" w:before="40"/>
       </w:pPr>
@@ -2703,7 +2703,7 @@
         <w:keepNext/>
         <w:numPr>
           <w:ilvl w:val="0"/>
-          <w:numId w:val="623"/>
+          <w:numId w:val="659"/>
         </w:numPr>
         <w:spacing w:after="40" w:before="40"/>
       </w:pPr>
@@ -2721,7 +2721,7 @@
         <w:pStyle w:val="ListParagraph"/>
         <w:numPr>
           <w:ilvl w:val="0"/>
-          <w:numId w:val="623"/>
+          <w:numId w:val="659"/>
         </w:numPr>
         <w:spacing w:after="40" w:before="40"/>
       </w:pPr>
@@ -2795,7 +2795,7 @@
         <w:keepNext/>
         <w:numPr>
           <w:ilvl w:val="0"/>
-          <w:numId w:val="624"/>
+          <w:numId w:val="660"/>
         </w:numPr>
         <w:spacing w:after="40" w:before="40"/>
       </w:pPr>
@@ -2814,7 +2814,7 @@
         <w:keepNext/>
         <w:numPr>
           <w:ilvl w:val="0"/>
-          <w:numId w:val="624"/>
+          <w:numId w:val="660"/>
         </w:numPr>
         <w:spacing w:after="40" w:before="40"/>
       </w:pPr>
@@ -2833,7 +2833,7 @@
         <w:keepNext/>
         <w:numPr>
           <w:ilvl w:val="0"/>
-          <w:numId w:val="624"/>
+          <w:numId w:val="660"/>
         </w:numPr>
         <w:spacing w:after="40" w:before="40"/>
       </w:pPr>
@@ -2851,7 +2851,7 @@
         <w:pStyle w:val="ListParagraph"/>
         <w:numPr>
           <w:ilvl w:val="0"/>
-          <w:numId w:val="624"/>
+          <w:numId w:val="660"/>
         </w:numPr>
         <w:spacing w:after="40" w:before="40"/>
       </w:pPr>
@@ -2912,7 +2912,7 @@
         <w:keepNext/>
         <w:numPr>
           <w:ilvl w:val="0"/>
-          <w:numId w:val="625"/>
+          <w:numId w:val="661"/>
         </w:numPr>
         <w:spacing w:after="40" w:before="40"/>
       </w:pPr>
@@ -2931,7 +2931,7 @@
         <w:keepNext/>
         <w:numPr>
           <w:ilvl w:val="0"/>
-          <w:numId w:val="625"/>
+          <w:numId w:val="661"/>
         </w:numPr>
         <w:spacing w:after="40" w:before="40"/>
       </w:pPr>
@@ -2950,7 +2950,7 @@
         <w:keepNext/>
         <w:numPr>
           <w:ilvl w:val="0"/>
-          <w:numId w:val="625"/>
+          <w:numId w:val="661"/>
         </w:numPr>
         <w:spacing w:after="40" w:before="40"/>
       </w:pPr>
@@ -2968,7 +2968,7 @@
         <w:pStyle w:val="ListParagraph"/>
         <w:numPr>
           <w:ilvl w:val="0"/>
-          <w:numId w:val="625"/>
+          <w:numId w:val="661"/>
         </w:numPr>
         <w:spacing w:after="40" w:before="40"/>
       </w:pPr>
@@ -4323,7 +4323,7 @@
         <w:keepNext/>
         <w:numPr>
           <w:ilvl w:val="0"/>
-          <w:numId w:val="626"/>
+          <w:numId w:val="662"/>
         </w:numPr>
         <w:spacing w:after="40" w:before="40"/>
       </w:pPr>
@@ -4342,7 +4342,7 @@
         <w:keepNext/>
         <w:numPr>
           <w:ilvl w:val="0"/>
-          <w:numId w:val="626"/>
+          <w:numId w:val="662"/>
         </w:numPr>
         <w:spacing w:after="40" w:before="40"/>
       </w:pPr>
@@ -4360,7 +4360,7 @@
         <w:pStyle w:val="ListParagraph"/>
         <w:numPr>
           <w:ilvl w:val="0"/>
-          <w:numId w:val="626"/>
+          <w:numId w:val="662"/>
         </w:numPr>
         <w:spacing w:after="40" w:before="40"/>
       </w:pPr>
@@ -5302,7 +5302,7 @@
         <w:pStyle w:val="ListParagraph"/>
         <w:numPr>
           <w:ilvl w:val="0"/>
-          <w:numId w:val="627"/>
+          <w:numId w:val="663"/>
         </w:numPr>
         <w:spacing w:after="40" w:before="40"/>
       </w:pPr>
@@ -5320,7 +5320,7 @@
         <w:pStyle w:val="ListParagraph"/>
         <w:numPr>
           <w:ilvl w:val="0"/>
-          <w:numId w:val="627"/>
+          <w:numId w:val="663"/>
         </w:numPr>
         <w:spacing w:after="40" w:before="40"/>
       </w:pPr>
@@ -5338,7 +5338,7 @@
         <w:pStyle w:val="ListParagraph"/>
         <w:numPr>
           <w:ilvl w:val="0"/>
-          <w:numId w:val="627"/>
+          <w:numId w:val="663"/>
         </w:numPr>
         <w:spacing w:after="40" w:before="40"/>
       </w:pPr>
@@ -5356,7 +5356,7 @@
         <w:pStyle w:val="ListParagraph"/>
         <w:numPr>
           <w:ilvl w:val="0"/>
-          <w:numId w:val="627"/>
+          <w:numId w:val="663"/>
         </w:numPr>
         <w:spacing w:after="40" w:before="40"/>
       </w:pPr>
@@ -5374,7 +5374,7 @@
         <w:pStyle w:val="ListParagraph"/>
         <w:numPr>
           <w:ilvl w:val="0"/>
-          <w:numId w:val="627"/>
+          <w:numId w:val="663"/>
         </w:numPr>
         <w:spacing w:after="40" w:before="40"/>
       </w:pPr>
@@ -5392,7 +5392,7 @@
         <w:pStyle w:val="ListParagraph"/>
         <w:numPr>
           <w:ilvl w:val="0"/>
-          <w:numId w:val="627"/>
+          <w:numId w:val="663"/>
         </w:numPr>
         <w:spacing w:after="40" w:before="40"/>
       </w:pPr>
@@ -5411,7 +5411,7 @@
         <w:keepNext/>
         <w:numPr>
           <w:ilvl w:val="0"/>
-          <w:numId w:val="627"/>
+          <w:numId w:val="663"/>
         </w:numPr>
         <w:spacing w:after="40" w:before="40"/>
       </w:pPr>
@@ -7647,7 +7647,18 @@
           <w:sz w:val="24"/>
           <w:rFonts w:eastAsia="맑은 고딕"/>
         </w:rPr>
-        <w:t>4. 화면 경로 정정 내역</w:t>
+        <w:t>4. 화면 동선 통합·정비 내역</w:t>
+      </w:r>
+    </w:p>
+    <w:p>
+      <w:r>
+        <w:rPr>
+          <w:rFonts w:ascii="맑은 고딕" w:hAnsi="맑은 고딕"/>
+          <w:b w:val="0"/>
+          <w:sz w:val="18"/>
+          <w:rFonts w:eastAsia="맑은 고딕"/>
+        </w:rPr>
+        <w:t>이용자가 같은 목적으로 여러 화면을 오가지 않도록 진입 경로를 하나로 모으고, 옛 경로는 영구 이동 처리하여 기존 링크·검색 유입이 끊기지 않도록 하였다.</w:t>
       </w:r>
     </w:p>
     <w:tbl>
@@ -7703,7 +7714,7 @@
                 <w:sz w:val="18"/>
                 <w:rFonts w:eastAsia="맑은 고딕"/>
               </w:rPr>
-              <w:t>대체한 옛 화면</w:t>
+              <w:t>통합한 옛 화면</w:t>
             </w:r>
           </w:p>
         </w:tc>
@@ -7722,7 +7733,7 @@
                 <w:sz w:val="18"/>
                 <w:rFonts w:eastAsia="맑은 고딕"/>
               </w:rPr>
-              <w:t>사유</w:t>
+              <w:t>정비 내용</w:t>
             </w:r>
           </w:p>
         </w:tc>
@@ -12527,6 +12538,222 @@
     </w:lvlOverride>
   </w:num>
   <w:num w:numId="627">
+    <w:abstractNumId w:val="3"/>
+    <w:lvlOverride w:ilvl="0">
+      <w:startOverride w:val="1"/>
+    </w:lvlOverride>
+  </w:num>
+  <w:num w:numId="628">
+    <w:abstractNumId w:val="2"/>
+    <w:lvlOverride w:ilvl="0">
+      <w:startOverride w:val="1"/>
+    </w:lvlOverride>
+  </w:num>
+  <w:num w:numId="629">
+    <w:abstractNumId w:val="2"/>
+    <w:lvlOverride w:ilvl="0">
+      <w:startOverride w:val="1"/>
+    </w:lvlOverride>
+  </w:num>
+  <w:num w:numId="630">
+    <w:abstractNumId w:val="2"/>
+    <w:lvlOverride w:ilvl="0">
+      <w:startOverride w:val="1"/>
+    </w:lvlOverride>
+  </w:num>
+  <w:num w:numId="631">
+    <w:abstractNumId w:val="2"/>
+    <w:lvlOverride w:ilvl="0">
+      <w:startOverride w:val="1"/>
+    </w:lvlOverride>
+  </w:num>
+  <w:num w:numId="632">
+    <w:abstractNumId w:val="2"/>
+    <w:lvlOverride w:ilvl="0">
+      <w:startOverride w:val="1"/>
+    </w:lvlOverride>
+  </w:num>
+  <w:num w:numId="633">
+    <w:abstractNumId w:val="3"/>
+    <w:lvlOverride w:ilvl="0">
+      <w:startOverride w:val="1"/>
+    </w:lvlOverride>
+  </w:num>
+  <w:num w:numId="634">
+    <w:abstractNumId w:val="2"/>
+    <w:lvlOverride w:ilvl="0">
+      <w:startOverride w:val="1"/>
+    </w:lvlOverride>
+  </w:num>
+  <w:num w:numId="635">
+    <w:abstractNumId w:val="2"/>
+    <w:lvlOverride w:ilvl="0">
+      <w:startOverride w:val="1"/>
+    </w:lvlOverride>
+  </w:num>
+  <w:num w:numId="636">
+    <w:abstractNumId w:val="2"/>
+    <w:lvlOverride w:ilvl="0">
+      <w:startOverride w:val="1"/>
+    </w:lvlOverride>
+  </w:num>
+  <w:num w:numId="637">
+    <w:abstractNumId w:val="2"/>
+    <w:lvlOverride w:ilvl="0">
+      <w:startOverride w:val="1"/>
+    </w:lvlOverride>
+  </w:num>
+  <w:num w:numId="638">
+    <w:abstractNumId w:val="2"/>
+    <w:lvlOverride w:ilvl="0">
+      <w:startOverride w:val="1"/>
+    </w:lvlOverride>
+  </w:num>
+  <w:num w:numId="639">
+    <w:abstractNumId w:val="3"/>
+    <w:lvlOverride w:ilvl="0">
+      <w:startOverride w:val="1"/>
+    </w:lvlOverride>
+  </w:num>
+  <w:num w:numId="640">
+    <w:abstractNumId w:val="2"/>
+    <w:lvlOverride w:ilvl="0">
+      <w:startOverride w:val="1"/>
+    </w:lvlOverride>
+  </w:num>
+  <w:num w:numId="641">
+    <w:abstractNumId w:val="2"/>
+    <w:lvlOverride w:ilvl="0">
+      <w:startOverride w:val="1"/>
+    </w:lvlOverride>
+  </w:num>
+  <w:num w:numId="642">
+    <w:abstractNumId w:val="2"/>
+    <w:lvlOverride w:ilvl="0">
+      <w:startOverride w:val="1"/>
+    </w:lvlOverride>
+  </w:num>
+  <w:num w:numId="643">
+    <w:abstractNumId w:val="2"/>
+    <w:lvlOverride w:ilvl="0">
+      <w:startOverride w:val="1"/>
+    </w:lvlOverride>
+  </w:num>
+  <w:num w:numId="644">
+    <w:abstractNumId w:val="2"/>
+    <w:lvlOverride w:ilvl="0">
+      <w:startOverride w:val="1"/>
+    </w:lvlOverride>
+  </w:num>
+  <w:num w:numId="645">
+    <w:abstractNumId w:val="3"/>
+    <w:lvlOverride w:ilvl="0">
+      <w:startOverride w:val="1"/>
+    </w:lvlOverride>
+  </w:num>
+  <w:num w:numId="646">
+    <w:abstractNumId w:val="2"/>
+    <w:lvlOverride w:ilvl="0">
+      <w:startOverride w:val="1"/>
+    </w:lvlOverride>
+  </w:num>
+  <w:num w:numId="647">
+    <w:abstractNumId w:val="2"/>
+    <w:lvlOverride w:ilvl="0">
+      <w:startOverride w:val="1"/>
+    </w:lvlOverride>
+  </w:num>
+  <w:num w:numId="648">
+    <w:abstractNumId w:val="2"/>
+    <w:lvlOverride w:ilvl="0">
+      <w:startOverride w:val="1"/>
+    </w:lvlOverride>
+  </w:num>
+  <w:num w:numId="649">
+    <w:abstractNumId w:val="2"/>
+    <w:lvlOverride w:ilvl="0">
+      <w:startOverride w:val="1"/>
+    </w:lvlOverride>
+  </w:num>
+  <w:num w:numId="650">
+    <w:abstractNumId w:val="2"/>
+    <w:lvlOverride w:ilvl="0">
+      <w:startOverride w:val="1"/>
+    </w:lvlOverride>
+  </w:num>
+  <w:num w:numId="651">
+    <w:abstractNumId w:val="3"/>
+    <w:lvlOverride w:ilvl="0">
+      <w:startOverride w:val="1"/>
+    </w:lvlOverride>
+  </w:num>
+  <w:num w:numId="652">
+    <w:abstractNumId w:val="2"/>
+    <w:lvlOverride w:ilvl="0">
+      <w:startOverride w:val="1"/>
+    </w:lvlOverride>
+  </w:num>
+  <w:num w:numId="653">
+    <w:abstractNumId w:val="2"/>
+    <w:lvlOverride w:ilvl="0">
+      <w:startOverride w:val="1"/>
+    </w:lvlOverride>
+  </w:num>
+  <w:num w:numId="654">
+    <w:abstractNumId w:val="2"/>
+    <w:lvlOverride w:ilvl="0">
+      <w:startOverride w:val="1"/>
+    </w:lvlOverride>
+  </w:num>
+  <w:num w:numId="655">
+    <w:abstractNumId w:val="2"/>
+    <w:lvlOverride w:ilvl="0">
+      <w:startOverride w:val="1"/>
+    </w:lvlOverride>
+  </w:num>
+  <w:num w:numId="656">
+    <w:abstractNumId w:val="2"/>
+    <w:lvlOverride w:ilvl="0">
+      <w:startOverride w:val="1"/>
+    </w:lvlOverride>
+  </w:num>
+  <w:num w:numId="657">
+    <w:abstractNumId w:val="3"/>
+    <w:lvlOverride w:ilvl="0">
+      <w:startOverride w:val="1"/>
+    </w:lvlOverride>
+  </w:num>
+  <w:num w:numId="658">
+    <w:abstractNumId w:val="2"/>
+    <w:lvlOverride w:ilvl="0">
+      <w:startOverride w:val="1"/>
+    </w:lvlOverride>
+  </w:num>
+  <w:num w:numId="659">
+    <w:abstractNumId w:val="2"/>
+    <w:lvlOverride w:ilvl="0">
+      <w:startOverride w:val="1"/>
+    </w:lvlOverride>
+  </w:num>
+  <w:num w:numId="660">
+    <w:abstractNumId w:val="2"/>
+    <w:lvlOverride w:ilvl="0">
+      <w:startOverride w:val="1"/>
+    </w:lvlOverride>
+  </w:num>
+  <w:num w:numId="661">
+    <w:abstractNumId w:val="2"/>
+    <w:lvlOverride w:ilvl="0">
+      <w:startOverride w:val="1"/>
+    </w:lvlOverride>
+  </w:num>
+  <w:num w:numId="662">
+    <w:abstractNumId w:val="2"/>
+    <w:lvlOverride w:ilvl="0">
+      <w:startOverride w:val="1"/>
+    </w:lvlOverride>
+  </w:num>
+  <w:num w:numId="663">
     <w:abstractNumId w:val="3"/>
     <w:lvlOverride w:ilvl="0">
       <w:startOverride w:val="1"/>

--- a/docs/government-project/07_관리자매뉴얼.docx
+++ b/docs/government-project/07_관리자매뉴얼.docx
@@ -262,7 +262,7 @@
         <w:keepNext/>
         <w:numPr>
           <w:ilvl w:val="0"/>
-          <w:numId w:val="652"/>
+          <w:numId w:val="712"/>
         </w:numPr>
         <w:spacing w:after="40" w:before="40"/>
       </w:pPr>
@@ -281,7 +281,7 @@
         <w:keepNext/>
         <w:numPr>
           <w:ilvl w:val="0"/>
-          <w:numId w:val="652"/>
+          <w:numId w:val="712"/>
         </w:numPr>
         <w:spacing w:after="40" w:before="40"/>
       </w:pPr>
@@ -300,7 +300,7 @@
         <w:keepNext/>
         <w:numPr>
           <w:ilvl w:val="0"/>
-          <w:numId w:val="652"/>
+          <w:numId w:val="712"/>
         </w:numPr>
         <w:spacing w:after="40" w:before="40"/>
       </w:pPr>
@@ -873,7 +873,7 @@
         <w:keepNext/>
         <w:numPr>
           <w:ilvl w:val="0"/>
-          <w:numId w:val="653"/>
+          <w:numId w:val="713"/>
         </w:numPr>
         <w:spacing w:after="40" w:before="40"/>
       </w:pPr>
@@ -892,7 +892,7 @@
         <w:keepNext/>
         <w:numPr>
           <w:ilvl w:val="0"/>
-          <w:numId w:val="653"/>
+          <w:numId w:val="713"/>
         </w:numPr>
         <w:spacing w:after="40" w:before="40"/>
       </w:pPr>
@@ -911,7 +911,7 @@
         <w:keepNext/>
         <w:numPr>
           <w:ilvl w:val="0"/>
-          <w:numId w:val="653"/>
+          <w:numId w:val="713"/>
         </w:numPr>
         <w:spacing w:after="40" w:before="40"/>
       </w:pPr>
@@ -930,7 +930,7 @@
         <w:keepNext/>
         <w:numPr>
           <w:ilvl w:val="0"/>
-          <w:numId w:val="653"/>
+          <w:numId w:val="713"/>
         </w:numPr>
         <w:spacing w:after="40" w:before="40"/>
       </w:pPr>
@@ -1008,7 +1008,7 @@
         <w:keepNext/>
         <w:numPr>
           <w:ilvl w:val="0"/>
-          <w:numId w:val="654"/>
+          <w:numId w:val="714"/>
         </w:numPr>
         <w:spacing w:after="40" w:before="40"/>
       </w:pPr>
@@ -1027,7 +1027,7 @@
         <w:keepNext/>
         <w:numPr>
           <w:ilvl w:val="0"/>
-          <w:numId w:val="654"/>
+          <w:numId w:val="714"/>
         </w:numPr>
         <w:spacing w:after="40" w:before="40"/>
       </w:pPr>
@@ -1046,7 +1046,7 @@
         <w:keepNext/>
         <w:numPr>
           <w:ilvl w:val="0"/>
-          <w:numId w:val="654"/>
+          <w:numId w:val="714"/>
         </w:numPr>
         <w:spacing w:after="40" w:before="40"/>
       </w:pPr>
@@ -1065,7 +1065,7 @@
         <w:keepNext/>
         <w:numPr>
           <w:ilvl w:val="0"/>
-          <w:numId w:val="654"/>
+          <w:numId w:val="714"/>
         </w:numPr>
         <w:spacing w:after="40" w:before="40"/>
       </w:pPr>
@@ -1160,7 +1160,7 @@
         <w:keepNext/>
         <w:numPr>
           <w:ilvl w:val="0"/>
-          <w:numId w:val="655"/>
+          <w:numId w:val="715"/>
         </w:numPr>
         <w:spacing w:after="40" w:before="40"/>
       </w:pPr>
@@ -1179,7 +1179,7 @@
         <w:keepNext/>
         <w:numPr>
           <w:ilvl w:val="0"/>
-          <w:numId w:val="655"/>
+          <w:numId w:val="715"/>
         </w:numPr>
         <w:spacing w:after="40" w:before="40"/>
       </w:pPr>
@@ -1197,7 +1197,7 @@
         <w:pStyle w:val="ListParagraph"/>
         <w:numPr>
           <w:ilvl w:val="0"/>
-          <w:numId w:val="655"/>
+          <w:numId w:val="715"/>
         </w:numPr>
         <w:spacing w:after="40" w:before="40"/>
       </w:pPr>
@@ -1234,7 +1234,7 @@
         <w:keepNext/>
         <w:numPr>
           <w:ilvl w:val="0"/>
-          <w:numId w:val="656"/>
+          <w:numId w:val="716"/>
         </w:numPr>
         <w:spacing w:after="40" w:before="40"/>
       </w:pPr>
@@ -1252,7 +1252,7 @@
         <w:pStyle w:val="ListParagraph"/>
         <w:numPr>
           <w:ilvl w:val="0"/>
-          <w:numId w:val="656"/>
+          <w:numId w:val="716"/>
         </w:numPr>
         <w:spacing w:after="40" w:before="40"/>
       </w:pPr>
@@ -2031,7 +2031,7 @@
         <w:keepNext/>
         <w:numPr>
           <w:ilvl w:val="0"/>
-          <w:numId w:val="657"/>
+          <w:numId w:val="717"/>
         </w:numPr>
         <w:spacing w:after="40" w:before="40"/>
       </w:pPr>
@@ -2050,7 +2050,7 @@
         <w:keepNext/>
         <w:numPr>
           <w:ilvl w:val="0"/>
-          <w:numId w:val="657"/>
+          <w:numId w:val="717"/>
         </w:numPr>
         <w:spacing w:after="40" w:before="40"/>
       </w:pPr>
@@ -2068,7 +2068,7 @@
         <w:pStyle w:val="ListParagraph"/>
         <w:numPr>
           <w:ilvl w:val="0"/>
-          <w:numId w:val="657"/>
+          <w:numId w:val="717"/>
         </w:numPr>
         <w:spacing w:after="40" w:before="40"/>
       </w:pPr>
@@ -2123,7 +2123,7 @@
         <w:keepNext/>
         <w:numPr>
           <w:ilvl w:val="0"/>
-          <w:numId w:val="658"/>
+          <w:numId w:val="718"/>
         </w:numPr>
         <w:spacing w:after="40" w:before="40"/>
       </w:pPr>
@@ -2142,7 +2142,7 @@
         <w:keepNext/>
         <w:numPr>
           <w:ilvl w:val="0"/>
-          <w:numId w:val="658"/>
+          <w:numId w:val="718"/>
         </w:numPr>
         <w:spacing w:after="40" w:before="40"/>
       </w:pPr>
@@ -2665,7 +2665,7 @@
         <w:keepNext/>
         <w:numPr>
           <w:ilvl w:val="0"/>
-          <w:numId w:val="659"/>
+          <w:numId w:val="719"/>
         </w:numPr>
         <w:spacing w:after="40" w:before="40"/>
       </w:pPr>
@@ -2684,7 +2684,7 @@
         <w:keepNext/>
         <w:numPr>
           <w:ilvl w:val="0"/>
-          <w:numId w:val="659"/>
+          <w:numId w:val="719"/>
         </w:numPr>
         <w:spacing w:after="40" w:before="40"/>
       </w:pPr>
@@ -2703,7 +2703,7 @@
         <w:keepNext/>
         <w:numPr>
           <w:ilvl w:val="0"/>
-          <w:numId w:val="659"/>
+          <w:numId w:val="719"/>
         </w:numPr>
         <w:spacing w:after="40" w:before="40"/>
       </w:pPr>
@@ -2721,7 +2721,7 @@
         <w:pStyle w:val="ListParagraph"/>
         <w:numPr>
           <w:ilvl w:val="0"/>
-          <w:numId w:val="659"/>
+          <w:numId w:val="719"/>
         </w:numPr>
         <w:spacing w:after="40" w:before="40"/>
       </w:pPr>
@@ -2795,7 +2795,7 @@
         <w:keepNext/>
         <w:numPr>
           <w:ilvl w:val="0"/>
-          <w:numId w:val="660"/>
+          <w:numId w:val="720"/>
         </w:numPr>
         <w:spacing w:after="40" w:before="40"/>
       </w:pPr>
@@ -2814,7 +2814,7 @@
         <w:keepNext/>
         <w:numPr>
           <w:ilvl w:val="0"/>
-          <w:numId w:val="660"/>
+          <w:numId w:val="720"/>
         </w:numPr>
         <w:spacing w:after="40" w:before="40"/>
       </w:pPr>
@@ -2833,7 +2833,7 @@
         <w:keepNext/>
         <w:numPr>
           <w:ilvl w:val="0"/>
-          <w:numId w:val="660"/>
+          <w:numId w:val="720"/>
         </w:numPr>
         <w:spacing w:after="40" w:before="40"/>
       </w:pPr>
@@ -2851,7 +2851,7 @@
         <w:pStyle w:val="ListParagraph"/>
         <w:numPr>
           <w:ilvl w:val="0"/>
-          <w:numId w:val="660"/>
+          <w:numId w:val="720"/>
         </w:numPr>
         <w:spacing w:after="40" w:before="40"/>
       </w:pPr>
@@ -2912,7 +2912,7 @@
         <w:keepNext/>
         <w:numPr>
           <w:ilvl w:val="0"/>
-          <w:numId w:val="661"/>
+          <w:numId w:val="721"/>
         </w:numPr>
         <w:spacing w:after="40" w:before="40"/>
       </w:pPr>
@@ -2931,7 +2931,7 @@
         <w:keepNext/>
         <w:numPr>
           <w:ilvl w:val="0"/>
-          <w:numId w:val="661"/>
+          <w:numId w:val="721"/>
         </w:numPr>
         <w:spacing w:after="40" w:before="40"/>
       </w:pPr>
@@ -2950,7 +2950,7 @@
         <w:keepNext/>
         <w:numPr>
           <w:ilvl w:val="0"/>
-          <w:numId w:val="661"/>
+          <w:numId w:val="721"/>
         </w:numPr>
         <w:spacing w:after="40" w:before="40"/>
       </w:pPr>
@@ -2968,7 +2968,7 @@
         <w:pStyle w:val="ListParagraph"/>
         <w:numPr>
           <w:ilvl w:val="0"/>
-          <w:numId w:val="661"/>
+          <w:numId w:val="721"/>
         </w:numPr>
         <w:spacing w:after="40" w:before="40"/>
       </w:pPr>
@@ -4323,7 +4323,7 @@
         <w:keepNext/>
         <w:numPr>
           <w:ilvl w:val="0"/>
-          <w:numId w:val="662"/>
+          <w:numId w:val="722"/>
         </w:numPr>
         <w:spacing w:after="40" w:before="40"/>
       </w:pPr>
@@ -4342,7 +4342,7 @@
         <w:keepNext/>
         <w:numPr>
           <w:ilvl w:val="0"/>
-          <w:numId w:val="662"/>
+          <w:numId w:val="722"/>
         </w:numPr>
         <w:spacing w:after="40" w:before="40"/>
       </w:pPr>
@@ -4360,7 +4360,7 @@
         <w:pStyle w:val="ListParagraph"/>
         <w:numPr>
           <w:ilvl w:val="0"/>
-          <w:numId w:val="662"/>
+          <w:numId w:val="722"/>
         </w:numPr>
         <w:spacing w:after="40" w:before="40"/>
       </w:pPr>
@@ -5302,7 +5302,7 @@
         <w:pStyle w:val="ListParagraph"/>
         <w:numPr>
           <w:ilvl w:val="0"/>
-          <w:numId w:val="663"/>
+          <w:numId w:val="723"/>
         </w:numPr>
         <w:spacing w:after="40" w:before="40"/>
       </w:pPr>
@@ -5320,7 +5320,7 @@
         <w:pStyle w:val="ListParagraph"/>
         <w:numPr>
           <w:ilvl w:val="0"/>
-          <w:numId w:val="663"/>
+          <w:numId w:val="723"/>
         </w:numPr>
         <w:spacing w:after="40" w:before="40"/>
       </w:pPr>
@@ -5338,7 +5338,7 @@
         <w:pStyle w:val="ListParagraph"/>
         <w:numPr>
           <w:ilvl w:val="0"/>
-          <w:numId w:val="663"/>
+          <w:numId w:val="723"/>
         </w:numPr>
         <w:spacing w:after="40" w:before="40"/>
       </w:pPr>
@@ -5356,7 +5356,7 @@
         <w:pStyle w:val="ListParagraph"/>
         <w:numPr>
           <w:ilvl w:val="0"/>
-          <w:numId w:val="663"/>
+          <w:numId w:val="723"/>
         </w:numPr>
         <w:spacing w:after="40" w:before="40"/>
       </w:pPr>
@@ -5374,7 +5374,7 @@
         <w:pStyle w:val="ListParagraph"/>
         <w:numPr>
           <w:ilvl w:val="0"/>
-          <w:numId w:val="663"/>
+          <w:numId w:val="723"/>
         </w:numPr>
         <w:spacing w:after="40" w:before="40"/>
       </w:pPr>
@@ -5392,7 +5392,7 @@
         <w:pStyle w:val="ListParagraph"/>
         <w:numPr>
           <w:ilvl w:val="0"/>
-          <w:numId w:val="663"/>
+          <w:numId w:val="723"/>
         </w:numPr>
         <w:spacing w:after="40" w:before="40"/>
       </w:pPr>
@@ -5411,7 +5411,7 @@
         <w:keepNext/>
         <w:numPr>
           <w:ilvl w:val="0"/>
-          <w:numId w:val="663"/>
+          <w:numId w:val="723"/>
         </w:numPr>
         <w:spacing w:after="40" w:before="40"/>
       </w:pPr>
@@ -12754,6 +12754,366 @@
     </w:lvlOverride>
   </w:num>
   <w:num w:numId="663">
+    <w:abstractNumId w:val="3"/>
+    <w:lvlOverride w:ilvl="0">
+      <w:startOverride w:val="1"/>
+    </w:lvlOverride>
+  </w:num>
+  <w:num w:numId="664">
+    <w:abstractNumId w:val="2"/>
+    <w:lvlOverride w:ilvl="0">
+      <w:startOverride w:val="1"/>
+    </w:lvlOverride>
+  </w:num>
+  <w:num w:numId="665">
+    <w:abstractNumId w:val="2"/>
+    <w:lvlOverride w:ilvl="0">
+      <w:startOverride w:val="1"/>
+    </w:lvlOverride>
+  </w:num>
+  <w:num w:numId="666">
+    <w:abstractNumId w:val="2"/>
+    <w:lvlOverride w:ilvl="0">
+      <w:startOverride w:val="1"/>
+    </w:lvlOverride>
+  </w:num>
+  <w:num w:numId="667">
+    <w:abstractNumId w:val="2"/>
+    <w:lvlOverride w:ilvl="0">
+      <w:startOverride w:val="1"/>
+    </w:lvlOverride>
+  </w:num>
+  <w:num w:numId="668">
+    <w:abstractNumId w:val="2"/>
+    <w:lvlOverride w:ilvl="0">
+      <w:startOverride w:val="1"/>
+    </w:lvlOverride>
+  </w:num>
+  <w:num w:numId="669">
+    <w:abstractNumId w:val="3"/>
+    <w:lvlOverride w:ilvl="0">
+      <w:startOverride w:val="1"/>
+    </w:lvlOverride>
+  </w:num>
+  <w:num w:numId="670">
+    <w:abstractNumId w:val="2"/>
+    <w:lvlOverride w:ilvl="0">
+      <w:startOverride w:val="1"/>
+    </w:lvlOverride>
+  </w:num>
+  <w:num w:numId="671">
+    <w:abstractNumId w:val="2"/>
+    <w:lvlOverride w:ilvl="0">
+      <w:startOverride w:val="1"/>
+    </w:lvlOverride>
+  </w:num>
+  <w:num w:numId="672">
+    <w:abstractNumId w:val="2"/>
+    <w:lvlOverride w:ilvl="0">
+      <w:startOverride w:val="1"/>
+    </w:lvlOverride>
+  </w:num>
+  <w:num w:numId="673">
+    <w:abstractNumId w:val="2"/>
+    <w:lvlOverride w:ilvl="0">
+      <w:startOverride w:val="1"/>
+    </w:lvlOverride>
+  </w:num>
+  <w:num w:numId="674">
+    <w:abstractNumId w:val="2"/>
+    <w:lvlOverride w:ilvl="0">
+      <w:startOverride w:val="1"/>
+    </w:lvlOverride>
+  </w:num>
+  <w:num w:numId="675">
+    <w:abstractNumId w:val="3"/>
+    <w:lvlOverride w:ilvl="0">
+      <w:startOverride w:val="1"/>
+    </w:lvlOverride>
+  </w:num>
+  <w:num w:numId="676">
+    <w:abstractNumId w:val="2"/>
+    <w:lvlOverride w:ilvl="0">
+      <w:startOverride w:val="1"/>
+    </w:lvlOverride>
+  </w:num>
+  <w:num w:numId="677">
+    <w:abstractNumId w:val="2"/>
+    <w:lvlOverride w:ilvl="0">
+      <w:startOverride w:val="1"/>
+    </w:lvlOverride>
+  </w:num>
+  <w:num w:numId="678">
+    <w:abstractNumId w:val="2"/>
+    <w:lvlOverride w:ilvl="0">
+      <w:startOverride w:val="1"/>
+    </w:lvlOverride>
+  </w:num>
+  <w:num w:numId="679">
+    <w:abstractNumId w:val="2"/>
+    <w:lvlOverride w:ilvl="0">
+      <w:startOverride w:val="1"/>
+    </w:lvlOverride>
+  </w:num>
+  <w:num w:numId="680">
+    <w:abstractNumId w:val="2"/>
+    <w:lvlOverride w:ilvl="0">
+      <w:startOverride w:val="1"/>
+    </w:lvlOverride>
+  </w:num>
+  <w:num w:numId="681">
+    <w:abstractNumId w:val="3"/>
+    <w:lvlOverride w:ilvl="0">
+      <w:startOverride w:val="1"/>
+    </w:lvlOverride>
+  </w:num>
+  <w:num w:numId="682">
+    <w:abstractNumId w:val="2"/>
+    <w:lvlOverride w:ilvl="0">
+      <w:startOverride w:val="1"/>
+    </w:lvlOverride>
+  </w:num>
+  <w:num w:numId="683">
+    <w:abstractNumId w:val="2"/>
+    <w:lvlOverride w:ilvl="0">
+      <w:startOverride w:val="1"/>
+    </w:lvlOverride>
+  </w:num>
+  <w:num w:numId="684">
+    <w:abstractNumId w:val="2"/>
+    <w:lvlOverride w:ilvl="0">
+      <w:startOverride w:val="1"/>
+    </w:lvlOverride>
+  </w:num>
+  <w:num w:numId="685">
+    <w:abstractNumId w:val="2"/>
+    <w:lvlOverride w:ilvl="0">
+      <w:startOverride w:val="1"/>
+    </w:lvlOverride>
+  </w:num>
+  <w:num w:numId="686">
+    <w:abstractNumId w:val="2"/>
+    <w:lvlOverride w:ilvl="0">
+      <w:startOverride w:val="1"/>
+    </w:lvlOverride>
+  </w:num>
+  <w:num w:numId="687">
+    <w:abstractNumId w:val="3"/>
+    <w:lvlOverride w:ilvl="0">
+      <w:startOverride w:val="1"/>
+    </w:lvlOverride>
+  </w:num>
+  <w:num w:numId="688">
+    <w:abstractNumId w:val="2"/>
+    <w:lvlOverride w:ilvl="0">
+      <w:startOverride w:val="1"/>
+    </w:lvlOverride>
+  </w:num>
+  <w:num w:numId="689">
+    <w:abstractNumId w:val="2"/>
+    <w:lvlOverride w:ilvl="0">
+      <w:startOverride w:val="1"/>
+    </w:lvlOverride>
+  </w:num>
+  <w:num w:numId="690">
+    <w:abstractNumId w:val="2"/>
+    <w:lvlOverride w:ilvl="0">
+      <w:startOverride w:val="1"/>
+    </w:lvlOverride>
+  </w:num>
+  <w:num w:numId="691">
+    <w:abstractNumId w:val="2"/>
+    <w:lvlOverride w:ilvl="0">
+      <w:startOverride w:val="1"/>
+    </w:lvlOverride>
+  </w:num>
+  <w:num w:numId="692">
+    <w:abstractNumId w:val="2"/>
+    <w:lvlOverride w:ilvl="0">
+      <w:startOverride w:val="1"/>
+    </w:lvlOverride>
+  </w:num>
+  <w:num w:numId="693">
+    <w:abstractNumId w:val="3"/>
+    <w:lvlOverride w:ilvl="0">
+      <w:startOverride w:val="1"/>
+    </w:lvlOverride>
+  </w:num>
+  <w:num w:numId="694">
+    <w:abstractNumId w:val="2"/>
+    <w:lvlOverride w:ilvl="0">
+      <w:startOverride w:val="1"/>
+    </w:lvlOverride>
+  </w:num>
+  <w:num w:numId="695">
+    <w:abstractNumId w:val="2"/>
+    <w:lvlOverride w:ilvl="0">
+      <w:startOverride w:val="1"/>
+    </w:lvlOverride>
+  </w:num>
+  <w:num w:numId="696">
+    <w:abstractNumId w:val="2"/>
+    <w:lvlOverride w:ilvl="0">
+      <w:startOverride w:val="1"/>
+    </w:lvlOverride>
+  </w:num>
+  <w:num w:numId="697">
+    <w:abstractNumId w:val="2"/>
+    <w:lvlOverride w:ilvl="0">
+      <w:startOverride w:val="1"/>
+    </w:lvlOverride>
+  </w:num>
+  <w:num w:numId="698">
+    <w:abstractNumId w:val="2"/>
+    <w:lvlOverride w:ilvl="0">
+      <w:startOverride w:val="1"/>
+    </w:lvlOverride>
+  </w:num>
+  <w:num w:numId="699">
+    <w:abstractNumId w:val="3"/>
+    <w:lvlOverride w:ilvl="0">
+      <w:startOverride w:val="1"/>
+    </w:lvlOverride>
+  </w:num>
+  <w:num w:numId="700">
+    <w:abstractNumId w:val="2"/>
+    <w:lvlOverride w:ilvl="0">
+      <w:startOverride w:val="1"/>
+    </w:lvlOverride>
+  </w:num>
+  <w:num w:numId="701">
+    <w:abstractNumId w:val="2"/>
+    <w:lvlOverride w:ilvl="0">
+      <w:startOverride w:val="1"/>
+    </w:lvlOverride>
+  </w:num>
+  <w:num w:numId="702">
+    <w:abstractNumId w:val="2"/>
+    <w:lvlOverride w:ilvl="0">
+      <w:startOverride w:val="1"/>
+    </w:lvlOverride>
+  </w:num>
+  <w:num w:numId="703">
+    <w:abstractNumId w:val="2"/>
+    <w:lvlOverride w:ilvl="0">
+      <w:startOverride w:val="1"/>
+    </w:lvlOverride>
+  </w:num>
+  <w:num w:numId="704">
+    <w:abstractNumId w:val="2"/>
+    <w:lvlOverride w:ilvl="0">
+      <w:startOverride w:val="1"/>
+    </w:lvlOverride>
+  </w:num>
+  <w:num w:numId="705">
+    <w:abstractNumId w:val="3"/>
+    <w:lvlOverride w:ilvl="0">
+      <w:startOverride w:val="1"/>
+    </w:lvlOverride>
+  </w:num>
+  <w:num w:numId="706">
+    <w:abstractNumId w:val="2"/>
+    <w:lvlOverride w:ilvl="0">
+      <w:startOverride w:val="1"/>
+    </w:lvlOverride>
+  </w:num>
+  <w:num w:numId="707">
+    <w:abstractNumId w:val="2"/>
+    <w:lvlOverride w:ilvl="0">
+      <w:startOverride w:val="1"/>
+    </w:lvlOverride>
+  </w:num>
+  <w:num w:numId="708">
+    <w:abstractNumId w:val="2"/>
+    <w:lvlOverride w:ilvl="0">
+      <w:startOverride w:val="1"/>
+    </w:lvlOverride>
+  </w:num>
+  <w:num w:numId="709">
+    <w:abstractNumId w:val="2"/>
+    <w:lvlOverride w:ilvl="0">
+      <w:startOverride w:val="1"/>
+    </w:lvlOverride>
+  </w:num>
+  <w:num w:numId="710">
+    <w:abstractNumId w:val="2"/>
+    <w:lvlOverride w:ilvl="0">
+      <w:startOverride w:val="1"/>
+    </w:lvlOverride>
+  </w:num>
+  <w:num w:numId="711">
+    <w:abstractNumId w:val="3"/>
+    <w:lvlOverride w:ilvl="0">
+      <w:startOverride w:val="1"/>
+    </w:lvlOverride>
+  </w:num>
+  <w:num w:numId="712">
+    <w:abstractNumId w:val="2"/>
+    <w:lvlOverride w:ilvl="0">
+      <w:startOverride w:val="1"/>
+    </w:lvlOverride>
+  </w:num>
+  <w:num w:numId="713">
+    <w:abstractNumId w:val="2"/>
+    <w:lvlOverride w:ilvl="0">
+      <w:startOverride w:val="1"/>
+    </w:lvlOverride>
+  </w:num>
+  <w:num w:numId="714">
+    <w:abstractNumId w:val="2"/>
+    <w:lvlOverride w:ilvl="0">
+      <w:startOverride w:val="1"/>
+    </w:lvlOverride>
+  </w:num>
+  <w:num w:numId="715">
+    <w:abstractNumId w:val="2"/>
+    <w:lvlOverride w:ilvl="0">
+      <w:startOverride w:val="1"/>
+    </w:lvlOverride>
+  </w:num>
+  <w:num w:numId="716">
+    <w:abstractNumId w:val="2"/>
+    <w:lvlOverride w:ilvl="0">
+      <w:startOverride w:val="1"/>
+    </w:lvlOverride>
+  </w:num>
+  <w:num w:numId="717">
+    <w:abstractNumId w:val="3"/>
+    <w:lvlOverride w:ilvl="0">
+      <w:startOverride w:val="1"/>
+    </w:lvlOverride>
+  </w:num>
+  <w:num w:numId="718">
+    <w:abstractNumId w:val="2"/>
+    <w:lvlOverride w:ilvl="0">
+      <w:startOverride w:val="1"/>
+    </w:lvlOverride>
+  </w:num>
+  <w:num w:numId="719">
+    <w:abstractNumId w:val="2"/>
+    <w:lvlOverride w:ilvl="0">
+      <w:startOverride w:val="1"/>
+    </w:lvlOverride>
+  </w:num>
+  <w:num w:numId="720">
+    <w:abstractNumId w:val="2"/>
+    <w:lvlOverride w:ilvl="0">
+      <w:startOverride w:val="1"/>
+    </w:lvlOverride>
+  </w:num>
+  <w:num w:numId="721">
+    <w:abstractNumId w:val="2"/>
+    <w:lvlOverride w:ilvl="0">
+      <w:startOverride w:val="1"/>
+    </w:lvlOverride>
+  </w:num>
+  <w:num w:numId="722">
+    <w:abstractNumId w:val="2"/>
+    <w:lvlOverride w:ilvl="0">
+      <w:startOverride w:val="1"/>
+    </w:lvlOverride>
+  </w:num>
+  <w:num w:numId="723">
     <w:abstractNumId w:val="3"/>
     <w:lvlOverride w:ilvl="0">
       <w:startOverride w:val="1"/>

--- a/docs/government-project/07_관리자매뉴얼.docx
+++ b/docs/government-project/07_관리자매뉴얼.docx
@@ -262,7 +262,7 @@
         <w:keepNext/>
         <w:numPr>
           <w:ilvl w:val="0"/>
-          <w:numId w:val="604"/>
+          <w:numId w:val="712"/>
         </w:numPr>
         <w:spacing w:after="40" w:before="40"/>
       </w:pPr>
@@ -281,7 +281,7 @@
         <w:keepNext/>
         <w:numPr>
           <w:ilvl w:val="0"/>
-          <w:numId w:val="604"/>
+          <w:numId w:val="712"/>
         </w:numPr>
         <w:spacing w:after="40" w:before="40"/>
       </w:pPr>
@@ -300,7 +300,7 @@
         <w:keepNext/>
         <w:numPr>
           <w:ilvl w:val="0"/>
-          <w:numId w:val="604"/>
+          <w:numId w:val="712"/>
         </w:numPr>
         <w:spacing w:after="40" w:before="40"/>
       </w:pPr>
@@ -873,7 +873,7 @@
         <w:keepNext/>
         <w:numPr>
           <w:ilvl w:val="0"/>
-          <w:numId w:val="605"/>
+          <w:numId w:val="713"/>
         </w:numPr>
         <w:spacing w:after="40" w:before="40"/>
       </w:pPr>
@@ -892,7 +892,7 @@
         <w:keepNext/>
         <w:numPr>
           <w:ilvl w:val="0"/>
-          <w:numId w:val="605"/>
+          <w:numId w:val="713"/>
         </w:numPr>
         <w:spacing w:after="40" w:before="40"/>
       </w:pPr>
@@ -911,7 +911,7 @@
         <w:keepNext/>
         <w:numPr>
           <w:ilvl w:val="0"/>
-          <w:numId w:val="605"/>
+          <w:numId w:val="713"/>
         </w:numPr>
         <w:spacing w:after="40" w:before="40"/>
       </w:pPr>
@@ -930,7 +930,7 @@
         <w:keepNext/>
         <w:numPr>
           <w:ilvl w:val="0"/>
-          <w:numId w:val="605"/>
+          <w:numId w:val="713"/>
         </w:numPr>
         <w:spacing w:after="40" w:before="40"/>
       </w:pPr>
@@ -1008,7 +1008,7 @@
         <w:keepNext/>
         <w:numPr>
           <w:ilvl w:val="0"/>
-          <w:numId w:val="606"/>
+          <w:numId w:val="714"/>
         </w:numPr>
         <w:spacing w:after="40" w:before="40"/>
       </w:pPr>
@@ -1027,7 +1027,7 @@
         <w:keepNext/>
         <w:numPr>
           <w:ilvl w:val="0"/>
-          <w:numId w:val="606"/>
+          <w:numId w:val="714"/>
         </w:numPr>
         <w:spacing w:after="40" w:before="40"/>
       </w:pPr>
@@ -1046,7 +1046,7 @@
         <w:keepNext/>
         <w:numPr>
           <w:ilvl w:val="0"/>
-          <w:numId w:val="606"/>
+          <w:numId w:val="714"/>
         </w:numPr>
         <w:spacing w:after="40" w:before="40"/>
       </w:pPr>
@@ -1065,7 +1065,7 @@
         <w:keepNext/>
         <w:numPr>
           <w:ilvl w:val="0"/>
-          <w:numId w:val="606"/>
+          <w:numId w:val="714"/>
         </w:numPr>
         <w:spacing w:after="40" w:before="40"/>
       </w:pPr>
@@ -1160,7 +1160,7 @@
         <w:keepNext/>
         <w:numPr>
           <w:ilvl w:val="0"/>
-          <w:numId w:val="607"/>
+          <w:numId w:val="715"/>
         </w:numPr>
         <w:spacing w:after="40" w:before="40"/>
       </w:pPr>
@@ -1179,7 +1179,7 @@
         <w:keepNext/>
         <w:numPr>
           <w:ilvl w:val="0"/>
-          <w:numId w:val="607"/>
+          <w:numId w:val="715"/>
         </w:numPr>
         <w:spacing w:after="40" w:before="40"/>
       </w:pPr>
@@ -1197,7 +1197,7 @@
         <w:pStyle w:val="ListParagraph"/>
         <w:numPr>
           <w:ilvl w:val="0"/>
-          <w:numId w:val="607"/>
+          <w:numId w:val="715"/>
         </w:numPr>
         <w:spacing w:after="40" w:before="40"/>
       </w:pPr>
@@ -1234,7 +1234,7 @@
         <w:keepNext/>
         <w:numPr>
           <w:ilvl w:val="0"/>
-          <w:numId w:val="608"/>
+          <w:numId w:val="716"/>
         </w:numPr>
         <w:spacing w:after="40" w:before="40"/>
       </w:pPr>
@@ -1252,7 +1252,7 @@
         <w:pStyle w:val="ListParagraph"/>
         <w:numPr>
           <w:ilvl w:val="0"/>
-          <w:numId w:val="608"/>
+          <w:numId w:val="716"/>
         </w:numPr>
         <w:spacing w:after="40" w:before="40"/>
       </w:pPr>
@@ -2031,7 +2031,7 @@
         <w:keepNext/>
         <w:numPr>
           <w:ilvl w:val="0"/>
-          <w:numId w:val="609"/>
+          <w:numId w:val="717"/>
         </w:numPr>
         <w:spacing w:after="40" w:before="40"/>
       </w:pPr>
@@ -2050,7 +2050,7 @@
         <w:keepNext/>
         <w:numPr>
           <w:ilvl w:val="0"/>
-          <w:numId w:val="609"/>
+          <w:numId w:val="717"/>
         </w:numPr>
         <w:spacing w:after="40" w:before="40"/>
       </w:pPr>
@@ -2068,7 +2068,7 @@
         <w:pStyle w:val="ListParagraph"/>
         <w:numPr>
           <w:ilvl w:val="0"/>
-          <w:numId w:val="609"/>
+          <w:numId w:val="717"/>
         </w:numPr>
         <w:spacing w:after="40" w:before="40"/>
       </w:pPr>
@@ -2123,7 +2123,7 @@
         <w:keepNext/>
         <w:numPr>
           <w:ilvl w:val="0"/>
-          <w:numId w:val="610"/>
+          <w:numId w:val="718"/>
         </w:numPr>
         <w:spacing w:after="40" w:before="40"/>
       </w:pPr>
@@ -2142,7 +2142,7 @@
         <w:keepNext/>
         <w:numPr>
           <w:ilvl w:val="0"/>
-          <w:numId w:val="610"/>
+          <w:numId w:val="718"/>
         </w:numPr>
         <w:spacing w:after="40" w:before="40"/>
       </w:pPr>
@@ -2665,7 +2665,7 @@
         <w:keepNext/>
         <w:numPr>
           <w:ilvl w:val="0"/>
-          <w:numId w:val="611"/>
+          <w:numId w:val="719"/>
         </w:numPr>
         <w:spacing w:after="40" w:before="40"/>
       </w:pPr>
@@ -2684,7 +2684,7 @@
         <w:keepNext/>
         <w:numPr>
           <w:ilvl w:val="0"/>
-          <w:numId w:val="611"/>
+          <w:numId w:val="719"/>
         </w:numPr>
         <w:spacing w:after="40" w:before="40"/>
       </w:pPr>
@@ -2703,7 +2703,7 @@
         <w:keepNext/>
         <w:numPr>
           <w:ilvl w:val="0"/>
-          <w:numId w:val="611"/>
+          <w:numId w:val="719"/>
         </w:numPr>
         <w:spacing w:after="40" w:before="40"/>
       </w:pPr>
@@ -2721,7 +2721,7 @@
         <w:pStyle w:val="ListParagraph"/>
         <w:numPr>
           <w:ilvl w:val="0"/>
-          <w:numId w:val="611"/>
+          <w:numId w:val="719"/>
         </w:numPr>
         <w:spacing w:after="40" w:before="40"/>
       </w:pPr>
@@ -2795,7 +2795,7 @@
         <w:keepNext/>
         <w:numPr>
           <w:ilvl w:val="0"/>
-          <w:numId w:val="612"/>
+          <w:numId w:val="720"/>
         </w:numPr>
         <w:spacing w:after="40" w:before="40"/>
       </w:pPr>
@@ -2814,7 +2814,7 @@
         <w:keepNext/>
         <w:numPr>
           <w:ilvl w:val="0"/>
-          <w:numId w:val="612"/>
+          <w:numId w:val="720"/>
         </w:numPr>
         <w:spacing w:after="40" w:before="40"/>
       </w:pPr>
@@ -2833,7 +2833,7 @@
         <w:keepNext/>
         <w:numPr>
           <w:ilvl w:val="0"/>
-          <w:numId w:val="612"/>
+          <w:numId w:val="720"/>
         </w:numPr>
         <w:spacing w:after="40" w:before="40"/>
       </w:pPr>
@@ -2851,7 +2851,7 @@
         <w:pStyle w:val="ListParagraph"/>
         <w:numPr>
           <w:ilvl w:val="0"/>
-          <w:numId w:val="612"/>
+          <w:numId w:val="720"/>
         </w:numPr>
         <w:spacing w:after="40" w:before="40"/>
       </w:pPr>
@@ -2912,7 +2912,7 @@
         <w:keepNext/>
         <w:numPr>
           <w:ilvl w:val="0"/>
-          <w:numId w:val="613"/>
+          <w:numId w:val="721"/>
         </w:numPr>
         <w:spacing w:after="40" w:before="40"/>
       </w:pPr>
@@ -2931,7 +2931,7 @@
         <w:keepNext/>
         <w:numPr>
           <w:ilvl w:val="0"/>
-          <w:numId w:val="613"/>
+          <w:numId w:val="721"/>
         </w:numPr>
         <w:spacing w:after="40" w:before="40"/>
       </w:pPr>
@@ -2950,7 +2950,7 @@
         <w:keepNext/>
         <w:numPr>
           <w:ilvl w:val="0"/>
-          <w:numId w:val="613"/>
+          <w:numId w:val="721"/>
         </w:numPr>
         <w:spacing w:after="40" w:before="40"/>
       </w:pPr>
@@ -2968,7 +2968,7 @@
         <w:pStyle w:val="ListParagraph"/>
         <w:numPr>
           <w:ilvl w:val="0"/>
-          <w:numId w:val="613"/>
+          <w:numId w:val="721"/>
         </w:numPr>
         <w:spacing w:after="40" w:before="40"/>
       </w:pPr>
@@ -4323,7 +4323,7 @@
         <w:keepNext/>
         <w:numPr>
           <w:ilvl w:val="0"/>
-          <w:numId w:val="614"/>
+          <w:numId w:val="722"/>
         </w:numPr>
         <w:spacing w:after="40" w:before="40"/>
       </w:pPr>
@@ -4342,7 +4342,7 @@
         <w:keepNext/>
         <w:numPr>
           <w:ilvl w:val="0"/>
-          <w:numId w:val="614"/>
+          <w:numId w:val="722"/>
         </w:numPr>
         <w:spacing w:after="40" w:before="40"/>
       </w:pPr>
@@ -4360,7 +4360,7 @@
         <w:pStyle w:val="ListParagraph"/>
         <w:numPr>
           <w:ilvl w:val="0"/>
-          <w:numId w:val="614"/>
+          <w:numId w:val="722"/>
         </w:numPr>
         <w:spacing w:after="40" w:before="40"/>
       </w:pPr>
@@ -5302,7 +5302,7 @@
         <w:pStyle w:val="ListParagraph"/>
         <w:numPr>
           <w:ilvl w:val="0"/>
-          <w:numId w:val="615"/>
+          <w:numId w:val="723"/>
         </w:numPr>
         <w:spacing w:after="40" w:before="40"/>
       </w:pPr>
@@ -5320,7 +5320,7 @@
         <w:pStyle w:val="ListParagraph"/>
         <w:numPr>
           <w:ilvl w:val="0"/>
-          <w:numId w:val="615"/>
+          <w:numId w:val="723"/>
         </w:numPr>
         <w:spacing w:after="40" w:before="40"/>
       </w:pPr>
@@ -5338,7 +5338,7 @@
         <w:pStyle w:val="ListParagraph"/>
         <w:numPr>
           <w:ilvl w:val="0"/>
-          <w:numId w:val="615"/>
+          <w:numId w:val="723"/>
         </w:numPr>
         <w:spacing w:after="40" w:before="40"/>
       </w:pPr>
@@ -5356,7 +5356,7 @@
         <w:pStyle w:val="ListParagraph"/>
         <w:numPr>
           <w:ilvl w:val="0"/>
-          <w:numId w:val="615"/>
+          <w:numId w:val="723"/>
         </w:numPr>
         <w:spacing w:after="40" w:before="40"/>
       </w:pPr>
@@ -5374,7 +5374,7 @@
         <w:pStyle w:val="ListParagraph"/>
         <w:numPr>
           <w:ilvl w:val="0"/>
-          <w:numId w:val="615"/>
+          <w:numId w:val="723"/>
         </w:numPr>
         <w:spacing w:after="40" w:before="40"/>
       </w:pPr>
@@ -5392,7 +5392,7 @@
         <w:pStyle w:val="ListParagraph"/>
         <w:numPr>
           <w:ilvl w:val="0"/>
-          <w:numId w:val="615"/>
+          <w:numId w:val="723"/>
         </w:numPr>
         <w:spacing w:after="40" w:before="40"/>
       </w:pPr>
@@ -5411,7 +5411,7 @@
         <w:keepNext/>
         <w:numPr>
           <w:ilvl w:val="0"/>
-          <w:numId w:val="615"/>
+          <w:numId w:val="723"/>
         </w:numPr>
         <w:spacing w:after="40" w:before="40"/>
       </w:pPr>
@@ -7647,7 +7647,18 @@
           <w:sz w:val="24"/>
           <w:rFonts w:eastAsia="맑은 고딕"/>
         </w:rPr>
-        <w:t>4. 화면 경로 정정 내역</w:t>
+        <w:t>4. 화면 동선 통합·정비 내역</w:t>
+      </w:r>
+    </w:p>
+    <w:p>
+      <w:r>
+        <w:rPr>
+          <w:rFonts w:ascii="맑은 고딕" w:hAnsi="맑은 고딕"/>
+          <w:b w:val="0"/>
+          <w:sz w:val="18"/>
+          <w:rFonts w:eastAsia="맑은 고딕"/>
+        </w:rPr>
+        <w:t>이용자가 같은 목적으로 여러 화면을 오가지 않도록 진입 경로를 하나로 모으고, 옛 경로는 영구 이동 처리하여 기존 링크·검색 유입이 끊기지 않도록 하였다.</w:t>
       </w:r>
     </w:p>
     <w:tbl>
@@ -7703,7 +7714,7 @@
                 <w:sz w:val="18"/>
                 <w:rFonts w:eastAsia="맑은 고딕"/>
               </w:rPr>
-              <w:t>대체한 옛 화면</w:t>
+              <w:t>통합한 옛 화면</w:t>
             </w:r>
           </w:p>
         </w:tc>
@@ -7722,7 +7733,7 @@
                 <w:sz w:val="18"/>
                 <w:rFonts w:eastAsia="맑은 고딕"/>
               </w:rPr>
-              <w:t>사유</w:t>
+              <w:t>정비 내용</w:t>
             </w:r>
           </w:p>
         </w:tc>
@@ -12455,6 +12466,654 @@
     </w:lvlOverride>
   </w:num>
   <w:num w:numId="615">
+    <w:abstractNumId w:val="3"/>
+    <w:lvlOverride w:ilvl="0">
+      <w:startOverride w:val="1"/>
+    </w:lvlOverride>
+  </w:num>
+  <w:num w:numId="616">
+    <w:abstractNumId w:val="2"/>
+    <w:lvlOverride w:ilvl="0">
+      <w:startOverride w:val="1"/>
+    </w:lvlOverride>
+  </w:num>
+  <w:num w:numId="617">
+    <w:abstractNumId w:val="2"/>
+    <w:lvlOverride w:ilvl="0">
+      <w:startOverride w:val="1"/>
+    </w:lvlOverride>
+  </w:num>
+  <w:num w:numId="618">
+    <w:abstractNumId w:val="2"/>
+    <w:lvlOverride w:ilvl="0">
+      <w:startOverride w:val="1"/>
+    </w:lvlOverride>
+  </w:num>
+  <w:num w:numId="619">
+    <w:abstractNumId w:val="2"/>
+    <w:lvlOverride w:ilvl="0">
+      <w:startOverride w:val="1"/>
+    </w:lvlOverride>
+  </w:num>
+  <w:num w:numId="620">
+    <w:abstractNumId w:val="2"/>
+    <w:lvlOverride w:ilvl="0">
+      <w:startOverride w:val="1"/>
+    </w:lvlOverride>
+  </w:num>
+  <w:num w:numId="621">
+    <w:abstractNumId w:val="3"/>
+    <w:lvlOverride w:ilvl="0">
+      <w:startOverride w:val="1"/>
+    </w:lvlOverride>
+  </w:num>
+  <w:num w:numId="622">
+    <w:abstractNumId w:val="2"/>
+    <w:lvlOverride w:ilvl="0">
+      <w:startOverride w:val="1"/>
+    </w:lvlOverride>
+  </w:num>
+  <w:num w:numId="623">
+    <w:abstractNumId w:val="2"/>
+    <w:lvlOverride w:ilvl="0">
+      <w:startOverride w:val="1"/>
+    </w:lvlOverride>
+  </w:num>
+  <w:num w:numId="624">
+    <w:abstractNumId w:val="2"/>
+    <w:lvlOverride w:ilvl="0">
+      <w:startOverride w:val="1"/>
+    </w:lvlOverride>
+  </w:num>
+  <w:num w:numId="625">
+    <w:abstractNumId w:val="2"/>
+    <w:lvlOverride w:ilvl="0">
+      <w:startOverride w:val="1"/>
+    </w:lvlOverride>
+  </w:num>
+  <w:num w:numId="626">
+    <w:abstractNumId w:val="2"/>
+    <w:lvlOverride w:ilvl="0">
+      <w:startOverride w:val="1"/>
+    </w:lvlOverride>
+  </w:num>
+  <w:num w:numId="627">
+    <w:abstractNumId w:val="3"/>
+    <w:lvlOverride w:ilvl="0">
+      <w:startOverride w:val="1"/>
+    </w:lvlOverride>
+  </w:num>
+  <w:num w:numId="628">
+    <w:abstractNumId w:val="2"/>
+    <w:lvlOverride w:ilvl="0">
+      <w:startOverride w:val="1"/>
+    </w:lvlOverride>
+  </w:num>
+  <w:num w:numId="629">
+    <w:abstractNumId w:val="2"/>
+    <w:lvlOverride w:ilvl="0">
+      <w:startOverride w:val="1"/>
+    </w:lvlOverride>
+  </w:num>
+  <w:num w:numId="630">
+    <w:abstractNumId w:val="2"/>
+    <w:lvlOverride w:ilvl="0">
+      <w:startOverride w:val="1"/>
+    </w:lvlOverride>
+  </w:num>
+  <w:num w:numId="631">
+    <w:abstractNumId w:val="2"/>
+    <w:lvlOverride w:ilvl="0">
+      <w:startOverride w:val="1"/>
+    </w:lvlOverride>
+  </w:num>
+  <w:num w:numId="632">
+    <w:abstractNumId w:val="2"/>
+    <w:lvlOverride w:ilvl="0">
+      <w:startOverride w:val="1"/>
+    </w:lvlOverride>
+  </w:num>
+  <w:num w:numId="633">
+    <w:abstractNumId w:val="3"/>
+    <w:lvlOverride w:ilvl="0">
+      <w:startOverride w:val="1"/>
+    </w:lvlOverride>
+  </w:num>
+  <w:num w:numId="634">
+    <w:abstractNumId w:val="2"/>
+    <w:lvlOverride w:ilvl="0">
+      <w:startOverride w:val="1"/>
+    </w:lvlOverride>
+  </w:num>
+  <w:num w:numId="635">
+    <w:abstractNumId w:val="2"/>
+    <w:lvlOverride w:ilvl="0">
+      <w:startOverride w:val="1"/>
+    </w:lvlOverride>
+  </w:num>
+  <w:num w:numId="636">
+    <w:abstractNumId w:val="2"/>
+    <w:lvlOverride w:ilvl="0">
+      <w:startOverride w:val="1"/>
+    </w:lvlOverride>
+  </w:num>
+  <w:num w:numId="637">
+    <w:abstractNumId w:val="2"/>
+    <w:lvlOverride w:ilvl="0">
+      <w:startOverride w:val="1"/>
+    </w:lvlOverride>
+  </w:num>
+  <w:num w:numId="638">
+    <w:abstractNumId w:val="2"/>
+    <w:lvlOverride w:ilvl="0">
+      <w:startOverride w:val="1"/>
+    </w:lvlOverride>
+  </w:num>
+  <w:num w:numId="639">
+    <w:abstractNumId w:val="3"/>
+    <w:lvlOverride w:ilvl="0">
+      <w:startOverride w:val="1"/>
+    </w:lvlOverride>
+  </w:num>
+  <w:num w:numId="640">
+    <w:abstractNumId w:val="2"/>
+    <w:lvlOverride w:ilvl="0">
+      <w:startOverride w:val="1"/>
+    </w:lvlOverride>
+  </w:num>
+  <w:num w:numId="641">
+    <w:abstractNumId w:val="2"/>
+    <w:lvlOverride w:ilvl="0">
+      <w:startOverride w:val="1"/>
+    </w:lvlOverride>
+  </w:num>
+  <w:num w:numId="642">
+    <w:abstractNumId w:val="2"/>
+    <w:lvlOverride w:ilvl="0">
+      <w:startOverride w:val="1"/>
+    </w:lvlOverride>
+  </w:num>
+  <w:num w:numId="643">
+    <w:abstractNumId w:val="2"/>
+    <w:lvlOverride w:ilvl="0">
+      <w:startOverride w:val="1"/>
+    </w:lvlOverride>
+  </w:num>
+  <w:num w:numId="644">
+    <w:abstractNumId w:val="2"/>
+    <w:lvlOverride w:ilvl="0">
+      <w:startOverride w:val="1"/>
+    </w:lvlOverride>
+  </w:num>
+  <w:num w:numId="645">
+    <w:abstractNumId w:val="3"/>
+    <w:lvlOverride w:ilvl="0">
+      <w:startOverride w:val="1"/>
+    </w:lvlOverride>
+  </w:num>
+  <w:num w:numId="646">
+    <w:abstractNumId w:val="2"/>
+    <w:lvlOverride w:ilvl="0">
+      <w:startOverride w:val="1"/>
+    </w:lvlOverride>
+  </w:num>
+  <w:num w:numId="647">
+    <w:abstractNumId w:val="2"/>
+    <w:lvlOverride w:ilvl="0">
+      <w:startOverride w:val="1"/>
+    </w:lvlOverride>
+  </w:num>
+  <w:num w:numId="648">
+    <w:abstractNumId w:val="2"/>
+    <w:lvlOverride w:ilvl="0">
+      <w:startOverride w:val="1"/>
+    </w:lvlOverride>
+  </w:num>
+  <w:num w:numId="649">
+    <w:abstractNumId w:val="2"/>
+    <w:lvlOverride w:ilvl="0">
+      <w:startOverride w:val="1"/>
+    </w:lvlOverride>
+  </w:num>
+  <w:num w:numId="650">
+    <w:abstractNumId w:val="2"/>
+    <w:lvlOverride w:ilvl="0">
+      <w:startOverride w:val="1"/>
+    </w:lvlOverride>
+  </w:num>
+  <w:num w:numId="651">
+    <w:abstractNumId w:val="3"/>
+    <w:lvlOverride w:ilvl="0">
+      <w:startOverride w:val="1"/>
+    </w:lvlOverride>
+  </w:num>
+  <w:num w:numId="652">
+    <w:abstractNumId w:val="2"/>
+    <w:lvlOverride w:ilvl="0">
+      <w:startOverride w:val="1"/>
+    </w:lvlOverride>
+  </w:num>
+  <w:num w:numId="653">
+    <w:abstractNumId w:val="2"/>
+    <w:lvlOverride w:ilvl="0">
+      <w:startOverride w:val="1"/>
+    </w:lvlOverride>
+  </w:num>
+  <w:num w:numId="654">
+    <w:abstractNumId w:val="2"/>
+    <w:lvlOverride w:ilvl="0">
+      <w:startOverride w:val="1"/>
+    </w:lvlOverride>
+  </w:num>
+  <w:num w:numId="655">
+    <w:abstractNumId w:val="2"/>
+    <w:lvlOverride w:ilvl="0">
+      <w:startOverride w:val="1"/>
+    </w:lvlOverride>
+  </w:num>
+  <w:num w:numId="656">
+    <w:abstractNumId w:val="2"/>
+    <w:lvlOverride w:ilvl="0">
+      <w:startOverride w:val="1"/>
+    </w:lvlOverride>
+  </w:num>
+  <w:num w:numId="657">
+    <w:abstractNumId w:val="3"/>
+    <w:lvlOverride w:ilvl="0">
+      <w:startOverride w:val="1"/>
+    </w:lvlOverride>
+  </w:num>
+  <w:num w:numId="658">
+    <w:abstractNumId w:val="2"/>
+    <w:lvlOverride w:ilvl="0">
+      <w:startOverride w:val="1"/>
+    </w:lvlOverride>
+  </w:num>
+  <w:num w:numId="659">
+    <w:abstractNumId w:val="2"/>
+    <w:lvlOverride w:ilvl="0">
+      <w:startOverride w:val="1"/>
+    </w:lvlOverride>
+  </w:num>
+  <w:num w:numId="660">
+    <w:abstractNumId w:val="2"/>
+    <w:lvlOverride w:ilvl="0">
+      <w:startOverride w:val="1"/>
+    </w:lvlOverride>
+  </w:num>
+  <w:num w:numId="661">
+    <w:abstractNumId w:val="2"/>
+    <w:lvlOverride w:ilvl="0">
+      <w:startOverride w:val="1"/>
+    </w:lvlOverride>
+  </w:num>
+  <w:num w:numId="662">
+    <w:abstractNumId w:val="2"/>
+    <w:lvlOverride w:ilvl="0">
+      <w:startOverride w:val="1"/>
+    </w:lvlOverride>
+  </w:num>
+  <w:num w:numId="663">
+    <w:abstractNumId w:val="3"/>
+    <w:lvlOverride w:ilvl="0">
+      <w:startOverride w:val="1"/>
+    </w:lvlOverride>
+  </w:num>
+  <w:num w:numId="664">
+    <w:abstractNumId w:val="2"/>
+    <w:lvlOverride w:ilvl="0">
+      <w:startOverride w:val="1"/>
+    </w:lvlOverride>
+  </w:num>
+  <w:num w:numId="665">
+    <w:abstractNumId w:val="2"/>
+    <w:lvlOverride w:ilvl="0">
+      <w:startOverride w:val="1"/>
+    </w:lvlOverride>
+  </w:num>
+  <w:num w:numId="666">
+    <w:abstractNumId w:val="2"/>
+    <w:lvlOverride w:ilvl="0">
+      <w:startOverride w:val="1"/>
+    </w:lvlOverride>
+  </w:num>
+  <w:num w:numId="667">
+    <w:abstractNumId w:val="2"/>
+    <w:lvlOverride w:ilvl="0">
+      <w:startOverride w:val="1"/>
+    </w:lvlOverride>
+  </w:num>
+  <w:num w:numId="668">
+    <w:abstractNumId w:val="2"/>
+    <w:lvlOverride w:ilvl="0">
+      <w:startOverride w:val="1"/>
+    </w:lvlOverride>
+  </w:num>
+  <w:num w:numId="669">
+    <w:abstractNumId w:val="3"/>
+    <w:lvlOverride w:ilvl="0">
+      <w:startOverride w:val="1"/>
+    </w:lvlOverride>
+  </w:num>
+  <w:num w:numId="670">
+    <w:abstractNumId w:val="2"/>
+    <w:lvlOverride w:ilvl="0">
+      <w:startOverride w:val="1"/>
+    </w:lvlOverride>
+  </w:num>
+  <w:num w:numId="671">
+    <w:abstractNumId w:val="2"/>
+    <w:lvlOverride w:ilvl="0">
+      <w:startOverride w:val="1"/>
+    </w:lvlOverride>
+  </w:num>
+  <w:num w:numId="672">
+    <w:abstractNumId w:val="2"/>
+    <w:lvlOverride w:ilvl="0">
+      <w:startOverride w:val="1"/>
+    </w:lvlOverride>
+  </w:num>
+  <w:num w:numId="673">
+    <w:abstractNumId w:val="2"/>
+    <w:lvlOverride w:ilvl="0">
+      <w:startOverride w:val="1"/>
+    </w:lvlOverride>
+  </w:num>
+  <w:num w:numId="674">
+    <w:abstractNumId w:val="2"/>
+    <w:lvlOverride w:ilvl="0">
+      <w:startOverride w:val="1"/>
+    </w:lvlOverride>
+  </w:num>
+  <w:num w:numId="675">
+    <w:abstractNumId w:val="3"/>
+    <w:lvlOverride w:ilvl="0">
+      <w:startOverride w:val="1"/>
+    </w:lvlOverride>
+  </w:num>
+  <w:num w:numId="676">
+    <w:abstractNumId w:val="2"/>
+    <w:lvlOverride w:ilvl="0">
+      <w:startOverride w:val="1"/>
+    </w:lvlOverride>
+  </w:num>
+  <w:num w:numId="677">
+    <w:abstractNumId w:val="2"/>
+    <w:lvlOverride w:ilvl="0">
+      <w:startOverride w:val="1"/>
+    </w:lvlOverride>
+  </w:num>
+  <w:num w:numId="678">
+    <w:abstractNumId w:val="2"/>
+    <w:lvlOverride w:ilvl="0">
+      <w:startOverride w:val="1"/>
+    </w:lvlOverride>
+  </w:num>
+  <w:num w:numId="679">
+    <w:abstractNumId w:val="2"/>
+    <w:lvlOverride w:ilvl="0">
+      <w:startOverride w:val="1"/>
+    </w:lvlOverride>
+  </w:num>
+  <w:num w:numId="680">
+    <w:abstractNumId w:val="2"/>
+    <w:lvlOverride w:ilvl="0">
+      <w:startOverride w:val="1"/>
+    </w:lvlOverride>
+  </w:num>
+  <w:num w:numId="681">
+    <w:abstractNumId w:val="3"/>
+    <w:lvlOverride w:ilvl="0">
+      <w:startOverride w:val="1"/>
+    </w:lvlOverride>
+  </w:num>
+  <w:num w:numId="682">
+    <w:abstractNumId w:val="2"/>
+    <w:lvlOverride w:ilvl="0">
+      <w:startOverride w:val="1"/>
+    </w:lvlOverride>
+  </w:num>
+  <w:num w:numId="683">
+    <w:abstractNumId w:val="2"/>
+    <w:lvlOverride w:ilvl="0">
+      <w:startOverride w:val="1"/>
+    </w:lvlOverride>
+  </w:num>
+  <w:num w:numId="684">
+    <w:abstractNumId w:val="2"/>
+    <w:lvlOverride w:ilvl="0">
+      <w:startOverride w:val="1"/>
+    </w:lvlOverride>
+  </w:num>
+  <w:num w:numId="685">
+    <w:abstractNumId w:val="2"/>
+    <w:lvlOverride w:ilvl="0">
+      <w:startOverride w:val="1"/>
+    </w:lvlOverride>
+  </w:num>
+  <w:num w:numId="686">
+    <w:abstractNumId w:val="2"/>
+    <w:lvlOverride w:ilvl="0">
+      <w:startOverride w:val="1"/>
+    </w:lvlOverride>
+  </w:num>
+  <w:num w:numId="687">
+    <w:abstractNumId w:val="3"/>
+    <w:lvlOverride w:ilvl="0">
+      <w:startOverride w:val="1"/>
+    </w:lvlOverride>
+  </w:num>
+  <w:num w:numId="688">
+    <w:abstractNumId w:val="2"/>
+    <w:lvlOverride w:ilvl="0">
+      <w:startOverride w:val="1"/>
+    </w:lvlOverride>
+  </w:num>
+  <w:num w:numId="689">
+    <w:abstractNumId w:val="2"/>
+    <w:lvlOverride w:ilvl="0">
+      <w:startOverride w:val="1"/>
+    </w:lvlOverride>
+  </w:num>
+  <w:num w:numId="690">
+    <w:abstractNumId w:val="2"/>
+    <w:lvlOverride w:ilvl="0">
+      <w:startOverride w:val="1"/>
+    </w:lvlOverride>
+  </w:num>
+  <w:num w:numId="691">
+    <w:abstractNumId w:val="2"/>
+    <w:lvlOverride w:ilvl="0">
+      <w:startOverride w:val="1"/>
+    </w:lvlOverride>
+  </w:num>
+  <w:num w:numId="692">
+    <w:abstractNumId w:val="2"/>
+    <w:lvlOverride w:ilvl="0">
+      <w:startOverride w:val="1"/>
+    </w:lvlOverride>
+  </w:num>
+  <w:num w:numId="693">
+    <w:abstractNumId w:val="3"/>
+    <w:lvlOverride w:ilvl="0">
+      <w:startOverride w:val="1"/>
+    </w:lvlOverride>
+  </w:num>
+  <w:num w:numId="694">
+    <w:abstractNumId w:val="2"/>
+    <w:lvlOverride w:ilvl="0">
+      <w:startOverride w:val="1"/>
+    </w:lvlOverride>
+  </w:num>
+  <w:num w:numId="695">
+    <w:abstractNumId w:val="2"/>
+    <w:lvlOverride w:ilvl="0">
+      <w:startOverride w:val="1"/>
+    </w:lvlOverride>
+  </w:num>
+  <w:num w:numId="696">
+    <w:abstractNumId w:val="2"/>
+    <w:lvlOverride w:ilvl="0">
+      <w:startOverride w:val="1"/>
+    </w:lvlOverride>
+  </w:num>
+  <w:num w:numId="697">
+    <w:abstractNumId w:val="2"/>
+    <w:lvlOverride w:ilvl="0">
+      <w:startOverride w:val="1"/>
+    </w:lvlOverride>
+  </w:num>
+  <w:num w:numId="698">
+    <w:abstractNumId w:val="2"/>
+    <w:lvlOverride w:ilvl="0">
+      <w:startOverride w:val="1"/>
+    </w:lvlOverride>
+  </w:num>
+  <w:num w:numId="699">
+    <w:abstractNumId w:val="3"/>
+    <w:lvlOverride w:ilvl="0">
+      <w:startOverride w:val="1"/>
+    </w:lvlOverride>
+  </w:num>
+  <w:num w:numId="700">
+    <w:abstractNumId w:val="2"/>
+    <w:lvlOverride w:ilvl="0">
+      <w:startOverride w:val="1"/>
+    </w:lvlOverride>
+  </w:num>
+  <w:num w:numId="701">
+    <w:abstractNumId w:val="2"/>
+    <w:lvlOverride w:ilvl="0">
+      <w:startOverride w:val="1"/>
+    </w:lvlOverride>
+  </w:num>
+  <w:num w:numId="702">
+    <w:abstractNumId w:val="2"/>
+    <w:lvlOverride w:ilvl="0">
+      <w:startOverride w:val="1"/>
+    </w:lvlOverride>
+  </w:num>
+  <w:num w:numId="703">
+    <w:abstractNumId w:val="2"/>
+    <w:lvlOverride w:ilvl="0">
+      <w:startOverride w:val="1"/>
+    </w:lvlOverride>
+  </w:num>
+  <w:num w:numId="704">
+    <w:abstractNumId w:val="2"/>
+    <w:lvlOverride w:ilvl="0">
+      <w:startOverride w:val="1"/>
+    </w:lvlOverride>
+  </w:num>
+  <w:num w:numId="705">
+    <w:abstractNumId w:val="3"/>
+    <w:lvlOverride w:ilvl="0">
+      <w:startOverride w:val="1"/>
+    </w:lvlOverride>
+  </w:num>
+  <w:num w:numId="706">
+    <w:abstractNumId w:val="2"/>
+    <w:lvlOverride w:ilvl="0">
+      <w:startOverride w:val="1"/>
+    </w:lvlOverride>
+  </w:num>
+  <w:num w:numId="707">
+    <w:abstractNumId w:val="2"/>
+    <w:lvlOverride w:ilvl="0">
+      <w:startOverride w:val="1"/>
+    </w:lvlOverride>
+  </w:num>
+  <w:num w:numId="708">
+    <w:abstractNumId w:val="2"/>
+    <w:lvlOverride w:ilvl="0">
+      <w:startOverride w:val="1"/>
+    </w:lvlOverride>
+  </w:num>
+  <w:num w:numId="709">
+    <w:abstractNumId w:val="2"/>
+    <w:lvlOverride w:ilvl="0">
+      <w:startOverride w:val="1"/>
+    </w:lvlOverride>
+  </w:num>
+  <w:num w:numId="710">
+    <w:abstractNumId w:val="2"/>
+    <w:lvlOverride w:ilvl="0">
+      <w:startOverride w:val="1"/>
+    </w:lvlOverride>
+  </w:num>
+  <w:num w:numId="711">
+    <w:abstractNumId w:val="3"/>
+    <w:lvlOverride w:ilvl="0">
+      <w:startOverride w:val="1"/>
+    </w:lvlOverride>
+  </w:num>
+  <w:num w:numId="712">
+    <w:abstractNumId w:val="2"/>
+    <w:lvlOverride w:ilvl="0">
+      <w:startOverride w:val="1"/>
+    </w:lvlOverride>
+  </w:num>
+  <w:num w:numId="713">
+    <w:abstractNumId w:val="2"/>
+    <w:lvlOverride w:ilvl="0">
+      <w:startOverride w:val="1"/>
+    </w:lvlOverride>
+  </w:num>
+  <w:num w:numId="714">
+    <w:abstractNumId w:val="2"/>
+    <w:lvlOverride w:ilvl="0">
+      <w:startOverride w:val="1"/>
+    </w:lvlOverride>
+  </w:num>
+  <w:num w:numId="715">
+    <w:abstractNumId w:val="2"/>
+    <w:lvlOverride w:ilvl="0">
+      <w:startOverride w:val="1"/>
+    </w:lvlOverride>
+  </w:num>
+  <w:num w:numId="716">
+    <w:abstractNumId w:val="2"/>
+    <w:lvlOverride w:ilvl="0">
+      <w:startOverride w:val="1"/>
+    </w:lvlOverride>
+  </w:num>
+  <w:num w:numId="717">
+    <w:abstractNumId w:val="3"/>
+    <w:lvlOverride w:ilvl="0">
+      <w:startOverride w:val="1"/>
+    </w:lvlOverride>
+  </w:num>
+  <w:num w:numId="718">
+    <w:abstractNumId w:val="2"/>
+    <w:lvlOverride w:ilvl="0">
+      <w:startOverride w:val="1"/>
+    </w:lvlOverride>
+  </w:num>
+  <w:num w:numId="719">
+    <w:abstractNumId w:val="2"/>
+    <w:lvlOverride w:ilvl="0">
+      <w:startOverride w:val="1"/>
+    </w:lvlOverride>
+  </w:num>
+  <w:num w:numId="720">
+    <w:abstractNumId w:val="2"/>
+    <w:lvlOverride w:ilvl="0">
+      <w:startOverride w:val="1"/>
+    </w:lvlOverride>
+  </w:num>
+  <w:num w:numId="721">
+    <w:abstractNumId w:val="2"/>
+    <w:lvlOverride w:ilvl="0">
+      <w:startOverride w:val="1"/>
+    </w:lvlOverride>
+  </w:num>
+  <w:num w:numId="722">
+    <w:abstractNumId w:val="2"/>
+    <w:lvlOverride w:ilvl="0">
+      <w:startOverride w:val="1"/>
+    </w:lvlOverride>
+  </w:num>
+  <w:num w:numId="723">
     <w:abstractNumId w:val="3"/>
     <w:lvlOverride w:ilvl="0">
       <w:startOverride w:val="1"/>

--- a/docs/government-project/07_관리자매뉴얼.docx
+++ b/docs/government-project/07_관리자매뉴얼.docx
@@ -34,7 +34,7 @@
           <w:sz w:val="20"/>
           <w:szCs w:val="20"/>
         </w:rPr>
-        <w:t>HEALO 플랫폼: 운영·보안 가이드</w:t>
+        <w:t>healwith 플랫폼: 운영·보안 가이드</w:t>
       </w:r>
     </w:p>
     <w:p>
@@ -161,7 +161,7 @@
                 <w:sz w:val="20"/>
                 <w:szCs w:val="20"/>
               </w:rPr>
-              <w:t>HEALO (2026년 8월 20일 기준)</w:t>
+              <w:t>healwith (2026년 9월 6일 기준)</w:t>
             </w:r>
           </w:p>
         </w:tc>
@@ -262,7 +262,7 @@
         <w:keepNext/>
         <w:numPr>
           <w:ilvl w:val="0"/>
-          <w:numId w:val="712"/>
+          <w:numId w:val="748"/>
         </w:numPr>
         <w:spacing w:after="40" w:before="40"/>
       </w:pPr>
@@ -281,7 +281,7 @@
         <w:keepNext/>
         <w:numPr>
           <w:ilvl w:val="0"/>
-          <w:numId w:val="712"/>
+          <w:numId w:val="748"/>
         </w:numPr>
         <w:spacing w:after="40" w:before="40"/>
       </w:pPr>
@@ -300,7 +300,7 @@
         <w:keepNext/>
         <w:numPr>
           <w:ilvl w:val="0"/>
-          <w:numId w:val="712"/>
+          <w:numId w:val="748"/>
         </w:numPr>
         <w:spacing w:after="40" w:before="40"/>
       </w:pPr>
@@ -873,7 +873,7 @@
         <w:keepNext/>
         <w:numPr>
           <w:ilvl w:val="0"/>
-          <w:numId w:val="713"/>
+          <w:numId w:val="749"/>
         </w:numPr>
         <w:spacing w:after="40" w:before="40"/>
       </w:pPr>
@@ -892,7 +892,7 @@
         <w:keepNext/>
         <w:numPr>
           <w:ilvl w:val="0"/>
-          <w:numId w:val="713"/>
+          <w:numId w:val="749"/>
         </w:numPr>
         <w:spacing w:after="40" w:before="40"/>
       </w:pPr>
@@ -911,7 +911,7 @@
         <w:keepNext/>
         <w:numPr>
           <w:ilvl w:val="0"/>
-          <w:numId w:val="713"/>
+          <w:numId w:val="749"/>
         </w:numPr>
         <w:spacing w:after="40" w:before="40"/>
       </w:pPr>
@@ -930,7 +930,7 @@
         <w:keepNext/>
         <w:numPr>
           <w:ilvl w:val="0"/>
-          <w:numId w:val="713"/>
+          <w:numId w:val="749"/>
         </w:numPr>
         <w:spacing w:after="40" w:before="40"/>
       </w:pPr>
@@ -940,7 +940,7 @@
           <w:sz w:val="20"/>
           <w:szCs w:val="20"/>
         </w:rPr>
-        <w:t xml:space="preserve">상태 변경: 신규접수 → 검토중 → 병원배정 → 상담완료 → 입원대기 → 사후관리</w:t>
+        <w:t>문의 상태(inquiries.status)는 pending·received·completed·blocked·normalized·error 6종이고, 유치 결과는 별도 칸 outcome(admitted 유치 확정 / lost 이탈·종료 / 비어 있음 진행 중)에 적는다. 케이스 «단계»는 case_status_history 가 6단계로 따로 기록한다</w:t>
       </w:r>
     </w:p>
     <w:p>
@@ -1008,7 +1008,7 @@
         <w:keepNext/>
         <w:numPr>
           <w:ilvl w:val="0"/>
-          <w:numId w:val="714"/>
+          <w:numId w:val="750"/>
         </w:numPr>
         <w:spacing w:after="40" w:before="40"/>
       </w:pPr>
@@ -1027,7 +1027,7 @@
         <w:keepNext/>
         <w:numPr>
           <w:ilvl w:val="0"/>
-          <w:numId w:val="714"/>
+          <w:numId w:val="750"/>
         </w:numPr>
         <w:spacing w:after="40" w:before="40"/>
       </w:pPr>
@@ -1046,7 +1046,7 @@
         <w:keepNext/>
         <w:numPr>
           <w:ilvl w:val="0"/>
-          <w:numId w:val="714"/>
+          <w:numId w:val="750"/>
         </w:numPr>
         <w:spacing w:after="40" w:before="40"/>
       </w:pPr>
@@ -1065,7 +1065,7 @@
         <w:keepNext/>
         <w:numPr>
           <w:ilvl w:val="0"/>
-          <w:numId w:val="714"/>
+          <w:numId w:val="750"/>
         </w:numPr>
         <w:spacing w:after="40" w:before="40"/>
       </w:pPr>
@@ -1111,7 +1111,7 @@
           <w:sz w:val="18"/>
           <w:szCs w:val="18"/>
         </w:rPr>
-        <w:t xml:space="preserve">  화상상담 내용은 녹화·저장하지 않는다. 개인정보 보호 정책 준수.</w:t>
+        <w:t xml:space="preserve">  녹화는 기본 꺼짐(CONSULT_RECORDING_ENABLED). 켜면 90일 보관 뒤 크론이 자동 파기한다. 자막·번역 기록은 암호화 저장된다.</w:t>
       </w:r>
     </w:p>
     <w:p>
@@ -1160,7 +1160,7 @@
         <w:keepNext/>
         <w:numPr>
           <w:ilvl w:val="0"/>
-          <w:numId w:val="715"/>
+          <w:numId w:val="751"/>
         </w:numPr>
         <w:spacing w:after="40" w:before="40"/>
       </w:pPr>
@@ -1179,7 +1179,7 @@
         <w:keepNext/>
         <w:numPr>
           <w:ilvl w:val="0"/>
-          <w:numId w:val="715"/>
+          <w:numId w:val="751"/>
         </w:numPr>
         <w:spacing w:after="40" w:before="40"/>
       </w:pPr>
@@ -1197,7 +1197,7 @@
         <w:pStyle w:val="ListParagraph"/>
         <w:numPr>
           <w:ilvl w:val="0"/>
-          <w:numId w:val="715"/>
+          <w:numId w:val="751"/>
         </w:numPr>
         <w:spacing w:after="40" w:before="40"/>
       </w:pPr>
@@ -1234,7 +1234,7 @@
         <w:keepNext/>
         <w:numPr>
           <w:ilvl w:val="0"/>
-          <w:numId w:val="716"/>
+          <w:numId w:val="752"/>
         </w:numPr>
         <w:spacing w:after="40" w:before="40"/>
       </w:pPr>
@@ -1252,7 +1252,7 @@
         <w:pStyle w:val="ListParagraph"/>
         <w:numPr>
           <w:ilvl w:val="0"/>
-          <w:numId w:val="716"/>
+          <w:numId w:val="752"/>
         </w:numPr>
         <w:spacing w:after="40" w:before="40"/>
       </w:pPr>
@@ -1317,7 +1317,7 @@
           <w:sz w:val="24"/>
           <w:szCs w:val="24"/>
         </w:rPr>
-        <w:t xml:space="preserve">3.1 인테이크 배정 프로세스</w:t>
+        <w:t>3.1 문의 배정 프로세스</w:t>
       </w:r>
     </w:p>
     <w:p>
@@ -1785,7 +1785,7 @@
                 <w:sz w:val="18"/>
                 <w:szCs w:val="18"/>
               </w:rPr>
-              <w:t>/admin/inquiries 에서 [코디네이터 배정] 클릭 후 담당자 선택</w:t>
+              <w:t>코디 화면 [의뢰·케이스/병원배정]에서 문의를 케이스로 전환하고 담당·병원을 정한다(관리자 문의 화면에는 배정 단추가 없다)</w:t>
             </w:r>
           </w:p>
         </w:tc>
@@ -1892,7 +1892,7 @@
                 <w:sz w:val="18"/>
                 <w:szCs w:val="18"/>
               </w:rPr>
-              <w:t xml:space="preserve">코디네이터에게 배정 알림 이메일 자동 발송</w:t>
+              <w:t>케이스 이력에 남고 담당자 종 알림이 간다</w:t>
             </w:r>
           </w:p>
         </w:tc>
@@ -2031,7 +2031,7 @@
         <w:keepNext/>
         <w:numPr>
           <w:ilvl w:val="0"/>
-          <w:numId w:val="717"/>
+          <w:numId w:val="753"/>
         </w:numPr>
         <w:spacing w:after="40" w:before="40"/>
       </w:pPr>
@@ -2050,7 +2050,7 @@
         <w:keepNext/>
         <w:numPr>
           <w:ilvl w:val="0"/>
-          <w:numId w:val="717"/>
+          <w:numId w:val="753"/>
         </w:numPr>
         <w:spacing w:after="40" w:before="40"/>
       </w:pPr>
@@ -2068,7 +2068,7 @@
         <w:pStyle w:val="ListParagraph"/>
         <w:numPr>
           <w:ilvl w:val="0"/>
-          <w:numId w:val="717"/>
+          <w:numId w:val="753"/>
         </w:numPr>
         <w:spacing w:after="40" w:before="40"/>
       </w:pPr>
@@ -2123,7 +2123,7 @@
         <w:keepNext/>
         <w:numPr>
           <w:ilvl w:val="0"/>
-          <w:numId w:val="718"/>
+          <w:numId w:val="754"/>
         </w:numPr>
         <w:spacing w:after="40" w:before="40"/>
       </w:pPr>
@@ -2133,7 +2133,7 @@
           <w:sz w:val="20"/>
           <w:szCs w:val="20"/>
         </w:rPr>
-        <w:t>/admin/khidi/conversion 접속</w:t>
+        <w:t>[홈 › KHIDI 리포트] 메뉴 클릭 (/admin/khidi/kpi-dashboard)</w:t>
       </w:r>
     </w:p>
     <w:p>
@@ -2142,7 +2142,7 @@
         <w:keepNext/>
         <w:numPr>
           <w:ilvl w:val="0"/>
-          <w:numId w:val="718"/>
+          <w:numId w:val="754"/>
         </w:numPr>
         <w:spacing w:after="40" w:before="40"/>
       </w:pPr>
@@ -2340,7 +2340,7 @@
                 <w:sz w:val="18"/>
                 <w:szCs w:val="18"/>
               </w:rPr>
-              <w:t xml:space="preserve">status = '입원대기' 이상으로 변경된 환자 건수</w:t>
+              <w:t>inquiries.outcome = 'admitted' (코디 「유치 확정」 또는 병원 포털 「치료 확정」). 시험 문의 제외</w:t>
             </w:r>
           </w:p>
         </w:tc>
@@ -2413,7 +2413,7 @@
                 <w:sz w:val="18"/>
                 <w:szCs w:val="18"/>
               </w:rPr>
-              <w:t xml:space="preserve">consultation_sessions 테이블 completed 건수</w:t>
+              <w:t>영상 사전상담 완료 세션 + 환자에게 전달된 소견(case_opinions.released_at) 합산. 시험 문의·시험 방 제외: 정의는 src/lib/khidi/kpi.ts</w:t>
             </w:r>
           </w:p>
         </w:tc>
@@ -2486,7 +2486,7 @@
                 <w:sz w:val="18"/>
                 <w:szCs w:val="18"/>
               </w:rPr>
-              <w:t xml:space="preserve">inquiries.country 기준 집계</w:t>
+              <w:t>inquiries.nationality 기준 집계(normalizeNationality 로 표기 통일)</w:t>
             </w:r>
           </w:p>
         </w:tc>
@@ -2630,7 +2630,7 @@
                 <w:sz w:val="18"/>
                 <w:szCs w:val="18"/>
               </w:rPr>
-              <w:t xml:space="preserve">인테이크 제출 → 코디네이터 첫 연락 시간 (목표: 24시간 이내)</w:t>
+              <w:t>문의 접수 → 코디네이터 첫 연락 시간 (목표: 24시간 이내. 7일 무동작은 「식은 문의」 크론이 잡는다)</w:t>
             </w:r>
           </w:p>
         </w:tc>
@@ -2665,7 +2665,7 @@
         <w:keepNext/>
         <w:numPr>
           <w:ilvl w:val="0"/>
-          <w:numId w:val="719"/>
+          <w:numId w:val="755"/>
         </w:numPr>
         <w:spacing w:after="40" w:before="40"/>
       </w:pPr>
@@ -2684,7 +2684,7 @@
         <w:keepNext/>
         <w:numPr>
           <w:ilvl w:val="0"/>
-          <w:numId w:val="719"/>
+          <w:numId w:val="755"/>
         </w:numPr>
         <w:spacing w:after="40" w:before="40"/>
       </w:pPr>
@@ -2703,7 +2703,7 @@
         <w:keepNext/>
         <w:numPr>
           <w:ilvl w:val="0"/>
-          <w:numId w:val="719"/>
+          <w:numId w:val="755"/>
         </w:numPr>
         <w:spacing w:after="40" w:before="40"/>
       </w:pPr>
@@ -2713,7 +2713,7 @@
           <w:sz w:val="20"/>
           <w:szCs w:val="20"/>
         </w:rPr>
-        <w:t>[리포트 다운로드] 클릭: CSV 또는 PDF 형식</w:t>
+        <w:t>[내려받기] 클릭: CSV 형식(PDF 출력은 없다)</w:t>
       </w:r>
     </w:p>
     <w:p>
@@ -2721,7 +2721,7 @@
         <w:pStyle w:val="ListParagraph"/>
         <w:numPr>
           <w:ilvl w:val="0"/>
-          <w:numId w:val="719"/>
+          <w:numId w:val="755"/>
         </w:numPr>
         <w:spacing w:after="40" w:before="40"/>
       </w:pPr>
@@ -2795,7 +2795,7 @@
         <w:keepNext/>
         <w:numPr>
           <w:ilvl w:val="0"/>
-          <w:numId w:val="720"/>
+          <w:numId w:val="756"/>
         </w:numPr>
         <w:spacing w:after="40" w:before="40"/>
       </w:pPr>
@@ -2814,7 +2814,7 @@
         <w:keepNext/>
         <w:numPr>
           <w:ilvl w:val="0"/>
-          <w:numId w:val="720"/>
+          <w:numId w:val="756"/>
         </w:numPr>
         <w:spacing w:after="40" w:before="40"/>
       </w:pPr>
@@ -2833,7 +2833,7 @@
         <w:keepNext/>
         <w:numPr>
           <w:ilvl w:val="0"/>
-          <w:numId w:val="720"/>
+          <w:numId w:val="756"/>
         </w:numPr>
         <w:spacing w:after="40" w:before="40"/>
       </w:pPr>
@@ -2851,7 +2851,7 @@
         <w:pStyle w:val="ListParagraph"/>
         <w:numPr>
           <w:ilvl w:val="0"/>
-          <w:numId w:val="720"/>
+          <w:numId w:val="756"/>
         </w:numPr>
         <w:spacing w:after="40" w:before="40"/>
       </w:pPr>
@@ -2861,7 +2861,7 @@
           <w:sz w:val="20"/>
           <w:szCs w:val="20"/>
         </w:rPr>
-        <w:t xml:space="preserve">Analytics 탭: 방문자 수, 페이지별 응답 시간(Core Web Vitals) 확인</w:t>
+        <w:t>Analytics 탭: 켜져 있지 않다(2026-09-05 실측 API 404). 방문자 분석은 GA4·얀덱스 메트리카, 오류는 Sentry(bonroi.sentry.io), 생사는 UptimeRobot</w:t>
       </w:r>
     </w:p>
     <w:p>
@@ -2880,7 +2880,7 @@
           <w:sz w:val="18"/>
           <w:szCs w:val="18"/>
         </w:rPr>
-        <w:t xml:space="preserve">  Vercel 배포 트리거: 하루 한 번(KST 15시) Daily Deploy 창구가 main 을 production 브랜치로 밀 때만 빌드된다. main 에 합쳤다고 바로 실서비스에 나가지 않는다.</w:t>
+        <w:t xml:space="preserve">  Vercel 배포 트리거: 하루 한 번(KST 15시) Vercel 예약(/api/cron/daily-deploy)이 main 최신 커밋을 실서비스로 내보낸다. main 에 합쳤다고 바로 나가지 않으며, 나갔는지는 /api/health 의 commit 으로 판정한다(긴급은 커밋 제목 [deploy]).</w:t>
       </w:r>
     </w:p>
     <w:p>
@@ -2912,7 +2912,7 @@
         <w:keepNext/>
         <w:numPr>
           <w:ilvl w:val="0"/>
-          <w:numId w:val="721"/>
+          <w:numId w:val="757"/>
         </w:numPr>
         <w:spacing w:after="40" w:before="40"/>
       </w:pPr>
@@ -2931,7 +2931,7 @@
         <w:keepNext/>
         <w:numPr>
           <w:ilvl w:val="0"/>
-          <w:numId w:val="721"/>
+          <w:numId w:val="757"/>
         </w:numPr>
         <w:spacing w:after="40" w:before="40"/>
       </w:pPr>
@@ -2950,7 +2950,7 @@
         <w:keepNext/>
         <w:numPr>
           <w:ilvl w:val="0"/>
-          <w:numId w:val="721"/>
+          <w:numId w:val="757"/>
         </w:numPr>
         <w:spacing w:after="40" w:before="40"/>
       </w:pPr>
@@ -2968,7 +2968,7 @@
         <w:pStyle w:val="ListParagraph"/>
         <w:numPr>
           <w:ilvl w:val="0"/>
-          <w:numId w:val="721"/>
+          <w:numId w:val="757"/>
         </w:numPr>
         <w:spacing w:after="40" w:before="40"/>
       </w:pPr>
@@ -4060,7 +4060,7 @@
                 <w:sz w:val="18"/>
                 <w:szCs w:val="18"/>
               </w:rPr>
-              <w:t xml:space="preserve">GitHub main 브랜치 + GitLab 자동 미러 (ops/gitlab-mirror 워크플로우)</w:t>
+              <w:t>GitHub main 브랜치 + GitLab 자동 미러 (.github/workflows/gitlab-mirror.yml 「Mirror to GitLab」)</w:t>
             </w:r>
           </w:p>
         </w:tc>
@@ -4323,7 +4323,7 @@
         <w:keepNext/>
         <w:numPr>
           <w:ilvl w:val="0"/>
-          <w:numId w:val="722"/>
+          <w:numId w:val="758"/>
         </w:numPr>
         <w:spacing w:after="40" w:before="40"/>
       </w:pPr>
@@ -4342,7 +4342,7 @@
         <w:keepNext/>
         <w:numPr>
           <w:ilvl w:val="0"/>
-          <w:numId w:val="722"/>
+          <w:numId w:val="758"/>
         </w:numPr>
         <w:spacing w:after="40" w:before="40"/>
       </w:pPr>
@@ -4360,7 +4360,7 @@
         <w:pStyle w:val="ListParagraph"/>
         <w:numPr>
           <w:ilvl w:val="0"/>
-          <w:numId w:val="722"/>
+          <w:numId w:val="758"/>
         </w:numPr>
         <w:spacing w:after="40" w:before="40"/>
       </w:pPr>
@@ -5302,7 +5302,7 @@
         <w:pStyle w:val="ListParagraph"/>
         <w:numPr>
           <w:ilvl w:val="0"/>
-          <w:numId w:val="723"/>
+          <w:numId w:val="759"/>
         </w:numPr>
         <w:spacing w:after="40" w:before="40"/>
       </w:pPr>
@@ -5320,7 +5320,7 @@
         <w:pStyle w:val="ListParagraph"/>
         <w:numPr>
           <w:ilvl w:val="0"/>
-          <w:numId w:val="723"/>
+          <w:numId w:val="759"/>
         </w:numPr>
         <w:spacing w:after="40" w:before="40"/>
       </w:pPr>
@@ -5338,7 +5338,7 @@
         <w:pStyle w:val="ListParagraph"/>
         <w:numPr>
           <w:ilvl w:val="0"/>
-          <w:numId w:val="723"/>
+          <w:numId w:val="759"/>
         </w:numPr>
         <w:spacing w:after="40" w:before="40"/>
       </w:pPr>
@@ -5356,7 +5356,7 @@
         <w:pStyle w:val="ListParagraph"/>
         <w:numPr>
           <w:ilvl w:val="0"/>
-          <w:numId w:val="723"/>
+          <w:numId w:val="759"/>
         </w:numPr>
         <w:spacing w:after="40" w:before="40"/>
       </w:pPr>
@@ -5374,7 +5374,7 @@
         <w:pStyle w:val="ListParagraph"/>
         <w:numPr>
           <w:ilvl w:val="0"/>
-          <w:numId w:val="723"/>
+          <w:numId w:val="759"/>
         </w:numPr>
         <w:spacing w:after="40" w:before="40"/>
       </w:pPr>
@@ -5392,7 +5392,7 @@
         <w:pStyle w:val="ListParagraph"/>
         <w:numPr>
           <w:ilvl w:val="0"/>
-          <w:numId w:val="723"/>
+          <w:numId w:val="759"/>
         </w:numPr>
         <w:spacing w:after="40" w:before="40"/>
       </w:pPr>
@@ -5411,7 +5411,7 @@
         <w:keepNext/>
         <w:numPr>
           <w:ilvl w:val="0"/>
-          <w:numId w:val="723"/>
+          <w:numId w:val="759"/>
         </w:numPr>
         <w:spacing w:after="40" w:before="40"/>
       </w:pPr>
@@ -6027,7 +6027,7 @@
                 <w:sz w:val="18"/>
                 <w:szCs w:val="18"/>
               </w:rPr>
-              <w:t xml:space="preserve">HEALO-2026-DOC-07</w:t>
+              <w:t>healwith-2026-DOC-07</w:t>
             </w:r>
           </w:p>
         </w:tc>
@@ -6404,7 +6404,7 @@
           <w:sz w:val="18"/>
           <w:rFonts w:eastAsia="맑은 고딕"/>
         </w:rPr>
-        <w:t>기준일 : 2026. 8. 20.</w:t>
+        <w:t>기준일 : 2026. 9. 6.</w:t>
       </w:r>
     </w:p>
     <w:p/>
@@ -7029,7 +7029,7 @@
           <w:sz w:val="24"/>
           <w:rFonts w:eastAsia="맑은 고딕"/>
         </w:rPr>
-        <w:t>2. 화상 상담(원격협진) 기능</w:t>
+        <w:t>2. 관리자 메뉴 7그룹 (정본 = app/admin/_components/AdminNav.jsx)</w:t>
       </w:r>
     </w:p>
     <w:tbl>
@@ -7065,7 +7065,7 @@
                 <w:sz w:val="18"/>
                 <w:rFonts w:eastAsia="맑은 고딕"/>
               </w:rPr>
-              <w:t>구분</w:t>
+              <w:t>그룹</w:t>
             </w:r>
           </w:p>
         </w:tc>
@@ -7084,7 +7084,7 @@
                 <w:sz w:val="18"/>
                 <w:rFonts w:eastAsia="맑은 고딕"/>
               </w:rPr>
-              <w:t>내용</w:t>
+              <w:t>화면</w:t>
             </w:r>
           </w:p>
         </w:tc>
@@ -7103,7 +7103,7 @@
                 <w:sz w:val="18"/>
                 <w:rFonts w:eastAsia="맑은 고딕"/>
               </w:rPr>
-              <w:t>영상·음성</w:t>
+              <w:t>홈</w:t>
             </w:r>
           </w:p>
         </w:tc>
@@ -7120,7 +7120,7 @@
                 <w:sz w:val="18"/>
                 <w:rFonts w:eastAsia="맑은 고딕"/>
               </w:rPr>
-              <w:t>LiveKit 기반 WebRTC 다자 통화. 계정 없이 초대링크로 입장.</w:t>
+              <w:t>대시보드 · KHIDI 리포트(kpi-dashboard · north-star · conversion · satisfaction · evidence) · 문의 통계 · 광고 예산</w:t>
             </w:r>
           </w:p>
         </w:tc>
@@ -7139,7 +7139,7 @@
                 <w:sz w:val="18"/>
                 <w:rFonts w:eastAsia="맑은 고딕"/>
               </w:rPr>
-              <w:t>실시간 자막</w:t>
+              <w:t>상담·문의</w:t>
             </w:r>
           </w:p>
         </w:tc>
@@ -7156,7 +7156,7 @@
                 <w:sz w:val="18"/>
                 <w:rFonts w:eastAsia="맑은 고딕"/>
               </w:rPr>
-              <w:t>발화를 인식해 자막 표시. 화자를 역할이 아니라 사람 기준으로 구분(색·이름·좌우).</w:t>
+              <w:t>문의·케이스 받은함 · 케이스 관리 · AI 채팅 · Human Agent 채널 · 화상 상담 · 협진 의뢰 · 후속 리마인더 · 환자 대화 · 견적 · 비자 · 증상 알림</w:t>
             </w:r>
           </w:p>
         </w:tc>
@@ -7175,7 +7175,7 @@
                 <w:sz w:val="18"/>
                 <w:rFonts w:eastAsia="맑은 고딕"/>
               </w:rPr>
-              <w:t>실시간 통역</w:t>
+              <w:t>파트너·회원</w:t>
             </w:r>
           </w:p>
         </w:tc>
@@ -7192,7 +7192,7 @@
                 <w:sz w:val="18"/>
                 <w:rFonts w:eastAsia="맑은 고딕"/>
               </w:rPr>
-              <w:t>한국어 ↔ 러시아어 등 상호 번역 자막. 통역 음성 봇 참여 시 음성 통역.</w:t>
+              <w:t>직원(코디) 계정 · 에이전시 · 클리닉 · 파트너 발굴 · 제휴 병원 · 병원 진료의뢰 · 환자 회원 · 데이터 삭제 요청(법정 의무 — 세 곳 동시 삭제)</w:t>
             </w:r>
           </w:p>
         </w:tc>
@@ -7211,7 +7211,7 @@
                 <w:sz w:val="18"/>
                 <w:rFonts w:eastAsia="맑은 고딕"/>
               </w:rPr>
-              <w:t>기록</w:t>
+              <w:t>콘텐츠</w:t>
             </w:r>
           </w:p>
         </w:tc>
@@ -7228,7 +7228,7 @@
                 <w:sz w:val="18"/>
                 <w:rFonts w:eastAsia="맑은 고딕"/>
               </w:rPr>
-              <w:t>상담 대화·번역 기록을 암호화 저장하여 사후 확인 및 품질 점검에 활용.</w:t>
+              <w:t>문구 편집기 · 환자 교육자료 · AI 지식베이스(RAG 문서 올리기)</w:t>
             </w:r>
           </w:p>
         </w:tc>
@@ -7247,7 +7247,7 @@
                 <w:sz w:val="18"/>
                 <w:rFonts w:eastAsia="맑은 고딕"/>
               </w:rPr>
-              <w:t>안정성</w:t>
+              <w:t>AI 품질</w:t>
             </w:r>
           </w:p>
         </w:tc>
@@ -7264,7 +7264,79 @@
                 <w:sz w:val="18"/>
                 <w:rFonts w:eastAsia="맑은 고딕"/>
               </w:rPr>
-              <w:t>하울링 2단 감지, 무응답 자동 종료, 자막 중단 시 복구 안내.</w:t>
+              <w:t>자가시험(ai-regression) · 품질 판정(ai-quality) · 피드백 · 모델 벤치마크 · 에이전트 분석 · 사용량</w:t>
+            </w:r>
+          </w:p>
+        </w:tc>
+      </w:tr>
+      <w:tr>
+        <w:tc>
+          <w:tcPr>
+            <w:tcW w:type="dxa" w:w="4333"/>
+          </w:tcPr>
+          <w:p>
+            <w:r/>
+            <w:r>
+              <w:rPr>
+                <w:rFonts w:ascii="맑은 고딕" w:hAnsi="맑은 고딕"/>
+                <w:b/>
+                <w:sz w:val="18"/>
+                <w:rFonts w:eastAsia="맑은 고딕"/>
+              </w:rPr>
+              <w:t>시스템</w:t>
+            </w:r>
+          </w:p>
+        </w:tc>
+        <w:tc>
+          <w:tcPr>
+            <w:tcW w:type="dxa" w:w="4333"/>
+          </w:tcPr>
+          <w:p>
+            <w:r/>
+            <w:r>
+              <w:rPr>
+                <w:rFonts w:ascii="맑은 고딕" w:hAnsi="맑은 고딕"/>
+                <w:b w:val="0"/>
+                <w:sz w:val="18"/>
+                <w:rFonts w:eastAsia="맑은 고딕"/>
+              </w:rPr>
+              <w:t>개선 요청함 · 감사로그(admin_audit_logs 9,433행) · 외부 서비스 사용량 · 알림 관리 · 브랜딩 설정 · 관측(Sentry)</w:t>
+            </w:r>
+          </w:p>
+        </w:tc>
+      </w:tr>
+      <w:tr>
+        <w:tc>
+          <w:tcPr>
+            <w:tcW w:type="dxa" w:w="4333"/>
+          </w:tcPr>
+          <w:p>
+            <w:r/>
+            <w:r>
+              <w:rPr>
+                <w:rFonts w:ascii="맑은 고딕" w:hAnsi="맑은 고딕"/>
+                <w:b/>
+                <w:sz w:val="18"/>
+                <w:rFonts w:eastAsia="맑은 고딕"/>
+              </w:rPr>
+              <w:t>비활성 화면</w:t>
+            </w:r>
+          </w:p>
+        </w:tc>
+        <w:tc>
+          <w:tcPr>
+            <w:tcW w:type="dxa" w:w="4333"/>
+          </w:tcPr>
+          <w:p>
+            <w:r/>
+            <w:r>
+              <w:rPr>
+                <w:rFonts w:ascii="맑은 고딕" w:hAnsi="맑은 고딕"/>
+                <w:b w:val="0"/>
+                <w:sz w:val="18"/>
+                <w:rFonts w:eastAsia="맑은 고딕"/>
+              </w:rPr>
+              <w:t>메뉴에서 숨겼지만 주소로는 열리는 9종(대량 Import · 데이터 보강 · 크롤 · 플레이북 · 치료·암종·의료진·지점 · AI 피드백). npm run check:dead-screens 가 매달 실DB 와 대조</w:t>
             </w:r>
           </w:p>
         </w:tc>
@@ -7280,7 +7352,258 @@
           <w:sz w:val="24"/>
           <w:rFonts w:eastAsia="맑은 고딕"/>
         </w:rPr>
-        <w:t>3. 상담 채널</w:t>
+        <w:t>3. 화상 상담(원격협진) 기능</w:t>
+      </w:r>
+    </w:p>
+    <w:tbl>
+      <w:tblPr>
+        <w:tblW w:type="auto" w:w="0"/>
+        <w:tblLook w:firstColumn="1" w:firstRow="1" w:lastColumn="0" w:lastRow="0" w:noHBand="0" w:noVBand="1" w:val="04A0"/>
+        <w:tblBorders>
+          <w:top w:val="single" w:sz="4" w:color="999999"/>
+          <w:left w:val="single" w:sz="4" w:color="999999"/>
+          <w:bottom w:val="single" w:sz="4" w:color="999999"/>
+          <w:right w:val="single" w:sz="4" w:color="999999"/>
+          <w:insideH w:val="single" w:sz="4" w:color="999999"/>
+          <w:insideV w:val="single" w:sz="4" w:color="999999"/>
+        </w:tblBorders>
+      </w:tblPr>
+      <w:tblGrid>
+        <w:gridCol w:w="4333"/>
+        <w:gridCol w:w="4333"/>
+      </w:tblGrid>
+      <w:tr>
+        <w:tc>
+          <w:tcPr>
+            <w:tcW w:type="dxa" w:w="4333"/>
+            <w:shd w:val="clear" w:color="auto" w:fill="00467F"/>
+          </w:tcPr>
+          <w:p>
+            <w:r/>
+            <w:r>
+              <w:rPr>
+                <w:rFonts w:ascii="맑은 고딕" w:hAnsi="맑은 고딕"/>
+                <w:b/>
+                <w:color w:val="FFFFFF"/>
+                <w:sz w:val="18"/>
+                <w:rFonts w:eastAsia="맑은 고딕"/>
+              </w:rPr>
+              <w:t>구분</w:t>
+            </w:r>
+          </w:p>
+        </w:tc>
+        <w:tc>
+          <w:tcPr>
+            <w:tcW w:type="dxa" w:w="4333"/>
+            <w:shd w:val="clear" w:color="auto" w:fill="00467F"/>
+          </w:tcPr>
+          <w:p>
+            <w:r/>
+            <w:r>
+              <w:rPr>
+                <w:rFonts w:ascii="맑은 고딕" w:hAnsi="맑은 고딕"/>
+                <w:b/>
+                <w:color w:val="FFFFFF"/>
+                <w:sz w:val="18"/>
+                <w:rFonts w:eastAsia="맑은 고딕"/>
+              </w:rPr>
+              <w:t>내용</w:t>
+            </w:r>
+          </w:p>
+        </w:tc>
+      </w:tr>
+      <w:tr>
+        <w:tc>
+          <w:tcPr>
+            <w:tcW w:type="dxa" w:w="4333"/>
+          </w:tcPr>
+          <w:p>
+            <w:r/>
+            <w:r>
+              <w:rPr>
+                <w:rFonts w:ascii="맑은 고딕" w:hAnsi="맑은 고딕"/>
+                <w:b/>
+                <w:sz w:val="18"/>
+                <w:rFonts w:eastAsia="맑은 고딕"/>
+              </w:rPr>
+              <w:t>영상·음성</w:t>
+            </w:r>
+          </w:p>
+        </w:tc>
+        <w:tc>
+          <w:tcPr>
+            <w:tcW w:type="dxa" w:w="4333"/>
+          </w:tcPr>
+          <w:p>
+            <w:r/>
+            <w:r>
+              <w:rPr>
+                <w:rFonts w:ascii="맑은 고딕" w:hAnsi="맑은 고딕"/>
+                <w:b w:val="0"/>
+                <w:sz w:val="18"/>
+                <w:rFonts w:eastAsia="맑은 고딕"/>
+              </w:rPr>
+              <w:t>LiveKit 기반 WebRTC 다자 통화. 계정 없이 초대링크로 입장.</w:t>
+            </w:r>
+          </w:p>
+        </w:tc>
+      </w:tr>
+      <w:tr>
+        <w:tc>
+          <w:tcPr>
+            <w:tcW w:type="dxa" w:w="4333"/>
+          </w:tcPr>
+          <w:p>
+            <w:r/>
+            <w:r>
+              <w:rPr>
+                <w:rFonts w:ascii="맑은 고딕" w:hAnsi="맑은 고딕"/>
+                <w:b/>
+                <w:sz w:val="18"/>
+                <w:rFonts w:eastAsia="맑은 고딕"/>
+              </w:rPr>
+              <w:t>실시간 자막</w:t>
+            </w:r>
+          </w:p>
+        </w:tc>
+        <w:tc>
+          <w:tcPr>
+            <w:tcW w:type="dxa" w:w="4333"/>
+          </w:tcPr>
+          <w:p>
+            <w:r/>
+            <w:r>
+              <w:rPr>
+                <w:rFonts w:ascii="맑은 고딕" w:hAnsi="맑은 고딕"/>
+                <w:b w:val="0"/>
+                <w:sz w:val="18"/>
+                <w:rFonts w:eastAsia="맑은 고딕"/>
+              </w:rPr>
+              <w:t>발화를 인식해 자막 표시. 화자를 역할이 아니라 사람 기준으로 구분(색·이름·좌우).</w:t>
+            </w:r>
+          </w:p>
+        </w:tc>
+      </w:tr>
+      <w:tr>
+        <w:tc>
+          <w:tcPr>
+            <w:tcW w:type="dxa" w:w="4333"/>
+          </w:tcPr>
+          <w:p>
+            <w:r/>
+            <w:r>
+              <w:rPr>
+                <w:rFonts w:ascii="맑은 고딕" w:hAnsi="맑은 고딕"/>
+                <w:b/>
+                <w:sz w:val="18"/>
+                <w:rFonts w:eastAsia="맑은 고딕"/>
+              </w:rPr>
+              <w:t>실시간 통역</w:t>
+            </w:r>
+          </w:p>
+        </w:tc>
+        <w:tc>
+          <w:tcPr>
+            <w:tcW w:type="dxa" w:w="4333"/>
+          </w:tcPr>
+          <w:p>
+            <w:r/>
+            <w:r>
+              <w:rPr>
+                <w:rFonts w:ascii="맑은 고딕" w:hAnsi="맑은 고딕"/>
+                <w:b w:val="0"/>
+                <w:sz w:val="18"/>
+                <w:rFonts w:eastAsia="맑은 고딕"/>
+              </w:rPr>
+              <w:t>한국어 ↔ 러시아어 등 상호 번역 자막. 통역 음성 봇 참여 시 음성 통역.</w:t>
+            </w:r>
+          </w:p>
+        </w:tc>
+      </w:tr>
+      <w:tr>
+        <w:tc>
+          <w:tcPr>
+            <w:tcW w:type="dxa" w:w="4333"/>
+          </w:tcPr>
+          <w:p>
+            <w:r/>
+            <w:r>
+              <w:rPr>
+                <w:rFonts w:ascii="맑은 고딕" w:hAnsi="맑은 고딕"/>
+                <w:b/>
+                <w:sz w:val="18"/>
+                <w:rFonts w:eastAsia="맑은 고딕"/>
+              </w:rPr>
+              <w:t>기록</w:t>
+            </w:r>
+          </w:p>
+        </w:tc>
+        <w:tc>
+          <w:tcPr>
+            <w:tcW w:type="dxa" w:w="4333"/>
+          </w:tcPr>
+          <w:p>
+            <w:r/>
+            <w:r>
+              <w:rPr>
+                <w:rFonts w:ascii="맑은 고딕" w:hAnsi="맑은 고딕"/>
+                <w:b w:val="0"/>
+                <w:sz w:val="18"/>
+                <w:rFonts w:eastAsia="맑은 고딕"/>
+              </w:rPr>
+              <w:t>상담 대화·번역 기록을 암호화 저장하여 사후 확인 및 품질 점검에 활용.</w:t>
+            </w:r>
+          </w:p>
+        </w:tc>
+      </w:tr>
+      <w:tr>
+        <w:tc>
+          <w:tcPr>
+            <w:tcW w:type="dxa" w:w="4333"/>
+          </w:tcPr>
+          <w:p>
+            <w:r/>
+            <w:r>
+              <w:rPr>
+                <w:rFonts w:ascii="맑은 고딕" w:hAnsi="맑은 고딕"/>
+                <w:b/>
+                <w:sz w:val="18"/>
+                <w:rFonts w:eastAsia="맑은 고딕"/>
+              </w:rPr>
+              <w:t>안정성</w:t>
+            </w:r>
+          </w:p>
+        </w:tc>
+        <w:tc>
+          <w:tcPr>
+            <w:tcW w:type="dxa" w:w="4333"/>
+          </w:tcPr>
+          <w:p>
+            <w:r/>
+            <w:r>
+              <w:rPr>
+                <w:rFonts w:ascii="맑은 고딕" w:hAnsi="맑은 고딕"/>
+                <w:b w:val="0"/>
+                <w:sz w:val="18"/>
+                <w:rFonts w:eastAsia="맑은 고딕"/>
+              </w:rPr>
+              <w:t>하울링 2단 감지, 무응답 자동 종료, 자막 중단 시 복구 안내.</w:t>
+            </w:r>
+          </w:p>
+        </w:tc>
+      </w:tr>
+    </w:tbl>
+    <w:p/>
+    <w:p>
+      <w:r>
+        <w:rPr>
+          <w:rFonts w:ascii="맑은 고딕" w:hAnsi="맑은 고딕"/>
+          <w:b/>
+          <w:color w:val="00467F"/>
+          <w:sz w:val="24"/>
+          <w:rFonts w:eastAsia="맑은 고딕"/>
+        </w:rPr>
+        <w:t>4. 상담 채널</w:t>
       </w:r>
     </w:p>
     <w:p>
@@ -7647,7 +7970,7 @@
           <w:sz w:val="24"/>
           <w:rFonts w:eastAsia="맑은 고딕"/>
         </w:rPr>
-        <w:t>4. 화면 동선 통합·정비 내역</w:t>
+        <w:t>5. 화면 동선 통합·정비 내역</w:t>
       </w:r>
     </w:p>
     <w:p>
@@ -8067,7 +8390,18 @@
           <w:sz w:val="24"/>
           <w:rFonts w:eastAsia="맑은 고딕"/>
         </w:rPr>
-        <w:t>5. 근거자료</w:t>
+        <w:t>6. 정기 자동 실행 (정본 = vercel.json)</w:t>
+      </w:r>
+    </w:p>
+    <w:p>
+      <w:r>
+        <w:rPr>
+          <w:rFonts w:ascii="맑은 고딕" w:hAnsi="맑은 고딕"/>
+          <w:b w:val="0"/>
+          <w:sz w:val="18"/>
+          <w:rFonts w:eastAsia="맑은 고딕"/>
+        </w:rPr>
+        <w:t>Vercel 예약이 깨운다. 깃허브 예약은 이 저장소에서 하루 7회만 돌아 시각이 중요한 일에는 쓰지 않는다.</w:t>
       </w:r>
     </w:p>
     <w:tbl>
@@ -8104,7 +8438,7 @@
                 <w:sz w:val="18"/>
                 <w:rFonts w:eastAsia="맑은 고딕"/>
               </w:rPr>
-              <w:t>구분</w:t>
+              <w:t>경로</w:t>
             </w:r>
           </w:p>
         </w:tc>
@@ -8123,7 +8457,7 @@
                 <w:sz w:val="18"/>
                 <w:rFonts w:eastAsia="맑은 고딕"/>
               </w:rPr>
-              <w:t>출처</w:t>
+              <w:t>주기(UTC)</w:t>
             </w:r>
           </w:p>
         </w:tc>
@@ -8142,7 +8476,7 @@
                 <w:sz w:val="18"/>
                 <w:rFonts w:eastAsia="맑은 고딕"/>
               </w:rPr>
-              <w:t>확인 내용</w:t>
+              <w:t>하는 일</w:t>
             </w:r>
           </w:p>
         </w:tc>
@@ -8161,7 +8495,7 @@
                 <w:sz w:val="18"/>
                 <w:rFonts w:eastAsia="맑은 고딕"/>
               </w:rPr>
-              <w:t>코드</w:t>
+              <w:t>/api/cron/dispatch-reminders</w:t>
             </w:r>
           </w:p>
         </w:tc>
@@ -8178,7 +8512,7 @@
                 <w:sz w:val="18"/>
                 <w:rFonts w:eastAsia="맑은 고딕"/>
               </w:rPr>
-              <w:t>src/lib/auth/accountTiers.ts</w:t>
+              <w:t>5분마다</w:t>
             </w:r>
           </w:p>
         </w:tc>
@@ -8195,7 +8529,7 @@
                 <w:sz w:val="18"/>
                 <w:rFonts w:eastAsia="맑은 고딕"/>
               </w:rPr>
-              <w:t>계정 계층 7종의 단일 표준</w:t>
+              <w:t>상담 리마인더·교육 콘텐츠 등 예약 발송(reminders_scheduled)</w:t>
             </w:r>
           </w:p>
         </w:tc>
@@ -8214,7 +8548,7 @@
                 <w:sz w:val="18"/>
                 <w:rFonts w:eastAsia="맑은 고딕"/>
               </w:rPr>
-              <w:t>코드</w:t>
+              <w:t>/api/cron/consultation-reminders</w:t>
             </w:r>
           </w:p>
         </w:tc>
@@ -8231,7 +8565,7 @@
                 <w:sz w:val="18"/>
                 <w:rFonts w:eastAsia="맑은 고딕"/>
               </w:rPr>
-              <w:t>src/lib/khidi/targets.ts</w:t>
+              <w:t>10분마다</w:t>
             </w:r>
           </w:p>
         </w:tc>
@@ -8248,7 +8582,7 @@
                 <w:sz w:val="18"/>
                 <w:rFonts w:eastAsia="맑은 고딕"/>
               </w:rPr>
-              <w:t>성과지표 공식 목표(12/120/90)</w:t>
+              <w:t>초대 토큰 기반 상담 임박 메일</w:t>
             </w:r>
           </w:p>
         </w:tc>
@@ -8267,7 +8601,7 @@
                 <w:sz w:val="18"/>
                 <w:rFonts w:eastAsia="맑은 고딕"/>
               </w:rPr>
-              <w:t>코드</w:t>
+              <w:t>/api/cron/detect-cold-leads</w:t>
             </w:r>
           </w:p>
         </w:tc>
@@ -8284,7 +8618,7 @@
                 <w:sz w:val="18"/>
                 <w:rFonts w:eastAsia="맑은 고딕"/>
               </w:rPr>
-              <w:t>src/lib/khidi/kpi.ts</w:t>
+              <w:t>매일 00:30</w:t>
             </w:r>
           </w:p>
         </w:tc>
@@ -8301,7 +8635,7 @@
                 <w:sz w:val="18"/>
                 <w:rFonts w:eastAsia="맑은 고딕"/>
               </w:rPr>
-              <w:t>성과지표 집계 정의(테스트 데이터 제외 규칙 포함)</w:t>
+              <w:t>상담 단계에서 7일 무동작 문의를 코디에게 알림</w:t>
             </w:r>
           </w:p>
         </w:tc>
@@ -8320,7 +8654,7 @@
                 <w:sz w:val="18"/>
                 <w:rFonts w:eastAsia="맑은 고딕"/>
               </w:rPr>
-              <w:t>빌드</w:t>
+              <w:t>/api/cron/daily-deploy</w:t>
             </w:r>
           </w:p>
         </w:tc>
@@ -8337,7 +8671,7 @@
                 <w:sz w:val="18"/>
                 <w:rFonts w:eastAsia="맑은 고딕"/>
               </w:rPr>
-              <w:t>Next.js 라우트 목록(CI 빌드 산출)</w:t>
+              <w:t>매일 06:00 (KST 15:00)</w:t>
             </w:r>
           </w:p>
         </w:tc>
@@ -8354,7 +8688,7 @@
                 <w:sz w:val="18"/>
                 <w:rFonts w:eastAsia="맑은 고딕"/>
               </w:rPr>
-              <w:t>실제 존재하는 화면 경로</w:t>
+              <w:t>배포 창구 — 본판 최신 커밋을 실서비스로</w:t>
             </w:r>
           </w:p>
         </w:tc>
@@ -8373,6 +8707,2224 @@
                 <w:sz w:val="18"/>
                 <w:rFonts w:eastAsia="맑은 고딕"/>
               </w:rPr>
+              <w:t>/api/cron/indexnow</w:t>
+            </w:r>
+          </w:p>
+        </w:tc>
+        <w:tc>
+          <w:tcPr>
+            <w:tcW w:type="dxa" w:w="2889"/>
+          </w:tcPr>
+          <w:p>
+            <w:r/>
+            <w:r>
+              <w:rPr>
+                <w:rFonts w:ascii="맑은 고딕" w:hAnsi="맑은 고딕"/>
+                <w:b w:val="0"/>
+                <w:sz w:val="18"/>
+                <w:rFonts w:eastAsia="맑은 고딕"/>
+              </w:rPr>
+              <w:t>매일 07:00</w:t>
+            </w:r>
+          </w:p>
+        </w:tc>
+        <w:tc>
+          <w:tcPr>
+            <w:tcW w:type="dxa" w:w="2889"/>
+          </w:tcPr>
+          <w:p>
+            <w:r/>
+            <w:r>
+              <w:rPr>
+                <w:rFonts w:ascii="맑은 고딕" w:hAnsi="맑은 고딕"/>
+                <w:b w:val="0"/>
+                <w:sz w:val="18"/>
+                <w:rFonts w:eastAsia="맑은 고딕"/>
+              </w:rPr>
+              <w:t>검색엔진 색인 자동 제출(빙·얀덱스·네이버)</w:t>
+            </w:r>
+          </w:p>
+        </w:tc>
+      </w:tr>
+      <w:tr>
+        <w:tc>
+          <w:tcPr>
+            <w:tcW w:type="dxa" w:w="2889"/>
+          </w:tcPr>
+          <w:p>
+            <w:r/>
+            <w:r>
+              <w:rPr>
+                <w:rFonts w:ascii="맑은 고딕" w:hAnsi="맑은 고딕"/>
+                <w:b/>
+                <w:sz w:val="18"/>
+                <w:rFonts w:eastAsia="맑은 고딕"/>
+              </w:rPr>
+              <w:t>/api/cron/dispatch-surveys</w:t>
+            </w:r>
+          </w:p>
+        </w:tc>
+        <w:tc>
+          <w:tcPr>
+            <w:tcW w:type="dxa" w:w="2889"/>
+          </w:tcPr>
+          <w:p>
+            <w:r/>
+            <w:r>
+              <w:rPr>
+                <w:rFonts w:ascii="맑은 고딕" w:hAnsi="맑은 고딕"/>
+                <w:b w:val="0"/>
+                <w:sz w:val="18"/>
+                <w:rFonts w:eastAsia="맑은 고딕"/>
+              </w:rPr>
+              <w:t>매일 09:00</w:t>
+            </w:r>
+          </w:p>
+        </w:tc>
+        <w:tc>
+          <w:tcPr>
+            <w:tcW w:type="dxa" w:w="2889"/>
+          </w:tcPr>
+          <w:p>
+            <w:r/>
+            <w:r>
+              <w:rPr>
+                <w:rFonts w:ascii="맑은 고딕" w:hAnsi="맑은 고딕"/>
+                <w:b w:val="0"/>
+                <w:sz w:val="18"/>
+                <w:rFonts w:eastAsia="맑은 고딕"/>
+              </w:rPr>
+              <w:t>만족도 설문 발송 + 사후관리 단계별 교육 콘텐츠 발송</w:t>
+            </w:r>
+          </w:p>
+        </w:tc>
+      </w:tr>
+      <w:tr>
+        <w:tc>
+          <w:tcPr>
+            <w:tcW w:type="dxa" w:w="2889"/>
+          </w:tcPr>
+          <w:p>
+            <w:r/>
+            <w:r>
+              <w:rPr>
+                <w:rFonts w:ascii="맑은 고딕" w:hAnsi="맑은 고딕"/>
+                <w:b/>
+                <w:sz w:val="18"/>
+                <w:rFonts w:eastAsia="맑은 고딕"/>
+              </w:rPr>
+              <w:t>/api/cron/detect-silent-patients</w:t>
+            </w:r>
+          </w:p>
+        </w:tc>
+        <w:tc>
+          <w:tcPr>
+            <w:tcW w:type="dxa" w:w="2889"/>
+          </w:tcPr>
+          <w:p>
+            <w:r/>
+            <w:r>
+              <w:rPr>
+                <w:rFonts w:ascii="맑은 고딕" w:hAnsi="맑은 고딕"/>
+                <w:b w:val="0"/>
+                <w:sz w:val="18"/>
+                <w:rFonts w:eastAsia="맑은 고딕"/>
+              </w:rPr>
+              <w:t>매일 15:00</w:t>
+            </w:r>
+          </w:p>
+        </w:tc>
+        <w:tc>
+          <w:tcPr>
+            <w:tcW w:type="dxa" w:w="2889"/>
+          </w:tcPr>
+          <w:p>
+            <w:r/>
+            <w:r>
+              <w:rPr>
+                <w:rFonts w:ascii="맑은 고딕" w:hAnsi="맑은 고딕"/>
+                <w:b w:val="0"/>
+                <w:sz w:val="18"/>
+                <w:rFonts w:eastAsia="맑은 고딕"/>
+              </w:rPr>
+              <w:t>사후관리 환자 3일 무입력 경보</w:t>
+            </w:r>
+          </w:p>
+        </w:tc>
+      </w:tr>
+      <w:tr>
+        <w:tc>
+          <w:tcPr>
+            <w:tcW w:type="dxa" w:w="2889"/>
+          </w:tcPr>
+          <w:p>
+            <w:r/>
+            <w:r>
+              <w:rPr>
+                <w:rFonts w:ascii="맑은 고딕" w:hAnsi="맑은 고딕"/>
+                <w:b/>
+                <w:sz w:val="18"/>
+                <w:rFonts w:eastAsia="맑은 고딕"/>
+              </w:rPr>
+              <w:t>/api/cron/kpi-snapshot</w:t>
+            </w:r>
+          </w:p>
+        </w:tc>
+        <w:tc>
+          <w:tcPr>
+            <w:tcW w:type="dxa" w:w="2889"/>
+          </w:tcPr>
+          <w:p>
+            <w:r/>
+            <w:r>
+              <w:rPr>
+                <w:rFonts w:ascii="맑은 고딕" w:hAnsi="맑은 고딕"/>
+                <w:b w:val="0"/>
+                <w:sz w:val="18"/>
+                <w:rFonts w:eastAsia="맑은 고딕"/>
+              </w:rPr>
+              <w:t>매일 15:05</w:t>
+            </w:r>
+          </w:p>
+        </w:tc>
+        <w:tc>
+          <w:tcPr>
+            <w:tcW w:type="dxa" w:w="2889"/>
+          </w:tcPr>
+          <w:p>
+            <w:r/>
+            <w:r>
+              <w:rPr>
+                <w:rFonts w:ascii="맑은 고딕" w:hAnsi="맑은 고딕"/>
+                <w:b w:val="0"/>
+                <w:sz w:val="18"/>
+                <w:rFonts w:eastAsia="맑은 고딕"/>
+              </w:rPr>
+              <w:t>성과지표 일별 스냅샷·집계 오류 감시</w:t>
+            </w:r>
+          </w:p>
+        </w:tc>
+      </w:tr>
+      <w:tr>
+        <w:tc>
+          <w:tcPr>
+            <w:tcW w:type="dxa" w:w="2889"/>
+          </w:tcPr>
+          <w:p>
+            <w:r/>
+            <w:r>
+              <w:rPr>
+                <w:rFonts w:ascii="맑은 고딕" w:hAnsi="맑은 고딕"/>
+                <w:b/>
+                <w:sz w:val="18"/>
+                <w:rFonts w:eastAsia="맑은 고딕"/>
+              </w:rPr>
+              <w:t>/api/cron/automation</w:t>
+            </w:r>
+          </w:p>
+        </w:tc>
+        <w:tc>
+          <w:tcPr>
+            <w:tcW w:type="dxa" w:w="2889"/>
+          </w:tcPr>
+          <w:p>
+            <w:r/>
+            <w:r>
+              <w:rPr>
+                <w:rFonts w:ascii="맑은 고딕" w:hAnsi="맑은 고딕"/>
+                <w:b w:val="0"/>
+                <w:sz w:val="18"/>
+                <w:rFonts w:eastAsia="맑은 고딕"/>
+              </w:rPr>
+              <w:t>매일 16:00</w:t>
+            </w:r>
+          </w:p>
+        </w:tc>
+        <w:tc>
+          <w:tcPr>
+            <w:tcW w:type="dxa" w:w="2889"/>
+          </w:tcPr>
+          <w:p>
+            <w:r/>
+            <w:r>
+              <w:rPr>
+                <w:rFonts w:ascii="맑은 고딕" w:hAnsi="맑은 고딕"/>
+                <w:b w:val="0"/>
+                <w:sz w:val="18"/>
+                <w:rFonts w:eastAsia="맑은 고딕"/>
+              </w:rPr>
+              <w:t>AI 응답 플레이북 자동 개선·A/B 확정</w:t>
+            </w:r>
+          </w:p>
+        </w:tc>
+      </w:tr>
+      <w:tr>
+        <w:tc>
+          <w:tcPr>
+            <w:tcW w:type="dxa" w:w="2889"/>
+          </w:tcPr>
+          <w:p>
+            <w:r/>
+            <w:r>
+              <w:rPr>
+                <w:rFonts w:ascii="맑은 고딕" w:hAnsi="맑은 고딕"/>
+                <w:b/>
+                <w:sz w:val="18"/>
+                <w:rFonts w:eastAsia="맑은 고딕"/>
+              </w:rPr>
+              <w:t>/api/cron/purge-recordings</w:t>
+            </w:r>
+          </w:p>
+        </w:tc>
+        <w:tc>
+          <w:tcPr>
+            <w:tcW w:type="dxa" w:w="2889"/>
+          </w:tcPr>
+          <w:p>
+            <w:r/>
+            <w:r>
+              <w:rPr>
+                <w:rFonts w:ascii="맑은 고딕" w:hAnsi="맑은 고딕"/>
+                <w:b w:val="0"/>
+                <w:sz w:val="18"/>
+                <w:rFonts w:eastAsia="맑은 고딕"/>
+              </w:rPr>
+              <w:t>매일 17:30</w:t>
+            </w:r>
+          </w:p>
+        </w:tc>
+        <w:tc>
+          <w:tcPr>
+            <w:tcW w:type="dxa" w:w="2889"/>
+          </w:tcPr>
+          <w:p>
+            <w:r/>
+            <w:r>
+              <w:rPr>
+                <w:rFonts w:ascii="맑은 고딕" w:hAnsi="맑은 고딕"/>
+                <w:b w:val="0"/>
+                <w:sz w:val="18"/>
+                <w:rFonts w:eastAsia="맑은 고딕"/>
+              </w:rPr>
+              <w:t>상담 녹화 90일 만료분 파기(녹화는 기본 꺼짐)</w:t>
+            </w:r>
+          </w:p>
+        </w:tc>
+      </w:tr>
+      <w:tr>
+        <w:tc>
+          <w:tcPr>
+            <w:tcW w:type="dxa" w:w="2889"/>
+          </w:tcPr>
+          <w:p>
+            <w:r/>
+            <w:r>
+              <w:rPr>
+                <w:rFonts w:ascii="맑은 고딕" w:hAnsi="맑은 고딕"/>
+                <w:b/>
+                <w:sz w:val="18"/>
+                <w:rFonts w:eastAsia="맑은 고딕"/>
+              </w:rPr>
+              <w:t>/api/cron/run-regression-tests</w:t>
+            </w:r>
+          </w:p>
+        </w:tc>
+        <w:tc>
+          <w:tcPr>
+            <w:tcW w:type="dxa" w:w="2889"/>
+          </w:tcPr>
+          <w:p>
+            <w:r/>
+            <w:r>
+              <w:rPr>
+                <w:rFonts w:ascii="맑은 고딕" w:hAnsi="맑은 고딕"/>
+                <w:b w:val="0"/>
+                <w:sz w:val="18"/>
+                <w:rFonts w:eastAsia="맑은 고딕"/>
+              </w:rPr>
+              <w:t>월·목 18:00</w:t>
+            </w:r>
+          </w:p>
+        </w:tc>
+        <w:tc>
+          <w:tcPr>
+            <w:tcW w:type="dxa" w:w="2889"/>
+          </w:tcPr>
+          <w:p>
+            <w:r/>
+            <w:r>
+              <w:rPr>
+                <w:rFonts w:ascii="맑은 고딕" w:hAnsi="맑은 고딕"/>
+                <w:b w:val="0"/>
+                <w:sz w:val="18"/>
+                <w:rFonts w:eastAsia="맑은 고딕"/>
+              </w:rPr>
+              <w:t>AI 자가시험 50건(실서비스 채팅 경로와 동일)</w:t>
+            </w:r>
+          </w:p>
+        </w:tc>
+      </w:tr>
+    </w:tbl>
+    <w:p/>
+    <w:p>
+      <w:r>
+        <w:rPr>
+          <w:rFonts w:ascii="맑은 고딕" w:hAnsi="맑은 고딕"/>
+          <w:b/>
+          <w:color w:val="00467F"/>
+          <w:sz w:val="24"/>
+          <w:rFonts w:eastAsia="맑은 고딕"/>
+        </w:rPr>
+        <w:t>7. 운영 데이터 규모</w:t>
+      </w:r>
+    </w:p>
+    <w:tbl>
+      <w:tblPr>
+        <w:tblW w:type="auto" w:w="0"/>
+        <w:tblLook w:firstColumn="1" w:firstRow="1" w:lastColumn="0" w:lastRow="0" w:noHBand="0" w:noVBand="1" w:val="04A0"/>
+        <w:tblBorders>
+          <w:top w:val="single" w:sz="4" w:color="999999"/>
+          <w:left w:val="single" w:sz="4" w:color="999999"/>
+          <w:bottom w:val="single" w:sz="4" w:color="999999"/>
+          <w:right w:val="single" w:sz="4" w:color="999999"/>
+          <w:insideH w:val="single" w:sz="4" w:color="999999"/>
+          <w:insideV w:val="single" w:sz="4" w:color="999999"/>
+        </w:tblBorders>
+      </w:tblPr>
+      <w:tblGrid>
+        <w:gridCol w:w="4333"/>
+        <w:gridCol w:w="4333"/>
+      </w:tblGrid>
+      <w:tr>
+        <w:tc>
+          <w:tcPr>
+            <w:tcW w:type="dxa" w:w="4333"/>
+            <w:shd w:val="clear" w:color="auto" w:fill="00467F"/>
+          </w:tcPr>
+          <w:p>
+            <w:r/>
+            <w:r>
+              <w:rPr>
+                <w:rFonts w:ascii="맑은 고딕" w:hAnsi="맑은 고딕"/>
+                <w:b/>
+                <w:color w:val="FFFFFF"/>
+                <w:sz w:val="18"/>
+                <w:rFonts w:eastAsia="맑은 고딕"/>
+              </w:rPr>
+              <w:t>항목</w:t>
+            </w:r>
+          </w:p>
+        </w:tc>
+        <w:tc>
+          <w:tcPr>
+            <w:tcW w:type="dxa" w:w="4333"/>
+            <w:shd w:val="clear" w:color="auto" w:fill="00467F"/>
+          </w:tcPr>
+          <w:p>
+            <w:r/>
+            <w:r>
+              <w:rPr>
+                <w:rFonts w:ascii="맑은 고딕" w:hAnsi="맑은 고딕"/>
+                <w:b/>
+                <w:color w:val="FFFFFF"/>
+                <w:sz w:val="18"/>
+                <w:rFonts w:eastAsia="맑은 고딕"/>
+              </w:rPr>
+              <w:t>규모</w:t>
+            </w:r>
+          </w:p>
+        </w:tc>
+      </w:tr>
+      <w:tr>
+        <w:tc>
+          <w:tcPr>
+            <w:tcW w:type="dxa" w:w="4333"/>
+          </w:tcPr>
+          <w:p>
+            <w:r/>
+            <w:r>
+              <w:rPr>
+                <w:rFonts w:ascii="맑은 고딕" w:hAnsi="맑은 고딕"/>
+                <w:b/>
+                <w:sz w:val="18"/>
+                <w:rFonts w:eastAsia="맑은 고딕"/>
+              </w:rPr>
+              <w:t>문의(inquiries)</w:t>
+            </w:r>
+          </w:p>
+        </w:tc>
+        <w:tc>
+          <w:tcPr>
+            <w:tcW w:type="dxa" w:w="4333"/>
+          </w:tcPr>
+          <w:p>
+            <w:r/>
+            <w:r>
+              <w:rPr>
+                <w:rFonts w:ascii="맑은 고딕" w:hAnsi="맑은 고딕"/>
+                <w:b w:val="0"/>
+                <w:sz w:val="18"/>
+                <w:rFonts w:eastAsia="맑은 고딕"/>
+              </w:rPr>
+              <w:t>54건 (실환자 8 · 나머지는 사람이 넣은 점검 자료. 기계 생성 시험 152건은 2026-08-25 정리)</w:t>
+            </w:r>
+          </w:p>
+        </w:tc>
+      </w:tr>
+      <w:tr>
+        <w:tc>
+          <w:tcPr>
+            <w:tcW w:type="dxa" w:w="4333"/>
+          </w:tcPr>
+          <w:p>
+            <w:r/>
+            <w:r>
+              <w:rPr>
+                <w:rFonts w:ascii="맑은 고딕" w:hAnsi="맑은 고딕"/>
+                <w:b/>
+                <w:sz w:val="18"/>
+                <w:rFonts w:eastAsia="맑은 고딕"/>
+              </w:rPr>
+              <w:t>AI 상담 대화(chat_threads / chat_messages)</w:t>
+            </w:r>
+          </w:p>
+        </w:tc>
+        <w:tc>
+          <w:tcPr>
+            <w:tcW w:type="dxa" w:w="4333"/>
+          </w:tcPr>
+          <w:p>
+            <w:r/>
+            <w:r>
+              <w:rPr>
+                <w:rFonts w:ascii="맑은 고딕" w:hAnsi="맑은 고딕"/>
+                <w:b w:val="0"/>
+                <w:sz w:val="18"/>
+                <w:rFonts w:eastAsia="맑은 고딕"/>
+              </w:rPr>
+              <w:t>396 스레드 / 1,077 메시지 (시험 문의 제외 · 채널: 웹 394 · 텔레그램 4 · 에이전시 1)</w:t>
+            </w:r>
+          </w:p>
+        </w:tc>
+      </w:tr>
+      <w:tr>
+        <w:tc>
+          <w:tcPr>
+            <w:tcW w:type="dxa" w:w="4333"/>
+          </w:tcPr>
+          <w:p>
+            <w:r/>
+            <w:r>
+              <w:rPr>
+                <w:rFonts w:ascii="맑은 고딕" w:hAnsi="맑은 고딕"/>
+                <w:b/>
+                <w:sz w:val="18"/>
+                <w:rFonts w:eastAsia="맑은 고딕"/>
+              </w:rPr>
+              <w:t>화상 상담 세션(consultation_sessions)</w:t>
+            </w:r>
+          </w:p>
+        </w:tc>
+        <w:tc>
+          <w:tcPr>
+            <w:tcW w:type="dxa" w:w="4333"/>
+          </w:tcPr>
+          <w:p>
+            <w:r/>
+            <w:r>
+              <w:rPr>
+                <w:rFonts w:ascii="맑은 고딕" w:hAnsi="맑은 고딕"/>
+                <w:b w:val="0"/>
+                <w:sz w:val="18"/>
+                <w:rFonts w:eastAsia="맑은 고딕"/>
+              </w:rPr>
+              <w:t>159건 (실환자 문의 연결 1 · 나머지는 에이전시 미팅·시험 방)</w:t>
+            </w:r>
+          </w:p>
+        </w:tc>
+      </w:tr>
+      <w:tr>
+        <w:tc>
+          <w:tcPr>
+            <w:tcW w:type="dxa" w:w="4333"/>
+          </w:tcPr>
+          <w:p>
+            <w:r/>
+            <w:r>
+              <w:rPr>
+                <w:rFonts w:ascii="맑은 고딕" w:hAnsi="맑은 고딕"/>
+                <w:b/>
+                <w:sz w:val="18"/>
+                <w:rFonts w:eastAsia="맑은 고딕"/>
+              </w:rPr>
+              <w:t>통역 자막(consultation_translations)</w:t>
+            </w:r>
+          </w:p>
+        </w:tc>
+        <w:tc>
+          <w:tcPr>
+            <w:tcW w:type="dxa" w:w="4333"/>
+          </w:tcPr>
+          <w:p>
+            <w:r/>
+            <w:r>
+              <w:rPr>
+                <w:rFonts w:ascii="맑은 고딕" w:hAnsi="맑은 고딕"/>
+                <w:b w:val="0"/>
+                <w:sz w:val="18"/>
+                <w:rFonts w:eastAsia="맑은 고딕"/>
+              </w:rPr>
+              <w:t>3,735건 (시험 방 제외 3,396)</w:t>
+            </w:r>
+          </w:p>
+        </w:tc>
+      </w:tr>
+      <w:tr>
+        <w:tc>
+          <w:tcPr>
+            <w:tcW w:type="dxa" w:w="4333"/>
+          </w:tcPr>
+          <w:p>
+            <w:r/>
+            <w:r>
+              <w:rPr>
+                <w:rFonts w:ascii="맑은 고딕" w:hAnsi="맑은 고딕"/>
+                <w:b/>
+                <w:sz w:val="18"/>
+                <w:rFonts w:eastAsia="맑은 고딕"/>
+              </w:rPr>
+              <w:t>전문의 소견(case_opinions)</w:t>
+            </w:r>
+          </w:p>
+        </w:tc>
+        <w:tc>
+          <w:tcPr>
+            <w:tcW w:type="dxa" w:w="4333"/>
+          </w:tcPr>
+          <w:p>
+            <w:r/>
+            <w:r>
+              <w:rPr>
+                <w:rFonts w:ascii="맑은 고딕" w:hAnsi="맑은 고딕"/>
+                <w:b w:val="0"/>
+                <w:sz w:val="18"/>
+                <w:rFonts w:eastAsia="맑은 고딕"/>
+              </w:rPr>
+              <w:t>6건 전부 환자 전달 완료 · 소견 요청 3건</w:t>
+            </w:r>
+          </w:p>
+        </w:tc>
+      </w:tr>
+      <w:tr>
+        <w:tc>
+          <w:tcPr>
+            <w:tcW w:type="dxa" w:w="4333"/>
+          </w:tcPr>
+          <w:p>
+            <w:r/>
+            <w:r>
+              <w:rPr>
+                <w:rFonts w:ascii="맑은 고딕" w:hAnsi="맑은 고딕"/>
+                <w:b/>
+                <w:sz w:val="18"/>
+                <w:rFonts w:eastAsia="맑은 고딕"/>
+              </w:rPr>
+              <w:t>서류 번역(attachment_translations)</w:t>
+            </w:r>
+          </w:p>
+        </w:tc>
+        <w:tc>
+          <w:tcPr>
+            <w:tcW w:type="dxa" w:w="4333"/>
+          </w:tcPr>
+          <w:p>
+            <w:r/>
+            <w:r>
+              <w:rPr>
+                <w:rFonts w:ascii="맑은 고딕" w:hAnsi="맑은 고딕"/>
+                <w:b w:val="0"/>
+                <w:sz w:val="18"/>
+                <w:rFonts w:eastAsia="맑은 고딕"/>
+              </w:rPr>
+              <w:t>23건</w:t>
+            </w:r>
+          </w:p>
+        </w:tc>
+      </w:tr>
+      <w:tr>
+        <w:tc>
+          <w:tcPr>
+            <w:tcW w:type="dxa" w:w="4333"/>
+          </w:tcPr>
+          <w:p>
+            <w:r/>
+            <w:r>
+              <w:rPr>
+                <w:rFonts w:ascii="맑은 고딕" w:hAnsi="맑은 고딕"/>
+                <w:b/>
+                <w:sz w:val="18"/>
+                <w:rFonts w:eastAsia="맑은 고딕"/>
+              </w:rPr>
+              <w:t>근거 문서(rag_documents / rag_chunks)</w:t>
+            </w:r>
+          </w:p>
+        </w:tc>
+        <w:tc>
+          <w:tcPr>
+            <w:tcW w:type="dxa" w:w="4333"/>
+          </w:tcPr>
+          <w:p>
+            <w:r/>
+            <w:r>
+              <w:rPr>
+                <w:rFonts w:ascii="맑은 고딕" w:hAnsi="맑은 고딕"/>
+                <w:b w:val="0"/>
+                <w:sz w:val="18"/>
+                <w:rFonts w:eastAsia="맑은 고딕"/>
+              </w:rPr>
+              <w:t>63건 / 105조각</w:t>
+            </w:r>
+          </w:p>
+        </w:tc>
+      </w:tr>
+      <w:tr>
+        <w:tc>
+          <w:tcPr>
+            <w:tcW w:type="dxa" w:w="4333"/>
+          </w:tcPr>
+          <w:p>
+            <w:r/>
+            <w:r>
+              <w:rPr>
+                <w:rFonts w:ascii="맑은 고딕" w:hAnsi="맑은 고딕"/>
+                <w:b/>
+                <w:sz w:val="18"/>
+                <w:rFonts w:eastAsia="맑은 고딕"/>
+              </w:rPr>
+              <w:t>AI 응답 품질 판정(ai_response_evaluations)</w:t>
+            </w:r>
+          </w:p>
+        </w:tc>
+        <w:tc>
+          <w:tcPr>
+            <w:tcW w:type="dxa" w:w="4333"/>
+          </w:tcPr>
+          <w:p>
+            <w:r/>
+            <w:r>
+              <w:rPr>
+                <w:rFonts w:ascii="맑은 고딕" w:hAnsi="맑은 고딕"/>
+                <w:b w:val="0"/>
+                <w:sz w:val="18"/>
+                <w:rFonts w:eastAsia="맑은 고딕"/>
+              </w:rPr>
+              <w:t>493건 (8/24 판사 수정 이후 61건: 평균 0.974 · 0.7 이상 98.4%)</w:t>
+            </w:r>
+          </w:p>
+        </w:tc>
+      </w:tr>
+      <w:tr>
+        <w:tc>
+          <w:tcPr>
+            <w:tcW w:type="dxa" w:w="4333"/>
+          </w:tcPr>
+          <w:p>
+            <w:r/>
+            <w:r>
+              <w:rPr>
+                <w:rFonts w:ascii="맑은 고딕" w:hAnsi="맑은 고딕"/>
+                <w:b/>
+                <w:sz w:val="18"/>
+                <w:rFonts w:eastAsia="맑은 고딕"/>
+              </w:rPr>
+              <w:t>AI 자가시험(ai_regression_runs)</w:t>
+            </w:r>
+          </w:p>
+        </w:tc>
+        <w:tc>
+          <w:tcPr>
+            <w:tcW w:type="dxa" w:w="4333"/>
+          </w:tcPr>
+          <w:p>
+            <w:r/>
+            <w:r>
+              <w:rPr>
+                <w:rFonts w:ascii="맑은 고딕" w:hAnsi="맑은 고딕"/>
+                <w:b w:val="0"/>
+                <w:sz w:val="18"/>
+                <w:rFonts w:eastAsia="맑은 고딕"/>
+              </w:rPr>
+              <w:t>2,512건 (50문항 × 회차. 최근 9/03 통과율 94%)</w:t>
+            </w:r>
+          </w:p>
+        </w:tc>
+      </w:tr>
+      <w:tr>
+        <w:tc>
+          <w:tcPr>
+            <w:tcW w:type="dxa" w:w="4333"/>
+          </w:tcPr>
+          <w:p>
+            <w:r/>
+            <w:r>
+              <w:rPr>
+                <w:rFonts w:ascii="맑은 고딕" w:hAnsi="맑은 고딕"/>
+                <w:b/>
+                <w:sz w:val="18"/>
+                <w:rFonts w:eastAsia="맑은 고딕"/>
+              </w:rPr>
+              <w:t>AI 사용 기록(ai_usage_events)</w:t>
+            </w:r>
+          </w:p>
+        </w:tc>
+        <w:tc>
+          <w:tcPr>
+            <w:tcW w:type="dxa" w:w="4333"/>
+          </w:tcPr>
+          <w:p>
+            <w:r/>
+            <w:r>
+              <w:rPr>
+                <w:rFonts w:ascii="맑은 고딕" w:hAnsi="맑은 고딕"/>
+                <w:b w:val="0"/>
+                <w:sz w:val="18"/>
+                <w:rFonts w:eastAsia="맑은 고딕"/>
+              </w:rPr>
+              <w:t>3,269건 (최근 30일 추정 비용 US$23 — 그중 자가시험이 약 1/3)</w:t>
+            </w:r>
+          </w:p>
+        </w:tc>
+      </w:tr>
+      <w:tr>
+        <w:tc>
+          <w:tcPr>
+            <w:tcW w:type="dxa" w:w="4333"/>
+          </w:tcPr>
+          <w:p>
+            <w:r/>
+            <w:r>
+              <w:rPr>
+                <w:rFonts w:ascii="맑은 고딕" w:hAnsi="맑은 고딕"/>
+                <w:b/>
+                <w:sz w:val="18"/>
+                <w:rFonts w:eastAsia="맑은 고딕"/>
+              </w:rPr>
+              <w:t>알림(notifications)</w:t>
+            </w:r>
+          </w:p>
+        </w:tc>
+        <w:tc>
+          <w:tcPr>
+            <w:tcW w:type="dxa" w:w="4333"/>
+          </w:tcPr>
+          <w:p>
+            <w:r/>
+            <w:r>
+              <w:rPr>
+                <w:rFonts w:ascii="맑은 고딕" w:hAnsi="맑은 고딕"/>
+                <w:b w:val="0"/>
+                <w:sz w:val="18"/>
+                <w:rFonts w:eastAsia="맑은 고딕"/>
+              </w:rPr>
+              <w:t>1,175건 (최근 30일 300)</w:t>
+            </w:r>
+          </w:p>
+        </w:tc>
+      </w:tr>
+      <w:tr>
+        <w:tc>
+          <w:tcPr>
+            <w:tcW w:type="dxa" w:w="4333"/>
+          </w:tcPr>
+          <w:p>
+            <w:r/>
+            <w:r>
+              <w:rPr>
+                <w:rFonts w:ascii="맑은 고딕" w:hAnsi="맑은 고딕"/>
+                <w:b/>
+                <w:sz w:val="18"/>
+                <w:rFonts w:eastAsia="맑은 고딕"/>
+              </w:rPr>
+              <w:t>푸시 기기 등록(device_tokens)</w:t>
+            </w:r>
+          </w:p>
+        </w:tc>
+        <w:tc>
+          <w:tcPr>
+            <w:tcW w:type="dxa" w:w="4333"/>
+          </w:tcPr>
+          <w:p>
+            <w:r/>
+            <w:r>
+              <w:rPr>
+                <w:rFonts w:ascii="맑은 고딕" w:hAnsi="맑은 고딕"/>
+                <w:b w:val="0"/>
+                <w:sz w:val="18"/>
+                <w:rFonts w:eastAsia="맑은 고딕"/>
+              </w:rPr>
+              <w:t>23건</w:t>
+            </w:r>
+          </w:p>
+        </w:tc>
+      </w:tr>
+      <w:tr>
+        <w:tc>
+          <w:tcPr>
+            <w:tcW w:type="dxa" w:w="4333"/>
+          </w:tcPr>
+          <w:p>
+            <w:r/>
+            <w:r>
+              <w:rPr>
+                <w:rFonts w:ascii="맑은 고딕" w:hAnsi="맑은 고딕"/>
+                <w:b/>
+                <w:sz w:val="18"/>
+                <w:rFonts w:eastAsia="맑은 고딕"/>
+              </w:rPr>
+              <w:t>증상 보고(symptom_reports) / 경보(symptom_alerts)</w:t>
+            </w:r>
+          </w:p>
+        </w:tc>
+        <w:tc>
+          <w:tcPr>
+            <w:tcW w:type="dxa" w:w="4333"/>
+          </w:tcPr>
+          <w:p>
+            <w:r/>
+            <w:r>
+              <w:rPr>
+                <w:rFonts w:ascii="맑은 고딕" w:hAnsi="맑은 고딕"/>
+                <w:b w:val="0"/>
+                <w:sz w:val="18"/>
+                <w:rFonts w:eastAsia="맑은 고딕"/>
+              </w:rPr>
+              <w:t>22건 / 6건 (시연·점검 포함)</w:t>
+            </w:r>
+          </w:p>
+        </w:tc>
+      </w:tr>
+      <w:tr>
+        <w:tc>
+          <w:tcPr>
+            <w:tcW w:type="dxa" w:w="4333"/>
+          </w:tcPr>
+          <w:p>
+            <w:r/>
+            <w:r>
+              <w:rPr>
+                <w:rFonts w:ascii="맑은 고딕" w:hAnsi="맑은 고딕"/>
+                <w:b/>
+                <w:sz w:val="18"/>
+                <w:rFonts w:eastAsia="맑은 고딕"/>
+              </w:rPr>
+              <w:t>교육 콘텐츠(education_contents)</w:t>
+            </w:r>
+          </w:p>
+        </w:tc>
+        <w:tc>
+          <w:tcPr>
+            <w:tcW w:type="dxa" w:w="4333"/>
+          </w:tcPr>
+          <w:p>
+            <w:r/>
+            <w:r>
+              <w:rPr>
+                <w:rFonts w:ascii="맑은 고딕" w:hAnsi="맑은 고딕"/>
+                <w:b w:val="0"/>
+                <w:sz w:val="18"/>
+                <w:rFonts w:eastAsia="맑은 고딕"/>
+              </w:rPr>
+              <w:t>18건 (암 5종 · 6개 언어)</w:t>
+            </w:r>
+          </w:p>
+        </w:tc>
+      </w:tr>
+      <w:tr>
+        <w:tc>
+          <w:tcPr>
+            <w:tcW w:type="dxa" w:w="4333"/>
+          </w:tcPr>
+          <w:p>
+            <w:r/>
+            <w:r>
+              <w:rPr>
+                <w:rFonts w:ascii="맑은 고딕" w:hAnsi="맑은 고딕"/>
+                <w:b/>
+                <w:sz w:val="18"/>
+                <w:rFonts w:eastAsia="맑은 고딕"/>
+              </w:rPr>
+              <w:t>제휴 의료기관(hospitals)</w:t>
+            </w:r>
+          </w:p>
+        </w:tc>
+        <w:tc>
+          <w:tcPr>
+            <w:tcW w:type="dxa" w:w="4333"/>
+          </w:tcPr>
+          <w:p>
+            <w:r/>
+            <w:r>
+              <w:rPr>
+                <w:rFonts w:ascii="맑은 고딕" w:hAnsi="맑은 고딕"/>
+                <w:b w:val="0"/>
+                <w:sz w:val="18"/>
+                <w:rFonts w:eastAsia="맑은 고딕"/>
+              </w:rPr>
+              <w:t>발행 8곳 (협진 대학병원 4 + 면력한방병원 4지점) · 시험 등록 1</w:t>
+            </w:r>
+          </w:p>
+        </w:tc>
+      </w:tr>
+      <w:tr>
+        <w:tc>
+          <w:tcPr>
+            <w:tcW w:type="dxa" w:w="4333"/>
+          </w:tcPr>
+          <w:p>
+            <w:r/>
+            <w:r>
+              <w:rPr>
+                <w:rFonts w:ascii="맑은 고딕" w:hAnsi="맑은 고딕"/>
+                <w:b/>
+                <w:sz w:val="18"/>
+                <w:rFonts w:eastAsia="맑은 고딕"/>
+              </w:rPr>
+              <w:t>성과지표 스냅샷(kpi_snapshots)</w:t>
+            </w:r>
+          </w:p>
+        </w:tc>
+        <w:tc>
+          <w:tcPr>
+            <w:tcW w:type="dxa" w:w="4333"/>
+          </w:tcPr>
+          <w:p>
+            <w:r/>
+            <w:r>
+              <w:rPr>
+                <w:rFonts w:ascii="맑은 고딕" w:hAnsi="맑은 고딕"/>
+                <w:b w:val="0"/>
+                <w:sz w:val="18"/>
+                <w:rFonts w:eastAsia="맑은 고딕"/>
+              </w:rPr>
+              <w:t>111일치</w:t>
+            </w:r>
+          </w:p>
+        </w:tc>
+      </w:tr>
+    </w:tbl>
+    <w:p/>
+    <w:p>
+      <w:r>
+        <w:rPr>
+          <w:rFonts w:ascii="맑은 고딕" w:hAnsi="맑은 고딕"/>
+          <w:b/>
+          <w:color w:val="00467F"/>
+          <w:sz w:val="24"/>
+          <w:rFonts w:eastAsia="맑은 고딕"/>
+        </w:rPr>
+        <w:t>8. 남은 일 · 기술 부채</w:t>
+      </w:r>
+    </w:p>
+    <w:p>
+      <w:r>
+        <w:rPr>
+          <w:rFonts w:ascii="맑은 고딕" w:hAnsi="맑은 고딕"/>
+          <w:b w:val="0"/>
+          <w:sz w:val="18"/>
+          <w:rFonts w:eastAsia="맑은 고딕"/>
+        </w:rPr>
+        <w:t>「완료」 뒤에 남은 것. 고치면 _facts.py GAPS 에서 지운다.</w:t>
+      </w:r>
+    </w:p>
+    <w:tbl>
+      <w:tblPr>
+        <w:tblW w:type="auto" w:w="0"/>
+        <w:tblLook w:firstColumn="1" w:firstRow="1" w:lastColumn="0" w:lastRow="0" w:noHBand="0" w:noVBand="1" w:val="04A0"/>
+        <w:tblBorders>
+          <w:top w:val="single" w:sz="4" w:color="999999"/>
+          <w:left w:val="single" w:sz="4" w:color="999999"/>
+          <w:bottom w:val="single" w:sz="4" w:color="999999"/>
+          <w:right w:val="single" w:sz="4" w:color="999999"/>
+          <w:insideH w:val="single" w:sz="4" w:color="999999"/>
+          <w:insideV w:val="single" w:sz="4" w:color="999999"/>
+        </w:tblBorders>
+      </w:tblPr>
+      <w:tblGrid>
+        <w:gridCol w:w="2889"/>
+        <w:gridCol w:w="2889"/>
+        <w:gridCol w:w="2889"/>
+      </w:tblGrid>
+      <w:tr>
+        <w:tc>
+          <w:tcPr>
+            <w:tcW w:type="dxa" w:w="2889"/>
+            <w:shd w:val="clear" w:color="auto" w:fill="00467F"/>
+          </w:tcPr>
+          <w:p>
+            <w:r/>
+            <w:r>
+              <w:rPr>
+                <w:rFonts w:ascii="맑은 고딕" w:hAnsi="맑은 고딕"/>
+                <w:b/>
+                <w:color w:val="FFFFFF"/>
+                <w:sz w:val="18"/>
+                <w:rFonts w:eastAsia="맑은 고딕"/>
+              </w:rPr>
+              <w:t>영역</w:t>
+            </w:r>
+          </w:p>
+        </w:tc>
+        <w:tc>
+          <w:tcPr>
+            <w:tcW w:type="dxa" w:w="2889"/>
+            <w:shd w:val="clear" w:color="auto" w:fill="00467F"/>
+          </w:tcPr>
+          <w:p>
+            <w:r/>
+            <w:r>
+              <w:rPr>
+                <w:rFonts w:ascii="맑은 고딕" w:hAnsi="맑은 고딕"/>
+                <w:b/>
+                <w:color w:val="FFFFFF"/>
+                <w:sz w:val="18"/>
+                <w:rFonts w:eastAsia="맑은 고딕"/>
+              </w:rPr>
+              <w:t>무엇이 남았나</w:t>
+            </w:r>
+          </w:p>
+        </w:tc>
+        <w:tc>
+          <w:tcPr>
+            <w:tcW w:type="dxa" w:w="2889"/>
+            <w:shd w:val="clear" w:color="auto" w:fill="00467F"/>
+          </w:tcPr>
+          <w:p>
+            <w:r/>
+            <w:r>
+              <w:rPr>
+                <w:rFonts w:ascii="맑은 고딕" w:hAnsi="맑은 고딕"/>
+                <w:b/>
+                <w:color w:val="FFFFFF"/>
+                <w:sz w:val="18"/>
+                <w:rFonts w:eastAsia="맑은 고딕"/>
+              </w:rPr>
+              <w:t>어디를 보면 되나</w:t>
+            </w:r>
+          </w:p>
+        </w:tc>
+      </w:tr>
+      <w:tr>
+        <w:tc>
+          <w:tcPr>
+            <w:tcW w:type="dxa" w:w="2889"/>
+          </w:tcPr>
+          <w:p>
+            <w:r/>
+            <w:r>
+              <w:rPr>
+                <w:rFonts w:ascii="맑은 고딕" w:hAnsi="맑은 고딕"/>
+                <w:b/>
+                <w:sz w:val="18"/>
+                <w:rFonts w:eastAsia="맑은 고딕"/>
+              </w:rPr>
+              <w:t>AI 상담 3계층</w:t>
+            </w:r>
+          </w:p>
+        </w:tc>
+        <w:tc>
+          <w:tcPr>
+            <w:tcW w:type="dxa" w:w="2889"/>
+          </w:tcPr>
+          <w:p>
+            <w:r/>
+            <w:r>
+              <w:rPr>
+                <w:rFonts w:ascii="맑은 고딕" w:hAnsi="맑은 고딕"/>
+                <w:b w:val="0"/>
+                <w:sz w:val="18"/>
+                <w:rFonts w:eastAsia="맑은 고딕"/>
+              </w:rPr>
+              <w:t>구글 검색 그라운딩 미작동(옵션 이름이 SDK 와 다름). 정식 googleSearch 도구로 바꾸거나 «3계층» 표현을 내릴 것</w:t>
+            </w:r>
+          </w:p>
+        </w:tc>
+        <w:tc>
+          <w:tcPr>
+            <w:tcW w:type="dxa" w:w="2889"/>
+          </w:tcPr>
+          <w:p>
+            <w:r/>
+            <w:r>
+              <w:rPr>
+                <w:rFonts w:ascii="맑은 고딕" w:hAnsi="맑은 고딕"/>
+                <w:b w:val="0"/>
+                <w:sz w:val="18"/>
+                <w:rFonts w:eastAsia="맑은 고딕"/>
+              </w:rPr>
+              <w:t>src/lib/chat/generateReply.ts 의 useSearchGrounding 주석</w:t>
+            </w:r>
+          </w:p>
+        </w:tc>
+      </w:tr>
+      <w:tr>
+        <w:tc>
+          <w:tcPr>
+            <w:tcW w:type="dxa" w:w="2889"/>
+          </w:tcPr>
+          <w:p>
+            <w:r/>
+            <w:r>
+              <w:rPr>
+                <w:rFonts w:ascii="맑은 고딕" w:hAnsi="맑은 고딕"/>
+                <w:b/>
+                <w:sz w:val="18"/>
+                <w:rFonts w:eastAsia="맑은 고딕"/>
+              </w:rPr>
+              <w:t>AI 응답 속도</w:t>
+            </w:r>
+          </w:p>
+        </w:tc>
+        <w:tc>
+          <w:tcPr>
+            <w:tcW w:type="dxa" w:w="2889"/>
+          </w:tcPr>
+          <w:p>
+            <w:r/>
+            <w:r>
+              <w:rPr>
+                <w:rFonts w:ascii="맑은 고딕" w:hAnsi="맑은 고딕"/>
+                <w:b w:val="0"/>
+                <w:sz w:val="18"/>
+                <w:rFonts w:eastAsia="맑은 고딕"/>
+              </w:rPr>
+              <w:t>실서비스 경로 자가시험에서 첫 글자 P95 5.33초로 목표 5초를 넘긴 회차 있음(10%). 병목은 제미나이 «생각 수준» 호환 사다리의 첫 왕복</w:t>
+            </w:r>
+          </w:p>
+        </w:tc>
+        <w:tc>
+          <w:tcPr>
+            <w:tcW w:type="dxa" w:w="2889"/>
+          </w:tcPr>
+          <w:p>
+            <w:r/>
+            <w:r>
+              <w:rPr>
+                <w:rFonts w:ascii="맑은 고딕" w:hAnsi="맑은 고딕"/>
+                <w:b w:val="0"/>
+                <w:sz w:val="18"/>
+                <w:rFonts w:eastAsia="맑은 고딕"/>
+              </w:rPr>
+              <w:t>src/lib/chat/regressionRunner.ts · ai_regression_runs.first_token_ms</w:t>
+            </w:r>
+          </w:p>
+        </w:tc>
+      </w:tr>
+      <w:tr>
+        <w:tc>
+          <w:tcPr>
+            <w:tcW w:type="dxa" w:w="2889"/>
+          </w:tcPr>
+          <w:p>
+            <w:r/>
+            <w:r>
+              <w:rPr>
+                <w:rFonts w:ascii="맑은 고딕" w:hAnsi="맑은 고딕"/>
+                <w:b/>
+                <w:sz w:val="18"/>
+                <w:rFonts w:eastAsia="맑은 고딕"/>
+              </w:rPr>
+              <w:t>인앱 알림</w:t>
+            </w:r>
+          </w:p>
+        </w:tc>
+        <w:tc>
+          <w:tcPr>
+            <w:tcW w:type="dxa" w:w="2889"/>
+          </w:tcPr>
+          <w:p>
+            <w:r/>
+            <w:r>
+              <w:rPr>
+                <w:rFonts w:ascii="맑은 고딕" w:hAnsi="맑은 고딕"/>
+                <w:b w:val="0"/>
+                <w:sz w:val="18"/>
+                <w:rFonts w:eastAsia="맑은 고딕"/>
+              </w:rPr>
+              <w:t>벨은 30초 폴링이다(Supabase Realtime 아님). 실시간이 필요하면 상담방 메시지처럼 channel 구독으로</w:t>
+            </w:r>
+          </w:p>
+        </w:tc>
+        <w:tc>
+          <w:tcPr>
+            <w:tcW w:type="dxa" w:w="2889"/>
+          </w:tcPr>
+          <w:p>
+            <w:r/>
+            <w:r>
+              <w:rPr>
+                <w:rFonts w:ascii="맑은 고딕" w:hAnsi="맑은 고딕"/>
+                <w:b w:val="0"/>
+                <w:sz w:val="18"/>
+                <w:rFonts w:eastAsia="맑은 고딕"/>
+              </w:rPr>
+              <w:t>src/components/NotificationBell.jsx</w:t>
+            </w:r>
+          </w:p>
+        </w:tc>
+      </w:tr>
+      <w:tr>
+        <w:tc>
+          <w:tcPr>
+            <w:tcW w:type="dxa" w:w="2889"/>
+          </w:tcPr>
+          <w:p>
+            <w:r/>
+            <w:r>
+              <w:rPr>
+                <w:rFonts w:ascii="맑은 고딕" w:hAnsi="맑은 고딕"/>
+                <w:b/>
+                <w:sz w:val="18"/>
+                <w:rFonts w:eastAsia="맑은 고딕"/>
+              </w:rPr>
+              <w:t>이메일 발송 로그</w:t>
+            </w:r>
+          </w:p>
+        </w:tc>
+        <w:tc>
+          <w:tcPr>
+            <w:tcW w:type="dxa" w:w="2889"/>
+          </w:tcPr>
+          <w:p>
+            <w:r/>
+            <w:r>
+              <w:rPr>
+                <w:rFonts w:ascii="맑은 고딕" w:hAnsi="맑은 고딕"/>
+                <w:b w:val="0"/>
+                <w:sz w:val="18"/>
+                <w:rFonts w:eastAsia="맑은 고딕"/>
+              </w:rPr>
+              <w:t>일반 발송은 로그 표에 남지 않는다(관리자 테스트 발송만 기록). 발송 실패를 되짚으려면 Resend 콘솔</w:t>
+            </w:r>
+          </w:p>
+        </w:tc>
+        <w:tc>
+          <w:tcPr>
+            <w:tcW w:type="dxa" w:w="2889"/>
+          </w:tcPr>
+          <w:p>
+            <w:r/>
+            <w:r>
+              <w:rPr>
+                <w:rFonts w:ascii="맑은 고딕" w:hAnsi="맑은 고딕"/>
+                <w:b w:val="0"/>
+                <w:sz w:val="18"/>
+                <w:rFonts w:eastAsia="맑은 고딕"/>
+              </w:rPr>
+              <w:t>src/lib/email/sendEmail.ts · admin_notification_logs</w:t>
+            </w:r>
+          </w:p>
+        </w:tc>
+      </w:tr>
+      <w:tr>
+        <w:tc>
+          <w:tcPr>
+            <w:tcW w:type="dxa" w:w="2889"/>
+          </w:tcPr>
+          <w:p>
+            <w:r/>
+            <w:r>
+              <w:rPr>
+                <w:rFonts w:ascii="맑은 고딕" w:hAnsi="맑은 고딕"/>
+                <w:b/>
+                <w:sz w:val="18"/>
+                <w:rFonts w:eastAsia="맑은 고딕"/>
+              </w:rPr>
+              <w:t>병원 포털</w:t>
+            </w:r>
+          </w:p>
+        </w:tc>
+        <w:tc>
+          <w:tcPr>
+            <w:tcW w:type="dxa" w:w="2889"/>
+          </w:tcPr>
+          <w:p>
+            <w:r/>
+            <w:r>
+              <w:rPr>
+                <w:rFonts w:ascii="맑은 고딕" w:hAnsi="맑은 고딕"/>
+                <w:b w:val="0"/>
+                <w:sz w:val="18"/>
+                <w:rFonts w:eastAsia="맑은 고딕"/>
+              </w:rPr>
+              <w:t>「병원 정보」·「시술 카탈로그」는 기능 플래그로 꺼져 있고(공개 연동 준비 중), 진료 결과 입력·가용 일정 화면은 없다</w:t>
+            </w:r>
+          </w:p>
+        </w:tc>
+        <w:tc>
+          <w:tcPr>
+            <w:tcW w:type="dxa" w:w="2889"/>
+          </w:tcPr>
+          <w:p>
+            <w:r/>
+            <w:r>
+              <w:rPr>
+                <w:rFonts w:ascii="맑은 고딕" w:hAnsi="맑은 고딕"/>
+                <w:b w:val="0"/>
+                <w:sz w:val="18"/>
+                <w:rFonts w:eastAsia="맑은 고딕"/>
+              </w:rPr>
+              <w:t>app/hospital/_components/featureFlags.js</w:t>
+            </w:r>
+          </w:p>
+        </w:tc>
+      </w:tr>
+      <w:tr>
+        <w:tc>
+          <w:tcPr>
+            <w:tcW w:type="dxa" w:w="2889"/>
+          </w:tcPr>
+          <w:p>
+            <w:r/>
+            <w:r>
+              <w:rPr>
+                <w:rFonts w:ascii="맑은 고딕" w:hAnsi="맑은 고딕"/>
+                <w:b/>
+                <w:sz w:val="18"/>
+                <w:rFonts w:eastAsia="맑은 고딕"/>
+              </w:rPr>
+              <w:t>예약</w:t>
+            </w:r>
+          </w:p>
+        </w:tc>
+        <w:tc>
+          <w:tcPr>
+            <w:tcW w:type="dxa" w:w="2889"/>
+          </w:tcPr>
+          <w:p>
+            <w:r/>
+            <w:r>
+              <w:rPr>
+                <w:rFonts w:ascii="맑은 고딕" w:hAnsi="맑은 고딕"/>
+                <w:b w:val="0"/>
+                <w:sz w:val="18"/>
+                <w:rFonts w:eastAsia="맑은 고딕"/>
+              </w:rPr>
+              <w:t>병원 가용 일정을 코디가 «입력할 화면»이 없다. 구글 캘린더 등록은 서비스 계정 캘린더로 단방향</w:t>
+            </w:r>
+          </w:p>
+        </w:tc>
+        <w:tc>
+          <w:tcPr>
+            <w:tcW w:type="dxa" w:w="2889"/>
+          </w:tcPr>
+          <w:p>
+            <w:r/>
+            <w:r>
+              <w:rPr>
+                <w:rFonts w:ascii="맑은 고딕" w:hAnsi="맑은 고딕"/>
+                <w:b w:val="0"/>
+                <w:sz w:val="18"/>
+                <w:rFonts w:eastAsia="맑은 고딕"/>
+              </w:rPr>
+              <w:t>src/lib/calendar/googleCalendar.ts</w:t>
+            </w:r>
+          </w:p>
+        </w:tc>
+      </w:tr>
+      <w:tr>
+        <w:tc>
+          <w:tcPr>
+            <w:tcW w:type="dxa" w:w="2889"/>
+          </w:tcPr>
+          <w:p>
+            <w:r/>
+            <w:r>
+              <w:rPr>
+                <w:rFonts w:ascii="맑은 고딕" w:hAnsi="맑은 고딕"/>
+                <w:b/>
+                <w:sz w:val="18"/>
+                <w:rFonts w:eastAsia="맑은 고딕"/>
+              </w:rPr>
+              <w:t>견적</w:t>
+            </w:r>
+          </w:p>
+        </w:tc>
+        <w:tc>
+          <w:tcPr>
+            <w:tcW w:type="dxa" w:w="2889"/>
+          </w:tcPr>
+          <w:p>
+            <w:r/>
+            <w:r>
+              <w:rPr>
+                <w:rFonts w:ascii="맑은 고딕" w:hAnsi="맑은 고딕"/>
+                <w:b w:val="0"/>
+                <w:sz w:val="18"/>
+                <w:rFonts w:eastAsia="맑은 고딕"/>
+              </w:rPr>
+              <w:t>AI 적정가 자동 산출은 없다. 코디가 견적을 쓰고 이력을 관리한다</w:t>
+            </w:r>
+          </w:p>
+        </w:tc>
+        <w:tc>
+          <w:tcPr>
+            <w:tcW w:type="dxa" w:w="2889"/>
+          </w:tcPr>
+          <w:p>
+            <w:r/>
+            <w:r>
+              <w:rPr>
+                <w:rFonts w:ascii="맑은 고딕" w:hAnsi="맑은 고딕"/>
+                <w:b w:val="0"/>
+                <w:sz w:val="18"/>
+                <w:rFonts w:eastAsia="맑은 고딕"/>
+              </w:rPr>
+              <w:t>app/coordinator/cost-estimates</w:t>
+            </w:r>
+          </w:p>
+        </w:tc>
+      </w:tr>
+      <w:tr>
+        <w:tc>
+          <w:tcPr>
+            <w:tcW w:type="dxa" w:w="2889"/>
+          </w:tcPr>
+          <w:p>
+            <w:r/>
+            <w:r>
+              <w:rPr>
+                <w:rFonts w:ascii="맑은 고딕" w:hAnsi="맑은 고딕"/>
+                <w:b/>
+                <w:sz w:val="18"/>
+                <w:rFonts w:eastAsia="맑은 고딕"/>
+              </w:rPr>
+              <w:t>증상 위험도</w:t>
+            </w:r>
+          </w:p>
+        </w:tc>
+        <w:tc>
+          <w:tcPr>
+            <w:tcW w:type="dxa" w:w="2889"/>
+          </w:tcPr>
+          <w:p>
+            <w:r/>
+            <w:r>
+              <w:rPr>
+                <w:rFonts w:ascii="맑은 고딕" w:hAnsi="맑은 고딕"/>
+                <w:b w:val="0"/>
+                <w:sz w:val="18"/>
+                <w:rFonts w:eastAsia="맑은 고딕"/>
+              </w:rPr>
+              <w:t>규칙 기반(응급 키워드 + 점수식)이지 AI 판정이 아니다. 파일 머리말의 «2차: AI 분석»은 미구현</w:t>
+            </w:r>
+          </w:p>
+        </w:tc>
+        <w:tc>
+          <w:tcPr>
+            <w:tcW w:type="dxa" w:w="2889"/>
+          </w:tcPr>
+          <w:p>
+            <w:r/>
+            <w:r>
+              <w:rPr>
+                <w:rFonts w:ascii="맑은 고딕" w:hAnsi="맑은 고딕"/>
+                <w:b w:val="0"/>
+                <w:sz w:val="18"/>
+                <w:rFonts w:eastAsia="맑은 고딕"/>
+              </w:rPr>
+              <w:t>src/lib/followup/symptomAnalyzer.ts</w:t>
+            </w:r>
+          </w:p>
+        </w:tc>
+      </w:tr>
+      <w:tr>
+        <w:tc>
+          <w:tcPr>
+            <w:tcW w:type="dxa" w:w="2889"/>
+          </w:tcPr>
+          <w:p>
+            <w:r/>
+            <w:r>
+              <w:rPr>
+                <w:rFonts w:ascii="맑은 고딕" w:hAnsi="맑은 고딕"/>
+                <w:b/>
+                <w:sz w:val="18"/>
+                <w:rFonts w:eastAsia="맑은 고딕"/>
+              </w:rPr>
+              <w:t>개인정보 칸 정리</w:t>
+            </w:r>
+          </w:p>
+        </w:tc>
+        <w:tc>
+          <w:tcPr>
+            <w:tcW w:type="dxa" w:w="2889"/>
+          </w:tcPr>
+          <w:p>
+            <w:r/>
+            <w:r>
+              <w:rPr>
+                <w:rFonts w:ascii="맑은 고딕" w:hAnsi="맑은 고딕"/>
+                <w:b w:val="0"/>
+                <w:sz w:val="18"/>
+                <w:rFonts w:eastAsia="맑은 고딕"/>
+              </w:rPr>
+              <w:t>값은 전부 암호문이지만 «평문 이름의 칸»에 저장 중. 평문 컬럼 삭제 마이그레이션은 실행 금지(돌리면 26~29건 소실)</w:t>
+            </w:r>
+          </w:p>
+        </w:tc>
+        <w:tc>
+          <w:tcPr>
+            <w:tcW w:type="dxa" w:w="2889"/>
+          </w:tcPr>
+          <w:p>
+            <w:r/>
+            <w:r>
+              <w:rPr>
+                <w:rFonts w:ascii="맑은 고딕" w:hAnsi="맑은 고딕"/>
+                <w:b w:val="0"/>
+                <w:sz w:val="18"/>
+                <w:rFonts w:eastAsia="맑은 고딕"/>
+              </w:rPr>
+              <w:t>migrations/20260420_drop_*_plaintext.sql 머리말</w:t>
+            </w:r>
+          </w:p>
+        </w:tc>
+      </w:tr>
+      <w:tr>
+        <w:tc>
+          <w:tcPr>
+            <w:tcW w:type="dxa" w:w="2889"/>
+          </w:tcPr>
+          <w:p>
+            <w:r/>
+            <w:r>
+              <w:rPr>
+                <w:rFonts w:ascii="맑은 고딕" w:hAnsi="맑은 고딕"/>
+                <w:b/>
+                <w:sz w:val="18"/>
+                <w:rFonts w:eastAsia="맑은 고딕"/>
+              </w:rPr>
+              <w:t>만족도(K-03)</w:t>
+            </w:r>
+          </w:p>
+        </w:tc>
+        <w:tc>
+          <w:tcPr>
+            <w:tcW w:type="dxa" w:w="2889"/>
+          </w:tcPr>
+          <w:p>
+            <w:r/>
+            <w:r>
+              <w:rPr>
+                <w:rFonts w:ascii="맑은 고딕" w:hAnsi="맑은 고딕"/>
+                <w:b w:val="0"/>
+                <w:sz w:val="18"/>
+                <w:rFonts w:eastAsia="맑은 고딕"/>
+              </w:rPr>
+              <w:t>실환자 응답 0건. 발송 조건이 코디의 [상담 완료] 클릭에 걸려 있다</w:t>
+            </w:r>
+          </w:p>
+        </w:tc>
+        <w:tc>
+          <w:tcPr>
+            <w:tcW w:type="dxa" w:w="2889"/>
+          </w:tcPr>
+          <w:p>
+            <w:r/>
+            <w:r>
+              <w:rPr>
+                <w:rFonts w:ascii="맑은 고딕" w:hAnsi="맑은 고딕"/>
+                <w:b w:val="0"/>
+                <w:sz w:val="18"/>
+                <w:rFonts w:eastAsia="맑은 고딕"/>
+              </w:rPr>
+              <w:t>app/api/cron/dispatch-surveys/route.ts</w:t>
+            </w:r>
+          </w:p>
+        </w:tc>
+      </w:tr>
+      <w:tr>
+        <w:tc>
+          <w:tcPr>
+            <w:tcW w:type="dxa" w:w="2889"/>
+          </w:tcPr>
+          <w:p>
+            <w:r/>
+            <w:r>
+              <w:rPr>
+                <w:rFonts w:ascii="맑은 고딕" w:hAnsi="맑은 고딕"/>
+                <w:b/>
+                <w:sz w:val="18"/>
+                <w:rFonts w:eastAsia="맑은 고딕"/>
+              </w:rPr>
+              <w:t>결제</w:t>
+            </w:r>
+          </w:p>
+        </w:tc>
+        <w:tc>
+          <w:tcPr>
+            <w:tcW w:type="dxa" w:w="2889"/>
+          </w:tcPr>
+          <w:p>
+            <w:r/>
+            <w:r>
+              <w:rPr>
+                <w:rFonts w:ascii="맑은 고딕" w:hAnsi="맑은 고딕"/>
+                <w:b w:val="0"/>
+                <w:sz w:val="18"/>
+                <w:rFonts w:eastAsia="맑은 고딕"/>
+              </w:rPr>
+              <w:t>결제 연동 없음(환자가 병원에 직접 결제). 정책 미결</w:t>
+            </w:r>
+          </w:p>
+        </w:tc>
+        <w:tc>
+          <w:tcPr>
+            <w:tcW w:type="dxa" w:w="2889"/>
+          </w:tcPr>
+          <w:p>
+            <w:r/>
+            <w:r>
+              <w:rPr>
+                <w:rFonts w:ascii="맑은 고딕" w:hAnsi="맑은 고딕"/>
+                <w:b w:val="0"/>
+                <w:sz w:val="18"/>
+                <w:rFonts w:eastAsia="맑은 고딕"/>
+              </w:rPr>
+              <w:t>—</w:t>
+            </w:r>
+          </w:p>
+        </w:tc>
+      </w:tr>
+      <w:tr>
+        <w:tc>
+          <w:tcPr>
+            <w:tcW w:type="dxa" w:w="2889"/>
+          </w:tcPr>
+          <w:p>
+            <w:r/>
+            <w:r>
+              <w:rPr>
+                <w:rFonts w:ascii="맑은 고딕" w:hAnsi="맑은 고딕"/>
+                <w:b/>
+                <w:sz w:val="18"/>
+                <w:rFonts w:eastAsia="맑은 고딕"/>
+              </w:rPr>
+              <w:t>접근성(로그인 뒤 화면)</w:t>
+            </w:r>
+          </w:p>
+        </w:tc>
+        <w:tc>
+          <w:tcPr>
+            <w:tcW w:type="dxa" w:w="2889"/>
+          </w:tcPr>
+          <w:p>
+            <w:r/>
+            <w:r>
+              <w:rPr>
+                <w:rFonts w:ascii="맑은 고딕" w:hAnsi="맑은 고딕"/>
+                <w:b w:val="0"/>
+                <w:sz w:val="18"/>
+                <w:rFonts w:eastAsia="맑은 고딕"/>
+              </w:rPr>
+              <w:t>8/17~8/31 3주 연속 측정 실패(networkidle 함정) → #1648 로 고침, 9/07 실행이 첫 재측정</w:t>
+            </w:r>
+          </w:p>
+        </w:tc>
+        <w:tc>
+          <w:tcPr>
+            <w:tcW w:type="dxa" w:w="2889"/>
+          </w:tcPr>
+          <w:p>
+            <w:r/>
+            <w:r>
+              <w:rPr>
+                <w:rFonts w:ascii="맑은 고딕" w:hAnsi="맑은 고딕"/>
+                <w:b w:val="0"/>
+                <w:sz w:val="18"/>
+                <w:rFonts w:eastAsia="맑은 고딕"/>
+              </w:rPr>
+              <w:t>scripts/audit/a11y-scan.mjs</w:t>
+            </w:r>
+          </w:p>
+        </w:tc>
+      </w:tr>
+      <w:tr>
+        <w:tc>
+          <w:tcPr>
+            <w:tcW w:type="dxa" w:w="2889"/>
+          </w:tcPr>
+          <w:p>
+            <w:r/>
+            <w:r>
+              <w:rPr>
+                <w:rFonts w:ascii="맑은 고딕" w:hAnsi="맑은 고딕"/>
+                <w:b/>
+                <w:sz w:val="18"/>
+                <w:rFonts w:eastAsia="맑은 고딕"/>
+              </w:rPr>
+              <w:t>검색 유입</w:t>
+            </w:r>
+          </w:p>
+        </w:tc>
+        <w:tc>
+          <w:tcPr>
+            <w:tcW w:type="dxa" w:w="2889"/>
+          </w:tcPr>
+          <w:p>
+            <w:r/>
+            <w:r>
+              <w:rPr>
+                <w:rFonts w:ascii="맑은 고딕" w:hAnsi="맑은 고딕"/>
+                <w:b w:val="0"/>
+                <w:sz w:val="18"/>
+                <w:rFonts w:eastAsia="맑은 고딕"/>
+              </w:rPr>
+              <w:t>빙 색인 0쪽·백링크 0. IndexNow 자동 제출은 붙였고(9/06 첫 제출 146건) 효과는 2주 뒤 재측정</w:t>
+            </w:r>
+          </w:p>
+        </w:tc>
+        <w:tc>
+          <w:tcPr>
+            <w:tcW w:type="dxa" w:w="2889"/>
+          </w:tcPr>
+          <w:p>
+            <w:r/>
+            <w:r>
+              <w:rPr>
+                <w:rFonts w:ascii="맑은 고딕" w:hAnsi="맑은 고딕"/>
+                <w:b w:val="0"/>
+                <w:sz w:val="18"/>
+                <w:rFonts w:eastAsia="맑은 고딕"/>
+              </w:rPr>
+              <w:t>src/lib/seo/indexNow.ts</w:t>
+            </w:r>
+          </w:p>
+        </w:tc>
+      </w:tr>
+      <w:tr>
+        <w:tc>
+          <w:tcPr>
+            <w:tcW w:type="dxa" w:w="2889"/>
+          </w:tcPr>
+          <w:p>
+            <w:r/>
+            <w:r>
+              <w:rPr>
+                <w:rFonts w:ascii="맑은 고딕" w:hAnsi="맑은 고딕"/>
+                <w:b/>
+                <w:sz w:val="18"/>
+                <w:rFonts w:eastAsia="맑은 고딕"/>
+              </w:rPr>
+              <w:t>앱 스토어</w:t>
+            </w:r>
+          </w:p>
+        </w:tc>
+        <w:tc>
+          <w:tcPr>
+            <w:tcW w:type="dxa" w:w="2889"/>
+          </w:tcPr>
+          <w:p>
+            <w:r/>
+            <w:r>
+              <w:rPr>
+                <w:rFonts w:ascii="맑은 고딕" w:hAnsi="맑은 고딕"/>
+                <w:b w:val="0"/>
+                <w:sz w:val="18"/>
+                <w:rFonts w:eastAsia="맑은 고딕"/>
+              </w:rPr>
+              <w:t>애플 4번째 심사 대기(9/03 재제출) · 구글 프로덕션 검토 대기(9/02). 앱 안 애플 로그인은 아직 끝까지 못 간다</w:t>
+            </w:r>
+          </w:p>
+        </w:tc>
+        <w:tc>
+          <w:tcPr>
+            <w:tcW w:type="dxa" w:w="2889"/>
+          </w:tcPr>
+          <w:p>
+            <w:r/>
+            <w:r>
+              <w:rPr>
+                <w:rFonts w:ascii="맑은 고딕" w:hAnsi="맑은 고딕"/>
+                <w:b w:val="0"/>
+                <w:sz w:val="18"/>
+                <w:rFonts w:eastAsia="맑은 고딕"/>
+              </w:rPr>
+              <w:t>docs/APP_STORE_LISTING.md</w:t>
+            </w:r>
+          </w:p>
+        </w:tc>
+      </w:tr>
+      <w:tr>
+        <w:tc>
+          <w:tcPr>
+            <w:tcW w:type="dxa" w:w="2889"/>
+          </w:tcPr>
+          <w:p>
+            <w:r/>
+            <w:r>
+              <w:rPr>
+                <w:rFonts w:ascii="맑은 고딕" w:hAnsi="맑은 고딕"/>
+                <w:b/>
+                <w:sz w:val="18"/>
+                <w:rFonts w:eastAsia="맑은 고딕"/>
+              </w:rPr>
+              <w:t>사후관리 실데이터</w:t>
+            </w:r>
+          </w:p>
+        </w:tc>
+        <w:tc>
+          <w:tcPr>
+            <w:tcW w:type="dxa" w:w="2889"/>
+          </w:tcPr>
+          <w:p>
+            <w:r/>
+            <w:r>
+              <w:rPr>
+                <w:rFonts w:ascii="맑은 고딕" w:hAnsi="맑은 고딕"/>
+                <w:b w:val="0"/>
+                <w:sz w:val="18"/>
+                <w:rFonts w:eastAsia="맑은 고딕"/>
+              </w:rPr>
+              <w:t>유치 확정 환자가 없어 사후관리 일정·경과기록은 견본으로만 동작 확인</w:t>
+            </w:r>
+          </w:p>
+        </w:tc>
+        <w:tc>
+          <w:tcPr>
+            <w:tcW w:type="dxa" w:w="2889"/>
+          </w:tcPr>
+          <w:p>
+            <w:r/>
+            <w:r>
+              <w:rPr>
+                <w:rFonts w:ascii="맑은 고딕" w:hAnsi="맑은 고딕"/>
+                <w:b w:val="0"/>
+                <w:sz w:val="18"/>
+                <w:rFonts w:eastAsia="맑은 고딕"/>
+              </w:rPr>
+              <w:t>followup_schedules · progress_records</w:t>
+            </w:r>
+          </w:p>
+        </w:tc>
+      </w:tr>
+    </w:tbl>
+    <w:p/>
+    <w:p>
+      <w:r>
+        <w:rPr>
+          <w:rFonts w:ascii="맑은 고딕" w:hAnsi="맑은 고딕"/>
+          <w:b/>
+          <w:color w:val="00467F"/>
+          <w:sz w:val="24"/>
+          <w:rFonts w:eastAsia="맑은 고딕"/>
+        </w:rPr>
+        <w:t>9. 근거자료</w:t>
+      </w:r>
+    </w:p>
+    <w:tbl>
+      <w:tblPr>
+        <w:tblW w:type="auto" w:w="0"/>
+        <w:tblLook w:firstColumn="1" w:firstRow="1" w:lastColumn="0" w:lastRow="0" w:noHBand="0" w:noVBand="1" w:val="04A0"/>
+        <w:tblBorders>
+          <w:top w:val="single" w:sz="4" w:color="999999"/>
+          <w:left w:val="single" w:sz="4" w:color="999999"/>
+          <w:bottom w:val="single" w:sz="4" w:color="999999"/>
+          <w:right w:val="single" w:sz="4" w:color="999999"/>
+          <w:insideH w:val="single" w:sz="4" w:color="999999"/>
+          <w:insideV w:val="single" w:sz="4" w:color="999999"/>
+        </w:tblBorders>
+      </w:tblPr>
+      <w:tblGrid>
+        <w:gridCol w:w="2889"/>
+        <w:gridCol w:w="2889"/>
+        <w:gridCol w:w="2889"/>
+      </w:tblGrid>
+      <w:tr>
+        <w:tc>
+          <w:tcPr>
+            <w:tcW w:type="dxa" w:w="2889"/>
+            <w:shd w:val="clear" w:color="auto" w:fill="00467F"/>
+          </w:tcPr>
+          <w:p>
+            <w:r/>
+            <w:r>
+              <w:rPr>
+                <w:rFonts w:ascii="맑은 고딕" w:hAnsi="맑은 고딕"/>
+                <w:b/>
+                <w:color w:val="FFFFFF"/>
+                <w:sz w:val="18"/>
+                <w:rFonts w:eastAsia="맑은 고딕"/>
+              </w:rPr>
+              <w:t>구분</w:t>
+            </w:r>
+          </w:p>
+        </w:tc>
+        <w:tc>
+          <w:tcPr>
+            <w:tcW w:type="dxa" w:w="2889"/>
+            <w:shd w:val="clear" w:color="auto" w:fill="00467F"/>
+          </w:tcPr>
+          <w:p>
+            <w:r/>
+            <w:r>
+              <w:rPr>
+                <w:rFonts w:ascii="맑은 고딕" w:hAnsi="맑은 고딕"/>
+                <w:b/>
+                <w:color w:val="FFFFFF"/>
+                <w:sz w:val="18"/>
+                <w:rFonts w:eastAsia="맑은 고딕"/>
+              </w:rPr>
+              <w:t>출처</w:t>
+            </w:r>
+          </w:p>
+        </w:tc>
+        <w:tc>
+          <w:tcPr>
+            <w:tcW w:type="dxa" w:w="2889"/>
+            <w:shd w:val="clear" w:color="auto" w:fill="00467F"/>
+          </w:tcPr>
+          <w:p>
+            <w:r/>
+            <w:r>
+              <w:rPr>
+                <w:rFonts w:ascii="맑은 고딕" w:hAnsi="맑은 고딕"/>
+                <w:b/>
+                <w:color w:val="FFFFFF"/>
+                <w:sz w:val="18"/>
+                <w:rFonts w:eastAsia="맑은 고딕"/>
+              </w:rPr>
+              <w:t>확인 내용</w:t>
+            </w:r>
+          </w:p>
+        </w:tc>
+      </w:tr>
+      <w:tr>
+        <w:tc>
+          <w:tcPr>
+            <w:tcW w:type="dxa" w:w="2889"/>
+          </w:tcPr>
+          <w:p>
+            <w:r/>
+            <w:r>
+              <w:rPr>
+                <w:rFonts w:ascii="맑은 고딕" w:hAnsi="맑은 고딕"/>
+                <w:b/>
+                <w:sz w:val="18"/>
+                <w:rFonts w:eastAsia="맑은 고딕"/>
+              </w:rPr>
+              <w:t>코드</w:t>
+            </w:r>
+          </w:p>
+        </w:tc>
+        <w:tc>
+          <w:tcPr>
+            <w:tcW w:type="dxa" w:w="2889"/>
+          </w:tcPr>
+          <w:p>
+            <w:r/>
+            <w:r>
+              <w:rPr>
+                <w:rFonts w:ascii="맑은 고딕" w:hAnsi="맑은 고딕"/>
+                <w:b w:val="0"/>
+                <w:sz w:val="18"/>
+                <w:rFonts w:eastAsia="맑은 고딕"/>
+              </w:rPr>
+              <w:t>src/lib/auth/accountTiers.ts</w:t>
+            </w:r>
+          </w:p>
+        </w:tc>
+        <w:tc>
+          <w:tcPr>
+            <w:tcW w:type="dxa" w:w="2889"/>
+          </w:tcPr>
+          <w:p>
+            <w:r/>
+            <w:r>
+              <w:rPr>
+                <w:rFonts w:ascii="맑은 고딕" w:hAnsi="맑은 고딕"/>
+                <w:b w:val="0"/>
+                <w:sz w:val="18"/>
+                <w:rFonts w:eastAsia="맑은 고딕"/>
+              </w:rPr>
+              <w:t>계정 계층 7종의 단일 표준</w:t>
+            </w:r>
+          </w:p>
+        </w:tc>
+      </w:tr>
+      <w:tr>
+        <w:tc>
+          <w:tcPr>
+            <w:tcW w:type="dxa" w:w="2889"/>
+          </w:tcPr>
+          <w:p>
+            <w:r/>
+            <w:r>
+              <w:rPr>
+                <w:rFonts w:ascii="맑은 고딕" w:hAnsi="맑은 고딕"/>
+                <w:b/>
+                <w:sz w:val="18"/>
+                <w:rFonts w:eastAsia="맑은 고딕"/>
+              </w:rPr>
+              <w:t>코드</w:t>
+            </w:r>
+          </w:p>
+        </w:tc>
+        <w:tc>
+          <w:tcPr>
+            <w:tcW w:type="dxa" w:w="2889"/>
+          </w:tcPr>
+          <w:p>
+            <w:r/>
+            <w:r>
+              <w:rPr>
+                <w:rFonts w:ascii="맑은 고딕" w:hAnsi="맑은 고딕"/>
+                <w:b w:val="0"/>
+                <w:sz w:val="18"/>
+                <w:rFonts w:eastAsia="맑은 고딕"/>
+              </w:rPr>
+              <w:t>src/lib/khidi/targets.ts</w:t>
+            </w:r>
+          </w:p>
+        </w:tc>
+        <w:tc>
+          <w:tcPr>
+            <w:tcW w:type="dxa" w:w="2889"/>
+          </w:tcPr>
+          <w:p>
+            <w:r/>
+            <w:r>
+              <w:rPr>
+                <w:rFonts w:ascii="맑은 고딕" w:hAnsi="맑은 고딕"/>
+                <w:b w:val="0"/>
+                <w:sz w:val="18"/>
+                <w:rFonts w:eastAsia="맑은 고딕"/>
+              </w:rPr>
+              <w:t>성과지표 공식 목표(12/120/90)</w:t>
+            </w:r>
+          </w:p>
+        </w:tc>
+      </w:tr>
+      <w:tr>
+        <w:tc>
+          <w:tcPr>
+            <w:tcW w:type="dxa" w:w="2889"/>
+          </w:tcPr>
+          <w:p>
+            <w:r/>
+            <w:r>
+              <w:rPr>
+                <w:rFonts w:ascii="맑은 고딕" w:hAnsi="맑은 고딕"/>
+                <w:b/>
+                <w:sz w:val="18"/>
+                <w:rFonts w:eastAsia="맑은 고딕"/>
+              </w:rPr>
+              <w:t>코드</w:t>
+            </w:r>
+          </w:p>
+        </w:tc>
+        <w:tc>
+          <w:tcPr>
+            <w:tcW w:type="dxa" w:w="2889"/>
+          </w:tcPr>
+          <w:p>
+            <w:r/>
+            <w:r>
+              <w:rPr>
+                <w:rFonts w:ascii="맑은 고딕" w:hAnsi="맑은 고딕"/>
+                <w:b w:val="0"/>
+                <w:sz w:val="18"/>
+                <w:rFonts w:eastAsia="맑은 고딕"/>
+              </w:rPr>
+              <w:t>src/lib/khidi/kpi.ts</w:t>
+            </w:r>
+          </w:p>
+        </w:tc>
+        <w:tc>
+          <w:tcPr>
+            <w:tcW w:type="dxa" w:w="2889"/>
+          </w:tcPr>
+          <w:p>
+            <w:r/>
+            <w:r>
+              <w:rPr>
+                <w:rFonts w:ascii="맑은 고딕" w:hAnsi="맑은 고딕"/>
+                <w:b w:val="0"/>
+                <w:sz w:val="18"/>
+                <w:rFonts w:eastAsia="맑은 고딕"/>
+              </w:rPr>
+              <w:t>성과지표 집계 정의(테스트 데이터 제외 규칙 포함)</w:t>
+            </w:r>
+          </w:p>
+        </w:tc>
+      </w:tr>
+      <w:tr>
+        <w:tc>
+          <w:tcPr>
+            <w:tcW w:type="dxa" w:w="2889"/>
+          </w:tcPr>
+          <w:p>
+            <w:r/>
+            <w:r>
+              <w:rPr>
+                <w:rFonts w:ascii="맑은 고딕" w:hAnsi="맑은 고딕"/>
+                <w:b/>
+                <w:sz w:val="18"/>
+                <w:rFonts w:eastAsia="맑은 고딕"/>
+              </w:rPr>
+              <w:t>빌드</w:t>
+            </w:r>
+          </w:p>
+        </w:tc>
+        <w:tc>
+          <w:tcPr>
+            <w:tcW w:type="dxa" w:w="2889"/>
+          </w:tcPr>
+          <w:p>
+            <w:r/>
+            <w:r>
+              <w:rPr>
+                <w:rFonts w:ascii="맑은 고딕" w:hAnsi="맑은 고딕"/>
+                <w:b w:val="0"/>
+                <w:sz w:val="18"/>
+                <w:rFonts w:eastAsia="맑은 고딕"/>
+              </w:rPr>
+              <w:t>Next.js 라우트 목록(CI 빌드 산출)</w:t>
+            </w:r>
+          </w:p>
+        </w:tc>
+        <w:tc>
+          <w:tcPr>
+            <w:tcW w:type="dxa" w:w="2889"/>
+          </w:tcPr>
+          <w:p>
+            <w:r/>
+            <w:r>
+              <w:rPr>
+                <w:rFonts w:ascii="맑은 고딕" w:hAnsi="맑은 고딕"/>
+                <w:b w:val="0"/>
+                <w:sz w:val="18"/>
+                <w:rFonts w:eastAsia="맑은 고딕"/>
+              </w:rPr>
+              <w:t>실제 존재하는 화면 경로</w:t>
+            </w:r>
+          </w:p>
+        </w:tc>
+      </w:tr>
+      <w:tr>
+        <w:tc>
+          <w:tcPr>
+            <w:tcW w:type="dxa" w:w="2889"/>
+          </w:tcPr>
+          <w:p>
+            <w:r/>
+            <w:r>
+              <w:rPr>
+                <w:rFonts w:ascii="맑은 고딕" w:hAnsi="맑은 고딕"/>
+                <w:b/>
+                <w:sz w:val="18"/>
+                <w:rFonts w:eastAsia="맑은 고딕"/>
+              </w:rPr>
               <w:t>데이터</w:t>
             </w:r>
           </w:p>
@@ -8390,7 +10942,7 @@
                 <w:sz w:val="18"/>
                 <w:rFonts w:eastAsia="맑은 고딕"/>
               </w:rPr>
-              <w:t>운영데이터베이스 정확 집계(2026. 8. 20.)</w:t>
+              <w:t>운영데이터베이스 정확 집계(2026. 9. 6.)</w:t>
             </w:r>
           </w:p>
         </w:tc>
@@ -8408,6 +10960,112 @@
                 <w:rFonts w:eastAsia="맑은 고딕"/>
               </w:rPr>
               <w:t>실적 수치의 원천</w:t>
+            </w:r>
+          </w:p>
+        </w:tc>
+      </w:tr>
+      <w:tr>
+        <w:tc>
+          <w:tcPr>
+            <w:tcW w:type="dxa" w:w="2889"/>
+          </w:tcPr>
+          <w:p>
+            <w:r/>
+            <w:r>
+              <w:rPr>
+                <w:rFonts w:ascii="맑은 고딕" w:hAnsi="맑은 고딕"/>
+                <w:b/>
+                <w:sz w:val="18"/>
+                <w:rFonts w:eastAsia="맑은 고딕"/>
+              </w:rPr>
+              <w:t>설정</w:t>
+            </w:r>
+          </w:p>
+        </w:tc>
+        <w:tc>
+          <w:tcPr>
+            <w:tcW w:type="dxa" w:w="2889"/>
+          </w:tcPr>
+          <w:p>
+            <w:r/>
+            <w:r>
+              <w:rPr>
+                <w:rFonts w:ascii="맑은 고딕" w:hAnsi="맑은 고딕"/>
+                <w:b w:val="0"/>
+                <w:sz w:val="18"/>
+                <w:rFonts w:eastAsia="맑은 고딕"/>
+              </w:rPr>
+              <w:t>vercel.json crons · .github/workflows/*.yml</w:t>
+            </w:r>
+          </w:p>
+        </w:tc>
+        <w:tc>
+          <w:tcPr>
+            <w:tcW w:type="dxa" w:w="2889"/>
+          </w:tcPr>
+          <w:p>
+            <w:r/>
+            <w:r>
+              <w:rPr>
+                <w:rFonts w:ascii="맑은 고딕" w:hAnsi="맑은 고딕"/>
+                <w:b w:val="0"/>
+                <w:sz w:val="18"/>
+                <w:rFonts w:eastAsia="맑은 고딕"/>
+              </w:rPr>
+              <w:t>정기 실행·검사 워크플로</w:t>
+            </w:r>
+          </w:p>
+        </w:tc>
+      </w:tr>
+      <w:tr>
+        <w:tc>
+          <w:tcPr>
+            <w:tcW w:type="dxa" w:w="2889"/>
+          </w:tcPr>
+          <w:p>
+            <w:r/>
+            <w:r>
+              <w:rPr>
+                <w:rFonts w:ascii="맑은 고딕" w:hAnsi="맑은 고딕"/>
+                <w:b/>
+                <w:sz w:val="18"/>
+                <w:rFonts w:eastAsia="맑은 고딕"/>
+              </w:rPr>
+              <w:t>실행</w:t>
+            </w:r>
+          </w:p>
+        </w:tc>
+        <w:tc>
+          <w:tcPr>
+            <w:tcW w:type="dxa" w:w="2889"/>
+          </w:tcPr>
+          <w:p>
+            <w:r/>
+            <w:r>
+              <w:rPr>
+                <w:rFonts w:ascii="맑은 고딕" w:hAnsi="맑은 고딕"/>
+                <w:b w:val="0"/>
+                <w:sz w:val="18"/>
+                <w:rFonts w:eastAsia="맑은 고딕"/>
+              </w:rPr>
+              <w:t>npx vitest run · npx playwright test --list · npm audit (2026. 9. 6.)</w:t>
+            </w:r>
+          </w:p>
+        </w:tc>
+        <w:tc>
+          <w:tcPr>
+            <w:tcW w:type="dxa" w:w="2889"/>
+          </w:tcPr>
+          <w:p>
+            <w:r/>
+            <w:r>
+              <w:rPr>
+                <w:rFonts w:ascii="맑은 고딕" w:hAnsi="맑은 고딕"/>
+                <w:b w:val="0"/>
+                <w:sz w:val="18"/>
+                <w:rFonts w:eastAsia="맑은 고딕"/>
+              </w:rPr>
+              <w:t>시험 규모·취약점</w:t>
             </w:r>
           </w:p>
         </w:tc>
@@ -8645,7 +11303,7 @@
         <w:sz w:val="16"/>
         <w:szCs w:val="16"/>
       </w:rPr>
-      <w:t>HEALO 플랫폼 | 관리자 매뉴얼: 기밀</w:t>
+      <w:t>healwith 플랫폼 | 관리자 매뉴얼: 기밀</w:t>
     </w:r>
   </w:p>
 </w:hdr>
@@ -13114,6 +15772,222 @@
     </w:lvlOverride>
   </w:num>
   <w:num w:numId="723">
+    <w:abstractNumId w:val="3"/>
+    <w:lvlOverride w:ilvl="0">
+      <w:startOverride w:val="1"/>
+    </w:lvlOverride>
+  </w:num>
+  <w:num w:numId="724">
+    <w:abstractNumId w:val="2"/>
+    <w:lvlOverride w:ilvl="0">
+      <w:startOverride w:val="1"/>
+    </w:lvlOverride>
+  </w:num>
+  <w:num w:numId="725">
+    <w:abstractNumId w:val="2"/>
+    <w:lvlOverride w:ilvl="0">
+      <w:startOverride w:val="1"/>
+    </w:lvlOverride>
+  </w:num>
+  <w:num w:numId="726">
+    <w:abstractNumId w:val="2"/>
+    <w:lvlOverride w:ilvl="0">
+      <w:startOverride w:val="1"/>
+    </w:lvlOverride>
+  </w:num>
+  <w:num w:numId="727">
+    <w:abstractNumId w:val="2"/>
+    <w:lvlOverride w:ilvl="0">
+      <w:startOverride w:val="1"/>
+    </w:lvlOverride>
+  </w:num>
+  <w:num w:numId="728">
+    <w:abstractNumId w:val="2"/>
+    <w:lvlOverride w:ilvl="0">
+      <w:startOverride w:val="1"/>
+    </w:lvlOverride>
+  </w:num>
+  <w:num w:numId="729">
+    <w:abstractNumId w:val="3"/>
+    <w:lvlOverride w:ilvl="0">
+      <w:startOverride w:val="1"/>
+    </w:lvlOverride>
+  </w:num>
+  <w:num w:numId="730">
+    <w:abstractNumId w:val="2"/>
+    <w:lvlOverride w:ilvl="0">
+      <w:startOverride w:val="1"/>
+    </w:lvlOverride>
+  </w:num>
+  <w:num w:numId="731">
+    <w:abstractNumId w:val="2"/>
+    <w:lvlOverride w:ilvl="0">
+      <w:startOverride w:val="1"/>
+    </w:lvlOverride>
+  </w:num>
+  <w:num w:numId="732">
+    <w:abstractNumId w:val="2"/>
+    <w:lvlOverride w:ilvl="0">
+      <w:startOverride w:val="1"/>
+    </w:lvlOverride>
+  </w:num>
+  <w:num w:numId="733">
+    <w:abstractNumId w:val="2"/>
+    <w:lvlOverride w:ilvl="0">
+      <w:startOverride w:val="1"/>
+    </w:lvlOverride>
+  </w:num>
+  <w:num w:numId="734">
+    <w:abstractNumId w:val="2"/>
+    <w:lvlOverride w:ilvl="0">
+      <w:startOverride w:val="1"/>
+    </w:lvlOverride>
+  </w:num>
+  <w:num w:numId="735">
+    <w:abstractNumId w:val="3"/>
+    <w:lvlOverride w:ilvl="0">
+      <w:startOverride w:val="1"/>
+    </w:lvlOverride>
+  </w:num>
+  <w:num w:numId="736">
+    <w:abstractNumId w:val="2"/>
+    <w:lvlOverride w:ilvl="0">
+      <w:startOverride w:val="1"/>
+    </w:lvlOverride>
+  </w:num>
+  <w:num w:numId="737">
+    <w:abstractNumId w:val="2"/>
+    <w:lvlOverride w:ilvl="0">
+      <w:startOverride w:val="1"/>
+    </w:lvlOverride>
+  </w:num>
+  <w:num w:numId="738">
+    <w:abstractNumId w:val="2"/>
+    <w:lvlOverride w:ilvl="0">
+      <w:startOverride w:val="1"/>
+    </w:lvlOverride>
+  </w:num>
+  <w:num w:numId="739">
+    <w:abstractNumId w:val="2"/>
+    <w:lvlOverride w:ilvl="0">
+      <w:startOverride w:val="1"/>
+    </w:lvlOverride>
+  </w:num>
+  <w:num w:numId="740">
+    <w:abstractNumId w:val="2"/>
+    <w:lvlOverride w:ilvl="0">
+      <w:startOverride w:val="1"/>
+    </w:lvlOverride>
+  </w:num>
+  <w:num w:numId="741">
+    <w:abstractNumId w:val="3"/>
+    <w:lvlOverride w:ilvl="0">
+      <w:startOverride w:val="1"/>
+    </w:lvlOverride>
+  </w:num>
+  <w:num w:numId="742">
+    <w:abstractNumId w:val="2"/>
+    <w:lvlOverride w:ilvl="0">
+      <w:startOverride w:val="1"/>
+    </w:lvlOverride>
+  </w:num>
+  <w:num w:numId="743">
+    <w:abstractNumId w:val="2"/>
+    <w:lvlOverride w:ilvl="0">
+      <w:startOverride w:val="1"/>
+    </w:lvlOverride>
+  </w:num>
+  <w:num w:numId="744">
+    <w:abstractNumId w:val="2"/>
+    <w:lvlOverride w:ilvl="0">
+      <w:startOverride w:val="1"/>
+    </w:lvlOverride>
+  </w:num>
+  <w:num w:numId="745">
+    <w:abstractNumId w:val="2"/>
+    <w:lvlOverride w:ilvl="0">
+      <w:startOverride w:val="1"/>
+    </w:lvlOverride>
+  </w:num>
+  <w:num w:numId="746">
+    <w:abstractNumId w:val="2"/>
+    <w:lvlOverride w:ilvl="0">
+      <w:startOverride w:val="1"/>
+    </w:lvlOverride>
+  </w:num>
+  <w:num w:numId="747">
+    <w:abstractNumId w:val="3"/>
+    <w:lvlOverride w:ilvl="0">
+      <w:startOverride w:val="1"/>
+    </w:lvlOverride>
+  </w:num>
+  <w:num w:numId="748">
+    <w:abstractNumId w:val="2"/>
+    <w:lvlOverride w:ilvl="0">
+      <w:startOverride w:val="1"/>
+    </w:lvlOverride>
+  </w:num>
+  <w:num w:numId="749">
+    <w:abstractNumId w:val="2"/>
+    <w:lvlOverride w:ilvl="0">
+      <w:startOverride w:val="1"/>
+    </w:lvlOverride>
+  </w:num>
+  <w:num w:numId="750">
+    <w:abstractNumId w:val="2"/>
+    <w:lvlOverride w:ilvl="0">
+      <w:startOverride w:val="1"/>
+    </w:lvlOverride>
+  </w:num>
+  <w:num w:numId="751">
+    <w:abstractNumId w:val="2"/>
+    <w:lvlOverride w:ilvl="0">
+      <w:startOverride w:val="1"/>
+    </w:lvlOverride>
+  </w:num>
+  <w:num w:numId="752">
+    <w:abstractNumId w:val="2"/>
+    <w:lvlOverride w:ilvl="0">
+      <w:startOverride w:val="1"/>
+    </w:lvlOverride>
+  </w:num>
+  <w:num w:numId="753">
+    <w:abstractNumId w:val="3"/>
+    <w:lvlOverride w:ilvl="0">
+      <w:startOverride w:val="1"/>
+    </w:lvlOverride>
+  </w:num>
+  <w:num w:numId="754">
+    <w:abstractNumId w:val="2"/>
+    <w:lvlOverride w:ilvl="0">
+      <w:startOverride w:val="1"/>
+    </w:lvlOverride>
+  </w:num>
+  <w:num w:numId="755">
+    <w:abstractNumId w:val="2"/>
+    <w:lvlOverride w:ilvl="0">
+      <w:startOverride w:val="1"/>
+    </w:lvlOverride>
+  </w:num>
+  <w:num w:numId="756">
+    <w:abstractNumId w:val="2"/>
+    <w:lvlOverride w:ilvl="0">
+      <w:startOverride w:val="1"/>
+    </w:lvlOverride>
+  </w:num>
+  <w:num w:numId="757">
+    <w:abstractNumId w:val="2"/>
+    <w:lvlOverride w:ilvl="0">
+      <w:startOverride w:val="1"/>
+    </w:lvlOverride>
+  </w:num>
+  <w:num w:numId="758">
+    <w:abstractNumId w:val="2"/>
+    <w:lvlOverride w:ilvl="0">
+      <w:startOverride w:val="1"/>
+    </w:lvlOverride>
+  </w:num>
+  <w:num w:numId="759">
     <w:abstractNumId w:val="3"/>
     <w:lvlOverride w:ilvl="0">
       <w:startOverride w:val="1"/>

--- a/docs/government-project/07_관리자매뉴얼.docx
+++ b/docs/government-project/07_관리자매뉴얼.docx
@@ -262,7 +262,7 @@
         <w:keepNext/>
         <w:numPr>
           <w:ilvl w:val="0"/>
-          <w:numId w:val="748"/>
+          <w:numId w:val="760"/>
         </w:numPr>
         <w:spacing w:after="40" w:before="40"/>
       </w:pPr>
@@ -281,7 +281,7 @@
         <w:keepNext/>
         <w:numPr>
           <w:ilvl w:val="0"/>
-          <w:numId w:val="748"/>
+          <w:numId w:val="760"/>
         </w:numPr>
         <w:spacing w:after="40" w:before="40"/>
       </w:pPr>
@@ -300,7 +300,7 @@
         <w:keepNext/>
         <w:numPr>
           <w:ilvl w:val="0"/>
-          <w:numId w:val="748"/>
+          <w:numId w:val="760"/>
         </w:numPr>
         <w:spacing w:after="40" w:before="40"/>
       </w:pPr>
@@ -873,7 +873,7 @@
         <w:keepNext/>
         <w:numPr>
           <w:ilvl w:val="0"/>
-          <w:numId w:val="749"/>
+          <w:numId w:val="761"/>
         </w:numPr>
         <w:spacing w:after="40" w:before="40"/>
       </w:pPr>
@@ -892,7 +892,7 @@
         <w:keepNext/>
         <w:numPr>
           <w:ilvl w:val="0"/>
-          <w:numId w:val="749"/>
+          <w:numId w:val="761"/>
         </w:numPr>
         <w:spacing w:after="40" w:before="40"/>
       </w:pPr>
@@ -911,7 +911,7 @@
         <w:keepNext/>
         <w:numPr>
           <w:ilvl w:val="0"/>
-          <w:numId w:val="749"/>
+          <w:numId w:val="761"/>
         </w:numPr>
         <w:spacing w:after="40" w:before="40"/>
       </w:pPr>
@@ -930,7 +930,7 @@
         <w:keepNext/>
         <w:numPr>
           <w:ilvl w:val="0"/>
-          <w:numId w:val="749"/>
+          <w:numId w:val="761"/>
         </w:numPr>
         <w:spacing w:after="40" w:before="40"/>
       </w:pPr>
@@ -1008,7 +1008,7 @@
         <w:keepNext/>
         <w:numPr>
           <w:ilvl w:val="0"/>
-          <w:numId w:val="750"/>
+          <w:numId w:val="762"/>
         </w:numPr>
         <w:spacing w:after="40" w:before="40"/>
       </w:pPr>
@@ -1027,7 +1027,7 @@
         <w:keepNext/>
         <w:numPr>
           <w:ilvl w:val="0"/>
-          <w:numId w:val="750"/>
+          <w:numId w:val="762"/>
         </w:numPr>
         <w:spacing w:after="40" w:before="40"/>
       </w:pPr>
@@ -1046,7 +1046,7 @@
         <w:keepNext/>
         <w:numPr>
           <w:ilvl w:val="0"/>
-          <w:numId w:val="750"/>
+          <w:numId w:val="762"/>
         </w:numPr>
         <w:spacing w:after="40" w:before="40"/>
       </w:pPr>
@@ -1065,7 +1065,7 @@
         <w:keepNext/>
         <w:numPr>
           <w:ilvl w:val="0"/>
-          <w:numId w:val="750"/>
+          <w:numId w:val="762"/>
         </w:numPr>
         <w:spacing w:after="40" w:before="40"/>
       </w:pPr>
@@ -1160,7 +1160,7 @@
         <w:keepNext/>
         <w:numPr>
           <w:ilvl w:val="0"/>
-          <w:numId w:val="751"/>
+          <w:numId w:val="763"/>
         </w:numPr>
         <w:spacing w:after="40" w:before="40"/>
       </w:pPr>
@@ -1179,7 +1179,7 @@
         <w:keepNext/>
         <w:numPr>
           <w:ilvl w:val="0"/>
-          <w:numId w:val="751"/>
+          <w:numId w:val="763"/>
         </w:numPr>
         <w:spacing w:after="40" w:before="40"/>
       </w:pPr>
@@ -1197,7 +1197,7 @@
         <w:pStyle w:val="ListParagraph"/>
         <w:numPr>
           <w:ilvl w:val="0"/>
-          <w:numId w:val="751"/>
+          <w:numId w:val="763"/>
         </w:numPr>
         <w:spacing w:after="40" w:before="40"/>
       </w:pPr>
@@ -1234,7 +1234,7 @@
         <w:keepNext/>
         <w:numPr>
           <w:ilvl w:val="0"/>
-          <w:numId w:val="752"/>
+          <w:numId w:val="764"/>
         </w:numPr>
         <w:spacing w:after="40" w:before="40"/>
       </w:pPr>
@@ -1252,7 +1252,7 @@
         <w:pStyle w:val="ListParagraph"/>
         <w:numPr>
           <w:ilvl w:val="0"/>
-          <w:numId w:val="752"/>
+          <w:numId w:val="764"/>
         </w:numPr>
         <w:spacing w:after="40" w:before="40"/>
       </w:pPr>
@@ -2031,7 +2031,7 @@
         <w:keepNext/>
         <w:numPr>
           <w:ilvl w:val="0"/>
-          <w:numId w:val="753"/>
+          <w:numId w:val="765"/>
         </w:numPr>
         <w:spacing w:after="40" w:before="40"/>
       </w:pPr>
@@ -2050,7 +2050,7 @@
         <w:keepNext/>
         <w:numPr>
           <w:ilvl w:val="0"/>
-          <w:numId w:val="753"/>
+          <w:numId w:val="765"/>
         </w:numPr>
         <w:spacing w:after="40" w:before="40"/>
       </w:pPr>
@@ -2068,7 +2068,7 @@
         <w:pStyle w:val="ListParagraph"/>
         <w:numPr>
           <w:ilvl w:val="0"/>
-          <w:numId w:val="753"/>
+          <w:numId w:val="765"/>
         </w:numPr>
         <w:spacing w:after="40" w:before="40"/>
       </w:pPr>
@@ -2123,7 +2123,7 @@
         <w:keepNext/>
         <w:numPr>
           <w:ilvl w:val="0"/>
-          <w:numId w:val="754"/>
+          <w:numId w:val="766"/>
         </w:numPr>
         <w:spacing w:after="40" w:before="40"/>
       </w:pPr>
@@ -2142,7 +2142,7 @@
         <w:keepNext/>
         <w:numPr>
           <w:ilvl w:val="0"/>
-          <w:numId w:val="754"/>
+          <w:numId w:val="766"/>
         </w:numPr>
         <w:spacing w:after="40" w:before="40"/>
       </w:pPr>
@@ -2665,7 +2665,7 @@
         <w:keepNext/>
         <w:numPr>
           <w:ilvl w:val="0"/>
-          <w:numId w:val="755"/>
+          <w:numId w:val="767"/>
         </w:numPr>
         <w:spacing w:after="40" w:before="40"/>
       </w:pPr>
@@ -2684,7 +2684,7 @@
         <w:keepNext/>
         <w:numPr>
           <w:ilvl w:val="0"/>
-          <w:numId w:val="755"/>
+          <w:numId w:val="767"/>
         </w:numPr>
         <w:spacing w:after="40" w:before="40"/>
       </w:pPr>
@@ -2703,7 +2703,7 @@
         <w:keepNext/>
         <w:numPr>
           <w:ilvl w:val="0"/>
-          <w:numId w:val="755"/>
+          <w:numId w:val="767"/>
         </w:numPr>
         <w:spacing w:after="40" w:before="40"/>
       </w:pPr>
@@ -2721,7 +2721,7 @@
         <w:pStyle w:val="ListParagraph"/>
         <w:numPr>
           <w:ilvl w:val="0"/>
-          <w:numId w:val="755"/>
+          <w:numId w:val="767"/>
         </w:numPr>
         <w:spacing w:after="40" w:before="40"/>
       </w:pPr>
@@ -2795,7 +2795,7 @@
         <w:keepNext/>
         <w:numPr>
           <w:ilvl w:val="0"/>
-          <w:numId w:val="756"/>
+          <w:numId w:val="768"/>
         </w:numPr>
         <w:spacing w:after="40" w:before="40"/>
       </w:pPr>
@@ -2814,7 +2814,7 @@
         <w:keepNext/>
         <w:numPr>
           <w:ilvl w:val="0"/>
-          <w:numId w:val="756"/>
+          <w:numId w:val="768"/>
         </w:numPr>
         <w:spacing w:after="40" w:before="40"/>
       </w:pPr>
@@ -2833,7 +2833,7 @@
         <w:keepNext/>
         <w:numPr>
           <w:ilvl w:val="0"/>
-          <w:numId w:val="756"/>
+          <w:numId w:val="768"/>
         </w:numPr>
         <w:spacing w:after="40" w:before="40"/>
       </w:pPr>
@@ -2851,7 +2851,7 @@
         <w:pStyle w:val="ListParagraph"/>
         <w:numPr>
           <w:ilvl w:val="0"/>
-          <w:numId w:val="756"/>
+          <w:numId w:val="768"/>
         </w:numPr>
         <w:spacing w:after="40" w:before="40"/>
       </w:pPr>
@@ -2912,7 +2912,7 @@
         <w:keepNext/>
         <w:numPr>
           <w:ilvl w:val="0"/>
-          <w:numId w:val="757"/>
+          <w:numId w:val="769"/>
         </w:numPr>
         <w:spacing w:after="40" w:before="40"/>
       </w:pPr>
@@ -2931,7 +2931,7 @@
         <w:keepNext/>
         <w:numPr>
           <w:ilvl w:val="0"/>
-          <w:numId w:val="757"/>
+          <w:numId w:val="769"/>
         </w:numPr>
         <w:spacing w:after="40" w:before="40"/>
       </w:pPr>
@@ -2950,7 +2950,7 @@
         <w:keepNext/>
         <w:numPr>
           <w:ilvl w:val="0"/>
-          <w:numId w:val="757"/>
+          <w:numId w:val="769"/>
         </w:numPr>
         <w:spacing w:after="40" w:before="40"/>
       </w:pPr>
@@ -2968,7 +2968,7 @@
         <w:pStyle w:val="ListParagraph"/>
         <w:numPr>
           <w:ilvl w:val="0"/>
-          <w:numId w:val="757"/>
+          <w:numId w:val="769"/>
         </w:numPr>
         <w:spacing w:after="40" w:before="40"/>
       </w:pPr>
@@ -4323,7 +4323,7 @@
         <w:keepNext/>
         <w:numPr>
           <w:ilvl w:val="0"/>
-          <w:numId w:val="758"/>
+          <w:numId w:val="770"/>
         </w:numPr>
         <w:spacing w:after="40" w:before="40"/>
       </w:pPr>
@@ -4342,7 +4342,7 @@
         <w:keepNext/>
         <w:numPr>
           <w:ilvl w:val="0"/>
-          <w:numId w:val="758"/>
+          <w:numId w:val="770"/>
         </w:numPr>
         <w:spacing w:after="40" w:before="40"/>
       </w:pPr>
@@ -4360,7 +4360,7 @@
         <w:pStyle w:val="ListParagraph"/>
         <w:numPr>
           <w:ilvl w:val="0"/>
-          <w:numId w:val="758"/>
+          <w:numId w:val="770"/>
         </w:numPr>
         <w:spacing w:after="40" w:before="40"/>
       </w:pPr>
@@ -5302,7 +5302,7 @@
         <w:pStyle w:val="ListParagraph"/>
         <w:numPr>
           <w:ilvl w:val="0"/>
-          <w:numId w:val="759"/>
+          <w:numId w:val="771"/>
         </w:numPr>
         <w:spacing w:after="40" w:before="40"/>
       </w:pPr>
@@ -5320,7 +5320,7 @@
         <w:pStyle w:val="ListParagraph"/>
         <w:numPr>
           <w:ilvl w:val="0"/>
-          <w:numId w:val="759"/>
+          <w:numId w:val="771"/>
         </w:numPr>
         <w:spacing w:after="40" w:before="40"/>
       </w:pPr>
@@ -5338,7 +5338,7 @@
         <w:pStyle w:val="ListParagraph"/>
         <w:numPr>
           <w:ilvl w:val="0"/>
-          <w:numId w:val="759"/>
+          <w:numId w:val="771"/>
         </w:numPr>
         <w:spacing w:after="40" w:before="40"/>
       </w:pPr>
@@ -5356,7 +5356,7 @@
         <w:pStyle w:val="ListParagraph"/>
         <w:numPr>
           <w:ilvl w:val="0"/>
-          <w:numId w:val="759"/>
+          <w:numId w:val="771"/>
         </w:numPr>
         <w:spacing w:after="40" w:before="40"/>
       </w:pPr>
@@ -5374,7 +5374,7 @@
         <w:pStyle w:val="ListParagraph"/>
         <w:numPr>
           <w:ilvl w:val="0"/>
-          <w:numId w:val="759"/>
+          <w:numId w:val="771"/>
         </w:numPr>
         <w:spacing w:after="40" w:before="40"/>
       </w:pPr>
@@ -5392,7 +5392,7 @@
         <w:pStyle w:val="ListParagraph"/>
         <w:numPr>
           <w:ilvl w:val="0"/>
-          <w:numId w:val="759"/>
+          <w:numId w:val="771"/>
         </w:numPr>
         <w:spacing w:after="40" w:before="40"/>
       </w:pPr>
@@ -5411,7 +5411,7 @@
         <w:keepNext/>
         <w:numPr>
           <w:ilvl w:val="0"/>
-          <w:numId w:val="759"/>
+          <w:numId w:val="771"/>
         </w:numPr>
         <w:spacing w:after="40" w:before="40"/>
       </w:pPr>
@@ -8794,7 +8794,7 @@
                 <w:sz w:val="18"/>
                 <w:rFonts w:eastAsia="맑은 고딕"/>
               </w:rPr>
-              <w:t>만족도 설문 발송 + 사후관리 단계별 교육 콘텐츠 발송</w:t>
+              <w:t>만족도 설문 발송 + 사후관리 단계별 교육 콘텐츠 발송 + «방문 전» 케이던스(소견 D+3·14·30 안부 메일·무응답 코디 알림, 2026-09-06)</w:t>
             </w:r>
           </w:p>
         </w:tc>
@@ -10215,7 +10215,7 @@
                 <w:sz w:val="18"/>
                 <w:rFonts w:eastAsia="맑은 고딕"/>
               </w:rPr>
-              <w:t>규칙 기반(응급 키워드 + 점수식)이지 AI 판정이 아니다. 파일 머리말의 «2차: AI 분석»은 미구현</w:t>
+              <w:t>규칙 판정 + AI 2차 판정(2026-09-06, 올리기만 한다·확신 50% 미만 무시·실패 시 규칙 유지). 실환자 표본이 쌓이면 상향 정확도를 재라</w:t>
             </w:r>
           </w:p>
         </w:tc>
@@ -10232,7 +10232,7 @@
                 <w:sz w:val="18"/>
                 <w:rFonts w:eastAsia="맑은 고딕"/>
               </w:rPr>
-              <w:t>src/lib/followup/symptomAnalyzer.ts</w:t>
+              <w:t>src/lib/followup/aiTriage.ts</w:t>
             </w:r>
           </w:p>
         </w:tc>
@@ -10586,7 +10586,7 @@
                 <w:sz w:val="18"/>
                 <w:rFonts w:eastAsia="맑은 고딕"/>
               </w:rPr>
-              <w:t>유치 확정 환자가 없어 사후관리 일정·경과기록은 견본으로만 동작 확인</w:t>
+              <w:t>유치 확정 환자가 없어 치료 후 케이던스는 견본으로만 동작 확인. «방문 전» 케이던스(소견 뒤 D+3·14·30)는 2026-09-06 도입 — 첫 실행이 실환자 2명에게 나간다</w:t>
             </w:r>
           </w:p>
         </w:tc>
@@ -10603,7 +10603,7 @@
                 <w:sz w:val="18"/>
                 <w:rFonts w:eastAsia="맑은 고딕"/>
               </w:rPr>
-              <w:t>followup_schedules · progress_records</w:t>
+              <w:t>src/lib/followup/preVisitFollowup.ts · followup_schedules</w:t>
             </w:r>
           </w:p>
         </w:tc>
@@ -15993,6 +15993,78 @@
       <w:startOverride w:val="1"/>
     </w:lvlOverride>
   </w:num>
+  <w:num w:numId="760">
+    <w:abstractNumId w:val="2"/>
+    <w:lvlOverride w:ilvl="0">
+      <w:startOverride w:val="1"/>
+    </w:lvlOverride>
+  </w:num>
+  <w:num w:numId="761">
+    <w:abstractNumId w:val="2"/>
+    <w:lvlOverride w:ilvl="0">
+      <w:startOverride w:val="1"/>
+    </w:lvlOverride>
+  </w:num>
+  <w:num w:numId="762">
+    <w:abstractNumId w:val="2"/>
+    <w:lvlOverride w:ilvl="0">
+      <w:startOverride w:val="1"/>
+    </w:lvlOverride>
+  </w:num>
+  <w:num w:numId="763">
+    <w:abstractNumId w:val="2"/>
+    <w:lvlOverride w:ilvl="0">
+      <w:startOverride w:val="1"/>
+    </w:lvlOverride>
+  </w:num>
+  <w:num w:numId="764">
+    <w:abstractNumId w:val="2"/>
+    <w:lvlOverride w:ilvl="0">
+      <w:startOverride w:val="1"/>
+    </w:lvlOverride>
+  </w:num>
+  <w:num w:numId="765">
+    <w:abstractNumId w:val="3"/>
+    <w:lvlOverride w:ilvl="0">
+      <w:startOverride w:val="1"/>
+    </w:lvlOverride>
+  </w:num>
+  <w:num w:numId="766">
+    <w:abstractNumId w:val="2"/>
+    <w:lvlOverride w:ilvl="0">
+      <w:startOverride w:val="1"/>
+    </w:lvlOverride>
+  </w:num>
+  <w:num w:numId="767">
+    <w:abstractNumId w:val="2"/>
+    <w:lvlOverride w:ilvl="0">
+      <w:startOverride w:val="1"/>
+    </w:lvlOverride>
+  </w:num>
+  <w:num w:numId="768">
+    <w:abstractNumId w:val="2"/>
+    <w:lvlOverride w:ilvl="0">
+      <w:startOverride w:val="1"/>
+    </w:lvlOverride>
+  </w:num>
+  <w:num w:numId="769">
+    <w:abstractNumId w:val="2"/>
+    <w:lvlOverride w:ilvl="0">
+      <w:startOverride w:val="1"/>
+    </w:lvlOverride>
+  </w:num>
+  <w:num w:numId="770">
+    <w:abstractNumId w:val="2"/>
+    <w:lvlOverride w:ilvl="0">
+      <w:startOverride w:val="1"/>
+    </w:lvlOverride>
+  </w:num>
+  <w:num w:numId="771">
+    <w:abstractNumId w:val="3"/>
+    <w:lvlOverride w:ilvl="0">
+      <w:startOverride w:val="1"/>
+    </w:lvlOverride>
+  </w:num>
 </w:numbering>
 </file>
 

--- a/docs/government-project/07_관리자매뉴얼.docx
+++ b/docs/government-project/07_관리자매뉴얼.docx
@@ -10109,7 +10109,7 @@
                 <w:sz w:val="18"/>
                 <w:rFonts w:eastAsia="맑은 고딕"/>
               </w:rPr>
-              <w:t>병원 가용 일정을 코디가 «입력할 화면»이 없다. 구글 캘린더 등록은 서비스 계정 캘린더로 단방향</w:t>
+              <w:t>병원 가용 일정을 코디가 «입력할 화면»이 없다(환자 자기 예약 불가 — 대신 2026-09-06 부터 환자가 한 번 누르면 요청이 코디에게 닿는다). 구글 캘린더 등록은 서비스 계정 캘린더로 단방향</w:t>
             </w:r>
           </w:p>
         </w:tc>
@@ -10126,7 +10126,7 @@
                 <w:sz w:val="18"/>
                 <w:rFonts w:eastAsia="맑은 고딕"/>
               </w:rPr>
-              <w:t>src/lib/calendar/googleCalendar.ts</w:t>
+              <w:t>src/lib/followup/rebookingRequest.ts · src/lib/calendar/googleCalendar.ts</w:t>
             </w:r>
           </w:p>
         </w:tc>

--- a/docs/government-project/07_관리자매뉴얼.docx
+++ b/docs/government-project/07_관리자매뉴얼.docx
@@ -262,7 +262,7 @@
         <w:keepNext/>
         <w:numPr>
           <w:ilvl w:val="0"/>
-          <w:numId w:val="760"/>
+          <w:numId w:val="772"/>
         </w:numPr>
         <w:spacing w:after="40" w:before="40"/>
       </w:pPr>
@@ -281,7 +281,7 @@
         <w:keepNext/>
         <w:numPr>
           <w:ilvl w:val="0"/>
-          <w:numId w:val="760"/>
+          <w:numId w:val="772"/>
         </w:numPr>
         <w:spacing w:after="40" w:before="40"/>
       </w:pPr>
@@ -300,7 +300,7 @@
         <w:keepNext/>
         <w:numPr>
           <w:ilvl w:val="0"/>
-          <w:numId w:val="760"/>
+          <w:numId w:val="772"/>
         </w:numPr>
         <w:spacing w:after="40" w:before="40"/>
       </w:pPr>
@@ -873,7 +873,7 @@
         <w:keepNext/>
         <w:numPr>
           <w:ilvl w:val="0"/>
-          <w:numId w:val="761"/>
+          <w:numId w:val="773"/>
         </w:numPr>
         <w:spacing w:after="40" w:before="40"/>
       </w:pPr>
@@ -892,7 +892,7 @@
         <w:keepNext/>
         <w:numPr>
           <w:ilvl w:val="0"/>
-          <w:numId w:val="761"/>
+          <w:numId w:val="773"/>
         </w:numPr>
         <w:spacing w:after="40" w:before="40"/>
       </w:pPr>
@@ -911,7 +911,7 @@
         <w:keepNext/>
         <w:numPr>
           <w:ilvl w:val="0"/>
-          <w:numId w:val="761"/>
+          <w:numId w:val="773"/>
         </w:numPr>
         <w:spacing w:after="40" w:before="40"/>
       </w:pPr>
@@ -930,7 +930,7 @@
         <w:keepNext/>
         <w:numPr>
           <w:ilvl w:val="0"/>
-          <w:numId w:val="761"/>
+          <w:numId w:val="773"/>
         </w:numPr>
         <w:spacing w:after="40" w:before="40"/>
       </w:pPr>
@@ -1008,7 +1008,7 @@
         <w:keepNext/>
         <w:numPr>
           <w:ilvl w:val="0"/>
-          <w:numId w:val="762"/>
+          <w:numId w:val="774"/>
         </w:numPr>
         <w:spacing w:after="40" w:before="40"/>
       </w:pPr>
@@ -1027,7 +1027,7 @@
         <w:keepNext/>
         <w:numPr>
           <w:ilvl w:val="0"/>
-          <w:numId w:val="762"/>
+          <w:numId w:val="774"/>
         </w:numPr>
         <w:spacing w:after="40" w:before="40"/>
       </w:pPr>
@@ -1046,7 +1046,7 @@
         <w:keepNext/>
         <w:numPr>
           <w:ilvl w:val="0"/>
-          <w:numId w:val="762"/>
+          <w:numId w:val="774"/>
         </w:numPr>
         <w:spacing w:after="40" w:before="40"/>
       </w:pPr>
@@ -1065,7 +1065,7 @@
         <w:keepNext/>
         <w:numPr>
           <w:ilvl w:val="0"/>
-          <w:numId w:val="762"/>
+          <w:numId w:val="774"/>
         </w:numPr>
         <w:spacing w:after="40" w:before="40"/>
       </w:pPr>
@@ -1160,7 +1160,7 @@
         <w:keepNext/>
         <w:numPr>
           <w:ilvl w:val="0"/>
-          <w:numId w:val="763"/>
+          <w:numId w:val="775"/>
         </w:numPr>
         <w:spacing w:after="40" w:before="40"/>
       </w:pPr>
@@ -1179,7 +1179,7 @@
         <w:keepNext/>
         <w:numPr>
           <w:ilvl w:val="0"/>
-          <w:numId w:val="763"/>
+          <w:numId w:val="775"/>
         </w:numPr>
         <w:spacing w:after="40" w:before="40"/>
       </w:pPr>
@@ -1197,7 +1197,7 @@
         <w:pStyle w:val="ListParagraph"/>
         <w:numPr>
           <w:ilvl w:val="0"/>
-          <w:numId w:val="763"/>
+          <w:numId w:val="775"/>
         </w:numPr>
         <w:spacing w:after="40" w:before="40"/>
       </w:pPr>
@@ -1234,7 +1234,7 @@
         <w:keepNext/>
         <w:numPr>
           <w:ilvl w:val="0"/>
-          <w:numId w:val="764"/>
+          <w:numId w:val="776"/>
         </w:numPr>
         <w:spacing w:after="40" w:before="40"/>
       </w:pPr>
@@ -1252,7 +1252,7 @@
         <w:pStyle w:val="ListParagraph"/>
         <w:numPr>
           <w:ilvl w:val="0"/>
-          <w:numId w:val="764"/>
+          <w:numId w:val="776"/>
         </w:numPr>
         <w:spacing w:after="40" w:before="40"/>
       </w:pPr>
@@ -2031,7 +2031,7 @@
         <w:keepNext/>
         <w:numPr>
           <w:ilvl w:val="0"/>
-          <w:numId w:val="765"/>
+          <w:numId w:val="777"/>
         </w:numPr>
         <w:spacing w:after="40" w:before="40"/>
       </w:pPr>
@@ -2050,7 +2050,7 @@
         <w:keepNext/>
         <w:numPr>
           <w:ilvl w:val="0"/>
-          <w:numId w:val="765"/>
+          <w:numId w:val="777"/>
         </w:numPr>
         <w:spacing w:after="40" w:before="40"/>
       </w:pPr>
@@ -2068,7 +2068,7 @@
         <w:pStyle w:val="ListParagraph"/>
         <w:numPr>
           <w:ilvl w:val="0"/>
-          <w:numId w:val="765"/>
+          <w:numId w:val="777"/>
         </w:numPr>
         <w:spacing w:after="40" w:before="40"/>
       </w:pPr>
@@ -2123,7 +2123,7 @@
         <w:keepNext/>
         <w:numPr>
           <w:ilvl w:val="0"/>
-          <w:numId w:val="766"/>
+          <w:numId w:val="778"/>
         </w:numPr>
         <w:spacing w:after="40" w:before="40"/>
       </w:pPr>
@@ -2142,7 +2142,7 @@
         <w:keepNext/>
         <w:numPr>
           <w:ilvl w:val="0"/>
-          <w:numId w:val="766"/>
+          <w:numId w:val="778"/>
         </w:numPr>
         <w:spacing w:after="40" w:before="40"/>
       </w:pPr>
@@ -2665,7 +2665,7 @@
         <w:keepNext/>
         <w:numPr>
           <w:ilvl w:val="0"/>
-          <w:numId w:val="767"/>
+          <w:numId w:val="779"/>
         </w:numPr>
         <w:spacing w:after="40" w:before="40"/>
       </w:pPr>
@@ -2684,7 +2684,7 @@
         <w:keepNext/>
         <w:numPr>
           <w:ilvl w:val="0"/>
-          <w:numId w:val="767"/>
+          <w:numId w:val="779"/>
         </w:numPr>
         <w:spacing w:after="40" w:before="40"/>
       </w:pPr>
@@ -2703,7 +2703,7 @@
         <w:keepNext/>
         <w:numPr>
           <w:ilvl w:val="0"/>
-          <w:numId w:val="767"/>
+          <w:numId w:val="779"/>
         </w:numPr>
         <w:spacing w:after="40" w:before="40"/>
       </w:pPr>
@@ -2721,7 +2721,7 @@
         <w:pStyle w:val="ListParagraph"/>
         <w:numPr>
           <w:ilvl w:val="0"/>
-          <w:numId w:val="767"/>
+          <w:numId w:val="779"/>
         </w:numPr>
         <w:spacing w:after="40" w:before="40"/>
       </w:pPr>
@@ -2795,7 +2795,7 @@
         <w:keepNext/>
         <w:numPr>
           <w:ilvl w:val="0"/>
-          <w:numId w:val="768"/>
+          <w:numId w:val="780"/>
         </w:numPr>
         <w:spacing w:after="40" w:before="40"/>
       </w:pPr>
@@ -2814,7 +2814,7 @@
         <w:keepNext/>
         <w:numPr>
           <w:ilvl w:val="0"/>
-          <w:numId w:val="768"/>
+          <w:numId w:val="780"/>
         </w:numPr>
         <w:spacing w:after="40" w:before="40"/>
       </w:pPr>
@@ -2833,7 +2833,7 @@
         <w:keepNext/>
         <w:numPr>
           <w:ilvl w:val="0"/>
-          <w:numId w:val="768"/>
+          <w:numId w:val="780"/>
         </w:numPr>
         <w:spacing w:after="40" w:before="40"/>
       </w:pPr>
@@ -2851,7 +2851,7 @@
         <w:pStyle w:val="ListParagraph"/>
         <w:numPr>
           <w:ilvl w:val="0"/>
-          <w:numId w:val="768"/>
+          <w:numId w:val="780"/>
         </w:numPr>
         <w:spacing w:after="40" w:before="40"/>
       </w:pPr>
@@ -2912,7 +2912,7 @@
         <w:keepNext/>
         <w:numPr>
           <w:ilvl w:val="0"/>
-          <w:numId w:val="769"/>
+          <w:numId w:val="781"/>
         </w:numPr>
         <w:spacing w:after="40" w:before="40"/>
       </w:pPr>
@@ -2931,7 +2931,7 @@
         <w:keepNext/>
         <w:numPr>
           <w:ilvl w:val="0"/>
-          <w:numId w:val="769"/>
+          <w:numId w:val="781"/>
         </w:numPr>
         <w:spacing w:after="40" w:before="40"/>
       </w:pPr>
@@ -2950,7 +2950,7 @@
         <w:keepNext/>
         <w:numPr>
           <w:ilvl w:val="0"/>
-          <w:numId w:val="769"/>
+          <w:numId w:val="781"/>
         </w:numPr>
         <w:spacing w:after="40" w:before="40"/>
       </w:pPr>
@@ -2968,7 +2968,7 @@
         <w:pStyle w:val="ListParagraph"/>
         <w:numPr>
           <w:ilvl w:val="0"/>
-          <w:numId w:val="769"/>
+          <w:numId w:val="781"/>
         </w:numPr>
         <w:spacing w:after="40" w:before="40"/>
       </w:pPr>
@@ -4323,7 +4323,7 @@
         <w:keepNext/>
         <w:numPr>
           <w:ilvl w:val="0"/>
-          <w:numId w:val="770"/>
+          <w:numId w:val="782"/>
         </w:numPr>
         <w:spacing w:after="40" w:before="40"/>
       </w:pPr>
@@ -4342,7 +4342,7 @@
         <w:keepNext/>
         <w:numPr>
           <w:ilvl w:val="0"/>
-          <w:numId w:val="770"/>
+          <w:numId w:val="782"/>
         </w:numPr>
         <w:spacing w:after="40" w:before="40"/>
       </w:pPr>
@@ -4360,7 +4360,7 @@
         <w:pStyle w:val="ListParagraph"/>
         <w:numPr>
           <w:ilvl w:val="0"/>
-          <w:numId w:val="770"/>
+          <w:numId w:val="782"/>
         </w:numPr>
         <w:spacing w:after="40" w:before="40"/>
       </w:pPr>
@@ -5302,7 +5302,7 @@
         <w:pStyle w:val="ListParagraph"/>
         <w:numPr>
           <w:ilvl w:val="0"/>
-          <w:numId w:val="771"/>
+          <w:numId w:val="783"/>
         </w:numPr>
         <w:spacing w:after="40" w:before="40"/>
       </w:pPr>
@@ -5320,7 +5320,7 @@
         <w:pStyle w:val="ListParagraph"/>
         <w:numPr>
           <w:ilvl w:val="0"/>
-          <w:numId w:val="771"/>
+          <w:numId w:val="783"/>
         </w:numPr>
         <w:spacing w:after="40" w:before="40"/>
       </w:pPr>
@@ -5338,7 +5338,7 @@
         <w:pStyle w:val="ListParagraph"/>
         <w:numPr>
           <w:ilvl w:val="0"/>
-          <w:numId w:val="771"/>
+          <w:numId w:val="783"/>
         </w:numPr>
         <w:spacing w:after="40" w:before="40"/>
       </w:pPr>
@@ -5356,7 +5356,7 @@
         <w:pStyle w:val="ListParagraph"/>
         <w:numPr>
           <w:ilvl w:val="0"/>
-          <w:numId w:val="771"/>
+          <w:numId w:val="783"/>
         </w:numPr>
         <w:spacing w:after="40" w:before="40"/>
       </w:pPr>
@@ -5374,7 +5374,7 @@
         <w:pStyle w:val="ListParagraph"/>
         <w:numPr>
           <w:ilvl w:val="0"/>
-          <w:numId w:val="771"/>
+          <w:numId w:val="783"/>
         </w:numPr>
         <w:spacing w:after="40" w:before="40"/>
       </w:pPr>
@@ -5392,7 +5392,7 @@
         <w:pStyle w:val="ListParagraph"/>
         <w:numPr>
           <w:ilvl w:val="0"/>
-          <w:numId w:val="771"/>
+          <w:numId w:val="783"/>
         </w:numPr>
         <w:spacing w:after="40" w:before="40"/>
       </w:pPr>
@@ -5411,7 +5411,7 @@
         <w:keepNext/>
         <w:numPr>
           <w:ilvl w:val="0"/>
-          <w:numId w:val="771"/>
+          <w:numId w:val="783"/>
         </w:numPr>
         <w:spacing w:after="40" w:before="40"/>
       </w:pPr>
@@ -8794,7 +8794,7 @@
                 <w:sz w:val="18"/>
                 <w:rFonts w:eastAsia="맑은 고딕"/>
               </w:rPr>
-              <w:t>만족도 설문 발송 + 사후관리 단계별 교육 콘텐츠 발송 + «방문 전» 케이던스(소견 D+3·14·30 안부 메일·무응답 코디 알림, 2026-09-06)</w:t>
+              <w:t>만족도 설문 발송 + 사후관리 단계별 교육 콘텐츠 발송 + «방문 전» 케이던스(소견 D+3·14·30 안부 메일·무응답 코디 알림 — 2026-09-06 구현, PO 보류로 기본 꺼짐)</w:t>
             </w:r>
           </w:p>
         </w:tc>
@@ -10586,7 +10586,7 @@
                 <w:sz w:val="18"/>
                 <w:rFonts w:eastAsia="맑은 고딕"/>
               </w:rPr>
-              <w:t>유치 확정 환자가 없어 치료 후 케이던스는 견본으로만 동작 확인. «방문 전» 케이던스(소견 뒤 D+3·14·30)는 2026-09-06 도입 — 첫 실행이 실환자 2명에게 나간다</w:t>
+              <w:t>유치 확정 환자가 없어 치료 후 케이던스는 견본으로만 동작 확인. «방문 전» 케이던스(소견 뒤 D+3·14·30)는 2026-09-06 구현했으나 **PO 가 실환자 자동 메일을 보류**(기본 꺼짐, env 로 켬)</w:t>
             </w:r>
           </w:p>
         </w:tc>
@@ -16065,6 +16065,78 @@
       <w:startOverride w:val="1"/>
     </w:lvlOverride>
   </w:num>
+  <w:num w:numId="772">
+    <w:abstractNumId w:val="2"/>
+    <w:lvlOverride w:ilvl="0">
+      <w:startOverride w:val="1"/>
+    </w:lvlOverride>
+  </w:num>
+  <w:num w:numId="773">
+    <w:abstractNumId w:val="2"/>
+    <w:lvlOverride w:ilvl="0">
+      <w:startOverride w:val="1"/>
+    </w:lvlOverride>
+  </w:num>
+  <w:num w:numId="774">
+    <w:abstractNumId w:val="2"/>
+    <w:lvlOverride w:ilvl="0">
+      <w:startOverride w:val="1"/>
+    </w:lvlOverride>
+  </w:num>
+  <w:num w:numId="775">
+    <w:abstractNumId w:val="2"/>
+    <w:lvlOverride w:ilvl="0">
+      <w:startOverride w:val="1"/>
+    </w:lvlOverride>
+  </w:num>
+  <w:num w:numId="776">
+    <w:abstractNumId w:val="2"/>
+    <w:lvlOverride w:ilvl="0">
+      <w:startOverride w:val="1"/>
+    </w:lvlOverride>
+  </w:num>
+  <w:num w:numId="777">
+    <w:abstractNumId w:val="3"/>
+    <w:lvlOverride w:ilvl="0">
+      <w:startOverride w:val="1"/>
+    </w:lvlOverride>
+  </w:num>
+  <w:num w:numId="778">
+    <w:abstractNumId w:val="2"/>
+    <w:lvlOverride w:ilvl="0">
+      <w:startOverride w:val="1"/>
+    </w:lvlOverride>
+  </w:num>
+  <w:num w:numId="779">
+    <w:abstractNumId w:val="2"/>
+    <w:lvlOverride w:ilvl="0">
+      <w:startOverride w:val="1"/>
+    </w:lvlOverride>
+  </w:num>
+  <w:num w:numId="780">
+    <w:abstractNumId w:val="2"/>
+    <w:lvlOverride w:ilvl="0">
+      <w:startOverride w:val="1"/>
+    </w:lvlOverride>
+  </w:num>
+  <w:num w:numId="781">
+    <w:abstractNumId w:val="2"/>
+    <w:lvlOverride w:ilvl="0">
+      <w:startOverride w:val="1"/>
+    </w:lvlOverride>
+  </w:num>
+  <w:num w:numId="782">
+    <w:abstractNumId w:val="2"/>
+    <w:lvlOverride w:ilvl="0">
+      <w:startOverride w:val="1"/>
+    </w:lvlOverride>
+  </w:num>
+  <w:num w:numId="783">
+    <w:abstractNumId w:val="3"/>
+    <w:lvlOverride w:ilvl="0">
+      <w:startOverride w:val="1"/>
+    </w:lvlOverride>
+  </w:num>
 </w:numbering>
 </file>
 
